--- a/06-cloud-and-technology-risk/Cloud_Security_and_Compliance/Espanol/Cloud_Security_and_Cloud_Compliance_Practical_Manager_and_Junior_Analyst_Manual_Espanol_v1.0.docx
+++ b/06-cloud-and-technology-risk/Cloud_Security_and_Compliance/Espanol/Cloud_Security_and_Cloud_Compliance_Practical_Manager_and_Junior_Analyst_Manual_Espanol_v1.0.docx
@@ -2,32 +2,6 @@
 <file path=word/document.xml><?xml version="1.0" encoding="utf-8"?>
 <w:document xmlns:w="http://schemas.openxmlformats.org/wordprocessingml/2006/main" xmlns:m="http://schemas.openxmlformats.org/officeDocument/2006/math" xmlns:r="http://schemas.openxmlformats.org/officeDocument/2006/relationships" xmlns:o="urn:schemas-microsoft-com:office:office" xmlns:v="urn:schemas-microsoft-com:vml" xmlns:w10="urn:schemas-microsoft-com:office:word" xmlns:a="http://schemas.openxmlformats.org/drawingml/2006/main" xmlns:pic="http://schemas.openxmlformats.org/drawingml/2006/picture" xmlns:wp="http://schemas.openxmlformats.org/drawingml/2006/wordprocessingDrawing">
   <w:body>
-    <w:sdt>
-      <w:sdtPr>
-        <w:docPartObj>
-          <w:docPartGallery w:val="Table of Contents"/>
-          <w:docPartUnique/>
-        </w:docPartObj>
-      </w:sdtPr>
-      <w:sdtContent>
-        <w:p>
-          <w:pPr>
-            <w:pStyle w:val="TOCHeading"/>
-          </w:pPr>
-          <w:r>
-            <w:t xml:space="preserve">Table of Contents</w:t>
-          </w:r>
-        </w:p>
-        <w:p>
-          <w:r>
-            <w:fldChar w:fldCharType="begin" w:dirty="true"/>
-            <w:instrText xml:space="preserve">TOC \o "1-3" \h \z \u</w:instrText>
-            <w:fldChar w:fldCharType="separate"/>
-            <w:fldChar w:fldCharType="end"/>
-          </w:r>
-        </w:p>
-      </w:sdtContent>
-    </w:sdt>
     <w:p>
       <w:pPr>
         <w:pStyle w:val="BlockText"/>

--- a/06-cloud-and-technology-risk/Cloud_Security_and_Compliance/Espanol/Cloud_Security_and_Cloud_Compliance_Practical_Manager_and_Junior_Analyst_Manual_Espanol_v1.0.docx
+++ b/06-cloud-and-technology-risk/Cloud_Security_and_Compliance/Espanol/Cloud_Security_and_Cloud_Compliance_Practical_Manager_and_Junior_Analyst_Manual_Espanol_v1.0.docx
@@ -2,6 +2,32 @@
 <file path=word/document.xml><?xml version="1.0" encoding="utf-8"?>
 <w:document xmlns:w="http://schemas.openxmlformats.org/wordprocessingml/2006/main" xmlns:m="http://schemas.openxmlformats.org/officeDocument/2006/math" xmlns:r="http://schemas.openxmlformats.org/officeDocument/2006/relationships" xmlns:o="urn:schemas-microsoft-com:office:office" xmlns:v="urn:schemas-microsoft-com:vml" xmlns:w10="urn:schemas-microsoft-com:office:word" xmlns:a="http://schemas.openxmlformats.org/drawingml/2006/main" xmlns:pic="http://schemas.openxmlformats.org/drawingml/2006/picture" xmlns:wp="http://schemas.openxmlformats.org/drawingml/2006/wordprocessingDrawing">
   <w:body>
+    <w:sdt>
+      <w:sdtPr>
+        <w:docPartObj>
+          <w:docPartGallery w:val="Table of Contents"/>
+          <w:docPartUnique/>
+        </w:docPartObj>
+      </w:sdtPr>
+      <w:sdtContent>
+        <w:p>
+          <w:pPr>
+            <w:pStyle w:val="TOCHeading"/>
+          </w:pPr>
+          <w:r>
+            <w:t xml:space="preserve">Table of Contents</w:t>
+          </w:r>
+        </w:p>
+        <w:p>
+          <w:r>
+            <w:fldChar w:fldCharType="begin" w:dirty="true"/>
+            <w:instrText xml:space="preserve">TOC \o "1-3" \h \z \u</w:instrText>
+            <w:fldChar w:fldCharType="separate"/>
+            <w:fldChar w:fldCharType="end"/>
+          </w:r>
+        </w:p>
+      </w:sdtContent>
+    </w:sdt>
     <w:p>
       <w:pPr>
         <w:pStyle w:val="BlockText"/>

--- a/06-cloud-and-technology-risk/Cloud_Security_and_Compliance/Espanol/Cloud_Security_and_Cloud_Compliance_Practical_Manager_and_Junior_Analyst_Manual_Espanol_v1.0.docx
+++ b/06-cloud-and-technology-risk/Cloud_Security_and_Compliance/Espanol/Cloud_Security_and_Cloud_Compliance_Practical_Manager_and_Junior_Analyst_Manual_Espanol_v1.0.docx
@@ -34,8 +34,8 @@
       </w:pPr>
       <w:r>
         <w:rPr>
+          <w:b/>
           <w:bCs/>
-          <w:b/>
         </w:rPr>
         <w:t xml:space="preserve">Estado de revisión:</w:t>
       </w:r>
@@ -52,8 +52,8 @@
       </w:pPr>
       <w:r>
         <w:rPr>
+          <w:b/>
           <w:bCs/>
-          <w:b/>
         </w:rPr>
         <w:t xml:space="preserve">Seguridad de la seguridad</w:t>
       </w:r>
@@ -86,8 +86,8 @@
       </w:r>
       <w:r>
         <w:rPr>
+          <w:b/>
           <w:bCs/>
-          <w:b/>
         </w:rPr>
         <w:t xml:space="preserve">Lo que este manual hace:</w:t>
       </w:r>
@@ -95,13 +95,13 @@
         <w:t xml:space="preserve"> </w:t>
       </w:r>
       <w:r>
-        <w:t xml:space="preserve">Explica la gobernanza segura de la nube, arquitectura, identidad, redes, datos, cargas de trabajo, aplicaciones, Kubernetes, SaaS, monitoreo, resiliencia, pruebas de evidencia, CSA CCM v4.1, herramientas de código abierto, decisiones de gestión y trabajo analista orientado al trabajo. Silencio</w:t>
-      </w:r>
-      <w:r>
-        <w:t xml:space="preserve"> </w:t>
-      </w:r>
-      <w:r>
-        <w:t xml:space="preserve">Silencio.</w:t>
+        <w:t xml:space="preserve">Explica la gobernanza segura de la nube, arquitectura, identidad, redes, datos, cargas de trabajo, aplicaciones, Kubernetes, SaaS, monitoreo, resiliencia, pruebas de evidencia, CSA CCM v4.1, herramientas de código abierto, decisiones de gestión y trabajo analista orientado al trabajo. |</w:t>
+      </w:r>
+      <w:r>
+        <w:t xml:space="preserve"> </w:t>
+      </w:r>
+      <w:r>
+        <w:t xml:space="preserve">|. |</w:t>
       </w:r>
     </w:p>
     <w:p>
@@ -110,8 +110,8 @@
       </w:pPr>
       <w:r>
         <w:rPr>
+          <w:b/>
           <w:bCs/>
-          <w:b/>
         </w:rPr>
         <w:t xml:space="preserve">Alberto (Al) Leiva</w:t>
       </w:r>
@@ -124,7 +124,7 @@
         <w:t xml:space="preserve">Primera edición • Julio 2026</w:t>
       </w:r>
     </w:p>
-    <w:bookmarkStart w:id="21" w:name="prefacio"/>
+    <w:bookmarkStart w:id="10" w:name="prefacio"/>
     <w:p>
       <w:pPr>
         <w:pStyle w:val="Heading1"/>
@@ -154,16 +154,18 @@
         <w:pStyle w:val="BodyText"/>
       </w:pPr>
       <w:r>
-        <w:t xml:space="preserve">Silencio ** Nota de información actual:** Verificado 14 de julio de 2026. CSA Cloud Controls Matrix v4.1 es la última versión CCM/CAIQ, emitida en enero de 2026, con 207 objetivos de control en 17 dominios. Recursos actuales de CISA SCuBA, guía de nube NIST, CIS Se incorporan criterios de referencia y prácticas neutrales de proveedores.</w:t>
-      </w:r>
-      <w:r>
-        <w:t xml:space="preserve"> </w:t>
-      </w:r>
-      <w:r>
-        <w:t xml:space="preserve">Silencio.</w:t>
-      </w:r>
-    </w:p>
-    <w:bookmarkStart w:id="20" w:name="cómo-usar-este-manual"/>
+        <w:t xml:space="preserve">** Nota de información actual:** Verificado 14 de julio de 2026. CSA Cloud Controls Matrix v4.1 es la última versión CCM/CAIQ, emitida en enero de 2026, con 207 objetivos de control en 17 dominios. Recursos actuales de CISA SCuBA, guía de nube NIST, CIS Se incorporan criterios de referencia y prácticas neutrales de proveedores. |</w:t>
+      </w:r>
+    </w:p>
+    <w:p>
+      <w:pPr>
+        <w:pStyle w:val="BodyText"/>
+      </w:pPr>
+      <w:r>
+        <w:t xml:space="preserve">|. |</w:t>
+      </w:r>
+    </w:p>
+    <w:bookmarkStart w:id="9" w:name="cómo-usar-este-manual"/>
     <w:p>
       <w:pPr>
         <w:pStyle w:val="Heading2"/>
@@ -227,9 +229,9 @@
         <w:t xml:space="preserve">Adapte cada control y prueba al proveedor seleccionado, servicio, región, arquitectura, datos y responsabilidad del cliente.</w:t>
       </w:r>
     </w:p>
-    <w:bookmarkEnd w:id="20"/>
-    <w:bookmarkEnd w:id="21"/>
-    <w:bookmarkStart w:id="22" w:name="tabla-de-contenidos"/>
+    <w:bookmarkEnd w:id="9"/>
+    <w:bookmarkEnd w:id="10"/>
+    <w:bookmarkStart w:id="11" w:name="tabla-de-contenidos"/>
     <w:p>
       <w:pPr>
         <w:pStyle w:val="Heading1"/>
@@ -1624,15 +1626,9 @@
         <w:pStyle w:val="BodyText"/>
       </w:pPr>
       <w:r>
-        <w:t xml:space="preserve">Silencio</w:t>
-      </w:r>
-      <w:r>
-        <w:t xml:space="preserve"> </w:t>
-      </w:r>
-      <w:r>
         <w:rPr>
+          <w:b/>
           <w:bCs/>
-          <w:b/>
         </w:rPr>
         <w:t xml:space="preserve">Capítulo</w:t>
       </w:r>
@@ -1640,19 +1636,27 @@
         <w:t xml:space="preserve"> </w:t>
       </w:r>
       <w:r>
-        <w:t xml:space="preserve">Silencio… ————- La vida–</w:t>
-      </w:r>
-      <w:r>
-        <w:t xml:space="preserve"> </w:t>
-      </w:r>
-      <w:r>
-        <w:t xml:space="preserve">Silencio 1 Silencio Fundaciones de Seguridad en la Nube</w:t>
-      </w:r>
-      <w:r>
-        <w:t xml:space="preserve"> </w:t>
-      </w:r>
-      <w:r>
-        <w:t xml:space="preserve">Silencio 2 Modelos de Servicio Permanente y Responsabilidad Compartida</w:t>
+        <w:t xml:space="preserve">|</w:t>
+      </w:r>
+    </w:p>
+    <w:p>
+      <w:pPr>
+        <w:pStyle w:val="BodyText"/>
+      </w:pPr>
+      <w:r>
+        <w:t xml:space="preserve">|… ————- La vida– |</w:t>
+      </w:r>
+      <w:r>
+        <w:t xml:space="preserve"> </w:t>
+      </w:r>
+      <w:r>
+        <w:t xml:space="preserve">| 1 | Fundaciones de Seguridad en la Nube</w:t>
+      </w:r>
+      <w:r>
+        <w:t xml:space="preserve"> </w:t>
+      </w:r>
+      <w:r>
+        <w:t xml:space="preserve">| 2 Modelos de Servicio Permanente y Responsabilidad Compartida |</w:t>
       </w:r>
       <w:r>
         <w:t xml:space="preserve"> </w:t>
@@ -1664,7 +1668,7 @@
         <w:t xml:space="preserve"> </w:t>
       </w:r>
       <w:r>
-        <w:t xml:space="preserve">Silencio 4 Silencio Inventario, Cuentas, Suscripciones y Propiedad TENED 8 TENIDO</w:t>
+        <w:t xml:space="preserve">| 4 | Inventario, Cuentas, Suscripciones y Propiedad TENED 8 |</w:t>
       </w:r>
       <w:r>
         <w:t xml:space="preserve"> </w:t>
@@ -1676,25 +1680,25 @@
         <w:t xml:space="preserve"> </w:t>
       </w:r>
       <w:r>
-        <w:t xml:space="preserve">Silencio 6 Silenciosos Identidad y Acceso Privilegiado</w:t>
-      </w:r>
-      <w:r>
-        <w:t xml:space="preserve"> </w:t>
-      </w:r>
-      <w:r>
-        <w:t xml:space="preserve">Silencio 7 Silencio Red y Seguridad de la Conectividad</w:t>
-      </w:r>
-      <w:r>
-        <w:t xml:space="preserve"> </w:t>
-      </w:r>
-      <w:r>
-        <w:t xml:space="preserve">Silencio 8 Silencio Seguridad y privacidad de los datos</w:t>
-      </w:r>
-      <w:r>
-        <w:t xml:space="preserve"> </w:t>
-      </w:r>
-      <w:r>
-        <w:t xml:space="preserve">TEN 9 TENIDO Encriptación, Claves, Certificados y Secretos TENIDO 13 TENIDO</w:t>
+        <w:t xml:space="preserve">| 6 Silenciosos Identidad y Acceso Privilegiado |</w:t>
+      </w:r>
+      <w:r>
+        <w:t xml:space="preserve"> </w:t>
+      </w:r>
+      <w:r>
+        <w:t xml:space="preserve">| 7 | Red y Seguridad de la Conectividad</w:t>
+      </w:r>
+      <w:r>
+        <w:t xml:space="preserve"> </w:t>
+      </w:r>
+      <w:r>
+        <w:t xml:space="preserve">| 8 | Seguridad y privacidad de los datos</w:t>
+      </w:r>
+      <w:r>
+        <w:t xml:space="preserve"> </w:t>
+      </w:r>
+      <w:r>
+        <w:t xml:space="preserve">TEN 9 | Encriptación, Claves, Certificados y Secretos | 13 |</w:t>
       </w:r>
       <w:r>
         <w:t xml:space="preserve"> </w:t>
@@ -1712,25 +1716,25 @@
         <w:t xml:space="preserve"> </w:t>
       </w:r>
       <w:r>
-        <w:t xml:space="preserve">TEN 12 TENIDO Compute, Storage, Database, and Endpoint Security</w:t>
-      </w:r>
-      <w:r>
-        <w:t xml:space="preserve"> </w:t>
-      </w:r>
-      <w:r>
-        <w:t xml:space="preserve">Silencio 13 Silencio Seguridad de la Aplicación y DevSecOps</w:t>
-      </w:r>
-      <w:r>
-        <w:t xml:space="preserve"> </w:t>
-      </w:r>
-      <w:r>
-        <w:t xml:space="preserve">TENIDO 14 TENIDO Infraestructura como Código y Política como Código</w:t>
-      </w:r>
-      <w:r>
-        <w:t xml:space="preserve"> </w:t>
-      </w:r>
-      <w:r>
-        <w:t xml:space="preserve">Silencio 15 Silencio Containers and Kubernetes Silencio 19</w:t>
+        <w:t xml:space="preserve">TEN 12 | Compute, Storage, Database, and Endpoint Security</w:t>
+      </w:r>
+      <w:r>
+        <w:t xml:space="preserve"> </w:t>
+      </w:r>
+      <w:r>
+        <w:t xml:space="preserve">| 13 | Seguridad de la Aplicación y DevSecOps</w:t>
+      </w:r>
+      <w:r>
+        <w:t xml:space="preserve"> </w:t>
+      </w:r>
+      <w:r>
+        <w:t xml:space="preserve">| 14 | Infraestructura como Código y Política como Código</w:t>
+      </w:r>
+      <w:r>
+        <w:t xml:space="preserve"> </w:t>
+      </w:r>
+      <w:r>
+        <w:t xml:space="preserve">| 15 | Containers and Kubernetes | 19</w:t>
       </w:r>
       <w:r>
         <w:t xml:space="preserve"> </w:t>
@@ -1742,25 +1746,25 @@
         <w:t xml:space="preserve"> </w:t>
       </w:r>
       <w:r>
-        <w:t xml:space="preserve">Silencio 17 Silencio SaaS Security and Business Applications Silencio 21 Silencio</w:t>
-      </w:r>
-      <w:r>
-        <w:t xml:space="preserve"> </w:t>
-      </w:r>
-      <w:r>
-        <w:t xml:space="preserve">Silencio 18 ← Multi-Cloud, nube híbrida y Portabilidad Silencioso 22 Silencio</w:t>
-      </w:r>
-      <w:r>
-        <w:t xml:space="preserve"> </w:t>
-      </w:r>
-      <w:r>
-        <w:t xml:space="preserve">Silencio, Resiliencia y Recuperación de Desastres</w:t>
-      </w:r>
-      <w:r>
-        <w:t xml:space="preserve"> </w:t>
-      </w:r>
-      <w:r>
-        <w:t xml:space="preserve">Silencio 20 Silencio Cloud Incident Response and Forensics</w:t>
+        <w:t xml:space="preserve">| 17 | SaaS Security and Business Applications | 21 |</w:t>
+      </w:r>
+      <w:r>
+        <w:t xml:space="preserve"> </w:t>
+      </w:r>
+      <w:r>
+        <w:t xml:space="preserve">| 18 ← Multi-Cloud, nube híbrida y Portabilidad Silencioso 22 |</w:t>
+      </w:r>
+      <w:r>
+        <w:t xml:space="preserve"> </w:t>
+      </w:r>
+      <w:r>
+        <w:t xml:space="preserve">|, Resiliencia y Recuperación de Desastres |</w:t>
+      </w:r>
+      <w:r>
+        <w:t xml:space="preserve"> </w:t>
+      </w:r>
+      <w:r>
+        <w:t xml:space="preserve">| 20 | Cloud Incident Response and Forensics</w:t>
       </w:r>
       <w:r>
         <w:t xml:space="preserve"> </w:t>
@@ -1772,13 +1776,13 @@
         <w:t xml:space="preserve"> </w:t>
       </w:r>
       <w:r>
-        <w:t xml:space="preserve">Silencio 22 Silencio CSA Cloud Controls Matrix v4.1 Domains TEN 27 TEN</w:t>
-      </w:r>
-      <w:r>
-        <w:t xml:space="preserve"> </w:t>
-      </w:r>
-      <w:r>
-        <w:t xml:space="preserve">Silencioso 23 Silencio en la Nube Assurance and Provider Evidence</w:t>
+        <w:t xml:space="preserve">| 22 | CSA Cloud Controls Matrix v4.1 Domains TEN 27 |</w:t>
+      </w:r>
+      <w:r>
+        <w:t xml:space="preserve"> </w:t>
+      </w:r>
+      <w:r>
+        <w:t xml:space="preserve">Silencioso 23 | en la Nube Assurance and Provider Evidence</w:t>
       </w:r>
       <w:r>
         <w:t xml:space="preserve"> </w:t>
@@ -1790,13 +1794,13 @@
         <w:t xml:space="preserve"> </w:t>
       </w:r>
       <w:r>
-        <w:t xml:space="preserve">tención 25 Silencio AI Services and Emerging Cloud Risk tención 31 Silencio</w:t>
-      </w:r>
-      <w:r>
-        <w:t xml:space="preserve"> </w:t>
-      </w:r>
-      <w:r>
-        <w:t xml:space="preserve">Silencio 26 Silencio Open-Source Herramientas Silencio 32 Silencio</w:t>
+        <w:t xml:space="preserve">tención 25 | AI Services and Emerging Cloud Risk tención 31 |</w:t>
+      </w:r>
+      <w:r>
+        <w:t xml:space="preserve"> </w:t>
+      </w:r>
+      <w:r>
+        <w:t xml:space="preserve">| 26 | Open-Source Herramientas | 32 |</w:t>
       </w:r>
       <w:r>
         <w:t xml:space="preserve"> </w:t>
@@ -1808,23 +1812,23 @@
         <w:t xml:space="preserve"> </w:t>
       </w:r>
       <w:r>
-        <w:t xml:space="preserve">Silencio 28 Silencio Junior Analyst Guía de Carreras</w:t>
-      </w:r>
-      <w:r>
-        <w:t xml:space="preserve"> </w:t>
-      </w:r>
-      <w:r>
-        <w:t xml:space="preserve">Silencio 29 Silencio Fictional Laboratory, Treinta Días Plan, y Preparación de Entrevista</w:t>
-      </w:r>
-      <w:r>
-        <w:t xml:space="preserve"> </w:t>
-      </w:r>
-      <w:r>
-        <w:t xml:space="preserve">TENIDO 30 TENIDOS Plantillas, Glosario, Índice y Referencias TENIDO 43 TENIDO</w:t>
-      </w:r>
-    </w:p>
-    <w:bookmarkEnd w:id="22"/>
-    <w:bookmarkStart w:id="24" w:name="cloud-security-foundations"/>
+        <w:t xml:space="preserve">| 28 | Junior Analyst Guía de Carreras</w:t>
+      </w:r>
+      <w:r>
+        <w:t xml:space="preserve"> </w:t>
+      </w:r>
+      <w:r>
+        <w:t xml:space="preserve">| 29 | Fictional Laboratory, Treinta Días Plan, y Preparación de Entrevista</w:t>
+      </w:r>
+      <w:r>
+        <w:t xml:space="preserve"> </w:t>
+      </w:r>
+      <w:r>
+        <w:t xml:space="preserve">| 30 TENIDOS Plantillas, Glosario, Índice y Referencias | 43 |</w:t>
+      </w:r>
+    </w:p>
+    <w:bookmarkEnd w:id="11"/>
+    <w:bookmarkStart w:id="13" w:name="cloud-security-foundations"/>
     <w:p>
       <w:pPr>
         <w:pStyle w:val="Heading1"/>
@@ -1839,13 +1843,13 @@
       </w:pPr>
       <w:r>
         <w:rPr>
+          <w:i/>
           <w:iCs/>
-          <w:i/>
         </w:rPr>
         <w:t xml:space="preserve">La seguridad de la nube protege rápidamente el cambio de tecnología compartida, identidades, datos, aplicaciones y servicios.</w:t>
       </w:r>
     </w:p>
-    <w:bookmarkStart w:id="23" w:name="nist-características-esenciales"/>
+    <w:bookmarkStart w:id="12" w:name="nist-características-esenciales"/>
     <w:p>
       <w:pPr>
         <w:pStyle w:val="Heading2"/>
@@ -1914,79 +1918,75 @@
         <w:pStyle w:val="FirstParagraph"/>
       </w:pPr>
       <w:r>
-        <w:t xml:space="preserve">Silencio</w:t>
-      </w:r>
-      <w:r>
-        <w:t xml:space="preserve"> </w:t>
-      </w:r>
-      <w:r>
         <w:rPr>
+          <w:b/>
           <w:bCs/>
+        </w:rPr>
+        <w:t xml:space="preserve">Implementación</w:t>
+      </w:r>
+      <w:r>
+        <w:t xml:space="preserve"> </w:t>
+      </w:r>
+      <w:r>
+        <w:t xml:space="preserve">|</w:t>
+      </w:r>
+      <w:r>
+        <w:t xml:space="preserve"> </w:t>
+      </w:r>
+      <w:r>
+        <w:rPr>
           <w:b/>
+          <w:bCs/>
         </w:rPr>
-        <w:t xml:space="preserve">Deployment</w:t>
-      </w:r>
-      <w:r>
-        <w:t xml:space="preserve"> </w:t>
-      </w:r>
-      <w:r>
-        <w:t xml:space="preserve">Silencio</w:t>
+        <w:t xml:space="preserve">Significado claro</w:t>
+      </w:r>
+    </w:p>
+    <w:p>
+      <w:pPr>
+        <w:pStyle w:val="BodyText"/>
+      </w:pPr>
+      <w:r>
+        <w:t xml:space="preserve">|. |</w:t>
+      </w:r>
+      <w:r>
+        <w:t xml:space="preserve"> </w:t>
+      </w:r>
+      <w:r>
+        <w:t xml:space="preserve">Ø Nube pública ← Infraestructura de proveedores compartidos entre clientes con aislamiento lógico ← Configuración de inquilinos, identidad, datos, aseguramiento de proveedores</w:t>
+      </w:r>
+      <w:r>
+        <w:t xml:space="preserve"> </w:t>
+      </w:r>
+      <w:r>
+        <w:t xml:space="preserve">| Nube privada | Capacidad de la nube dedicada a una organización | Organización opera más responsabilidad de infraestructura</w:t>
+      </w:r>
+      <w:r>
+        <w:t xml:space="preserve"> </w:t>
+      </w:r>
+      <w:r>
+        <w:t xml:space="preserve">TEN Comunidad nube | Compartido por organizaciones con necesidades comunes</w:t>
+      </w:r>
+      <w:r>
+        <w:t xml:space="preserve"> </w:t>
+      </w:r>
+      <w:r>
+        <w:t xml:space="preserve">← Nube híbrida ← Conectó distintos entornos de nube ANTERIED Identidad, datos, red, política, monitoreo, portabilidad</w:t>
+      </w:r>
+    </w:p>
+    <w:p>
+      <w:pPr>
+        <w:pStyle w:val="BodyText"/>
+      </w:pPr>
+      <w:r>
+        <w:t xml:space="preserve">TEN</w:t>
       </w:r>
       <w:r>
         <w:t xml:space="preserve"> </w:t>
       </w:r>
       <w:r>
         <w:rPr>
+          <w:b/>
           <w:bCs/>
-          <w:b/>
-        </w:rPr>
-        <w:t xml:space="preserve">Plain meaning</w:t>
-      </w:r>
-      <w:r>
-        <w:t xml:space="preserve"> </w:t>
-      </w:r>
-      <w:r>
-        <w:t xml:space="preserve">Silencio.</w:t>
-      </w:r>
-      <w:r>
-        <w:t xml:space="preserve"> </w:t>
-      </w:r>
-      <w:r>
-        <w:t xml:space="preserve">Ø Nube pública ← Infraestructura de proveedores compartidos entre clientes con aislamiento lógico ← Configuración de inquilinos, identidad, datos, aseguramiento de proveedores</w:t>
-      </w:r>
-      <w:r>
-        <w:t xml:space="preserve"> </w:t>
-      </w:r>
-      <w:r>
-        <w:t xml:space="preserve">Silencio Nube privada Silencio Capacidad de la nube dedicada a una organización Silencio Organización opera más responsabilidad de infraestructura</w:t>
-      </w:r>
-      <w:r>
-        <w:t xml:space="preserve"> </w:t>
-      </w:r>
-      <w:r>
-        <w:t xml:space="preserve">TEN Comunidad nube TENIDO Compartido por organizaciones con necesidades comunes</w:t>
-      </w:r>
-      <w:r>
-        <w:t xml:space="preserve"> </w:t>
-      </w:r>
-      <w:r>
-        <w:t xml:space="preserve">← Nube híbrida ← Conectó distintos entornos de nube ANTERIED Identidad, datos, red, política, monitoreo, portabilidad</w:t>
-      </w:r>
-    </w:p>
-    <w:p>
-      <w:pPr>
-        <w:pStyle w:val="BodyText"/>
-      </w:pPr>
-      <w:r>
-        <w:t xml:space="preserve">TEN</w:t>
-      </w:r>
-      <w:r>
-        <w:t xml:space="preserve"> </w:t>
-      </w:r>
-      <w:r>
-        <w:rPr>
-          <w:bCs/>
-          <w:b/>
         </w:rPr>
         <w:t xml:space="preserve">Cloud no es igual de seguro por defecto:</w:t>
       </w:r>
@@ -2000,12 +2000,12 @@
         <w:t xml:space="preserve"> </w:t>
       </w:r>
       <w:r>
-        <w:t xml:space="preserve">Silencio.</w:t>
-      </w:r>
-    </w:p>
-    <w:bookmarkEnd w:id="23"/>
-    <w:bookmarkEnd w:id="24"/>
-    <w:bookmarkStart w:id="27" w:name="X4cfc046275579addc469536e2c6a693e31a2d60"/>
+        <w:t xml:space="preserve">|. |</w:t>
+      </w:r>
+    </w:p>
+    <w:bookmarkEnd w:id="12"/>
+    <w:bookmarkEnd w:id="13"/>
+    <w:bookmarkStart w:id="16" w:name="X4cfc046275579addc469536e2c6a693e31a2d60"/>
     <w:p>
       <w:pPr>
         <w:pStyle w:val="Heading1"/>
@@ -2020,8 +2020,8 @@
       </w:pPr>
       <w:r>
         <w:rPr>
+          <w:i/>
           <w:iCs/>
-          <w:i/>
         </w:rPr>
         <w:t xml:space="preserve">El proveedor y el cliente dividen la responsabilidad de manera diferente en IaaS, PaaS y SaaS.</w:t>
       </w:r>
@@ -2034,13 +2034,7 @@
         <w:t xml:space="preserve">יimg src=</w:t>
       </w:r>
       <w:r>
-        <w:t xml:space="preserve">“</w:t>
-      </w:r>
-      <w:r>
-        <w:t xml:space="preserve">media/image1.png</w:t>
-      </w:r>
-      <w:r>
-        <w:t xml:space="preserve">”</w:t>
+        <w:t xml:space="preserve">“media/image1.png”</w:t>
       </w:r>
       <w:r>
         <w:t xml:space="preserve"> </w:t>
@@ -2049,13 +2043,7 @@
         <w:t xml:space="preserve">style=</w:t>
       </w:r>
       <w:r>
-        <w:t xml:space="preserve">“</w:t>
-      </w:r>
-      <w:r>
-        <w:t xml:space="preserve">width:6.15in;height:3.39605in</w:t>
-      </w:r>
-      <w:r>
-        <w:t xml:space="preserve">”</w:t>
+        <w:t xml:space="preserve">“width:6.15in;height:3.39605in”</w:t>
       </w:r>
       <w:r>
         <w:t xml:space="preserve"> </w:t>
@@ -2064,13 +2052,7 @@
         <w:t xml:space="preserve">alt=</w:t>
       </w:r>
       <w:r>
-        <w:t xml:space="preserve">“</w:t>
-      </w:r>
-      <w:r>
-        <w:t xml:space="preserve">Siempre confirman la documentación y el contrato de servicio exactos; los diagramas son puntos de partida simplificados</w:t>
-      </w:r>
-      <w:r>
-        <w:t xml:space="preserve">”</w:t>
+        <w:t xml:space="preserve">“Siempre confirman la documentación y el contrato de servicio exactos; los diagramas son puntos de partida simplificados”</w:t>
       </w:r>
       <w:r>
         <w:t xml:space="preserve">.</w:t>
@@ -2089,15 +2071,9 @@
         <w:pStyle w:val="BodyText"/>
       </w:pPr>
       <w:r>
-        <w:t xml:space="preserve">Silencio</w:t>
-      </w:r>
-      <w:r>
-        <w:t xml:space="preserve"> </w:t>
-      </w:r>
-      <w:r>
         <w:rPr>
+          <w:b/>
           <w:bCs/>
-          <w:b/>
         </w:rPr>
         <w:t xml:space="preserve">Modelo</w:t>
       </w:r>
@@ -2105,21 +2081,23 @@
         <w:t xml:space="preserve"> </w:t>
       </w:r>
       <w:r>
-        <w:t xml:space="preserve">Silencio ** Proveedor generalmente opera** Silencio</w:t>
+        <w:t xml:space="preserve">| ** Proveedor generalmente opera** |</w:t>
       </w:r>
       <w:r>
         <w:t xml:space="preserve"> </w:t>
       </w:r>
       <w:r>
         <w:rPr>
+          <w:b/>
           <w:bCs/>
-          <w:b/>
         </w:rPr>
         <w:t xml:space="preserve">El cliente generalmente opera</w:t>
       </w:r>
-      <w:r>
-        <w:t xml:space="preserve"> </w:t>
-      </w:r>
+    </w:p>
+    <w:p>
+      <w:pPr>
+        <w:pStyle w:val="BodyText"/>
+      </w:pPr>
       <w:r>
         <w:t xml:space="preserve">La vida eterna——————————————————————————————————————————————</w:t>
       </w:r>
@@ -2133,13 +2111,13 @@
         <w:t xml:space="preserve"> </w:t>
       </w:r>
       <w:r>
-        <w:t xml:space="preserve">Silencio PaaS Silencio IaaaS más componentes gestionados de tiempo de ejecución / plataformas ← Aplicación, identidad, datos, configuración de servicio, integración, registro de archivos</w:t>
-      </w:r>
-      <w:r>
-        <w:t xml:space="preserve"> </w:t>
-      </w:r>
-      <w:r>
-        <w:t xml:space="preserve">Silencio SaaS Silencio Plataforma de aplicación e infraestructura subyacente Silencio Usuarios, roles, configuración de inquilinos, opciones de datos, integraciones, endpoints, monitorización</w:t>
+        <w:t xml:space="preserve">| PaaS | IaaaS más componentes gestionados de tiempo de ejecución / plataformas ← Aplicación, identidad, datos, configuración de servicio, integración, registro de archivos</w:t>
+      </w:r>
+      <w:r>
+        <w:t xml:space="preserve"> </w:t>
+      </w:r>
+      <w:r>
+        <w:t xml:space="preserve">| SaaS | Plataforma de aplicación e infraestructura subyacente | Usuarios, roles, configuración de inquilinos, opciones de datos, integraciones, endpoints, monitorización</w:t>
       </w:r>
       <w:r>
         <w:t xml:space="preserve"> </w:t>
@@ -2148,7 +2126,7 @@
         <w:t xml:space="preserve">TEN FaaS/serverless ANTE Infraestructura y ejecución gestionada plazo de ejecución TEN Código, dependencias, permisos, eventos, secretos, datos, configuración, observabilidad</w:t>
       </w:r>
     </w:p>
-    <w:bookmarkStart w:id="25" w:name="matriz-de-responsabilidad"/>
+    <w:bookmarkStart w:id="14" w:name="matriz-de-responsabilidad"/>
     <w:p>
       <w:pPr>
         <w:pStyle w:val="Heading2"/>
@@ -2192,11 +2170,11 @@
     </w:p>
     <w:p>
       <w:pPr>
+        <w:pStyle w:val="Compact"/>
         <w:numPr>
           <w:ilvl w:val="0"/>
           <w:numId w:val="1004"/>
         </w:numPr>
-        <w:pStyle w:val="Compact"/>
       </w:pPr>
       <w:r>
         <w:t xml:space="preserve">Gobernanza de la nube, estrategia y competencia de riesgo</w:t>
@@ -2208,14 +2186,14 @@
       </w:pPr>
       <w:r>
         <w:rPr>
+          <w:i/>
           <w:iCs/>
-          <w:i/>
         </w:rPr>
         <w:t xml:space="preserve">Los conjuntos de glovernance permitieron el uso de la nube, propiedad, arquitectura, vigilancia, riesgo y escalada.</w:t>
       </w:r>
     </w:p>
-    <w:bookmarkEnd w:id="25"/>
-    <w:bookmarkStart w:id="26" w:name="elementos-del-programa"/>
+    <w:bookmarkEnd w:id="14"/>
+    <w:bookmarkStart w:id="15" w:name="elementos-del-programa"/>
     <w:p>
       <w:pPr>
         <w:pStyle w:val="Heading2"/>
@@ -2290,102 +2268,118 @@
         <w:t xml:space="preserve">métricas, mejora continua, capacitación, coordinación de costos/seguridad y gestión de la deuda técnica.</w:t>
       </w:r>
     </w:p>
+    <w:tbl>
+      <w:tblPr>
+        <w:tblStyle w:val="Table"/>
+        <w:tblW w:type="pct" w:w="5000"/>
+        <w:tblLayout w:type="fixed"/>
+        <w:tblLook w:firstRow="1" w:lastRow="0" w:firstColumn="0" w:lastColumn="0" w:noHBand="0" w:noVBand="0" w:val="0020"/>
+      </w:tblPr>
+      <w:tblGrid>
+        <w:gridCol w:w="7920"/>
+      </w:tblGrid>
+      <w:tr>
+        <w:trPr>
+          <w:tblHeader w:val="on"/>
+        </w:trPr>
+        <w:tc>
+          <w:tcPr/>
+          <w:p>
+            <w:pPr>
+              <w:pStyle w:val="Compact"/>
+            </w:pPr>
+            <w:r>
+              <w:rPr>
+                <w:b/>
+                <w:bCs/>
+              </w:rPr>
+              <w:t xml:space="preserve">Rol</w:t>
+            </w:r>
+          </w:p>
+        </w:tc>
+      </w:tr>
+      <w:tr>
+        <w:tc>
+          <w:tcPr/>
+          <w:p>
+            <w:pPr>
+              <w:pStyle w:val="Compact"/>
+            </w:pPr>
+            <w:r>
+              <w:t xml:space="preserve">← Patrocinador ejecutivo</w:t>
+            </w:r>
+          </w:p>
+        </w:tc>
+      </w:tr>
+    </w:tbl>
+    <w:p>
+      <w:pPr>
+        <w:pStyle w:val="BodyText"/>
+      </w:pPr>
+      <w:r>
+        <w:t xml:space="preserve">equipo de la plataforma de nube ← Zonas de aterrizaje, servicios compartidos, vigilancias, operaciones</w:t>
+      </w:r>
+      <w:r>
+        <w:t xml:space="preserve"> </w:t>
+      </w:r>
+      <w:r>
+        <w:t xml:space="preserve">| Propietario de Workload | propósito de negocios, datos, configuración, riesgo, recuperación, costo</w:t>
+      </w:r>
+      <w:r>
+        <w:t xml:space="preserve"> </w:t>
+      </w:r>
+      <w:r>
+        <w:t xml:space="preserve">Requisitos, revisión de la arquitectura, monitoreo, evaluación, hallazgos</w:t>
+      </w:r>
+      <w:r>
+        <w:t xml:space="preserve"> </w:t>
+      </w:r>
+      <w:r>
+        <w:t xml:space="preserve">| Equipo de identidad | Federación, MFA, privilegio, identidades de servicio, ciclo de vida</w:t>
+      </w:r>
+      <w:r>
+        <w:t xml:space="preserve"> </w:t>
+      </w:r>
+      <w:r>
+        <w:t xml:space="preserve">| Privacidad / legal / adquisiciones | Funciones de datos, residencia, contrato, derechos, términos del proveedor |</w:t>
+      </w:r>
+      <w:r>
+        <w:t xml:space="preserve"> </w:t>
+      </w:r>
+      <w:r>
+        <w:t xml:space="preserve">← FinOps | Visibilidad de los costos, propiedad, desperdicios, compromiso y riesgos</w:t>
+      </w:r>
+      <w:r>
+        <w:t xml:space="preserve"> </w:t>
+      </w:r>
+      <w:r>
+        <w:t xml:space="preserve">tención Auditoría interna / evaluador</w:t>
+      </w:r>
+    </w:p>
+    <w:bookmarkEnd w:id="15"/>
+    <w:bookmarkEnd w:id="16"/>
+    <w:bookmarkStart w:id="19" w:name="X034f6d519dd0ab2cb052f667b385c410e66607f"/>
+    <w:p>
+      <w:pPr>
+        <w:pStyle w:val="Heading1"/>
+      </w:pPr>
+      <w:r>
+        <w:t xml:space="preserve">4. Inventario, cuentas, suscripciones y propiedad</w:t>
+      </w:r>
+    </w:p>
     <w:p>
       <w:pPr>
         <w:pStyle w:val="FirstParagraph"/>
       </w:pPr>
       <w:r>
-        <w:t xml:space="preserve">Silencio</w:t>
-      </w:r>
-      <w:r>
-        <w:t xml:space="preserve"> </w:t>
-      </w:r>
-      <w:r>
         <w:rPr>
-          <w:bCs/>
-          <w:b/>
-        </w:rPr>
-        <w:t xml:space="preserve">Role</w:t>
-      </w:r>
-      <w:r>
-        <w:t xml:space="preserve"> </w:t>
-      </w:r>
-      <w:r>
-        <w:t xml:space="preserve">Silencio—————————————————————————-</w:t>
-      </w:r>
-      <w:r>
-        <w:t xml:space="preserve"> </w:t>
-      </w:r>
-      <w:r>
-        <w:t xml:space="preserve">← Patrocinador ejecutivo Silencio Dirección, recursos, riesgo material, concentración de proveedores</w:t>
-      </w:r>
-      <w:r>
-        <w:t xml:space="preserve"> </w:t>
-      </w:r>
-      <w:r>
-        <w:t xml:space="preserve">equipo de la plataforma de nube ← Zonas de aterrizaje, servicios compartidos, vigilancias, operaciones</w:t>
-      </w:r>
-      <w:r>
-        <w:t xml:space="preserve"> </w:t>
-      </w:r>
-      <w:r>
-        <w:t xml:space="preserve">Silencio Propietario de Workload Silencio propósito de negocios, datos, configuración, riesgo, recuperación, costo</w:t>
-      </w:r>
-      <w:r>
-        <w:t xml:space="preserve"> </w:t>
-      </w:r>
-      <w:r>
-        <w:t xml:space="preserve">Requisitos, revisión de la arquitectura, monitoreo, evaluación, hallazgos</w:t>
-      </w:r>
-      <w:r>
-        <w:t xml:space="preserve"> </w:t>
-      </w:r>
-      <w:r>
-        <w:t xml:space="preserve">TENIDO Equipo de identidad TENIDO Federación, MFA, privilegio, identidades de servicio, ciclo de vida</w:t>
-      </w:r>
-      <w:r>
-        <w:t xml:space="preserve"> </w:t>
-      </w:r>
-      <w:r>
-        <w:t xml:space="preserve">Silencio Privacidad / legal / adquisiciones Silencio Funciones de datos, residencia, contrato, derechos, términos del proveedor Silencio</w:t>
-      </w:r>
-      <w:r>
-        <w:t xml:space="preserve"> </w:t>
-      </w:r>
-      <w:r>
-        <w:t xml:space="preserve">← FinOps Silencio Visibilidad de los costos, propiedad, desperdicios, compromiso y riesgos</w:t>
-      </w:r>
-      <w:r>
-        <w:t xml:space="preserve"> </w:t>
-      </w:r>
-      <w:r>
-        <w:t xml:space="preserve">tención Auditoría interna / evaluador</w:t>
-      </w:r>
-    </w:p>
-    <w:bookmarkEnd w:id="26"/>
-    <w:bookmarkEnd w:id="27"/>
-    <w:bookmarkStart w:id="30" w:name="X034f6d519dd0ab2cb052f667b385c410e66607f"/>
-    <w:p>
-      <w:pPr>
-        <w:pStyle w:val="Heading1"/>
-      </w:pPr>
-      <w:r>
-        <w:t xml:space="preserve">4. Inventario, cuentas, suscripciones y propiedad</w:t>
-      </w:r>
-    </w:p>
-    <w:p>
-      <w:pPr>
-        <w:pStyle w:val="FirstParagraph"/>
-      </w:pPr>
-      <w:r>
-        <w:rPr>
+          <w:i/>
           <w:iCs/>
-          <w:i/>
         </w:rPr>
         <w:t xml:space="preserve">Los recursos de nube desconocidos no pueden ser gobernados, protegidos, supervisados o retirados.</w:t>
       </w:r>
     </w:p>
-    <w:bookmarkStart w:id="28" w:name="inventario"/>
+    <w:bookmarkStart w:id="17" w:name="inventario"/>
     <w:p>
       <w:pPr>
         <w:pStyle w:val="Heading2"/>
@@ -2449,8 +2443,8 @@
         <w:t xml:space="preserve">Etiquetas/etiquetas para propietario, aplicación, medio ambiente, clase de datos, costo, crítica, nivel de recuperación, vencimiento y alcance de cumplimiento.</w:t>
       </w:r>
     </w:p>
-    <w:bookmarkEnd w:id="28"/>
-    <w:bookmarkStart w:id="29" w:name="reconciliación"/>
+    <w:bookmarkEnd w:id="17"/>
+    <w:bookmarkStart w:id="18" w:name="reconciliación"/>
     <w:p>
       <w:pPr>
         <w:pStyle w:val="Heading2"/>
@@ -2492,9 +2486,9 @@
         <w:t xml:space="preserve">Automatizar el descubrimiento pero mantener la revisión responsable del propietario y pruebas de descomposición.</w:t>
       </w:r>
     </w:p>
-    <w:bookmarkEnd w:id="29"/>
-    <w:bookmarkEnd w:id="30"/>
-    <w:bookmarkStart w:id="34" w:name="X4713fcba79957ff624456befc4188b95944ada3"/>
+    <w:bookmarkEnd w:id="18"/>
+    <w:bookmarkEnd w:id="19"/>
+    <w:bookmarkStart w:id="23" w:name="X4713fcba79957ff624456befc4188b95944ada3"/>
     <w:p>
       <w:pPr>
         <w:pStyle w:val="Heading1"/>
@@ -2509,8 +2503,8 @@
       </w:pPr>
       <w:r>
         <w:rPr>
+          <w:i/>
           <w:iCs/>
-          <w:i/>
         </w:rPr>
         <w:t xml:space="preserve">Las zonas de aterrizaje proporcionan bases reutilizables seguras antes de que llegue la carga de trabajo</w:t>
       </w:r>
@@ -2526,13 +2520,7 @@
         <w:t xml:space="preserve">Altura:3.39605in” alt=</w:t>
       </w:r>
       <w:r>
-        <w:t xml:space="preserve">“</w:t>
-      </w:r>
-      <w:r>
-        <w:t xml:space="preserve">Hierarquía, identidad, redes, registros centralizados, políticas y separación de carga de trabajo crean correderas consistentes.</w:t>
-      </w:r>
-      <w:r>
-        <w:t xml:space="preserve">”</w:t>
+        <w:t xml:space="preserve">“Hierarquía, identidad, redes, registros centralizados, políticas y separación de carga de trabajo crean correderas consistentes.”</w:t>
       </w:r>
       <w:r>
         <w:t xml:space="preserve"> </w:t>
@@ -2549,7 +2537,7 @@
         <w:t xml:space="preserve">Figure 2. Landing-zone foundation</w:t>
       </w:r>
     </w:p>
-    <w:bookmarkStart w:id="31" w:name="principios-de-arquitectura"/>
+    <w:bookmarkStart w:id="20" w:name="principios-de-arquitectura"/>
     <w:p>
       <w:pPr>
         <w:pStyle w:val="Heading2"/>
@@ -2638,8 +2626,8 @@
       </w:pPr>
       <w:r>
         <w:rPr>
+          <w:i/>
           <w:iCs/>
-          <w:i/>
         </w:rPr>
         <w:t xml:space="preserve">Los aviones de control de ruido hacen identidad, fichas, roles y directores de servicios activos críticos.</w:t>
       </w:r>
@@ -2652,13 +2640,7 @@
         <w:t xml:space="preserve">لimg src=</w:t>
       </w:r>
       <w:r>
-        <w:t xml:space="preserve">“</w:t>
-      </w:r>
-      <w:r>
-        <w:t xml:space="preserve">media/image3.png</w:t>
-      </w:r>
-      <w:r>
-        <w:t xml:space="preserve">”</w:t>
+        <w:t xml:space="preserve">“media/image3.png”</w:t>
       </w:r>
       <w:r>
         <w:t xml:space="preserve"> </w:t>
@@ -2667,13 +2649,7 @@
         <w:t xml:space="preserve">style=</w:t>
       </w:r>
       <w:r>
-        <w:t xml:space="preserve">“</w:t>
-      </w:r>
-      <w:r>
-        <w:t xml:space="preserve">width:6.15in;height:3.39605in</w:t>
-      </w:r>
-      <w:r>
-        <w:t xml:space="preserve">”</w:t>
+        <w:t xml:space="preserve">“width:6.15in;height:3.39605in”</w:t>
       </w:r>
       <w:r>
         <w:t xml:space="preserve"> </w:t>
@@ -2682,13 +2658,7 @@
         <w:t xml:space="preserve">alt=</w:t>
       </w:r>
       <w:r>
-        <w:t xml:space="preserve">“</w:t>
-      </w:r>
-      <w:r>
-        <w:t xml:space="preserve">Strong identity proofing, MFA, least privilegio, session control, review, and revocation reduce control-plane risk.</w:t>
-      </w:r>
-      <w:r>
-        <w:t xml:space="preserve">”</w:t>
+        <w:t xml:space="preserve">“Strong identity proofing, MFA, least privilegio, session control, review, and revocation reduce control-plane risk.”</w:t>
       </w:r>
       <w:r>
         <w:t xml:space="preserve"> </w:t>
@@ -2705,8 +2675,8 @@
         <w:t xml:space="preserve">Gráfico 3 Ciclo de vida de identidad en la nube</w:t>
       </w:r>
     </w:p>
-    <w:bookmarkEnd w:id="31"/>
-    <w:bookmarkStart w:id="32" w:name="human-identity"/>
+    <w:bookmarkEnd w:id="20"/>
+    <w:bookmarkStart w:id="21" w:name="human-identity"/>
     <w:p>
       <w:pPr>
         <w:pStyle w:val="Heading2"/>
@@ -2770,8 +2740,8 @@
         <w:t xml:space="preserve">Derechos de revisión, cuentas inactivas, combinaciones tóxicas, confianza de cuenta cruzada y uso real.</w:t>
       </w:r>
     </w:p>
-    <w:bookmarkEnd w:id="32"/>
-    <w:bookmarkStart w:id="33" w:name="workload-identity"/>
+    <w:bookmarkEnd w:id="21"/>
+    <w:bookmarkStart w:id="22" w:name="workload-identity"/>
     <w:p>
       <w:pPr>
         <w:pStyle w:val="Heading2"/>
@@ -2824,9 +2794,9 @@
         <w:t xml:space="preserve">Detectar nuevos privilegios, federación, creación clave, consentimiento, impersonación y uso de token inusual.</w:t>
       </w:r>
     </w:p>
-    <w:bookmarkEnd w:id="33"/>
-    <w:bookmarkEnd w:id="34"/>
-    <w:bookmarkStart w:id="35" w:name="seguridad-de-la-red-y-la-conectividad"/>
+    <w:bookmarkEnd w:id="22"/>
+    <w:bookmarkEnd w:id="23"/>
+    <w:bookmarkStart w:id="24" w:name="seguridad-de-la-red-y-la-conectividad"/>
     <w:p>
       <w:pPr>
         <w:pStyle w:val="Heading1"/>
@@ -2841,8 +2811,8 @@
       </w:pPr>
       <w:r>
         <w:rPr>
+          <w:i/>
           <w:iCs/>
-          <w:i/>
         </w:rPr>
         <w:t xml:space="preserve">Las redes de nube combinan constructos de proveedores, exposición a Internet, conectividad privada y controles de capas de aplicaciones.</w:t>
       </w:r>
@@ -2921,8 +2891,8 @@
         <w:t xml:space="preserve">Encontrar continuamente IPs públicas, reglas abiertas, grupos de seguridad permisivos, almacenamiento expuesto / bases de datos y túneles de sombra.</w:t>
       </w:r>
     </w:p>
-    <w:bookmarkEnd w:id="35"/>
-    <w:bookmarkStart w:id="37" w:name="seguridad-de-datos-y-privacidad"/>
+    <w:bookmarkEnd w:id="24"/>
+    <w:bookmarkStart w:id="26" w:name="seguridad-de-datos-y-privacidad"/>
     <w:p>
       <w:pPr>
         <w:pStyle w:val="Heading1"/>
@@ -2937,8 +2907,8 @@
       </w:pPr>
       <w:r>
         <w:rPr>
+          <w:i/>
           <w:iCs/>
-          <w:i/>
         </w:rPr>
         <w:t xml:space="preserve">La seguridad de los datos de voz comienza con propósito, ubicación, clasificación y minimización.</w:t>
       </w:r>
@@ -2951,13 +2921,7 @@
         <w:t xml:space="preserve">יimg src=</w:t>
       </w:r>
       <w:r>
-        <w:t xml:space="preserve">“</w:t>
-      </w:r>
-      <w:r>
-        <w:t xml:space="preserve">media/image4.png</w:t>
-      </w:r>
-      <w:r>
-        <w:t xml:space="preserve">”</w:t>
+        <w:t xml:space="preserve">“media/image4.png”</w:t>
       </w:r>
       <w:r>
         <w:t xml:space="preserve"> </w:t>
@@ -2966,13 +2930,7 @@
         <w:t xml:space="preserve">style=</w:t>
       </w:r>
       <w:r>
-        <w:t xml:space="preserve">“</w:t>
-      </w:r>
-      <w:r>
-        <w:t xml:space="preserve">width:6.15in;height:3.39605in</w:t>
-      </w:r>
-      <w:r>
-        <w:t xml:space="preserve">”</w:t>
+        <w:t xml:space="preserve">“width:6.15in;height:3.39605in”</w:t>
       </w:r>
       <w:r>
         <w:t xml:space="preserve"> </w:t>
@@ -2981,13 +2939,7 @@
         <w:t xml:space="preserve">alt=</w:t>
       </w:r>
       <w:r>
-        <w:t xml:space="preserve">“</w:t>
-      </w:r>
-      <w:r>
-        <w:t xml:space="preserve">Track data from discovery and purpose through controlled deletion, including replicas, logs, backups, and subprocessors.</w:t>
-      </w:r>
-      <w:r>
-        <w:t xml:space="preserve">”</w:t>
+        <w:t xml:space="preserve">“Track data from discovery and purpose through controlled deletion, including replicas, logs, backups, and subprocessors.”</w:t>
       </w:r>
       <w:r>
         <w:t xml:space="preserve"> </w:t>
@@ -3004,7 +2956,7 @@
         <w:t xml:space="preserve">Gráfico 4. Ciclo de vida de datos en la nube</w:t>
       </w:r>
     </w:p>
-    <w:bookmarkStart w:id="36" w:name="controles-de-datos"/>
+    <w:bookmarkStart w:id="25" w:name="controles-de-datos"/>
     <w:p>
       <w:pPr>
         <w:pStyle w:val="Heading2"/>
@@ -3091,8 +3043,8 @@
       </w:r>
       <w:r>
         <w:rPr>
+          <w:b/>
           <w:bCs/>
-          <w:b/>
         </w:rPr>
         <w:t xml:space="preserve">La residencia de datos es más que un selector de región:</w:t>
       </w:r>
@@ -3106,12 +3058,12 @@
         <w:t xml:space="preserve"> </w:t>
       </w:r>
       <w:r>
-        <w:t xml:space="preserve">Silencio.</w:t>
-      </w:r>
-    </w:p>
-    <w:bookmarkEnd w:id="36"/>
-    <w:bookmarkEnd w:id="37"/>
-    <w:bookmarkStart w:id="40" w:name="X16cecd832bb4b4218eb61ecf9f0643d77e38b62"/>
+        <w:t xml:space="preserve">|. |</w:t>
+      </w:r>
+    </w:p>
+    <w:bookmarkEnd w:id="25"/>
+    <w:bookmarkEnd w:id="26"/>
+    <w:bookmarkStart w:id="29" w:name="X16cecd832bb4b4218eb61ecf9f0643d77e38b62"/>
     <w:p>
       <w:pPr>
         <w:pStyle w:val="Heading1"/>
@@ -3126,13 +3078,13 @@
       </w:pPr>
       <w:r>
         <w:rPr>
+          <w:i/>
           <w:iCs/>
-          <w:i/>
         </w:rPr>
         <w:t xml:space="preserve">La Criptografía falla cuando las claves, secretos, certificados, algoritmos y permisos son mal gestionados.</w:t>
       </w:r>
     </w:p>
-    <w:bookmarkStart w:id="38" w:name="gestión-clave"/>
+    <w:bookmarkStart w:id="27" w:name="gestión-clave"/>
     <w:p>
       <w:pPr>
         <w:pStyle w:val="Heading2"/>
@@ -3196,8 +3148,8 @@
         <w:t xml:space="preserve">Pérdida del plan, compromiso, falla de la región, salida del proveedor y restauración de respaldo cifrado.</w:t>
       </w:r>
     </w:p>
-    <w:bookmarkEnd w:id="38"/>
-    <w:bookmarkStart w:id="39" w:name="secretos-y-certificados"/>
+    <w:bookmarkEnd w:id="27"/>
+    <w:bookmarkStart w:id="28" w:name="secretos-y-certificados"/>
     <w:p>
       <w:pPr>
         <w:pStyle w:val="Heading2"/>
@@ -3239,9 +3191,9 @@
         <w:t xml:space="preserve">Automatizar la expedición/renovación de certificados con confianza controlada, proteger las llaves privadas, detectar la expiación y la creación de certificados no autorizados.</w:t>
       </w:r>
     </w:p>
-    <w:bookmarkEnd w:id="39"/>
-    <w:bookmarkEnd w:id="40"/>
-    <w:bookmarkStart w:id="42" w:name="registro-monitoreo-y-detección"/>
+    <w:bookmarkEnd w:id="28"/>
+    <w:bookmarkEnd w:id="29"/>
+    <w:bookmarkStart w:id="31" w:name="registro-monitoreo-y-detección"/>
     <w:p>
       <w:pPr>
         <w:pStyle w:val="Heading1"/>
@@ -3256,8 +3208,8 @@
       </w:pPr>
       <w:r>
         <w:rPr>
+          <w:i/>
           <w:iCs/>
-          <w:i/>
         </w:rPr>
         <w:t xml:space="preserve">La evidencia en voz alta es útil cuando se permiten y revisan los eventos de control, plan de datos, volumen de trabajo, identidad y aplicación adecuados</w:t>
       </w:r>
@@ -3265,7 +3217,7 @@
         <w:t xml:space="preserve">.</w:t>
       </w:r>
     </w:p>
-    <w:bookmarkStart w:id="41" w:name="diseño-de-registro"/>
+    <w:bookmarkStart w:id="30" w:name="diseño-de-registro"/>
     <w:p>
       <w:pPr>
         <w:pStyle w:val="Heading2"/>
@@ -3370,9 +3322,9 @@
         <w:t xml:space="preserve">Validar que las alertas crean casos investigados y acciones correctivas, no sólo dashboards.</w:t>
       </w:r>
     </w:p>
-    <w:bookmarkEnd w:id="41"/>
-    <w:bookmarkEnd w:id="42"/>
-    <w:bookmarkStart w:id="44" w:name="Xa04d89d843bb0fb7413bb2e7a51ff9f7a8d788d"/>
+    <w:bookmarkEnd w:id="30"/>
+    <w:bookmarkEnd w:id="31"/>
+    <w:bookmarkStart w:id="33" w:name="Xa04d89d843bb0fb7413bb2e7a51ff9f7a8d788d"/>
     <w:p>
       <w:pPr>
         <w:pStyle w:val="Heading1"/>
@@ -3387,13 +3339,13 @@
       </w:pPr>
       <w:r>
         <w:rPr>
+          <w:i/>
           <w:iCs/>
-          <w:i/>
         </w:rPr>
         <w:t xml:space="preserve">La exposición al ruido cambia continuamente a través de configuración, código, imágenes, dependencias, identidades y servicios de proveedores.</w:t>
       </w:r>
     </w:p>
-    <w:bookmarkStart w:id="43" w:name="gestión-continua-de-la-exposición"/>
+    <w:bookmarkStart w:id="32" w:name="gestión-continua-de-la-exposición"/>
     <w:p>
       <w:pPr>
         <w:pStyle w:val="Heading2"/>
@@ -3466,17 +3418,666 @@
       </w:pPr>
       <w:r>
         <w:t xml:space="preserve">Reprueba la corrección y mide la cobertura de la población, el tiempo, las excepciones y la recurrencia.</w:t>
+      </w:r>
+    </w:p>
+    <w:bookmarkEnd w:id="32"/>
+    <w:bookmarkEnd w:id="33"/>
+    <w:bookmarkStart w:id="34" w:name="Xa4247c06de8a4b1ae097298856154dd29069a1d"/>
+    <w:p>
+      <w:pPr>
+        <w:pStyle w:val="Heading1"/>
+      </w:pPr>
+      <w:r>
+        <w:t xml:space="preserve">12. Compute, Storage, Database, and Endpoint Security</w:t>
+      </w:r>
+    </w:p>
+    <w:p>
+      <w:pPr>
+        <w:pStyle w:val="FirstParagraph"/>
+      </w:pPr>
+      <w:r>
+        <w:rPr>
+          <w:i/>
+          <w:iCs/>
+        </w:rPr>
+        <w:t xml:space="preserve">Cada servicio gestionado elimina algunos trabajos operativos pero crea responsabilidades de configuración e integración</w:t>
+      </w:r>
+      <w:r>
+        <w:t xml:space="preserve">.</w:t>
+      </w:r>
+    </w:p>
+    <w:tbl>
+      <w:tblPr>
+        <w:tblStyle w:val="Table"/>
+        <w:tblW w:type="pct" w:w="5000"/>
+        <w:tblLayout w:type="fixed"/>
+        <w:tblLook w:firstRow="1" w:lastRow="0" w:firstColumn="0" w:lastColumn="0" w:noHBand="0" w:noVBand="0" w:val="0020"/>
+      </w:tblPr>
+      <w:tblGrid>
+        <w:gridCol w:w="7920"/>
+      </w:tblGrid>
+      <w:tr>
+        <w:trPr>
+          <w:tblHeader w:val="on"/>
+        </w:trPr>
+        <w:tc>
+          <w:tcPr/>
+          <w:p>
+            <w:pPr>
+              <w:pStyle w:val="Compact"/>
+            </w:pPr>
+            <w:r>
+              <w:rPr>
+                <w:b/>
+                <w:bCs/>
+              </w:rPr>
+              <w:t xml:space="preserve">Recurso</w:t>
+            </w:r>
+          </w:p>
+        </w:tc>
+      </w:tr>
+      <w:tr>
+        <w:tc>
+          <w:tcPr/>
+          <w:p>
+            <w:pPr>
+              <w:pStyle w:val="Compact"/>
+            </w:pPr>
+            <w:r>
+              <w:t xml:space="preserve">Ø Máquinas virtuales Ø Imágenes, parche, endurecimiento, EDR, discos, metadatos, ruta de administración ANTERI inventario, procedencia de imagen, config/scan, cobertura de agente</w:t>
+            </w:r>
+          </w:p>
+        </w:tc>
+      </w:tr>
+      <w:tr>
+        <w:tc>
+          <w:tcPr/>
+          <w:p>
+            <w:pPr>
+              <w:pStyle w:val="Compact"/>
+            </w:pPr>
+            <w:r>
+              <w:t xml:space="preserve">tención de objetos</w:t>
+            </w:r>
+          </w:p>
+        </w:tc>
+      </w:tr>
+      <w:tr>
+        <w:tc>
+          <w:tcPr/>
+          <w:p>
+            <w:pPr>
+              <w:pStyle w:val="Compact"/>
+            </w:pPr>
+            <w:r>
+              <w:t xml:space="preserve">tención Gestionada base de datos</w:t>
+            </w:r>
+          </w:p>
+        </w:tc>
+      </w:tr>
+      <w:tr>
+        <w:tc>
+          <w:tcPr/>
+          <w:p>
+            <w:pPr>
+              <w:pStyle w:val="Compact"/>
+            </w:pPr>
+            <w:r>
+              <w:t xml:space="preserve">TEN Bloqueo / archivo de almacenamiento</w:t>
+            </w:r>
+          </w:p>
+        </w:tc>
+      </w:tr>
+      <w:tr>
+        <w:tc>
+          <w:tcPr/>
+          <w:p>
+            <w:pPr>
+              <w:pStyle w:val="Compact"/>
+            </w:pPr>
+            <w:r>
+              <w:t xml:space="preserve">Managed escritorio/punto de finalización ANTERIED Identidad, postura de dispositivo, aplicaciones, datos, sesiones, registro de entradas, políticas, acceso, eventos, pruebas de limpieza/terminación</w:t>
+            </w:r>
+          </w:p>
+        </w:tc>
+      </w:tr>
+      <w:tr>
+        <w:tc>
+          <w:tcPr/>
+          <w:p>
+            <w:pPr>
+              <w:pStyle w:val="Compact"/>
+            </w:pPr>
+            <w:r>
+              <w:t xml:space="preserve">← Imagen/servicio en el mercado</w:t>
+            </w:r>
+          </w:p>
+        </w:tc>
+      </w:tr>
+    </w:tbl>
+    <w:bookmarkEnd w:id="34"/>
+    <w:bookmarkStart w:id="36" w:name="seguridad-de-aplicaciones-y-devsecops"/>
+    <w:p>
+      <w:pPr>
+        <w:pStyle w:val="Heading1"/>
+      </w:pPr>
+      <w:r>
+        <w:t xml:space="preserve">13. Seguridad de aplicaciones y DevSecOps</w:t>
+      </w:r>
+    </w:p>
+    <w:p>
+      <w:pPr>
+        <w:pStyle w:val="FirstParagraph"/>
+      </w:pPr>
+      <w:r>
+        <w:rPr>
+          <w:i/>
+          <w:iCs/>
+        </w:rPr>
+        <w:t xml:space="preserve">Las aplicaciones de nube heredan el riesgo de diseño, código, dependencias, oleoductos, identidades, API y servicios gestionados.</w:t>
+      </w:r>
+    </w:p>
+    <w:p>
+      <w:pPr>
+        <w:pStyle w:val="BodyText"/>
+      </w:pPr>
+      <w:r>
+        <w:t xml:space="preserve">■img src=</w:t>
+      </w:r>
+      <w:r>
+        <w:t xml:space="preserve">“media/image5.png”</w:t>
+      </w:r>
+      <w:r>
+        <w:t xml:space="preserve"> </w:t>
+      </w:r>
+      <w:r>
+        <w:t xml:space="preserve">style=</w:t>
+      </w:r>
+      <w:r>
+        <w:t xml:space="preserve">“width:6.15in;height:3.39605in”</w:t>
+      </w:r>
+      <w:r>
+        <w:t xml:space="preserve"> </w:t>
+      </w:r>
+      <w:r>
+        <w:t xml:space="preserve">alt=</w:t>
+      </w:r>
+      <w:r>
+        <w:t xml:space="preserve">“La evidencia de seguridad debe seguir el código del diseño a través de la construcción, el despliegue y el tiempo de ejecución.”</w:t>
+      </w:r>
+    </w:p>
+    <w:p>
+      <w:pPr>
+        <w:pStyle w:val="BodyText"/>
+      </w:pPr>
+      <w:r>
+        <w:t xml:space="preserve">Figura 5. Flujo de DevSecOps Cloud</w:t>
+      </w:r>
+    </w:p>
+    <w:bookmarkStart w:id="35" w:name="entrega-segura"/>
+    <w:p>
+      <w:pPr>
+        <w:pStyle w:val="Heading2"/>
+      </w:pPr>
+      <w:r>
+        <w:t xml:space="preserve">13.1 Entrega segura</w:t>
+      </w:r>
+    </w:p>
+    <w:p>
+      <w:pPr>
+        <w:numPr>
+          <w:ilvl w:val="0"/>
+          <w:numId w:val="1018"/>
+        </w:numPr>
+      </w:pPr>
+      <w:r>
+        <w:t xml:space="preserve">Límites de confianza modelo de amenaza, datos, casos de abuso, identidad, aislamiento inquilino, dependencias de proveedores, resiliencia y comportamiento de fracaso.</w:t>
+      </w:r>
+    </w:p>
+    <w:p>
+      <w:pPr>
+        <w:numPr>
+          <w:ilvl w:val="0"/>
+          <w:numId w:val="1018"/>
+        </w:numPr>
+      </w:pPr>
+      <w:r>
+        <w:t xml:space="preserve">Usar revisión de código, dependencia/SBOM, secretos, SAST, IaC, contenedor, API, DAST, y pruebas manuales apropiadas para el riesgo.</w:t>
+      </w:r>
+    </w:p>
+    <w:p>
+      <w:pPr>
+        <w:numPr>
+          <w:ilvl w:val="0"/>
+          <w:numId w:val="1018"/>
+        </w:numPr>
+      </w:pPr>
+      <w:r>
+        <w:t xml:space="preserve">Proteger fuente, ramas, commits, corredores, sistemas de construcción, artefactos, registros, claves de firma, implementaciones y aprobaciones de producción.</w:t>
+      </w:r>
+    </w:p>
+    <w:p>
+      <w:pPr>
+        <w:numPr>
+          <w:ilvl w:val="0"/>
+          <w:numId w:val="1018"/>
+        </w:numPr>
+      </w:pPr>
+      <w:r>
+        <w:t xml:space="preserve">Utilizar la identidad de los oleoductos de corta duración, separación de deberes, entornos protegidos, procedencia firmada, artefactos inmutables y retroceso.</w:t>
+      </w:r>
+    </w:p>
+    <w:p>
+      <w:pPr>
+        <w:numPr>
+          <w:ilvl w:val="0"/>
+          <w:numId w:val="1018"/>
+        </w:numPr>
+      </w:pPr>
+      <w:r>
+        <w:t xml:space="preserve">Implementar la observabilidad, manejo seguro de errores, límites de velocidad, controles de entrada/salida y ganchos de incidentes.</w:t>
+      </w:r>
+    </w:p>
+    <w:p>
+      <w:pPr>
+        <w:numPr>
+          <w:ilvl w:val="0"/>
+          <w:numId w:val="1018"/>
+        </w:numPr>
+      </w:pPr>
+      <w:r>
+        <w:t xml:space="preserve">Rastrear vulnerabilidades y excepciones a la remediación verificada y la prueba.</w:t>
+      </w:r>
+    </w:p>
+    <w:bookmarkEnd w:id="35"/>
+    <w:bookmarkEnd w:id="36"/>
+    <w:bookmarkStart w:id="39" w:name="X08fec4231ab0c7e654d587d20f435c8faf871bb"/>
+    <w:p>
+      <w:pPr>
+        <w:pStyle w:val="Heading1"/>
+      </w:pPr>
+      <w:r>
+        <w:t xml:space="preserve">14. Infraestructura como código y política como código</w:t>
+      </w:r>
+    </w:p>
+    <w:p>
+      <w:pPr>
+        <w:pStyle w:val="FirstParagraph"/>
+      </w:pPr>
+      <w:r>
+        <w:rPr>
+          <w:i/>
+          <w:iCs/>
+        </w:rPr>
+        <w:t xml:space="preserve">La infraestructura y la política como código hacen que las decisiones de la nube sean repetibles, revisables, testables y escalables.</w:t>
+      </w:r>
+    </w:p>
+    <w:bookmarkStart w:id="37" w:name="iac-controls"/>
+    <w:p>
+      <w:pPr>
+        <w:pStyle w:val="Heading2"/>
+      </w:pPr>
+      <w:r>
+        <w:t xml:space="preserve">14.1 IaC controls</w:t>
+      </w:r>
+    </w:p>
+    <w:p>
+      <w:pPr>
+        <w:numPr>
+          <w:ilvl w:val="0"/>
+          <w:numId w:val="1019"/>
+        </w:numPr>
+      </w:pPr>
+      <w:r>
+        <w:t xml:space="preserve">Utilizar módulos aprobados, versiones enmarcadas, registros de confianza, propiedad de códigos, revisión por pares, protección de ramas y versiones firmadas cuando corresponda.</w:t>
+      </w:r>
+    </w:p>
+    <w:p>
+      <w:pPr>
+        <w:numPr>
+          <w:ilvl w:val="0"/>
+          <w:numId w:val="1019"/>
+        </w:numPr>
+      </w:pPr>
+      <w:r>
+        <w:t xml:space="preserve">Código de escaneo y plan de configuración insegura, secretos, dependencias de riesgo, exposición pública, privilegio, encriptación, registro y resiliencia.</w:t>
+      </w:r>
+    </w:p>
+    <w:p>
+      <w:pPr>
+        <w:numPr>
+          <w:ilvl w:val="0"/>
+          <w:numId w:val="1019"/>
+        </w:numPr>
+      </w:pPr>
+      <w:r>
+        <w:t xml:space="preserve">Protege archivos estatales, salida del plan, credenciales, backends, bloqueos, información de deriva y registros CI.</w:t>
+      </w:r>
+    </w:p>
+    <w:p>
+      <w:pPr>
+        <w:numPr>
+          <w:ilvl w:val="0"/>
+          <w:numId w:val="1019"/>
+        </w:numPr>
+      </w:pPr>
+      <w:r>
+        <w:t xml:space="preserve">Exigir revisión y aprobación del plan antes de aplicar la producción; restringir los cambios de consola directa y detectar la deriva.</w:t>
+      </w:r>
+    </w:p>
+    <w:p>
+      <w:pPr>
+        <w:numPr>
+          <w:ilvl w:val="0"/>
+          <w:numId w:val="1019"/>
+        </w:numPr>
+      </w:pPr>
+      <w:r>
+        <w:t xml:space="preserve">Retroceso de pruebas, protección de eliminación, importación, migración y comportamiento de fracaso.</w:t>
+      </w:r>
+    </w:p>
+    <w:bookmarkEnd w:id="37"/>
+    <w:bookmarkStart w:id="38" w:name="policy-as-code"/>
+    <w:p>
+      <w:pPr>
+        <w:pStyle w:val="Heading2"/>
+      </w:pPr>
+      <w:r>
+        <w:t xml:space="preserve">14.2 Policy as code</w:t>
+      </w:r>
+    </w:p>
+    <w:p>
+      <w:pPr>
+        <w:numPr>
+          <w:ilvl w:val="0"/>
+          <w:numId w:val="1020"/>
+        </w:numPr>
+      </w:pPr>
+      <w:r>
+        <w:t xml:space="preserve">Usar salvaguardias preventivas para estados prohibidos y políticas de detectives para condiciones que requieren investigación.</w:t>
+      </w:r>
+    </w:p>
+    <w:p>
+      <w:pPr>
+        <w:numPr>
+          <w:ilvl w:val="0"/>
+          <w:numId w:val="1020"/>
+        </w:numPr>
+      </w:pPr>
+      <w:r>
+        <w:t xml:space="preserve">Pruebas permitidas, denegadas, excepción, falta de datos y casos de cambio de servicio.</w:t>
+      </w:r>
+    </w:p>
+    <w:p>
+      <w:pPr>
+        <w:numPr>
+          <w:ilvl w:val="0"/>
+          <w:numId w:val="1020"/>
+        </w:numPr>
+      </w:pPr>
+      <w:r>
+        <w:t xml:space="preserve">Regla de la versión, propietario, racional, alcance, severidad, fecha efectiva, mapeo, excepción y retroceso.</w:t>
+      </w:r>
+    </w:p>
+    <w:p>
+      <w:pPr>
+        <w:numPr>
+          <w:ilvl w:val="0"/>
+          <w:numId w:val="1020"/>
+        </w:numPr>
+      </w:pPr>
+      <w:r>
+        <w:t xml:space="preserve">Nunca permita una remediación automatizada amplia sin revisión, aprobación, logging y recuperación de ondas secas.</w:t>
+      </w:r>
+    </w:p>
+    <w:bookmarkEnd w:id="38"/>
+    <w:bookmarkEnd w:id="39"/>
+    <w:bookmarkStart w:id="41" w:name="containers-and-kubernetes"/>
+    <w:p>
+      <w:pPr>
+        <w:pStyle w:val="Heading1"/>
+      </w:pPr>
+      <w:r>
+        <w:t xml:space="preserve">15. Containers and Kubernetes</w:t>
+      </w:r>
+    </w:p>
+    <w:p>
+      <w:pPr>
+        <w:pStyle w:val="FirstParagraph"/>
+      </w:pPr>
+      <w:r>
+        <w:rPr>
+          <w:i/>
+          <w:iCs/>
+        </w:rPr>
+        <w:t xml:space="preserve">Kubernetes distribuye responsabilidad en el plano de control de proveedores, configuración de grupos, nodos, imágenes, cargas de trabajo, red e identidad.</w:t>
+      </w:r>
+    </w:p>
+    <w:p>
+      <w:pPr>
+        <w:pStyle w:val="BodyText"/>
+      </w:pPr>
+      <w:r>
+        <w:t xml:space="preserve">“Managed Kubernetes todavía requiere el control de las cargas de trabajo, el acceso, las políticas, la red, los datos y la evidencia.”</w:t>
+      </w:r>
+      <w:r>
+        <w:t xml:space="preserve"> </w:t>
+      </w:r>
+      <w:r>
+        <w:t xml:space="preserve">/ Confeccionar</w:t>
+      </w:r>
+    </w:p>
+    <w:p>
+      <w:pPr>
+        <w:pStyle w:val="BodyText"/>
+      </w:pPr>
+      <w:r>
+        <w:t xml:space="preserve">Figura 6. Capas de seguridad Kubernetes</w:t>
+      </w:r>
+    </w:p>
+    <w:bookmarkStart w:id="40" w:name="controles-de-racimo"/>
+    <w:p>
+      <w:pPr>
+        <w:pStyle w:val="Heading2"/>
+      </w:pPr>
+      <w:r>
+        <w:t xml:space="preserve">15.1 Controles de racimo</w:t>
+      </w:r>
+    </w:p>
+    <w:p>
+      <w:pPr>
+        <w:numPr>
+          <w:ilvl w:val="0"/>
+          <w:numId w:val="1021"/>
+        </w:numPr>
+      </w:pPr>
+      <w:r>
+        <w:t xml:space="preserve">Grupos de inventario, versiones, propietarios, cargas de trabajo, espacios de nombres, nodos, registros, identidades, datos, ingresos y responsabilidad del proveedor.</w:t>
+      </w:r>
+    </w:p>
+    <w:p>
+      <w:pPr>
+        <w:numPr>
+          <w:ilvl w:val="0"/>
+          <w:numId w:val="1021"/>
+        </w:numPr>
+      </w:pPr>
+      <w:r>
+        <w:t xml:space="preserve">Acceso seguro API, federación, RBAC, cuentas de servicio, identidad de carga de trabajo, admisión, registros de auditoría y acceso de emergencia.</w:t>
+      </w:r>
+    </w:p>
+    <w:p>
+      <w:pPr>
+        <w:numPr>
+          <w:ilvl w:val="0"/>
+          <w:numId w:val="1021"/>
+        </w:numPr>
+      </w:pPr>
+      <w:r>
+        <w:t xml:space="preserve">Use imágenes mínimas de confianza firmadas, comprobaciones de vulnerabilidad/SBOM, ejecución no arraigada, sistemas de archivos solo lectura, capacidades caídas, límites de recursos y gestores secretos.</w:t>
+      </w:r>
+    </w:p>
+    <w:p>
+      <w:pPr>
+        <w:numPr>
+          <w:ilvl w:val="0"/>
+          <w:numId w:val="1021"/>
+        </w:numPr>
+      </w:pPr>
+      <w:r>
+        <w:t xml:space="preserve">Aplicar espacio de nombres y segmentación de redes, control de egresos, cifrado, protección de almacenamiento, respaldos, aplicación de políticas y detección de tiempo de ejecución.</w:t>
+      </w:r>
+    </w:p>
+    <w:p>
+      <w:pPr>
+        <w:numPr>
+          <w:ilvl w:val="0"/>
+          <w:numId w:val="1021"/>
+        </w:numPr>
+      </w:pPr>
+      <w:r>
+        <w:t xml:space="preserve">Patch soporta versiones de racimo/nodos y actualizaciones de pruebas, autoescalamiento, recuperación y compatibilidad de políticas.</w:t>
+      </w:r>
+    </w:p>
+    <w:bookmarkEnd w:id="40"/>
+    <w:bookmarkEnd w:id="41"/>
+    <w:bookmarkStart w:id="44" w:name="servidor-api-y-servicios-de-eventos"/>
+    <w:p>
+      <w:pPr>
+        <w:pStyle w:val="Heading1"/>
+      </w:pPr>
+      <w:r>
+        <w:t xml:space="preserve">16. Servidor, API y servicios de eventos</w:t>
+      </w:r>
+    </w:p>
+    <w:p>
+      <w:pPr>
+        <w:pStyle w:val="FirstParagraph"/>
+      </w:pPr>
+      <w:r>
+        <w:rPr>
+          <w:i/>
+          <w:iCs/>
+        </w:rPr>
+        <w:t xml:space="preserve">Los sistemas ininterrumpidos y basados en eventos reducen la gestión de hosts pero aumentan las preocupaciones de identidad, evento, dependencia y observabilidad.</w:t>
+      </w:r>
+    </w:p>
+    <w:bookmarkStart w:id="42" w:name="controles-sin-servidor"/>
+    <w:p>
+      <w:pPr>
+        <w:pStyle w:val="Heading2"/>
+      </w:pPr>
+      <w:r>
+        <w:t xml:space="preserve">16.1 Controles sin servidor</w:t>
+      </w:r>
+    </w:p>
+    <w:p>
+      <w:pPr>
+        <w:numPr>
+          <w:ilvl w:val="0"/>
+          <w:numId w:val="1022"/>
+        </w:numPr>
+      </w:pPr>
+      <w:r>
+        <w:t xml:space="preserve">Función de inventario, propietario, tiempo de ejecución, fuente, paquete de despliegue, dependencias, disparadores, destinos, papel, secretos, red, datos y retención.</w:t>
+      </w:r>
+    </w:p>
+    <w:p>
+      <w:pPr>
+        <w:numPr>
+          <w:ilvl w:val="0"/>
+          <w:numId w:val="1022"/>
+        </w:numPr>
+      </w:pPr>
+      <w:r>
+        <w:t xml:space="preserve">Utilizar un papel de ejecución menos privilegiado por propósito; prevenir los abusos controvertidos y cruzados.</w:t>
+      </w:r>
+    </w:p>
+    <w:p>
+      <w:pPr>
+        <w:numPr>
+          <w:ilvl w:val="0"/>
+          <w:numId w:val="1022"/>
+        </w:numPr>
+      </w:pPr>
+      <w:r>
+        <w:t xml:space="preserve">Validar y autenticar eventos, limitar la recursión/concurrencia, hacer cumplir los plazos/limites, y manejar mensajes venenosos y los registros de forma segura.</w:t>
+      </w:r>
+    </w:p>
+    <w:p>
+      <w:pPr>
+        <w:numPr>
+          <w:ilvl w:val="0"/>
+          <w:numId w:val="1022"/>
+        </w:numPr>
+      </w:pPr>
+      <w:r>
+        <w:t xml:space="preserve">Código de escaneo/dependencias/IaC, tiempo de ejecución de pins y capas, proteger el despliegue y eliminar funciones/versiones no utilizadas.</w:t>
+      </w:r>
+    </w:p>
+    <w:p>
+      <w:pPr>
+        <w:numPr>
+          <w:ilvl w:val="0"/>
+          <w:numId w:val="1022"/>
+        </w:numPr>
+      </w:pPr>
+      <w:r>
+        <w:t xml:space="preserve">Iniciar sesión, identidad, metadatos de eventos, error, destino y cambios administrativos al minimizar el contenido sensible.</w:t>
+      </w:r>
+    </w:p>
+    <w:bookmarkEnd w:id="42"/>
+    <w:bookmarkStart w:id="43" w:name="api-security"/>
+    <w:p>
+      <w:pPr>
+        <w:pStyle w:val="Heading2"/>
+      </w:pPr>
+      <w:r>
+        <w:t xml:space="preserve">16.2 API security</w:t>
+      </w:r>
+    </w:p>
+    <w:p>
+      <w:pPr>
+        <w:numPr>
+          <w:ilvl w:val="0"/>
+          <w:numId w:val="1023"/>
+        </w:numPr>
+      </w:pPr>
+      <w:r>
+        <w:t xml:space="preserve">Inventario de cada API/versión/ambiente y propietario; use gateways, autenticación, autorización, validación de esquemas, cuotas, límites de tarifas, TLS, errores seguros y registro.</w:t>
+      </w:r>
+    </w:p>
+    <w:p>
+      <w:pPr>
+        <w:numPr>
+          <w:ilvl w:val="0"/>
+          <w:numId w:val="1023"/>
+        </w:numPr>
+      </w:pPr>
+      <w:r>
+        <w:t xml:space="preserve">Prueba de autorización de objeto/función, validación de token, asignación masiva, inyección, SSRF, lógica comercial, inventario e integraciones de terceros.</w:t>
+      </w:r>
+    </w:p>
+    <w:p>
+      <w:pPr>
+        <w:numPr>
+          <w:ilvl w:val="0"/>
+          <w:numId w:val="1023"/>
+        </w:numPr>
+      </w:pPr>
+      <w:r>
+        <w:t xml:space="preserve">Proteger las teclas API y las teclas web, rotar secretos, firmar eventos y validar la resistencia de repetición.</w:t>
       </w:r>
     </w:p>
     <w:bookmarkEnd w:id="43"/>
     <w:bookmarkEnd w:id="44"/>
-    <w:bookmarkStart w:id="45" w:name="Xa4247c06de8a4b1ae097298856154dd29069a1d"/>
+    <w:bookmarkStart w:id="46" w:name="saas-security-and-business-applications"/>
     <w:p>
       <w:pPr>
         <w:pStyle w:val="Heading1"/>
       </w:pPr>
       <w:r>
-        <w:t xml:space="preserve">12. Compute, Storage, Database, and Endpoint Security</w:t>
+        <w:t xml:space="preserve">17. SaaS Security and Business Applications</w:t>
       </w:r>
     </w:p>
     <w:p>
@@ -3485,643 +4086,13 @@
       </w:pPr>
       <w:r>
         <w:rPr>
+          <w:i/>
           <w:iCs/>
-          <w:i/>
-        </w:rPr>
-        <w:t xml:space="preserve">Cada servicio gestionado elimina algunos trabajos operativos pero crea responsabilidades de configuración e integración</w:t>
-      </w:r>
-      <w:r>
-        <w:t xml:space="preserve">.</w:t>
-      </w:r>
-    </w:p>
-    <w:p>
-      <w:pPr>
-        <w:pStyle w:val="BodyText"/>
-      </w:pPr>
-      <w:r>
-        <w:t xml:space="preserve">Silencio</w:t>
-      </w:r>
-      <w:r>
-        <w:t xml:space="preserve"> </w:t>
-      </w:r>
-      <w:r>
-        <w:rPr>
-          <w:bCs/>
-          <w:b/>
-        </w:rPr>
-        <w:t xml:space="preserve">Recurso</w:t>
-      </w:r>
-      <w:r>
-        <w:t xml:space="preserve"> </w:t>
-      </w:r>
-      <w:r>
-        <w:t xml:space="preserve">Silencio**</w:t>
-      </w:r>
-      <w:r>
-        <w:t xml:space="preserve"> </w:t>
-      </w:r>
-      <w:r>
-        <w:t xml:space="preserve">Silencio—————————————————————————————————————————————————————————————————————————————————————————————————————————————————————————————————————————————————————————————————————————————————————————————————————-</w:t>
-      </w:r>
-      <w:r>
-        <w:t xml:space="preserve"> </w:t>
-      </w:r>
-      <w:r>
-        <w:t xml:space="preserve">Ø Máquinas virtuales Ø Imágenes, parche, endurecimiento, EDR, discos, metadatos, ruta de administración ANTERI inventario, procedencia de imagen, config/scan, cobertura de agente TEN</w:t>
-      </w:r>
-      <w:r>
-        <w:t xml:space="preserve"> </w:t>
-      </w:r>
-      <w:r>
-        <w:t xml:space="preserve">tención de objetos TENIDO Acceso público, políticas, cifrado, versión, retención, registro de políticas efectivas , acceso a registros, ciclo de vida, configuración de bloqueo público</w:t>
-      </w:r>
-      <w:r>
-        <w:t xml:space="preserve"> </w:t>
-      </w:r>
-      <w:r>
-        <w:t xml:space="preserve">tención Gestionada base de datos Silencio Network, identity, admin, encryption, backups, audit, version tención config export, users/roles, logs, restaura test, maintenance TEN</w:t>
-      </w:r>
-      <w:r>
-        <w:t xml:space="preserve"> </w:t>
-      </w:r>
-      <w:r>
-        <w:t xml:space="preserve">TEN Bloqueo / archivo de almacenamiento TENIDO Acoplamiento, encriptación, instantáneas, compartir, copia de seguridad, eliminación ANTERIGEN inventario, políticas, instantáneas, registros de restauración/deslección</w:t>
-      </w:r>
-      <w:r>
-        <w:t xml:space="preserve"> </w:t>
-      </w:r>
-      <w:r>
-        <w:t xml:space="preserve">Silencio Managed escritorio/punto de finalización ANTERIED Identidad, postura de dispositivo, aplicaciones, datos, sesiones, registro de entradas, políticas, acceso, eventos, pruebas de limpieza/terminación</w:t>
-      </w:r>
-      <w:r>
-        <w:t xml:space="preserve"> </w:t>
-      </w:r>
-      <w:r>
-        <w:t xml:space="preserve">← Imagen/servicio en el mercado Silencio Publisher, procedencia, permisos, actualizaciones, datos, contrato aprobación, versión, SBOM/advisory, escaneo, evidencia del proveedor ←</w:t>
-      </w:r>
-    </w:p>
-    <w:bookmarkEnd w:id="45"/>
-    <w:bookmarkStart w:id="47" w:name="seguridad-de-aplicaciones-y-devsecops"/>
-    <w:p>
-      <w:pPr>
-        <w:pStyle w:val="Heading1"/>
-      </w:pPr>
-      <w:r>
-        <w:t xml:space="preserve">13. Seguridad de aplicaciones y DevSecOps</w:t>
-      </w:r>
-    </w:p>
-    <w:p>
-      <w:pPr>
-        <w:pStyle w:val="FirstParagraph"/>
-      </w:pPr>
-      <w:r>
-        <w:rPr>
-          <w:iCs/>
-          <w:i/>
-        </w:rPr>
-        <w:t xml:space="preserve">Las aplicaciones de nube heredan el riesgo de diseño, código, dependencias, oleoductos, identidades, API y servicios gestionados.</w:t>
-      </w:r>
-    </w:p>
-    <w:p>
-      <w:pPr>
-        <w:pStyle w:val="BodyText"/>
-      </w:pPr>
-      <w:r>
-        <w:t xml:space="preserve">■img src=</w:t>
-      </w:r>
-      <w:r>
-        <w:t xml:space="preserve">“</w:t>
-      </w:r>
-      <w:r>
-        <w:t xml:space="preserve">media/image5.png</w:t>
-      </w:r>
-      <w:r>
-        <w:t xml:space="preserve">”</w:t>
-      </w:r>
-      <w:r>
-        <w:t xml:space="preserve"> </w:t>
-      </w:r>
-      <w:r>
-        <w:t xml:space="preserve">style=</w:t>
-      </w:r>
-      <w:r>
-        <w:t xml:space="preserve">“</w:t>
-      </w:r>
-      <w:r>
-        <w:t xml:space="preserve">width:6.15in;height:3.39605in</w:t>
-      </w:r>
-      <w:r>
-        <w:t xml:space="preserve">”</w:t>
-      </w:r>
-      <w:r>
-        <w:t xml:space="preserve"> </w:t>
-      </w:r>
-      <w:r>
-        <w:t xml:space="preserve">alt=</w:t>
-      </w:r>
-      <w:r>
-        <w:t xml:space="preserve">“</w:t>
-      </w:r>
-      <w:r>
-        <w:t xml:space="preserve">La evidencia de seguridad debe seguir el código del diseño a través de la construcción, el despliegue y el tiempo de ejecución.</w:t>
-      </w:r>
-      <w:r>
-        <w:t xml:space="preserve">”</w:t>
-      </w:r>
-    </w:p>
-    <w:p>
-      <w:pPr>
-        <w:pStyle w:val="BodyText"/>
-      </w:pPr>
-      <w:r>
-        <w:t xml:space="preserve">Figura 5. Flujo de DevSecOps Cloud</w:t>
-      </w:r>
-    </w:p>
-    <w:bookmarkStart w:id="46" w:name="entrega-segura"/>
-    <w:p>
-      <w:pPr>
-        <w:pStyle w:val="Heading2"/>
-      </w:pPr>
-      <w:r>
-        <w:t xml:space="preserve">13.1 Entrega segura</w:t>
-      </w:r>
-    </w:p>
-    <w:p>
-      <w:pPr>
-        <w:numPr>
-          <w:ilvl w:val="0"/>
-          <w:numId w:val="1018"/>
-        </w:numPr>
-      </w:pPr>
-      <w:r>
-        <w:t xml:space="preserve">Límites de confianza modelo de amenaza, datos, casos de abuso, identidad, aislamiento inquilino, dependencias de proveedores, resiliencia y comportamiento de fracaso.</w:t>
-      </w:r>
-    </w:p>
-    <w:p>
-      <w:pPr>
-        <w:numPr>
-          <w:ilvl w:val="0"/>
-          <w:numId w:val="1018"/>
-        </w:numPr>
-      </w:pPr>
-      <w:r>
-        <w:t xml:space="preserve">Usar revisión de código, dependencia/SBOM, secretos, SAST, IaC, contenedor, API, DAST, y pruebas manuales apropiadas para el riesgo.</w:t>
-      </w:r>
-    </w:p>
-    <w:p>
-      <w:pPr>
-        <w:numPr>
-          <w:ilvl w:val="0"/>
-          <w:numId w:val="1018"/>
-        </w:numPr>
-      </w:pPr>
-      <w:r>
-        <w:t xml:space="preserve">Proteger fuente, ramas, commits, corredores, sistemas de construcción, artefactos, registros, claves de firma, implementaciones y aprobaciones de producción.</w:t>
-      </w:r>
-    </w:p>
-    <w:p>
-      <w:pPr>
-        <w:numPr>
-          <w:ilvl w:val="0"/>
-          <w:numId w:val="1018"/>
-        </w:numPr>
-      </w:pPr>
-      <w:r>
-        <w:t xml:space="preserve">Utilizar la identidad de los oleoductos de corta duración, separación de deberes, entornos protegidos, procedencia firmada, artefactos inmutables y retroceso.</w:t>
-      </w:r>
-    </w:p>
-    <w:p>
-      <w:pPr>
-        <w:numPr>
-          <w:ilvl w:val="0"/>
-          <w:numId w:val="1018"/>
-        </w:numPr>
-      </w:pPr>
-      <w:r>
-        <w:t xml:space="preserve">Implementar la observabilidad, manejo seguro de errores, límites de velocidad, controles de entrada/salida y ganchos de incidentes.</w:t>
-      </w:r>
-    </w:p>
-    <w:p>
-      <w:pPr>
-        <w:numPr>
-          <w:ilvl w:val="0"/>
-          <w:numId w:val="1018"/>
-        </w:numPr>
-      </w:pPr>
-      <w:r>
-        <w:t xml:space="preserve">Rastrear vulnerabilidades y excepciones a la remediación verificada y la prueba.</w:t>
-      </w:r>
-    </w:p>
-    <w:bookmarkEnd w:id="46"/>
-    <w:bookmarkEnd w:id="47"/>
-    <w:bookmarkStart w:id="50" w:name="X08fec4231ab0c7e654d587d20f435c8faf871bb"/>
-    <w:p>
-      <w:pPr>
-        <w:pStyle w:val="Heading1"/>
-      </w:pPr>
-      <w:r>
-        <w:t xml:space="preserve">14. Infraestructura como código y política como código</w:t>
-      </w:r>
-    </w:p>
-    <w:p>
-      <w:pPr>
-        <w:pStyle w:val="FirstParagraph"/>
-      </w:pPr>
-      <w:r>
-        <w:rPr>
-          <w:iCs/>
-          <w:i/>
-        </w:rPr>
-        <w:t xml:space="preserve">La infraestructura y la política como código hacen que las decisiones de la nube sean repetibles, revisables, testables y escalables.</w:t>
-      </w:r>
-    </w:p>
-    <w:bookmarkStart w:id="48" w:name="iac-controls"/>
-    <w:p>
-      <w:pPr>
-        <w:pStyle w:val="Heading2"/>
-      </w:pPr>
-      <w:r>
-        <w:t xml:space="preserve">14.1 IaC controls</w:t>
-      </w:r>
-    </w:p>
-    <w:p>
-      <w:pPr>
-        <w:numPr>
-          <w:ilvl w:val="0"/>
-          <w:numId w:val="1019"/>
-        </w:numPr>
-      </w:pPr>
-      <w:r>
-        <w:t xml:space="preserve">Utilizar módulos aprobados, versiones enmarcadas, registros de confianza, propiedad de códigos, revisión por pares, protección de ramas y versiones firmadas cuando corresponda.</w:t>
-      </w:r>
-    </w:p>
-    <w:p>
-      <w:pPr>
-        <w:numPr>
-          <w:ilvl w:val="0"/>
-          <w:numId w:val="1019"/>
-        </w:numPr>
-      </w:pPr>
-      <w:r>
-        <w:t xml:space="preserve">Código de escaneo y plan de configuración insegura, secretos, dependencias de riesgo, exposición pública, privilegio, encriptación, registro y resiliencia.</w:t>
-      </w:r>
-    </w:p>
-    <w:p>
-      <w:pPr>
-        <w:numPr>
-          <w:ilvl w:val="0"/>
-          <w:numId w:val="1019"/>
-        </w:numPr>
-      </w:pPr>
-      <w:r>
-        <w:t xml:space="preserve">Protege archivos estatales, salida del plan, credenciales, backends, bloqueos, información de deriva y registros CI.</w:t>
-      </w:r>
-    </w:p>
-    <w:p>
-      <w:pPr>
-        <w:numPr>
-          <w:ilvl w:val="0"/>
-          <w:numId w:val="1019"/>
-        </w:numPr>
-      </w:pPr>
-      <w:r>
-        <w:t xml:space="preserve">Exigir revisión y aprobación del plan antes de aplicar la producción; restringir los cambios de consola directa y detectar la deriva.</w:t>
-      </w:r>
-    </w:p>
-    <w:p>
-      <w:pPr>
-        <w:numPr>
-          <w:ilvl w:val="0"/>
-          <w:numId w:val="1019"/>
-        </w:numPr>
-      </w:pPr>
-      <w:r>
-        <w:t xml:space="preserve">Retroceso de pruebas, protección de eliminación, importación, migración y comportamiento de fracaso.</w:t>
-      </w:r>
-    </w:p>
-    <w:bookmarkEnd w:id="48"/>
-    <w:bookmarkStart w:id="49" w:name="policy-as-code"/>
-    <w:p>
-      <w:pPr>
-        <w:pStyle w:val="Heading2"/>
-      </w:pPr>
-      <w:r>
-        <w:t xml:space="preserve">14.2 Policy as code</w:t>
-      </w:r>
-    </w:p>
-    <w:p>
-      <w:pPr>
-        <w:numPr>
-          <w:ilvl w:val="0"/>
-          <w:numId w:val="1020"/>
-        </w:numPr>
-      </w:pPr>
-      <w:r>
-        <w:t xml:space="preserve">Usar salvaguardias preventivas para estados prohibidos y políticas de detectives para condiciones que requieren investigación.</w:t>
-      </w:r>
-    </w:p>
-    <w:p>
-      <w:pPr>
-        <w:numPr>
-          <w:ilvl w:val="0"/>
-          <w:numId w:val="1020"/>
-        </w:numPr>
-      </w:pPr>
-      <w:r>
-        <w:t xml:space="preserve">Pruebas permitidas, denegadas, excepción, falta de datos y casos de cambio de servicio.</w:t>
-      </w:r>
-    </w:p>
-    <w:p>
-      <w:pPr>
-        <w:numPr>
-          <w:ilvl w:val="0"/>
-          <w:numId w:val="1020"/>
-        </w:numPr>
-      </w:pPr>
-      <w:r>
-        <w:t xml:space="preserve">Regla de la versión, propietario, racional, alcance, severidad, fecha efectiva, mapeo, excepción y retroceso.</w:t>
-      </w:r>
-    </w:p>
-    <w:p>
-      <w:pPr>
-        <w:numPr>
-          <w:ilvl w:val="0"/>
-          <w:numId w:val="1020"/>
-        </w:numPr>
-      </w:pPr>
-      <w:r>
-        <w:t xml:space="preserve">Nunca permita una remediación automatizada amplia sin revisión, aprobación, logging y recuperación de ondas secas.</w:t>
-      </w:r>
-    </w:p>
-    <w:bookmarkEnd w:id="49"/>
-    <w:bookmarkEnd w:id="50"/>
-    <w:bookmarkStart w:id="52" w:name="containers-and-kubernetes"/>
-    <w:p>
-      <w:pPr>
-        <w:pStyle w:val="Heading1"/>
-      </w:pPr>
-      <w:r>
-        <w:t xml:space="preserve">15. Containers and Kubernetes</w:t>
-      </w:r>
-    </w:p>
-    <w:p>
-      <w:pPr>
-        <w:pStyle w:val="FirstParagraph"/>
-      </w:pPr>
-      <w:r>
-        <w:rPr>
-          <w:iCs/>
-          <w:i/>
-        </w:rPr>
-        <w:t xml:space="preserve">Kubernetes distribuye responsabilidad en el plano de control de proveedores, configuración de grupos, nodos, imágenes, cargas de trabajo, red e identidad.</w:t>
-      </w:r>
-    </w:p>
-    <w:p>
-      <w:pPr>
-        <w:pStyle w:val="BodyText"/>
-      </w:pPr>
-      <w:r>
-        <w:t xml:space="preserve">“</w:t>
-      </w:r>
-      <w:r>
-        <w:t xml:space="preserve">Managed Kubernetes todavía requiere el control de las cargas de trabajo, el acceso, las políticas, la red, los datos y la evidencia.</w:t>
-      </w:r>
-      <w:r>
-        <w:t xml:space="preserve">”</w:t>
-      </w:r>
-      <w:r>
-        <w:t xml:space="preserve"> </w:t>
-      </w:r>
-      <w:r>
-        <w:t xml:space="preserve">/ Confeccionar</w:t>
-      </w:r>
-    </w:p>
-    <w:p>
-      <w:pPr>
-        <w:pStyle w:val="BodyText"/>
-      </w:pPr>
-      <w:r>
-        <w:t xml:space="preserve">Figura 6. Capas de seguridad Kubernetes</w:t>
-      </w:r>
-    </w:p>
-    <w:bookmarkStart w:id="51" w:name="controles-de-racimo"/>
-    <w:p>
-      <w:pPr>
-        <w:pStyle w:val="Heading2"/>
-      </w:pPr>
-      <w:r>
-        <w:t xml:space="preserve">15.1 Controles de racimo</w:t>
-      </w:r>
-    </w:p>
-    <w:p>
-      <w:pPr>
-        <w:numPr>
-          <w:ilvl w:val="0"/>
-          <w:numId w:val="1021"/>
-        </w:numPr>
-      </w:pPr>
-      <w:r>
-        <w:t xml:space="preserve">Grupos de inventario, versiones, propietarios, cargas de trabajo, espacios de nombres, nodos, registros, identidades, datos, ingresos y responsabilidad del proveedor.</w:t>
-      </w:r>
-    </w:p>
-    <w:p>
-      <w:pPr>
-        <w:numPr>
-          <w:ilvl w:val="0"/>
-          <w:numId w:val="1021"/>
-        </w:numPr>
-      </w:pPr>
-      <w:r>
-        <w:t xml:space="preserve">Acceso seguro API, federación, RBAC, cuentas de servicio, identidad de carga de trabajo, admisión, registros de auditoría y acceso de emergencia.</w:t>
-      </w:r>
-    </w:p>
-    <w:p>
-      <w:pPr>
-        <w:numPr>
-          <w:ilvl w:val="0"/>
-          <w:numId w:val="1021"/>
-        </w:numPr>
-      </w:pPr>
-      <w:r>
-        <w:t xml:space="preserve">Use imágenes mínimas de confianza firmadas, comprobaciones de vulnerabilidad/SBOM, ejecución no arraigada, sistemas de archivos solo lectura, capacidades caídas, límites de recursos y gestores secretos.</w:t>
-      </w:r>
-    </w:p>
-    <w:p>
-      <w:pPr>
-        <w:numPr>
-          <w:ilvl w:val="0"/>
-          <w:numId w:val="1021"/>
-        </w:numPr>
-      </w:pPr>
-      <w:r>
-        <w:t xml:space="preserve">Aplicar espacio de nombres y segmentación de redes, control de egresos, cifrado, protección de almacenamiento, respaldos, aplicación de políticas y detección de tiempo de ejecución.</w:t>
-      </w:r>
-    </w:p>
-    <w:p>
-      <w:pPr>
-        <w:numPr>
-          <w:ilvl w:val="0"/>
-          <w:numId w:val="1021"/>
-        </w:numPr>
-      </w:pPr>
-      <w:r>
-        <w:t xml:space="preserve">Patch soporta versiones de racimo/nodos y actualizaciones de pruebas, autoescalamiento, recuperación y compatibilidad de políticas.</w:t>
-      </w:r>
-    </w:p>
-    <w:bookmarkEnd w:id="51"/>
-    <w:bookmarkEnd w:id="52"/>
-    <w:bookmarkStart w:id="55" w:name="servidor-api-y-servicios-de-eventos"/>
-    <w:p>
-      <w:pPr>
-        <w:pStyle w:val="Heading1"/>
-      </w:pPr>
-      <w:r>
-        <w:t xml:space="preserve">16. Servidor, API y servicios de eventos</w:t>
-      </w:r>
-    </w:p>
-    <w:p>
-      <w:pPr>
-        <w:pStyle w:val="FirstParagraph"/>
-      </w:pPr>
-      <w:r>
-        <w:rPr>
-          <w:iCs/>
-          <w:i/>
-        </w:rPr>
-        <w:t xml:space="preserve">Los sistemas ininterrumpidos y basados en eventos reducen la gestión de hosts pero aumentan las preocupaciones de identidad, evento, dependencia y observabilidad.</w:t>
-      </w:r>
-    </w:p>
-    <w:bookmarkStart w:id="53" w:name="controles-sin-servidor"/>
-    <w:p>
-      <w:pPr>
-        <w:pStyle w:val="Heading2"/>
-      </w:pPr>
-      <w:r>
-        <w:t xml:space="preserve">16.1 Controles sin servidor</w:t>
-      </w:r>
-    </w:p>
-    <w:p>
-      <w:pPr>
-        <w:numPr>
-          <w:ilvl w:val="0"/>
-          <w:numId w:val="1022"/>
-        </w:numPr>
-      </w:pPr>
-      <w:r>
-        <w:t xml:space="preserve">Función de inventario, propietario, tiempo de ejecución, fuente, paquete de despliegue, dependencias, disparadores, destinos, papel, secretos, red, datos y retención.</w:t>
-      </w:r>
-    </w:p>
-    <w:p>
-      <w:pPr>
-        <w:numPr>
-          <w:ilvl w:val="0"/>
-          <w:numId w:val="1022"/>
-        </w:numPr>
-      </w:pPr>
-      <w:r>
-        <w:t xml:space="preserve">Utilizar un papel de ejecución menos privilegiado por propósito; prevenir los abusos controvertidos y cruzados.</w:t>
-      </w:r>
-    </w:p>
-    <w:p>
-      <w:pPr>
-        <w:numPr>
-          <w:ilvl w:val="0"/>
-          <w:numId w:val="1022"/>
-        </w:numPr>
-      </w:pPr>
-      <w:r>
-        <w:t xml:space="preserve">Validar y autenticar eventos, limitar la recursión/concurrencia, hacer cumplir los plazos/limites, y manejar mensajes venenosos y los registros de forma segura.</w:t>
-      </w:r>
-    </w:p>
-    <w:p>
-      <w:pPr>
-        <w:numPr>
-          <w:ilvl w:val="0"/>
-          <w:numId w:val="1022"/>
-        </w:numPr>
-      </w:pPr>
-      <w:r>
-        <w:t xml:space="preserve">Código de escaneo/dependencias/IaC, tiempo de ejecución de pins y capas, proteger el despliegue y eliminar funciones/versiones no utilizadas.</w:t>
-      </w:r>
-    </w:p>
-    <w:p>
-      <w:pPr>
-        <w:numPr>
-          <w:ilvl w:val="0"/>
-          <w:numId w:val="1022"/>
-        </w:numPr>
-      </w:pPr>
-      <w:r>
-        <w:t xml:space="preserve">Iniciar sesión, identidad, metadatos de eventos, error, destino y cambios administrativos al minimizar el contenido sensible.</w:t>
-      </w:r>
-    </w:p>
-    <w:bookmarkEnd w:id="53"/>
-    <w:bookmarkStart w:id="54" w:name="api-security"/>
-    <w:p>
-      <w:pPr>
-        <w:pStyle w:val="Heading2"/>
-      </w:pPr>
-      <w:r>
-        <w:t xml:space="preserve">16.2 API security</w:t>
-      </w:r>
-    </w:p>
-    <w:p>
-      <w:pPr>
-        <w:numPr>
-          <w:ilvl w:val="0"/>
-          <w:numId w:val="1023"/>
-        </w:numPr>
-      </w:pPr>
-      <w:r>
-        <w:t xml:space="preserve">Inventario de cada API/versión/ambiente y propietario; use gateways, autenticación, autorización, validación de esquemas, cuotas, límites de tarifas, TLS, errores seguros y registro.</w:t>
-      </w:r>
-    </w:p>
-    <w:p>
-      <w:pPr>
-        <w:numPr>
-          <w:ilvl w:val="0"/>
-          <w:numId w:val="1023"/>
-        </w:numPr>
-      </w:pPr>
-      <w:r>
-        <w:t xml:space="preserve">Prueba de autorización de objeto/función, validación de token, asignación masiva, inyección, SSRF, lógica comercial, inventario e integraciones de terceros.</w:t>
-      </w:r>
-    </w:p>
-    <w:p>
-      <w:pPr>
-        <w:numPr>
-          <w:ilvl w:val="0"/>
-          <w:numId w:val="1023"/>
-        </w:numPr>
-      </w:pPr>
-      <w:r>
-        <w:t xml:space="preserve">Proteger las teclas API y las teclas web, rotar secretos, firmar eventos y validar la resistencia de repetición.</w:t>
-      </w:r>
-    </w:p>
-    <w:bookmarkEnd w:id="54"/>
-    <w:bookmarkEnd w:id="55"/>
-    <w:bookmarkStart w:id="57" w:name="saas-security-and-business-applications"/>
-    <w:p>
-      <w:pPr>
-        <w:pStyle w:val="Heading1"/>
-      </w:pPr>
-      <w:r>
-        <w:t xml:space="preserve">17. SaaS Security and Business Applications</w:t>
-      </w:r>
-    </w:p>
-    <w:p>
-      <w:pPr>
-        <w:pStyle w:val="FirstParagraph"/>
-      </w:pPr>
-      <w:r>
-        <w:rPr>
-          <w:iCs/>
-          <w:i/>
         </w:rPr>
         <w:t xml:space="preserve">La seguridad de SaaS depende en gran medida de la configuración, identidad, uso de datos, integraciones, puntos finales y evidencia de proveedores.</w:t>
       </w:r>
     </w:p>
-    <w:bookmarkStart w:id="56" w:name="revisión-de-saas"/>
+    <w:bookmarkStart w:id="45" w:name="revisión-de-saas"/>
     <w:p>
       <w:pPr>
         <w:pStyle w:val="Heading2"/>
@@ -4190,18 +4161,20 @@
         <w:pStyle w:val="FirstParagraph"/>
       </w:pPr>
       <w:r>
-        <w:t xml:space="preserve">Silencio ** Lugar ciego:** La aprobación de las adquisiciones no es una operación segura. Revise la configuración de inquilinos, aplicaciones, roles, compartir, retener y cambiar el proveedor a lo largo de la relación.</w:t>
-      </w:r>
-      <w:r>
-        <w:t xml:space="preserve"> </w:t>
-      </w:r>
-      <w:r>
-        <w:t xml:space="preserve">Silencio.</w:t>
-      </w:r>
-    </w:p>
-    <w:bookmarkEnd w:id="56"/>
-    <w:bookmarkEnd w:id="57"/>
-    <w:bookmarkStart w:id="60" w:name="multi-cloud-hybrid-cloud-y-portability"/>
+        <w:t xml:space="preserve">** Lugar ciego:** La aprobación de las adquisiciones no es una operación segura. Revise la configuración de inquilinos, aplicaciones, roles, compartir, retener y cambiar el proveedor a lo largo de la relación. |</w:t>
+      </w:r>
+    </w:p>
+    <w:p>
+      <w:pPr>
+        <w:pStyle w:val="BodyText"/>
+      </w:pPr>
+      <w:r>
+        <w:t xml:space="preserve">|. |</w:t>
+      </w:r>
+    </w:p>
+    <w:bookmarkEnd w:id="45"/>
+    <w:bookmarkEnd w:id="46"/>
+    <w:bookmarkStart w:id="49" w:name="multi-cloud-hybrid-cloud-y-portability"/>
     <w:p>
       <w:pPr>
         <w:pStyle w:val="Heading1"/>
@@ -4216,13 +4189,13 @@
       </w:pPr>
       <w:r>
         <w:rPr>
+          <w:i/>
           <w:iCs/>
-          <w:i/>
         </w:rPr>
         <w:t xml:space="preserve">Multi-cloud y diseños híbridos pueden reducir o aumentar el riesgo dependiendo de la capacidad operacional real.</w:t>
       </w:r>
     </w:p>
-    <w:bookmarkStart w:id="58" w:name="desafíos-comunes"/>
+    <w:bookmarkStart w:id="47" w:name="desafíos-comunes"/>
     <w:p>
       <w:pPr>
         <w:pStyle w:val="Heading2"/>
@@ -4286,8 +4259,8 @@
         <w:t xml:space="preserve">Reclamaciones de portabilidad que fallan debido a servicios propietarios, volumen de datos, formatos, dependencias, habilidades, tiempo y coste.</w:t>
       </w:r>
     </w:p>
-    <w:bookmarkEnd w:id="58"/>
-    <w:bookmarkStart w:id="59" w:name="strategy"/>
+    <w:bookmarkEnd w:id="47"/>
+    <w:bookmarkStart w:id="48" w:name="strategy"/>
     <w:p>
       <w:pPr>
         <w:pStyle w:val="Heading2"/>
@@ -4340,9 +4313,9 @@
         <w:t xml:space="preserve">Usar la diversidad cuando reduce un fallo correlativo creíble y los equipos pueden operarlo con seguridad.</w:t>
       </w:r>
     </w:p>
-    <w:bookmarkEnd w:id="59"/>
-    <w:bookmarkEnd w:id="60"/>
-    <w:bookmarkStart w:id="62" w:name="X4ba2ede2fb3f481211224954289fae22df95631"/>
+    <w:bookmarkEnd w:id="48"/>
+    <w:bookmarkEnd w:id="49"/>
+    <w:bookmarkStart w:id="51" w:name="X4ba2ede2fb3f481211224954289fae22df95631"/>
     <w:p>
       <w:pPr>
         <w:pStyle w:val="Heading1"/>
@@ -4357,8 +4330,8 @@
       </w:pPr>
       <w:r>
         <w:rPr>
+          <w:i/>
           <w:iCs/>
-          <w:i/>
         </w:rPr>
         <w:t xml:space="preserve">La resiliencia en voz alta requiere objetivos empresariales, arquitectura, datos de recuperación protegidos y restauración final a extremo probada.</w:t>
       </w:r>
@@ -4371,13 +4344,7 @@
         <w:t xml:space="preserve">יimg src=</w:t>
       </w:r>
       <w:r>
-        <w:t xml:space="preserve">“</w:t>
-      </w:r>
-      <w:r>
-        <w:t xml:space="preserve">media/image7.png</w:t>
-      </w:r>
-      <w:r>
-        <w:t xml:space="preserve">”</w:t>
+        <w:t xml:space="preserve">“media/image7.png”</w:t>
       </w:r>
       <w:r>
         <w:t xml:space="preserve"> </w:t>
@@ -4386,13 +4353,7 @@
         <w:t xml:space="preserve">style=</w:t>
       </w:r>
       <w:r>
-        <w:t xml:space="preserve">“</w:t>
-      </w:r>
-      <w:r>
-        <w:t xml:space="preserve">width:6.15in;height:3.39605in</w:t>
-      </w:r>
-      <w:r>
-        <w:t xml:space="preserve">”</w:t>
+        <w:t xml:space="preserve">“width:6.15in;height:3.39605in”</w:t>
       </w:r>
       <w:r>
         <w:t xml:space="preserve"> </w:t>
@@ -4401,13 +4362,7 @@
         <w:t xml:space="preserve">alt=</w:t>
       </w:r>
       <w:r>
-        <w:t xml:space="preserve">“</w:t>
-      </w:r>
-      <w:r>
-        <w:t xml:space="preserve">Las características de disponibilidad de proveedores no prueban que el servicio completo del cliente puede reunirse con RTO y RPO.</w:t>
-      </w:r>
-      <w:r>
-        <w:t xml:space="preserve">”</w:t>
+        <w:t xml:space="preserve">“Las características de disponibilidad de proveedores no prueban que el servicio completo del cliente puede reunirse con RTO y RPO.”</w:t>
       </w:r>
       <w:r>
         <w:t xml:space="preserve"> </w:t>
@@ -4424,7 +4379,7 @@
         <w:t xml:space="preserve">Gráfico 7. Resiliencia y recuperación en la nube</w:t>
       </w:r>
     </w:p>
-    <w:bookmarkStart w:id="61" w:name="diseño-de-resiliencia"/>
+    <w:bookmarkStart w:id="50" w:name="diseño-de-resiliencia"/>
     <w:p>
       <w:pPr>
         <w:pStyle w:val="Heading2"/>
@@ -4488,9 +4443,9 @@
         <w:t xml:space="preserve">Realizar fallos realistas, corrupción, compromiso de identidad, ransomware, salida de proveedores y escenarios de dependencia de proveedores.</w:t>
       </w:r>
     </w:p>
-    <w:bookmarkEnd w:id="61"/>
-    <w:bookmarkEnd w:id="62"/>
-    <w:bookmarkStart w:id="65" w:name="Xebb275a4b46c2bf6046bc281cb0fc62348b0e58"/>
+    <w:bookmarkEnd w:id="50"/>
+    <w:bookmarkEnd w:id="51"/>
+    <w:bookmarkStart w:id="54" w:name="Xebb275a4b46c2bf6046bc281cb0fc62348b0e58"/>
     <w:p>
       <w:pPr>
         <w:pStyle w:val="Heading1"/>
@@ -4505,8 +4460,8 @@
       </w:pPr>
       <w:r>
         <w:rPr>
+          <w:i/>
           <w:iCs/>
-          <w:i/>
         </w:rPr>
         <w:t xml:space="preserve">La respuesta a incidentes de ruido depende de pruebas de proveedores, identidad de plan de control, automatización segura y derechos compartidos</w:t>
       </w:r>
@@ -4522,13 +4477,7 @@
         <w:t xml:space="preserve">■img src=</w:t>
       </w:r>
       <w:r>
-        <w:t xml:space="preserve">“</w:t>
-      </w:r>
-      <w:r>
-        <w:t xml:space="preserve">media/image8.png</w:t>
-      </w:r>
-      <w:r>
-        <w:t xml:space="preserve">”</w:t>
+        <w:t xml:space="preserve">“media/image8.png”</w:t>
       </w:r>
       <w:r>
         <w:t xml:space="preserve"> </w:t>
@@ -4537,13 +4486,7 @@
         <w:t xml:space="preserve">style=</w:t>
       </w:r>
       <w:r>
-        <w:t xml:space="preserve">“</w:t>
-      </w:r>
-      <w:r>
-        <w:t xml:space="preserve">width:6.15in;height:3.39605in</w:t>
-      </w:r>
-      <w:r>
-        <w:t xml:space="preserve">”</w:t>
+        <w:t xml:space="preserve">“width:6.15in;height:3.39605in”</w:t>
       </w:r>
       <w:r>
         <w:t xml:space="preserve"> </w:t>
@@ -4552,13 +4495,7 @@
         <w:t xml:space="preserve">alt=</w:t>
       </w:r>
       <w:r>
-        <w:t xml:space="preserve">“</w:t>
-      </w:r>
-      <w:r>
-        <w:t xml:space="preserve">Preserve provider logs and secure identity before evidence expires or changes spread.</w:t>
-      </w:r>
-      <w:r>
-        <w:t xml:space="preserve">”</w:t>
+        <w:t xml:space="preserve">“Preserve provider logs and secure identity before evidence expires or changes spread.”</w:t>
       </w:r>
       <w:r>
         <w:t xml:space="preserve"> </w:t>
@@ -4575,7 +4512,7 @@
         <w:t xml:space="preserve">Gráfico 8 Flujo de trabajo de incidentes en la nube</w:t>
       </w:r>
     </w:p>
-    <w:bookmarkStart w:id="63" w:name="prepare"/>
+    <w:bookmarkStart w:id="52" w:name="prepare"/>
     <w:p>
       <w:pPr>
         <w:pStyle w:val="Heading2"/>
@@ -4617,8 +4554,8 @@
         <w:t xml:space="preserve">Aislamiento aprobado, revocación de token, restricción de políticas, rotación clave, cuarentena de red, instantánea de carga de trabajo y acciones de cierre de cuentas.</w:t>
       </w:r>
     </w:p>
-    <w:bookmarkEnd w:id="63"/>
-    <w:bookmarkStart w:id="64" w:name="respuesta"/>
+    <w:bookmarkEnd w:id="52"/>
+    <w:bookmarkStart w:id="53" w:name="respuesta"/>
     <w:p>
       <w:pPr>
         <w:pStyle w:val="Heading2"/>
@@ -4682,9 +4619,9 @@
         <w:t xml:space="preserve">Coordinador, clientes, aseguradores, asesoría, autoridades y subprocesadores bajo obligaciones aprobadas.</w:t>
       </w:r>
     </w:p>
-    <w:bookmarkEnd w:id="64"/>
-    <w:bookmarkEnd w:id="65"/>
-    <w:bookmarkStart w:id="67" w:name="Xbe543e182697de6138525d543f8082d61f7c15e"/>
+    <w:bookmarkEnd w:id="53"/>
+    <w:bookmarkEnd w:id="54"/>
+    <w:bookmarkStart w:id="56" w:name="Xbe543e182697de6138525d543f8082d61f7c15e"/>
     <w:p>
       <w:pPr>
         <w:pStyle w:val="Heading1"/>
@@ -4699,13 +4636,13 @@
       </w:pPr>
       <w:r>
         <w:rPr>
+          <w:i/>
           <w:iCs/>
-          <w:i/>
         </w:rPr>
         <w:t xml:space="preserve">La privacidad y el cumplimiento en voz alta siguen los principios de procesamiento, responsabilidad, contrato, geografía y evidencia.</w:t>
       </w:r>
     </w:p>
-    <w:bookmarkStart w:id="66" w:name="privacidad-y-revisión-legal"/>
+    <w:bookmarkStart w:id="55" w:name="privacidad-y-revisión-legal"/>
     <w:p>
       <w:pPr>
         <w:pStyle w:val="Heading2"/>
@@ -4763,43 +4700,43 @@
         <w:pStyle w:val="FirstParagraph"/>
       </w:pPr>
       <w:r>
-        <w:t xml:space="preserve">Silencio** Silencioso**</w:t>
-      </w:r>
-      <w:r>
-        <w:t xml:space="preserve"> </w:t>
-      </w:r>
-      <w:r>
-        <w:t xml:space="preserve">Silencio.</w:t>
-      </w:r>
-      <w:r>
-        <w:t xml:space="preserve"> </w:t>
-      </w:r>
-      <w:r>
-        <w:t xml:space="preserve">Silencio SOC 2 Silencio Proveedor sistema, criterios, período, pruebas, excepciones, CUECs, organizaciones de subservicio Silencio El cliente debe implementar CUECs y controles de inquilinos</w:t>
-      </w:r>
-      <w:r>
-        <w:t xml:space="preserve"> </w:t>
-      </w:r>
-      <w:r>
-        <w:t xml:space="preserve">Silencio ISO/IEC 27001 latitud ISMS alcance, uso en la nube, proveedores, acceso, operaciones, incidentes, continuidad TENCIÓN El alcance del certificado puede excluir un servicio o ubicación ANTE</w:t>
-      </w:r>
-      <w:r>
-        <w:t xml:space="preserve"> </w:t>
-      </w:r>
-      <w:r>
-        <w:t xml:space="preserve">TEN PCI DSS v4.0.1 TENIDO Alcance CDE, responsabilidad del proveedor de la nube, segmentación, evidencia, derechos de incidencias ANTE El cumplimiento del Proveedor no hace que el cliente cumpla</w:t>
-      </w:r>
-      <w:r>
-        <w:t xml:space="preserve"> </w:t>
-      </w:r>
-      <w:r>
-        <w:t xml:space="preserve">Silencio HIPAA Silencioso Socio de negocios, acuerdo, análisis de riesgos, salvaguardias, contingencia e incidentes Silencio Aplicabilidad legal depende de hechos</w:t>
-      </w:r>
-      <w:r>
-        <w:t xml:space="preserve"> </w:t>
-      </w:r>
-      <w:r>
-        <w:t xml:space="preserve">TENCIÓN GDPR TENIDO Los términos del procesador, seguridad, transferencias, derechos, infracciones, eliminación, subprocesadores ANTERI Las funciones y los mecanismos de transferencia necesitan un análisis legal</w:t>
+        <w:t xml:space="preserve">|** Silencioso** |</w:t>
+      </w:r>
+      <w:r>
+        <w:t xml:space="preserve"> </w:t>
+      </w:r>
+      <w:r>
+        <w:t xml:space="preserve">|. |</w:t>
+      </w:r>
+      <w:r>
+        <w:t xml:space="preserve"> </w:t>
+      </w:r>
+      <w:r>
+        <w:t xml:space="preserve">| SOC 2 | Proveedor sistema, criterios, período, pruebas, excepciones, CUECs, organizaciones de subservicio | El cliente debe implementar CUECs y controles de inquilinos</w:t>
+      </w:r>
+      <w:r>
+        <w:t xml:space="preserve"> </w:t>
+      </w:r>
+      <w:r>
+        <w:t xml:space="preserve">| ISO/IEC 27001 latitud ISMS alcance, uso en la nube, proveedores, acceso, operaciones, incidentes, continuidad TENCIÓN El alcance del certificado puede excluir un servicio o ubicación ANTE |</w:t>
+      </w:r>
+      <w:r>
+        <w:t xml:space="preserve"> </w:t>
+      </w:r>
+      <w:r>
+        <w:t xml:space="preserve">TEN PCI DSS v4.0.1 | Alcance CDE, responsabilidad del proveedor de la nube, segmentación, evidencia, derechos de incidencias ANTE El cumplimiento del Proveedor no hace que el cliente cumpla</w:t>
+      </w:r>
+      <w:r>
+        <w:t xml:space="preserve"> </w:t>
+      </w:r>
+      <w:r>
+        <w:t xml:space="preserve">| HIPAA Silencioso Socio de negocios, acuerdo, análisis de riesgos, salvaguardias, contingencia e incidentes | Aplicabilidad legal depende de hechos</w:t>
+      </w:r>
+      <w:r>
+        <w:t xml:space="preserve"> </w:t>
+      </w:r>
+      <w:r>
+        <w:t xml:space="preserve">TENCIÓN GDPR | Los términos del procesador, seguridad, transferencias, derechos, infracciones, eliminación, subprocesadores ANTERI Las funciones y los mecanismos de transferencia necesitan un análisis legal</w:t>
       </w:r>
       <w:r>
         <w:t xml:space="preserve"> </w:t>
@@ -4811,12 +4748,12 @@
         <w:t xml:space="preserve"> </w:t>
       </w:r>
       <w:r>
-        <w:t xml:space="preserve">TEN CSA CCM v4.1 Silencio Objetivos de control específicos de la nube y la seguridad de CAIQ ← Mapping no es el cumplimiento automático</w:t>
-      </w:r>
-    </w:p>
-    <w:bookmarkEnd w:id="66"/>
-    <w:bookmarkEnd w:id="67"/>
-    <w:bookmarkStart w:id="69" w:name="csa-cloud-controls-matrix-v4.1-dominios"/>
+        <w:t xml:space="preserve">TEN CSA CCM v4.1 | Objetivos de control específicos de la nube y la seguridad de CAIQ ← Mapping no es el cumplimiento automático</w:t>
+      </w:r>
+    </w:p>
+    <w:bookmarkEnd w:id="55"/>
+    <w:bookmarkEnd w:id="56"/>
+    <w:bookmarkStart w:id="58" w:name="csa-cloud-controls-matrix-v4.1-dominios"/>
     <w:p>
       <w:pPr>
         <w:pStyle w:val="Heading1"/>
@@ -4831,8 +4768,8 @@
       </w:pPr>
       <w:r>
         <w:rPr>
+          <w:i/>
           <w:iCs/>
-          <w:i/>
         </w:rPr>
         <w:t xml:space="preserve">CSA CCM v4.1 organiza 207 objetivos de control de nubes en 17 dominios.</w:t>
       </w:r>
@@ -4842,15 +4779,9 @@
         <w:pStyle w:val="BodyText"/>
       </w:pPr>
       <w:r>
-        <w:t xml:space="preserve">Silencio</w:t>
-      </w:r>
-      <w:r>
-        <w:t xml:space="preserve"> </w:t>
-      </w:r>
-      <w:r>
         <w:rPr>
+          <w:b/>
           <w:bCs/>
-          <w:b/>
         </w:rPr>
         <w:t xml:space="preserve">Code / domain</w:t>
       </w:r>
@@ -4858,53 +4789,55 @@
         <w:t xml:space="preserve"> </w:t>
       </w:r>
       <w:r>
-        <w:t xml:space="preserve">Silencio</w:t>
+        <w:t xml:space="preserve">|</w:t>
       </w:r>
       <w:r>
         <w:t xml:space="preserve"> </w:t>
       </w:r>
       <w:r>
         <w:rPr>
+          <w:b/>
           <w:bCs/>
-          <w:b/>
         </w:rPr>
         <w:t xml:space="preserve">Purpose</w:t>
       </w:r>
-      <w:r>
-        <w:t xml:space="preserve"> </w:t>
-      </w:r>
-      <w:r>
-        <w:t xml:space="preserve">Silencio.</w:t>
-      </w:r>
-      <w:r>
-        <w:t xml:space="preserve"> </w:t>
-      </w:r>
-      <w:r>
-        <w:t xml:space="preserve">Ø A destinatarioA — Auditoría " Garantía " , seguridad independiente e interna, planificación de evaluaciones, pruebas, conclusiones y coordinación de auditorías. Silencio</w:t>
-      </w:r>
-      <w:r>
-        <w:t xml:space="preserve"> </w:t>
-      </w:r>
-      <w:r>
-        <w:t xml:space="preserve">TEN AIS — Aplicación " Seguridad de la interfaz " , Diseño de aplicaciones seguras, API, desarrollo, pruebas, despliegue y protección de la interfaz. Silencio</w:t>
-      </w:r>
-      <w:r>
-        <w:t xml:space="preserve"> </w:t>
-      </w:r>
-      <w:r>
-        <w:t xml:space="preserve">TEN BCR — Gestión de la Continuidad Empresarial " Resilience Operacional " Continuidad, objetivos de recuperación, respaldos, ejercicios, dependencias y prestación de servicios resiliente. Silencio</w:t>
-      </w:r>
-      <w:r>
-        <w:t xml:space="preserve"> </w:t>
-      </w:r>
-      <w:r>
-        <w:t xml:space="preserve">TEN CCC — Control de Cambios " Gestión de Configuración TENIDO Bases de configuración aprobadas, cambios seguros, inventarios, pruebas, retroceso y control de deriva.</w:t>
-      </w:r>
-      <w:r>
-        <w:t xml:space="preserve"> </w:t>
-      </w:r>
-      <w:r>
-        <w:t xml:space="preserve">← CEK — Cryptography, Encryption " Key Management ← Cryptographic policy, keys, certificates, secrets, algoritmos, rotación, custodia y destrucción. Silencio</w:t>
+    </w:p>
+    <w:p>
+      <w:pPr>
+        <w:pStyle w:val="BodyText"/>
+      </w:pPr>
+      <w:r>
+        <w:t xml:space="preserve">|. |</w:t>
+      </w:r>
+      <w:r>
+        <w:t xml:space="preserve"> </w:t>
+      </w:r>
+      <w:r>
+        <w:t xml:space="preserve">Ø A destinatarioA — Auditoría " Garantía " , seguridad independiente e interna, planificación de evaluaciones, pruebas, conclusiones y coordinación de auditorías. |</w:t>
+      </w:r>
+      <w:r>
+        <w:t xml:space="preserve"> </w:t>
+      </w:r>
+      <w:r>
+        <w:t xml:space="preserve">TEN AIS — Aplicación " Seguridad de la interfaz " , Diseño de aplicaciones seguras, API, desarrollo, pruebas, despliegue y protección de la interfaz. |</w:t>
+      </w:r>
+      <w:r>
+        <w:t xml:space="preserve"> </w:t>
+      </w:r>
+      <w:r>
+        <w:t xml:space="preserve">TEN BCR — Gestión de la Continuidad Empresarial " Resilience Operacional " Continuidad, objetivos de recuperación, respaldos, ejercicios, dependencias y prestación de servicios resiliente. |</w:t>
+      </w:r>
+      <w:r>
+        <w:t xml:space="preserve"> </w:t>
+      </w:r>
+      <w:r>
+        <w:t xml:space="preserve">TEN CCC — Control de Cambios " Gestión de Configuración | Bases de configuración aprobadas, cambios seguros, inventarios, pruebas, retroceso y control de deriva.</w:t>
+      </w:r>
+      <w:r>
+        <w:t xml:space="preserve"> </w:t>
+      </w:r>
+      <w:r>
+        <w:t xml:space="preserve">← CEK — Cryptography, Encryption " Key Management ← Cryptographic policy, keys, certificates, secrets, algoritmos, rotación, custodia y destrucción. |</w:t>
       </w:r>
       <w:r>
         <w:t xml:space="preserve"> </w:t>
@@ -4916,49 +4849,49 @@
         <w:t xml:space="preserve"> </w:t>
       </w:r>
       <w:r>
-        <w:t xml:space="preserve">Silencio DSP — Seguridad de datos " Gestión de ciclos de vida " , inventario de datos, clasificación, minimización, uso, intercambio, retención, eliminación, privacidad y protección. Silencio</w:t>
-      </w:r>
-      <w:r>
-        <w:t xml:space="preserve"> </w:t>
-      </w:r>
-      <w:r>
-        <w:t xml:space="preserve">tención GRC — Gobernanza, Riesgo " Cumplimiento de la política permanente, rendición de cuentas, gestión de riesgos, obligaciones jurídicas, supervisión, presentación de informes y mejora. Silencio</w:t>
-      </w:r>
-      <w:r>
-        <w:t xml:space="preserve"> </w:t>
-      </w:r>
-      <w:r>
-        <w:t xml:space="preserve">tención de recursos humanos — Recursos humanos Silencioso Screening, acuerdos, concienciación, cambios de función, terminación, sanciones y responsabilidades laborales. Silencio</w:t>
-      </w:r>
-      <w:r>
-        <w:t xml:space="preserve"> </w:t>
-      </w:r>
-      <w:r>
-        <w:t xml:space="preserve">Silencio IAM — Identidad " Gestión de Accesos " , vida útil, autenticación, autorización, privilegio, federación, identidades de servicio y revisión de acceso.</w:t>
-      </w:r>
-      <w:r>
-        <w:t xml:space="preserve"> </w:t>
-      </w:r>
-      <w:r>
-        <w:t xml:space="preserve">TEN IPY — Interoperabilidad " Portability " Normas, interfaces, exportación de datos, migración, transparencia de dependencia y capacidad de salida. Silencio</w:t>
-      </w:r>
-      <w:r>
-        <w:t xml:space="preserve"> </w:t>
-      </w:r>
-      <w:r>
-        <w:t xml:space="preserve">TEN IVS — Infraestructura " Virtualization Security ANTE Compute, redes, virtualización, contenedores, hosts, imágenes, segmentación y aislamiento de carga de trabajo. Silencio</w:t>
-      </w:r>
-      <w:r>
-        <w:t xml:space="preserve"> </w:t>
-      </w:r>
-      <w:r>
-        <w:t xml:space="preserve">TEN LOG — Monitorización de Logging, generación de eventos, reunión central, tiempo, protección, retención, detección, revisión y respuesta de alerta. Silencio</w:t>
-      </w:r>
-      <w:r>
-        <w:t xml:space="preserve"> </w:t>
-      </w:r>
-      <w:r>
-        <w:t xml:space="preserve">TEN SEF — Security Incident Management, E-Discovery &amp; Cloud Forensics TEN Planes de incidentes, informes, pruebas, investigación, cooperación con proveedores, recuperación y aprendizaje. Silencio</w:t>
+        <w:t xml:space="preserve">| DSP — Seguridad de datos " Gestión de ciclos de vida " , inventario de datos, clasificación, minimización, uso, intercambio, retención, eliminación, privacidad y protección. |</w:t>
+      </w:r>
+      <w:r>
+        <w:t xml:space="preserve"> </w:t>
+      </w:r>
+      <w:r>
+        <w:t xml:space="preserve">tención GRC — Gobernanza, Riesgo " Cumplimiento de la política permanente, rendición de cuentas, gestión de riesgos, obligaciones jurídicas, supervisión, presentación de informes y mejora. |</w:t>
+      </w:r>
+      <w:r>
+        <w:t xml:space="preserve"> </w:t>
+      </w:r>
+      <w:r>
+        <w:t xml:space="preserve">tención de recursos humanos — Recursos humanos Silencioso Screening, acuerdos, concienciación, cambios de función, terminación, sanciones y responsabilidades laborales. |</w:t>
+      </w:r>
+      <w:r>
+        <w:t xml:space="preserve"> </w:t>
+      </w:r>
+      <w:r>
+        <w:t xml:space="preserve">| IAM — Identidad " Gestión de Accesos " , vida útil, autenticación, autorización, privilegio, federación, identidades de servicio y revisión de acceso. |</w:t>
+      </w:r>
+      <w:r>
+        <w:t xml:space="preserve"> </w:t>
+      </w:r>
+      <w:r>
+        <w:t xml:space="preserve">TEN IPY — Interoperabilidad " Portability " Normas, interfaces, exportación de datos, migración, transparencia de dependencia y capacidad de salida. |</w:t>
+      </w:r>
+      <w:r>
+        <w:t xml:space="preserve"> </w:t>
+      </w:r>
+      <w:r>
+        <w:t xml:space="preserve">TEN IVS — Infraestructura " Virtualization Security ANTE Compute, redes, virtualización, contenedores, hosts, imágenes, segmentación y aislamiento de carga de trabajo. |</w:t>
+      </w:r>
+      <w:r>
+        <w:t xml:space="preserve"> </w:t>
+      </w:r>
+      <w:r>
+        <w:t xml:space="preserve">TEN LOG — Monitorización de Logging, generación de eventos, reunión central, tiempo, protección, retención, detección, revisión y respuesta de alerta. |</w:t>
+      </w:r>
+      <w:r>
+        <w:t xml:space="preserve"> </w:t>
+      </w:r>
+      <w:r>
+        <w:t xml:space="preserve">TEN SEF — Security Incident Management, E-Discovery &amp; Cloud Forensics TEN Planes de incidentes, informes, pruebas, investigación, cooperación con proveedores, recuperación y aprendizaje. |</w:t>
       </w:r>
       <w:r>
         <w:t xml:space="preserve"> </w:t>
@@ -4976,10 +4909,10 @@
         <w:t xml:space="preserve"> </w:t>
       </w:r>
       <w:r>
-        <w:t xml:space="preserve">TEN UEM — Universal Endpoint Management TENIDO Gestión y protección de endpoints que acceden, administran o procesan servicios y datos en la nube. Silencio</w:t>
-      </w:r>
-    </w:p>
-    <w:bookmarkStart w:id="68" w:name="cómo-utilizar-ccm-y-caiq"/>
+        <w:t xml:space="preserve">TEN UEM — Universal Endpoint Management | Gestión y protección de endpoints que acceden, administran o procesan servicios y datos en la nube. |</w:t>
+      </w:r>
+    </w:p>
+    <w:bookmarkStart w:id="57" w:name="cómo-utilizar-ccm-y-caiq"/>
     <w:p>
       <w:pPr>
         <w:pStyle w:val="Heading2"/>
@@ -5054,9 +4987,9 @@
         <w:t xml:space="preserve">No reclamar el nivel de CSA STAR o la certificación a menos que la entrada exacta del registro y el alcance lo apoyen.</w:t>
       </w:r>
     </w:p>
-    <w:bookmarkEnd w:id="68"/>
-    <w:bookmarkEnd w:id="69"/>
-    <w:bookmarkStart w:id="70" w:name="nube-assurance-and-provider-evidence"/>
+    <w:bookmarkEnd w:id="57"/>
+    <w:bookmarkEnd w:id="58"/>
+    <w:bookmarkStart w:id="59" w:name="nube-assurance-and-provider-evidence"/>
     <w:p>
       <w:pPr>
         <w:pStyle w:val="Heading1"/>
@@ -5071,8 +5004,8 @@
       </w:pPr>
       <w:r>
         <w:rPr>
+          <w:i/>
           <w:iCs/>
-          <w:i/>
         </w:rPr>
         <w:t xml:space="preserve">La garantía de la compañía reduce la incertidumbre sólo cuando el alcance y la responsabilidad del cliente coinciden con el uso real.</w:t>
       </w:r>
@@ -5083,8 +5016,8 @@
       </w:pPr>
       <w:r>
         <w:rPr>
+          <w:b/>
           <w:bCs/>
-          <w:b/>
         </w:rPr>
         <w:t xml:space="preserve">Artifact</w:t>
       </w:r>
@@ -5098,19 +5031,19 @@
         <w:t xml:space="preserve"> </w:t>
       </w:r>
       <w:r>
-        <w:t xml:space="preserve">Silencio.</w:t>
-      </w:r>
-      <w:r>
-        <w:t xml:space="preserve"> </w:t>
-      </w:r>
-      <w:r>
-        <w:t xml:space="preserve">Silencio SOC 2 Tipo 2 Silencio Entidad/servicio, criterios, período, opinión, pruebas, excepciones, CUECs, organizaciones de subservicio, eventos posteriores</w:t>
-      </w:r>
-      <w:r>
-        <w:t xml:space="preserve"> </w:t>
-      </w:r>
-      <w:r>
-        <w:t xml:space="preserve">Silencio ISO certificado Silencioso Organización, alcance de servicio/ubicación, versión estándar, organismo de certificación, acreditación, fechas, status</w:t>
+        <w:t xml:space="preserve">|. |</w:t>
+      </w:r>
+      <w:r>
+        <w:t xml:space="preserve"> </w:t>
+      </w:r>
+      <w:r>
+        <w:t xml:space="preserve">| SOC 2 Tipo 2 | Entidad/servicio, criterios, período, opinión, pruebas, excepciones, CUECs, organizaciones de subservicio, eventos posteriores</w:t>
+      </w:r>
+      <w:r>
+        <w:t xml:space="preserve"> </w:t>
+      </w:r>
+      <w:r>
+        <w:t xml:space="preserve">| ISO certificado Silencioso Organización, alcance de servicio/ubicación, versión estándar, organismo de certificación, acreditación, fechas, status |</w:t>
       </w:r>
       <w:r>
         <w:t xml:space="preserve"> </w:t>
@@ -5122,7 +5055,7 @@
         <w:t xml:space="preserve"> </w:t>
       </w:r>
       <w:r>
-        <w:t xml:space="preserve">prueba de penetración Silencioso, fecha, semestre, metodología, exclusiones, hallazgos, corrección, retest Silencio</w:t>
+        <w:t xml:space="preserve">prueba de penetración Silencioso, fecha, semestre, metodología, exclusiones, hallazgos, corrección, retest |</w:t>
       </w:r>
       <w:r>
         <w:t xml:space="preserve"> </w:t>
@@ -5134,13 +5067,13 @@
         <w:t xml:space="preserve"> </w:t>
       </w:r>
       <w:r>
-        <w:t xml:space="preserve">← Resilience evidence tención Arquitectura, dependencias, RTO/RPO, ejercicios, resultados reales, fallos, corrección TENIDO</w:t>
-      </w:r>
-      <w:r>
-        <w:t xml:space="preserve"> </w:t>
-      </w:r>
-      <w:r>
-        <w:t xml:space="preserve">TEN Vulnerability/development TEN Disclosure, secure SDLC, SBOM, scan/testing, patch targets, advisories, end-of-life TEN</w:t>
+        <w:t xml:space="preserve">← Resilience evidence tención Arquitectura, dependencias, RTO/RPO, ejercicios, resultados reales, fallos, corrección |</w:t>
+      </w:r>
+      <w:r>
+        <w:t xml:space="preserve"> </w:t>
+      </w:r>
+      <w:r>
+        <w:t xml:space="preserve">TEN Vulnerability/development TEN Disclosure, secure SDLC, SBOM, scan/testing, patch targets, advisories, end-of-life |</w:t>
       </w:r>
       <w:r>
         <w:t xml:space="preserve"> </w:t>
@@ -5161,8 +5094,8 @@
       </w:r>
       <w:r>
         <w:rPr>
+          <w:b/>
           <w:bCs/>
-          <w:b/>
         </w:rPr>
         <w:t xml:space="preserve">Escalera de vídeo:</w:t>
       </w:r>
@@ -5170,17 +5103,17 @@
         <w:t xml:space="preserve"> </w:t>
       </w:r>
       <w:r>
-        <w:t xml:space="preserve">Un cuestionario es útil para el descubrimiento. Aumenta la confianza mediante documentos pertinentes, seguridad independiente, pruebas técnicas, observación, poblaciones completas y remediación verificada. Silencio</w:t>
-      </w:r>
-      <w:r>
-        <w:t xml:space="preserve"> </w:t>
-      </w:r>
-      <w:r>
-        <w:t xml:space="preserve">Silencio.</w:t>
-      </w:r>
-    </w:p>
-    <w:bookmarkEnd w:id="70"/>
-    <w:bookmarkStart w:id="72" w:name="assessment-evidence-testing-and-metrics"/>
+        <w:t xml:space="preserve">Un cuestionario es útil para el descubrimiento. Aumenta la confianza mediante documentos pertinentes, seguridad independiente, pruebas técnicas, observación, poblaciones completas y remediación verificada. |</w:t>
+      </w:r>
+      <w:r>
+        <w:t xml:space="preserve"> </w:t>
+      </w:r>
+      <w:r>
+        <w:t xml:space="preserve">|. |</w:t>
+      </w:r>
+    </w:p>
+    <w:bookmarkEnd w:id="59"/>
+    <w:bookmarkStart w:id="61" w:name="assessment-evidence-testing-and-metrics"/>
     <w:p>
       <w:pPr>
         <w:pStyle w:val="Heading1"/>
@@ -5195,8 +5128,8 @@
       </w:pPr>
       <w:r>
         <w:rPr>
+          <w:i/>
           <w:iCs/>
-          <w:i/>
         </w:rPr>
         <w:t xml:space="preserve">La evaluación de voz se une a criterios exactos, poblaciones API completas, evidencia confiable, juicio humano y retesting.</w:t>
       </w:r>
@@ -5206,13 +5139,7 @@
         <w:pStyle w:val="BodyText"/>
       </w:pPr>
       <w:r>
-        <w:t xml:space="preserve">“</w:t>
-      </w:r>
-      <w:r>
-        <w:t xml:space="preserve">La prueba de configuración automatizada se convierte en garantía sólo después de que se evaluen el alcance, la confiabilidad, las excepciones y el riesgo</w:t>
-      </w:r>
-      <w:r>
-        <w:t xml:space="preserve">”</w:t>
+        <w:t xml:space="preserve">“La prueba de configuración automatizada se convierte en garantía sólo después de que se evaluen el alcance, la confiabilidad, las excepciones y el riesgo”</w:t>
       </w:r>
       <w:r>
         <w:t xml:space="preserve">.</w:t>
@@ -5226,7 +5153,7 @@
         <w:t xml:space="preserve">Figura 9. Cadena de prueba de pruebas en la nube</w:t>
       </w:r>
     </w:p>
-    <w:bookmarkStart w:id="71" w:name="método-de-prueba"/>
+    <w:bookmarkStart w:id="60" w:name="método-de-prueba"/>
     <w:p>
       <w:pPr>
         <w:pStyle w:val="Heading2"/>
@@ -5312,7 +5239,7 @@
         <w:t xml:space="preserve"> </w:t>
       </w:r>
       <w:r>
-        <w:t xml:space="preserve">Silencio——————————————</w:t>
+        <w:t xml:space="preserve">|—————————————— |</w:t>
       </w:r>
       <w:r>
         <w:t xml:space="preserve"> </w:t>
@@ -5324,7 +5251,7 @@
         <w:t xml:space="preserve"> </w:t>
       </w:r>
       <w:r>
-        <w:t xml:space="preserve">Silencio Exposición pública Silencio Recursos accesibles a Internet por estado aprobado/no aprobado y crítico Silencio</w:t>
+        <w:t xml:space="preserve">| Exposición pública | Recursos accesibles a Internet por estado aprobado/no aprobado y crítico |</w:t>
       </w:r>
       <w:r>
         <w:t xml:space="preserve"> </w:t>
@@ -5348,13 +5275,13 @@
         <w:t xml:space="preserve"> </w:t>
       </w:r>
       <w:r>
-        <w:t xml:space="preserve">← IaC coverage Silencio Recursos de producción gestionados por código aprobado</w:t>
-      </w:r>
-      <w:r>
-        <w:t xml:space="preserve"> </w:t>
-      </w:r>
-      <w:r>
-        <w:t xml:space="preserve">TENIDO Buscar edad TENIDO Días abiertos por severidad, explotabilidad, exposición, propietario y excepción</w:t>
+        <w:t xml:space="preserve">← IaC coverage | Recursos de producción gestionados por código aprobado</w:t>
+      </w:r>
+      <w:r>
+        <w:t xml:space="preserve"> </w:t>
+      </w:r>
+      <w:r>
+        <w:t xml:space="preserve">| Buscar edad | Días abiertos por severidad, explotabilidad, exposición, propietario y excepción</w:t>
       </w:r>
       <w:r>
         <w:t xml:space="preserve"> </w:t>
@@ -5363,9 +5290,9 @@
         <w:t xml:space="preserve">← Recuperación de la vida útil Representante prueba reunión completo RTO y RPO</w:t>
       </w:r>
     </w:p>
-    <w:bookmarkEnd w:id="71"/>
-    <w:bookmarkEnd w:id="72"/>
-    <w:bookmarkStart w:id="74" w:name="ai-services-and-emerging-cloud-risk"/>
+    <w:bookmarkEnd w:id="60"/>
+    <w:bookmarkEnd w:id="61"/>
+    <w:bookmarkStart w:id="63" w:name="ai-services-and-emerging-cloud-risk"/>
     <w:p>
       <w:pPr>
         <w:pStyle w:val="Heading1"/>
@@ -5380,13 +5307,13 @@
       </w:pPr>
       <w:r>
         <w:rPr>
+          <w:i/>
           <w:iCs/>
-          <w:i/>
         </w:rPr>
         <w:t xml:space="preserve">Los servicios de Cloud AI añaden un modelo, datos, agente, plugin, cadena de proveedores y un riesgo de cambios rápido.</w:t>
       </w:r>
     </w:p>
-    <w:bookmarkStart w:id="73" w:name="evaluación-de-la-nube-de-ai"/>
+    <w:bookmarkStart w:id="62" w:name="evaluación-de-la-nube-de-ai"/>
     <w:p>
       <w:pPr>
         <w:pStyle w:val="Heading2"/>
@@ -5469,7 +5396,7 @@
         </w:numPr>
       </w:pPr>
       <w:r>
-        <w:t xml:space="preserve">Los servicios de IA todavía requieren inventario, propiedad, identidad, mínimo privilegio, gobernanza de datos, desarrollo seguro, registro, respuesta a incidentes, gestión de proveedores, resiliencia y eliminación verificada. Silencio</w:t>
+        <w:t xml:space="preserve">Los servicios de IA todavía requieren inventario, propiedad, identidad, mínimo privilegio, gobernanza de datos, desarrollo seguro, registro, respuesta a incidentes, gestión de proveedores, resiliencia y eliminación verificada. |</w:t>
       </w:r>
       <w:r>
         <w:t xml:space="preserve"> </w:t>
@@ -5478,9 +5405,9 @@
         <w:t xml:space="preserve">Respuesta</w:t>
       </w:r>
     </w:p>
-    <w:bookmarkEnd w:id="73"/>
-    <w:bookmarkEnd w:id="74"/>
-    <w:bookmarkStart w:id="75" w:name="open-source-tools"/>
+    <w:bookmarkEnd w:id="62"/>
+    <w:bookmarkEnd w:id="63"/>
+    <w:bookmarkStart w:id="64" w:name="open-source-tools"/>
     <w:p>
       <w:pPr>
         <w:pStyle w:val="Heading1"/>
@@ -5491,18 +5418,18 @@
     </w:p>
     <w:p>
       <w:pPr>
+        <w:pStyle w:val="Compact"/>
         <w:numPr>
           <w:ilvl w:val="0"/>
           <w:numId w:val="1034"/>
         </w:numPr>
-        <w:pStyle w:val="Compact"/>
       </w:pPr>
       <w:r>
         <w:t xml:space="preserve">Herramientas de código abierto soportan inventario, postura, IaC, Kubernetes, tiempo de ejecución, secreto y encontrar evidencia.*</w:t>
       </w:r>
     </w:p>
-    <w:bookmarkEnd w:id="75"/>
-    <w:bookmarkStart w:id="108" w:name="tool-silencioso"/>
+    <w:bookmarkEnd w:id="64"/>
+    <w:bookmarkStart w:id="97" w:name="tool-silencioso"/>
     <w:p>
       <w:pPr>
         <w:pStyle w:val="Heading1"/>
@@ -5516,13 +5443,13 @@
         <w:pStyle w:val="FirstParagraph"/>
       </w:pPr>
       <w:r>
-        <w:t xml:space="preserve">Silencio.</w:t>
-      </w:r>
-      <w:r>
-        <w:t xml:space="preserve"> </w:t>
-      </w:r>
-      <w:r>
-        <w:t xml:space="preserve">Silencio Prowler Silencio Seguridad en la nube postura y evaluación del cumplimiento</w:t>
+        <w:t xml:space="preserve">|. |</w:t>
+      </w:r>
+      <w:r>
+        <w:t xml:space="preserve"> </w:t>
+      </w:r>
+      <w:r>
+        <w:t xml:space="preserve">| Prowler | Seguridad en la nube postura y evaluación del cumplimiento</w:t>
       </w:r>
       <w:r>
         <w:t xml:space="preserve"> </w:t>
@@ -5552,37 +5479,37 @@
         <w:t xml:space="preserve"> </w:t>
       </w:r>
       <w:r>
-        <w:t xml:space="preserve">tención Trivy Silencio Imágenes, repositorios, dependencias, secretos, Kubernetes e IaC cheques ←</w:t>
-      </w:r>
-      <w:r>
-        <w:t xml:space="preserve"> </w:t>
-      </w:r>
-      <w:r>
-        <w:t xml:space="preserve">Silencio tóxico tóxico Terraform análisis de seguridad estática</w:t>
-      </w:r>
-      <w:r>
-        <w:t xml:space="preserve"> </w:t>
-      </w:r>
-      <w:r>
-        <w:t xml:space="preserve">Silencio Terrascan Silencio Escaneo basado en políticas IaC</w:t>
-      </w:r>
-      <w:r>
-        <w:t xml:space="preserve"> </w:t>
-      </w:r>
-      <w:r>
-        <w:t xml:space="preserve">Silencio OpenTofu Silencio Infraestructura de código abierto como provisión</w:t>
-      </w:r>
-      <w:r>
-        <w:t xml:space="preserve"> </w:t>
-      </w:r>
-      <w:r>
-        <w:t xml:space="preserve">Silencio Política Abierta Agente Silencioso Decisiones generales de política como código</w:t>
-      </w:r>
-      <w:r>
-        <w:t xml:space="preserve"> </w:t>
-      </w:r>
-      <w:r>
-        <w:t xml:space="preserve">Silencio Kyverno</w:t>
+        <w:t xml:space="preserve">tención Trivy | Imágenes, repositorios, dependencias, secretos, Kubernetes e IaC cheques ←</w:t>
+      </w:r>
+      <w:r>
+        <w:t xml:space="preserve"> </w:t>
+      </w:r>
+      <w:r>
+        <w:t xml:space="preserve">| tóxico tóxico Terraform análisis de seguridad estática |</w:t>
+      </w:r>
+      <w:r>
+        <w:t xml:space="preserve"> </w:t>
+      </w:r>
+      <w:r>
+        <w:t xml:space="preserve">| Terrascan | Escaneo basado en políticas IaC</w:t>
+      </w:r>
+      <w:r>
+        <w:t xml:space="preserve"> </w:t>
+      </w:r>
+      <w:r>
+        <w:t xml:space="preserve">| OpenTofu | Infraestructura de código abierto como provisión</w:t>
+      </w:r>
+      <w:r>
+        <w:t xml:space="preserve"> </w:t>
+      </w:r>
+      <w:r>
+        <w:t xml:space="preserve">| Política Abierta Agente Silencioso Decisiones generales de política como código |</w:t>
+      </w:r>
+      <w:r>
+        <w:t xml:space="preserve"> </w:t>
+      </w:r>
+      <w:r>
+        <w:t xml:space="preserve">| Kyverno |</w:t>
       </w:r>
       <w:r>
         <w:t xml:space="preserve"> </w:t>
@@ -5594,31 +5521,31 @@
         <w:t xml:space="preserve"> </w:t>
       </w:r>
       <w:r>
-        <w:t xml:space="preserve">Silencio kube-hunter Silencio Kubernetes exposición descubrimiento</w:t>
-      </w:r>
-      <w:r>
-        <w:t xml:space="preserve"> </w:t>
-      </w:r>
-      <w:r>
-        <w:t xml:space="preserve">Ø Falco Silencio para la detección de seguridad en tiempo de ejecución nativa en la nube</w:t>
-      </w:r>
-      <w:r>
-        <w:t xml:space="preserve"> </w:t>
-      </w:r>
-      <w:r>
-        <w:t xml:space="preserve">Silencio Gitleaks Silencio Detección secreta en fuente e historia</w:t>
-      </w:r>
-      <w:r>
-        <w:t xml:space="preserve"> </w:t>
-      </w:r>
-      <w:r>
-        <w:t xml:space="preserve">Silencio TruffleHog Silencio Un descubrimiento secreto verificado a través de repositorios y almacenamiento</w:t>
-      </w:r>
-      <w:r>
-        <w:t xml:space="preserve"> </w:t>
-      </w:r>
-      <w:r>
-        <w:t xml:space="preserve">Silencio Wazuh fort Endpoint, burden, file-integrity, log, and alert monitoring Silencio</w:t>
+        <w:t xml:space="preserve">| kube-hunter | Kubernetes exposición descubrimiento</w:t>
+      </w:r>
+      <w:r>
+        <w:t xml:space="preserve"> </w:t>
+      </w:r>
+      <w:r>
+        <w:t xml:space="preserve">Ø Falco | para la detección de seguridad en tiempo de ejecución nativa en la nube</w:t>
+      </w:r>
+      <w:r>
+        <w:t xml:space="preserve"> </w:t>
+      </w:r>
+      <w:r>
+        <w:t xml:space="preserve">| Gitleaks | Detección secreta en fuente e historia</w:t>
+      </w:r>
+      <w:r>
+        <w:t xml:space="preserve"> </w:t>
+      </w:r>
+      <w:r>
+        <w:t xml:space="preserve">| TruffleHog | Un descubrimiento secreto verificado a través de repositorios y almacenamiento</w:t>
+      </w:r>
+      <w:r>
+        <w:t xml:space="preserve"> </w:t>
+      </w:r>
+      <w:r>
+        <w:t xml:space="preserve">| Wazuh fort Endpoint, burden, file-integrity, log, and alert monitoring |</w:t>
       </w:r>
       <w:r>
         <w:t xml:space="preserve"> </w:t>
@@ -5639,8 +5566,8 @@
       </w:r>
       <w:r>
         <w:rPr>
+          <w:b/>
           <w:bCs/>
-          <w:b/>
         </w:rPr>
         <w:t xml:space="preserve">Autorización y seguridad en costos:</w:t>
       </w:r>
@@ -5648,16 +5575,16 @@
         <w:t xml:space="preserve"> </w:t>
       </w:r>
       <w:r>
-        <w:t xml:space="preserve">Utilice herramientas sólo en cuentas de nube aprobadas, inquilinos, clusters, repositorios, datos y redes. Comienza solo a leer o a correr seco. Protege las credenciales e informes. La remediación automatizada puede eliminar datos, interrumpir el servicio, crear costos o ampliar el acceso; requerir revisión, aprobación, devolución y registro. Silencio</w:t>
-      </w:r>
-      <w:r>
-        <w:t xml:space="preserve"> </w:t>
-      </w:r>
-      <w:r>
-        <w:t xml:space="preserve">Silencio.</w:t>
-      </w:r>
-    </w:p>
-    <w:bookmarkStart w:id="77" w:name="prowler"/>
+        <w:t xml:space="preserve">Utilice herramientas sólo en cuentas de nube aprobadas, inquilinos, clusters, repositorios, datos y redes. Comienza solo a leer o a correr seco. Protege las credenciales e informes. La remediación automatizada puede eliminar datos, interrumpir el servicio, crear costos o ampliar el acceso; requerir revisión, aprobación, devolución y registro. |</w:t>
+      </w:r>
+      <w:r>
+        <w:t xml:space="preserve"> </w:t>
+      </w:r>
+      <w:r>
+        <w:t xml:space="preserve">|. |</w:t>
+      </w:r>
+    </w:p>
+    <w:bookmarkStart w:id="66" w:name="prowler"/>
     <w:p>
       <w:pPr>
         <w:pStyle w:val="Heading2"/>
@@ -5676,7 +5603,7 @@
       <w:r>
         <w:t xml:space="preserve"> </w:t>
       </w:r>
-      <w:hyperlink r:id="rId76">
+      <w:hyperlink r:id="rId65">
         <w:r>
           <w:rPr>
             <w:rStyle w:val="Hyperlink"/>
@@ -5701,14 +5628,273 @@
         <w:t xml:space="preserve">Retain: authority, account/region/scope, role/permissions, tool/version, policy/query, source data, date, population, result, analista validation, limitation, finding, action, and retest. Eliminar las credenciales temporales y proteger la salida.</w:t>
       </w:r>
     </w:p>
+    <w:bookmarkEnd w:id="66"/>
+    <w:bookmarkStart w:id="68" w:name="scoutsuite"/>
+    <w:p>
+      <w:pPr>
+        <w:pStyle w:val="Heading2"/>
+      </w:pPr>
+      <w:r>
+        <w:t xml:space="preserve">26.2 ScoutSuite</w:t>
+      </w:r>
+    </w:p>
+    <w:p>
+      <w:pPr>
+        <w:pStyle w:val="FirstParagraph"/>
+      </w:pPr>
+      <w:r>
+        <w:t xml:space="preserve">Propósito: Revisión de configuración de seguridad multicloud. Proyecto oficial:</w:t>
+      </w:r>
+      <w:r>
+        <w:t xml:space="preserve"> </w:t>
+      </w:r>
+      <w:hyperlink r:id="rId67">
+        <w:r>
+          <w:rPr>
+            <w:rStyle w:val="Hyperlink"/>
+          </w:rPr>
+          <w:t xml:space="preserve">Seguido</w:t>
+        </w:r>
+      </w:hyperlink>
+    </w:p>
+    <w:p>
+      <w:pPr>
+        <w:pStyle w:val="BodyText"/>
+      </w:pPr>
+      <w:r>
+        <w:t xml:space="preserve">Comenzar rápido seguro: Crear credenciales de laboratorio de menos privilegios, escanear sólo cuentas aprobadas, proteger el informe local, validar hallazgos y eliminar credenciales.</w:t>
+      </w:r>
+    </w:p>
+    <w:p>
+      <w:pPr>
+        <w:pStyle w:val="BodyText"/>
+      </w:pPr>
+      <w:r>
+        <w:t xml:space="preserve">Retain: authority, account/region/scope, role/permissions, tool/version, policy/query, source data, date, population, result, analista validation, limitation, finding, action, and retest. Eliminar las credenciales temporales y proteger la salida.</w:t>
+      </w:r>
+    </w:p>
+    <w:bookmarkEnd w:id="68"/>
+    <w:bookmarkStart w:id="70" w:name="steampipe"/>
+    <w:p>
+      <w:pPr>
+        <w:pStyle w:val="Heading2"/>
+      </w:pPr>
+      <w:r>
+        <w:t xml:space="preserve">26.3 Steampipe</w:t>
+      </w:r>
+    </w:p>
+    <w:p>
+      <w:pPr>
+        <w:pStyle w:val="FirstParagraph"/>
+      </w:pPr>
+      <w:r>
+        <w:t xml:space="preserve">Propósito: SQL consultas y paneles a través de APIs de nube. Proyecto oficial:</w:t>
+      </w:r>
+      <w:r>
+        <w:t xml:space="preserve"> </w:t>
+      </w:r>
+      <w:hyperlink r:id="rId69">
+        <w:r>
+          <w:rPr>
+            <w:rStyle w:val="Hyperlink"/>
+          </w:rPr>
+          <w:t xml:space="preserve">Seguido</w:t>
+        </w:r>
+      </w:hyperlink>
+    </w:p>
+    <w:p>
+      <w:pPr>
+        <w:pStyle w:val="BodyText"/>
+      </w:pPr>
+      <w:r>
+        <w:t xml:space="preserve">Comenzar rápido seguro: Configurar un plugin de laboratorio con acceso sólo lectura, ejecutar una consulta de inventario estrecha, comparar resultados con la política, y guardar evidencia de búsqueda/versión.</w:t>
+      </w:r>
+    </w:p>
+    <w:p>
+      <w:pPr>
+        <w:pStyle w:val="BodyText"/>
+      </w:pPr>
+      <w:r>
+        <w:t xml:space="preserve">Retain: authority, account/region/scope, role/permissions, tool/version, policy/query, source data, date, population, result, analista validation, limitation, finding, action, and retest. Eliminar las credenciales temporales y proteger la salida.</w:t>
+      </w:r>
+    </w:p>
+    <w:bookmarkEnd w:id="70"/>
+    <w:bookmarkStart w:id="72" w:name="custodio-de-nube"/>
+    <w:p>
+      <w:pPr>
+        <w:pStyle w:val="Heading2"/>
+      </w:pPr>
+      <w:r>
+        <w:t xml:space="preserve">26.4 Custodio de Nube</w:t>
+      </w:r>
+    </w:p>
+    <w:p>
+      <w:pPr>
+        <w:pStyle w:val="FirstParagraph"/>
+      </w:pPr>
+      <w:r>
+        <w:t xml:space="preserve">Objetivo: Gobernanza de la nube y automatización de políticas. Proyecto oficial:</w:t>
+      </w:r>
+      <w:r>
+        <w:t xml:space="preserve"> </w:t>
+      </w:r>
+      <w:hyperlink r:id="rId71">
+        <w:r>
+          <w:rPr>
+            <w:rStyle w:val="Hyperlink"/>
+          </w:rPr>
+          <w:t xml:space="preserve">Seguido</w:t>
+        </w:r>
+      </w:hyperlink>
+    </w:p>
+    <w:p>
+      <w:pPr>
+        <w:pStyle w:val="BodyText"/>
+      </w:pPr>
+      <w:r>
+        <w:t xml:space="preserve">Comenzar rápido seguro: Escribir una política de laboratorio en modo de gestión seca o reporte, seleccionar pruebas cuidadosamente, revisar entre pares, añadir puertas de aprobación, y permitir acciones sólo después de la autorización.</w:t>
+      </w:r>
+    </w:p>
+    <w:p>
+      <w:pPr>
+        <w:pStyle w:val="BodyText"/>
+      </w:pPr>
+      <w:r>
+        <w:t xml:space="preserve">Retain: authority, account/region/scope, role/permissions, tool/version, policy/query, source data, date, population, result, analista validation, limitation, finding, action, and retest. Eliminar las credenciales temporales y proteger la salida.</w:t>
+      </w:r>
+    </w:p>
+    <w:bookmarkEnd w:id="72"/>
+    <w:bookmarkStart w:id="74" w:name="checkov"/>
+    <w:p>
+      <w:pPr>
+        <w:pStyle w:val="Heading2"/>
+      </w:pPr>
+      <w:r>
+        <w:t xml:space="preserve">26.5 Checkov</w:t>
+      </w:r>
+    </w:p>
+    <w:p>
+      <w:pPr>
+        <w:pStyle w:val="FirstParagraph"/>
+      </w:pPr>
+      <w:r>
+        <w:t xml:space="preserve">Propósito: Escaneo de configuración y código de infraestructura. Proyecto oficial:</w:t>
+      </w:r>
+      <w:r>
+        <w:t xml:space="preserve"> </w:t>
+      </w:r>
+      <w:hyperlink r:id="rId73">
+        <w:r>
+          <w:rPr>
+            <w:rStyle w:val="Hyperlink"/>
+          </w:rPr>
+          <w:t xml:space="preserve">Seguido</w:t>
+        </w:r>
+      </w:hyperlink>
+    </w:p>
+    <w:p>
+      <w:pPr>
+        <w:pStyle w:val="BodyText"/>
+      </w:pPr>
+      <w:r>
+        <w:t xml:space="preserve">Inicio rápido seguro: Escanear un repositorio de entrenamiento, revisar la política y el recurso exactos, validar falsos positivos, código correcto, excepciones de documentos, y rescan.</w:t>
+      </w:r>
+    </w:p>
+    <w:p>
+      <w:pPr>
+        <w:pStyle w:val="BodyText"/>
+      </w:pPr>
+      <w:r>
+        <w:t xml:space="preserve">Retain: authority, account/region/scope, role/permissions, tool/version, policy/query, source data, date, population, result, analista validation, limitation, finding, action, and retest. Eliminar las credenciales temporales y proteger la salida.</w:t>
+      </w:r>
+    </w:p>
+    <w:bookmarkEnd w:id="74"/>
+    <w:bookmarkStart w:id="76" w:name="trivy"/>
+    <w:p>
+      <w:pPr>
+        <w:pStyle w:val="Heading2"/>
+      </w:pPr>
+      <w:r>
+        <w:t xml:space="preserve">26.6 Trivy</w:t>
+      </w:r>
+    </w:p>
+    <w:p>
+      <w:pPr>
+        <w:pStyle w:val="FirstParagraph"/>
+      </w:pPr>
+      <w:r>
+        <w:t xml:space="preserve">Propósito: Imágenes, repositorios, dependencias, secretos, Kubernetes y cheques IaC. Proyecto oficial:</w:t>
+      </w:r>
+      <w:r>
+        <w:t xml:space="preserve"> </w:t>
+      </w:r>
+      <w:hyperlink r:id="rId75">
+        <w:r>
+          <w:rPr>
+            <w:rStyle w:val="Hyperlink"/>
+          </w:rPr>
+          <w:t xml:space="preserve">Seguido</w:t>
+        </w:r>
+      </w:hyperlink>
+    </w:p>
+    <w:p>
+      <w:pPr>
+        <w:pStyle w:val="BodyText"/>
+      </w:pPr>
+      <w:r>
+        <w:t xml:space="preserve">Inicio rápido seguro: Escanear un repositorio de entrenamiento autorizado o imagen, validar hallazgos, remediar o aprobar excepciones, y rescan en CI.</w:t>
+      </w:r>
+    </w:p>
+    <w:p>
+      <w:pPr>
+        <w:pStyle w:val="BodyText"/>
+      </w:pPr>
+      <w:r>
+        <w:t xml:space="preserve">Retain: authority, account/region/scope, role/permissions, tool/version, policy/query, source data, date, population, result, analista validation, limitation, finding, action, and retest. Eliminar las credenciales temporales y proteger la salida.</w:t>
+      </w:r>
+    </w:p>
+    <w:bookmarkEnd w:id="76"/>
+    <w:bookmarkStart w:id="77" w:name="tfsec"/>
+    <w:p>
+      <w:pPr>
+        <w:pStyle w:val="Heading2"/>
+      </w:pPr>
+      <w:r>
+        <w:t xml:space="preserve">26.7 tfsec</w:t>
+      </w:r>
+    </w:p>
+    <w:p>
+      <w:pPr>
+        <w:pStyle w:val="FirstParagraph"/>
+      </w:pPr>
+      <w:r>
+        <w:t xml:space="preserve">Propósito: Análisis de seguridad estática Terraform. Proyecto oficial: (https://github.com/aquasecurity/tfsec)</w:t>
+      </w:r>
+    </w:p>
+    <w:p>
+      <w:pPr>
+        <w:pStyle w:val="BodyText"/>
+      </w:pPr>
+      <w:r>
+        <w:t xml:space="preserve">Comenzar rápido seguro: Correr contra una carpeta Terraform de laboratorio, inspeccionar la lógica de reglas y el contexto, corregir los ajustes inseguros, suprimir sólo con la racionalidad aprobada, y repetir.</w:t>
+      </w:r>
+    </w:p>
+    <w:p>
+      <w:pPr>
+        <w:pStyle w:val="BodyText"/>
+      </w:pPr>
+      <w:r>
+        <w:t xml:space="preserve">Retain: authority, account/region/scope, role/permissions, tool/version, policy/query, source data, date, population, result, analista validation, limitation, finding, action, and retest. Eliminar las credenciales temporales y proteger la salida.</w:t>
+      </w:r>
+    </w:p>
     <w:bookmarkEnd w:id="77"/>
-    <w:bookmarkStart w:id="79" w:name="scoutsuite"/>
+    <w:bookmarkStart w:id="79" w:name="terrascan"/>
     <w:p>
       <w:pPr>
         <w:pStyle w:val="Heading2"/>
       </w:pPr>
       <w:r>
-        <w:t xml:space="preserve">26.2 ScoutSuite</w:t>
+        <w:t xml:space="preserve">26.8 Terrascan</w:t>
       </w:r>
     </w:p>
     <w:p>
@@ -5716,7 +5902,7 @@
         <w:pStyle w:val="FirstParagraph"/>
       </w:pPr>
       <w:r>
-        <w:t xml:space="preserve">Propósito: Revisión de configuración de seguridad multicloud. Proyecto oficial:</w:t>
+        <w:t xml:space="preserve">Objetivo: Análisis de IaC basado en políticas. Proyecto oficial:</w:t>
       </w:r>
       <w:r>
         <w:t xml:space="preserve"> </w:t>
@@ -5735,7 +5921,7 @@
         <w:pStyle w:val="BodyText"/>
       </w:pPr>
       <w:r>
-        <w:t xml:space="preserve">Comenzar rápido seguro: Crear credenciales de laboratorio de menos privilegios, escanear sólo cuentas aprobadas, proteger el informe local, validar hallazgos y eliminar credenciales.</w:t>
+        <w:t xml:space="preserve">Inicio rápido seguro: Escaneo aprobó ejemplos Terraform o Kubernetes, revisar políticas y severidad, corregir y retener los resultados antes y después.</w:t>
       </w:r>
     </w:p>
     <w:p>
@@ -5747,13 +5933,13 @@
       </w:r>
     </w:p>
     <w:bookmarkEnd w:id="79"/>
-    <w:bookmarkStart w:id="81" w:name="steampipe"/>
+    <w:bookmarkStart w:id="81" w:name="opentofu"/>
     <w:p>
       <w:pPr>
         <w:pStyle w:val="Heading2"/>
       </w:pPr>
       <w:r>
-        <w:t xml:space="preserve">26.3 Steampipe</w:t>
+        <w:t xml:space="preserve">26.9 OpenTofu</w:t>
       </w:r>
     </w:p>
     <w:p>
@@ -5761,7 +5947,7 @@
         <w:pStyle w:val="FirstParagraph"/>
       </w:pPr>
       <w:r>
-        <w:t xml:space="preserve">Propósito: SQL consultas y paneles a través de APIs de nube. Proyecto oficial:</w:t>
+        <w:t xml:space="preserve">Objetivo: Suministro de infraestructura de código abierto. Proyecto oficial:</w:t>
       </w:r>
       <w:r>
         <w:t xml:space="preserve"> </w:t>
@@ -5780,7 +5966,7 @@
         <w:pStyle w:val="BodyText"/>
       </w:pPr>
       <w:r>
-        <w:t xml:space="preserve">Comenzar rápido seguro: Configurar un plugin de laboratorio con acceso sólo lectura, ejecutar una consulta de inventario estrecha, comparar resultados con la política, y guardar evidencia de búsqueda/versión.</w:t>
+        <w:t xml:space="preserve">Inicio rápido seguro: Use una cuenta de sandbox, pin proveedores/modules, revise el plan, requiera aprobación antes de aplicar, proteja el estado y secretos, y destruya los recursos de laboratorio.</w:t>
       </w:r>
     </w:p>
     <w:p>
@@ -5792,13 +5978,13 @@
       </w:r>
     </w:p>
     <w:bookmarkEnd w:id="81"/>
-    <w:bookmarkStart w:id="83" w:name="custodio-de-nube"/>
+    <w:bookmarkStart w:id="83" w:name="agente-de-política-abierta"/>
     <w:p>
       <w:pPr>
         <w:pStyle w:val="Heading2"/>
       </w:pPr>
       <w:r>
-        <w:t xml:space="preserve">26.4 Custodio de Nube</w:t>
+        <w:t xml:space="preserve">26.10 Agente de política abierta</w:t>
       </w:r>
     </w:p>
     <w:p>
@@ -5806,7 +5992,7 @@
         <w:pStyle w:val="FirstParagraph"/>
       </w:pPr>
       <w:r>
-        <w:t xml:space="preserve">Objetivo: Gobernanza de la nube y automatización de políticas. Proyecto oficial:</w:t>
+        <w:t xml:space="preserve">Objetivo: Decisiones generales de política como código. Proyecto oficial:</w:t>
       </w:r>
       <w:r>
         <w:t xml:space="preserve"> </w:t>
@@ -5825,7 +6011,7 @@
         <w:pStyle w:val="BodyText"/>
       </w:pPr>
       <w:r>
-        <w:t xml:space="preserve">Comenzar rápido seguro: Escribir una política de laboratorio en modo de gestión seca o reporte, seleccionar pruebas cuidadosamente, revisar entre pares, añadir puertas de aprobación, y permitir acciones sólo después de la autorización.</w:t>
+        <w:t xml:space="preserve">Inicio rápido seguro: Escribir una pequeña política de laboratorio, probar casos de permiso y error, cambios de revisión por pares, decisiones de registro y preservar la autoridad de excepción humana.</w:t>
       </w:r>
     </w:p>
     <w:p>
@@ -5837,13 +6023,13 @@
       </w:r>
     </w:p>
     <w:bookmarkEnd w:id="83"/>
-    <w:bookmarkStart w:id="85" w:name="checkov"/>
+    <w:bookmarkStart w:id="85" w:name="kyverno"/>
     <w:p>
       <w:pPr>
         <w:pStyle w:val="Heading2"/>
       </w:pPr>
       <w:r>
-        <w:t xml:space="preserve">26.5 Checkov</w:t>
+        <w:t xml:space="preserve">26.11 Kyverno</w:t>
       </w:r>
     </w:p>
     <w:p>
@@ -5851,7 +6037,7 @@
         <w:pStyle w:val="FirstParagraph"/>
       </w:pPr>
       <w:r>
-        <w:t xml:space="preserve">Propósito: Escaneo de configuración y código de infraestructura. Proyecto oficial:</w:t>
+        <w:t xml:space="preserve">Objetivo: Gestión de políticas nativas de Kubernetes. Proyecto oficial:</w:t>
       </w:r>
       <w:r>
         <w:t xml:space="preserve"> </w:t>
@@ -5870,7 +6056,7 @@
         <w:pStyle w:val="BodyText"/>
       </w:pPr>
       <w:r>
-        <w:t xml:space="preserve">Inicio rápido seguro: Escanear un repositorio de entrenamiento, revisar la política y el recurso exactos, validar falsos positivos, código correcto, excepciones de documentos, y rescan.</w:t>
+        <w:t xml:space="preserve">Inicio rápido seguro: Aplicar una política de comprobación de cuentas en un grupo de laboratorio, revisar los recursos afectados, las excepciones de prueba, luego hacer cumplir sólo después de que la carga de trabajo esté lista.</w:t>
       </w:r>
     </w:p>
     <w:p>
@@ -5882,13 +6068,13 @@
       </w:r>
     </w:p>
     <w:bookmarkEnd w:id="85"/>
-    <w:bookmarkStart w:id="87" w:name="trivy"/>
+    <w:bookmarkStart w:id="86" w:name="kube-bench"/>
     <w:p>
       <w:pPr>
         <w:pStyle w:val="Heading2"/>
       </w:pPr>
       <w:r>
-        <w:t xml:space="preserve">26.6 Trivy</w:t>
+        <w:t xml:space="preserve">26.12 kube-bench</w:t>
       </w:r>
     </w:p>
     <w:p>
@@ -5896,12 +6082,114 @@
         <w:pStyle w:val="FirstParagraph"/>
       </w:pPr>
       <w:r>
-        <w:t xml:space="preserve">Propósito: Imágenes, repositorios, dependencias, secretos, Kubernetes y cheques IaC. Proyecto oficial:</w:t>
-      </w:r>
-      <w:r>
-        <w:t xml:space="preserve"> </w:t>
-      </w:r>
-      <w:hyperlink r:id="rId86">
+        <w:t xml:space="preserve">Propósito: Kubernetes CIS Comprobaciones de Benchmark. Proyecto oficial: [ejecutar] (https://github.com/aquasecurity/kube-bench)</w:t>
+      </w:r>
+    </w:p>
+    <w:p>
+      <w:pPr>
+        <w:pStyle w:val="BodyText"/>
+      </w:pPr>
+      <w:r>
+        <w:t xml:space="preserve">Inicio rápido seguro: Ejecutar en un grupo de laboratorio autorizado, confirmar referencia/versión y responsabilidad de servicio gestionado, validar resultados, corregir y repetir.</w:t>
+      </w:r>
+    </w:p>
+    <w:p>
+      <w:pPr>
+        <w:pStyle w:val="BodyText"/>
+      </w:pPr>
+      <w:r>
+        <w:t xml:space="preserve">Retain: authority, account/region/scope, role/permissions, tool/version, policy/query, source data, date, population, result, analista validation, limitation, finding, action, and retest. Eliminar las credenciales temporales y proteger la salida.</w:t>
+      </w:r>
+    </w:p>
+    <w:bookmarkEnd w:id="86"/>
+    <w:bookmarkStart w:id="87" w:name="kube-hunter"/>
+    <w:p>
+      <w:pPr>
+        <w:pStyle w:val="Heading2"/>
+      </w:pPr>
+      <w:r>
+        <w:t xml:space="preserve">26.13 kube-hunter</w:t>
+      </w:r>
+    </w:p>
+    <w:p>
+      <w:pPr>
+        <w:pStyle w:val="FirstParagraph"/>
+      </w:pPr>
+      <w:r>
+        <w:t xml:space="preserve">Propósito: descubrimiento de exposición de Kubernetes. Proyecto oficial: [ejecutar] (https://github.com/aquasecurity/kube-hunter)</w:t>
+      </w:r>
+    </w:p>
+    <w:p>
+      <w:pPr>
+        <w:pStyle w:val="BodyText"/>
+      </w:pPr>
+      <w:r>
+        <w:t xml:space="preserve">Comienzo rápido seguro: Use sólo un grupo de laboratorio aislado con autorización escrita, comience con descubrimiento pasivo, valide la exposición, correcto y retest.</w:t>
+      </w:r>
+    </w:p>
+    <w:p>
+      <w:pPr>
+        <w:pStyle w:val="BodyText"/>
+      </w:pPr>
+      <w:r>
+        <w:t xml:space="preserve">Retain: authority, account/region/scope, role/permissions, tool/version, policy/query, source data, date, population, result, analista validation, limitation, finding, action, and retest. Eliminar las credenciales temporales y proteger la salida.</w:t>
+      </w:r>
+    </w:p>
+    <w:bookmarkEnd w:id="87"/>
+    <w:bookmarkStart w:id="88" w:name="falco"/>
+    <w:p>
+      <w:pPr>
+        <w:pStyle w:val="Heading2"/>
+      </w:pPr>
+      <w:r>
+        <w:t xml:space="preserve">26.14 Falco</w:t>
+      </w:r>
+    </w:p>
+    <w:p>
+      <w:pPr>
+        <w:pStyle w:val="FirstParagraph"/>
+      </w:pPr>
+      <w:r>
+        <w:t xml:space="preserve">Propósito: Detección de seguridad de tiempo de ejecución nativa en la nube. Proyecto oficial: (https://falco.org/)</w:t>
+      </w:r>
+    </w:p>
+    <w:p>
+      <w:pPr>
+        <w:pStyle w:val="BodyText"/>
+      </w:pPr>
+      <w:r>
+        <w:t xml:space="preserve">Inicio rápido seguro: Despliegue en un laboratorio, genere un evento de prueba inofensivo, confirme telemetría y alerta, sintonice con control de versiones y límites de cobertura de documentos.</w:t>
+      </w:r>
+    </w:p>
+    <w:p>
+      <w:pPr>
+        <w:pStyle w:val="BodyText"/>
+      </w:pPr>
+      <w:r>
+        <w:t xml:space="preserve">Retain: authority, account/region/scope, role/permissions, tool/version, policy/query, source data, date, population, result, analista validation, limitation, finding, action, and retest. Eliminar las credenciales temporales y proteger la salida.</w:t>
+      </w:r>
+    </w:p>
+    <w:bookmarkEnd w:id="88"/>
+    <w:bookmarkStart w:id="90" w:name="gitleaks"/>
+    <w:p>
+      <w:pPr>
+        <w:pStyle w:val="Heading2"/>
+      </w:pPr>
+      <w:r>
+        <w:t xml:space="preserve">26.15 Gitleaks</w:t>
+      </w:r>
+    </w:p>
+    <w:p>
+      <w:pPr>
+        <w:pStyle w:val="FirstParagraph"/>
+      </w:pPr>
+      <w:r>
+        <w:t xml:space="preserve">Propósito: Detección secreta en fuente e historia. Proyecto oficial:</w:t>
+      </w:r>
+      <w:r>
+        <w:t xml:space="preserve"> </w:t>
+      </w:r>
+      <w:hyperlink r:id="rId89">
         <w:r>
           <w:rPr>
             <w:rStyle w:val="Hyperlink"/>
@@ -5915,7 +6203,7 @@
         <w:pStyle w:val="BodyText"/>
       </w:pPr>
       <w:r>
-        <w:t xml:space="preserve">Inicio rápido seguro: Escanear un repositorio de entrenamiento autorizado o imagen, validar hallazgos, remediar o aprobar excepciones, y rescan en CI.</w:t>
+        <w:t xml:space="preserve">Inicio rápido seguro: Escanear un repositorio de entrenamiento autorizado, verificar cada hallazgo, revocar secretos de prueba expuestos, eliminar con seguridad, añadir prevención y rescatar.</w:t>
       </w:r>
     </w:p>
     <w:p>
@@ -5926,14 +6214,14 @@
         <w:t xml:space="preserve">Retain: authority, account/region/scope, role/permissions, tool/version, policy/query, source data, date, population, result, analista validation, limitation, finding, action, and retest. Eliminar las credenciales temporales y proteger la salida.</w:t>
       </w:r>
     </w:p>
-    <w:bookmarkEnd w:id="87"/>
-    <w:bookmarkStart w:id="88" w:name="tfsec"/>
+    <w:bookmarkEnd w:id="90"/>
+    <w:bookmarkStart w:id="92" w:name="trufflehog"/>
     <w:p>
       <w:pPr>
         <w:pStyle w:val="Heading2"/>
       </w:pPr>
       <w:r>
-        <w:t xml:space="preserve">26.7 tfsec</w:t>
+        <w:t xml:space="preserve">26.16 TruffleHog</w:t>
       </w:r>
     </w:p>
     <w:p>
@@ -5941,15 +6229,26 @@
         <w:pStyle w:val="FirstParagraph"/>
       </w:pPr>
       <w:r>
-        <w:t xml:space="preserve">Propósito: Análisis de seguridad estática Terraform. Proyecto oficial: (https://github.com/aquasecurity/tfsec)</w:t>
-      </w:r>
-    </w:p>
-    <w:p>
-      <w:pPr>
-        <w:pStyle w:val="BodyText"/>
-      </w:pPr>
-      <w:r>
-        <w:t xml:space="preserve">Comenzar rápido seguro: Correr contra una carpeta Terraform de laboratorio, inspeccionar la lógica de reglas y el contexto, corregir los ajustes inseguros, suprimir sólo con la racionalidad aprobada, y repetir.</w:t>
+        <w:t xml:space="preserve">Propósito: descubrimiento secreto verificado a través de repositorios y almacenamiento. Proyecto oficial:</w:t>
+      </w:r>
+      <w:r>
+        <w:t xml:space="preserve"> </w:t>
+      </w:r>
+      <w:hyperlink r:id="rId91">
+        <w:r>
+          <w:rPr>
+            <w:rStyle w:val="Hyperlink"/>
+          </w:rPr>
+          <w:t xml:space="preserve">Seguido</w:t>
+        </w:r>
+      </w:hyperlink>
+    </w:p>
+    <w:p>
+      <w:pPr>
+        <w:pStyle w:val="BodyText"/>
+      </w:pPr>
+      <w:r>
+        <w:t xml:space="preserve">Inicio rápido seguro: Usar un repositorio de laboratorio sintético, proteger la salida, validar el comportamiento del detector, rotar las credenciales afectadas y limpiar documentos.</w:t>
       </w:r>
     </w:p>
     <w:p>
@@ -5960,14 +6259,14 @@
         <w:t xml:space="preserve">Retain: authority, account/region/scope, role/permissions, tool/version, policy/query, source data, date, population, result, analista validation, limitation, finding, action, and retest. Eliminar las credenciales temporales y proteger la salida.</w:t>
       </w:r>
     </w:p>
-    <w:bookmarkEnd w:id="88"/>
-    <w:bookmarkStart w:id="90" w:name="terrascan"/>
+    <w:bookmarkEnd w:id="92"/>
+    <w:bookmarkStart w:id="94" w:name="wazuh"/>
     <w:p>
       <w:pPr>
         <w:pStyle w:val="Heading2"/>
       </w:pPr>
       <w:r>
-        <w:t xml:space="preserve">26.8 Terrascan</w:t>
+        <w:t xml:space="preserve">26.17 Wazuh</w:t>
       </w:r>
     </w:p>
     <w:p>
@@ -5975,12 +6274,12 @@
         <w:pStyle w:val="FirstParagraph"/>
       </w:pPr>
       <w:r>
-        <w:t xml:space="preserve">Objetivo: Análisis de IaC basado en políticas. Proyecto oficial:</w:t>
-      </w:r>
-      <w:r>
-        <w:t xml:space="preserve"> </w:t>
-      </w:r>
-      <w:hyperlink r:id="rId89">
+        <w:t xml:space="preserve">Objetivo: Punto final, volumen de trabajo, integridad de archivos, registro y vigilancia de alerta. Proyecto oficial:</w:t>
+      </w:r>
+      <w:r>
+        <w:t xml:space="preserve"> </w:t>
+      </w:r>
+      <w:hyperlink r:id="rId93">
         <w:r>
           <w:rPr>
             <w:rStyle w:val="Hyperlink"/>
@@ -5994,7 +6293,7 @@
         <w:pStyle w:val="BodyText"/>
       </w:pPr>
       <w:r>
-        <w:t xml:space="preserve">Inicio rápido seguro: Escaneo aprobó ejemplos Terraform o Kubernetes, revisar políticas y severidad, corregir y retener los resultados antes y después.</w:t>
+        <w:t xml:space="preserve">Inicio rápido seguro: Inscribir un volumen de trabajo de laboratorio, desencadenar un evento inofensivo, verificar la recogida y respuesta, cobertura de documentos y proteger los resultados.</w:t>
       </w:r>
     </w:p>
     <w:p>
@@ -6005,14 +6304,14 @@
         <w:t xml:space="preserve">Retain: authority, account/region/scope, role/permissions, tool/version, policy/query, source data, date, population, result, analista validation, limitation, finding, action, and retest. Eliminar las credenciales temporales y proteger la salida.</w:t>
       </w:r>
     </w:p>
-    <w:bookmarkEnd w:id="90"/>
-    <w:bookmarkStart w:id="92" w:name="opentofu"/>
+    <w:bookmarkEnd w:id="94"/>
+    <w:bookmarkStart w:id="96" w:name="defectodojo"/>
     <w:p>
       <w:pPr>
         <w:pStyle w:val="Heading2"/>
       </w:pPr>
       <w:r>
-        <w:t xml:space="preserve">26.9 OpenTofu</w:t>
+        <w:t xml:space="preserve">26.18 DefectoDojo</w:t>
       </w:r>
     </w:p>
     <w:p>
@@ -6020,12 +6319,12 @@
         <w:pStyle w:val="FirstParagraph"/>
       </w:pPr>
       <w:r>
-        <w:t xml:space="preserve">Objetivo: Suministro de infraestructura de código abierto. Proyecto oficial:</w:t>
-      </w:r>
-      <w:r>
-        <w:t xml:space="preserve"> </w:t>
-      </w:r>
-      <w:hyperlink r:id="rId91">
+        <w:t xml:space="preserve">Propósito: Encontrar ingesta, deduplicación, remediación y retest. Proyecto oficial:</w:t>
+      </w:r>
+      <w:r>
+        <w:t xml:space="preserve"> </w:t>
+      </w:r>
+      <w:hyperlink r:id="rId95">
         <w:r>
           <w:rPr>
             <w:rStyle w:val="Hyperlink"/>
@@ -6039,7 +6338,7 @@
         <w:pStyle w:val="BodyText"/>
       </w:pPr>
       <w:r>
-        <w:t xml:space="preserve">Inicio rápido seguro: Use una cuenta de sandbox, pin proveedores/modules, revise el plan, requiera aprobación antes de aplicar, proteja el estado y secretos, y destruya los recursos de laboratorio.</w:t>
+        <w:t xml:space="preserve">Inicio rápido seguro: Importar resultados de laboratorio seguros, validar duplicados y severidad, asignar propietarios/fechas, adjuntar evidencia de corrección, y cerrar después de la prueba.</w:t>
       </w:r>
     </w:p>
     <w:p>
@@ -6050,14 +6349,15 @@
         <w:t xml:space="preserve">Retain: authority, account/region/scope, role/permissions, tool/version, policy/query, source data, date, population, result, analista validation, limitation, finding, action, and retest. Eliminar las credenciales temporales y proteger la salida.</w:t>
       </w:r>
     </w:p>
-    <w:bookmarkEnd w:id="92"/>
-    <w:bookmarkStart w:id="94" w:name="agente-de-política-abierta"/>
-    <w:p>
-      <w:pPr>
-        <w:pStyle w:val="Heading2"/>
-      </w:pPr>
-      <w:r>
-        <w:t xml:space="preserve">26.10 Agente de política abierta</w:t>
+    <w:bookmarkEnd w:id="96"/>
+    <w:bookmarkEnd w:id="97"/>
+    <w:bookmarkStart w:id="101" w:name="el-libro-de-seguridad-de-cloud-manager"/>
+    <w:p>
+      <w:pPr>
+        <w:pStyle w:val="Heading1"/>
+      </w:pPr>
+      <w:r>
+        <w:t xml:space="preserve">27. El libro de seguridad de Cloud Manager</w:t>
       </w:r>
     </w:p>
     <w:p>
@@ -6065,382 +6365,9 @@
         <w:pStyle w:val="FirstParagraph"/>
       </w:pPr>
       <w:r>
-        <w:t xml:space="preserve">Objetivo: Decisiones generales de política como código. Proyecto oficial:</w:t>
-      </w:r>
-      <w:r>
-        <w:t xml:space="preserve"> </w:t>
-      </w:r>
-      <w:hyperlink r:id="rId93">
-        <w:r>
-          <w:rPr>
-            <w:rStyle w:val="Hyperlink"/>
-          </w:rPr>
-          <w:t xml:space="preserve">Seguido</w:t>
-        </w:r>
-      </w:hyperlink>
-    </w:p>
-    <w:p>
-      <w:pPr>
-        <w:pStyle w:val="BodyText"/>
-      </w:pPr>
-      <w:r>
-        <w:t xml:space="preserve">Inicio rápido seguro: Escribir una pequeña política de laboratorio, probar casos de permiso y error, cambios de revisión por pares, decisiones de registro y preservar la autoridad de excepción humana.</w:t>
-      </w:r>
-    </w:p>
-    <w:p>
-      <w:pPr>
-        <w:pStyle w:val="BodyText"/>
-      </w:pPr>
-      <w:r>
-        <w:t xml:space="preserve">Retain: authority, account/region/scope, role/permissions, tool/version, policy/query, source data, date, population, result, analista validation, limitation, finding, action, and retest. Eliminar las credenciales temporales y proteger la salida.</w:t>
-      </w:r>
-    </w:p>
-    <w:bookmarkEnd w:id="94"/>
-    <w:bookmarkStart w:id="96" w:name="kyverno"/>
-    <w:p>
-      <w:pPr>
-        <w:pStyle w:val="Heading2"/>
-      </w:pPr>
-      <w:r>
-        <w:t xml:space="preserve">26.11 Kyverno</w:t>
-      </w:r>
-    </w:p>
-    <w:p>
-      <w:pPr>
-        <w:pStyle w:val="FirstParagraph"/>
-      </w:pPr>
-      <w:r>
-        <w:t xml:space="preserve">Objetivo: Gestión de políticas nativas de Kubernetes. Proyecto oficial:</w:t>
-      </w:r>
-      <w:r>
-        <w:t xml:space="preserve"> </w:t>
-      </w:r>
-      <w:hyperlink r:id="rId95">
-        <w:r>
-          <w:rPr>
-            <w:rStyle w:val="Hyperlink"/>
-          </w:rPr>
-          <w:t xml:space="preserve">Seguido</w:t>
-        </w:r>
-      </w:hyperlink>
-    </w:p>
-    <w:p>
-      <w:pPr>
-        <w:pStyle w:val="BodyText"/>
-      </w:pPr>
-      <w:r>
-        <w:t xml:space="preserve">Inicio rápido seguro: Aplicar una política de comprobación de cuentas en un grupo de laboratorio, revisar los recursos afectados, las excepciones de prueba, luego hacer cumplir sólo después de que la carga de trabajo esté lista.</w:t>
-      </w:r>
-    </w:p>
-    <w:p>
-      <w:pPr>
-        <w:pStyle w:val="BodyText"/>
-      </w:pPr>
-      <w:r>
-        <w:t xml:space="preserve">Retain: authority, account/region/scope, role/permissions, tool/version, policy/query, source data, date, population, result, analista validation, limitation, finding, action, and retest. Eliminar las credenciales temporales y proteger la salida.</w:t>
-      </w:r>
-    </w:p>
-    <w:bookmarkEnd w:id="96"/>
-    <w:bookmarkStart w:id="97" w:name="kube-bench"/>
-    <w:p>
-      <w:pPr>
-        <w:pStyle w:val="Heading2"/>
-      </w:pPr>
-      <w:r>
-        <w:t xml:space="preserve">26.12 kube-bench</w:t>
-      </w:r>
-    </w:p>
-    <w:p>
-      <w:pPr>
-        <w:pStyle w:val="FirstParagraph"/>
-      </w:pPr>
-      <w:r>
-        <w:t xml:space="preserve">Propósito: Kubernetes CIS Comprobaciones de Benchmark. Proyecto oficial: [ejecutar] (https://github.com/aquasecurity/kube-bench)</w:t>
-      </w:r>
-    </w:p>
-    <w:p>
-      <w:pPr>
-        <w:pStyle w:val="BodyText"/>
-      </w:pPr>
-      <w:r>
-        <w:t xml:space="preserve">Inicio rápido seguro: Ejecutar en un grupo de laboratorio autorizado, confirmar referencia/versión y responsabilidad de servicio gestionado, validar resultados, corregir y repetir.</w:t>
-      </w:r>
-    </w:p>
-    <w:p>
-      <w:pPr>
-        <w:pStyle w:val="BodyText"/>
-      </w:pPr>
-      <w:r>
-        <w:t xml:space="preserve">Retain: authority, account/region/scope, role/permissions, tool/version, policy/query, source data, date, population, result, analista validation, limitation, finding, action, and retest. Eliminar las credenciales temporales y proteger la salida.</w:t>
-      </w:r>
-    </w:p>
-    <w:bookmarkEnd w:id="97"/>
-    <w:bookmarkStart w:id="98" w:name="kube-hunter"/>
-    <w:p>
-      <w:pPr>
-        <w:pStyle w:val="Heading2"/>
-      </w:pPr>
-      <w:r>
-        <w:t xml:space="preserve">26.13 kube-hunter</w:t>
-      </w:r>
-    </w:p>
-    <w:p>
-      <w:pPr>
-        <w:pStyle w:val="FirstParagraph"/>
-      </w:pPr>
-      <w:r>
-        <w:t xml:space="preserve">Propósito: descubrimiento de exposición de Kubernetes. Proyecto oficial: [ejecutar] (https://github.com/aquasecurity/kube-hunter)</w:t>
-      </w:r>
-    </w:p>
-    <w:p>
-      <w:pPr>
-        <w:pStyle w:val="BodyText"/>
-      </w:pPr>
-      <w:r>
-        <w:t xml:space="preserve">Comienzo rápido seguro: Use sólo un grupo de laboratorio aislado con autorización escrita, comience con descubrimiento pasivo, valide la exposición, correcto y retest.</w:t>
-      </w:r>
-    </w:p>
-    <w:p>
-      <w:pPr>
-        <w:pStyle w:val="BodyText"/>
-      </w:pPr>
-      <w:r>
-        <w:t xml:space="preserve">Retain: authority, account/region/scope, role/permissions, tool/version, policy/query, source data, date, population, result, analista validation, limitation, finding, action, and retest. Eliminar las credenciales temporales y proteger la salida.</w:t>
-      </w:r>
-    </w:p>
-    <w:bookmarkEnd w:id="98"/>
-    <w:bookmarkStart w:id="99" w:name="falco"/>
-    <w:p>
-      <w:pPr>
-        <w:pStyle w:val="Heading2"/>
-      </w:pPr>
-      <w:r>
-        <w:t xml:space="preserve">26.14 Falco</w:t>
-      </w:r>
-    </w:p>
-    <w:p>
-      <w:pPr>
-        <w:pStyle w:val="FirstParagraph"/>
-      </w:pPr>
-      <w:r>
-        <w:t xml:space="preserve">Propósito: Detección de seguridad de tiempo de ejecución nativa en la nube. Proyecto oficial: (https://falco.org/)</w:t>
-      </w:r>
-    </w:p>
-    <w:p>
-      <w:pPr>
-        <w:pStyle w:val="BodyText"/>
-      </w:pPr>
-      <w:r>
-        <w:t xml:space="preserve">Inicio rápido seguro: Despliegue en un laboratorio, genere un evento de prueba inofensivo, confirme telemetría y alerta, sintonice con control de versiones y límites de cobertura de documentos.</w:t>
-      </w:r>
-    </w:p>
-    <w:p>
-      <w:pPr>
-        <w:pStyle w:val="BodyText"/>
-      </w:pPr>
-      <w:r>
-        <w:t xml:space="preserve">Retain: authority, account/region/scope, role/permissions, tool/version, policy/query, source data, date, population, result, analista validation, limitation, finding, action, and retest. Eliminar las credenciales temporales y proteger la salida.</w:t>
-      </w:r>
-    </w:p>
-    <w:bookmarkEnd w:id="99"/>
-    <w:bookmarkStart w:id="101" w:name="gitleaks"/>
-    <w:p>
-      <w:pPr>
-        <w:pStyle w:val="Heading2"/>
-      </w:pPr>
-      <w:r>
-        <w:t xml:space="preserve">26.15 Gitleaks</w:t>
-      </w:r>
-    </w:p>
-    <w:p>
-      <w:pPr>
-        <w:pStyle w:val="FirstParagraph"/>
-      </w:pPr>
-      <w:r>
-        <w:t xml:space="preserve">Propósito: Detección secreta en fuente e historia. Proyecto oficial:</w:t>
-      </w:r>
-      <w:r>
-        <w:t xml:space="preserve"> </w:t>
-      </w:r>
-      <w:hyperlink r:id="rId100">
-        <w:r>
-          <w:rPr>
-            <w:rStyle w:val="Hyperlink"/>
-          </w:rPr>
-          <w:t xml:space="preserve">Seguido</w:t>
-        </w:r>
-      </w:hyperlink>
-    </w:p>
-    <w:p>
-      <w:pPr>
-        <w:pStyle w:val="BodyText"/>
-      </w:pPr>
-      <w:r>
-        <w:t xml:space="preserve">Inicio rápido seguro: Escanear un repositorio de entrenamiento autorizado, verificar cada hallazgo, revocar secretos de prueba expuestos, eliminar con seguridad, añadir prevención y rescatar.</w:t>
-      </w:r>
-    </w:p>
-    <w:p>
-      <w:pPr>
-        <w:pStyle w:val="BodyText"/>
-      </w:pPr>
-      <w:r>
-        <w:t xml:space="preserve">Retain: authority, account/region/scope, role/permissions, tool/version, policy/query, source data, date, population, result, analista validation, limitation, finding, action, and retest. Eliminar las credenciales temporales y proteger la salida.</w:t>
-      </w:r>
-    </w:p>
-    <w:bookmarkEnd w:id="101"/>
-    <w:bookmarkStart w:id="103" w:name="trufflehog"/>
-    <w:p>
-      <w:pPr>
-        <w:pStyle w:val="Heading2"/>
-      </w:pPr>
-      <w:r>
-        <w:t xml:space="preserve">26.16 TruffleHog</w:t>
-      </w:r>
-    </w:p>
-    <w:p>
-      <w:pPr>
-        <w:pStyle w:val="FirstParagraph"/>
-      </w:pPr>
-      <w:r>
-        <w:t xml:space="preserve">Propósito: descubrimiento secreto verificado a través de repositorios y almacenamiento. Proyecto oficial:</w:t>
-      </w:r>
-      <w:r>
-        <w:t xml:space="preserve"> </w:t>
-      </w:r>
-      <w:hyperlink r:id="rId102">
-        <w:r>
-          <w:rPr>
-            <w:rStyle w:val="Hyperlink"/>
-          </w:rPr>
-          <w:t xml:space="preserve">Seguido</w:t>
-        </w:r>
-      </w:hyperlink>
-    </w:p>
-    <w:p>
-      <w:pPr>
-        <w:pStyle w:val="BodyText"/>
-      </w:pPr>
-      <w:r>
-        <w:t xml:space="preserve">Inicio rápido seguro: Usar un repositorio de laboratorio sintético, proteger la salida, validar el comportamiento del detector, rotar las credenciales afectadas y limpiar documentos.</w:t>
-      </w:r>
-    </w:p>
-    <w:p>
-      <w:pPr>
-        <w:pStyle w:val="BodyText"/>
-      </w:pPr>
-      <w:r>
-        <w:t xml:space="preserve">Retain: authority, account/region/scope, role/permissions, tool/version, policy/query, source data, date, population, result, analista validation, limitation, finding, action, and retest. Eliminar las credenciales temporales y proteger la salida.</w:t>
-      </w:r>
-    </w:p>
-    <w:bookmarkEnd w:id="103"/>
-    <w:bookmarkStart w:id="105" w:name="wazuh"/>
-    <w:p>
-      <w:pPr>
-        <w:pStyle w:val="Heading2"/>
-      </w:pPr>
-      <w:r>
-        <w:t xml:space="preserve">26.17 Wazuh</w:t>
-      </w:r>
-    </w:p>
-    <w:p>
-      <w:pPr>
-        <w:pStyle w:val="FirstParagraph"/>
-      </w:pPr>
-      <w:r>
-        <w:t xml:space="preserve">Objetivo: Punto final, volumen de trabajo, integridad de archivos, registro y vigilancia de alerta. Proyecto oficial:</w:t>
-      </w:r>
-      <w:r>
-        <w:t xml:space="preserve"> </w:t>
-      </w:r>
-      <w:hyperlink r:id="rId104">
-        <w:r>
-          <w:rPr>
-            <w:rStyle w:val="Hyperlink"/>
-          </w:rPr>
-          <w:t xml:space="preserve">Seguido</w:t>
-        </w:r>
-      </w:hyperlink>
-    </w:p>
-    <w:p>
-      <w:pPr>
-        <w:pStyle w:val="BodyText"/>
-      </w:pPr>
-      <w:r>
-        <w:t xml:space="preserve">Inicio rápido seguro: Inscribir un volumen de trabajo de laboratorio, desencadenar un evento inofensivo, verificar la recogida y respuesta, cobertura de documentos y proteger los resultados.</w:t>
-      </w:r>
-    </w:p>
-    <w:p>
-      <w:pPr>
-        <w:pStyle w:val="BodyText"/>
-      </w:pPr>
-      <w:r>
-        <w:t xml:space="preserve">Retain: authority, account/region/scope, role/permissions, tool/version, policy/query, source data, date, population, result, analista validation, limitation, finding, action, and retest. Eliminar las credenciales temporales y proteger la salida.</w:t>
-      </w:r>
-    </w:p>
-    <w:bookmarkEnd w:id="105"/>
-    <w:bookmarkStart w:id="107" w:name="defectodojo"/>
-    <w:p>
-      <w:pPr>
-        <w:pStyle w:val="Heading2"/>
-      </w:pPr>
-      <w:r>
-        <w:t xml:space="preserve">26.18 DefectoDojo</w:t>
-      </w:r>
-    </w:p>
-    <w:p>
-      <w:pPr>
-        <w:pStyle w:val="FirstParagraph"/>
-      </w:pPr>
-      <w:r>
-        <w:t xml:space="preserve">Propósito: Encontrar ingesta, deduplicación, remediación y retest. Proyecto oficial:</w:t>
-      </w:r>
-      <w:r>
-        <w:t xml:space="preserve"> </w:t>
-      </w:r>
-      <w:hyperlink r:id="rId106">
-        <w:r>
-          <w:rPr>
-            <w:rStyle w:val="Hyperlink"/>
-          </w:rPr>
-          <w:t xml:space="preserve">Seguido</w:t>
-        </w:r>
-      </w:hyperlink>
-    </w:p>
-    <w:p>
-      <w:pPr>
-        <w:pStyle w:val="BodyText"/>
-      </w:pPr>
-      <w:r>
-        <w:t xml:space="preserve">Inicio rápido seguro: Importar resultados de laboratorio seguros, validar duplicados y severidad, asignar propietarios/fechas, adjuntar evidencia de corrección, y cerrar después de la prueba.</w:t>
-      </w:r>
-    </w:p>
-    <w:p>
-      <w:pPr>
-        <w:pStyle w:val="BodyText"/>
-      </w:pPr>
-      <w:r>
-        <w:t xml:space="preserve">Retain: authority, account/region/scope, role/permissions, tool/version, policy/query, source data, date, population, result, analista validation, limitation, finding, action, and retest. Eliminar las credenciales temporales y proteger la salida.</w:t>
-      </w:r>
-    </w:p>
-    <w:bookmarkEnd w:id="107"/>
-    <w:bookmarkEnd w:id="108"/>
-    <w:bookmarkStart w:id="112" w:name="el-libro-de-seguridad-de-cloud-manager"/>
-    <w:p>
-      <w:pPr>
-        <w:pStyle w:val="Heading1"/>
-      </w:pPr>
-      <w:r>
-        <w:t xml:space="preserve">27. El libro de seguridad de Cloud Manager</w:t>
-      </w:r>
-    </w:p>
-    <w:p>
-      <w:pPr>
-        <w:pStyle w:val="FirstParagraph"/>
-      </w:pPr>
-      <w:r>
         <w:rPr>
+          <w:i/>
           <w:iCs/>
-          <w:i/>
         </w:rPr>
         <w:t xml:space="preserve">Los administradores mantienen la velocidad de la nube alineada con la propiedad, los obstáculos, la evidencia, la resiliencia y las decisiones de riesgo.</w:t>
       </w:r>
@@ -6451,8 +6378,8 @@
       </w:pPr>
       <w:r>
         <w:rPr>
+          <w:b/>
           <w:bCs/>
-          <w:b/>
         </w:rPr>
         <w:t xml:space="preserve">Area</w:t>
       </w:r>
@@ -6460,15 +6387,15 @@
         <w:t xml:space="preserve"> </w:t>
       </w:r>
       <w:r>
-        <w:t xml:space="preserve">Silencio</w:t>
+        <w:t xml:space="preserve">|</w:t>
       </w:r>
       <w:r>
         <w:t xml:space="preserve"> </w:t>
       </w:r>
       <w:r>
         <w:rPr>
+          <w:b/>
           <w:bCs/>
-          <w:b/>
         </w:rPr>
         <w:t xml:space="preserve">Pregunta principal</w:t>
       </w:r>
@@ -6476,19 +6403,19 @@
         <w:t xml:space="preserve"> </w:t>
       </w:r>
       <w:r>
-        <w:t xml:space="preserve">Silencio.</w:t>
-      </w:r>
-      <w:r>
-        <w:t xml:space="preserve"> </w:t>
-      </w:r>
-      <w:r>
-        <w:t xml:space="preserve">Silencio Inventario Silencio ¿Se reconcilian todas las cuentas, recursos, propietarios, datos y costos? Silencio Inquilino o recurso público desconocido</w:t>
-      </w:r>
-      <w:r>
-        <w:t xml:space="preserve"> </w:t>
-      </w:r>
-      <w:r>
-        <w:t xml:space="preserve">Silencio ¿Se asignan y prueban cada proveedor/clómero/control compartido? Informe del Proveedor Permanente tratado como prueba de cliente</w:t>
+        <w:t xml:space="preserve">|. |</w:t>
+      </w:r>
+      <w:r>
+        <w:t xml:space="preserve"> </w:t>
+      </w:r>
+      <w:r>
+        <w:t xml:space="preserve">| Inventario | ¿Se reconcilian todas las cuentas, recursos, propietarios, datos y costos? | Inquilino o recurso público desconocido</w:t>
+      </w:r>
+      <w:r>
+        <w:t xml:space="preserve"> </w:t>
+      </w:r>
+      <w:r>
+        <w:t xml:space="preserve">| ¿Se asignan y prueban cada proveedor/clómero/control compartido? Informe del Proveedor Permanente tratado como prueba de cliente |</w:t>
       </w:r>
       <w:r>
         <w:t xml:space="preserve"> </w:t>
@@ -6500,25 +6427,25 @@
         <w:t xml:space="preserve"> </w:t>
       </w:r>
       <w:r>
-        <w:t xml:space="preserve">Silencio ¿Dónde están los datos sensibles, quién puede usarlo, y puede ser eliminado/exportado? ← Replicaciones desconocidas, subprocesadores, o entrenamiento de IA</w:t>
-      </w:r>
-      <w:r>
-        <w:t xml:space="preserve"> </w:t>
-      </w:r>
-      <w:r>
-        <w:t xml:space="preserve">¿Son consistentes las zonas de aterrizaje, las barreras, la tala, las redes, las claves y la recuperación? Silencio Carga de trabajo bypass fundación compartida ←</w:t>
-      </w:r>
-      <w:r>
-        <w:t xml:space="preserve"> </w:t>
-      </w:r>
-      <w:r>
-        <w:t xml:space="preserve">← Envío Silencioso ¿Ha protegido la procedencia el código, los artefactos, los oleoductos y los cambios? Silencio Cambios de producción directa sin traza</w:t>
-      </w:r>
-      <w:r>
-        <w:t xml:space="preserve"> </w:t>
-      </w:r>
-      <w:r>
-        <w:t xml:space="preserve">← Monitorización Silencio ¿Las exposiciones y alertas crean investigación y corrección? Silencio Dibujo verde con población incompleta</w:t>
+        <w:t xml:space="preserve">| ¿Dónde están los datos sensibles, quién puede usarlo, y puede ser eliminado/exportado? ← Replicaciones desconocidas, subprocesadores, o entrenamiento de IA |</w:t>
+      </w:r>
+      <w:r>
+        <w:t xml:space="preserve"> </w:t>
+      </w:r>
+      <w:r>
+        <w:t xml:space="preserve">¿Son consistentes las zonas de aterrizaje, las barreras, la tala, las redes, las claves y la recuperación? | Carga de trabajo bypass fundación compartida ←</w:t>
+      </w:r>
+      <w:r>
+        <w:t xml:space="preserve"> </w:t>
+      </w:r>
+      <w:r>
+        <w:t xml:space="preserve">← Envío Silencioso ¿Ha protegido la procedencia el código, los artefactos, los oleoductos y los cambios? | Cambios de producción directa sin traza</w:t>
+      </w:r>
+      <w:r>
+        <w:t xml:space="preserve"> </w:t>
+      </w:r>
+      <w:r>
+        <w:t xml:space="preserve">← Monitorización | ¿Las exposiciones y alertas crean investigación y corrección? | Dibujo verde con población incompleta</w:t>
       </w:r>
       <w:r>
         <w:t xml:space="preserve"> </w:t>
@@ -6527,7 +6454,7 @@
         <w:t xml:space="preserve">¿Puede el servicio completo cumplir los escenarios probados de RTO/RPO y falta de proveedores? ← Respaldo existe pero restaurado no probado</w:t>
       </w:r>
     </w:p>
-    <w:bookmarkStart w:id="109" w:name="ritmo-operativo"/>
+    <w:bookmarkStart w:id="98" w:name="ritmo-operativo"/>
     <w:p>
       <w:pPr>
         <w:pStyle w:val="Heading2"/>
@@ -6582,11 +6509,11 @@
     </w:p>
     <w:p>
       <w:pPr>
+        <w:pStyle w:val="Compact"/>
         <w:numPr>
           <w:ilvl w:val="0"/>
           <w:numId w:val="1036"/>
         </w:numPr>
-        <w:pStyle w:val="Compact"/>
       </w:pPr>
       <w:r>
         <w:t xml:space="preserve">Guía de la carrera de analista junior</w:t>
@@ -6598,8 +6525,8 @@
       </w:pPr>
       <w:r>
         <w:rPr>
+          <w:i/>
           <w:iCs/>
-          <w:i/>
         </w:rPr>
         <w:t xml:space="preserve">Los analistas de seguridad de la nube Junior crean valor a través de inventarios precisos, revisión de posturas, evidencia, remediación y comunicación.</w:t>
       </w:r>
@@ -6609,25 +6536,13 @@
         <w:pStyle w:val="BodyText"/>
       </w:pPr>
       <w:r>
-        <w:t xml:space="preserve">“</w:t>
-      </w:r>
-      <w:r>
-        <w:t xml:space="preserve">Estilo medio/image10.png</w:t>
-      </w:r>
-      <w:r>
-        <w:t xml:space="preserve">”</w:t>
+        <w:t xml:space="preserve">“Estilo medio/image10.png”</w:t>
       </w:r>
       <w:r>
         <w:t xml:space="preserve">=</w:t>
       </w:r>
       <w:r>
-        <w:t xml:space="preserve">“</w:t>
-      </w:r>
-      <w:r>
-        <w:t xml:space="preserve">Ancho:6.15in; Altura:3.39605in</w:t>
-      </w:r>
-      <w:r>
-        <w:t xml:space="preserve">”</w:t>
+        <w:t xml:space="preserve">“Ancho:6.15in; Altura:3.39605in”</w:t>
       </w:r>
       <w:r>
         <w:t xml:space="preserve"> </w:t>
@@ -6636,13 +6551,7 @@
         <w:t xml:space="preserve">alt=</w:t>
       </w:r>
       <w:r>
-        <w:t xml:space="preserve">“</w:t>
-      </w:r>
-      <w:r>
-        <w:t xml:space="preserve">Los laboratorios de seguridad y la evidencia trazable convierten los conceptos de la nube en prueba de cartera</w:t>
-      </w:r>
-      <w:r>
-        <w:t xml:space="preserve">”</w:t>
+        <w:t xml:space="preserve">“Los laboratorios de seguridad y la evidencia trazable convierten los conceptos de la nube en prueba de cartera”</w:t>
       </w:r>
       <w:r>
         <w:t xml:space="preserve">.</w:t>
@@ -6656,8 +6565,8 @@
         <w:t xml:space="preserve">Gráfico 10 Camino analista de seguridad de la nube junior</w:t>
       </w:r>
     </w:p>
-    <w:bookmarkEnd w:id="109"/>
-    <w:bookmarkStart w:id="110" w:name="funciones-comunes"/>
+    <w:bookmarkEnd w:id="98"/>
+    <w:bookmarkStart w:id="99" w:name="funciones-comunes"/>
     <w:p>
       <w:pPr>
         <w:pStyle w:val="Heading2"/>
@@ -6754,8 +6663,8 @@
         <w:t xml:space="preserve">Análisis de la respuesta de incidentes en la nube</w:t>
       </w:r>
     </w:p>
-    <w:bookmarkEnd w:id="110"/>
-    <w:bookmarkStart w:id="111" w:name="típico-trabajo"/>
+    <w:bookmarkEnd w:id="99"/>
+    <w:bookmarkStart w:id="100" w:name="típico-trabajo"/>
     <w:p>
       <w:pPr>
         <w:pStyle w:val="Heading2"/>
@@ -6841,9 +6750,9 @@
         <w:t xml:space="preserve">Apoyar los plazos de incidentes en la nube, preservación de evidencias, contención y recuperación.</w:t>
       </w:r>
     </w:p>
-    <w:bookmarkEnd w:id="111"/>
-    <w:bookmarkEnd w:id="112"/>
-    <w:bookmarkStart w:id="125" w:name="X63f7ead03adb023a9ee2fdd52a700da050674b2"/>
+    <w:bookmarkEnd w:id="100"/>
+    <w:bookmarkEnd w:id="101"/>
+    <w:bookmarkStart w:id="114" w:name="X63f7ead03adb023a9ee2fdd52a700da050674b2"/>
     <w:p>
       <w:pPr>
         <w:pStyle w:val="Heading1"/>
@@ -6858,8 +6767,8 @@
       </w:pPr>
       <w:r>
         <w:rPr>
+          <w:i/>
           <w:iCs/>
-          <w:i/>
         </w:rPr>
         <w:t xml:space="preserve">Un ambiente de nube ficticia puede producir una cartera junior segura y creíble.</w:t>
       </w:r>
@@ -6875,10 +6784,10 @@
         <w:t xml:space="preserve"> </w:t>
       </w:r>
       <w:r>
-        <w:t xml:space="preserve">Silencio.</w:t>
-      </w:r>
-    </w:p>
-    <w:bookmarkStart w:id="113" w:name="portfolio-lab"/>
+        <w:t xml:space="preserve">|. |</w:t>
+      </w:r>
+    </w:p>
+    <w:bookmarkStart w:id="102" w:name="portfolio-lab"/>
     <w:p>
       <w:pPr>
         <w:pStyle w:val="Heading2"/>
@@ -6986,14 +6895,387 @@
         <w:t xml:space="preserve">Publicar sólo evidencias sanitarias y etiquetar el proyecto ficticio, educativo y no una certificación del proveedor.</w:t>
       </w:r>
     </w:p>
+    <w:bookmarkEnd w:id="102"/>
+    <w:bookmarkStart w:id="103" w:name="plan-de-30-días"/>
+    <w:p>
+      <w:pPr>
+        <w:pStyle w:val="Heading2"/>
+      </w:pPr>
+      <w:r>
+        <w:t xml:space="preserve">29.2 Plan de 30 días</w:t>
+      </w:r>
+    </w:p>
+    <w:tbl>
+      <w:tblPr>
+        <w:tblStyle w:val="Table"/>
+        <w:tblW w:type="pct" w:w="5000"/>
+        <w:tblLayout w:type="fixed"/>
+        <w:tblLook w:firstRow="1" w:lastRow="0" w:firstColumn="0" w:lastColumn="0" w:noHBand="0" w:noVBand="0" w:val="0020"/>
+      </w:tblPr>
+      <w:tblGrid>
+        <w:gridCol w:w="7920"/>
+      </w:tblGrid>
+      <w:tr>
+        <w:trPr>
+          <w:tblHeader w:val="on"/>
+        </w:trPr>
+        <w:tc>
+          <w:tcPr/>
+          <w:p>
+            <w:pPr>
+              <w:pStyle w:val="Compact"/>
+            </w:pPr>
+            <w:r>
+              <w:rPr>
+                <w:b/>
+                <w:bCs/>
+              </w:rPr>
+              <w:t xml:space="preserve">Días</w:t>
+            </w:r>
+          </w:p>
+        </w:tc>
+      </w:tr>
+      <w:tr>
+        <w:tc>
+          <w:tcPr/>
+          <w:p>
+            <w:pPr>
+              <w:pStyle w:val="Compact"/>
+            </w:pPr>
+            <w:r>
+              <w:t xml:space="preserve">TEN 1–3</w:t>
+            </w:r>
+          </w:p>
+        </w:tc>
+      </w:tr>
+      <w:tr>
+        <w:tc>
+          <w:tcPr/>
+          <w:p>
+            <w:pPr>
+              <w:pStyle w:val="Compact"/>
+            </w:pPr>
+            <w:r>
+              <w:t xml:space="preserve">4–6</w:t>
+            </w:r>
+          </w:p>
+        </w:tc>
+      </w:tr>
+      <w:tr>
+        <w:tc>
+          <w:tcPr/>
+          <w:p>
+            <w:pPr>
+              <w:pStyle w:val="Compact"/>
+            </w:pPr>
+            <w:r>
+              <w:t xml:space="preserve">7–9 Silencioso Identidad, red, datos, cripto tención Cuatro documentos de trabajo de control</w:t>
+            </w:r>
+          </w:p>
+        </w:tc>
+      </w:tr>
+      <w:tr>
+        <w:tc>
+          <w:tcPr/>
+          <w:p>
+            <w:pPr>
+              <w:pStyle w:val="Compact"/>
+            </w:pPr>
+            <w:r>
+              <w:t xml:space="preserve">TEN 10–12 ANTERIENTE ATENCIÓN, postura, vulnerabilidad</w:t>
+            </w:r>
+          </w:p>
+        </w:tc>
+      </w:tr>
+      <w:tr>
+        <w:tc>
+          <w:tcPr/>
+          <w:p>
+            <w:pPr>
+              <w:pStyle w:val="Compact"/>
+            </w:pPr>
+            <w:r>
+              <w:t xml:space="preserve">13–15</w:t>
+            </w:r>
+          </w:p>
+        </w:tc>
+      </w:tr>
+      <w:tr>
+        <w:tc>
+          <w:tcPr/>
+          <w:p>
+            <w:pPr>
+              <w:pStyle w:val="Compact"/>
+            </w:pPr>
+            <w:r>
+              <w:t xml:space="preserve">TEN 16–18</w:t>
+            </w:r>
+          </w:p>
+        </w:tc>
+      </w:tr>
+      <w:tr>
+        <w:tc>
+          <w:tcPr/>
+          <w:p>
+            <w:pPr>
+              <w:pStyle w:val="Compact"/>
+            </w:pPr>
+            <w:r>
+              <w:t xml:space="preserve">TEN 19–21</w:t>
+            </w:r>
+          </w:p>
+        </w:tc>
+      </w:tr>
+      <w:tr>
+        <w:tc>
+          <w:tcPr/>
+          <w:p>
+            <w:pPr>
+              <w:pStyle w:val="Compact"/>
+            </w:pPr>
+            <w:r>
+              <w:t xml:space="preserve">y respuesta a incidentes</w:t>
+            </w:r>
+          </w:p>
+        </w:tc>
+      </w:tr>
+      <w:tr>
+        <w:tc>
+          <w:tcPr/>
+          <w:p>
+            <w:pPr>
+              <w:pStyle w:val="Compact"/>
+            </w:pPr>
+            <w:r>
+              <w:t xml:space="preserve">TEN 25–27</w:t>
+            </w:r>
+          </w:p>
+        </w:tc>
+      </w:tr>
+      <w:tr>
+        <w:tc>
+          <w:tcPr/>
+          <w:p>
+            <w:pPr>
+              <w:pStyle w:val="Compact"/>
+            </w:pPr>
+            <w:r>
+              <w:t xml:space="preserve">28–30</w:t>
+            </w:r>
+          </w:p>
+        </w:tc>
+      </w:tr>
+    </w:tbl>
+    <w:bookmarkEnd w:id="103"/>
+    <w:bookmarkStart w:id="104" w:name="qué-es-responsabilidad-compartida"/>
+    <w:p>
+      <w:pPr>
+        <w:pStyle w:val="Heading2"/>
+      </w:pPr>
+      <w:r>
+        <w:t xml:space="preserve">29.3 ¿Qué es responsabilidad compartida?</w:t>
+      </w:r>
+    </w:p>
+    <w:p>
+      <w:pPr>
+        <w:pStyle w:val="FirstParagraph"/>
+      </w:pPr>
+      <w:r>
+        <w:t xml:space="preserve">El proveedor y el cliente dividen tareas de seguridad por modelo de servicio, función, contrato y configuración. El límite exacto debe ser documentado y probado.</w:t>
+      </w:r>
+    </w:p>
+    <w:bookmarkEnd w:id="104"/>
+    <w:bookmarkStart w:id="105" w:name="iaas-versus-paas-versus-saas"/>
+    <w:p>
+      <w:pPr>
+        <w:pStyle w:val="Heading2"/>
+      </w:pPr>
+      <w:r>
+        <w:t xml:space="preserve">29.4 IaaS versus PaaS versus SaaS?</w:t>
+      </w:r>
+    </w:p>
+    <w:p>
+      <w:pPr>
+        <w:pStyle w:val="FirstParagraph"/>
+      </w:pPr>
+      <w:r>
+        <w:t xml:space="preserve">IaaS le da al cliente más responsabilidad de la carga de trabajo; PaaS gestiona más tiempo de ejecución; SaaS gestiona la plataforma de aplicación mientras que el cliente todavía controla a los usuarios, configuraciones de arrendatarios, datos, integraciones y puntos finales.</w:t>
+      </w:r>
+    </w:p>
+    <w:bookmarkEnd w:id="105"/>
+    <w:bookmarkStart w:id="106" w:name="Xcb262a87bbe29bbf2c0f094a35695c8af602b34"/>
+    <w:p>
+      <w:pPr>
+        <w:pStyle w:val="Heading2"/>
+      </w:pPr>
+      <w:r>
+        <w:t xml:space="preserve">29.5 ¿Por qué la identidad es crítica en la nube?</w:t>
+      </w:r>
+    </w:p>
+    <w:p>
+      <w:pPr>
+        <w:pStyle w:val="FirstParagraph"/>
+      </w:pPr>
+      <w:r>
+        <w:t xml:space="preserve">APIs y planos de control permiten que las identidades y fichas creen, cambien, accedan o eliminen recursos a escala.</w:t>
+      </w:r>
+    </w:p>
+    <w:bookmarkEnd w:id="106"/>
+    <w:bookmarkStart w:id="107" w:name="qué-es-una-zona-de-aterrizaje"/>
+    <w:p>
+      <w:pPr>
+        <w:pStyle w:val="Heading2"/>
+      </w:pPr>
+      <w:r>
+        <w:t xml:space="preserve">29.6 ¿Qué es una zona de aterrizaje?</w:t>
+      </w:r>
+    </w:p>
+    <w:p>
+      <w:pPr>
+        <w:pStyle w:val="FirstParagraph"/>
+      </w:pPr>
+      <w:r>
+        <w:t xml:space="preserve">Una base de nube reutilizable para la jerarquía, la identidad, la creación de redes, la tala de registros, la vigilancia, los servicios compartidos y la separación del volumen de trabajo.</w:t>
+      </w:r>
+    </w:p>
+    <w:bookmarkEnd w:id="107"/>
+    <w:bookmarkStart w:id="108" w:name="cspm-scan-versus-valoración"/>
+    <w:p>
+      <w:pPr>
+        <w:pStyle w:val="Heading2"/>
+      </w:pPr>
+      <w:r>
+        <w:t xml:space="preserve">29.7 CSPM Scan versus valoración?</w:t>
+      </w:r>
+    </w:p>
+    <w:p>
+      <w:pPr>
+        <w:pStyle w:val="FirstParagraph"/>
+      </w:pPr>
+      <w:r>
+        <w:t xml:space="preserve">Un análisis detecta las condiciones configuradas. Una evaluación valida criterios, alcance completo, responsabilidad, fiabilidad de pruebas, proceso operativo, excepciones, riesgo y retest.</w:t>
+      </w:r>
+    </w:p>
+    <w:bookmarkEnd w:id="108"/>
+    <w:bookmarkStart w:id="109" w:name="qué-es-la-infraestructura-como-código"/>
+    <w:p>
+      <w:pPr>
+        <w:pStyle w:val="Heading2"/>
+      </w:pPr>
+      <w:r>
+        <w:t xml:space="preserve">29.8 ¿Qué es la infraestructura como código?</w:t>
+      </w:r>
+    </w:p>
+    <w:p>
+      <w:pPr>
+        <w:pStyle w:val="FirstParagraph"/>
+      </w:pPr>
+      <w:r>
+        <w:t xml:space="preserve">Definiciones declarativas controladas por versiones de infraestructura que pueden ser revisadas, probadas, desplegadas y supervisadas para la deriva.</w:t>
+      </w:r>
+    </w:p>
+    <w:bookmarkEnd w:id="109"/>
+    <w:bookmarkStart w:id="110" w:name="cómo-aseguras-secretos"/>
+    <w:p>
+      <w:pPr>
+        <w:pStyle w:val="Heading2"/>
+      </w:pPr>
+      <w:r>
+        <w:t xml:space="preserve">29.9 ¿Cómo aseguras secretos?</w:t>
+      </w:r>
+    </w:p>
+    <w:p>
+      <w:pPr>
+        <w:pStyle w:val="FirstParagraph"/>
+      </w:pPr>
+      <w:r>
+        <w:t xml:space="preserve">Utilice una tienda secreta gestionada, credenciales de corta duración, permisos estrechos, rotación, monitoreo y prevención en código, registros, imágenes y estado.</w:t>
+      </w:r>
+    </w:p>
+    <w:bookmarkEnd w:id="110"/>
+    <w:bookmarkStart w:id="111" w:name="cómo-verifica-la-recuperación-de-la-nube"/>
+    <w:p>
+      <w:pPr>
+        <w:pStyle w:val="Heading2"/>
+      </w:pPr>
+      <w:r>
+        <w:t xml:space="preserve">29.10 ¿Cómo verifica la recuperación de la nube?</w:t>
+      </w:r>
+    </w:p>
+    <w:p>
+      <w:pPr>
+        <w:pStyle w:val="FirstParagraph"/>
+      </w:pPr>
+      <w:r>
+        <w:t xml:space="preserve">Restaurar el servicio completo de fuentes protegidas, medir la pérdida de tiempo/datos real, validar la seguridad, datos, interfaces, rendimiento y aceptación empresarial.</w:t>
+      </w:r>
+    </w:p>
+    <w:bookmarkEnd w:id="111"/>
+    <w:bookmarkStart w:id="112" w:name="qué-es-csa-ccm-v4.1"/>
+    <w:p>
+      <w:pPr>
+        <w:pStyle w:val="Heading2"/>
+      </w:pPr>
+      <w:r>
+        <w:t xml:space="preserve">29.11 ¿Qué es CSA CCM v4.1?</w:t>
+      </w:r>
+    </w:p>
+    <w:p>
+      <w:pPr>
+        <w:pStyle w:val="FirstParagraph"/>
+      </w:pPr>
+      <w:r>
+        <w:t xml:space="preserve">Un marco de control de la nube con 207 objetivos de control en 17 dominios, junto con CAIQ para asegurar el proveedor.</w:t>
+      </w:r>
+    </w:p>
+    <w:bookmarkEnd w:id="112"/>
+    <w:bookmarkStart w:id="113" w:name="qué-hace-un-buen-analista-junior"/>
+    <w:p>
+      <w:pPr>
+        <w:pStyle w:val="Heading2"/>
+      </w:pPr>
+      <w:r>
+        <w:t xml:space="preserve">29.12 ¿Qué hace un buen analista junior?</w:t>
+      </w:r>
+    </w:p>
+    <w:p>
+      <w:pPr>
+        <w:pStyle w:val="FirstParagraph"/>
+      </w:pPr>
+      <w:r>
+        <w:t xml:space="preserve">Alcance cuidadoso, sólo lectura de primeros pasos, evidencia confiable, validación, escritura clara, manejo seguro de credenciales, y limitaciones honestas.</w:t>
+      </w:r>
+    </w:p>
     <w:bookmarkEnd w:id="113"/>
-    <w:bookmarkStart w:id="114" w:name="plan-de-30-días"/>
+    <w:bookmarkEnd w:id="114"/>
+    <w:bookmarkStart w:id="128" w:name="plantillas-glosario-índice-y-referencias"/>
+    <w:p>
+      <w:pPr>
+        <w:pStyle w:val="Heading1"/>
+      </w:pPr>
+      <w:r>
+        <w:t xml:space="preserve">30. Plantillas, Glosario, Índice y Referencias</w:t>
+      </w:r>
+    </w:p>
+    <w:p>
+      <w:pPr>
+        <w:pStyle w:val="Compact"/>
+        <w:numPr>
+          <w:ilvl w:val="0"/>
+          <w:numId w:val="1040"/>
+        </w:numPr>
+      </w:pPr>
+      <w:r>
+        <w:t xml:space="preserve">Estructuras de trabajo reutilizables, términos clave, índice de sujeto y puntos de partida autorizados*.</w:t>
+      </w:r>
+    </w:p>
+    <w:bookmarkStart w:id="115" w:name="X707c791c815b17b811c3e62d5abbdfd13af2be5"/>
     <w:p>
       <w:pPr>
         <w:pStyle w:val="Heading2"/>
       </w:pPr>
       <w:r>
-        <w:t xml:space="preserve">29.2 Plan de 30 días</w:t>
+        <w:t xml:space="preserve">30.1 Registro de inventario y responsabilidad de la nube</w:t>
       </w:r>
     </w:p>
     <w:p>
@@ -7001,1183 +7283,791 @@
         <w:pStyle w:val="FirstParagraph"/>
       </w:pPr>
       <w:r>
+        <w:t xml:space="preserve">|** |</w:t>
+      </w:r>
+      <w:r>
+        <w:t xml:space="preserve"> </w:t>
+      </w:r>
+      <w:r>
+        <w:t xml:space="preserve">|… |</w:t>
+      </w:r>
+      <w:r>
+        <w:t xml:space="preserve"> </w:t>
+      </w:r>
+      <w:r>
+        <w:t xml:space="preserve">- Proveedor de la vida / arrendatario / cuenta / región infligida                       </w:t>
+      </w:r>
+      <w:r>
+        <w:br/>
+      </w:r>
+      <w:r>
+        <w:t xml:space="preserve">, Servicio de Vida / recurso / propietario                               </w:t>
+      </w:r>
+      <w:r>
+        <w:br/>
+      </w:r>
+      <w:r>
+        <w:t xml:space="preserve">“Pripose”</w:t>
+      </w:r>
+      <w:r>
+        <w:t xml:space="preserve"> </w:t>
+      </w:r>
+      <w:r>
+        <w:t xml:space="preserve">/ environment / criticality ⋅                         </w:t>
+      </w:r>
+      <w:r>
+        <w:br/>
+      </w:r>
+      <w:r>
+        <w:t xml:space="preserve">TENIENDO Datos / residencia / retención |                             </w:t>
+      </w:r>
+      <w:r>
+        <w:br/>
+      </w:r>
+      <w:r>
+        <w:t xml:space="preserve">Identidad permanente / privilegios / integración</w:t>
+      </w:r>
+      <w:r>
+        <w:t xml:space="preserve"> </w:t>
+      </w:r>
+      <w:r>
+        <w:t xml:space="preserve">, la Red de Exhibiciones y la Exhibición |                           </w:t>
+      </w:r>
+      <w:r>
+        <w:br/>
+      </w:r>
+      <w:r>
+        <w:t xml:space="preserve">“La responsabilidad de los proveedores en la vida”</w:t>
+      </w:r>
+      <w:r>
+        <w:t xml:space="preserve"> </w:t>
+      </w:r>
+      <w:r>
+        <w:t xml:space="preserve">“La responsabilidad de los clientes en la vida”</w:t>
+      </w:r>
+      <w:r>
+        <w:t xml:space="preserve"> </w:t>
+      </w:r>
+      <w:r>
+        <w:t xml:space="preserve">Evidencia / evaluación de los resultados de la investigación</w:t>
+      </w:r>
+      <w:r>
+        <w:t xml:space="preserve"> </w:t>
+      </w:r>
+      <w:r>
+        <w:t xml:space="preserve">La recuperación de la vida / el incidente / la salida de la vida                             </w:t>
+      </w:r>
+    </w:p>
+    <w:bookmarkEnd w:id="115"/>
+    <w:bookmarkStart w:id="116" w:name="papel-de-control-de-la-nube"/>
+    <w:p>
+      <w:pPr>
+        <w:pStyle w:val="Heading2"/>
+      </w:pPr>
+      <w:r>
+        <w:t xml:space="preserve">30.2 Papel de control de la nube</w:t>
+      </w:r>
+    </w:p>
+    <w:p>
+      <w:pPr>
+        <w:pStyle w:val="FirstParagraph"/>
+      </w:pPr>
+      <w:r>
+        <w:t xml:space="preserve">|** |</w:t>
+      </w:r>
+      <w:r>
+        <w:t xml:space="preserve"> </w:t>
+      </w:r>
+      <w:r>
+        <w:t xml:space="preserve">|… |</w:t>
+      </w:r>
+      <w:r>
+        <w:t xml:space="preserve"> </w:t>
+      </w:r>
+      <w:r>
+        <w:t xml:space="preserve">Requirement / framework / version Н                         </w:t>
+      </w:r>
+      <w:r>
+        <w:br/>
+      </w:r>
+      <w:r>
+        <w:t xml:space="preserve">“La vida escoge / la responsabilidad”</w:t>
+      </w:r>
+      <w:r>
+        <w:t xml:space="preserve"> </w:t>
+      </w:r>
+      <w:r>
+        <w:t xml:space="preserve">La arquitectura de la vida y la aplicación han sido incomprensibles.</w:t>
+      </w:r>
+      <w:r>
+        <w:t xml:space="preserve"> </w:t>
+      </w:r>
+      <w:r>
+        <w:t xml:space="preserve">IaC / policy / settings ⋅                          </w:t>
+      </w:r>
+      <w:r>
+        <w:br/>
+      </w:r>
+      <w:r>
+        <w:t xml:space="preserve">“Proceso permanente / propietario / frecuencia”</w:t>
+      </w:r>
+      <w:r>
+        <w:t xml:space="preserve"> </w:t>
+      </w:r>
+      <w:r>
+        <w:t xml:space="preserve">Evidencia de la vida fuente / consulta / fecha</w:t>
+      </w:r>
+      <w:r>
+        <w:t xml:space="preserve"> </w:t>
+      </w:r>
+      <w:r>
+        <w:t xml:space="preserve">Test / result / exceptions ⋅                                                                                                                             </w:t>
+      </w:r>
+      <w:r>
+        <w:t xml:space="preserve"> </w:t>
+      </w:r>
+      <w:r>
+        <w:t xml:space="preserve">El riesgo / la causa / la protección provisional</w:t>
+      </w:r>
+      <w:r>
+        <w:t xml:space="preserve"> </w:t>
+      </w:r>
+      <w:r>
+        <w:t xml:space="preserve">“Actuación permanente / propietario / fecha de vencimiento”</w:t>
+      </w:r>
+      <w:r>
+        <w:t xml:space="preserve"> </w:t>
+      </w:r>
+      <w:r>
+        <w:t xml:space="preserve">Retest/Cierre de la vida</w:t>
+      </w:r>
+    </w:p>
+    <w:bookmarkEnd w:id="116"/>
+    <w:bookmarkStart w:id="117" w:name="X9e47ee6a1859eb57118f0c27b2e3cd0efc4679f"/>
+    <w:p>
+      <w:pPr>
+        <w:pStyle w:val="Heading2"/>
+      </w:pPr>
+      <w:r>
+        <w:t xml:space="preserve">30.3 Revisión de la garantía de los proveedores</w:t>
+      </w:r>
+    </w:p>
+    <w:p>
+      <w:pPr>
+        <w:pStyle w:val="FirstParagraph"/>
+      </w:pPr>
+      <w:r>
+        <w:t xml:space="preserve">|** |</w:t>
+      </w:r>
+      <w:r>
+        <w:t xml:space="preserve"> </w:t>
+      </w:r>
+      <w:r>
+        <w:t xml:space="preserve">|… |</w:t>
+      </w:r>
+      <w:r>
+        <w:t xml:space="preserve"> </w:t>
+      </w:r>
+      <w:r>
+        <w:t xml:space="preserve">“Proveedor/servicio/entidad en la vida”</w:t>
+      </w:r>
+      <w:r>
+        <w:t xml:space="preserve"> </w:t>
+      </w:r>
+      <w:r>
+        <w:t xml:space="preserve">| Artifact/issuer/period |                            </w:t>
+      </w:r>
+      <w:r>
+        <w:br/>
+      </w:r>
+      <w:r>
+        <w:t xml:space="preserve">“Escopo/regiones/criterios”</w:t>
+      </w:r>
+      <w:r>
+        <w:t xml:space="preserve"> </w:t>
+      </w:r>
+      <w:r>
+        <w:t xml:space="preserve">“Opinión/certificate status |                           </w:t>
+      </w:r>
+      <w:r>
+        <w:br/>
+      </w:r>
+      <w:r>
+        <w:t xml:space="preserve">Tests/excepciones/finamientos de la vida</w:t>
+      </w:r>
+      <w:r>
+        <w:t xml:space="preserve"> </w:t>
+      </w:r>
+      <w:r>
+        <w:t xml:space="preserve">TENIDOS DE LAS CUESTIONES DEL cliente |                                                                                                                          ”</w:t>
+      </w:r>
+      <w:r>
+        <w:t xml:space="preserve">Las organizaciones de subservicio en la vida”</w:t>
+      </w:r>
+      <w:r>
+        <w:t xml:space="preserve"> </w:t>
+      </w:r>
+      <w:r>
+        <w:t xml:space="preserve">Subsequent events/changes ⋅                                                                                                                            </w:t>
+      </w:r>
+      <w:r>
+        <w:t xml:space="preserve"> </w:t>
+      </w:r>
+      <w:r>
+        <w:t xml:space="preserve">“Aplicabilidad/salidas de evidencia”</w:t>
+      </w:r>
+      <w:r>
+        <w:t xml:space="preserve"> </w:t>
+      </w:r>
+      <w:r>
+        <w:t xml:space="preserve">“Actuación/decisión de riesgo”</w:t>
+      </w:r>
+    </w:p>
+    <w:bookmarkEnd w:id="117"/>
+    <w:bookmarkStart w:id="118" w:name="registro-de-incidentes-y-recuperación"/>
+    <w:p>
+      <w:pPr>
+        <w:pStyle w:val="Heading2"/>
+      </w:pPr>
+      <w:r>
+        <w:t xml:space="preserve">30.4 Registro de incidentes y recuperación</w:t>
+      </w:r>
+    </w:p>
+    <w:p>
+      <w:pPr>
+        <w:pStyle w:val="FirstParagraph"/>
+      </w:pPr>
+      <w:r>
+        <w:t xml:space="preserve">|** |</w:t>
+      </w:r>
+      <w:r>
+        <w:t xml:space="preserve"> </w:t>
+      </w:r>
+      <w:r>
+        <w:t xml:space="preserve">|… |</w:t>
+      </w:r>
+      <w:r>
+        <w:t xml:space="preserve"> </w:t>
+      </w:r>
+      <w:r>
+        <w:t xml:space="preserve">“Principio/comandante/severidad”</w:t>
+      </w:r>
+      <w:r>
+        <w:t xml:space="preserve"> </w:t>
+      </w:r>
+      <w:r>
+        <w:t xml:space="preserve">Tenant/accounts/resources continuously                                                                                                                           </w:t>
+      </w:r>
+      <w:r>
+        <w:t xml:space="preserve"> </w:t>
+      </w:r>
+      <w:r>
+        <w:t xml:space="preserve">Identidad/tokens / keys |                                                                                                                           </w:t>
+      </w:r>
+      <w:r>
+        <w:br/>
+      </w:r>
+      <w:r>
+        <w:t xml:space="preserve">“Datos/regiones/providentes”</w:t>
+      </w:r>
+      <w:r>
+        <w:t xml:space="preserve"> </w:t>
+      </w:r>
+      <w:r>
+        <w:t xml:space="preserve">sobre la vida                       </w:t>
+      </w:r>
+      <w:r>
+        <w:br/>
+      </w:r>
+      <w:r>
+        <w:t xml:space="preserve">TENIENDO Timeline/logs/preservation |                                                                                                                          </w:t>
+      </w:r>
+      <w:r>
+        <w:t xml:space="preserve"> </w:t>
+      </w:r>
+      <w:r>
+        <w:t xml:space="preserve">“Contenimiento/aprobaciones infligidas”</w:t>
+      </w:r>
+      <w:r>
+        <w:t xml:space="preserve"> </w:t>
+      </w:r>
+      <w:r>
+        <w:t xml:space="preserve">Erradicación de la vida / fuente de confianza</w:t>
+      </w:r>
+      <w:r>
+        <w:t xml:space="preserve"> </w:t>
+      </w:r>
+      <w:r>
+        <w:t xml:space="preserve">Restore / RTO / RPO |                          </w:t>
+      </w:r>
+      <w:r>
+        <w:br/>
+      </w:r>
+      <w:r>
+        <w:t xml:space="preserve">“Vidación/acceptancia de la vida”</w:t>
+      </w:r>
+      <w:r>
+        <w:t xml:space="preserve"> </w:t>
+      </w:r>
+      <w:r>
+        <w:t xml:space="preserve">Lecciones/acción/retestigos sobre la vida</w:t>
+      </w:r>
+    </w:p>
+    <w:bookmarkEnd w:id="118"/>
+    <w:bookmarkStart w:id="119" w:name="glosario"/>
+    <w:p>
+      <w:pPr>
+        <w:pStyle w:val="Heading2"/>
+      </w:pPr>
+      <w:r>
+        <w:t xml:space="preserve">30.5 Glosario</w:t>
+      </w:r>
+    </w:p>
+    <w:p>
+      <w:pPr>
+        <w:pStyle w:val="FirstParagraph"/>
+      </w:pPr>
+      <w:r>
+        <w:t xml:space="preserve">|** |</w:t>
+      </w:r>
+      <w:r>
+        <w:t xml:space="preserve"> </w:t>
+      </w:r>
+      <w:r>
+        <w:t xml:space="preserve">|… |</w:t>
+      </w:r>
+      <w:r>
+        <w:t xml:space="preserve"> </w:t>
+      </w:r>
+      <w:r>
+        <w:t xml:space="preserve">← Iniciativa de Evaluación de Consensos en la India</w:t>
+      </w:r>
+      <w:r>
+        <w:t xml:space="preserve"> </w:t>
+      </w:r>
+      <w:r>
+        <w:t xml:space="preserve">| CCM Silencioso Cloud Controls Matrix. |</w:t>
+      </w:r>
+      <w:r>
+        <w:t xml:space="preserve"> </w:t>
+      </w:r>
+      <w:r>
+        <w:t xml:space="preserve">TEN Cloud control plano TEN APIs y servicios utilizados para administrar recursos en la nube. |</w:t>
+      </w:r>
+      <w:r>
+        <w:t xml:space="preserve"> </w:t>
+      </w:r>
+      <w:r>
+        <w:t xml:space="preserve">| CSPM Silencioso Manejo de posturas de seguridad en la nube. |</w:t>
+      </w:r>
+      <w:r>
+        <w:t xml:space="preserve"> </w:t>
+      </w:r>
+      <w:r>
+        <w:t xml:space="preserve">tención Guardrail | Regla preventiva o detective que limita el uso de la nube.</w:t>
+      </w:r>
+      <w:r>
+        <w:t xml:space="preserve"> </w:t>
+      </w:r>
+      <w:r>
+        <w:t xml:space="preserve">tención IaaAS Silencioso infraestructura como servicio.</w:t>
+      </w:r>
+      <w:r>
+        <w:t xml:space="preserve"> </w:t>
+      </w:r>
+      <w:r>
+        <w:t xml:space="preserve">TENCIÓN IaC | Infraestructura como código.</w:t>
+      </w:r>
+      <w:r>
+        <w:t xml:space="preserve"> </w:t>
+      </w:r>
+      <w:r>
+        <w:t xml:space="preserve">| Zona de aterrizaje | Fundamentos de nube estándar para la gobernanza y la carga de trabajo.</w:t>
+      </w:r>
+      <w:r>
+        <w:t xml:space="preserve"> </w:t>
+      </w:r>
+      <w:r>
+        <w:t xml:space="preserve">| PaaS Silencioso Plataforma como servicio. |</w:t>
+      </w:r>
+      <w:r>
+        <w:t xml:space="preserve"> </w:t>
+      </w:r>
+      <w:r>
+        <w:t xml:space="preserve">tención Política como código | Reglas de política evaluadas a máquina almacenadas y gobernadas como código.</w:t>
+      </w:r>
+      <w:r>
+        <w:t xml:space="preserve"> </w:t>
+      </w:r>
+      <w:r>
+        <w:t xml:space="preserve">| RPO | Pérdida máxima tolerable de datos medida en el tiempo.</w:t>
+      </w:r>
+      <w:r>
+        <w:t xml:space="preserve"> </w:t>
+      </w:r>
+      <w:r>
+        <w:t xml:space="preserve">| RTO | Tiempo de restauración.</w:t>
+      </w:r>
+      <w:r>
+        <w:t xml:space="preserve"> </w:t>
+      </w:r>
+      <w:r>
+        <w:t xml:space="preserve">← SaaS Silencioso Software como un Servicio.</w:t>
+      </w:r>
+      <w:r>
+        <w:t xml:space="preserve"> </w:t>
+      </w:r>
+      <w:r>
+        <w:t xml:space="preserve">tención Servicio principal / carga de trabajo identidad | Identidad no humana utilizada por software o automatización. |</w:t>
+      </w:r>
+      <w:r>
+        <w:t xml:space="preserve"> </w:t>
+      </w:r>
+      <w:r>
+        <w:t xml:space="preserve">| Responsabilidad compartida | Asignación de responsabilidades de proveedor y de seguridad de los clientes.</w:t>
+      </w:r>
+      <w:r>
+        <w:t xml:space="preserve"> </w:t>
+      </w:r>
+      <w:r>
+        <w:t xml:space="preserve">TEN STAR | CSA Security, Trust, Assurance and Risk program/registry.</w:t>
+      </w:r>
+    </w:p>
+    <w:bookmarkEnd w:id="119"/>
+    <w:bookmarkStart w:id="120" w:name="subject-index"/>
+    <w:p>
+      <w:pPr>
+        <w:pStyle w:val="Heading2"/>
+      </w:pPr>
+      <w:r>
+        <w:t xml:space="preserve">30.6 Subject index</w:t>
+      </w:r>
+    </w:p>
+    <w:p>
+      <w:pPr>
+        <w:pStyle w:val="FirstParagraph"/>
+      </w:pPr>
+      <w:r>
+        <w:t xml:space="preserve">Subjeto**</w:t>
+      </w:r>
+      <w:r>
+        <w:t xml:space="preserve"> </w:t>
+      </w:r>
+      <w:r>
+        <w:t xml:space="preserve">|… |</w:t>
+      </w:r>
+      <w:r>
+        <w:t xml:space="preserve"> </w:t>
+      </w:r>
+      <w:r>
+        <w:t xml:space="preserve">← Servicios de inteligencia artificial</w:t>
+      </w:r>
+      <w:r>
+        <w:t xml:space="preserve"> </w:t>
+      </w:r>
+      <w:r>
+        <w:t xml:space="preserve">Silencioso Aplicaciones / DevSecOps | 13</w:t>
+      </w:r>
+      <w:r>
+        <w:t xml:space="preserve"> </w:t>
+      </w:r>
+      <w:r>
+        <w:t xml:space="preserve">Evaluación/evidencia en la vida cotidiana</w:t>
+      </w:r>
+      <w:r>
+        <w:t xml:space="preserve"> </w:t>
+      </w:r>
+      <w:r>
+        <w:t xml:space="preserve">| CCM v4.1 |</w:t>
+      </w:r>
+      <w:r>
+        <w:t xml:space="preserve"> </w:t>
+      </w:r>
+      <w:r>
+        <w:t xml:space="preserve">TENIDA Datos/privacy TENED 8, 21</w:t>
+      </w:r>
+      <w:r>
+        <w:t xml:space="preserve"> </w:t>
+      </w:r>
+      <w:r>
+        <w:t xml:space="preserve">tención Encryption/keys/secrets tención 9</w:t>
+      </w:r>
+      <w:r>
+        <w:t xml:space="preserve"> </w:t>
+      </w:r>
+      <w:r>
+        <w:t xml:space="preserve">Identidad permanente</w:t>
+      </w:r>
+      <w:r>
+        <w:t xml:space="preserve"> </w:t>
+      </w:r>
+      <w:r>
+        <w:t xml:space="preserve">| IaC / policy | 14</w:t>
+      </w:r>
+      <w:r>
+        <w:t xml:space="preserve"> </w:t>
+      </w:r>
+      <w:r>
+        <w:t xml:space="preserve">| Respuesta del incidente |</w:t>
+      </w:r>
+      <w:r>
+        <w:t xml:space="preserve"> </w:t>
+      </w:r>
+      <w:r>
+        <w:t xml:space="preserve">| Inventario/zonas de aterrizaje |</w:t>
+      </w:r>
+      <w:r>
+        <w:t xml:space="preserve"> </w:t>
+      </w:r>
+      <w:r>
+        <w:t xml:space="preserve">Silencioso Kubernetes</w:t>
+      </w:r>
+      <w:r>
+        <w:t xml:space="preserve"> </w:t>
+      </w:r>
+      <w:r>
+        <w:t xml:space="preserve">Silenciosos en la vida</w:t>
+      </w:r>
+      <w:r>
+        <w:t xml:space="preserve"> </w:t>
+      </w:r>
+      <w:r>
+        <w:t xml:space="preserve">Silencioso Silencioso</w:t>
+      </w:r>
+      <w:r>
+        <w:t xml:space="preserve"> </w:t>
+      </w:r>
+      <w:r>
+        <w:t xml:space="preserve">| | | .</w:t>
+      </w:r>
+      <w:r>
+        <w:t xml:space="preserve"> </w:t>
+      </w:r>
+      <w:r>
+        <w:t xml:space="preserve">← Resiliencia/recuperación</w:t>
+      </w:r>
+      <w:r>
+        <w:t xml:space="preserve"> </w:t>
+      </w:r>
+      <w:r>
+        <w:t xml:space="preserve">| | |</w:t>
+      </w:r>
+      <w:r>
+        <w:t xml:space="preserve"> </w:t>
+      </w:r>
+      <w:r>
+        <w:t xml:space="preserve">tención Serverless / APIs TEN 16 |</w:t>
+      </w:r>
+      <w:r>
+        <w:t xml:space="preserve"> </w:t>
+      </w:r>
+      <w:r>
+        <w:t xml:space="preserve">| Responsabilidad compartida |</w:t>
+      </w:r>
+      <w:r>
+        <w:t xml:space="preserve"> </w:t>
+      </w:r>
+      <w:r>
+        <w:t xml:space="preserve">Ø Herramientas para prevenir la muerte</w:t>
+      </w:r>
+      <w:r>
+        <w:t xml:space="preserve"> </w:t>
+      </w:r>
+      <w:r>
+        <w:t xml:space="preserve">| Vulnerability | 11</w:t>
+      </w:r>
+    </w:p>
+    <w:bookmarkEnd w:id="120"/>
+    <w:bookmarkStart w:id="127" w:name="referencias-oficiales"/>
+    <w:p>
+      <w:pPr>
+        <w:pStyle w:val="Heading2"/>
+      </w:pPr>
+      <w:r>
+        <w:t xml:space="preserve">30.7 Referencias oficiales</w:t>
+      </w:r>
+    </w:p>
+    <w:p>
+      <w:pPr>
+        <w:numPr>
+          <w:ilvl w:val="0"/>
+          <w:numId w:val="1041"/>
+        </w:numPr>
+      </w:pPr>
+      <w:hyperlink r:id="rId121">
+        <w:r>
+          <w:rPr>
+            <w:rStyle w:val="Hyperlink"/>
+          </w:rPr>
+          <w:t xml:space="preserve">Se indica que Controles de Nube Matrix v4.1</w:t>
+        </w:r>
+      </w:hyperlink>
+    </w:p>
+    <w:p>
+      <w:pPr>
+        <w:numPr>
+          <w:ilvl w:val="0"/>
+          <w:numId w:val="1041"/>
+        </w:numPr>
+      </w:pPr>
+      <w:r>
+        <w:t xml:space="preserve">(https://cloudsecurityalliance.org/research/cloud-controls-matrix)</w:t>
+      </w:r>
+    </w:p>
+    <w:p>
+      <w:pPr>
+        <w:numPr>
+          <w:ilvl w:val="0"/>
+          <w:numId w:val="1041"/>
+        </w:numPr>
+      </w:pPr>
+      <w:r>
+        <w:t xml:space="preserve">☐ [ ]](https://cloudsecurityalliance.org/star/resources)</w:t>
+      </w:r>
+    </w:p>
+    <w:p>
+      <w:pPr>
+        <w:numPr>
+          <w:ilvl w:val="0"/>
+          <w:numId w:val="1041"/>
+        </w:numPr>
+      </w:pPr>
+      <w:hyperlink r:id="rId122">
+        <w:r>
+          <w:rPr>
+            <w:rStyle w:val="Hyperlink"/>
+          </w:rPr>
+          <w:t xml:space="preserve">Tecnologia de nube</w:t>
+        </w:r>
+      </w:hyperlink>
+    </w:p>
+    <w:p>
+      <w:pPr>
+        <w:numPr>
+          <w:ilvl w:val="0"/>
+          <w:numId w:val="1041"/>
+        </w:numPr>
+      </w:pPr>
+      <w:hyperlink r:id="rId123">
+        <w:r>
+          <w:rPr>
+            <w:rStyle w:val="Hyperlink"/>
+          </w:rPr>
+          <w:t xml:space="preserve">Seguridad y privacidad de la nube pública</w:t>
+        </w:r>
+      </w:hyperlink>
+    </w:p>
+    <w:p>
+      <w:pPr>
+        <w:numPr>
+          <w:ilvl w:val="0"/>
+          <w:numId w:val="1041"/>
+        </w:numPr>
+      </w:pPr>
+      <w:hyperlink r:id="rId124">
+        <w:r>
+          <w:rPr>
+            <w:rStyle w:val="Hyperlink"/>
+          </w:rPr>
+          <w:t xml:space="preserve">Normativa de nube y recomendaciones</w:t>
+        </w:r>
+      </w:hyperlink>
+    </w:p>
+    <w:p>
+      <w:pPr>
+        <w:numPr>
+          <w:ilvl w:val="0"/>
+          <w:numId w:val="1041"/>
+        </w:numPr>
+      </w:pPr>
+      <w:r>
+        <w:t xml:space="preserve">[ indicau]NIST SP 800-210 — Control de acceso a la nube correspondiente](https://csrc.nist.gov/pubs/sp/800/210/final)</w:t>
+      </w:r>
+    </w:p>
+    <w:p>
+      <w:pPr>
+        <w:numPr>
+          <w:ilvl w:val="0"/>
+          <w:numId w:val="1041"/>
+        </w:numPr>
+      </w:pPr>
+      <w:r>
+        <w:t xml:space="preserve">[ ]](https://csrc.nist.gov/projects/cloud-computing/publications)</w:t>
+      </w:r>
+    </w:p>
+    <w:p>
+      <w:pPr>
+        <w:numPr>
+          <w:ilvl w:val="0"/>
+          <w:numId w:val="1041"/>
+        </w:numPr>
+      </w:pPr>
+      <w:r>
+        <w:t xml:space="preserve">(https://www.cisa.gov/resources-tools/services/secure-cloud-business-applications-scuba-project)</w:t>
+      </w:r>
+    </w:p>
+    <w:p>
+      <w:pPr>
+        <w:numPr>
+          <w:ilvl w:val="0"/>
+          <w:numId w:val="1041"/>
+        </w:numPr>
+      </w:pPr>
+      <w:r>
+        <w:t xml:space="preserve">[ indicau]CISA Cloud Security Technical Reference Architecture won/u contacto](https://www.cisa.gov/resources-tools/resources/cloud-security-technical-reference-architecture)</w:t>
+      </w:r>
+    </w:p>
+    <w:p>
+      <w:pPr>
+        <w:numPr>
+          <w:ilvl w:val="0"/>
+          <w:numId w:val="1041"/>
+        </w:numPr>
+      </w:pPr>
+      <w:hyperlink r:id="rId125">
+        <w:r>
+          <w:rPr>
+            <w:rStyle w:val="Hyperlink"/>
+          </w:rPr>
+          <w:t xml:space="preserve">Se indica</w:t>
+        </w:r>
+      </w:hyperlink>
+    </w:p>
+    <w:p>
+      <w:pPr>
+        <w:numPr>
+          <w:ilvl w:val="0"/>
+          <w:numId w:val="1041"/>
+        </w:numPr>
+      </w:pPr>
+      <w:r>
+        <w:t xml:space="preserve">[Se indica] (https://www.cisa.gov/resources-tools/resources/zero-trust-maturity-model)</w:t>
+      </w:r>
+    </w:p>
+    <w:p>
+      <w:pPr>
+        <w:numPr>
+          <w:ilvl w:val="0"/>
+          <w:numId w:val="1041"/>
+        </w:numPr>
+      </w:pPr>
+      <w:hyperlink r:id="rId126">
+        <w:r>
+          <w:rPr>
+            <w:rStyle w:val="Hyperlink"/>
+          </w:rPr>
+          <w:t xml:space="preserve">Seguridad de aplicaciones nativas en la nube de XOWASP Top 10 seleccionado/u fiel</w:t>
+        </w:r>
+      </w:hyperlink>
+    </w:p>
+    <w:p>
+      <w:pPr>
+        <w:pStyle w:val="FirstParagraph"/>
+      </w:pPr>
+      <w:r>
         <w:rPr>
+          <w:b/>
           <w:bCs/>
-          <w:b/>
-        </w:rPr>
-        <w:t xml:space="preserve">Días</w:t>
-      </w:r>
-      <w:r>
-        <w:t xml:space="preserve"> </w:t>
-      </w:r>
-      <w:r>
-        <w:t xml:space="preserve">Silencio**</w:t>
-      </w:r>
-      <w:r>
-        <w:t xml:space="preserve"> </w:t>
-      </w:r>
-      <w:r>
-        <w:t xml:space="preserve">Silencio————————————–</w:t>
-      </w:r>
-      <w:r>
-        <w:t xml:space="preserve"> </w:t>
-      </w:r>
-      <w:r>
-        <w:t xml:space="preserve">TEN 1–3 TENIDO Modelos en la nube, responsabilidad, gobernanza TENIDO mapa conceptual y matriz de responsabilidad</w:t>
-      </w:r>
-      <w:r>
-        <w:t xml:space="preserve"> </w:t>
-      </w:r>
-      <w:r>
-        <w:t xml:space="preserve">Silencio 4–6 Silencio Cuentas, inventario, zonas de aterrizaje Ø Hierarquía, etiquetas, arquitectura</w:t>
-      </w:r>
-      <w:r>
-        <w:t xml:space="preserve"> </w:t>
-      </w:r>
-      <w:r>
-        <w:t xml:space="preserve">Silencio 7–9 Silencioso Identidad, red, datos, cripto tención Cuatro documentos de trabajo de control</w:t>
-      </w:r>
-      <w:r>
-        <w:t xml:space="preserve"> </w:t>
-      </w:r>
-      <w:r>
-        <w:t xml:space="preserve">TEN 10–12 ANTERIENTE ATENCIÓN, postura, vulnerabilidad TENIDO Evaluación y hallazgos solo lectura ANTE</w:t>
-      </w:r>
-      <w:r>
-        <w:t xml:space="preserve"> </w:t>
-      </w:r>
-      <w:r>
-        <w:t xml:space="preserve">Silencio 13–15 Silencio IaC, policy, DevSecOps ANTE IaC escaneada y el código corregido Silencio</w:t>
-      </w:r>
-      <w:r>
-        <w:t xml:space="preserve"> </w:t>
-      </w:r>
-      <w:r>
-        <w:t xml:space="preserve">TEN 16–18 TENIDO Containers, sin servidor, APIs TENIDO Kubernetes y listas de verificación API TENIDO</w:t>
-      </w:r>
-      <w:r>
-        <w:t xml:space="preserve"> </w:t>
-      </w:r>
-      <w:r>
-        <w:t xml:space="preserve">TEN 19–21 Silencio SaaS, híbrido, privacidad, evidencia del proveedor TENS evaluación y revisión de seguridad</w:t>
-      </w:r>
-      <w:r>
-        <w:t xml:space="preserve"> </w:t>
-      </w:r>
-      <w:r>
-        <w:t xml:space="preserve">Silencio y respuesta a incidentes</w:t>
-      </w:r>
-      <w:r>
-        <w:t xml:space="preserve"> </w:t>
-      </w:r>
-      <w:r>
-        <w:t xml:space="preserve">TEN 25–27 TENIDO CCM v4.1 y pruebas de evidencia</w:t>
-      </w:r>
-      <w:r>
-        <w:t xml:space="preserve"> </w:t>
-      </w:r>
-      <w:r>
-        <w:t xml:space="preserve">Silencio 28–30 Silencio Portfolio y entrevistas Silencio Dashboard, manager memo, cinco historias de STAR</w:t>
-      </w:r>
-    </w:p>
-    <w:bookmarkEnd w:id="114"/>
-    <w:bookmarkStart w:id="115" w:name="qué-es-responsabilidad-compartida"/>
-    <w:p>
-      <w:pPr>
-        <w:pStyle w:val="Heading2"/>
-      </w:pPr>
-      <w:r>
-        <w:t xml:space="preserve">29.3 ¿Qué es responsabilidad compartida?</w:t>
-      </w:r>
-    </w:p>
-    <w:p>
-      <w:pPr>
-        <w:pStyle w:val="FirstParagraph"/>
-      </w:pPr>
-      <w:r>
-        <w:t xml:space="preserve">El proveedor y el cliente dividen tareas de seguridad por modelo de servicio, función, contrato y configuración. El límite exacto debe ser documentado y probado.</w:t>
-      </w:r>
-    </w:p>
-    <w:bookmarkEnd w:id="115"/>
-    <w:bookmarkStart w:id="116" w:name="iaas-versus-paas-versus-saas"/>
-    <w:p>
-      <w:pPr>
-        <w:pStyle w:val="Heading2"/>
-      </w:pPr>
-      <w:r>
-        <w:t xml:space="preserve">29.4 IaaS versus PaaS versus SaaS?</w:t>
-      </w:r>
-    </w:p>
-    <w:p>
-      <w:pPr>
-        <w:pStyle w:val="FirstParagraph"/>
-      </w:pPr>
-      <w:r>
-        <w:t xml:space="preserve">IaaS le da al cliente más responsabilidad de la carga de trabajo; PaaS gestiona más tiempo de ejecución; SaaS gestiona la plataforma de aplicación mientras que el cliente todavía controla a los usuarios, configuraciones de arrendatarios, datos, integraciones y puntos finales.</w:t>
-      </w:r>
-    </w:p>
-    <w:bookmarkEnd w:id="116"/>
-    <w:bookmarkStart w:id="117" w:name="Xcb262a87bbe29bbf2c0f094a35695c8af602b34"/>
-    <w:p>
-      <w:pPr>
-        <w:pStyle w:val="Heading2"/>
-      </w:pPr>
-      <w:r>
-        <w:t xml:space="preserve">29.5 ¿Por qué la identidad es crítica en la nube?</w:t>
-      </w:r>
-    </w:p>
-    <w:p>
-      <w:pPr>
-        <w:pStyle w:val="FirstParagraph"/>
-      </w:pPr>
-      <w:r>
-        <w:t xml:space="preserve">APIs y planos de control permiten que las identidades y fichas creen, cambien, accedan o eliminen recursos a escala.</w:t>
-      </w:r>
-    </w:p>
-    <w:bookmarkEnd w:id="117"/>
-    <w:bookmarkStart w:id="118" w:name="qué-es-una-zona-de-aterrizaje"/>
-    <w:p>
-      <w:pPr>
-        <w:pStyle w:val="Heading2"/>
-      </w:pPr>
-      <w:r>
-        <w:t xml:space="preserve">29.6 ¿Qué es una zona de aterrizaje?</w:t>
-      </w:r>
-    </w:p>
-    <w:p>
-      <w:pPr>
-        <w:pStyle w:val="FirstParagraph"/>
-      </w:pPr>
-      <w:r>
-        <w:t xml:space="preserve">Una base de nube reutilizable para la jerarquía, la identidad, la creación de redes, la tala de registros, la vigilancia, los servicios compartidos y la separación del volumen de trabajo.</w:t>
-      </w:r>
-    </w:p>
-    <w:bookmarkEnd w:id="118"/>
-    <w:bookmarkStart w:id="119" w:name="cspm-scan-versus-valoración"/>
-    <w:p>
-      <w:pPr>
-        <w:pStyle w:val="Heading2"/>
-      </w:pPr>
-      <w:r>
-        <w:t xml:space="preserve">29.7 CSPM Scan versus valoración?</w:t>
-      </w:r>
-    </w:p>
-    <w:p>
-      <w:pPr>
-        <w:pStyle w:val="FirstParagraph"/>
-      </w:pPr>
-      <w:r>
-        <w:t xml:space="preserve">Un análisis detecta las condiciones configuradas. Una evaluación valida criterios, alcance completo, responsabilidad, fiabilidad de pruebas, proceso operativo, excepciones, riesgo y retest.</w:t>
-      </w:r>
-    </w:p>
-    <w:bookmarkEnd w:id="119"/>
-    <w:bookmarkStart w:id="120" w:name="qué-es-la-infraestructura-como-código"/>
-    <w:p>
-      <w:pPr>
-        <w:pStyle w:val="Heading2"/>
-      </w:pPr>
-      <w:r>
-        <w:t xml:space="preserve">29.8 ¿Qué es la infraestructura como código?</w:t>
-      </w:r>
-    </w:p>
-    <w:p>
-      <w:pPr>
-        <w:pStyle w:val="FirstParagraph"/>
-      </w:pPr>
-      <w:r>
-        <w:t xml:space="preserve">Definiciones declarativas controladas por versiones de infraestructura que pueden ser revisadas, probadas, desplegadas y supervisadas para la deriva.</w:t>
-      </w:r>
-    </w:p>
-    <w:bookmarkEnd w:id="120"/>
-    <w:bookmarkStart w:id="121" w:name="cómo-aseguras-secretos"/>
-    <w:p>
-      <w:pPr>
-        <w:pStyle w:val="Heading2"/>
-      </w:pPr>
-      <w:r>
-        <w:t xml:space="preserve">29.9 ¿Cómo aseguras secretos?</w:t>
-      </w:r>
-    </w:p>
-    <w:p>
-      <w:pPr>
-        <w:pStyle w:val="FirstParagraph"/>
-      </w:pPr>
-      <w:r>
-        <w:t xml:space="preserve">Utilice una tienda secreta gestionada, credenciales de corta duración, permisos estrechos, rotación, monitoreo y prevención en código, registros, imágenes y estado.</w:t>
-      </w:r>
-    </w:p>
-    <w:bookmarkEnd w:id="121"/>
-    <w:bookmarkStart w:id="122" w:name="cómo-verifica-la-recuperación-de-la-nube"/>
-    <w:p>
-      <w:pPr>
-        <w:pStyle w:val="Heading2"/>
-      </w:pPr>
-      <w:r>
-        <w:t xml:space="preserve">29.10 ¿Cómo verifica la recuperación de la nube?</w:t>
-      </w:r>
-    </w:p>
-    <w:p>
-      <w:pPr>
-        <w:pStyle w:val="FirstParagraph"/>
-      </w:pPr>
-      <w:r>
-        <w:t xml:space="preserve">Restaurar el servicio completo de fuentes protegidas, medir la pérdida de tiempo/datos real, validar la seguridad, datos, interfaces, rendimiento y aceptación empresarial.</w:t>
-      </w:r>
-    </w:p>
-    <w:bookmarkEnd w:id="122"/>
-    <w:bookmarkStart w:id="123" w:name="qué-es-csa-ccm-v4.1"/>
-    <w:p>
-      <w:pPr>
-        <w:pStyle w:val="Heading2"/>
-      </w:pPr>
-      <w:r>
-        <w:t xml:space="preserve">29.11 ¿Qué es CSA CCM v4.1?</w:t>
-      </w:r>
-    </w:p>
-    <w:p>
-      <w:pPr>
-        <w:pStyle w:val="FirstParagraph"/>
-      </w:pPr>
-      <w:r>
-        <w:t xml:space="preserve">Un marco de control de la nube con 207 objetivos de control en 17 dominios, junto con CAIQ para asegurar el proveedor.</w:t>
-      </w:r>
-    </w:p>
-    <w:bookmarkEnd w:id="123"/>
-    <w:bookmarkStart w:id="124" w:name="qué-hace-un-buen-analista-junior"/>
-    <w:p>
-      <w:pPr>
-        <w:pStyle w:val="Heading2"/>
-      </w:pPr>
-      <w:r>
-        <w:t xml:space="preserve">29.12 ¿Qué hace un buen analista junior?</w:t>
-      </w:r>
-    </w:p>
-    <w:p>
-      <w:pPr>
-        <w:pStyle w:val="FirstParagraph"/>
-      </w:pPr>
-      <w:r>
-        <w:t xml:space="preserve">Alcance cuidadoso, sólo lectura de primeros pasos, evidencia confiable, validación, escritura clara, manejo seguro de credenciales, y limitaciones honestas.</w:t>
-      </w:r>
-    </w:p>
-    <w:bookmarkEnd w:id="124"/>
-    <w:bookmarkEnd w:id="125"/>
-    <w:bookmarkStart w:id="139" w:name="plantillas-glosario-índice-y-referencias"/>
-    <w:p>
-      <w:pPr>
-        <w:pStyle w:val="Heading1"/>
-      </w:pPr>
-      <w:r>
-        <w:t xml:space="preserve">30. Plantillas, Glosario, Índice y Referencias</w:t>
-      </w:r>
-    </w:p>
-    <w:p>
-      <w:pPr>
-        <w:numPr>
-          <w:ilvl w:val="0"/>
-          <w:numId w:val="1040"/>
-        </w:numPr>
-        <w:pStyle w:val="Compact"/>
-      </w:pPr>
-      <w:r>
-        <w:t xml:space="preserve">Estructuras de trabajo reutilizables, términos clave, índice de sujeto y puntos de partida autorizados*.</w:t>
-      </w:r>
-    </w:p>
-    <w:bookmarkStart w:id="126" w:name="X707c791c815b17b811c3e62d5abbdfd13af2be5"/>
-    <w:p>
-      <w:pPr>
-        <w:pStyle w:val="Heading2"/>
-      </w:pPr>
-      <w:r>
-        <w:t xml:space="preserve">30.1 Registro de inventario y responsabilidad de la nube</w:t>
-      </w:r>
-    </w:p>
-    <w:p>
-      <w:pPr>
-        <w:pStyle w:val="FirstParagraph"/>
-      </w:pPr>
-      <w:r>
-        <w:t xml:space="preserve">Silencio**</w:t>
-      </w:r>
-      <w:r>
-        <w:t xml:space="preserve"> </w:t>
-      </w:r>
-      <w:r>
-        <w:t xml:space="preserve">Silencio…</w:t>
-      </w:r>
-      <w:r>
-        <w:t xml:space="preserve"> </w:t>
-      </w:r>
-      <w:r>
-        <w:t xml:space="preserve">- Proveedor de la vida / arrendatario / cuenta / región infligida                       </w:t>
-      </w:r>
-      <w:r>
-        <w:br/>
-      </w:r>
-      <w:r>
-        <w:t xml:space="preserve">, Servicio de Vida / recurso / propietario                               </w:t>
-      </w:r>
-      <w:r>
-        <w:br/>
-      </w:r>
-      <w:r>
-        <w:t xml:space="preserve">“</w:t>
-      </w:r>
-      <w:r>
-        <w:t xml:space="preserve">Pripose</w:t>
-      </w:r>
-      <w:r>
-        <w:t xml:space="preserve">”</w:t>
-      </w:r>
-      <w:r>
-        <w:t xml:space="preserve"> </w:t>
-      </w:r>
-      <w:r>
-        <w:t xml:space="preserve">/ environment / criticality ⋅                         </w:t>
-      </w:r>
-      <w:r>
-        <w:br/>
-      </w:r>
-      <w:r>
-        <w:t xml:space="preserve">TENIENDO Datos / residencia / retención TENIDO                             </w:t>
-      </w:r>
-      <w:r>
-        <w:br/>
-      </w:r>
-      <w:r>
-        <w:t xml:space="preserve">Identidad permanente / privilegios / integración</w:t>
-      </w:r>
-      <w:r>
-        <w:t xml:space="preserve"> </w:t>
-      </w:r>
-      <w:r>
-        <w:t xml:space="preserve">, la Red de Exhibiciones y la Exhibición Silencio                           </w:t>
-      </w:r>
-      <w:r>
-        <w:br/>
-      </w:r>
-      <w:r>
-        <w:t xml:space="preserve">“</w:t>
-      </w:r>
-      <w:r>
-        <w:t xml:space="preserve">La responsabilidad de los proveedores en la vida</w:t>
-      </w:r>
-      <w:r>
-        <w:t xml:space="preserve">”</w:t>
-      </w:r>
-      <w:r>
-        <w:t xml:space="preserve"> </w:t>
-      </w:r>
-      <w:r>
-        <w:t xml:space="preserve">“</w:t>
-      </w:r>
-      <w:r>
-        <w:t xml:space="preserve">La responsabilidad de los clientes en la vida</w:t>
-      </w:r>
-      <w:r>
-        <w:t xml:space="preserve">”</w:t>
-      </w:r>
-      <w:r>
-        <w:t xml:space="preserve"> </w:t>
-      </w:r>
-      <w:r>
-        <w:t xml:space="preserve">Evidencia / evaluación de los resultados de la investigación</w:t>
-      </w:r>
-      <w:r>
-        <w:t xml:space="preserve"> </w:t>
-      </w:r>
-      <w:r>
-        <w:t xml:space="preserve">La recuperación de la vida / el incidente / la salida de la vida                             </w:t>
-      </w:r>
-    </w:p>
-    <w:bookmarkEnd w:id="126"/>
-    <w:bookmarkStart w:id="127" w:name="papel-de-control-de-la-nube"/>
-    <w:p>
-      <w:pPr>
-        <w:pStyle w:val="Heading2"/>
-      </w:pPr>
-      <w:r>
-        <w:t xml:space="preserve">30.2 Papel de control de la nube</w:t>
-      </w:r>
-    </w:p>
-    <w:p>
-      <w:pPr>
-        <w:pStyle w:val="FirstParagraph"/>
-      </w:pPr>
-      <w:r>
-        <w:t xml:space="preserve">Silencio**</w:t>
-      </w:r>
-      <w:r>
-        <w:t xml:space="preserve"> </w:t>
-      </w:r>
-      <w:r>
-        <w:t xml:space="preserve">Silencio…</w:t>
-      </w:r>
-      <w:r>
-        <w:t xml:space="preserve"> </w:t>
-      </w:r>
-      <w:r>
-        <w:t xml:space="preserve">Requirement / framework / version Н                         </w:t>
-      </w:r>
-      <w:r>
-        <w:br/>
-      </w:r>
-      <w:r>
-        <w:t xml:space="preserve">“</w:t>
-      </w:r>
-      <w:r>
-        <w:t xml:space="preserve">La vida escoge / la responsabilidad</w:t>
-      </w:r>
-      <w:r>
-        <w:t xml:space="preserve">”</w:t>
-      </w:r>
-      <w:r>
-        <w:t xml:space="preserve"> </w:t>
-      </w:r>
-      <w:r>
-        <w:t xml:space="preserve">La arquitectura de la vida y la aplicación han sido incomprensibles.</w:t>
-      </w:r>
-      <w:r>
-        <w:t xml:space="preserve"> </w:t>
-      </w:r>
-      <w:r>
-        <w:t xml:space="preserve">IaC / policy / settings ⋅                          </w:t>
-      </w:r>
-      <w:r>
-        <w:br/>
-      </w:r>
-      <w:r>
-        <w:t xml:space="preserve">“</w:t>
-      </w:r>
-      <w:r>
-        <w:t xml:space="preserve">Proceso permanente / propietario / frecuencia</w:t>
-      </w:r>
-      <w:r>
-        <w:t xml:space="preserve">”</w:t>
-      </w:r>
-      <w:r>
-        <w:t xml:space="preserve"> </w:t>
-      </w:r>
-      <w:r>
-        <w:t xml:space="preserve">Evidencia de la vida fuente / consulta / fecha</w:t>
-      </w:r>
-      <w:r>
-        <w:t xml:space="preserve"> </w:t>
-      </w:r>
-      <w:r>
-        <w:t xml:space="preserve">Test / result / exceptions ⋅                                                                                                                             </w:t>
-      </w:r>
-      <w:r>
-        <w:t xml:space="preserve"> </w:t>
-      </w:r>
-      <w:r>
-        <w:t xml:space="preserve">El riesgo / la causa / la protección provisional</w:t>
-      </w:r>
-      <w:r>
-        <w:t xml:space="preserve"> </w:t>
-      </w:r>
-      <w:r>
-        <w:t xml:space="preserve">“</w:t>
-      </w:r>
-      <w:r>
-        <w:t xml:space="preserve">Actuación permanente / propietario / fecha de vencimiento</w:t>
-      </w:r>
-      <w:r>
-        <w:t xml:space="preserve">”</w:t>
-      </w:r>
-      <w:r>
-        <w:t xml:space="preserve"> </w:t>
-      </w:r>
-      <w:r>
-        <w:t xml:space="preserve">Retest/Cierre de la vida</w:t>
-      </w:r>
-    </w:p>
-    <w:bookmarkEnd w:id="127"/>
-    <w:bookmarkStart w:id="128" w:name="X9e47ee6a1859eb57118f0c27b2e3cd0efc4679f"/>
-    <w:p>
-      <w:pPr>
-        <w:pStyle w:val="Heading2"/>
-      </w:pPr>
-      <w:r>
-        <w:t xml:space="preserve">30.3 Revisión de la garantía de los proveedores</w:t>
-      </w:r>
-    </w:p>
-    <w:p>
-      <w:pPr>
-        <w:pStyle w:val="FirstParagraph"/>
-      </w:pPr>
-      <w:r>
-        <w:t xml:space="preserve">Silencio**</w:t>
-      </w:r>
-      <w:r>
-        <w:t xml:space="preserve"> </w:t>
-      </w:r>
-      <w:r>
-        <w:t xml:space="preserve">Silencio…</w:t>
-      </w:r>
-      <w:r>
-        <w:t xml:space="preserve"> </w:t>
-      </w:r>
-      <w:r>
-        <w:t xml:space="preserve">“</w:t>
-      </w:r>
-      <w:r>
-        <w:t xml:space="preserve">Proveedor/servicio/entidad en la vida</w:t>
-      </w:r>
-      <w:r>
-        <w:t xml:space="preserve">”</w:t>
-      </w:r>
-      <w:r>
-        <w:t xml:space="preserve"> </w:t>
-      </w:r>
-      <w:r>
-        <w:t xml:space="preserve">TENIDO Artifact/issuer/period TENIDO                            </w:t>
-      </w:r>
-      <w:r>
-        <w:br/>
-      </w:r>
-      <w:r>
-        <w:t xml:space="preserve">“</w:t>
-      </w:r>
-      <w:r>
-        <w:t xml:space="preserve">Escopo/regiones/criterios</w:t>
-      </w:r>
-      <w:r>
-        <w:t xml:space="preserve">”</w:t>
-      </w:r>
-      <w:r>
-        <w:t xml:space="preserve"> </w:t>
-      </w:r>
-      <w:r>
-        <w:t xml:space="preserve">“</w:t>
-      </w:r>
-      <w:r>
-        <w:t xml:space="preserve">Opinión/certificate status TENIDO                           </w:t>
-      </w:r>
-      <w:r>
-        <w:br/>
-      </w:r>
-      <w:r>
-        <w:t xml:space="preserve">Tests/excepciones/finamientos de la vida</w:t>
-      </w:r>
-      <w:r>
-        <w:t xml:space="preserve"> </w:t>
-      </w:r>
-      <w:r>
-        <w:t xml:space="preserve">TENIDOS DE LAS CUESTIONES DEL cliente TENIDO                                                                                                                          </w:t>
-      </w:r>
-      <w:r>
-        <w:t xml:space="preserve">”</w:t>
-      </w:r>
-      <w:r>
-        <w:t xml:space="preserve">Las organizaciones de subservicio en la vida”</w:t>
-      </w:r>
-      <w:r>
-        <w:t xml:space="preserve"> </w:t>
-      </w:r>
-      <w:r>
-        <w:t xml:space="preserve">Subsequent events/changes ⋅                                                                                                                            </w:t>
-      </w:r>
-      <w:r>
-        <w:t xml:space="preserve"> </w:t>
-      </w:r>
-      <w:r>
-        <w:t xml:space="preserve">“</w:t>
-      </w:r>
-      <w:r>
-        <w:t xml:space="preserve">Aplicabilidad/salidas de evidencia</w:t>
-      </w:r>
-      <w:r>
-        <w:t xml:space="preserve">”</w:t>
-      </w:r>
-      <w:r>
-        <w:t xml:space="preserve"> </w:t>
-      </w:r>
-      <w:r>
-        <w:t xml:space="preserve">“</w:t>
-      </w:r>
-      <w:r>
-        <w:t xml:space="preserve">Actuación/decisión de riesgo</w:t>
-      </w:r>
-      <w:r>
-        <w:t xml:space="preserve">”</w:t>
-      </w:r>
-    </w:p>
-    <w:bookmarkEnd w:id="128"/>
-    <w:bookmarkStart w:id="129" w:name="registro-de-incidentes-y-recuperación"/>
-    <w:p>
-      <w:pPr>
-        <w:pStyle w:val="Heading2"/>
-      </w:pPr>
-      <w:r>
-        <w:t xml:space="preserve">30.4 Registro de incidentes y recuperación</w:t>
-      </w:r>
-    </w:p>
-    <w:p>
-      <w:pPr>
-        <w:pStyle w:val="FirstParagraph"/>
-      </w:pPr>
-      <w:r>
-        <w:t xml:space="preserve">Silencio**</w:t>
-      </w:r>
-      <w:r>
-        <w:t xml:space="preserve"> </w:t>
-      </w:r>
-      <w:r>
-        <w:t xml:space="preserve">Silencio…</w:t>
-      </w:r>
-      <w:r>
-        <w:t xml:space="preserve"> </w:t>
-      </w:r>
-      <w:r>
-        <w:t xml:space="preserve">“</w:t>
-      </w:r>
-      <w:r>
-        <w:t xml:space="preserve">Principio/comandante/severidad</w:t>
-      </w:r>
-      <w:r>
-        <w:t xml:space="preserve">”</w:t>
-      </w:r>
-      <w:r>
-        <w:t xml:space="preserve"> </w:t>
-      </w:r>
-      <w:r>
-        <w:t xml:space="preserve">Tenant/accounts/resources continuously                                                                                                                           </w:t>
-      </w:r>
-      <w:r>
-        <w:t xml:space="preserve"> </w:t>
-      </w:r>
-      <w:r>
-        <w:t xml:space="preserve">Identidad/tokens / keys TENIDO                                                                                                                           </w:t>
-      </w:r>
-      <w:r>
-        <w:br/>
-      </w:r>
-      <w:r>
-        <w:t xml:space="preserve">“</w:t>
-      </w:r>
-      <w:r>
-        <w:t xml:space="preserve">Datos/regiones/providentes</w:t>
-      </w:r>
-      <w:r>
-        <w:t xml:space="preserve">”</w:t>
-      </w:r>
-      <w:r>
-        <w:t xml:space="preserve"> </w:t>
-      </w:r>
-      <w:r>
-        <w:t xml:space="preserve">sobre la vida                       </w:t>
-      </w:r>
-      <w:r>
-        <w:br/>
-      </w:r>
-      <w:r>
-        <w:t xml:space="preserve">TENIENDO Timeline/logs/preservation TENIDO                                                                                                                          </w:t>
-      </w:r>
-      <w:r>
-        <w:t xml:space="preserve"> </w:t>
-      </w:r>
-      <w:r>
-        <w:t xml:space="preserve">“</w:t>
-      </w:r>
-      <w:r>
-        <w:t xml:space="preserve">Contenimiento/aprobaciones infligidas</w:t>
-      </w:r>
-      <w:r>
-        <w:t xml:space="preserve">”</w:t>
-      </w:r>
-      <w:r>
-        <w:t xml:space="preserve"> </w:t>
-      </w:r>
-      <w:r>
-        <w:t xml:space="preserve">Erradicación de la vida / fuente de confianza</w:t>
-      </w:r>
-      <w:r>
-        <w:t xml:space="preserve"> </w:t>
-      </w:r>
-      <w:r>
-        <w:t xml:space="preserve">Restore / RTO / RPO Silencio                          </w:t>
-      </w:r>
-      <w:r>
-        <w:br/>
-      </w:r>
-      <w:r>
-        <w:t xml:space="preserve">“</w:t>
-      </w:r>
-      <w:r>
-        <w:t xml:space="preserve">Vidación/acceptancia de la vida</w:t>
-      </w:r>
-      <w:r>
-        <w:t xml:space="preserve">”</w:t>
-      </w:r>
-      <w:r>
-        <w:t xml:space="preserve"> </w:t>
-      </w:r>
-      <w:r>
-        <w:t xml:space="preserve">Lecciones/acción/retestigos sobre la vida</w:t>
-      </w:r>
-    </w:p>
-    <w:bookmarkEnd w:id="129"/>
-    <w:bookmarkStart w:id="130" w:name="glosario"/>
-    <w:p>
-      <w:pPr>
-        <w:pStyle w:val="Heading2"/>
-      </w:pPr>
-      <w:r>
-        <w:t xml:space="preserve">30.5 Glosario</w:t>
-      </w:r>
-    </w:p>
-    <w:p>
-      <w:pPr>
-        <w:pStyle w:val="FirstParagraph"/>
-      </w:pPr>
-      <w:r>
-        <w:t xml:space="preserve">Silencio**</w:t>
-      </w:r>
-      <w:r>
-        <w:t xml:space="preserve"> </w:t>
-      </w:r>
-      <w:r>
-        <w:t xml:space="preserve">Silencio…</w:t>
-      </w:r>
-      <w:r>
-        <w:t xml:space="preserve"> </w:t>
-      </w:r>
-      <w:r>
-        <w:t xml:space="preserve">← Iniciativa de Evaluación de Consensos en la India</w:t>
-      </w:r>
-      <w:r>
-        <w:t xml:space="preserve"> </w:t>
-      </w:r>
-      <w:r>
-        <w:t xml:space="preserve">Silencio CCM Silencioso Cloud Controls Matrix.</w:t>
-      </w:r>
-      <w:r>
-        <w:t xml:space="preserve"> </w:t>
-      </w:r>
-      <w:r>
-        <w:t xml:space="preserve">TEN Cloud control plano TEN APIs y servicios utilizados para administrar recursos en la nube. Silencio</w:t>
-      </w:r>
-      <w:r>
-        <w:t xml:space="preserve"> </w:t>
-      </w:r>
-      <w:r>
-        <w:t xml:space="preserve">Silencio CSPM Silencioso Manejo de posturas de seguridad en la nube.</w:t>
-      </w:r>
-      <w:r>
-        <w:t xml:space="preserve"> </w:t>
-      </w:r>
-      <w:r>
-        <w:t xml:space="preserve">tención Guardrail Silencio Regla preventiva o detective que limita el uso de la nube.</w:t>
-      </w:r>
-      <w:r>
-        <w:t xml:space="preserve"> </w:t>
-      </w:r>
-      <w:r>
-        <w:t xml:space="preserve">tención IaaAS Silencioso infraestructura como servicio.</w:t>
-      </w:r>
-      <w:r>
-        <w:t xml:space="preserve"> </w:t>
-      </w:r>
-      <w:r>
-        <w:t xml:space="preserve">TENCIÓN IaC TENIDO Infraestructura como código.</w:t>
-      </w:r>
-      <w:r>
-        <w:t xml:space="preserve"> </w:t>
-      </w:r>
-      <w:r>
-        <w:t xml:space="preserve">TENIDO Zona de aterrizaje TENIDO Fundamentos de nube estándar para la gobernanza y la carga de trabajo.</w:t>
-      </w:r>
-      <w:r>
-        <w:t xml:space="preserve"> </w:t>
-      </w:r>
-      <w:r>
-        <w:t xml:space="preserve">Silencio PaaS Silencioso Plataforma como servicio.</w:t>
-      </w:r>
-      <w:r>
-        <w:t xml:space="preserve"> </w:t>
-      </w:r>
-      <w:r>
-        <w:t xml:space="preserve">tención Política como código Silencio Reglas de política evaluadas a máquina almacenadas y gobernadas como código.</w:t>
-      </w:r>
-      <w:r>
-        <w:t xml:space="preserve"> </w:t>
-      </w:r>
-      <w:r>
-        <w:t xml:space="preserve">Silencio RPO Silencio Pérdida máxima tolerable de datos medida en el tiempo.</w:t>
-      </w:r>
-      <w:r>
-        <w:t xml:space="preserve"> </w:t>
-      </w:r>
-      <w:r>
-        <w:t xml:space="preserve">Silencio RTO TENIDO Tiempo de restauración.</w:t>
-      </w:r>
-      <w:r>
-        <w:t xml:space="preserve"> </w:t>
-      </w:r>
-      <w:r>
-        <w:t xml:space="preserve">← SaaS Silencioso Software como un Servicio.</w:t>
-      </w:r>
-      <w:r>
-        <w:t xml:space="preserve"> </w:t>
-      </w:r>
-      <w:r>
-        <w:t xml:space="preserve">tención Servicio principal / carga de trabajo identidad Silencio Identidad no humana utilizada por software o automatización. Silencio</w:t>
-      </w:r>
-      <w:r>
-        <w:t xml:space="preserve"> </w:t>
-      </w:r>
-      <w:r>
-        <w:t xml:space="preserve">Silencio Responsabilidad compartida Silencio Asignación de responsabilidades de proveedor y de seguridad de los clientes.</w:t>
-      </w:r>
-      <w:r>
-        <w:t xml:space="preserve"> </w:t>
-      </w:r>
-      <w:r>
-        <w:t xml:space="preserve">TEN STAR TENIDO CSA Security, Trust, Assurance and Risk program/registry.</w:t>
-      </w:r>
-    </w:p>
-    <w:bookmarkEnd w:id="130"/>
-    <w:bookmarkStart w:id="131" w:name="subject-index"/>
-    <w:p>
-      <w:pPr>
-        <w:pStyle w:val="Heading2"/>
-      </w:pPr>
-      <w:r>
-        <w:t xml:space="preserve">30.6 Subject index</w:t>
-      </w:r>
-    </w:p>
-    <w:p>
-      <w:pPr>
-        <w:pStyle w:val="FirstParagraph"/>
-      </w:pPr>
-      <w:r>
-        <w:t xml:space="preserve">Subjeto**</w:t>
-      </w:r>
-      <w:r>
-        <w:t xml:space="preserve"> </w:t>
-      </w:r>
-      <w:r>
-        <w:t xml:space="preserve">Silencio…</w:t>
-      </w:r>
-      <w:r>
-        <w:t xml:space="preserve"> </w:t>
-      </w:r>
-      <w:r>
-        <w:t xml:space="preserve">← Servicios de inteligencia artificial</w:t>
-      </w:r>
-      <w:r>
-        <w:t xml:space="preserve"> </w:t>
-      </w:r>
-      <w:r>
-        <w:t xml:space="preserve">Silencioso Aplicaciones / DevSecOps Silencio 13</w:t>
-      </w:r>
-      <w:r>
-        <w:t xml:space="preserve"> </w:t>
-      </w:r>
-      <w:r>
-        <w:t xml:space="preserve">Evaluación/evidencia en la vida cotidiana</w:t>
-      </w:r>
-      <w:r>
-        <w:t xml:space="preserve"> </w:t>
-      </w:r>
-      <w:r>
-        <w:t xml:space="preserve">Silencio CCM v4.1</w:t>
-      </w:r>
-      <w:r>
-        <w:t xml:space="preserve"> </w:t>
-      </w:r>
-      <w:r>
-        <w:t xml:space="preserve">TENIDA Datos/privacy TENED 8, 21</w:t>
-      </w:r>
-      <w:r>
-        <w:t xml:space="preserve"> </w:t>
-      </w:r>
-      <w:r>
-        <w:t xml:space="preserve">tención Encryption/keys/secrets tención 9</w:t>
-      </w:r>
-      <w:r>
-        <w:t xml:space="preserve"> </w:t>
-      </w:r>
-      <w:r>
-        <w:t xml:space="preserve">Identidad permanente</w:t>
-      </w:r>
-      <w:r>
-        <w:t xml:space="preserve"> </w:t>
-      </w:r>
-      <w:r>
-        <w:t xml:space="preserve">Silencio IaC / policy TENIDO 14</w:t>
-      </w:r>
-      <w:r>
-        <w:t xml:space="preserve"> </w:t>
-      </w:r>
-      <w:r>
-        <w:t xml:space="preserve">Silencio Respuesta del incidente</w:t>
-      </w:r>
-      <w:r>
-        <w:t xml:space="preserve"> </w:t>
-      </w:r>
-      <w:r>
-        <w:t xml:space="preserve">Silencio Inventario/zonas de aterrizaje</w:t>
-      </w:r>
-      <w:r>
-        <w:t xml:space="preserve"> </w:t>
-      </w:r>
-      <w:r>
-        <w:t xml:space="preserve">Silencioso Kubernetes</w:t>
-      </w:r>
-      <w:r>
-        <w:t xml:space="preserve"> </w:t>
-      </w:r>
-      <w:r>
-        <w:t xml:space="preserve">Silenciosos en la vida</w:t>
-      </w:r>
-      <w:r>
-        <w:t xml:space="preserve"> </w:t>
-      </w:r>
-      <w:r>
-        <w:t xml:space="preserve">Silencioso Silencioso</w:t>
-      </w:r>
-      <w:r>
-        <w:t xml:space="preserve"> </w:t>
-      </w:r>
-      <w:r>
-        <w:t xml:space="preserve">Silencio Silencio Silencio .</w:t>
-      </w:r>
-      <w:r>
-        <w:t xml:space="preserve"> </w:t>
-      </w:r>
-      <w:r>
-        <w:t xml:space="preserve">← Resiliencia/recuperación</w:t>
-      </w:r>
-      <w:r>
-        <w:t xml:space="preserve"> </w:t>
-      </w:r>
-      <w:r>
-        <w:t xml:space="preserve">Silencio Silencio Silencio</w:t>
-      </w:r>
-      <w:r>
-        <w:t xml:space="preserve"> </w:t>
-      </w:r>
-      <w:r>
-        <w:t xml:space="preserve">tención Serverless / APIs TEN 16 TEN</w:t>
-      </w:r>
-      <w:r>
-        <w:t xml:space="preserve"> </w:t>
-      </w:r>
-      <w:r>
-        <w:t xml:space="preserve">Silencio Responsabilidad compartida</w:t>
-      </w:r>
-      <w:r>
-        <w:t xml:space="preserve"> </w:t>
-      </w:r>
-      <w:r>
-        <w:t xml:space="preserve">Ø Herramientas para prevenir la muerte</w:t>
-      </w:r>
-      <w:r>
-        <w:t xml:space="preserve"> </w:t>
-      </w:r>
-      <w:r>
-        <w:t xml:space="preserve">Silencio Vulnerability Silencio 11</w:t>
-      </w:r>
-    </w:p>
-    <w:bookmarkEnd w:id="131"/>
-    <w:bookmarkStart w:id="138" w:name="referencias-oficiales"/>
-    <w:p>
-      <w:pPr>
-        <w:pStyle w:val="Heading2"/>
-      </w:pPr>
-      <w:r>
-        <w:t xml:space="preserve">30.7 Referencias oficiales</w:t>
-      </w:r>
-    </w:p>
-    <w:p>
-      <w:pPr>
-        <w:numPr>
-          <w:ilvl w:val="0"/>
-          <w:numId w:val="1041"/>
-        </w:numPr>
-      </w:pPr>
-      <w:hyperlink r:id="rId132">
-        <w:r>
-          <w:rPr>
-            <w:rStyle w:val="Hyperlink"/>
-          </w:rPr>
-          <w:t xml:space="preserve">Se indica que Controles de Nube Matrix v4.1</w:t>
-        </w:r>
-      </w:hyperlink>
-    </w:p>
-    <w:p>
-      <w:pPr>
-        <w:numPr>
-          <w:ilvl w:val="0"/>
-          <w:numId w:val="1041"/>
-        </w:numPr>
-      </w:pPr>
-      <w:r>
-        <w:t xml:space="preserve">(https://cloudsecurityalliance.org/research/cloud-controls-matrix)</w:t>
-      </w:r>
-    </w:p>
-    <w:p>
-      <w:pPr>
-        <w:numPr>
-          <w:ilvl w:val="0"/>
-          <w:numId w:val="1041"/>
-        </w:numPr>
-      </w:pPr>
-      <w:r>
-        <w:t xml:space="preserve">☐ [ ]](https://cloudsecurityalliance.org/star/resources)</w:t>
-      </w:r>
-    </w:p>
-    <w:p>
-      <w:pPr>
-        <w:numPr>
-          <w:ilvl w:val="0"/>
-          <w:numId w:val="1041"/>
-        </w:numPr>
-      </w:pPr>
-      <w:hyperlink r:id="rId133">
-        <w:r>
-          <w:rPr>
-            <w:rStyle w:val="Hyperlink"/>
-          </w:rPr>
-          <w:t xml:space="preserve">Tecnologia de nube</w:t>
-        </w:r>
-      </w:hyperlink>
-    </w:p>
-    <w:p>
-      <w:pPr>
-        <w:numPr>
-          <w:ilvl w:val="0"/>
-          <w:numId w:val="1041"/>
-        </w:numPr>
-      </w:pPr>
-      <w:hyperlink r:id="rId134">
-        <w:r>
-          <w:rPr>
-            <w:rStyle w:val="Hyperlink"/>
-          </w:rPr>
-          <w:t xml:space="preserve">Seguridad y privacidad de la nube pública</w:t>
-        </w:r>
-      </w:hyperlink>
-    </w:p>
-    <w:p>
-      <w:pPr>
-        <w:numPr>
-          <w:ilvl w:val="0"/>
-          <w:numId w:val="1041"/>
-        </w:numPr>
-      </w:pPr>
-      <w:hyperlink r:id="rId135">
-        <w:r>
-          <w:rPr>
-            <w:rStyle w:val="Hyperlink"/>
-          </w:rPr>
-          <w:t xml:space="preserve">Normativa de nube y recomendaciones</w:t>
-        </w:r>
-      </w:hyperlink>
-    </w:p>
-    <w:p>
-      <w:pPr>
-        <w:numPr>
-          <w:ilvl w:val="0"/>
-          <w:numId w:val="1041"/>
-        </w:numPr>
-      </w:pPr>
-      <w:r>
-        <w:t xml:space="preserve">[ indicau]NIST SP 800-210 — Control de acceso a la nube correspondiente](https://csrc.nist.gov/pubs/sp/800/210/final)</w:t>
-      </w:r>
-    </w:p>
-    <w:p>
-      <w:pPr>
-        <w:numPr>
-          <w:ilvl w:val="0"/>
-          <w:numId w:val="1041"/>
-        </w:numPr>
-      </w:pPr>
-      <w:r>
-        <w:t xml:space="preserve">[ ]](https://csrc.nist.gov/projects/cloud-computing/publications)</w:t>
-      </w:r>
-    </w:p>
-    <w:p>
-      <w:pPr>
-        <w:numPr>
-          <w:ilvl w:val="0"/>
-          <w:numId w:val="1041"/>
-        </w:numPr>
-      </w:pPr>
-      <w:r>
-        <w:t xml:space="preserve">(https://www.cisa.gov/resources-tools/services/secure-cloud-business-applications-scuba-project)</w:t>
-      </w:r>
-    </w:p>
-    <w:p>
-      <w:pPr>
-        <w:numPr>
-          <w:ilvl w:val="0"/>
-          <w:numId w:val="1041"/>
-        </w:numPr>
-      </w:pPr>
-      <w:r>
-        <w:t xml:space="preserve">[ indicau]CISA Cloud Security Technical Reference Architecture won/u contacto](https://www.cisa.gov/resources-tools/resources/cloud-security-technical-reference-architecture)</w:t>
-      </w:r>
-    </w:p>
-    <w:p>
-      <w:pPr>
-        <w:numPr>
-          <w:ilvl w:val="0"/>
-          <w:numId w:val="1041"/>
-        </w:numPr>
-      </w:pPr>
-      <w:hyperlink r:id="rId136">
-        <w:r>
-          <w:rPr>
-            <w:rStyle w:val="Hyperlink"/>
-          </w:rPr>
-          <w:t xml:space="preserve">Se indica</w:t>
-        </w:r>
-      </w:hyperlink>
-    </w:p>
-    <w:p>
-      <w:pPr>
-        <w:numPr>
-          <w:ilvl w:val="0"/>
-          <w:numId w:val="1041"/>
-        </w:numPr>
-      </w:pPr>
-      <w:r>
-        <w:t xml:space="preserve">[Se indica] (https://www.cisa.gov/resources-tools/resources/zero-trust-maturity-model)</w:t>
-      </w:r>
-    </w:p>
-    <w:p>
-      <w:pPr>
-        <w:numPr>
-          <w:ilvl w:val="0"/>
-          <w:numId w:val="1041"/>
-        </w:numPr>
-      </w:pPr>
-      <w:hyperlink r:id="rId137">
-        <w:r>
-          <w:rPr>
-            <w:rStyle w:val="Hyperlink"/>
-          </w:rPr>
-          <w:t xml:space="preserve">Seguridad de aplicaciones nativas en la nube de XOWASP Top 10 seleccionado/u fiel</w:t>
-        </w:r>
-      </w:hyperlink>
-    </w:p>
-    <w:p>
-      <w:pPr>
-        <w:pStyle w:val="FirstParagraph"/>
-      </w:pPr>
-      <w:r>
-        <w:t xml:space="preserve">Silencio</w:t>
-      </w:r>
-      <w:r>
-        <w:t xml:space="preserve"> </w:t>
-      </w:r>
-      <w:r>
-        <w:rPr>
-          <w:bCs/>
-          <w:b/>
         </w:rPr>
         <w:t xml:space="preserve">Recordaje final:</w:t>
       </w:r>
@@ -8185,18 +8075,24 @@
         <w:t xml:space="preserve"> </w:t>
       </w:r>
       <w:r>
-        <w:t xml:space="preserve">Los proveedores, servicios, características, regiones, amenazas, estándares, contratos, precios, herramientas y recomendaciones de configuración cambian rápidamente. Verifique el proveedor actual y la fuente autorizada antes de la implementación, evaluación o aceptación del riesgo.</w:t>
-      </w:r>
-      <w:r>
-        <w:t xml:space="preserve"> </w:t>
-      </w:r>
-      <w:r>
-        <w:t xml:space="preserve">Silencio.</w:t>
-      </w:r>
-    </w:p>
-    <w:bookmarkEnd w:id="138"/>
-    <w:bookmarkEnd w:id="139"/>
-    <w:sectPr/>
+        <w:t xml:space="preserve">Los proveedores, servicios, características, regiones, amenazas, estándares, contratos, precios, herramientas y recomendaciones de configuración cambian rápidamente. Verifique el proveedor actual y la fuente autorizada antes de la implementación, evaluación o aceptación del riesgo. |</w:t>
+      </w:r>
+    </w:p>
+    <w:p>
+      <w:pPr>
+        <w:pStyle w:val="BodyText"/>
+      </w:pPr>
+      <w:r>
+        <w:t xml:space="preserve">|. |</w:t>
+      </w:r>
+    </w:p>
+    <w:bookmarkEnd w:id="127"/>
+    <w:bookmarkEnd w:id="128"/>
+    <w:sectPr>
+      <w:footnotePr>
+        <w:numRestart w:val="eachSect"/>
+      </w:footnotePr>
+    </w:sectPr>
   </w:body>
 </w:document>
 </file>
@@ -8227,14 +8123,14 @@
 <file path=word/numbering.xml><?xml version="1.0" encoding="utf-8"?>
 <w:numbering xmlns:w="http://schemas.openxmlformats.org/wordprocessingml/2006/main">
   <w:abstractNum w:abstractNumId="990">
-    <w:nsid w:val="A990"/>
+    <w:nsid w:val="0000A990"/>
     <w:multiLevelType w:val="multilevel"/>
     <w:lvl w:ilvl="0">
       <w:numFmt w:val="bullet"/>
       <w:lvlText w:val=" "/>
       <w:lvlJc w:val="left"/>
       <w:pPr>
-        <w:ind w:left="720" w:hanging="480"/>
+        <w:ind w:left="720" w:hanging="360"/>
       </w:pPr>
     </w:lvl>
     <w:lvl w:ilvl="1">
@@ -8242,7 +8138,7 @@
       <w:lvlText w:val=" "/>
       <w:lvlJc w:val="left"/>
       <w:pPr>
-        <w:ind w:left="1440" w:hanging="480"/>
+        <w:ind w:left="1440" w:hanging="360"/>
       </w:pPr>
     </w:lvl>
     <w:lvl w:ilvl="2">
@@ -8250,7 +8146,7 @@
       <w:lvlText w:val=" "/>
       <w:lvlJc w:val="left"/>
       <w:pPr>
-        <w:ind w:left="2160" w:hanging="480"/>
+        <w:ind w:left="2160" w:hanging="360"/>
       </w:pPr>
     </w:lvl>
     <w:lvl w:ilvl="3">
@@ -8258,7 +8154,7 @@
       <w:lvlText w:val=" "/>
       <w:lvlJc w:val="left"/>
       <w:pPr>
-        <w:ind w:left="2880" w:hanging="480"/>
+        <w:ind w:left="2880" w:hanging="360"/>
       </w:pPr>
     </w:lvl>
     <w:lvl w:ilvl="4">
@@ -8266,7 +8162,7 @@
       <w:lvlText w:val=" "/>
       <w:lvlJc w:val="left"/>
       <w:pPr>
-        <w:ind w:left="3600" w:hanging="480"/>
+        <w:ind w:left="3600" w:hanging="360"/>
       </w:pPr>
     </w:lvl>
     <w:lvl w:ilvl="5">
@@ -8274,7 +8170,7 @@
       <w:lvlText w:val=" "/>
       <w:lvlJc w:val="left"/>
       <w:pPr>
-        <w:ind w:left="4320" w:hanging="480"/>
+        <w:ind w:left="4320" w:hanging="360"/>
       </w:pPr>
     </w:lvl>
     <w:lvl w:ilvl="6">
@@ -8282,7 +8178,7 @@
       <w:lvlText w:val=" "/>
       <w:lvlJc w:val="left"/>
       <w:pPr>
-        <w:ind w:left="5040" w:hanging="480"/>
+        <w:ind w:left="5040" w:hanging="360"/>
       </w:pPr>
     </w:lvl>
     <w:lvl w:ilvl="7">
@@ -8290,7 +8186,7 @@
       <w:lvlText w:val=" "/>
       <w:lvlJc w:val="left"/>
       <w:pPr>
-        <w:ind w:left="5760" w:hanging="480"/>
+        <w:ind w:left="5760" w:hanging="360"/>
       </w:pPr>
     </w:lvl>
     <w:lvl w:ilvl="8">
@@ -8298,88 +8194,115 @@
       <w:lvlText w:val=" "/>
       <w:lvlJc w:val="left"/>
       <w:pPr>
-        <w:ind w:left="6480" w:hanging="480"/>
+        <w:ind w:left="6480" w:hanging="360"/>
       </w:pPr>
     </w:lvl>
   </w:abstractNum>
   <w:abstractNum w:abstractNumId="991">
-    <w:nsid w:val="A991"/>
+    <w:nsid w:val="0000A991"/>
     <w:multiLevelType w:val="multilevel"/>
     <w:lvl w:ilvl="0">
       <w:numFmt w:val="bullet"/>
-      <w:lvlText w:val="•"/>
+      <w:lvlText w:val=""/>
       <w:lvlJc w:val="left"/>
       <w:pPr>
-        <w:ind w:left="720" w:hanging="480"/>
-      </w:pPr>
+        <w:ind w:left="720" w:hanging="360"/>
+      </w:pPr>
+      <w:rPr>
+        <w:rFonts w:ascii="Symbol" w:hAnsi="Symbol" w:cs="Symbol" w:hint="default"/>
+      </w:rPr>
     </w:lvl>
     <w:lvl w:ilvl="1">
       <w:numFmt w:val="bullet"/>
-      <w:lvlText w:val="–"/>
+      <w:lvlText w:val="o"/>
       <w:lvlJc w:val="left"/>
       <w:pPr>
-        <w:ind w:left="1440" w:hanging="480"/>
-      </w:pPr>
+        <w:ind w:left="1440" w:hanging="360"/>
+      </w:pPr>
+      <w:rPr>
+        <w:rFonts w:ascii="Courier New" w:hAnsi="Courier New" w:cs="Courier New" w:hint="default"/>
+      </w:rPr>
     </w:lvl>
     <w:lvl w:ilvl="2">
       <w:numFmt w:val="bullet"/>
-      <w:lvlText w:val="•"/>
+      <w:lvlText w:val=""/>
       <w:lvlJc w:val="left"/>
       <w:pPr>
-        <w:ind w:left="2160" w:hanging="480"/>
-      </w:pPr>
+        <w:ind w:left="2160" w:hanging="360"/>
+      </w:pPr>
+      <w:rPr>
+        <w:rFonts w:ascii="Wingdings" w:hAnsi="Wingdings" w:cs="Wingdings" w:hint="default"/>
+      </w:rPr>
     </w:lvl>
     <w:lvl w:ilvl="3">
       <w:numFmt w:val="bullet"/>
-      <w:lvlText w:val="–"/>
+      <w:lvlText w:val=""/>
       <w:lvlJc w:val="left"/>
       <w:pPr>
-        <w:ind w:left="2880" w:hanging="480"/>
-      </w:pPr>
+        <w:ind w:left="2880" w:hanging="360"/>
+      </w:pPr>
+      <w:rPr>
+        <w:rFonts w:ascii="Symbol" w:hAnsi="Symbol" w:cs="Symbol" w:hint="default"/>
+      </w:rPr>
     </w:lvl>
     <w:lvl w:ilvl="4">
       <w:numFmt w:val="bullet"/>
-      <w:lvlText w:val="•"/>
+      <w:lvlText w:val="o"/>
       <w:lvlJc w:val="left"/>
       <w:pPr>
-        <w:ind w:left="3600" w:hanging="480"/>
-      </w:pPr>
+        <w:ind w:left="3600" w:hanging="360"/>
+      </w:pPr>
+      <w:rPr>
+        <w:rFonts w:ascii="Courier New" w:hAnsi="Courier New" w:cs="Courier New" w:hint="default"/>
+      </w:rPr>
     </w:lvl>
     <w:lvl w:ilvl="5">
       <w:numFmt w:val="bullet"/>
-      <w:lvlText w:val="–"/>
+      <w:lvlText w:val=""/>
       <w:lvlJc w:val="left"/>
       <w:pPr>
-        <w:ind w:left="4320" w:hanging="480"/>
-      </w:pPr>
+        <w:ind w:left="4320" w:hanging="360"/>
+      </w:pPr>
+      <w:rPr>
+        <w:rFonts w:ascii="Wingdings" w:hAnsi="Wingdings" w:cs="Wingdings" w:hint="default"/>
+      </w:rPr>
     </w:lvl>
     <w:lvl w:ilvl="6">
       <w:numFmt w:val="bullet"/>
-      <w:lvlText w:val="•"/>
+      <w:lvlText w:val=""/>
       <w:lvlJc w:val="left"/>
       <w:pPr>
-        <w:ind w:left="5040" w:hanging="480"/>
-      </w:pPr>
+        <w:ind w:left="5040" w:hanging="360"/>
+      </w:pPr>
+      <w:rPr>
+        <w:rFonts w:ascii="Symbol" w:hAnsi="Symbol" w:cs="Symbol" w:hint="default"/>
+      </w:rPr>
     </w:lvl>
     <w:lvl w:ilvl="7">
       <w:numFmt w:val="bullet"/>
-      <w:lvlText w:val="–"/>
+      <w:lvlText w:val="o"/>
       <w:lvlJc w:val="left"/>
       <w:pPr>
-        <w:ind w:left="5760" w:hanging="480"/>
-      </w:pPr>
+        <w:ind w:left="5760" w:hanging="360"/>
+      </w:pPr>
+      <w:rPr>
+        <w:rFonts w:ascii="Courier New" w:hAnsi="Courier New" w:cs="Courier New" w:hint="default"/>
+      </w:rPr>
     </w:lvl>
     <w:lvl w:ilvl="8">
       <w:numFmt w:val="bullet"/>
-      <w:lvlText w:val="•"/>
+      <w:lvlText w:val=""/>
       <w:lvlJc w:val="left"/>
       <w:pPr>
-        <w:ind w:left="6480" w:hanging="480"/>
-      </w:pPr>
+        <w:ind w:left="6480" w:hanging="360"/>
+      </w:pPr>
+      <w:rPr>
+        <w:rFonts w:ascii="Wingdings" w:hAnsi="Wingdings" w:cs="Wingdings" w:hint="default"/>
+      </w:rPr>
     </w:lvl>
   </w:abstractNum>
   <w:abstractNum w:abstractNumId="99413">
-    <w:nsid w:val="A99413"/>
+    <w:nsid w:val="00A99413"/>
     <w:multiLevelType w:val="multilevel"/>
     <w:lvl w:ilvl="0">
       <w:start w:val="3"/>
@@ -8387,7 +8310,7 @@
       <w:lvlText w:val="%1."/>
       <w:lvlJc w:val="left"/>
       <w:pPr>
-        <w:ind w:left="720" w:hanging="480"/>
+        <w:ind w:left="720" w:hanging="360"/>
       </w:pPr>
     </w:lvl>
     <w:lvl w:ilvl="1">
@@ -8396,7 +8319,7 @@
       <w:lvlText w:val="%2."/>
       <w:lvlJc w:val="left"/>
       <w:pPr>
-        <w:ind w:left="1440" w:hanging="480"/>
+        <w:ind w:left="1440" w:hanging="360"/>
       </w:pPr>
     </w:lvl>
     <w:lvl w:ilvl="2">
@@ -8405,7 +8328,7 @@
       <w:lvlText w:val="%3."/>
       <w:lvlJc w:val="left"/>
       <w:pPr>
-        <w:ind w:left="2160" w:hanging="480"/>
+        <w:ind w:left="2160" w:hanging="360"/>
       </w:pPr>
     </w:lvl>
     <w:lvl w:ilvl="3">
@@ -8414,7 +8337,7 @@
       <w:lvlText w:val="%4."/>
       <w:lvlJc w:val="left"/>
       <w:pPr>
-        <w:ind w:left="2880" w:hanging="480"/>
+        <w:ind w:left="2880" w:hanging="360"/>
       </w:pPr>
     </w:lvl>
     <w:lvl w:ilvl="4">
@@ -8423,7 +8346,7 @@
       <w:lvlText w:val="%5."/>
       <w:lvlJc w:val="left"/>
       <w:pPr>
-        <w:ind w:left="3600" w:hanging="480"/>
+        <w:ind w:left="3600" w:hanging="360"/>
       </w:pPr>
     </w:lvl>
     <w:lvl w:ilvl="5">
@@ -8432,7 +8355,7 @@
       <w:lvlText w:val="%6."/>
       <w:lvlJc w:val="left"/>
       <w:pPr>
-        <w:ind w:left="4320" w:hanging="480"/>
+        <w:ind w:left="4320" w:hanging="360"/>
       </w:pPr>
     </w:lvl>
     <w:lvl w:ilvl="6">
@@ -8441,7 +8364,7 @@
       <w:lvlText w:val="%7."/>
       <w:lvlJc w:val="left"/>
       <w:pPr>
-        <w:ind w:left="5040" w:hanging="480"/>
+        <w:ind w:left="5040" w:hanging="360"/>
       </w:pPr>
     </w:lvl>
     <w:lvl w:ilvl="7">
@@ -8450,7 +8373,7 @@
       <w:lvlText w:val="%8."/>
       <w:lvlJc w:val="left"/>
       <w:pPr>
-        <w:ind w:left="5760" w:hanging="480"/>
+        <w:ind w:left="5760" w:hanging="360"/>
       </w:pPr>
     </w:lvl>
     <w:lvl w:ilvl="8">
@@ -8459,12 +8382,12 @@
       <w:lvlText w:val="%9."/>
       <w:lvlJc w:val="left"/>
       <w:pPr>
-        <w:ind w:left="6480" w:hanging="480"/>
+        <w:ind w:left="6480" w:hanging="360"/>
       </w:pPr>
     </w:lvl>
   </w:abstractNum>
   <w:abstractNum w:abstractNumId="994128">
-    <w:nsid w:val="A994128"/>
+    <w:nsid w:val="0A994128"/>
     <w:multiLevelType w:val="multilevel"/>
     <w:lvl w:ilvl="0">
       <w:start w:val="28"/>
@@ -8472,7 +8395,7 @@
       <w:lvlText w:val="%1."/>
       <w:lvlJc w:val="left"/>
       <w:pPr>
-        <w:ind w:left="720" w:hanging="480"/>
+        <w:ind w:left="720" w:hanging="360"/>
       </w:pPr>
     </w:lvl>
     <w:lvl w:ilvl="1">
@@ -8481,7 +8404,7 @@
       <w:lvlText w:val="%2."/>
       <w:lvlJc w:val="left"/>
       <w:pPr>
-        <w:ind w:left="1440" w:hanging="480"/>
+        <w:ind w:left="1440" w:hanging="360"/>
       </w:pPr>
     </w:lvl>
     <w:lvl w:ilvl="2">
@@ -8490,7 +8413,7 @@
       <w:lvlText w:val="%3."/>
       <w:lvlJc w:val="left"/>
       <w:pPr>
-        <w:ind w:left="2160" w:hanging="480"/>
+        <w:ind w:left="2160" w:hanging="360"/>
       </w:pPr>
     </w:lvl>
     <w:lvl w:ilvl="3">
@@ -8499,7 +8422,7 @@
       <w:lvlText w:val="%4."/>
       <w:lvlJc w:val="left"/>
       <w:pPr>
-        <w:ind w:left="2880" w:hanging="480"/>
+        <w:ind w:left="2880" w:hanging="360"/>
       </w:pPr>
     </w:lvl>
     <w:lvl w:ilvl="4">
@@ -8508,7 +8431,7 @@
       <w:lvlText w:val="%5."/>
       <w:lvlJc w:val="left"/>
       <w:pPr>
-        <w:ind w:left="3600" w:hanging="480"/>
+        <w:ind w:left="3600" w:hanging="360"/>
       </w:pPr>
     </w:lvl>
     <w:lvl w:ilvl="5">
@@ -8517,7 +8440,7 @@
       <w:lvlText w:val="%6."/>
       <w:lvlJc w:val="left"/>
       <w:pPr>
-        <w:ind w:left="4320" w:hanging="480"/>
+        <w:ind w:left="4320" w:hanging="360"/>
       </w:pPr>
     </w:lvl>
     <w:lvl w:ilvl="6">
@@ -8526,7 +8449,7 @@
       <w:lvlText w:val="%7."/>
       <w:lvlJc w:val="left"/>
       <w:pPr>
-        <w:ind w:left="5040" w:hanging="480"/>
+        <w:ind w:left="5040" w:hanging="360"/>
       </w:pPr>
     </w:lvl>
     <w:lvl w:ilvl="7">
@@ -8535,7 +8458,7 @@
       <w:lvlText w:val="%8."/>
       <w:lvlJc w:val="left"/>
       <w:pPr>
-        <w:ind w:left="5760" w:hanging="480"/>
+        <w:ind w:left="5760" w:hanging="360"/>
       </w:pPr>
     </w:lvl>
     <w:lvl w:ilvl="8">
@@ -8544,7 +8467,7 @@
       <w:lvlText w:val="%9."/>
       <w:lvlJc w:val="left"/>
       <w:pPr>
-        <w:ind w:left="6480" w:hanging="480"/>
+        <w:ind w:left="6480" w:hanging="360"/>
       </w:pPr>
     </w:lvl>
   </w:abstractNum>
@@ -8736,10 +8659,10 @@
   <w:docDefaults>
     <w:rPrDefault>
       <w:rPr>
-        <w:rFonts w:asciiTheme="minorHAnsi" w:cstheme="minorBidi" w:eastAsiaTheme="minorHAnsi" w:hAnsiTheme="minorHAnsi"/>
+        <w:rFonts w:asciiTheme="minorHAnsi" w:cstheme="minorBidi" w:eastAsiaTheme="minorEastAsia" w:hAnsiTheme="minorHAnsi"/>
         <w:sz w:val="24"/>
         <w:szCs w:val="24"/>
-        <w:lang w:bidi="ar-SA" w:eastAsia="en-US" w:val="en-US"/>
+        <w:lang w:bidi="ar-SA" w:eastAsia="zh-CN" w:val="en-US"/>
       </w:rPr>
     </w:rPrDefault>
     <w:pPrDefault>
@@ -8757,10 +8680,10 @@
     <w:name w:val="Body Text"/>
     <w:basedOn w:val="Normal"/>
     <w:link w:val="BodyTextChar"/>
+    <w:qFormat/>
     <w:pPr>
       <w:spacing w:after="180" w:before="180"/>
     </w:pPr>
-    <w:qFormat/>
   </w:style>
   <w:style w:customStyle="1" w:styleId="FirstParagraph" w:type="paragraph">
     <w:name w:val="First Paragraph"/>
@@ -8780,57 +8703,94 @@
     <w:name w:val="Title"/>
     <w:basedOn w:val="Normal"/>
     <w:next w:val="BodyText"/>
+    <w:link w:val="TitleChar"/>
+    <w:uiPriority w:val="10"/>
     <w:qFormat/>
+    <w:rsid w:val="00A10FD9"/>
     <w:pPr>
-      <w:keepNext/>
-      <w:keepLines/>
-      <w:spacing w:after="240" w:before="480"/>
+      <w:spacing w:after="80" w:line="240" w:lineRule="auto"/>
+      <w:contextualSpacing/>
       <w:jc w:val="center"/>
     </w:pPr>
     <w:rPr>
       <w:rFonts w:asciiTheme="majorHAnsi" w:cstheme="majorBidi" w:eastAsiaTheme="majorEastAsia" w:hAnsiTheme="majorHAnsi"/>
-      <w:b/>
-      <w:bCs/>
-      <w:color w:themeColor="accent1" w:themeShade="B5" w:val="345A8A"/>
-      <w:sz w:val="36"/>
-      <w:szCs w:val="36"/>
+      <w:sz w:val="56"/>
+      <w:szCs w:val="56"/>
+    </w:rPr>
+  </w:style>
+  <w:style w:customStyle="1" w:styleId="TitleChar" w:type="character">
+    <w:name w:val="Title Char"/>
+    <w:basedOn w:val="DefaultParagraphFont"/>
+    <w:link w:val="Title"/>
+    <w:uiPriority w:val="10"/>
+    <w:rsid w:val="00A10FD9"/>
+    <w:rPr>
+      <w:rFonts w:asciiTheme="majorHAnsi" w:cstheme="majorBidi" w:eastAsiaTheme="majorEastAsia" w:hAnsiTheme="majorHAnsi"/>
+      <w:sz w:val="56"/>
+      <w:szCs w:val="56"/>
     </w:rPr>
   </w:style>
   <w:style w:styleId="Subtitle" w:type="paragraph">
     <w:name w:val="Subtitle"/>
     <w:basedOn w:val="Title"/>
     <w:next w:val="BodyText"/>
+    <w:link w:val="SubtitleChar"/>
+    <w:uiPriority w:val="11"/>
     <w:qFormat/>
+    <w:rsid w:val="00A10FD9"/>
     <w:pPr>
-      <w:keepNext/>
-      <w:keepLines/>
-      <w:spacing w:after="240" w:before="240"/>
-      <w:jc w:val="center"/>
+      <w:numPr>
+        <w:ilvl w:val="1"/>
+      </w:numPr>
     </w:pPr>
     <w:rPr>
-      <w:sz w:val="30"/>
-      <w:szCs w:val="30"/>
+      <w:rFonts w:cstheme="majorBidi" w:eastAsiaTheme="majorEastAsia"/>
+      <w:spacing w:val="15"/>
+      <w:sz w:val="28"/>
+      <w:szCs w:val="28"/>
+    </w:rPr>
+  </w:style>
+  <w:style w:customStyle="1" w:styleId="SubtitleChar" w:type="character">
+    <w:name w:val="Subtitle Char"/>
+    <w:basedOn w:val="DefaultParagraphFont"/>
+    <w:link w:val="Subtitle"/>
+    <w:uiPriority w:val="11"/>
+    <w:rsid w:val="00A10FD9"/>
+    <w:rPr>
+      <w:rFonts w:cstheme="majorBidi" w:eastAsiaTheme="majorEastAsia"/>
+      <w:color w:themeColor="text1" w:themeTint="A6" w:val="595959"/>
+      <w:spacing w:val="15"/>
+      <w:sz w:val="28"/>
+      <w:szCs w:val="28"/>
     </w:rPr>
   </w:style>
   <w:style w:customStyle="1" w:styleId="Author" w:type="paragraph">
     <w:name w:val="Author"/>
+    <w:basedOn w:val="Title"/>
     <w:next w:val="BodyText"/>
     <w:qFormat/>
     <w:pPr>
       <w:keepNext/>
       <w:keepLines/>
-      <w:jc w:val="center"/>
     </w:pPr>
+    <w:rPr>
+      <w:sz w:val="24"/>
+      <w:szCs w:val="24"/>
+    </w:rPr>
   </w:style>
   <w:style w:styleId="Date" w:type="paragraph">
     <w:name w:val="Date"/>
+    <w:basedOn w:val="Title"/>
     <w:next w:val="BodyText"/>
     <w:qFormat/>
     <w:pPr>
       <w:keepNext/>
       <w:keepLines/>
-      <w:jc w:val="center"/>
     </w:pPr>
+    <w:rPr>
+      <w:sz w:val="24"/>
+      <w:szCs w:val="24"/>
+    </w:rPr>
   </w:style>
   <w:style w:customStyle="1" w:styleId="AbstractTitle" w:type="paragraph">
     <w:name w:val="Abstract Title"/>
@@ -8840,15 +8800,13 @@
     <w:pPr>
       <w:keepNext/>
       <w:keepLines/>
+      <w:spacing w:after="0" w:before="300"/>
       <w:jc w:val="center"/>
-      <w:spacing w:after="0" w:before="300"/>
     </w:pPr>
     <w:rPr>
+      <w:b/>
       <w:sz w:val="20"/>
       <w:szCs w:val="20"/>
-      <w:b/>
-      <w:color w:val="345A8A"/>
-      &gt;
     </w:rPr>
   </w:style>
   <w:style w:customStyle="1" w:styleId="Abstract" w:type="paragraph">
@@ -8875,191 +8833,321 @@
     <w:rPr/>
   </w:style>
   <w:style w:styleId="Heading1" w:type="paragraph">
-    <w:name w:val="Heading 1"/>
+    <w:name w:val="heading 1"/>
     <w:basedOn w:val="Normal"/>
     <w:next w:val="BodyText"/>
+    <w:link w:val="Heading1Char"/>
     <w:uiPriority w:val="9"/>
     <w:qFormat/>
+    <w:rsid w:val="00A10FD9"/>
     <w:pPr>
       <w:keepNext/>
       <w:keepLines/>
-      <w:spacing w:after="0" w:before="480"/>
+      <w:spacing w:after="80" w:before="360"/>
       <w:outlineLvl w:val="0"/>
     </w:pPr>
     <w:rPr>
       <w:rFonts w:asciiTheme="majorHAnsi" w:cstheme="majorBidi" w:eastAsiaTheme="majorEastAsia" w:hAnsiTheme="majorHAnsi"/>
-      <w:b/>
-      <w:bCs/>
-      <w:color w:themeColor="accent1" w:val="4F81BD"/>
+      <w:color w:themeColor="accent1" w:themeShade="BF" w:val="0F4761"/>
+      <w:sz w:val="40"/>
+      <w:szCs w:val="40"/>
+    </w:rPr>
+  </w:style>
+  <w:style w:styleId="Heading2" w:type="paragraph">
+    <w:name w:val="heading 2"/>
+    <w:basedOn w:val="Normal"/>
+    <w:next w:val="BodyText"/>
+    <w:link w:val="Heading2Char"/>
+    <w:uiPriority w:val="9"/>
+    <w:semiHidden/>
+    <w:unhideWhenUsed/>
+    <w:qFormat/>
+    <w:rsid w:val="00A10FD9"/>
+    <w:pPr>
+      <w:keepNext/>
+      <w:keepLines/>
+      <w:spacing w:after="80" w:before="160"/>
+      <w:outlineLvl w:val="1"/>
+    </w:pPr>
+    <w:rPr>
+      <w:rFonts w:asciiTheme="majorHAnsi" w:cstheme="majorBidi" w:eastAsiaTheme="majorEastAsia" w:hAnsiTheme="majorHAnsi"/>
+      <w:color w:themeColor="accent1" w:themeShade="BF" w:val="0F4761"/>
       <w:sz w:val="32"/>
       <w:szCs w:val="32"/>
     </w:rPr>
   </w:style>
-  <w:style w:styleId="Heading2" w:type="paragraph">
-    <w:name w:val="Heading 2"/>
+  <w:style w:styleId="Heading3" w:type="paragraph">
+    <w:name w:val="heading 3"/>
     <w:basedOn w:val="Normal"/>
     <w:next w:val="BodyText"/>
+    <w:link w:val="Heading3Char"/>
     <w:uiPriority w:val="9"/>
+    <w:semiHidden/>
     <w:unhideWhenUsed/>
     <w:qFormat/>
+    <w:rsid w:val="00A10FD9"/>
     <w:pPr>
       <w:keepNext/>
       <w:keepLines/>
-      <w:spacing w:after="0" w:before="200"/>
-      <w:outlineLvl w:val="1"/>
+      <w:spacing w:after="80" w:before="160"/>
+      <w:outlineLvl w:val="2"/>
     </w:pPr>
     <w:rPr>
-      <w:rFonts w:asciiTheme="majorHAnsi" w:cstheme="majorBidi" w:eastAsiaTheme="majorEastAsia" w:hAnsiTheme="majorHAnsi"/>
-      <w:b/>
-      <w:bCs/>
-      <w:color w:themeColor="accent1" w:val="4F81BD"/>
+      <w:rFonts w:cstheme="majorBidi" w:eastAsiaTheme="majorEastAsia"/>
+      <w:color w:themeColor="accent1" w:themeShade="BF" w:val="0F4761"/>
       <w:sz w:val="28"/>
       <w:szCs w:val="28"/>
     </w:rPr>
   </w:style>
-  <w:style w:styleId="Heading3" w:type="paragraph">
-    <w:name w:val="Heading 3"/>
+  <w:style w:styleId="Heading4" w:type="paragraph">
+    <w:name w:val="heading 4"/>
     <w:basedOn w:val="Normal"/>
     <w:next w:val="BodyText"/>
+    <w:link w:val="Heading4Char"/>
     <w:uiPriority w:val="9"/>
+    <w:semiHidden/>
     <w:unhideWhenUsed/>
     <w:qFormat/>
+    <w:rsid w:val="00A10FD9"/>
     <w:pPr>
       <w:keepNext/>
       <w:keepLines/>
-      <w:spacing w:after="0" w:before="200"/>
-      <w:outlineLvl w:val="2"/>
+      <w:spacing w:after="40" w:before="80"/>
+      <w:outlineLvl w:val="3"/>
     </w:pPr>
     <w:rPr>
-      <w:rFonts w:asciiTheme="majorHAnsi" w:cstheme="majorBidi" w:eastAsiaTheme="majorEastAsia" w:hAnsiTheme="majorHAnsi"/>
-      <w:b/>
-      <w:bCs/>
-      <w:color w:themeColor="accent1" w:val="4F81BD"/>
-      <w:sz w:val="24"/>
-      <w:szCs w:val="24"/>
+      <w:rFonts w:cstheme="majorBidi" w:eastAsiaTheme="majorEastAsia"/>
+      <w:i/>
+      <w:iCs/>
+      <w:color w:themeColor="accent1" w:themeShade="BF" w:val="0F4761"/>
     </w:rPr>
   </w:style>
-  <w:style w:styleId="Heading4" w:type="paragraph">
-    <w:name w:val="Heading 4"/>
+  <w:style w:styleId="Heading5" w:type="paragraph">
+    <w:name w:val="heading 5"/>
     <w:basedOn w:val="Normal"/>
     <w:next w:val="BodyText"/>
+    <w:link w:val="Heading5Char"/>
     <w:uiPriority w:val="9"/>
+    <w:semiHidden/>
     <w:unhideWhenUsed/>
     <w:qFormat/>
+    <w:rsid w:val="00A10FD9"/>
     <w:pPr>
       <w:keepNext/>
       <w:keepLines/>
-      <w:spacing w:after="0" w:before="200"/>
-      <w:outlineLvl w:val="3"/>
+      <w:spacing w:after="40" w:before="80"/>
+      <w:outlineLvl w:val="4"/>
     </w:pPr>
     <w:rPr>
-      <w:rFonts w:asciiTheme="majorHAnsi" w:cstheme="majorBidi" w:eastAsiaTheme="majorEastAsia" w:hAnsiTheme="majorHAnsi"/>
-      <w:i/>
-      <w:bCs/>
-      <w:color w:themeColor="accent1" w:val="4F81BD"/>
-      <w:sz w:val="24"/>
-      <w:szCs w:val="24"/>
+      <w:rFonts w:cstheme="majorBidi" w:eastAsiaTheme="majorEastAsia"/>
+      <w:color w:themeColor="accent1" w:themeShade="BF" w:val="0F4761"/>
     </w:rPr>
   </w:style>
-  <w:style w:styleId="Heading5" w:type="paragraph">
-    <w:name w:val="Heading 5"/>
+  <w:style w:styleId="Heading6" w:type="paragraph">
+    <w:name w:val="heading 6"/>
     <w:basedOn w:val="Normal"/>
     <w:next w:val="BodyText"/>
+    <w:link w:val="Heading6Char"/>
     <w:uiPriority w:val="9"/>
+    <w:semiHidden/>
     <w:unhideWhenUsed/>
     <w:qFormat/>
+    <w:rsid w:val="00A10FD9"/>
     <w:pPr>
       <w:keepNext/>
       <w:keepLines/>
-      <w:spacing w:after="0" w:before="200"/>
-      <w:outlineLvl w:val="4"/>
+      <w:spacing w:after="0" w:before="40"/>
+      <w:outlineLvl w:val="5"/>
     </w:pPr>
     <w:rPr>
-      <w:rFonts w:asciiTheme="majorHAnsi" w:cstheme="majorBidi" w:eastAsiaTheme="majorEastAsia" w:hAnsiTheme="majorHAnsi"/>
+      <w:rFonts w:cstheme="majorBidi" w:eastAsiaTheme="majorEastAsia"/>
+      <w:i/>
       <w:iCs/>
-      <w:color w:themeColor="accent1" w:val="4F81BD"/>
-      <w:sz w:val="24"/>
-      <w:szCs w:val="24"/>
+      <w:color w:themeColor="text1" w:themeTint="A6" w:val="595959"/>
     </w:rPr>
   </w:style>
-  <w:style w:styleId="Heading6" w:type="paragraph">
-    <w:name w:val="Heading 6"/>
+  <w:style w:styleId="Heading7" w:type="paragraph">
+    <w:name w:val="heading 7"/>
     <w:basedOn w:val="Normal"/>
     <w:next w:val="BodyText"/>
+    <w:link w:val="Heading7Char"/>
     <w:uiPriority w:val="9"/>
+    <w:semiHidden/>
     <w:unhideWhenUsed/>
     <w:qFormat/>
+    <w:rsid w:val="00A10FD9"/>
     <w:pPr>
       <w:keepNext/>
       <w:keepLines/>
-      <w:spacing w:after="0" w:before="200"/>
-      <w:outlineLvl w:val="5"/>
+      <w:spacing w:after="0" w:before="40"/>
+      <w:outlineLvl w:val="6"/>
     </w:pPr>
     <w:rPr>
-      <w:rFonts w:asciiTheme="majorHAnsi" w:cstheme="majorBidi" w:eastAsiaTheme="majorEastAsia" w:hAnsiTheme="majorHAnsi"/>
-      <w:color w:themeColor="accent1" w:val="4F81BD"/>
-      <w:sz w:val="24"/>
-      <w:szCs w:val="24"/>
+      <w:rFonts w:cstheme="majorBidi" w:eastAsiaTheme="majorEastAsia"/>
+      <w:color w:themeColor="text1" w:themeTint="A6" w:val="595959"/>
     </w:rPr>
   </w:style>
-  <w:style w:styleId="Heading7" w:type="paragraph">
-    <w:name w:val="Heading 7"/>
+  <w:style w:styleId="Heading8" w:type="paragraph">
+    <w:name w:val="heading 8"/>
     <w:basedOn w:val="Normal"/>
     <w:next w:val="BodyText"/>
+    <w:link w:val="Heading8Char"/>
     <w:uiPriority w:val="9"/>
+    <w:semiHidden/>
     <w:unhideWhenUsed/>
     <w:qFormat/>
+    <w:rsid w:val="00A10FD9"/>
     <w:pPr>
       <w:keepNext/>
       <w:keepLines/>
-      <w:spacing w:after="0" w:before="200"/>
-      <w:outlineLvl w:val="6"/>
+      <w:spacing w:after="0"/>
+      <w:outlineLvl w:val="7"/>
     </w:pPr>
     <w:rPr>
-      <w:rFonts w:asciiTheme="majorHAnsi" w:cstheme="majorBidi" w:eastAsiaTheme="majorEastAsia" w:hAnsiTheme="majorHAnsi"/>
-      <w:color w:themeColor="accent1" w:val="4F81BD"/>
-      <w:sz w:val="24"/>
-      <w:szCs w:val="24"/>
+      <w:rFonts w:cstheme="majorBidi" w:eastAsiaTheme="majorEastAsia"/>
+      <w:i/>
+      <w:iCs/>
+      <w:color w:themeColor="text1" w:themeTint="D8" w:val="272727"/>
     </w:rPr>
   </w:style>
-  <w:style w:styleId="Heading8" w:type="paragraph">
-    <w:name w:val="Heading 8"/>
+  <w:style w:styleId="Heading9" w:type="paragraph">
+    <w:name w:val="heading 9"/>
     <w:basedOn w:val="Normal"/>
     <w:next w:val="BodyText"/>
+    <w:link w:val="Heading9Char"/>
     <w:uiPriority w:val="9"/>
+    <w:semiHidden/>
     <w:unhideWhenUsed/>
     <w:qFormat/>
+    <w:rsid w:val="00A10FD9"/>
     <w:pPr>
       <w:keepNext/>
       <w:keepLines/>
-      <w:spacing w:after="0" w:before="200"/>
-      <w:outlineLvl w:val="7"/>
-    </w:pPr>
-    <w:rPr>
-      <w:rFonts w:asciiTheme="majorHAnsi" w:cstheme="majorBidi" w:eastAsiaTheme="majorEastAsia" w:hAnsiTheme="majorHAnsi"/>
-      <w:color w:themeColor="accent1" w:val="4F81BD"/>
-      <w:sz w:val="24"/>
-      <w:szCs w:val="24"/>
-    </w:rPr>
-  </w:style>
-  <w:style w:styleId="Heading9" w:type="paragraph">
-    <w:name w:val="Heading 9"/>
-    <w:basedOn w:val="Normal"/>
-    <w:next w:val="BodyText"/>
-    <w:uiPriority w:val="9"/>
-    <w:unhideWhenUsed/>
-    <w:qFormat/>
-    <w:pPr>
-      <w:keepNext/>
-      <w:keepLines/>
-      <w:spacing w:after="0" w:before="200"/>
+      <w:spacing w:after="0"/>
       <w:outlineLvl w:val="8"/>
     </w:pPr>
     <w:rPr>
+      <w:rFonts w:cstheme="majorBidi" w:eastAsiaTheme="majorEastAsia"/>
+      <w:color w:themeColor="text1" w:themeTint="D8" w:val="272727"/>
+    </w:rPr>
+  </w:style>
+  <w:style w:customStyle="1" w:styleId="Heading1Char" w:type="character">
+    <w:name w:val="Heading 1 Char"/>
+    <w:basedOn w:val="DefaultParagraphFont"/>
+    <w:link w:val="Heading1"/>
+    <w:uiPriority w:val="9"/>
+    <w:rsid w:val="00A10FD9"/>
+    <w:rPr>
       <w:rFonts w:asciiTheme="majorHAnsi" w:cstheme="majorBidi" w:eastAsiaTheme="majorEastAsia" w:hAnsiTheme="majorHAnsi"/>
-      <w:color w:themeColor="accent1" w:val="4F81BD"/>
-      <w:sz w:val="24"/>
-      <w:szCs w:val="24"/>
+      <w:color w:themeColor="accent1" w:themeShade="BF" w:val="0F4761"/>
+      <w:sz w:val="40"/>
+      <w:szCs w:val="40"/>
+    </w:rPr>
+  </w:style>
+  <w:style w:customStyle="1" w:styleId="Heading2Char" w:type="character">
+    <w:name w:val="Heading 2 Char"/>
+    <w:basedOn w:val="DefaultParagraphFont"/>
+    <w:link w:val="Heading2"/>
+    <w:uiPriority w:val="9"/>
+    <w:semiHidden/>
+    <w:rsid w:val="00A10FD9"/>
+    <w:rPr>
+      <w:rFonts w:asciiTheme="majorHAnsi" w:cstheme="majorBidi" w:eastAsiaTheme="majorEastAsia" w:hAnsiTheme="majorHAnsi"/>
+      <w:color w:themeColor="accent1" w:themeShade="BF" w:val="0F4761"/>
+      <w:sz w:val="32"/>
+      <w:szCs w:val="32"/>
+    </w:rPr>
+  </w:style>
+  <w:style w:customStyle="1" w:styleId="Heading3Char" w:type="character">
+    <w:name w:val="Heading 3 Char"/>
+    <w:basedOn w:val="DefaultParagraphFont"/>
+    <w:link w:val="Heading3"/>
+    <w:uiPriority w:val="9"/>
+    <w:semiHidden/>
+    <w:rsid w:val="00A10FD9"/>
+    <w:rPr>
+      <w:rFonts w:cstheme="majorBidi" w:eastAsiaTheme="majorEastAsia"/>
+      <w:color w:themeColor="accent1" w:themeShade="BF" w:val="0F4761"/>
+      <w:sz w:val="28"/>
+      <w:szCs w:val="28"/>
+    </w:rPr>
+  </w:style>
+  <w:style w:customStyle="1" w:styleId="Heading4Char" w:type="character">
+    <w:name w:val="Heading 4 Char"/>
+    <w:basedOn w:val="DefaultParagraphFont"/>
+    <w:link w:val="Heading4"/>
+    <w:uiPriority w:val="9"/>
+    <w:semiHidden/>
+    <w:rsid w:val="00A10FD9"/>
+    <w:rPr>
+      <w:rFonts w:cstheme="majorBidi" w:eastAsiaTheme="majorEastAsia"/>
+      <w:i/>
+      <w:iCs/>
+      <w:color w:themeColor="accent1" w:themeShade="BF" w:val="0F4761"/>
+    </w:rPr>
+  </w:style>
+  <w:style w:customStyle="1" w:styleId="Heading5Char" w:type="character">
+    <w:name w:val="Heading 5 Char"/>
+    <w:basedOn w:val="DefaultParagraphFont"/>
+    <w:link w:val="Heading5"/>
+    <w:uiPriority w:val="9"/>
+    <w:semiHidden/>
+    <w:rsid w:val="00A10FD9"/>
+    <w:rPr>
+      <w:rFonts w:cstheme="majorBidi" w:eastAsiaTheme="majorEastAsia"/>
+      <w:color w:themeColor="accent1" w:themeShade="BF" w:val="0F4761"/>
+    </w:rPr>
+  </w:style>
+  <w:style w:customStyle="1" w:styleId="Heading6Char" w:type="character">
+    <w:name w:val="Heading 6 Char"/>
+    <w:basedOn w:val="DefaultParagraphFont"/>
+    <w:link w:val="Heading6"/>
+    <w:uiPriority w:val="9"/>
+    <w:semiHidden/>
+    <w:rsid w:val="00A10FD9"/>
+    <w:rPr>
+      <w:rFonts w:cstheme="majorBidi" w:eastAsiaTheme="majorEastAsia"/>
+      <w:i/>
+      <w:iCs/>
+      <w:color w:themeColor="text1" w:themeTint="A6" w:val="595959"/>
+    </w:rPr>
+  </w:style>
+  <w:style w:customStyle="1" w:styleId="Heading7Char" w:type="character">
+    <w:name w:val="Heading 7 Char"/>
+    <w:basedOn w:val="DefaultParagraphFont"/>
+    <w:link w:val="Heading7"/>
+    <w:uiPriority w:val="9"/>
+    <w:semiHidden/>
+    <w:rsid w:val="00A10FD9"/>
+    <w:rPr>
+      <w:rFonts w:cstheme="majorBidi" w:eastAsiaTheme="majorEastAsia"/>
+      <w:color w:themeColor="text1" w:themeTint="A6" w:val="595959"/>
+    </w:rPr>
+  </w:style>
+  <w:style w:customStyle="1" w:styleId="Heading8Char" w:type="character">
+    <w:name w:val="Heading 8 Char"/>
+    <w:basedOn w:val="DefaultParagraphFont"/>
+    <w:link w:val="Heading8"/>
+    <w:uiPriority w:val="9"/>
+    <w:semiHidden/>
+    <w:rsid w:val="00A10FD9"/>
+    <w:rPr>
+      <w:rFonts w:cstheme="majorBidi" w:eastAsiaTheme="majorEastAsia"/>
+      <w:i/>
+      <w:iCs/>
+      <w:color w:themeColor="text1" w:themeTint="D8" w:val="272727"/>
+    </w:rPr>
+  </w:style>
+  <w:style w:customStyle="1" w:styleId="Heading9Char" w:type="character">
+    <w:name w:val="Heading 9 Char"/>
+    <w:basedOn w:val="DefaultParagraphFont"/>
+    <w:link w:val="Heading9"/>
+    <w:uiPriority w:val="9"/>
+    <w:semiHidden/>
+    <w:rsid w:val="00A10FD9"/>
+    <w:rPr>
+      <w:rFonts w:cstheme="majorBidi" w:eastAsiaTheme="majorEastAsia"/>
+      <w:color w:themeColor="text1" w:themeTint="D8" w:val="272727"/>
     </w:rPr>
   </w:style>
   <w:style w:styleId="BlockText" w:type="paragraph">
@@ -9082,6 +9170,18 @@
     <w:unhideWhenUsed/>
     <w:qFormat/>
   </w:style>
+  <w:style w:styleId="FootnoteBlockText" w:type="paragraph">
+    <w:name w:val="Footnote Block Text"/>
+    <w:basedOn w:val="FootnoteText"/>
+    <w:next w:val="FootnoteText"/>
+    <w:uiPriority w:val="9"/>
+    <w:unhideWhenUsed/>
+    <w:qFormat/>
+    <w:pPr>
+      <w:spacing w:after="100" w:before="100"/>
+      <w:ind w:firstLine="0" w:left="480" w:right="480"/>
+    </w:pPr>
+  </w:style>
   <w:style w:default="1" w:styleId="DefaultParagraphFont" w:type="character">
     <w:name w:val="Default Paragraph Font"/>
     <w:semiHidden/>
@@ -9103,18 +9203,11 @@
       </w:tblCellMar>
     </w:tblPr>
     <w:tblStylePr w:type="firstRow">
-      <w:tblPr>
-        <w:jc w:val="left"/>
-        <w:tblInd w:type="dxa" w:w="0"/>
-      </w:tblPr>
-      <w:trPr>
-        <w:jc w:val="left"/>
-      </w:trPr>
       <w:tcPr>
-        <w:vAlign w:val="bottom"/>
         <w:tcBorders>
           <w:bottom w:val="single"/>
         </w:tcBorders>
+        <w:vAlign w:val="bottom"/>
       </w:tcPr>
     </w:tblStylePr>
   </w:style>
@@ -9229,8 +9322,8 @@
     <w:name w:val="KeywordTok"/>
     <w:basedOn w:val="VerbatimChar"/>
     <w:rPr>
+      <w:b/>
       <w:color w:val="007020"/>
-      <w:b/>
     </w:rPr>
   </w:style>
   <w:style w:type="character" w:customStyle="1" w:styleId="DataTypeTok">
@@ -9307,42 +9400,42 @@
     <w:name w:val="ImportTok"/>
     <w:basedOn w:val="VerbatimChar"/>
     <w:rPr>
+      <w:b/>
       <w:color w:val="008000"/>
-      <w:b/>
     </w:rPr>
   </w:style>
   <w:style w:type="character" w:customStyle="1" w:styleId="CommentTok">
     <w:name w:val="CommentTok"/>
     <w:basedOn w:val="VerbatimChar"/>
     <w:rPr>
+      <w:i/>
       <w:color w:val="60a0b0"/>
-      <w:i/>
     </w:rPr>
   </w:style>
   <w:style w:type="character" w:customStyle="1" w:styleId="DocumentationTok">
     <w:name w:val="DocumentationTok"/>
     <w:basedOn w:val="VerbatimChar"/>
     <w:rPr>
+      <w:i/>
       <w:color w:val="ba2121"/>
-      <w:i/>
     </w:rPr>
   </w:style>
   <w:style w:type="character" w:customStyle="1" w:styleId="AnnotationTok">
     <w:name w:val="AnnotationTok"/>
     <w:basedOn w:val="VerbatimChar"/>
     <w:rPr>
-      <w:color w:val="60a0b0"/>
       <w:b/>
       <w:i/>
+      <w:color w:val="60a0b0"/>
     </w:rPr>
   </w:style>
   <w:style w:type="character" w:customStyle="1" w:styleId="CommentVarTok">
     <w:name w:val="CommentVarTok"/>
     <w:basedOn w:val="VerbatimChar"/>
     <w:rPr>
-      <w:color w:val="60a0b0"/>
       <w:b/>
       <w:i/>
+      <w:color w:val="60a0b0"/>
     </w:rPr>
   </w:style>
   <w:style w:type="character" w:customStyle="1" w:styleId="OtherTok">
@@ -9370,8 +9463,8 @@
     <w:name w:val="ControlFlowTok"/>
     <w:basedOn w:val="VerbatimChar"/>
     <w:rPr>
+      <w:b/>
       <w:color w:val="007020"/>
-      <w:b/>
     </w:rPr>
   </w:style>
   <w:style w:type="character" w:customStyle="1" w:styleId="OperatorTok">
@@ -9416,34 +9509,34 @@
     <w:name w:val="InformationTok"/>
     <w:basedOn w:val="VerbatimChar"/>
     <w:rPr>
-      <w:color w:val="60a0b0"/>
       <w:b/>
       <w:i/>
+      <w:color w:val="60a0b0"/>
     </w:rPr>
   </w:style>
   <w:style w:type="character" w:customStyle="1" w:styleId="WarningTok">
     <w:name w:val="WarningTok"/>
     <w:basedOn w:val="VerbatimChar"/>
     <w:rPr>
-      <w:color w:val="60a0b0"/>
       <w:b/>
       <w:i/>
+      <w:color w:val="60a0b0"/>
     </w:rPr>
   </w:style>
   <w:style w:type="character" w:customStyle="1" w:styleId="AlertTok">
     <w:name w:val="AlertTok"/>
     <w:basedOn w:val="VerbatimChar"/>
     <w:rPr>
+      <w:b/>
       <w:color w:val="ff0000"/>
-      <w:b/>
     </w:rPr>
   </w:style>
   <w:style w:type="character" w:customStyle="1" w:styleId="ErrorTok">
     <w:name w:val="ErrorTok"/>
     <w:basedOn w:val="VerbatimChar"/>
     <w:rPr>
+      <w:b/>
       <w:color w:val="ff0000"/>
-      <w:b/>
     </w:rPr>
   </w:style>
   <w:style w:type="character" w:customStyle="1" w:styleId="NormalTok">
@@ -9465,44 +9558,44 @@
         <a:sysClr val="window" lastClr="FFFFFF"/>
       </a:lt1>
       <a:dk2>
-        <a:srgbClr val="1F497D"/>
+        <a:srgbClr val="0E2841"/>
       </a:dk2>
       <a:lt2>
-        <a:srgbClr val="EEECE1"/>
+        <a:srgbClr val="E8E8E8"/>
       </a:lt2>
       <a:accent1>
-        <a:srgbClr val="4F81BD"/>
+        <a:srgbClr val="156082"/>
       </a:accent1>
       <a:accent2>
-        <a:srgbClr val="C0504D"/>
+        <a:srgbClr val="E97132"/>
       </a:accent2>
       <a:accent3>
-        <a:srgbClr val="9BBB59"/>
+        <a:srgbClr val="196B24"/>
       </a:accent3>
       <a:accent4>
-        <a:srgbClr val="8064A2"/>
+        <a:srgbClr val="0F9ED5"/>
       </a:accent4>
       <a:accent5>
-        <a:srgbClr val="4BACC6"/>
+        <a:srgbClr val="A02B93"/>
       </a:accent5>
       <a:accent6>
-        <a:srgbClr val="F79646"/>
+        <a:srgbClr val="4EA72E"/>
       </a:accent6>
       <a:hlink>
-        <a:srgbClr val="0000FF"/>
+        <a:srgbClr val="467886"/>
       </a:hlink>
       <a:folHlink>
-        <a:srgbClr val="800080"/>
+        <a:srgbClr val="96607D"/>
       </a:folHlink>
     </a:clrScheme>
     <a:fontScheme name="Office">
       <a:majorFont>
-        <a:latin typeface="Calibri"/>
+        <a:latin typeface="Aptos Display" panose="02110004020202020204"/>
         <a:ea typeface=""/>
         <a:cs typeface=""/>
-        <a:font script="Jpan" typeface="ＭＳ ゴシック"/>
+        <a:font script="Jpan" typeface="游ゴシック Light"/>
         <a:font script="Hang" typeface="맑은 고딕"/>
-        <a:font script="Hans" typeface="宋体"/>
+        <a:font script="Hans" typeface="等线 Light"/>
         <a:font script="Hant" typeface="新細明體"/>
         <a:font script="Arab" typeface="Times New Roman"/>
         <a:font script="Hebr" typeface="Times New Roman"/>
@@ -9529,14 +9622,32 @@
         <a:font script="Mong" typeface="Mongolian Baiti"/>
         <a:font script="Viet" typeface="Times New Roman"/>
         <a:font script="Uigh" typeface="Microsoft Uighur"/>
+        <a:font script="Geor" typeface="Sylfaen"/>
+        <a:font script="Armn" typeface="Arial"/>
+        <a:font script="Bugi" typeface="Leelawadee UI"/>
+        <a:font script="Bopo" typeface="Microsoft JhengHei"/>
+        <a:font script="Java" typeface="Javanese Text"/>
+        <a:font script="Lisu" typeface="Segoe UI"/>
+        <a:font script="Mymr" typeface="Myanmar Text"/>
+        <a:font script="Nkoo" typeface="Ebrima"/>
+        <a:font script="Olck" typeface="Nirmala UI"/>
+        <a:font script="Osma" typeface="Ebrima"/>
+        <a:font script="Phag" typeface="Phagspa"/>
+        <a:font script="Syrn" typeface="Estrangelo Edessa"/>
+        <a:font script="Syrj" typeface="Estrangelo Edessa"/>
+        <a:font script="Syre" typeface="Estrangelo Edessa"/>
+        <a:font script="Sora" typeface="Nirmala UI"/>
+        <a:font script="Tale" typeface="Microsoft Tai Le"/>
+        <a:font script="Talu" typeface="Microsoft New Tai Lue"/>
+        <a:font script="Tfng" typeface="Ebrima"/>
       </a:majorFont>
       <a:minorFont>
-        <a:latin typeface="Cambria"/>
+        <a:latin typeface="Aptos" panose="02110004020202020204"/>
         <a:ea typeface=""/>
         <a:cs typeface=""/>
-        <a:font script="Jpan" typeface="ＭＳ 明朝"/>
+        <a:font script="Jpan" typeface="游明朝"/>
         <a:font script="Hang" typeface="맑은 고딕"/>
-        <a:font script="Hans" typeface="宋体"/>
+        <a:font script="Hans" typeface="等线"/>
         <a:font script="Hant" typeface="新細明體"/>
         <a:font script="Arab" typeface="Arial"/>
         <a:font script="Hebr" typeface="Arial"/>
@@ -9563,6 +9674,24 @@
         <a:font script="Mong" typeface="Mongolian Baiti"/>
         <a:font script="Viet" typeface="Arial"/>
         <a:font script="Uigh" typeface="Microsoft Uighur"/>
+        <a:font script="Geor" typeface="Sylfaen"/>
+        <a:font script="Armn" typeface="Arial"/>
+        <a:font script="Bugi" typeface="Leelawadee UI"/>
+        <a:font script="Bopo" typeface="Microsoft JhengHei"/>
+        <a:font script="Java" typeface="Javanese Text"/>
+        <a:font script="Lisu" typeface="Segoe UI"/>
+        <a:font script="Mymr" typeface="Myanmar Text"/>
+        <a:font script="Nkoo" typeface="Ebrima"/>
+        <a:font script="Olck" typeface="Nirmala UI"/>
+        <a:font script="Osma" typeface="Ebrima"/>
+        <a:font script="Phag" typeface="Phagspa"/>
+        <a:font script="Syrn" typeface="Estrangelo Edessa"/>
+        <a:font script="Syrj" typeface="Estrangelo Edessa"/>
+        <a:font script="Syre" typeface="Estrangelo Edessa"/>
+        <a:font script="Sora" typeface="Nirmala UI"/>
+        <a:font script="Tale" typeface="Microsoft Tai Le"/>
+        <a:font script="Talu" typeface="Microsoft New Tai Lue"/>
+        <a:font script="Tfng" typeface="Ebrima"/>
       </a:minorFont>
     </a:fontScheme>
     <a:fmtScheme name="Office">
@@ -9574,200 +9703,141 @@
           <a:gsLst>
             <a:gs pos="0">
               <a:schemeClr val="phClr">
-                <a:tint val="50000"/>
-                <a:satMod val="300000"/>
+                <a:lumMod val="110000"/>
+                <a:satMod val="105000"/>
+                <a:tint val="67000"/>
               </a:schemeClr>
             </a:gs>
-            <a:gs pos="35000">
+            <a:gs pos="50000">
               <a:schemeClr val="phClr">
-                <a:tint val="37000"/>
-                <a:satMod val="300000"/>
+                <a:lumMod val="105000"/>
+                <a:satMod val="103000"/>
+                <a:tint val="73000"/>
               </a:schemeClr>
             </a:gs>
             <a:gs pos="100000">
               <a:schemeClr val="phClr">
-                <a:tint val="15000"/>
-                <a:satMod val="350000"/>
+                <a:lumMod val="105000"/>
+                <a:satMod val="109000"/>
+                <a:tint val="81000"/>
               </a:schemeClr>
             </a:gs>
           </a:gsLst>
-          <a:lin ang="16200000" scaled="1"/>
+          <a:lin ang="5400000" scaled="0"/>
         </a:gradFill>
         <a:gradFill rotWithShape="1">
           <a:gsLst>
             <a:gs pos="0">
               <a:schemeClr val="phClr">
-                <a:tint val="100000"/>
+                <a:satMod val="103000"/>
+                <a:lumMod val="102000"/>
+                <a:tint val="94000"/>
+              </a:schemeClr>
+            </a:gs>
+            <a:gs pos="50000">
+              <a:schemeClr val="phClr">
+                <a:satMod val="110000"/>
+                <a:lumMod val="100000"/>
                 <a:shade val="100000"/>
-                <a:satMod val="130000"/>
               </a:schemeClr>
             </a:gs>
             <a:gs pos="100000">
               <a:schemeClr val="phClr">
-                <a:tint val="50000"/>
-                <a:shade val="100000"/>
-                <a:satMod val="350000"/>
+                <a:lumMod val="99000"/>
+                <a:satMod val="120000"/>
+                <a:shade val="78000"/>
               </a:schemeClr>
             </a:gs>
           </a:gsLst>
-          <a:lin ang="16200000" scaled="0"/>
+          <a:lin ang="5400000" scaled="0"/>
         </a:gradFill>
       </a:fillStyleLst>
       <a:lnStyleLst>
-        <a:ln w="9525" cap="flat" cmpd="sng" algn="ctr">
-          <a:solidFill>
-            <a:schemeClr val="phClr">
-              <a:shade val="95000"/>
-              <a:satMod val="105000"/>
-            </a:schemeClr>
-          </a:solidFill>
-          <a:prstDash val="solid"/>
-        </a:ln>
-        <a:ln w="25400" cap="flat" cmpd="sng" algn="ctr">
+        <a:ln w="6350" cap="flat" cmpd="sng" algn="ctr">
           <a:solidFill>
             <a:schemeClr val="phClr"/>
           </a:solidFill>
           <a:prstDash val="solid"/>
+          <a:miter lim="800000"/>
         </a:ln>
-        <a:ln w="38100" cap="flat" cmpd="sng" algn="ctr">
+        <a:ln w="12700" cap="flat" cmpd="sng" algn="ctr">
           <a:solidFill>
             <a:schemeClr val="phClr"/>
           </a:solidFill>
           <a:prstDash val="solid"/>
+          <a:miter lim="800000"/>
+        </a:ln>
+        <a:ln w="19050" cap="flat" cmpd="sng" algn="ctr">
+          <a:solidFill>
+            <a:schemeClr val="phClr"/>
+          </a:solidFill>
+          <a:prstDash val="solid"/>
+          <a:miter lim="800000"/>
         </a:ln>
       </a:lnStyleLst>
       <a:effectStyleLst>
         <a:effectStyle>
+          <a:effectLst/>
+        </a:effectStyle>
+        <a:effectStyle>
+          <a:effectLst/>
+        </a:effectStyle>
+        <a:effectStyle>
           <a:effectLst>
-            <a:outerShdw blurRad="40000" dist="20000" dir="5400000" rotWithShape="0">
+            <a:outerShdw blurRad="57150" dist="19050" dir="5400000" algn="ctr" rotWithShape="0">
               <a:srgbClr val="000000">
-                <a:alpha val="38000"/>
+                <a:alpha val="63000"/>
               </a:srgbClr>
             </a:outerShdw>
           </a:effectLst>
-        </a:effectStyle>
-        <a:effectStyle>
-          <a:effectLst>
-            <a:outerShdw blurRad="40000" dist="23000" dir="5400000" rotWithShape="0">
-              <a:srgbClr val="000000">
-                <a:alpha val="35000"/>
-              </a:srgbClr>
-            </a:outerShdw>
-          </a:effectLst>
-        </a:effectStyle>
-        <a:effectStyle>
-          <a:effectLst>
-            <a:outerShdw blurRad="40000" dist="23000" dir="5400000" rotWithShape="0">
-              <a:srgbClr val="000000">
-                <a:alpha val="35000"/>
-              </a:srgbClr>
-            </a:outerShdw>
-          </a:effectLst>
-          <a:scene3d>
-            <a:camera prst="orthographicFront">
-              <a:rot lat="0" lon="0" rev="0"/>
-            </a:camera>
-            <a:lightRig rig="threePt" dir="t">
-              <a:rot lat="0" lon="0" rev="1200000"/>
-            </a:lightRig>
-          </a:scene3d>
-          <a:sp3d>
-            <a:bevelT w="63500" h="25400"/>
-          </a:sp3d>
         </a:effectStyle>
       </a:effectStyleLst>
       <a:bgFillStyleLst>
         <a:solidFill>
           <a:schemeClr val="phClr"/>
         </a:solidFill>
+        <a:solidFill>
+          <a:schemeClr val="phClr">
+            <a:tint val="95000"/>
+            <a:satMod val="170000"/>
+          </a:schemeClr>
+        </a:solidFill>
         <a:gradFill rotWithShape="1">
           <a:gsLst>
             <a:gs pos="0">
               <a:schemeClr val="phClr">
-                <a:tint val="40000"/>
-                <a:satMod val="350000"/>
+                <a:tint val="93000"/>
+                <a:satMod val="150000"/>
+                <a:shade val="98000"/>
+                <a:lumMod val="102000"/>
               </a:schemeClr>
             </a:gs>
-            <a:gs pos="40000">
+            <a:gs pos="50000">
               <a:schemeClr val="phClr">
-                <a:tint val="45000"/>
-                <a:shade val="99000"/>
-                <a:satMod val="350000"/>
+                <a:tint val="98000"/>
+                <a:satMod val="130000"/>
+                <a:shade val="90000"/>
+                <a:lumMod val="103000"/>
               </a:schemeClr>
             </a:gs>
             <a:gs pos="100000">
               <a:schemeClr val="phClr">
-                <a:shade val="20000"/>
-                <a:satMod val="255000"/>
+                <a:shade val="63000"/>
+                <a:satMod val="120000"/>
               </a:schemeClr>
             </a:gs>
           </a:gsLst>
-          <a:path path="circle">
-            <a:fillToRect l="50000" t="-80000" r="50000" b="180000"/>
-          </a:path>
-        </a:gradFill>
-        <a:gradFill rotWithShape="1">
-          <a:gsLst>
-            <a:gs pos="0">
-              <a:schemeClr val="phClr">
-                <a:tint val="80000"/>
-                <a:satMod val="300000"/>
-              </a:schemeClr>
-            </a:gs>
-            <a:gs pos="100000">
-              <a:schemeClr val="phClr">
-                <a:shade val="30000"/>
-                <a:satMod val="200000"/>
-              </a:schemeClr>
-            </a:gs>
-          </a:gsLst>
-          <a:path path="circle">
-            <a:fillToRect l="50000" t="50000" r="50000" b="50000"/>
-          </a:path>
+          <a:lin ang="5400000" scaled="0"/>
         </a:gradFill>
       </a:bgFillStyleLst>
     </a:fmtScheme>
   </a:themeElements>
-  <a:objectDefaults>
-    <a:spDef>
-      <a:spPr/>
-      <a:bodyPr/>
-      <a:lstStyle/>
-      <a:style>
-        <a:lnRef idx="1">
-          <a:schemeClr val="accent1"/>
-        </a:lnRef>
-        <a:fillRef idx="3">
-          <a:schemeClr val="accent1"/>
-        </a:fillRef>
-        <a:effectRef idx="2">
-          <a:schemeClr val="accent1"/>
-        </a:effectRef>
-        <a:fontRef idx="minor">
-          <a:schemeClr val="lt1"/>
-        </a:fontRef>
-      </a:style>
-    </a:spDef>
-    <a:lnDef>
-      <a:spPr/>
-      <a:bodyPr/>
-      <a:lstStyle/>
-      <a:style>
-        <a:lnRef idx="2">
-          <a:schemeClr val="accent1"/>
-        </a:lnRef>
-        <a:fillRef idx="0">
-          <a:schemeClr val="accent1"/>
-        </a:fillRef>
-        <a:effectRef idx="1">
-          <a:schemeClr val="accent1"/>
-        </a:effectRef>
-        <a:fontRef idx="minor">
-          <a:schemeClr val="tx1"/>
-        </a:fontRef>
-      </a:style>
-    </a:lnDef>
-  </a:objectDefaults>
+  <a:objectDefaults/>
   <a:extraClrSchemeLst/>
+  <a:extLst>
+    <a:ext uri="{05A4C25C-085E-4340-85A3-A5531E510DB2}">
+      <thm15:themeFamily xmlns:thm15="http://schemas.microsoft.com/office/thememl/2012/main" name="Office Theme" id="{2E142A2C-CD16-42D6-873A-C26D2A0506FA}" vid="{1BDDFF52-6CD6-40A5-AB3C-68EB2F1E4D0A}"/>
+    </a:ext>
+  </a:extLst>
 </a:theme>
 </file>
--- a/06-cloud-and-technology-risk/Cloud_Security_and_Compliance/Espanol/Cloud_Security_and_Cloud_Compliance_Practical_Manager_and_Junior_Analyst_Manual_Espanol_v1.0.docx
+++ b/06-cloud-and-technology-risk/Cloud_Security_and_Compliance/Espanol/Cloud_Security_and_Cloud_Compliance_Practical_Manager_and_Junior_Analyst_Manual_Espanol_v1.0.docx
@@ -34,8 +34,8 @@
       </w:pPr>
       <w:r>
         <w:rPr>
+          <w:bCs/>
           <w:b/>
-          <w:bCs/>
         </w:rPr>
         <w:t xml:space="preserve">Estado de revisión:</w:t>
       </w:r>
@@ -52,8 +52,8 @@
       </w:pPr>
       <w:r>
         <w:rPr>
+          <w:bCs/>
           <w:b/>
-          <w:bCs/>
         </w:rPr>
         <w:t xml:space="preserve">Seguridad de la seguridad</w:t>
       </w:r>
@@ -86,8 +86,8 @@
       </w:r>
       <w:r>
         <w:rPr>
+          <w:bCs/>
           <w:b/>
-          <w:bCs/>
         </w:rPr>
         <w:t xml:space="preserve">Lo que este manual hace:</w:t>
       </w:r>
@@ -110,8 +110,8 @@
       </w:pPr>
       <w:r>
         <w:rPr>
+          <w:bCs/>
           <w:b/>
-          <w:bCs/>
         </w:rPr>
         <w:t xml:space="preserve">Alberto (Al) Leiva</w:t>
       </w:r>
@@ -124,7 +124,7 @@
         <w:t xml:space="preserve">Primera edición • Julio 2026</w:t>
       </w:r>
     </w:p>
-    <w:bookmarkStart w:id="10" w:name="prefacio"/>
+    <w:bookmarkStart w:id="21" w:name="prefacio"/>
     <w:p>
       <w:pPr>
         <w:pStyle w:val="Heading1"/>
@@ -165,7 +165,7 @@
         <w:t xml:space="preserve">|. |</w:t>
       </w:r>
     </w:p>
-    <w:bookmarkStart w:id="9" w:name="cómo-usar-este-manual"/>
+    <w:bookmarkStart w:id="20" w:name="cómo-usar-este-manual"/>
     <w:p>
       <w:pPr>
         <w:pStyle w:val="Heading2"/>
@@ -229,9 +229,9 @@
         <w:t xml:space="preserve">Adapte cada control y prueba al proveedor seleccionado, servicio, región, arquitectura, datos y responsabilidad del cliente.</w:t>
       </w:r>
     </w:p>
-    <w:bookmarkEnd w:id="9"/>
-    <w:bookmarkEnd w:id="10"/>
-    <w:bookmarkStart w:id="11" w:name="tabla-de-contenidos"/>
+    <w:bookmarkEnd w:id="20"/>
+    <w:bookmarkEnd w:id="21"/>
+    <w:bookmarkStart w:id="22" w:name="tabla-de-contenidos"/>
     <w:p>
       <w:pPr>
         <w:pStyle w:val="Heading1"/>
@@ -1627,8 +1627,8 @@
       </w:pPr>
       <w:r>
         <w:rPr>
+          <w:bCs/>
           <w:b/>
-          <w:bCs/>
         </w:rPr>
         <w:t xml:space="preserve">Capítulo</w:t>
       </w:r>
@@ -1827,8 +1827,8 @@
         <w:t xml:space="preserve">| 30 TENIDOS Plantillas, Glosario, Índice y Referencias | 43 |</w:t>
       </w:r>
     </w:p>
-    <w:bookmarkEnd w:id="11"/>
-    <w:bookmarkStart w:id="13" w:name="cloud-security-foundations"/>
+    <w:bookmarkEnd w:id="22"/>
+    <w:bookmarkStart w:id="24" w:name="cloud-security-foundations"/>
     <w:p>
       <w:pPr>
         <w:pStyle w:val="Heading1"/>
@@ -1843,13 +1843,13 @@
       </w:pPr>
       <w:r>
         <w:rPr>
+          <w:iCs/>
           <w:i/>
-          <w:iCs/>
         </w:rPr>
         <w:t xml:space="preserve">La seguridad de la nube protege rápidamente el cambio de tecnología compartida, identidades, datos, aplicaciones y servicios.</w:t>
       </w:r>
     </w:p>
-    <w:bookmarkStart w:id="12" w:name="nist-características-esenciales"/>
+    <w:bookmarkStart w:id="23" w:name="nist-características-esenciales"/>
     <w:p>
       <w:pPr>
         <w:pStyle w:val="Heading2"/>
@@ -1919,8 +1919,8 @@
       </w:pPr>
       <w:r>
         <w:rPr>
+          <w:bCs/>
           <w:b/>
-          <w:bCs/>
         </w:rPr>
         <w:t xml:space="preserve">Implementación</w:t>
       </w:r>
@@ -1935,8 +1935,8 @@
       </w:r>
       <w:r>
         <w:rPr>
+          <w:bCs/>
           <w:b/>
-          <w:bCs/>
         </w:rPr>
         <w:t xml:space="preserve">Significado claro</w:t>
       </w:r>
@@ -1985,8 +1985,8 @@
       </w:r>
       <w:r>
         <w:rPr>
+          <w:bCs/>
           <w:b/>
-          <w:bCs/>
         </w:rPr>
         <w:t xml:space="preserve">Cloud no es igual de seguro por defecto:</w:t>
       </w:r>
@@ -2003,9 +2003,9 @@
         <w:t xml:space="preserve">|. |</w:t>
       </w:r>
     </w:p>
-    <w:bookmarkEnd w:id="12"/>
-    <w:bookmarkEnd w:id="13"/>
-    <w:bookmarkStart w:id="16" w:name="X4cfc046275579addc469536e2c6a693e31a2d60"/>
+    <w:bookmarkEnd w:id="23"/>
+    <w:bookmarkEnd w:id="24"/>
+    <w:bookmarkStart w:id="27" w:name="X4cfc046275579addc469536e2c6a693e31a2d60"/>
     <w:p>
       <w:pPr>
         <w:pStyle w:val="Heading1"/>
@@ -2020,8 +2020,8 @@
       </w:pPr>
       <w:r>
         <w:rPr>
+          <w:iCs/>
           <w:i/>
-          <w:iCs/>
         </w:rPr>
         <w:t xml:space="preserve">El proveedor y el cliente dividen la responsabilidad de manera diferente en IaaS, PaaS y SaaS.</w:t>
       </w:r>
@@ -2034,7 +2034,13 @@
         <w:t xml:space="preserve">יimg src=</w:t>
       </w:r>
       <w:r>
-        <w:t xml:space="preserve">“media/image1.png”</w:t>
+        <w:t xml:space="preserve">“</w:t>
+      </w:r>
+      <w:r>
+        <w:t xml:space="preserve">media/image1.png</w:t>
+      </w:r>
+      <w:r>
+        <w:t xml:space="preserve">”</w:t>
       </w:r>
       <w:r>
         <w:t xml:space="preserve"> </w:t>
@@ -2043,7 +2049,13 @@
         <w:t xml:space="preserve">style=</w:t>
       </w:r>
       <w:r>
-        <w:t xml:space="preserve">“width:6.15in;height:3.39605in”</w:t>
+        <w:t xml:space="preserve">“</w:t>
+      </w:r>
+      <w:r>
+        <w:t xml:space="preserve">width:6.15in;height:3.39605in</w:t>
+      </w:r>
+      <w:r>
+        <w:t xml:space="preserve">”</w:t>
       </w:r>
       <w:r>
         <w:t xml:space="preserve"> </w:t>
@@ -2052,7 +2064,13 @@
         <w:t xml:space="preserve">alt=</w:t>
       </w:r>
       <w:r>
-        <w:t xml:space="preserve">“Siempre confirman la documentación y el contrato de servicio exactos; los diagramas son puntos de partida simplificados”</w:t>
+        <w:t xml:space="preserve">“</w:t>
+      </w:r>
+      <w:r>
+        <w:t xml:space="preserve">Siempre confirman la documentación y el contrato de servicio exactos; los diagramas son puntos de partida simplificados</w:t>
+      </w:r>
+      <w:r>
+        <w:t xml:space="preserve">”</w:t>
       </w:r>
       <w:r>
         <w:t xml:space="preserve">.</w:t>
@@ -2072,8 +2090,8 @@
       </w:pPr>
       <w:r>
         <w:rPr>
+          <w:bCs/>
           <w:b/>
-          <w:bCs/>
         </w:rPr>
         <w:t xml:space="preserve">Modelo</w:t>
       </w:r>
@@ -2088,8 +2106,8 @@
       </w:r>
       <w:r>
         <w:rPr>
+          <w:bCs/>
           <w:b/>
-          <w:bCs/>
         </w:rPr>
         <w:t xml:space="preserve">El cliente generalmente opera</w:t>
       </w:r>
@@ -2126,7 +2144,7 @@
         <w:t xml:space="preserve">TEN FaaS/serverless ANTE Infraestructura y ejecución gestionada plazo de ejecución TEN Código, dependencias, permisos, eventos, secretos, datos, configuración, observabilidad</w:t>
       </w:r>
     </w:p>
-    <w:bookmarkStart w:id="14" w:name="matriz-de-responsabilidad"/>
+    <w:bookmarkStart w:id="25" w:name="matriz-de-responsabilidad"/>
     <w:p>
       <w:pPr>
         <w:pStyle w:val="Heading2"/>
@@ -2170,11 +2188,11 @@
     </w:p>
     <w:p>
       <w:pPr>
+        <w:numPr>
+          <w:ilvl w:val="0"/>
+          <w:numId w:val="1004"/>
+        </w:numPr>
         <w:pStyle w:val="Compact"/>
-        <w:numPr>
-          <w:ilvl w:val="0"/>
-          <w:numId w:val="1004"/>
-        </w:numPr>
       </w:pPr>
       <w:r>
         <w:t xml:space="preserve">Gobernanza de la nube, estrategia y competencia de riesgo</w:t>
@@ -2186,14 +2204,14 @@
       </w:pPr>
       <w:r>
         <w:rPr>
+          <w:iCs/>
           <w:i/>
-          <w:iCs/>
         </w:rPr>
         <w:t xml:space="preserve">Los conjuntos de glovernance permitieron el uso de la nube, propiedad, arquitectura, vigilancia, riesgo y escalada.</w:t>
       </w:r>
     </w:p>
-    <w:bookmarkEnd w:id="14"/>
-    <w:bookmarkStart w:id="15" w:name="elementos-del-programa"/>
+    <w:bookmarkEnd w:id="25"/>
+    <w:bookmarkStart w:id="26" w:name="elementos-del-programa"/>
     <w:p>
       <w:pPr>
         <w:pStyle w:val="Heading2"/>
@@ -2272,26 +2290,27 @@
       <w:tblPr>
         <w:tblStyle w:val="Table"/>
         <w:tblW w:type="pct" w:w="5000"/>
-        <w:tblLayout w:type="fixed"/>
         <w:tblLook w:firstRow="1" w:lastRow="0" w:firstColumn="0" w:lastColumn="0" w:noHBand="0" w:noVBand="0" w:val="0020"/>
+        <w:jc w:val="start"/>
       </w:tblPr>
       <w:tblGrid>
         <w:gridCol w:w="7920"/>
       </w:tblGrid>
       <w:tr>
         <w:trPr>
-          <w:tblHeader w:val="on"/>
+          <w:tblHeader w:val="true"/>
         </w:trPr>
         <w:tc>
           <w:tcPr/>
           <w:p>
             <w:pPr>
               <w:pStyle w:val="Compact"/>
+              <w:jc w:val="left"/>
             </w:pPr>
             <w:r>
               <w:rPr>
+                <w:bCs/>
                 <w:b/>
-                <w:bCs/>
               </w:rPr>
               <w:t xml:space="preserve">Rol</w:t>
             </w:r>
@@ -2304,6 +2323,7 @@
           <w:p>
             <w:pPr>
               <w:pStyle w:val="Compact"/>
+              <w:jc w:val="left"/>
             </w:pPr>
             <w:r>
               <w:t xml:space="preserve">← Patrocinador ejecutivo</w:t>
@@ -2356,9 +2376,9 @@
         <w:t xml:space="preserve">tención Auditoría interna / evaluador</w:t>
       </w:r>
     </w:p>
-    <w:bookmarkEnd w:id="15"/>
-    <w:bookmarkEnd w:id="16"/>
-    <w:bookmarkStart w:id="19" w:name="X034f6d519dd0ab2cb052f667b385c410e66607f"/>
+    <w:bookmarkEnd w:id="26"/>
+    <w:bookmarkEnd w:id="27"/>
+    <w:bookmarkStart w:id="30" w:name="X034f6d519dd0ab2cb052f667b385c410e66607f"/>
     <w:p>
       <w:pPr>
         <w:pStyle w:val="Heading1"/>
@@ -2373,13 +2393,13 @@
       </w:pPr>
       <w:r>
         <w:rPr>
+          <w:iCs/>
           <w:i/>
-          <w:iCs/>
         </w:rPr>
         <w:t xml:space="preserve">Los recursos de nube desconocidos no pueden ser gobernados, protegidos, supervisados o retirados.</w:t>
       </w:r>
     </w:p>
-    <w:bookmarkStart w:id="17" w:name="inventario"/>
+    <w:bookmarkStart w:id="28" w:name="inventario"/>
     <w:p>
       <w:pPr>
         <w:pStyle w:val="Heading2"/>
@@ -2443,8 +2463,8 @@
         <w:t xml:space="preserve">Etiquetas/etiquetas para propietario, aplicación, medio ambiente, clase de datos, costo, crítica, nivel de recuperación, vencimiento y alcance de cumplimiento.</w:t>
       </w:r>
     </w:p>
-    <w:bookmarkEnd w:id="17"/>
-    <w:bookmarkStart w:id="18" w:name="reconciliación"/>
+    <w:bookmarkEnd w:id="28"/>
+    <w:bookmarkStart w:id="29" w:name="reconciliación"/>
     <w:p>
       <w:pPr>
         <w:pStyle w:val="Heading2"/>
@@ -2486,9 +2506,9 @@
         <w:t xml:space="preserve">Automatizar el descubrimiento pero mantener la revisión responsable del propietario y pruebas de descomposición.</w:t>
       </w:r>
     </w:p>
-    <w:bookmarkEnd w:id="18"/>
-    <w:bookmarkEnd w:id="19"/>
-    <w:bookmarkStart w:id="23" w:name="X4713fcba79957ff624456befc4188b95944ada3"/>
+    <w:bookmarkEnd w:id="29"/>
+    <w:bookmarkEnd w:id="30"/>
+    <w:bookmarkStart w:id="34" w:name="X4713fcba79957ff624456befc4188b95944ada3"/>
     <w:p>
       <w:pPr>
         <w:pStyle w:val="Heading1"/>
@@ -2503,8 +2523,8 @@
       </w:pPr>
       <w:r>
         <w:rPr>
+          <w:iCs/>
           <w:i/>
-          <w:iCs/>
         </w:rPr>
         <w:t xml:space="preserve">Las zonas de aterrizaje proporcionan bases reutilizables seguras antes de que llegue la carga de trabajo</w:t>
       </w:r>
@@ -2520,7 +2540,13 @@
         <w:t xml:space="preserve">Altura:3.39605in” alt=</w:t>
       </w:r>
       <w:r>
-        <w:t xml:space="preserve">“Hierarquía, identidad, redes, registros centralizados, políticas y separación de carga de trabajo crean correderas consistentes.”</w:t>
+        <w:t xml:space="preserve">“</w:t>
+      </w:r>
+      <w:r>
+        <w:t xml:space="preserve">Hierarquía, identidad, redes, registros centralizados, políticas y separación de carga de trabajo crean correderas consistentes.</w:t>
+      </w:r>
+      <w:r>
+        <w:t xml:space="preserve">”</w:t>
       </w:r>
       <w:r>
         <w:t xml:space="preserve"> </w:t>
@@ -2537,7 +2563,7 @@
         <w:t xml:space="preserve">Figure 2. Landing-zone foundation</w:t>
       </w:r>
     </w:p>
-    <w:bookmarkStart w:id="20" w:name="principios-de-arquitectura"/>
+    <w:bookmarkStart w:id="31" w:name="principios-de-arquitectura"/>
     <w:p>
       <w:pPr>
         <w:pStyle w:val="Heading2"/>
@@ -2626,8 +2652,8 @@
       </w:pPr>
       <w:r>
         <w:rPr>
+          <w:iCs/>
           <w:i/>
-          <w:iCs/>
         </w:rPr>
         <w:t xml:space="preserve">Los aviones de control de ruido hacen identidad, fichas, roles y directores de servicios activos críticos.</w:t>
       </w:r>
@@ -2640,7 +2666,13 @@
         <w:t xml:space="preserve">لimg src=</w:t>
       </w:r>
       <w:r>
-        <w:t xml:space="preserve">“media/image3.png”</w:t>
+        <w:t xml:space="preserve">“</w:t>
+      </w:r>
+      <w:r>
+        <w:t xml:space="preserve">media/image3.png</w:t>
+      </w:r>
+      <w:r>
+        <w:t xml:space="preserve">”</w:t>
       </w:r>
       <w:r>
         <w:t xml:space="preserve"> </w:t>
@@ -2649,7 +2681,13 @@
         <w:t xml:space="preserve">style=</w:t>
       </w:r>
       <w:r>
-        <w:t xml:space="preserve">“width:6.15in;height:3.39605in”</w:t>
+        <w:t xml:space="preserve">“</w:t>
+      </w:r>
+      <w:r>
+        <w:t xml:space="preserve">width:6.15in;height:3.39605in</w:t>
+      </w:r>
+      <w:r>
+        <w:t xml:space="preserve">”</w:t>
       </w:r>
       <w:r>
         <w:t xml:space="preserve"> </w:t>
@@ -2658,7 +2696,13 @@
         <w:t xml:space="preserve">alt=</w:t>
       </w:r>
       <w:r>
-        <w:t xml:space="preserve">“Strong identity proofing, MFA, least privilegio, session control, review, and revocation reduce control-plane risk.”</w:t>
+        <w:t xml:space="preserve">“</w:t>
+      </w:r>
+      <w:r>
+        <w:t xml:space="preserve">Strong identity proofing, MFA, least privilegio, session control, review, and revocation reduce control-plane risk.</w:t>
+      </w:r>
+      <w:r>
+        <w:t xml:space="preserve">”</w:t>
       </w:r>
       <w:r>
         <w:t xml:space="preserve"> </w:t>
@@ -2675,8 +2719,8 @@
         <w:t xml:space="preserve">Gráfico 3 Ciclo de vida de identidad en la nube</w:t>
       </w:r>
     </w:p>
-    <w:bookmarkEnd w:id="20"/>
-    <w:bookmarkStart w:id="21" w:name="human-identity"/>
+    <w:bookmarkEnd w:id="31"/>
+    <w:bookmarkStart w:id="32" w:name="human-identity"/>
     <w:p>
       <w:pPr>
         <w:pStyle w:val="Heading2"/>
@@ -2740,8 +2784,8 @@
         <w:t xml:space="preserve">Derechos de revisión, cuentas inactivas, combinaciones tóxicas, confianza de cuenta cruzada y uso real.</w:t>
       </w:r>
     </w:p>
-    <w:bookmarkEnd w:id="21"/>
-    <w:bookmarkStart w:id="22" w:name="workload-identity"/>
+    <w:bookmarkEnd w:id="32"/>
+    <w:bookmarkStart w:id="33" w:name="workload-identity"/>
     <w:p>
       <w:pPr>
         <w:pStyle w:val="Heading2"/>
@@ -2794,9 +2838,9 @@
         <w:t xml:space="preserve">Detectar nuevos privilegios, federación, creación clave, consentimiento, impersonación y uso de token inusual.</w:t>
       </w:r>
     </w:p>
-    <w:bookmarkEnd w:id="22"/>
-    <w:bookmarkEnd w:id="23"/>
-    <w:bookmarkStart w:id="24" w:name="seguridad-de-la-red-y-la-conectividad"/>
+    <w:bookmarkEnd w:id="33"/>
+    <w:bookmarkEnd w:id="34"/>
+    <w:bookmarkStart w:id="35" w:name="seguridad-de-la-red-y-la-conectividad"/>
     <w:p>
       <w:pPr>
         <w:pStyle w:val="Heading1"/>
@@ -2811,8 +2855,8 @@
       </w:pPr>
       <w:r>
         <w:rPr>
+          <w:iCs/>
           <w:i/>
-          <w:iCs/>
         </w:rPr>
         <w:t xml:space="preserve">Las redes de nube combinan constructos de proveedores, exposición a Internet, conectividad privada y controles de capas de aplicaciones.</w:t>
       </w:r>
@@ -2891,8 +2935,8 @@
         <w:t xml:space="preserve">Encontrar continuamente IPs públicas, reglas abiertas, grupos de seguridad permisivos, almacenamiento expuesto / bases de datos y túneles de sombra.</w:t>
       </w:r>
     </w:p>
-    <w:bookmarkEnd w:id="24"/>
-    <w:bookmarkStart w:id="26" w:name="seguridad-de-datos-y-privacidad"/>
+    <w:bookmarkEnd w:id="35"/>
+    <w:bookmarkStart w:id="37" w:name="seguridad-de-datos-y-privacidad"/>
     <w:p>
       <w:pPr>
         <w:pStyle w:val="Heading1"/>
@@ -2907,8 +2951,8 @@
       </w:pPr>
       <w:r>
         <w:rPr>
+          <w:iCs/>
           <w:i/>
-          <w:iCs/>
         </w:rPr>
         <w:t xml:space="preserve">La seguridad de los datos de voz comienza con propósito, ubicación, clasificación y minimización.</w:t>
       </w:r>
@@ -2921,7 +2965,13 @@
         <w:t xml:space="preserve">יimg src=</w:t>
       </w:r>
       <w:r>
-        <w:t xml:space="preserve">“media/image4.png”</w:t>
+        <w:t xml:space="preserve">“</w:t>
+      </w:r>
+      <w:r>
+        <w:t xml:space="preserve">media/image4.png</w:t>
+      </w:r>
+      <w:r>
+        <w:t xml:space="preserve">”</w:t>
       </w:r>
       <w:r>
         <w:t xml:space="preserve"> </w:t>
@@ -2930,7 +2980,13 @@
         <w:t xml:space="preserve">style=</w:t>
       </w:r>
       <w:r>
-        <w:t xml:space="preserve">“width:6.15in;height:3.39605in”</w:t>
+        <w:t xml:space="preserve">“</w:t>
+      </w:r>
+      <w:r>
+        <w:t xml:space="preserve">width:6.15in;height:3.39605in</w:t>
+      </w:r>
+      <w:r>
+        <w:t xml:space="preserve">”</w:t>
       </w:r>
       <w:r>
         <w:t xml:space="preserve"> </w:t>
@@ -2939,7 +2995,13 @@
         <w:t xml:space="preserve">alt=</w:t>
       </w:r>
       <w:r>
-        <w:t xml:space="preserve">“Track data from discovery and purpose through controlled deletion, including replicas, logs, backups, and subprocessors.”</w:t>
+        <w:t xml:space="preserve">“</w:t>
+      </w:r>
+      <w:r>
+        <w:t xml:space="preserve">Track data from discovery and purpose through controlled deletion, including replicas, logs, backups, and subprocessors.</w:t>
+      </w:r>
+      <w:r>
+        <w:t xml:space="preserve">”</w:t>
       </w:r>
       <w:r>
         <w:t xml:space="preserve"> </w:t>
@@ -2956,7 +3018,7 @@
         <w:t xml:space="preserve">Gráfico 4. Ciclo de vida de datos en la nube</w:t>
       </w:r>
     </w:p>
-    <w:bookmarkStart w:id="25" w:name="controles-de-datos"/>
+    <w:bookmarkStart w:id="36" w:name="controles-de-datos"/>
     <w:p>
       <w:pPr>
         <w:pStyle w:val="Heading2"/>
@@ -3043,8 +3105,8 @@
       </w:r>
       <w:r>
         <w:rPr>
+          <w:bCs/>
           <w:b/>
-          <w:bCs/>
         </w:rPr>
         <w:t xml:space="preserve">La residencia de datos es más que un selector de región:</w:t>
       </w:r>
@@ -3061,9 +3123,9 @@
         <w:t xml:space="preserve">|. |</w:t>
       </w:r>
     </w:p>
-    <w:bookmarkEnd w:id="25"/>
-    <w:bookmarkEnd w:id="26"/>
-    <w:bookmarkStart w:id="29" w:name="X16cecd832bb4b4218eb61ecf9f0643d77e38b62"/>
+    <w:bookmarkEnd w:id="36"/>
+    <w:bookmarkEnd w:id="37"/>
+    <w:bookmarkStart w:id="40" w:name="X16cecd832bb4b4218eb61ecf9f0643d77e38b62"/>
     <w:p>
       <w:pPr>
         <w:pStyle w:val="Heading1"/>
@@ -3078,13 +3140,13 @@
       </w:pPr>
       <w:r>
         <w:rPr>
+          <w:iCs/>
           <w:i/>
-          <w:iCs/>
         </w:rPr>
         <w:t xml:space="preserve">La Criptografía falla cuando las claves, secretos, certificados, algoritmos y permisos son mal gestionados.</w:t>
       </w:r>
     </w:p>
-    <w:bookmarkStart w:id="27" w:name="gestión-clave"/>
+    <w:bookmarkStart w:id="38" w:name="gestión-clave"/>
     <w:p>
       <w:pPr>
         <w:pStyle w:val="Heading2"/>
@@ -3148,8 +3210,8 @@
         <w:t xml:space="preserve">Pérdida del plan, compromiso, falla de la región, salida del proveedor y restauración de respaldo cifrado.</w:t>
       </w:r>
     </w:p>
-    <w:bookmarkEnd w:id="27"/>
-    <w:bookmarkStart w:id="28" w:name="secretos-y-certificados"/>
+    <w:bookmarkEnd w:id="38"/>
+    <w:bookmarkStart w:id="39" w:name="secretos-y-certificados"/>
     <w:p>
       <w:pPr>
         <w:pStyle w:val="Heading2"/>
@@ -3191,9 +3253,9 @@
         <w:t xml:space="preserve">Automatizar la expedición/renovación de certificados con confianza controlada, proteger las llaves privadas, detectar la expiación y la creación de certificados no autorizados.</w:t>
       </w:r>
     </w:p>
-    <w:bookmarkEnd w:id="28"/>
-    <w:bookmarkEnd w:id="29"/>
-    <w:bookmarkStart w:id="31" w:name="registro-monitoreo-y-detección"/>
+    <w:bookmarkEnd w:id="39"/>
+    <w:bookmarkEnd w:id="40"/>
+    <w:bookmarkStart w:id="42" w:name="registro-monitoreo-y-detección"/>
     <w:p>
       <w:pPr>
         <w:pStyle w:val="Heading1"/>
@@ -3208,8 +3270,8 @@
       </w:pPr>
       <w:r>
         <w:rPr>
+          <w:iCs/>
           <w:i/>
-          <w:iCs/>
         </w:rPr>
         <w:t xml:space="preserve">La evidencia en voz alta es útil cuando se permiten y revisan los eventos de control, plan de datos, volumen de trabajo, identidad y aplicación adecuados</w:t>
       </w:r>
@@ -3217,7 +3279,7 @@
         <w:t xml:space="preserve">.</w:t>
       </w:r>
     </w:p>
-    <w:bookmarkStart w:id="30" w:name="diseño-de-registro"/>
+    <w:bookmarkStart w:id="41" w:name="diseño-de-registro"/>
     <w:p>
       <w:pPr>
         <w:pStyle w:val="Heading2"/>
@@ -3322,9 +3384,9 @@
         <w:t xml:space="preserve">Validar que las alertas crean casos investigados y acciones correctivas, no sólo dashboards.</w:t>
       </w:r>
     </w:p>
-    <w:bookmarkEnd w:id="30"/>
-    <w:bookmarkEnd w:id="31"/>
-    <w:bookmarkStart w:id="33" w:name="Xa04d89d843bb0fb7413bb2e7a51ff9f7a8d788d"/>
+    <w:bookmarkEnd w:id="41"/>
+    <w:bookmarkEnd w:id="42"/>
+    <w:bookmarkStart w:id="44" w:name="Xa04d89d843bb0fb7413bb2e7a51ff9f7a8d788d"/>
     <w:p>
       <w:pPr>
         <w:pStyle w:val="Heading1"/>
@@ -3339,13 +3401,13 @@
       </w:pPr>
       <w:r>
         <w:rPr>
+          <w:iCs/>
           <w:i/>
-          <w:iCs/>
         </w:rPr>
         <w:t xml:space="preserve">La exposición al ruido cambia continuamente a través de configuración, código, imágenes, dependencias, identidades y servicios de proveedores.</w:t>
       </w:r>
     </w:p>
-    <w:bookmarkStart w:id="32" w:name="gestión-continua-de-la-exposición"/>
+    <w:bookmarkStart w:id="43" w:name="gestión-continua-de-la-exposición"/>
     <w:p>
       <w:pPr>
         <w:pStyle w:val="Heading2"/>
@@ -3420,9 +3482,9 @@
         <w:t xml:space="preserve">Reprueba la corrección y mide la cobertura de la población, el tiempo, las excepciones y la recurrencia.</w:t>
       </w:r>
     </w:p>
-    <w:bookmarkEnd w:id="32"/>
-    <w:bookmarkEnd w:id="33"/>
-    <w:bookmarkStart w:id="34" w:name="Xa4247c06de8a4b1ae097298856154dd29069a1d"/>
+    <w:bookmarkEnd w:id="43"/>
+    <w:bookmarkEnd w:id="44"/>
+    <w:bookmarkStart w:id="45" w:name="Xa4247c06de8a4b1ae097298856154dd29069a1d"/>
     <w:p>
       <w:pPr>
         <w:pStyle w:val="Heading1"/>
@@ -3437,8 +3499,8 @@
       </w:pPr>
       <w:r>
         <w:rPr>
+          <w:iCs/>
           <w:i/>
-          <w:iCs/>
         </w:rPr>
         <w:t xml:space="preserve">Cada servicio gestionado elimina algunos trabajos operativos pero crea responsabilidades de configuración e integración</w:t>
       </w:r>
@@ -3450,26 +3512,27 @@
       <w:tblPr>
         <w:tblStyle w:val="Table"/>
         <w:tblW w:type="pct" w:w="5000"/>
-        <w:tblLayout w:type="fixed"/>
         <w:tblLook w:firstRow="1" w:lastRow="0" w:firstColumn="0" w:lastColumn="0" w:noHBand="0" w:noVBand="0" w:val="0020"/>
+        <w:jc w:val="start"/>
       </w:tblPr>
       <w:tblGrid>
         <w:gridCol w:w="7920"/>
       </w:tblGrid>
       <w:tr>
         <w:trPr>
-          <w:tblHeader w:val="on"/>
+          <w:tblHeader w:val="true"/>
         </w:trPr>
         <w:tc>
           <w:tcPr/>
           <w:p>
             <w:pPr>
               <w:pStyle w:val="Compact"/>
+              <w:jc w:val="left"/>
             </w:pPr>
             <w:r>
               <w:rPr>
+                <w:bCs/>
                 <w:b/>
-                <w:bCs/>
               </w:rPr>
               <w:t xml:space="preserve">Recurso</w:t>
             </w:r>
@@ -3482,6 +3545,7 @@
           <w:p>
             <w:pPr>
               <w:pStyle w:val="Compact"/>
+              <w:jc w:val="left"/>
             </w:pPr>
             <w:r>
               <w:t xml:space="preserve">Ø Máquinas virtuales Ø Imágenes, parche, endurecimiento, EDR, discos, metadatos, ruta de administración ANTERI inventario, procedencia de imagen, config/scan, cobertura de agente</w:t>
@@ -3495,6 +3559,7 @@
           <w:p>
             <w:pPr>
               <w:pStyle w:val="Compact"/>
+              <w:jc w:val="left"/>
             </w:pPr>
             <w:r>
               <w:t xml:space="preserve">tención de objetos</w:t>
@@ -3508,6 +3573,7 @@
           <w:p>
             <w:pPr>
               <w:pStyle w:val="Compact"/>
+              <w:jc w:val="left"/>
             </w:pPr>
             <w:r>
               <w:t xml:space="preserve">tención Gestionada base de datos</w:t>
@@ -3521,6 +3587,7 @@
           <w:p>
             <w:pPr>
               <w:pStyle w:val="Compact"/>
+              <w:jc w:val="left"/>
             </w:pPr>
             <w:r>
               <w:t xml:space="preserve">TEN Bloqueo / archivo de almacenamiento</w:t>
@@ -3534,6 +3601,7 @@
           <w:p>
             <w:pPr>
               <w:pStyle w:val="Compact"/>
+              <w:jc w:val="left"/>
             </w:pPr>
             <w:r>
               <w:t xml:space="preserve">Managed escritorio/punto de finalización ANTERIED Identidad, postura de dispositivo, aplicaciones, datos, sesiones, registro de entradas, políticas, acceso, eventos, pruebas de limpieza/terminación</w:t>
@@ -3547,6 +3615,7 @@
           <w:p>
             <w:pPr>
               <w:pStyle w:val="Compact"/>
+              <w:jc w:val="left"/>
             </w:pPr>
             <w:r>
               <w:t xml:space="preserve">← Imagen/servicio en el mercado</w:t>
@@ -3555,8 +3624,8 @@
         </w:tc>
       </w:tr>
     </w:tbl>
-    <w:bookmarkEnd w:id="34"/>
-    <w:bookmarkStart w:id="36" w:name="seguridad-de-aplicaciones-y-devsecops"/>
+    <w:bookmarkEnd w:id="45"/>
+    <w:bookmarkStart w:id="47" w:name="seguridad-de-aplicaciones-y-devsecops"/>
     <w:p>
       <w:pPr>
         <w:pStyle w:val="Heading1"/>
@@ -3571,8 +3640,8 @@
       </w:pPr>
       <w:r>
         <w:rPr>
+          <w:iCs/>
           <w:i/>
-          <w:iCs/>
         </w:rPr>
         <w:t xml:space="preserve">Las aplicaciones de nube heredan el riesgo de diseño, código, dependencias, oleoductos, identidades, API y servicios gestionados.</w:t>
       </w:r>
@@ -3585,7 +3654,13 @@
         <w:t xml:space="preserve">■img src=</w:t>
       </w:r>
       <w:r>
-        <w:t xml:space="preserve">“media/image5.png”</w:t>
+        <w:t xml:space="preserve">“</w:t>
+      </w:r>
+      <w:r>
+        <w:t xml:space="preserve">media/image5.png</w:t>
+      </w:r>
+      <w:r>
+        <w:t xml:space="preserve">”</w:t>
       </w:r>
       <w:r>
         <w:t xml:space="preserve"> </w:t>
@@ -3594,7 +3669,13 @@
         <w:t xml:space="preserve">style=</w:t>
       </w:r>
       <w:r>
-        <w:t xml:space="preserve">“width:6.15in;height:3.39605in”</w:t>
+        <w:t xml:space="preserve">“</w:t>
+      </w:r>
+      <w:r>
+        <w:t xml:space="preserve">width:6.15in;height:3.39605in</w:t>
+      </w:r>
+      <w:r>
+        <w:t xml:space="preserve">”</w:t>
       </w:r>
       <w:r>
         <w:t xml:space="preserve"> </w:t>
@@ -3603,7 +3684,13 @@
         <w:t xml:space="preserve">alt=</w:t>
       </w:r>
       <w:r>
-        <w:t xml:space="preserve">“La evidencia de seguridad debe seguir el código del diseño a través de la construcción, el despliegue y el tiempo de ejecución.”</w:t>
+        <w:t xml:space="preserve">“</w:t>
+      </w:r>
+      <w:r>
+        <w:t xml:space="preserve">La evidencia de seguridad debe seguir el código del diseño a través de la construcción, el despliegue y el tiempo de ejecución.</w:t>
+      </w:r>
+      <w:r>
+        <w:t xml:space="preserve">”</w:t>
       </w:r>
     </w:p>
     <w:p>
@@ -3614,7 +3701,7 @@
         <w:t xml:space="preserve">Figura 5. Flujo de DevSecOps Cloud</w:t>
       </w:r>
     </w:p>
-    <w:bookmarkStart w:id="35" w:name="entrega-segura"/>
+    <w:bookmarkStart w:id="46" w:name="entrega-segura"/>
     <w:p>
       <w:pPr>
         <w:pStyle w:val="Heading2"/>
@@ -3689,9 +3776,9 @@
         <w:t xml:space="preserve">Rastrear vulnerabilidades y excepciones a la remediación verificada y la prueba.</w:t>
       </w:r>
     </w:p>
-    <w:bookmarkEnd w:id="35"/>
-    <w:bookmarkEnd w:id="36"/>
-    <w:bookmarkStart w:id="39" w:name="X08fec4231ab0c7e654d587d20f435c8faf871bb"/>
+    <w:bookmarkEnd w:id="46"/>
+    <w:bookmarkEnd w:id="47"/>
+    <w:bookmarkStart w:id="50" w:name="X08fec4231ab0c7e654d587d20f435c8faf871bb"/>
     <w:p>
       <w:pPr>
         <w:pStyle w:val="Heading1"/>
@@ -3706,13 +3793,13 @@
       </w:pPr>
       <w:r>
         <w:rPr>
+          <w:iCs/>
           <w:i/>
-          <w:iCs/>
         </w:rPr>
         <w:t xml:space="preserve">La infraestructura y la política como código hacen que las decisiones de la nube sean repetibles, revisables, testables y escalables.</w:t>
       </w:r>
     </w:p>
-    <w:bookmarkStart w:id="37" w:name="iac-controls"/>
+    <w:bookmarkStart w:id="48" w:name="iac-controls"/>
     <w:p>
       <w:pPr>
         <w:pStyle w:val="Heading2"/>
@@ -3776,8 +3863,8 @@
         <w:t xml:space="preserve">Retroceso de pruebas, protección de eliminación, importación, migración y comportamiento de fracaso.</w:t>
       </w:r>
     </w:p>
-    <w:bookmarkEnd w:id="37"/>
-    <w:bookmarkStart w:id="38" w:name="policy-as-code"/>
+    <w:bookmarkEnd w:id="48"/>
+    <w:bookmarkStart w:id="49" w:name="policy-as-code"/>
     <w:p>
       <w:pPr>
         <w:pStyle w:val="Heading2"/>
@@ -3830,9 +3917,9 @@
         <w:t xml:space="preserve">Nunca permita una remediación automatizada amplia sin revisión, aprobación, logging y recuperación de ondas secas.</w:t>
       </w:r>
     </w:p>
-    <w:bookmarkEnd w:id="38"/>
-    <w:bookmarkEnd w:id="39"/>
-    <w:bookmarkStart w:id="41" w:name="containers-and-kubernetes"/>
+    <w:bookmarkEnd w:id="49"/>
+    <w:bookmarkEnd w:id="50"/>
+    <w:bookmarkStart w:id="52" w:name="containers-and-kubernetes"/>
     <w:p>
       <w:pPr>
         <w:pStyle w:val="Heading1"/>
@@ -3847,8 +3934,8 @@
       </w:pPr>
       <w:r>
         <w:rPr>
+          <w:iCs/>
           <w:i/>
-          <w:iCs/>
         </w:rPr>
         <w:t xml:space="preserve">Kubernetes distribuye responsabilidad en el plano de control de proveedores, configuración de grupos, nodos, imágenes, cargas de trabajo, red e identidad.</w:t>
       </w:r>
@@ -3858,7 +3945,13 @@
         <w:pStyle w:val="BodyText"/>
       </w:pPr>
       <w:r>
-        <w:t xml:space="preserve">“Managed Kubernetes todavía requiere el control de las cargas de trabajo, el acceso, las políticas, la red, los datos y la evidencia.”</w:t>
+        <w:t xml:space="preserve">“</w:t>
+      </w:r>
+      <w:r>
+        <w:t xml:space="preserve">Managed Kubernetes todavía requiere el control de las cargas de trabajo, el acceso, las políticas, la red, los datos y la evidencia.</w:t>
+      </w:r>
+      <w:r>
+        <w:t xml:space="preserve">”</w:t>
       </w:r>
       <w:r>
         <w:t xml:space="preserve"> </w:t>
@@ -3875,7 +3968,7 @@
         <w:t xml:space="preserve">Figura 6. Capas de seguridad Kubernetes</w:t>
       </w:r>
     </w:p>
-    <w:bookmarkStart w:id="40" w:name="controles-de-racimo"/>
+    <w:bookmarkStart w:id="51" w:name="controles-de-racimo"/>
     <w:p>
       <w:pPr>
         <w:pStyle w:val="Heading2"/>
@@ -3939,9 +4032,9 @@
         <w:t xml:space="preserve">Patch soporta versiones de racimo/nodos y actualizaciones de pruebas, autoescalamiento, recuperación y compatibilidad de políticas.</w:t>
       </w:r>
     </w:p>
-    <w:bookmarkEnd w:id="40"/>
-    <w:bookmarkEnd w:id="41"/>
-    <w:bookmarkStart w:id="44" w:name="servidor-api-y-servicios-de-eventos"/>
+    <w:bookmarkEnd w:id="51"/>
+    <w:bookmarkEnd w:id="52"/>
+    <w:bookmarkStart w:id="55" w:name="servidor-api-y-servicios-de-eventos"/>
     <w:p>
       <w:pPr>
         <w:pStyle w:val="Heading1"/>
@@ -3956,13 +4049,13 @@
       </w:pPr>
       <w:r>
         <w:rPr>
+          <w:iCs/>
           <w:i/>
-          <w:iCs/>
         </w:rPr>
         <w:t xml:space="preserve">Los sistemas ininterrumpidos y basados en eventos reducen la gestión de hosts pero aumentan las preocupaciones de identidad, evento, dependencia y observabilidad.</w:t>
       </w:r>
     </w:p>
-    <w:bookmarkStart w:id="42" w:name="controles-sin-servidor"/>
+    <w:bookmarkStart w:id="53" w:name="controles-sin-servidor"/>
     <w:p>
       <w:pPr>
         <w:pStyle w:val="Heading2"/>
@@ -4026,8 +4119,8 @@
         <w:t xml:space="preserve">Iniciar sesión, identidad, metadatos de eventos, error, destino y cambios administrativos al minimizar el contenido sensible.</w:t>
       </w:r>
     </w:p>
-    <w:bookmarkEnd w:id="42"/>
-    <w:bookmarkStart w:id="43" w:name="api-security"/>
+    <w:bookmarkEnd w:id="53"/>
+    <w:bookmarkStart w:id="54" w:name="api-security"/>
     <w:p>
       <w:pPr>
         <w:pStyle w:val="Heading2"/>
@@ -4069,9 +4162,9 @@
         <w:t xml:space="preserve">Proteger las teclas API y las teclas web, rotar secretos, firmar eventos y validar la resistencia de repetición.</w:t>
       </w:r>
     </w:p>
-    <w:bookmarkEnd w:id="43"/>
-    <w:bookmarkEnd w:id="44"/>
-    <w:bookmarkStart w:id="46" w:name="saas-security-and-business-applications"/>
+    <w:bookmarkEnd w:id="54"/>
+    <w:bookmarkEnd w:id="55"/>
+    <w:bookmarkStart w:id="57" w:name="saas-security-and-business-applications"/>
     <w:p>
       <w:pPr>
         <w:pStyle w:val="Heading1"/>
@@ -4086,13 +4179,13 @@
       </w:pPr>
       <w:r>
         <w:rPr>
+          <w:iCs/>
           <w:i/>
-          <w:iCs/>
         </w:rPr>
         <w:t xml:space="preserve">La seguridad de SaaS depende en gran medida de la configuración, identidad, uso de datos, integraciones, puntos finales y evidencia de proveedores.</w:t>
       </w:r>
     </w:p>
-    <w:bookmarkStart w:id="45" w:name="revisión-de-saas"/>
+    <w:bookmarkStart w:id="56" w:name="revisión-de-saas"/>
     <w:p>
       <w:pPr>
         <w:pStyle w:val="Heading2"/>
@@ -4172,9 +4265,9 @@
         <w:t xml:space="preserve">|. |</w:t>
       </w:r>
     </w:p>
-    <w:bookmarkEnd w:id="45"/>
-    <w:bookmarkEnd w:id="46"/>
-    <w:bookmarkStart w:id="49" w:name="multi-cloud-hybrid-cloud-y-portability"/>
+    <w:bookmarkEnd w:id="56"/>
+    <w:bookmarkEnd w:id="57"/>
+    <w:bookmarkStart w:id="60" w:name="multi-cloud-hybrid-cloud-y-portability"/>
     <w:p>
       <w:pPr>
         <w:pStyle w:val="Heading1"/>
@@ -4189,13 +4282,13 @@
       </w:pPr>
       <w:r>
         <w:rPr>
+          <w:iCs/>
           <w:i/>
-          <w:iCs/>
         </w:rPr>
         <w:t xml:space="preserve">Multi-cloud y diseños híbridos pueden reducir o aumentar el riesgo dependiendo de la capacidad operacional real.</w:t>
       </w:r>
     </w:p>
-    <w:bookmarkStart w:id="47" w:name="desafíos-comunes"/>
+    <w:bookmarkStart w:id="58" w:name="desafíos-comunes"/>
     <w:p>
       <w:pPr>
         <w:pStyle w:val="Heading2"/>
@@ -4259,8 +4352,8 @@
         <w:t xml:space="preserve">Reclamaciones de portabilidad que fallan debido a servicios propietarios, volumen de datos, formatos, dependencias, habilidades, tiempo y coste.</w:t>
       </w:r>
     </w:p>
-    <w:bookmarkEnd w:id="47"/>
-    <w:bookmarkStart w:id="48" w:name="strategy"/>
+    <w:bookmarkEnd w:id="58"/>
+    <w:bookmarkStart w:id="59" w:name="strategy"/>
     <w:p>
       <w:pPr>
         <w:pStyle w:val="Heading2"/>
@@ -4313,9 +4406,9 @@
         <w:t xml:space="preserve">Usar la diversidad cuando reduce un fallo correlativo creíble y los equipos pueden operarlo con seguridad.</w:t>
       </w:r>
     </w:p>
-    <w:bookmarkEnd w:id="48"/>
-    <w:bookmarkEnd w:id="49"/>
-    <w:bookmarkStart w:id="51" w:name="X4ba2ede2fb3f481211224954289fae22df95631"/>
+    <w:bookmarkEnd w:id="59"/>
+    <w:bookmarkEnd w:id="60"/>
+    <w:bookmarkStart w:id="62" w:name="X4ba2ede2fb3f481211224954289fae22df95631"/>
     <w:p>
       <w:pPr>
         <w:pStyle w:val="Heading1"/>
@@ -4330,8 +4423,8 @@
       </w:pPr>
       <w:r>
         <w:rPr>
+          <w:iCs/>
           <w:i/>
-          <w:iCs/>
         </w:rPr>
         <w:t xml:space="preserve">La resiliencia en voz alta requiere objetivos empresariales, arquitectura, datos de recuperación protegidos y restauración final a extremo probada.</w:t>
       </w:r>
@@ -4344,7 +4437,13 @@
         <w:t xml:space="preserve">יimg src=</w:t>
       </w:r>
       <w:r>
-        <w:t xml:space="preserve">“media/image7.png”</w:t>
+        <w:t xml:space="preserve">“</w:t>
+      </w:r>
+      <w:r>
+        <w:t xml:space="preserve">media/image7.png</w:t>
+      </w:r>
+      <w:r>
+        <w:t xml:space="preserve">”</w:t>
       </w:r>
       <w:r>
         <w:t xml:space="preserve"> </w:t>
@@ -4353,7 +4452,13 @@
         <w:t xml:space="preserve">style=</w:t>
       </w:r>
       <w:r>
-        <w:t xml:space="preserve">“width:6.15in;height:3.39605in”</w:t>
+        <w:t xml:space="preserve">“</w:t>
+      </w:r>
+      <w:r>
+        <w:t xml:space="preserve">width:6.15in;height:3.39605in</w:t>
+      </w:r>
+      <w:r>
+        <w:t xml:space="preserve">”</w:t>
       </w:r>
       <w:r>
         <w:t xml:space="preserve"> </w:t>
@@ -4362,7 +4467,13 @@
         <w:t xml:space="preserve">alt=</w:t>
       </w:r>
       <w:r>
-        <w:t xml:space="preserve">“Las características de disponibilidad de proveedores no prueban que el servicio completo del cliente puede reunirse con RTO y RPO.”</w:t>
+        <w:t xml:space="preserve">“</w:t>
+      </w:r>
+      <w:r>
+        <w:t xml:space="preserve">Las características de disponibilidad de proveedores no prueban que el servicio completo del cliente puede reunirse con RTO y RPO.</w:t>
+      </w:r>
+      <w:r>
+        <w:t xml:space="preserve">”</w:t>
       </w:r>
       <w:r>
         <w:t xml:space="preserve"> </w:t>
@@ -4379,7 +4490,7 @@
         <w:t xml:space="preserve">Gráfico 7. Resiliencia y recuperación en la nube</w:t>
       </w:r>
     </w:p>
-    <w:bookmarkStart w:id="50" w:name="diseño-de-resiliencia"/>
+    <w:bookmarkStart w:id="61" w:name="diseño-de-resiliencia"/>
     <w:p>
       <w:pPr>
         <w:pStyle w:val="Heading2"/>
@@ -4443,9 +4554,9 @@
         <w:t xml:space="preserve">Realizar fallos realistas, corrupción, compromiso de identidad, ransomware, salida de proveedores y escenarios de dependencia de proveedores.</w:t>
       </w:r>
     </w:p>
-    <w:bookmarkEnd w:id="50"/>
-    <w:bookmarkEnd w:id="51"/>
-    <w:bookmarkStart w:id="54" w:name="Xebb275a4b46c2bf6046bc281cb0fc62348b0e58"/>
+    <w:bookmarkEnd w:id="61"/>
+    <w:bookmarkEnd w:id="62"/>
+    <w:bookmarkStart w:id="65" w:name="Xebb275a4b46c2bf6046bc281cb0fc62348b0e58"/>
     <w:p>
       <w:pPr>
         <w:pStyle w:val="Heading1"/>
@@ -4460,8 +4571,8 @@
       </w:pPr>
       <w:r>
         <w:rPr>
+          <w:iCs/>
           <w:i/>
-          <w:iCs/>
         </w:rPr>
         <w:t xml:space="preserve">La respuesta a incidentes de ruido depende de pruebas de proveedores, identidad de plan de control, automatización segura y derechos compartidos</w:t>
       </w:r>
@@ -4477,7 +4588,13 @@
         <w:t xml:space="preserve">■img src=</w:t>
       </w:r>
       <w:r>
-        <w:t xml:space="preserve">“media/image8.png”</w:t>
+        <w:t xml:space="preserve">“</w:t>
+      </w:r>
+      <w:r>
+        <w:t xml:space="preserve">media/image8.png</w:t>
+      </w:r>
+      <w:r>
+        <w:t xml:space="preserve">”</w:t>
       </w:r>
       <w:r>
         <w:t xml:space="preserve"> </w:t>
@@ -4486,7 +4603,13 @@
         <w:t xml:space="preserve">style=</w:t>
       </w:r>
       <w:r>
-        <w:t xml:space="preserve">“width:6.15in;height:3.39605in”</w:t>
+        <w:t xml:space="preserve">“</w:t>
+      </w:r>
+      <w:r>
+        <w:t xml:space="preserve">width:6.15in;height:3.39605in</w:t>
+      </w:r>
+      <w:r>
+        <w:t xml:space="preserve">”</w:t>
       </w:r>
       <w:r>
         <w:t xml:space="preserve"> </w:t>
@@ -4495,7 +4618,13 @@
         <w:t xml:space="preserve">alt=</w:t>
       </w:r>
       <w:r>
-        <w:t xml:space="preserve">“Preserve provider logs and secure identity before evidence expires or changes spread.”</w:t>
+        <w:t xml:space="preserve">“</w:t>
+      </w:r>
+      <w:r>
+        <w:t xml:space="preserve">Preserve provider logs and secure identity before evidence expires or changes spread.</w:t>
+      </w:r>
+      <w:r>
+        <w:t xml:space="preserve">”</w:t>
       </w:r>
       <w:r>
         <w:t xml:space="preserve"> </w:t>
@@ -4512,7 +4641,7 @@
         <w:t xml:space="preserve">Gráfico 8 Flujo de trabajo de incidentes en la nube</w:t>
       </w:r>
     </w:p>
-    <w:bookmarkStart w:id="52" w:name="prepare"/>
+    <w:bookmarkStart w:id="63" w:name="prepare"/>
     <w:p>
       <w:pPr>
         <w:pStyle w:val="Heading2"/>
@@ -4554,8 +4683,8 @@
         <w:t xml:space="preserve">Aislamiento aprobado, revocación de token, restricción de políticas, rotación clave, cuarentena de red, instantánea de carga de trabajo y acciones de cierre de cuentas.</w:t>
       </w:r>
     </w:p>
-    <w:bookmarkEnd w:id="52"/>
-    <w:bookmarkStart w:id="53" w:name="respuesta"/>
+    <w:bookmarkEnd w:id="63"/>
+    <w:bookmarkStart w:id="64" w:name="respuesta"/>
     <w:p>
       <w:pPr>
         <w:pStyle w:val="Heading2"/>
@@ -4619,9 +4748,9 @@
         <w:t xml:space="preserve">Coordinador, clientes, aseguradores, asesoría, autoridades y subprocesadores bajo obligaciones aprobadas.</w:t>
       </w:r>
     </w:p>
-    <w:bookmarkEnd w:id="53"/>
-    <w:bookmarkEnd w:id="54"/>
-    <w:bookmarkStart w:id="56" w:name="Xbe543e182697de6138525d543f8082d61f7c15e"/>
+    <w:bookmarkEnd w:id="64"/>
+    <w:bookmarkEnd w:id="65"/>
+    <w:bookmarkStart w:id="67" w:name="Xbe543e182697de6138525d543f8082d61f7c15e"/>
     <w:p>
       <w:pPr>
         <w:pStyle w:val="Heading1"/>
@@ -4636,13 +4765,13 @@
       </w:pPr>
       <w:r>
         <w:rPr>
+          <w:iCs/>
           <w:i/>
-          <w:iCs/>
         </w:rPr>
         <w:t xml:space="preserve">La privacidad y el cumplimiento en voz alta siguen los principios de procesamiento, responsabilidad, contrato, geografía y evidencia.</w:t>
       </w:r>
     </w:p>
-    <w:bookmarkStart w:id="55" w:name="privacidad-y-revisión-legal"/>
+    <w:bookmarkStart w:id="66" w:name="privacidad-y-revisión-legal"/>
     <w:p>
       <w:pPr>
         <w:pStyle w:val="Heading2"/>
@@ -4751,9 +4880,9 @@
         <w:t xml:space="preserve">TEN CSA CCM v4.1 | Objetivos de control específicos de la nube y la seguridad de CAIQ ← Mapping no es el cumplimiento automático</w:t>
       </w:r>
     </w:p>
-    <w:bookmarkEnd w:id="55"/>
-    <w:bookmarkEnd w:id="56"/>
-    <w:bookmarkStart w:id="58" w:name="csa-cloud-controls-matrix-v4.1-dominios"/>
+    <w:bookmarkEnd w:id="66"/>
+    <w:bookmarkEnd w:id="67"/>
+    <w:bookmarkStart w:id="69" w:name="csa-cloud-controls-matrix-v4.1-dominios"/>
     <w:p>
       <w:pPr>
         <w:pStyle w:val="Heading1"/>
@@ -4768,8 +4897,8 @@
       </w:pPr>
       <w:r>
         <w:rPr>
+          <w:iCs/>
           <w:i/>
-          <w:iCs/>
         </w:rPr>
         <w:t xml:space="preserve">CSA CCM v4.1 organiza 207 objetivos de control de nubes en 17 dominios.</w:t>
       </w:r>
@@ -4780,8 +4909,8 @@
       </w:pPr>
       <w:r>
         <w:rPr>
+          <w:bCs/>
           <w:b/>
-          <w:bCs/>
         </w:rPr>
         <w:t xml:space="preserve">Code / domain</w:t>
       </w:r>
@@ -4796,8 +4925,8 @@
       </w:r>
       <w:r>
         <w:rPr>
+          <w:bCs/>
           <w:b/>
-          <w:bCs/>
         </w:rPr>
         <w:t xml:space="preserve">Purpose</w:t>
       </w:r>
@@ -4912,7 +5041,7 @@
         <w:t xml:space="preserve">TEN UEM — Universal Endpoint Management | Gestión y protección de endpoints que acceden, administran o procesan servicios y datos en la nube. |</w:t>
       </w:r>
     </w:p>
-    <w:bookmarkStart w:id="57" w:name="cómo-utilizar-ccm-y-caiq"/>
+    <w:bookmarkStart w:id="68" w:name="cómo-utilizar-ccm-y-caiq"/>
     <w:p>
       <w:pPr>
         <w:pStyle w:val="Heading2"/>
@@ -4987,9 +5116,9 @@
         <w:t xml:space="preserve">No reclamar el nivel de CSA STAR o la certificación a menos que la entrada exacta del registro y el alcance lo apoyen.</w:t>
       </w:r>
     </w:p>
-    <w:bookmarkEnd w:id="57"/>
-    <w:bookmarkEnd w:id="58"/>
-    <w:bookmarkStart w:id="59" w:name="nube-assurance-and-provider-evidence"/>
+    <w:bookmarkEnd w:id="68"/>
+    <w:bookmarkEnd w:id="69"/>
+    <w:bookmarkStart w:id="70" w:name="nube-assurance-and-provider-evidence"/>
     <w:p>
       <w:pPr>
         <w:pStyle w:val="Heading1"/>
@@ -5004,8 +5133,8 @@
       </w:pPr>
       <w:r>
         <w:rPr>
+          <w:iCs/>
           <w:i/>
-          <w:iCs/>
         </w:rPr>
         <w:t xml:space="preserve">La garantía de la compañía reduce la incertidumbre sólo cuando el alcance y la responsabilidad del cliente coinciden con el uso real.</w:t>
       </w:r>
@@ -5016,8 +5145,8 @@
       </w:pPr>
       <w:r>
         <w:rPr>
+          <w:bCs/>
           <w:b/>
-          <w:bCs/>
         </w:rPr>
         <w:t xml:space="preserve">Artifact</w:t>
       </w:r>
@@ -5094,8 +5223,8 @@
       </w:r>
       <w:r>
         <w:rPr>
+          <w:bCs/>
           <w:b/>
-          <w:bCs/>
         </w:rPr>
         <w:t xml:space="preserve">Escalera de vídeo:</w:t>
       </w:r>
@@ -5112,8 +5241,8 @@
         <w:t xml:space="preserve">|. |</w:t>
       </w:r>
     </w:p>
-    <w:bookmarkEnd w:id="59"/>
-    <w:bookmarkStart w:id="61" w:name="assessment-evidence-testing-and-metrics"/>
+    <w:bookmarkEnd w:id="70"/>
+    <w:bookmarkStart w:id="72" w:name="assessment-evidence-testing-and-metrics"/>
     <w:p>
       <w:pPr>
         <w:pStyle w:val="Heading1"/>
@@ -5128,8 +5257,8 @@
       </w:pPr>
       <w:r>
         <w:rPr>
+          <w:iCs/>
           <w:i/>
-          <w:iCs/>
         </w:rPr>
         <w:t xml:space="preserve">La evaluación de voz se une a criterios exactos, poblaciones API completas, evidencia confiable, juicio humano y retesting.</w:t>
       </w:r>
@@ -5139,7 +5268,13 @@
         <w:pStyle w:val="BodyText"/>
       </w:pPr>
       <w:r>
-        <w:t xml:space="preserve">“La prueba de configuración automatizada se convierte en garantía sólo después de que se evaluen el alcance, la confiabilidad, las excepciones y el riesgo”</w:t>
+        <w:t xml:space="preserve">“</w:t>
+      </w:r>
+      <w:r>
+        <w:t xml:space="preserve">La prueba de configuración automatizada se convierte en garantía sólo después de que se evaluen el alcance, la confiabilidad, las excepciones y el riesgo</w:t>
+      </w:r>
+      <w:r>
+        <w:t xml:space="preserve">”</w:t>
       </w:r>
       <w:r>
         <w:t xml:space="preserve">.</w:t>
@@ -5153,7 +5288,7 @@
         <w:t xml:space="preserve">Figura 9. Cadena de prueba de pruebas en la nube</w:t>
       </w:r>
     </w:p>
-    <w:bookmarkStart w:id="60" w:name="método-de-prueba"/>
+    <w:bookmarkStart w:id="71" w:name="método-de-prueba"/>
     <w:p>
       <w:pPr>
         <w:pStyle w:val="Heading2"/>
@@ -5290,9 +5425,9 @@
         <w:t xml:space="preserve">← Recuperación de la vida útil Representante prueba reunión completo RTO y RPO</w:t>
       </w:r>
     </w:p>
-    <w:bookmarkEnd w:id="60"/>
-    <w:bookmarkEnd w:id="61"/>
-    <w:bookmarkStart w:id="63" w:name="ai-services-and-emerging-cloud-risk"/>
+    <w:bookmarkEnd w:id="71"/>
+    <w:bookmarkEnd w:id="72"/>
+    <w:bookmarkStart w:id="74" w:name="ai-services-and-emerging-cloud-risk"/>
     <w:p>
       <w:pPr>
         <w:pStyle w:val="Heading1"/>
@@ -5307,13 +5442,13 @@
       </w:pPr>
       <w:r>
         <w:rPr>
+          <w:iCs/>
           <w:i/>
-          <w:iCs/>
         </w:rPr>
         <w:t xml:space="preserve">Los servicios de Cloud AI añaden un modelo, datos, agente, plugin, cadena de proveedores y un riesgo de cambios rápido.</w:t>
       </w:r>
     </w:p>
-    <w:bookmarkStart w:id="62" w:name="evaluación-de-la-nube-de-ai"/>
+    <w:bookmarkStart w:id="73" w:name="evaluación-de-la-nube-de-ai"/>
     <w:p>
       <w:pPr>
         <w:pStyle w:val="Heading2"/>
@@ -5405,9 +5540,9 @@
         <w:t xml:space="preserve">Respuesta</w:t>
       </w:r>
     </w:p>
-    <w:bookmarkEnd w:id="62"/>
-    <w:bookmarkEnd w:id="63"/>
-    <w:bookmarkStart w:id="64" w:name="open-source-tools"/>
+    <w:bookmarkEnd w:id="73"/>
+    <w:bookmarkEnd w:id="74"/>
+    <w:bookmarkStart w:id="75" w:name="open-source-tools"/>
     <w:p>
       <w:pPr>
         <w:pStyle w:val="Heading1"/>
@@ -5418,18 +5553,18 @@
     </w:p>
     <w:p>
       <w:pPr>
+        <w:numPr>
+          <w:ilvl w:val="0"/>
+          <w:numId w:val="1034"/>
+        </w:numPr>
         <w:pStyle w:val="Compact"/>
-        <w:numPr>
-          <w:ilvl w:val="0"/>
-          <w:numId w:val="1034"/>
-        </w:numPr>
       </w:pPr>
       <w:r>
         <w:t xml:space="preserve">Herramientas de código abierto soportan inventario, postura, IaC, Kubernetes, tiempo de ejecución, secreto y encontrar evidencia.*</w:t>
       </w:r>
     </w:p>
-    <w:bookmarkEnd w:id="64"/>
-    <w:bookmarkStart w:id="97" w:name="tool-silencioso"/>
+    <w:bookmarkEnd w:id="75"/>
+    <w:bookmarkStart w:id="108" w:name="tool-silencioso"/>
     <w:p>
       <w:pPr>
         <w:pStyle w:val="Heading1"/>
@@ -5566,8 +5701,8 @@
       </w:r>
       <w:r>
         <w:rPr>
+          <w:bCs/>
           <w:b/>
-          <w:bCs/>
         </w:rPr>
         <w:t xml:space="preserve">Autorización y seguridad en costos:</w:t>
       </w:r>
@@ -5584,7 +5719,7 @@
         <w:t xml:space="preserve">|. |</w:t>
       </w:r>
     </w:p>
-    <w:bookmarkStart w:id="66" w:name="prowler"/>
+    <w:bookmarkStart w:id="77" w:name="prowler"/>
     <w:p>
       <w:pPr>
         <w:pStyle w:val="Heading2"/>
@@ -5603,7 +5738,7 @@
       <w:r>
         <w:t xml:space="preserve"> </w:t>
       </w:r>
-      <w:hyperlink r:id="rId65">
+      <w:hyperlink r:id="rId76">
         <w:r>
           <w:rPr>
             <w:rStyle w:val="Hyperlink"/>
@@ -5628,8 +5763,8 @@
         <w:t xml:space="preserve">Retain: authority, account/region/scope, role/permissions, tool/version, policy/query, source data, date, population, result, analista validation, limitation, finding, action, and retest. Eliminar las credenciales temporales y proteger la salida.</w:t>
       </w:r>
     </w:p>
-    <w:bookmarkEnd w:id="66"/>
-    <w:bookmarkStart w:id="68" w:name="scoutsuite"/>
+    <w:bookmarkEnd w:id="77"/>
+    <w:bookmarkStart w:id="79" w:name="scoutsuite"/>
     <w:p>
       <w:pPr>
         <w:pStyle w:val="Heading2"/>
@@ -5648,7 +5783,7 @@
       <w:r>
         <w:t xml:space="preserve"> </w:t>
       </w:r>
-      <w:hyperlink r:id="rId67">
+      <w:hyperlink r:id="rId78">
         <w:r>
           <w:rPr>
             <w:rStyle w:val="Hyperlink"/>
@@ -5673,8 +5808,8 @@
         <w:t xml:space="preserve">Retain: authority, account/region/scope, role/permissions, tool/version, policy/query, source data, date, population, result, analista validation, limitation, finding, action, and retest. Eliminar las credenciales temporales y proteger la salida.</w:t>
       </w:r>
     </w:p>
-    <w:bookmarkEnd w:id="68"/>
-    <w:bookmarkStart w:id="70" w:name="steampipe"/>
+    <w:bookmarkEnd w:id="79"/>
+    <w:bookmarkStart w:id="81" w:name="steampipe"/>
     <w:p>
       <w:pPr>
         <w:pStyle w:val="Heading2"/>
@@ -5693,7 +5828,7 @@
       <w:r>
         <w:t xml:space="preserve"> </w:t>
       </w:r>
-      <w:hyperlink r:id="rId69">
+      <w:hyperlink r:id="rId80">
         <w:r>
           <w:rPr>
             <w:rStyle w:val="Hyperlink"/>
@@ -5718,8 +5853,8 @@
         <w:t xml:space="preserve">Retain: authority, account/region/scope, role/permissions, tool/version, policy/query, source data, date, population, result, analista validation, limitation, finding, action, and retest. Eliminar las credenciales temporales y proteger la salida.</w:t>
       </w:r>
     </w:p>
-    <w:bookmarkEnd w:id="70"/>
-    <w:bookmarkStart w:id="72" w:name="custodio-de-nube"/>
+    <w:bookmarkEnd w:id="81"/>
+    <w:bookmarkStart w:id="83" w:name="custodio-de-nube"/>
     <w:p>
       <w:pPr>
         <w:pStyle w:val="Heading2"/>
@@ -5738,7 +5873,7 @@
       <w:r>
         <w:t xml:space="preserve"> </w:t>
       </w:r>
-      <w:hyperlink r:id="rId71">
+      <w:hyperlink r:id="rId82">
         <w:r>
           <w:rPr>
             <w:rStyle w:val="Hyperlink"/>
@@ -5763,8 +5898,8 @@
         <w:t xml:space="preserve">Retain: authority, account/region/scope, role/permissions, tool/version, policy/query, source data, date, population, result, analista validation, limitation, finding, action, and retest. Eliminar las credenciales temporales y proteger la salida.</w:t>
       </w:r>
     </w:p>
-    <w:bookmarkEnd w:id="72"/>
-    <w:bookmarkStart w:id="74" w:name="checkov"/>
+    <w:bookmarkEnd w:id="83"/>
+    <w:bookmarkStart w:id="85" w:name="checkov"/>
     <w:p>
       <w:pPr>
         <w:pStyle w:val="Heading2"/>
@@ -5783,7 +5918,7 @@
       <w:r>
         <w:t xml:space="preserve"> </w:t>
       </w:r>
-      <w:hyperlink r:id="rId73">
+      <w:hyperlink r:id="rId84">
         <w:r>
           <w:rPr>
             <w:rStyle w:val="Hyperlink"/>
@@ -5808,8 +5943,8 @@
         <w:t xml:space="preserve">Retain: authority, account/region/scope, role/permissions, tool/version, policy/query, source data, date, population, result, analista validation, limitation, finding, action, and retest. Eliminar las credenciales temporales y proteger la salida.</w:t>
       </w:r>
     </w:p>
-    <w:bookmarkEnd w:id="74"/>
-    <w:bookmarkStart w:id="76" w:name="trivy"/>
+    <w:bookmarkEnd w:id="85"/>
+    <w:bookmarkStart w:id="87" w:name="trivy"/>
     <w:p>
       <w:pPr>
         <w:pStyle w:val="Heading2"/>
@@ -5828,7 +5963,7 @@
       <w:r>
         <w:t xml:space="preserve"> </w:t>
       </w:r>
-      <w:hyperlink r:id="rId75">
+      <w:hyperlink r:id="rId86">
         <w:r>
           <w:rPr>
             <w:rStyle w:val="Hyperlink"/>
@@ -5853,8 +5988,8 @@
         <w:t xml:space="preserve">Retain: authority, account/region/scope, role/permissions, tool/version, policy/query, source data, date, population, result, analista validation, limitation, finding, action, and retest. Eliminar las credenciales temporales y proteger la salida.</w:t>
       </w:r>
     </w:p>
-    <w:bookmarkEnd w:id="76"/>
-    <w:bookmarkStart w:id="77" w:name="tfsec"/>
+    <w:bookmarkEnd w:id="87"/>
+    <w:bookmarkStart w:id="88" w:name="tfsec"/>
     <w:p>
       <w:pPr>
         <w:pStyle w:val="Heading2"/>
@@ -5887,8 +6022,8 @@
         <w:t xml:space="preserve">Retain: authority, account/region/scope, role/permissions, tool/version, policy/query, source data, date, population, result, analista validation, limitation, finding, action, and retest. Eliminar las credenciales temporales y proteger la salida.</w:t>
       </w:r>
     </w:p>
-    <w:bookmarkEnd w:id="77"/>
-    <w:bookmarkStart w:id="79" w:name="terrascan"/>
+    <w:bookmarkEnd w:id="88"/>
+    <w:bookmarkStart w:id="90" w:name="terrascan"/>
     <w:p>
       <w:pPr>
         <w:pStyle w:val="Heading2"/>
@@ -5907,7 +6042,7 @@
       <w:r>
         <w:t xml:space="preserve"> </w:t>
       </w:r>
-      <w:hyperlink r:id="rId78">
+      <w:hyperlink r:id="rId89">
         <w:r>
           <w:rPr>
             <w:rStyle w:val="Hyperlink"/>
@@ -5932,8 +6067,8 @@
         <w:t xml:space="preserve">Retain: authority, account/region/scope, role/permissions, tool/version, policy/query, source data, date, population, result, analista validation, limitation, finding, action, and retest. Eliminar las credenciales temporales y proteger la salida.</w:t>
       </w:r>
     </w:p>
-    <w:bookmarkEnd w:id="79"/>
-    <w:bookmarkStart w:id="81" w:name="opentofu"/>
+    <w:bookmarkEnd w:id="90"/>
+    <w:bookmarkStart w:id="92" w:name="opentofu"/>
     <w:p>
       <w:pPr>
         <w:pStyle w:val="Heading2"/>
@@ -5952,7 +6087,7 @@
       <w:r>
         <w:t xml:space="preserve"> </w:t>
       </w:r>
-      <w:hyperlink r:id="rId80">
+      <w:hyperlink r:id="rId91">
         <w:r>
           <w:rPr>
             <w:rStyle w:val="Hyperlink"/>
@@ -5977,8 +6112,8 @@
         <w:t xml:space="preserve">Retain: authority, account/region/scope, role/permissions, tool/version, policy/query, source data, date, population, result, analista validation, limitation, finding, action, and retest. Eliminar las credenciales temporales y proteger la salida.</w:t>
       </w:r>
     </w:p>
-    <w:bookmarkEnd w:id="81"/>
-    <w:bookmarkStart w:id="83" w:name="agente-de-política-abierta"/>
+    <w:bookmarkEnd w:id="92"/>
+    <w:bookmarkStart w:id="94" w:name="agente-de-política-abierta"/>
     <w:p>
       <w:pPr>
         <w:pStyle w:val="Heading2"/>
@@ -5997,7 +6132,7 @@
       <w:r>
         <w:t xml:space="preserve"> </w:t>
       </w:r>
-      <w:hyperlink r:id="rId82">
+      <w:hyperlink r:id="rId93">
         <w:r>
           <w:rPr>
             <w:rStyle w:val="Hyperlink"/>
@@ -6022,8 +6157,8 @@
         <w:t xml:space="preserve">Retain: authority, account/region/scope, role/permissions, tool/version, policy/query, source data, date, population, result, analista validation, limitation, finding, action, and retest. Eliminar las credenciales temporales y proteger la salida.</w:t>
       </w:r>
     </w:p>
-    <w:bookmarkEnd w:id="83"/>
-    <w:bookmarkStart w:id="85" w:name="kyverno"/>
+    <w:bookmarkEnd w:id="94"/>
+    <w:bookmarkStart w:id="96" w:name="kyverno"/>
     <w:p>
       <w:pPr>
         <w:pStyle w:val="Heading2"/>
@@ -6042,7 +6177,7 @@
       <w:r>
         <w:t xml:space="preserve"> </w:t>
       </w:r>
-      <w:hyperlink r:id="rId84">
+      <w:hyperlink r:id="rId95">
         <w:r>
           <w:rPr>
             <w:rStyle w:val="Hyperlink"/>
@@ -6067,8 +6202,8 @@
         <w:t xml:space="preserve">Retain: authority, account/region/scope, role/permissions, tool/version, policy/query, source data, date, population, result, analista validation, limitation, finding, action, and retest. Eliminar las credenciales temporales y proteger la salida.</w:t>
       </w:r>
     </w:p>
-    <w:bookmarkEnd w:id="85"/>
-    <w:bookmarkStart w:id="86" w:name="kube-bench"/>
+    <w:bookmarkEnd w:id="96"/>
+    <w:bookmarkStart w:id="97" w:name="kube-bench"/>
     <w:p>
       <w:pPr>
         <w:pStyle w:val="Heading2"/>
@@ -6101,8 +6236,8 @@
         <w:t xml:space="preserve">Retain: authority, account/region/scope, role/permissions, tool/version, policy/query, source data, date, population, result, analista validation, limitation, finding, action, and retest. Eliminar las credenciales temporales y proteger la salida.</w:t>
       </w:r>
     </w:p>
-    <w:bookmarkEnd w:id="86"/>
-    <w:bookmarkStart w:id="87" w:name="kube-hunter"/>
+    <w:bookmarkEnd w:id="97"/>
+    <w:bookmarkStart w:id="98" w:name="kube-hunter"/>
     <w:p>
       <w:pPr>
         <w:pStyle w:val="Heading2"/>
@@ -6135,8 +6270,8 @@
         <w:t xml:space="preserve">Retain: authority, account/region/scope, role/permissions, tool/version, policy/query, source data, date, population, result, analista validation, limitation, finding, action, and retest. Eliminar las credenciales temporales y proteger la salida.</w:t>
       </w:r>
     </w:p>
-    <w:bookmarkEnd w:id="87"/>
-    <w:bookmarkStart w:id="88" w:name="falco"/>
+    <w:bookmarkEnd w:id="98"/>
+    <w:bookmarkStart w:id="99" w:name="falco"/>
     <w:p>
       <w:pPr>
         <w:pStyle w:val="Heading2"/>
@@ -6169,8 +6304,8 @@
         <w:t xml:space="preserve">Retain: authority, account/region/scope, role/permissions, tool/version, policy/query, source data, date, population, result, analista validation, limitation, finding, action, and retest. Eliminar las credenciales temporales y proteger la salida.</w:t>
       </w:r>
     </w:p>
-    <w:bookmarkEnd w:id="88"/>
-    <w:bookmarkStart w:id="90" w:name="gitleaks"/>
+    <w:bookmarkEnd w:id="99"/>
+    <w:bookmarkStart w:id="101" w:name="gitleaks"/>
     <w:p>
       <w:pPr>
         <w:pStyle w:val="Heading2"/>
@@ -6189,7 +6324,7 @@
       <w:r>
         <w:t xml:space="preserve"> </w:t>
       </w:r>
-      <w:hyperlink r:id="rId89">
+      <w:hyperlink r:id="rId100">
         <w:r>
           <w:rPr>
             <w:rStyle w:val="Hyperlink"/>
@@ -6214,8 +6349,8 @@
         <w:t xml:space="preserve">Retain: authority, account/region/scope, role/permissions, tool/version, policy/query, source data, date, population, result, analista validation, limitation, finding, action, and retest. Eliminar las credenciales temporales y proteger la salida.</w:t>
       </w:r>
     </w:p>
-    <w:bookmarkEnd w:id="90"/>
-    <w:bookmarkStart w:id="92" w:name="trufflehog"/>
+    <w:bookmarkEnd w:id="101"/>
+    <w:bookmarkStart w:id="103" w:name="trufflehog"/>
     <w:p>
       <w:pPr>
         <w:pStyle w:val="Heading2"/>
@@ -6234,7 +6369,7 @@
       <w:r>
         <w:t xml:space="preserve"> </w:t>
       </w:r>
-      <w:hyperlink r:id="rId91">
+      <w:hyperlink r:id="rId102">
         <w:r>
           <w:rPr>
             <w:rStyle w:val="Hyperlink"/>
@@ -6259,8 +6394,8 @@
         <w:t xml:space="preserve">Retain: authority, account/region/scope, role/permissions, tool/version, policy/query, source data, date, population, result, analista validation, limitation, finding, action, and retest. Eliminar las credenciales temporales y proteger la salida.</w:t>
       </w:r>
     </w:p>
-    <w:bookmarkEnd w:id="92"/>
-    <w:bookmarkStart w:id="94" w:name="wazuh"/>
+    <w:bookmarkEnd w:id="103"/>
+    <w:bookmarkStart w:id="105" w:name="wazuh"/>
     <w:p>
       <w:pPr>
         <w:pStyle w:val="Heading2"/>
@@ -6279,7 +6414,7 @@
       <w:r>
         <w:t xml:space="preserve"> </w:t>
       </w:r>
-      <w:hyperlink r:id="rId93">
+      <w:hyperlink r:id="rId104">
         <w:r>
           <w:rPr>
             <w:rStyle w:val="Hyperlink"/>
@@ -6304,8 +6439,8 @@
         <w:t xml:space="preserve">Retain: authority, account/region/scope, role/permissions, tool/version, policy/query, source data, date, population, result, analista validation, limitation, finding, action, and retest. Eliminar las credenciales temporales y proteger la salida.</w:t>
       </w:r>
     </w:p>
-    <w:bookmarkEnd w:id="94"/>
-    <w:bookmarkStart w:id="96" w:name="defectodojo"/>
+    <w:bookmarkEnd w:id="105"/>
+    <w:bookmarkStart w:id="107" w:name="defectodojo"/>
     <w:p>
       <w:pPr>
         <w:pStyle w:val="Heading2"/>
@@ -6324,7 +6459,7 @@
       <w:r>
         <w:t xml:space="preserve"> </w:t>
       </w:r>
-      <w:hyperlink r:id="rId95">
+      <w:hyperlink r:id="rId106">
         <w:r>
           <w:rPr>
             <w:rStyle w:val="Hyperlink"/>
@@ -6349,9 +6484,9 @@
         <w:t xml:space="preserve">Retain: authority, account/region/scope, role/permissions, tool/version, policy/query, source data, date, population, result, analista validation, limitation, finding, action, and retest. Eliminar las credenciales temporales y proteger la salida.</w:t>
       </w:r>
     </w:p>
-    <w:bookmarkEnd w:id="96"/>
-    <w:bookmarkEnd w:id="97"/>
-    <w:bookmarkStart w:id="101" w:name="el-libro-de-seguridad-de-cloud-manager"/>
+    <w:bookmarkEnd w:id="107"/>
+    <w:bookmarkEnd w:id="108"/>
+    <w:bookmarkStart w:id="112" w:name="el-libro-de-seguridad-de-cloud-manager"/>
     <w:p>
       <w:pPr>
         <w:pStyle w:val="Heading1"/>
@@ -6366,8 +6501,8 @@
       </w:pPr>
       <w:r>
         <w:rPr>
+          <w:iCs/>
           <w:i/>
-          <w:iCs/>
         </w:rPr>
         <w:t xml:space="preserve">Los administradores mantienen la velocidad de la nube alineada con la propiedad, los obstáculos, la evidencia, la resiliencia y las decisiones de riesgo.</w:t>
       </w:r>
@@ -6378,8 +6513,8 @@
       </w:pPr>
       <w:r>
         <w:rPr>
+          <w:bCs/>
           <w:b/>
-          <w:bCs/>
         </w:rPr>
         <w:t xml:space="preserve">Area</w:t>
       </w:r>
@@ -6394,8 +6529,8 @@
       </w:r>
       <w:r>
         <w:rPr>
+          <w:bCs/>
           <w:b/>
-          <w:bCs/>
         </w:rPr>
         <w:t xml:space="preserve">Pregunta principal</w:t>
       </w:r>
@@ -6454,7 +6589,7 @@
         <w:t xml:space="preserve">¿Puede el servicio completo cumplir los escenarios probados de RTO/RPO y falta de proveedores? ← Respaldo existe pero restaurado no probado</w:t>
       </w:r>
     </w:p>
-    <w:bookmarkStart w:id="98" w:name="ritmo-operativo"/>
+    <w:bookmarkStart w:id="109" w:name="ritmo-operativo"/>
     <w:p>
       <w:pPr>
         <w:pStyle w:val="Heading2"/>
@@ -6509,11 +6644,11 @@
     </w:p>
     <w:p>
       <w:pPr>
+        <w:numPr>
+          <w:ilvl w:val="0"/>
+          <w:numId w:val="1036"/>
+        </w:numPr>
         <w:pStyle w:val="Compact"/>
-        <w:numPr>
-          <w:ilvl w:val="0"/>
-          <w:numId w:val="1036"/>
-        </w:numPr>
       </w:pPr>
       <w:r>
         <w:t xml:space="preserve">Guía de la carrera de analista junior</w:t>
@@ -6525,8 +6660,8 @@
       </w:pPr>
       <w:r>
         <w:rPr>
+          <w:iCs/>
           <w:i/>
-          <w:iCs/>
         </w:rPr>
         <w:t xml:space="preserve">Los analistas de seguridad de la nube Junior crean valor a través de inventarios precisos, revisión de posturas, evidencia, remediación y comunicación.</w:t>
       </w:r>
@@ -6536,13 +6671,25 @@
         <w:pStyle w:val="BodyText"/>
       </w:pPr>
       <w:r>
-        <w:t xml:space="preserve">“Estilo medio/image10.png”</w:t>
+        <w:t xml:space="preserve">“</w:t>
+      </w:r>
+      <w:r>
+        <w:t xml:space="preserve">Estilo medio/image10.png</w:t>
+      </w:r>
+      <w:r>
+        <w:t xml:space="preserve">”</w:t>
       </w:r>
       <w:r>
         <w:t xml:space="preserve">=</w:t>
       </w:r>
       <w:r>
-        <w:t xml:space="preserve">“Ancho:6.15in; Altura:3.39605in”</w:t>
+        <w:t xml:space="preserve">“</w:t>
+      </w:r>
+      <w:r>
+        <w:t xml:space="preserve">Ancho:6.15in; Altura:3.39605in</w:t>
+      </w:r>
+      <w:r>
+        <w:t xml:space="preserve">”</w:t>
       </w:r>
       <w:r>
         <w:t xml:space="preserve"> </w:t>
@@ -6551,7 +6698,13 @@
         <w:t xml:space="preserve">alt=</w:t>
       </w:r>
       <w:r>
-        <w:t xml:space="preserve">“Los laboratorios de seguridad y la evidencia trazable convierten los conceptos de la nube en prueba de cartera”</w:t>
+        <w:t xml:space="preserve">“</w:t>
+      </w:r>
+      <w:r>
+        <w:t xml:space="preserve">Los laboratorios de seguridad y la evidencia trazable convierten los conceptos de la nube en prueba de cartera</w:t>
+      </w:r>
+      <w:r>
+        <w:t xml:space="preserve">”</w:t>
       </w:r>
       <w:r>
         <w:t xml:space="preserve">.</w:t>
@@ -6565,8 +6718,8 @@
         <w:t xml:space="preserve">Gráfico 10 Camino analista de seguridad de la nube junior</w:t>
       </w:r>
     </w:p>
-    <w:bookmarkEnd w:id="98"/>
-    <w:bookmarkStart w:id="99" w:name="funciones-comunes"/>
+    <w:bookmarkEnd w:id="109"/>
+    <w:bookmarkStart w:id="110" w:name="funciones-comunes"/>
     <w:p>
       <w:pPr>
         <w:pStyle w:val="Heading2"/>
@@ -6663,8 +6816,8 @@
         <w:t xml:space="preserve">Análisis de la respuesta de incidentes en la nube</w:t>
       </w:r>
     </w:p>
-    <w:bookmarkEnd w:id="99"/>
-    <w:bookmarkStart w:id="100" w:name="típico-trabajo"/>
+    <w:bookmarkEnd w:id="110"/>
+    <w:bookmarkStart w:id="111" w:name="típico-trabajo"/>
     <w:p>
       <w:pPr>
         <w:pStyle w:val="Heading2"/>
@@ -6750,9 +6903,9 @@
         <w:t xml:space="preserve">Apoyar los plazos de incidentes en la nube, preservación de evidencias, contención y recuperación.</w:t>
       </w:r>
     </w:p>
-    <w:bookmarkEnd w:id="100"/>
-    <w:bookmarkEnd w:id="101"/>
-    <w:bookmarkStart w:id="114" w:name="X63f7ead03adb023a9ee2fdd52a700da050674b2"/>
+    <w:bookmarkEnd w:id="111"/>
+    <w:bookmarkEnd w:id="112"/>
+    <w:bookmarkStart w:id="125" w:name="X63f7ead03adb023a9ee2fdd52a700da050674b2"/>
     <w:p>
       <w:pPr>
         <w:pStyle w:val="Heading1"/>
@@ -6767,8 +6920,8 @@
       </w:pPr>
       <w:r>
         <w:rPr>
+          <w:iCs/>
           <w:i/>
-          <w:iCs/>
         </w:rPr>
         <w:t xml:space="preserve">Un ambiente de nube ficticia puede producir una cartera junior segura y creíble.</w:t>
       </w:r>
@@ -6787,7 +6940,7 @@
         <w:t xml:space="preserve">|. |</w:t>
       </w:r>
     </w:p>
-    <w:bookmarkStart w:id="102" w:name="portfolio-lab"/>
+    <w:bookmarkStart w:id="113" w:name="portfolio-lab"/>
     <w:p>
       <w:pPr>
         <w:pStyle w:val="Heading2"/>
@@ -6895,8 +7048,8 @@
         <w:t xml:space="preserve">Publicar sólo evidencias sanitarias y etiquetar el proyecto ficticio, educativo y no una certificación del proveedor.</w:t>
       </w:r>
     </w:p>
-    <w:bookmarkEnd w:id="102"/>
-    <w:bookmarkStart w:id="103" w:name="plan-de-30-días"/>
+    <w:bookmarkEnd w:id="113"/>
+    <w:bookmarkStart w:id="114" w:name="plan-de-30-días"/>
     <w:p>
       <w:pPr>
         <w:pStyle w:val="Heading2"/>
@@ -6909,26 +7062,27 @@
       <w:tblPr>
         <w:tblStyle w:val="Table"/>
         <w:tblW w:type="pct" w:w="5000"/>
-        <w:tblLayout w:type="fixed"/>
         <w:tblLook w:firstRow="1" w:lastRow="0" w:firstColumn="0" w:lastColumn="0" w:noHBand="0" w:noVBand="0" w:val="0020"/>
+        <w:jc w:val="start"/>
       </w:tblPr>
       <w:tblGrid>
         <w:gridCol w:w="7920"/>
       </w:tblGrid>
       <w:tr>
         <w:trPr>
-          <w:tblHeader w:val="on"/>
+          <w:tblHeader w:val="true"/>
         </w:trPr>
         <w:tc>
           <w:tcPr/>
           <w:p>
             <w:pPr>
               <w:pStyle w:val="Compact"/>
+              <w:jc w:val="left"/>
             </w:pPr>
             <w:r>
               <w:rPr>
+                <w:bCs/>
                 <w:b/>
-                <w:bCs/>
               </w:rPr>
               <w:t xml:space="preserve">Días</w:t>
             </w:r>
@@ -6941,6 +7095,7 @@
           <w:p>
             <w:pPr>
               <w:pStyle w:val="Compact"/>
+              <w:jc w:val="left"/>
             </w:pPr>
             <w:r>
               <w:t xml:space="preserve">TEN 1–3</w:t>
@@ -6954,6 +7109,7 @@
           <w:p>
             <w:pPr>
               <w:pStyle w:val="Compact"/>
+              <w:jc w:val="left"/>
             </w:pPr>
             <w:r>
               <w:t xml:space="preserve">4–6</w:t>
@@ -6967,6 +7123,7 @@
           <w:p>
             <w:pPr>
               <w:pStyle w:val="Compact"/>
+              <w:jc w:val="left"/>
             </w:pPr>
             <w:r>
               <w:t xml:space="preserve">7–9 Silencioso Identidad, red, datos, cripto tención Cuatro documentos de trabajo de control</w:t>
@@ -6980,6 +7137,7 @@
           <w:p>
             <w:pPr>
               <w:pStyle w:val="Compact"/>
+              <w:jc w:val="left"/>
             </w:pPr>
             <w:r>
               <w:t xml:space="preserve">TEN 10–12 ANTERIENTE ATENCIÓN, postura, vulnerabilidad</w:t>
@@ -6993,6 +7151,7 @@
           <w:p>
             <w:pPr>
               <w:pStyle w:val="Compact"/>
+              <w:jc w:val="left"/>
             </w:pPr>
             <w:r>
               <w:t xml:space="preserve">13–15</w:t>
@@ -7006,6 +7165,7 @@
           <w:p>
             <w:pPr>
               <w:pStyle w:val="Compact"/>
+              <w:jc w:val="left"/>
             </w:pPr>
             <w:r>
               <w:t xml:space="preserve">TEN 16–18</w:t>
@@ -7019,6 +7179,7 @@
           <w:p>
             <w:pPr>
               <w:pStyle w:val="Compact"/>
+              <w:jc w:val="left"/>
             </w:pPr>
             <w:r>
               <w:t xml:space="preserve">TEN 19–21</w:t>
@@ -7032,6 +7193,7 @@
           <w:p>
             <w:pPr>
               <w:pStyle w:val="Compact"/>
+              <w:jc w:val="left"/>
             </w:pPr>
             <w:r>
               <w:t xml:space="preserve">y respuesta a incidentes</w:t>
@@ -7045,6 +7207,7 @@
           <w:p>
             <w:pPr>
               <w:pStyle w:val="Compact"/>
+              <w:jc w:val="left"/>
             </w:pPr>
             <w:r>
               <w:t xml:space="preserve">TEN 25–27</w:t>
@@ -7058,6 +7221,7 @@
           <w:p>
             <w:pPr>
               <w:pStyle w:val="Compact"/>
+              <w:jc w:val="left"/>
             </w:pPr>
             <w:r>
               <w:t xml:space="preserve">28–30</w:t>
@@ -7066,8 +7230,8 @@
         </w:tc>
       </w:tr>
     </w:tbl>
-    <w:bookmarkEnd w:id="103"/>
-    <w:bookmarkStart w:id="104" w:name="qué-es-responsabilidad-compartida"/>
+    <w:bookmarkEnd w:id="114"/>
+    <w:bookmarkStart w:id="115" w:name="qué-es-responsabilidad-compartida"/>
     <w:p>
       <w:pPr>
         <w:pStyle w:val="Heading2"/>
@@ -7084,8 +7248,8 @@
         <w:t xml:space="preserve">El proveedor y el cliente dividen tareas de seguridad por modelo de servicio, función, contrato y configuración. El límite exacto debe ser documentado y probado.</w:t>
       </w:r>
     </w:p>
-    <w:bookmarkEnd w:id="104"/>
-    <w:bookmarkStart w:id="105" w:name="iaas-versus-paas-versus-saas"/>
+    <w:bookmarkEnd w:id="115"/>
+    <w:bookmarkStart w:id="116" w:name="iaas-versus-paas-versus-saas"/>
     <w:p>
       <w:pPr>
         <w:pStyle w:val="Heading2"/>
@@ -7102,8 +7266,8 @@
         <w:t xml:space="preserve">IaaS le da al cliente más responsabilidad de la carga de trabajo; PaaS gestiona más tiempo de ejecución; SaaS gestiona la plataforma de aplicación mientras que el cliente todavía controla a los usuarios, configuraciones de arrendatarios, datos, integraciones y puntos finales.</w:t>
       </w:r>
     </w:p>
-    <w:bookmarkEnd w:id="105"/>
-    <w:bookmarkStart w:id="106" w:name="Xcb262a87bbe29bbf2c0f094a35695c8af602b34"/>
+    <w:bookmarkEnd w:id="116"/>
+    <w:bookmarkStart w:id="117" w:name="Xcb262a87bbe29bbf2c0f094a35695c8af602b34"/>
     <w:p>
       <w:pPr>
         <w:pStyle w:val="Heading2"/>
@@ -7120,8 +7284,8 @@
         <w:t xml:space="preserve">APIs y planos de control permiten que las identidades y fichas creen, cambien, accedan o eliminen recursos a escala.</w:t>
       </w:r>
     </w:p>
-    <w:bookmarkEnd w:id="106"/>
-    <w:bookmarkStart w:id="107" w:name="qué-es-una-zona-de-aterrizaje"/>
+    <w:bookmarkEnd w:id="117"/>
+    <w:bookmarkStart w:id="118" w:name="qué-es-una-zona-de-aterrizaje"/>
     <w:p>
       <w:pPr>
         <w:pStyle w:val="Heading2"/>
@@ -7138,8 +7302,8 @@
         <w:t xml:space="preserve">Una base de nube reutilizable para la jerarquía, la identidad, la creación de redes, la tala de registros, la vigilancia, los servicios compartidos y la separación del volumen de trabajo.</w:t>
       </w:r>
     </w:p>
-    <w:bookmarkEnd w:id="107"/>
-    <w:bookmarkStart w:id="108" w:name="cspm-scan-versus-valoración"/>
+    <w:bookmarkEnd w:id="118"/>
+    <w:bookmarkStart w:id="119" w:name="cspm-scan-versus-valoración"/>
     <w:p>
       <w:pPr>
         <w:pStyle w:val="Heading2"/>
@@ -7156,8 +7320,8 @@
         <w:t xml:space="preserve">Un análisis detecta las condiciones configuradas. Una evaluación valida criterios, alcance completo, responsabilidad, fiabilidad de pruebas, proceso operativo, excepciones, riesgo y retest.</w:t>
       </w:r>
     </w:p>
-    <w:bookmarkEnd w:id="108"/>
-    <w:bookmarkStart w:id="109" w:name="qué-es-la-infraestructura-como-código"/>
+    <w:bookmarkEnd w:id="119"/>
+    <w:bookmarkStart w:id="120" w:name="qué-es-la-infraestructura-como-código"/>
     <w:p>
       <w:pPr>
         <w:pStyle w:val="Heading2"/>
@@ -7174,8 +7338,8 @@
         <w:t xml:space="preserve">Definiciones declarativas controladas por versiones de infraestructura que pueden ser revisadas, probadas, desplegadas y supervisadas para la deriva.</w:t>
       </w:r>
     </w:p>
-    <w:bookmarkEnd w:id="109"/>
-    <w:bookmarkStart w:id="110" w:name="cómo-aseguras-secretos"/>
+    <w:bookmarkEnd w:id="120"/>
+    <w:bookmarkStart w:id="121" w:name="cómo-aseguras-secretos"/>
     <w:p>
       <w:pPr>
         <w:pStyle w:val="Heading2"/>
@@ -7192,8 +7356,8 @@
         <w:t xml:space="preserve">Utilice una tienda secreta gestionada, credenciales de corta duración, permisos estrechos, rotación, monitoreo y prevención en código, registros, imágenes y estado.</w:t>
       </w:r>
     </w:p>
-    <w:bookmarkEnd w:id="110"/>
-    <w:bookmarkStart w:id="111" w:name="cómo-verifica-la-recuperación-de-la-nube"/>
+    <w:bookmarkEnd w:id="121"/>
+    <w:bookmarkStart w:id="122" w:name="cómo-verifica-la-recuperación-de-la-nube"/>
     <w:p>
       <w:pPr>
         <w:pStyle w:val="Heading2"/>
@@ -7210,8 +7374,8 @@
         <w:t xml:space="preserve">Restaurar el servicio completo de fuentes protegidas, medir la pérdida de tiempo/datos real, validar la seguridad, datos, interfaces, rendimiento y aceptación empresarial.</w:t>
       </w:r>
     </w:p>
-    <w:bookmarkEnd w:id="111"/>
-    <w:bookmarkStart w:id="112" w:name="qué-es-csa-ccm-v4.1"/>
+    <w:bookmarkEnd w:id="122"/>
+    <w:bookmarkStart w:id="123" w:name="qué-es-csa-ccm-v4.1"/>
     <w:p>
       <w:pPr>
         <w:pStyle w:val="Heading2"/>
@@ -7228,8 +7392,8 @@
         <w:t xml:space="preserve">Un marco de control de la nube con 207 objetivos de control en 17 dominios, junto con CAIQ para asegurar el proveedor.</w:t>
       </w:r>
     </w:p>
-    <w:bookmarkEnd w:id="112"/>
-    <w:bookmarkStart w:id="113" w:name="qué-hace-un-buen-analista-junior"/>
+    <w:bookmarkEnd w:id="123"/>
+    <w:bookmarkStart w:id="124" w:name="qué-hace-un-buen-analista-junior"/>
     <w:p>
       <w:pPr>
         <w:pStyle w:val="Heading2"/>
@@ -7246,9 +7410,9 @@
         <w:t xml:space="preserve">Alcance cuidadoso, sólo lectura de primeros pasos, evidencia confiable, validación, escritura clara, manejo seguro de credenciales, y limitaciones honestas.</w:t>
       </w:r>
     </w:p>
-    <w:bookmarkEnd w:id="113"/>
-    <w:bookmarkEnd w:id="114"/>
-    <w:bookmarkStart w:id="128" w:name="plantillas-glosario-índice-y-referencias"/>
+    <w:bookmarkEnd w:id="124"/>
+    <w:bookmarkEnd w:id="125"/>
+    <w:bookmarkStart w:id="139" w:name="plantillas-glosario-índice-y-referencias"/>
     <w:p>
       <w:pPr>
         <w:pStyle w:val="Heading1"/>
@@ -7259,17 +7423,17 @@
     </w:p>
     <w:p>
       <w:pPr>
+        <w:numPr>
+          <w:ilvl w:val="0"/>
+          <w:numId w:val="1040"/>
+        </w:numPr>
         <w:pStyle w:val="Compact"/>
-        <w:numPr>
-          <w:ilvl w:val="0"/>
-          <w:numId w:val="1040"/>
-        </w:numPr>
       </w:pPr>
       <w:r>
         <w:t xml:space="preserve">Estructuras de trabajo reutilizables, términos clave, índice de sujeto y puntos de partida autorizados*.</w:t>
       </w:r>
     </w:p>
-    <w:bookmarkStart w:id="115" w:name="X707c791c815b17b811c3e62d5abbdfd13af2be5"/>
+    <w:bookmarkStart w:id="126" w:name="X707c791c815b17b811c3e62d5abbdfd13af2be5"/>
     <w:p>
       <w:pPr>
         <w:pStyle w:val="Heading2"/>
@@ -7307,7 +7471,13 @@
         <w:br/>
       </w:r>
       <w:r>
-        <w:t xml:space="preserve">“Pripose”</w:t>
+        <w:t xml:space="preserve">“</w:t>
+      </w:r>
+      <w:r>
+        <w:t xml:space="preserve">Pripose</w:t>
+      </w:r>
+      <w:r>
+        <w:t xml:space="preserve">”</w:t>
       </w:r>
       <w:r>
         <w:t xml:space="preserve"> </w:t>
@@ -7337,13 +7507,25 @@
         <w:br/>
       </w:r>
       <w:r>
-        <w:t xml:space="preserve">“La responsabilidad de los proveedores en la vida”</w:t>
-      </w:r>
-      <w:r>
-        <w:t xml:space="preserve"> </w:t>
-      </w:r>
-      <w:r>
-        <w:t xml:space="preserve">“La responsabilidad de los clientes en la vida”</w:t>
+        <w:t xml:space="preserve">“</w:t>
+      </w:r>
+      <w:r>
+        <w:t xml:space="preserve">La responsabilidad de los proveedores en la vida</w:t>
+      </w:r>
+      <w:r>
+        <w:t xml:space="preserve">”</w:t>
+      </w:r>
+      <w:r>
+        <w:t xml:space="preserve"> </w:t>
+      </w:r>
+      <w:r>
+        <w:t xml:space="preserve">“</w:t>
+      </w:r>
+      <w:r>
+        <w:t xml:space="preserve">La responsabilidad de los clientes en la vida</w:t>
+      </w:r>
+      <w:r>
+        <w:t xml:space="preserve">”</w:t>
       </w:r>
       <w:r>
         <w:t xml:space="preserve"> </w:t>
@@ -7358,8 +7540,8 @@
         <w:t xml:space="preserve">La recuperación de la vida / el incidente / la salida de la vida                             </w:t>
       </w:r>
     </w:p>
-    <w:bookmarkEnd w:id="115"/>
-    <w:bookmarkStart w:id="116" w:name="papel-de-control-de-la-nube"/>
+    <w:bookmarkEnd w:id="126"/>
+    <w:bookmarkStart w:id="127" w:name="papel-de-control-de-la-nube"/>
     <w:p>
       <w:pPr>
         <w:pStyle w:val="Heading2"/>
@@ -7391,7 +7573,13 @@
         <w:br/>
       </w:r>
       <w:r>
-        <w:t xml:space="preserve">“La vida escoge / la responsabilidad”</w:t>
+        <w:t xml:space="preserve">“</w:t>
+      </w:r>
+      <w:r>
+        <w:t xml:space="preserve">La vida escoge / la responsabilidad</w:t>
+      </w:r>
+      <w:r>
+        <w:t xml:space="preserve">”</w:t>
       </w:r>
       <w:r>
         <w:t xml:space="preserve"> </w:t>
@@ -7409,7 +7597,13 @@
         <w:br/>
       </w:r>
       <w:r>
-        <w:t xml:space="preserve">“Proceso permanente / propietario / frecuencia”</w:t>
+        <w:t xml:space="preserve">“</w:t>
+      </w:r>
+      <w:r>
+        <w:t xml:space="preserve">Proceso permanente / propietario / frecuencia</w:t>
+      </w:r>
+      <w:r>
+        <w:t xml:space="preserve">”</w:t>
       </w:r>
       <w:r>
         <w:t xml:space="preserve"> </w:t>
@@ -7433,7 +7627,13 @@
         <w:t xml:space="preserve"> </w:t>
       </w:r>
       <w:r>
-        <w:t xml:space="preserve">“Actuación permanente / propietario / fecha de vencimiento”</w:t>
+        <w:t xml:space="preserve">“</w:t>
+      </w:r>
+      <w:r>
+        <w:t xml:space="preserve">Actuación permanente / propietario / fecha de vencimiento</w:t>
+      </w:r>
+      <w:r>
+        <w:t xml:space="preserve">”</w:t>
       </w:r>
       <w:r>
         <w:t xml:space="preserve"> </w:t>
@@ -7442,8 +7642,8 @@
         <w:t xml:space="preserve">Retest/Cierre de la vida</w:t>
       </w:r>
     </w:p>
-    <w:bookmarkEnd w:id="116"/>
-    <w:bookmarkStart w:id="117" w:name="X9e47ee6a1859eb57118f0c27b2e3cd0efc4679f"/>
+    <w:bookmarkEnd w:id="127"/>
+    <w:bookmarkStart w:id="128" w:name="X9e47ee6a1859eb57118f0c27b2e3cd0efc4679f"/>
     <w:p>
       <w:pPr>
         <w:pStyle w:val="Heading2"/>
@@ -7469,7 +7669,13 @@
         <w:t xml:space="preserve"> </w:t>
       </w:r>
       <w:r>
-        <w:t xml:space="preserve">“Proveedor/servicio/entidad en la vida”</w:t>
+        <w:t xml:space="preserve">“</w:t>
+      </w:r>
+      <w:r>
+        <w:t xml:space="preserve">Proveedor/servicio/entidad en la vida</w:t>
+      </w:r>
+      <w:r>
+        <w:t xml:space="preserve">”</w:t>
       </w:r>
       <w:r>
         <w:t xml:space="preserve"> </w:t>
@@ -7481,13 +7687,22 @@
         <w:br/>
       </w:r>
       <w:r>
-        <w:t xml:space="preserve">“Escopo/regiones/criterios”</w:t>
-      </w:r>
-      <w:r>
-        <w:t xml:space="preserve"> </w:t>
-      </w:r>
-      <w:r>
-        <w:t xml:space="preserve">“Opinión/certificate status |                           </w:t>
+        <w:t xml:space="preserve">“</w:t>
+      </w:r>
+      <w:r>
+        <w:t xml:space="preserve">Escopo/regiones/criterios</w:t>
+      </w:r>
+      <w:r>
+        <w:t xml:space="preserve">”</w:t>
+      </w:r>
+      <w:r>
+        <w:t xml:space="preserve"> </w:t>
+      </w:r>
+      <w:r>
+        <w:t xml:space="preserve">“</w:t>
+      </w:r>
+      <w:r>
+        <w:t xml:space="preserve">Opinión/certificate status |                           </w:t>
       </w:r>
       <w:r>
         <w:br/>
@@ -7499,7 +7714,10 @@
         <w:t xml:space="preserve"> </w:t>
       </w:r>
       <w:r>
-        <w:t xml:space="preserve">TENIDOS DE LAS CUESTIONES DEL cliente |                                                                                                                          ”</w:t>
+        <w:t xml:space="preserve">TENIDOS DE LAS CUESTIONES DEL cliente |                                                                                                                          </w:t>
+      </w:r>
+      <w:r>
+        <w:t xml:space="preserve">”</w:t>
       </w:r>
       <w:r>
         <w:t xml:space="preserve">Las organizaciones de subservicio en la vida”</w:t>
@@ -7514,17 +7732,29 @@
         <w:t xml:space="preserve"> </w:t>
       </w:r>
       <w:r>
-        <w:t xml:space="preserve">“Aplicabilidad/salidas de evidencia”</w:t>
-      </w:r>
-      <w:r>
-        <w:t xml:space="preserve"> </w:t>
-      </w:r>
-      <w:r>
-        <w:t xml:space="preserve">“Actuación/decisión de riesgo”</w:t>
-      </w:r>
-    </w:p>
-    <w:bookmarkEnd w:id="117"/>
-    <w:bookmarkStart w:id="118" w:name="registro-de-incidentes-y-recuperación"/>
+        <w:t xml:space="preserve">“</w:t>
+      </w:r>
+      <w:r>
+        <w:t xml:space="preserve">Aplicabilidad/salidas de evidencia</w:t>
+      </w:r>
+      <w:r>
+        <w:t xml:space="preserve">”</w:t>
+      </w:r>
+      <w:r>
+        <w:t xml:space="preserve"> </w:t>
+      </w:r>
+      <w:r>
+        <w:t xml:space="preserve">“</w:t>
+      </w:r>
+      <w:r>
+        <w:t xml:space="preserve">Actuación/decisión de riesgo</w:t>
+      </w:r>
+      <w:r>
+        <w:t xml:space="preserve">”</w:t>
+      </w:r>
+    </w:p>
+    <w:bookmarkEnd w:id="128"/>
+    <w:bookmarkStart w:id="129" w:name="registro-de-incidentes-y-recuperación"/>
     <w:p>
       <w:pPr>
         <w:pStyle w:val="Heading2"/>
@@ -7550,7 +7780,13 @@
         <w:t xml:space="preserve"> </w:t>
       </w:r>
       <w:r>
-        <w:t xml:space="preserve">“Principio/comandante/severidad”</w:t>
+        <w:t xml:space="preserve">“</w:t>
+      </w:r>
+      <w:r>
+        <w:t xml:space="preserve">Principio/comandante/severidad</w:t>
+      </w:r>
+      <w:r>
+        <w:t xml:space="preserve">”</w:t>
       </w:r>
       <w:r>
         <w:t xml:space="preserve"> </w:t>
@@ -7568,7 +7804,13 @@
         <w:br/>
       </w:r>
       <w:r>
-        <w:t xml:space="preserve">“Datos/regiones/providentes”</w:t>
+        <w:t xml:space="preserve">“</w:t>
+      </w:r>
+      <w:r>
+        <w:t xml:space="preserve">Datos/regiones/providentes</w:t>
+      </w:r>
+      <w:r>
+        <w:t xml:space="preserve">”</w:t>
       </w:r>
       <w:r>
         <w:t xml:space="preserve"> </w:t>
@@ -7586,7 +7828,13 @@
         <w:t xml:space="preserve"> </w:t>
       </w:r>
       <w:r>
-        <w:t xml:space="preserve">“Contenimiento/aprobaciones infligidas”</w:t>
+        <w:t xml:space="preserve">“</w:t>
+      </w:r>
+      <w:r>
+        <w:t xml:space="preserve">Contenimiento/aprobaciones infligidas</w:t>
+      </w:r>
+      <w:r>
+        <w:t xml:space="preserve">”</w:t>
       </w:r>
       <w:r>
         <w:t xml:space="preserve"> </w:t>
@@ -7604,7 +7852,13 @@
         <w:br/>
       </w:r>
       <w:r>
-        <w:t xml:space="preserve">“Vidación/acceptancia de la vida”</w:t>
+        <w:t xml:space="preserve">“</w:t>
+      </w:r>
+      <w:r>
+        <w:t xml:space="preserve">Vidación/acceptancia de la vida</w:t>
+      </w:r>
+      <w:r>
+        <w:t xml:space="preserve">”</w:t>
       </w:r>
       <w:r>
         <w:t xml:space="preserve"> </w:t>
@@ -7613,8 +7867,8 @@
         <w:t xml:space="preserve">Lecciones/acción/retestigos sobre la vida</w:t>
       </w:r>
     </w:p>
-    <w:bookmarkEnd w:id="118"/>
-    <w:bookmarkStart w:id="119" w:name="glosario"/>
+    <w:bookmarkEnd w:id="129"/>
+    <w:bookmarkStart w:id="130" w:name="glosario"/>
     <w:p>
       <w:pPr>
         <w:pStyle w:val="Heading2"/>
@@ -7733,8 +7987,8 @@
         <w:t xml:space="preserve">TEN STAR | CSA Security, Trust, Assurance and Risk program/registry.</w:t>
       </w:r>
     </w:p>
-    <w:bookmarkEnd w:id="119"/>
-    <w:bookmarkStart w:id="120" w:name="subject-index"/>
+    <w:bookmarkEnd w:id="130"/>
+    <w:bookmarkStart w:id="131" w:name="subject-index"/>
     <w:p>
       <w:pPr>
         <w:pStyle w:val="Heading2"/>
@@ -7877,8 +8131,8 @@
         <w:t xml:space="preserve">| Vulnerability | 11</w:t>
       </w:r>
     </w:p>
-    <w:bookmarkEnd w:id="120"/>
-    <w:bookmarkStart w:id="127" w:name="referencias-oficiales"/>
+    <w:bookmarkEnd w:id="131"/>
+    <w:bookmarkStart w:id="138" w:name="referencias-oficiales"/>
     <w:p>
       <w:pPr>
         <w:pStyle w:val="Heading2"/>
@@ -7894,7 +8148,7 @@
           <w:numId w:val="1041"/>
         </w:numPr>
       </w:pPr>
-      <w:hyperlink r:id="rId121">
+      <w:hyperlink r:id="rId132">
         <w:r>
           <w:rPr>
             <w:rStyle w:val="Hyperlink"/>
@@ -7932,7 +8186,7 @@
           <w:numId w:val="1041"/>
         </w:numPr>
       </w:pPr>
-      <w:hyperlink r:id="rId122">
+      <w:hyperlink r:id="rId133">
         <w:r>
           <w:rPr>
             <w:rStyle w:val="Hyperlink"/>
@@ -7948,7 +8202,7 @@
           <w:numId w:val="1041"/>
         </w:numPr>
       </w:pPr>
-      <w:hyperlink r:id="rId123">
+      <w:hyperlink r:id="rId134">
         <w:r>
           <w:rPr>
             <w:rStyle w:val="Hyperlink"/>
@@ -7964,7 +8218,7 @@
           <w:numId w:val="1041"/>
         </w:numPr>
       </w:pPr>
-      <w:hyperlink r:id="rId124">
+      <w:hyperlink r:id="rId135">
         <w:r>
           <w:rPr>
             <w:rStyle w:val="Hyperlink"/>
@@ -8024,7 +8278,7 @@
           <w:numId w:val="1041"/>
         </w:numPr>
       </w:pPr>
-      <w:hyperlink r:id="rId125">
+      <w:hyperlink r:id="rId136">
         <w:r>
           <w:rPr>
             <w:rStyle w:val="Hyperlink"/>
@@ -8051,7 +8305,7 @@
           <w:numId w:val="1041"/>
         </w:numPr>
       </w:pPr>
-      <w:hyperlink r:id="rId126">
+      <w:hyperlink r:id="rId137">
         <w:r>
           <w:rPr>
             <w:rStyle w:val="Hyperlink"/>
@@ -8066,8 +8320,8 @@
       </w:pPr>
       <w:r>
         <w:rPr>
+          <w:bCs/>
           <w:b/>
-          <w:bCs/>
         </w:rPr>
         <w:t xml:space="preserve">Recordaje final:</w:t>
       </w:r>
@@ -8086,13 +8340,9 @@
         <w:t xml:space="preserve">|. |</w:t>
       </w:r>
     </w:p>
-    <w:bookmarkEnd w:id="127"/>
-    <w:bookmarkEnd w:id="128"/>
-    <w:sectPr>
-      <w:footnotePr>
-        <w:numRestart w:val="eachSect"/>
-      </w:footnotePr>
-    </w:sectPr>
+    <w:bookmarkEnd w:id="138"/>
+    <w:bookmarkEnd w:id="139"/>
+    <w:sectPr/>
   </w:body>
 </w:document>
 </file>
@@ -8123,14 +8373,14 @@
 <file path=word/numbering.xml><?xml version="1.0" encoding="utf-8"?>
 <w:numbering xmlns:w="http://schemas.openxmlformats.org/wordprocessingml/2006/main">
   <w:abstractNum w:abstractNumId="990">
-    <w:nsid w:val="0000A990"/>
+    <w:nsid w:val="A990"/>
     <w:multiLevelType w:val="multilevel"/>
     <w:lvl w:ilvl="0">
       <w:numFmt w:val="bullet"/>
       <w:lvlText w:val=" "/>
       <w:lvlJc w:val="left"/>
       <w:pPr>
-        <w:ind w:left="720" w:hanging="360"/>
+        <w:ind w:left="720" w:hanging="480"/>
       </w:pPr>
     </w:lvl>
     <w:lvl w:ilvl="1">
@@ -8138,7 +8388,7 @@
       <w:lvlText w:val=" "/>
       <w:lvlJc w:val="left"/>
       <w:pPr>
-        <w:ind w:left="1440" w:hanging="360"/>
+        <w:ind w:left="1440" w:hanging="480"/>
       </w:pPr>
     </w:lvl>
     <w:lvl w:ilvl="2">
@@ -8146,7 +8396,7 @@
       <w:lvlText w:val=" "/>
       <w:lvlJc w:val="left"/>
       <w:pPr>
-        <w:ind w:left="2160" w:hanging="360"/>
+        <w:ind w:left="2160" w:hanging="480"/>
       </w:pPr>
     </w:lvl>
     <w:lvl w:ilvl="3">
@@ -8154,7 +8404,7 @@
       <w:lvlText w:val=" "/>
       <w:lvlJc w:val="left"/>
       <w:pPr>
-        <w:ind w:left="2880" w:hanging="360"/>
+        <w:ind w:left="2880" w:hanging="480"/>
       </w:pPr>
     </w:lvl>
     <w:lvl w:ilvl="4">
@@ -8162,7 +8412,7 @@
       <w:lvlText w:val=" "/>
       <w:lvlJc w:val="left"/>
       <w:pPr>
-        <w:ind w:left="3600" w:hanging="360"/>
+        <w:ind w:left="3600" w:hanging="480"/>
       </w:pPr>
     </w:lvl>
     <w:lvl w:ilvl="5">
@@ -8170,7 +8420,7 @@
       <w:lvlText w:val=" "/>
       <w:lvlJc w:val="left"/>
       <w:pPr>
-        <w:ind w:left="4320" w:hanging="360"/>
+        <w:ind w:left="4320" w:hanging="480"/>
       </w:pPr>
     </w:lvl>
     <w:lvl w:ilvl="6">
@@ -8178,7 +8428,7 @@
       <w:lvlText w:val=" "/>
       <w:lvlJc w:val="left"/>
       <w:pPr>
-        <w:ind w:left="5040" w:hanging="360"/>
+        <w:ind w:left="5040" w:hanging="480"/>
       </w:pPr>
     </w:lvl>
     <w:lvl w:ilvl="7">
@@ -8186,7 +8436,7 @@
       <w:lvlText w:val=" "/>
       <w:lvlJc w:val="left"/>
       <w:pPr>
-        <w:ind w:left="5760" w:hanging="360"/>
+        <w:ind w:left="5760" w:hanging="480"/>
       </w:pPr>
     </w:lvl>
     <w:lvl w:ilvl="8">
@@ -8194,115 +8444,88 @@
       <w:lvlText w:val=" "/>
       <w:lvlJc w:val="left"/>
       <w:pPr>
-        <w:ind w:left="6480" w:hanging="360"/>
+        <w:ind w:left="6480" w:hanging="480"/>
       </w:pPr>
     </w:lvl>
   </w:abstractNum>
   <w:abstractNum w:abstractNumId="991">
-    <w:nsid w:val="0000A991"/>
+    <w:nsid w:val="A991"/>
     <w:multiLevelType w:val="multilevel"/>
     <w:lvl w:ilvl="0">
       <w:numFmt w:val="bullet"/>
-      <w:lvlText w:val=""/>
+      <w:lvlText w:val="•"/>
       <w:lvlJc w:val="left"/>
       <w:pPr>
-        <w:ind w:left="720" w:hanging="360"/>
-      </w:pPr>
-      <w:rPr>
-        <w:rFonts w:ascii="Symbol" w:hAnsi="Symbol" w:cs="Symbol" w:hint="default"/>
-      </w:rPr>
+        <w:ind w:left="720" w:hanging="480"/>
+      </w:pPr>
     </w:lvl>
     <w:lvl w:ilvl="1">
       <w:numFmt w:val="bullet"/>
-      <w:lvlText w:val="o"/>
+      <w:lvlText w:val="–"/>
       <w:lvlJc w:val="left"/>
       <w:pPr>
-        <w:ind w:left="1440" w:hanging="360"/>
-      </w:pPr>
-      <w:rPr>
-        <w:rFonts w:ascii="Courier New" w:hAnsi="Courier New" w:cs="Courier New" w:hint="default"/>
-      </w:rPr>
+        <w:ind w:left="1440" w:hanging="480"/>
+      </w:pPr>
     </w:lvl>
     <w:lvl w:ilvl="2">
       <w:numFmt w:val="bullet"/>
-      <w:lvlText w:val=""/>
+      <w:lvlText w:val="•"/>
       <w:lvlJc w:val="left"/>
       <w:pPr>
-        <w:ind w:left="2160" w:hanging="360"/>
-      </w:pPr>
-      <w:rPr>
-        <w:rFonts w:ascii="Wingdings" w:hAnsi="Wingdings" w:cs="Wingdings" w:hint="default"/>
-      </w:rPr>
+        <w:ind w:left="2160" w:hanging="480"/>
+      </w:pPr>
     </w:lvl>
     <w:lvl w:ilvl="3">
       <w:numFmt w:val="bullet"/>
-      <w:lvlText w:val=""/>
+      <w:lvlText w:val="–"/>
       <w:lvlJc w:val="left"/>
       <w:pPr>
-        <w:ind w:left="2880" w:hanging="360"/>
-      </w:pPr>
-      <w:rPr>
-        <w:rFonts w:ascii="Symbol" w:hAnsi="Symbol" w:cs="Symbol" w:hint="default"/>
-      </w:rPr>
+        <w:ind w:left="2880" w:hanging="480"/>
+      </w:pPr>
     </w:lvl>
     <w:lvl w:ilvl="4">
       <w:numFmt w:val="bullet"/>
-      <w:lvlText w:val="o"/>
+      <w:lvlText w:val="•"/>
       <w:lvlJc w:val="left"/>
       <w:pPr>
-        <w:ind w:left="3600" w:hanging="360"/>
-      </w:pPr>
-      <w:rPr>
-        <w:rFonts w:ascii="Courier New" w:hAnsi="Courier New" w:cs="Courier New" w:hint="default"/>
-      </w:rPr>
+        <w:ind w:left="3600" w:hanging="480"/>
+      </w:pPr>
     </w:lvl>
     <w:lvl w:ilvl="5">
       <w:numFmt w:val="bullet"/>
-      <w:lvlText w:val=""/>
+      <w:lvlText w:val="–"/>
       <w:lvlJc w:val="left"/>
       <w:pPr>
-        <w:ind w:left="4320" w:hanging="360"/>
-      </w:pPr>
-      <w:rPr>
-        <w:rFonts w:ascii="Wingdings" w:hAnsi="Wingdings" w:cs="Wingdings" w:hint="default"/>
-      </w:rPr>
+        <w:ind w:left="4320" w:hanging="480"/>
+      </w:pPr>
     </w:lvl>
     <w:lvl w:ilvl="6">
       <w:numFmt w:val="bullet"/>
-      <w:lvlText w:val=""/>
+      <w:lvlText w:val="•"/>
       <w:lvlJc w:val="left"/>
       <w:pPr>
-        <w:ind w:left="5040" w:hanging="360"/>
-      </w:pPr>
-      <w:rPr>
-        <w:rFonts w:ascii="Symbol" w:hAnsi="Symbol" w:cs="Symbol" w:hint="default"/>
-      </w:rPr>
+        <w:ind w:left="5040" w:hanging="480"/>
+      </w:pPr>
     </w:lvl>
     <w:lvl w:ilvl="7">
       <w:numFmt w:val="bullet"/>
-      <w:lvlText w:val="o"/>
+      <w:lvlText w:val="–"/>
       <w:lvlJc w:val="left"/>
       <w:pPr>
-        <w:ind w:left="5760" w:hanging="360"/>
-      </w:pPr>
-      <w:rPr>
-        <w:rFonts w:ascii="Courier New" w:hAnsi="Courier New" w:cs="Courier New" w:hint="default"/>
-      </w:rPr>
+        <w:ind w:left="5760" w:hanging="480"/>
+      </w:pPr>
     </w:lvl>
     <w:lvl w:ilvl="8">
       <w:numFmt w:val="bullet"/>
-      <w:lvlText w:val=""/>
+      <w:lvlText w:val="•"/>
       <w:lvlJc w:val="left"/>
       <w:pPr>
-        <w:ind w:left="6480" w:hanging="360"/>
-      </w:pPr>
-      <w:rPr>
-        <w:rFonts w:ascii="Wingdings" w:hAnsi="Wingdings" w:cs="Wingdings" w:hint="default"/>
-      </w:rPr>
+        <w:ind w:left="6480" w:hanging="480"/>
+      </w:pPr>
     </w:lvl>
   </w:abstractNum>
   <w:abstractNum w:abstractNumId="99413">
-    <w:nsid w:val="00A99413"/>
+    <w:nsid w:val="A99413"/>
     <w:multiLevelType w:val="multilevel"/>
     <w:lvl w:ilvl="0">
       <w:start w:val="3"/>
@@ -8310,7 +8533,7 @@
       <w:lvlText w:val="%1."/>
       <w:lvlJc w:val="left"/>
       <w:pPr>
-        <w:ind w:left="720" w:hanging="360"/>
+        <w:ind w:left="720" w:hanging="480"/>
       </w:pPr>
     </w:lvl>
     <w:lvl w:ilvl="1">
@@ -8319,7 +8542,7 @@
       <w:lvlText w:val="%2."/>
       <w:lvlJc w:val="left"/>
       <w:pPr>
-        <w:ind w:left="1440" w:hanging="360"/>
+        <w:ind w:left="1440" w:hanging="480"/>
       </w:pPr>
     </w:lvl>
     <w:lvl w:ilvl="2">
@@ -8328,7 +8551,7 @@
       <w:lvlText w:val="%3."/>
       <w:lvlJc w:val="left"/>
       <w:pPr>
-        <w:ind w:left="2160" w:hanging="360"/>
+        <w:ind w:left="2160" w:hanging="480"/>
       </w:pPr>
     </w:lvl>
     <w:lvl w:ilvl="3">
@@ -8337,7 +8560,7 @@
       <w:lvlText w:val="%4."/>
       <w:lvlJc w:val="left"/>
       <w:pPr>
-        <w:ind w:left="2880" w:hanging="360"/>
+        <w:ind w:left="2880" w:hanging="480"/>
       </w:pPr>
     </w:lvl>
     <w:lvl w:ilvl="4">
@@ -8346,7 +8569,7 @@
       <w:lvlText w:val="%5."/>
       <w:lvlJc w:val="left"/>
       <w:pPr>
-        <w:ind w:left="3600" w:hanging="360"/>
+        <w:ind w:left="3600" w:hanging="480"/>
       </w:pPr>
     </w:lvl>
     <w:lvl w:ilvl="5">
@@ -8355,7 +8578,7 @@
       <w:lvlText w:val="%6."/>
       <w:lvlJc w:val="left"/>
       <w:pPr>
-        <w:ind w:left="4320" w:hanging="360"/>
+        <w:ind w:left="4320" w:hanging="480"/>
       </w:pPr>
     </w:lvl>
     <w:lvl w:ilvl="6">
@@ -8364,7 +8587,7 @@
       <w:lvlText w:val="%7."/>
       <w:lvlJc w:val="left"/>
       <w:pPr>
-        <w:ind w:left="5040" w:hanging="360"/>
+        <w:ind w:left="5040" w:hanging="480"/>
       </w:pPr>
     </w:lvl>
     <w:lvl w:ilvl="7">
@@ -8373,7 +8596,7 @@
       <w:lvlText w:val="%8."/>
       <w:lvlJc w:val="left"/>
       <w:pPr>
-        <w:ind w:left="5760" w:hanging="360"/>
+        <w:ind w:left="5760" w:hanging="480"/>
       </w:pPr>
     </w:lvl>
     <w:lvl w:ilvl="8">
@@ -8382,12 +8605,12 @@
       <w:lvlText w:val="%9."/>
       <w:lvlJc w:val="left"/>
       <w:pPr>
-        <w:ind w:left="6480" w:hanging="360"/>
+        <w:ind w:left="6480" w:hanging="480"/>
       </w:pPr>
     </w:lvl>
   </w:abstractNum>
   <w:abstractNum w:abstractNumId="994128">
-    <w:nsid w:val="0A994128"/>
+    <w:nsid w:val="A994128"/>
     <w:multiLevelType w:val="multilevel"/>
     <w:lvl w:ilvl="0">
       <w:start w:val="28"/>
@@ -8395,7 +8618,7 @@
       <w:lvlText w:val="%1."/>
       <w:lvlJc w:val="left"/>
       <w:pPr>
-        <w:ind w:left="720" w:hanging="360"/>
+        <w:ind w:left="720" w:hanging="480"/>
       </w:pPr>
     </w:lvl>
     <w:lvl w:ilvl="1">
@@ -8404,7 +8627,7 @@
       <w:lvlText w:val="%2."/>
       <w:lvlJc w:val="left"/>
       <w:pPr>
-        <w:ind w:left="1440" w:hanging="360"/>
+        <w:ind w:left="1440" w:hanging="480"/>
       </w:pPr>
     </w:lvl>
     <w:lvl w:ilvl="2">
@@ -8413,7 +8636,7 @@
       <w:lvlText w:val="%3."/>
       <w:lvlJc w:val="left"/>
       <w:pPr>
-        <w:ind w:left="2160" w:hanging="360"/>
+        <w:ind w:left="2160" w:hanging="480"/>
       </w:pPr>
     </w:lvl>
     <w:lvl w:ilvl="3">
@@ -8422,7 +8645,7 @@
       <w:lvlText w:val="%4."/>
       <w:lvlJc w:val="left"/>
       <w:pPr>
-        <w:ind w:left="2880" w:hanging="360"/>
+        <w:ind w:left="2880" w:hanging="480"/>
       </w:pPr>
     </w:lvl>
     <w:lvl w:ilvl="4">
@@ -8431,7 +8654,7 @@
       <w:lvlText w:val="%5."/>
       <w:lvlJc w:val="left"/>
       <w:pPr>
-        <w:ind w:left="3600" w:hanging="360"/>
+        <w:ind w:left="3600" w:hanging="480"/>
       </w:pPr>
     </w:lvl>
     <w:lvl w:ilvl="5">
@@ -8440,7 +8663,7 @@
       <w:lvlText w:val="%6."/>
       <w:lvlJc w:val="left"/>
       <w:pPr>
-        <w:ind w:left="4320" w:hanging="360"/>
+        <w:ind w:left="4320" w:hanging="480"/>
       </w:pPr>
     </w:lvl>
     <w:lvl w:ilvl="6">
@@ -8449,7 +8672,7 @@
       <w:lvlText w:val="%7."/>
       <w:lvlJc w:val="left"/>
       <w:pPr>
-        <w:ind w:left="5040" w:hanging="360"/>
+        <w:ind w:left="5040" w:hanging="480"/>
       </w:pPr>
     </w:lvl>
     <w:lvl w:ilvl="7">
@@ -8458,7 +8681,7 @@
       <w:lvlText w:val="%8."/>
       <w:lvlJc w:val="left"/>
       <w:pPr>
-        <w:ind w:left="5760" w:hanging="360"/>
+        <w:ind w:left="5760" w:hanging="480"/>
       </w:pPr>
     </w:lvl>
     <w:lvl w:ilvl="8">
@@ -8467,7 +8690,7 @@
       <w:lvlText w:val="%9."/>
       <w:lvlJc w:val="left"/>
       <w:pPr>
-        <w:ind w:left="6480" w:hanging="360"/>
+        <w:ind w:left="6480" w:hanging="480"/>
       </w:pPr>
     </w:lvl>
   </w:abstractNum>
@@ -8659,10 +8882,10 @@
   <w:docDefaults>
     <w:rPrDefault>
       <w:rPr>
-        <w:rFonts w:asciiTheme="minorHAnsi" w:cstheme="minorBidi" w:eastAsiaTheme="minorEastAsia" w:hAnsiTheme="minorHAnsi"/>
+        <w:rFonts w:asciiTheme="minorHAnsi" w:cstheme="minorBidi" w:eastAsiaTheme="minorHAnsi" w:hAnsiTheme="minorHAnsi"/>
         <w:sz w:val="24"/>
         <w:szCs w:val="24"/>
-        <w:lang w:bidi="ar-SA" w:eastAsia="zh-CN" w:val="en-US"/>
+        <w:lang w:bidi="ar-SA" w:eastAsia="en-US" w:val="en-US"/>
       </w:rPr>
     </w:rPrDefault>
     <w:pPrDefault>
@@ -8680,10 +8903,10 @@
     <w:name w:val="Body Text"/>
     <w:basedOn w:val="Normal"/>
     <w:link w:val="BodyTextChar"/>
-    <w:qFormat/>
     <w:pPr>
       <w:spacing w:after="180" w:before="180"/>
     </w:pPr>
+    <w:qFormat/>
   </w:style>
   <w:style w:customStyle="1" w:styleId="FirstParagraph" w:type="paragraph">
     <w:name w:val="First Paragraph"/>
@@ -8703,94 +8926,57 @@
     <w:name w:val="Title"/>
     <w:basedOn w:val="Normal"/>
     <w:next w:val="BodyText"/>
-    <w:link w:val="TitleChar"/>
-    <w:uiPriority w:val="10"/>
     <w:qFormat/>
-    <w:rsid w:val="00A10FD9"/>
     <w:pPr>
-      <w:spacing w:after="80" w:line="240" w:lineRule="auto"/>
-      <w:contextualSpacing/>
+      <w:keepNext/>
+      <w:keepLines/>
+      <w:spacing w:after="240" w:before="480"/>
       <w:jc w:val="center"/>
     </w:pPr>
     <w:rPr>
       <w:rFonts w:asciiTheme="majorHAnsi" w:cstheme="majorBidi" w:eastAsiaTheme="majorEastAsia" w:hAnsiTheme="majorHAnsi"/>
-      <w:sz w:val="56"/>
-      <w:szCs w:val="56"/>
-    </w:rPr>
-  </w:style>
-  <w:style w:customStyle="1" w:styleId="TitleChar" w:type="character">
-    <w:name w:val="Title Char"/>
-    <w:basedOn w:val="DefaultParagraphFont"/>
-    <w:link w:val="Title"/>
-    <w:uiPriority w:val="10"/>
-    <w:rsid w:val="00A10FD9"/>
-    <w:rPr>
-      <w:rFonts w:asciiTheme="majorHAnsi" w:cstheme="majorBidi" w:eastAsiaTheme="majorEastAsia" w:hAnsiTheme="majorHAnsi"/>
-      <w:sz w:val="56"/>
-      <w:szCs w:val="56"/>
+      <w:b/>
+      <w:bCs/>
+      <w:color w:themeColor="accent1" w:themeShade="B5" w:val="345A8A"/>
+      <w:sz w:val="36"/>
+      <w:szCs w:val="36"/>
     </w:rPr>
   </w:style>
   <w:style w:styleId="Subtitle" w:type="paragraph">
     <w:name w:val="Subtitle"/>
     <w:basedOn w:val="Title"/>
     <w:next w:val="BodyText"/>
-    <w:link w:val="SubtitleChar"/>
-    <w:uiPriority w:val="11"/>
     <w:qFormat/>
-    <w:rsid w:val="00A10FD9"/>
     <w:pPr>
-      <w:numPr>
-        <w:ilvl w:val="1"/>
-      </w:numPr>
+      <w:keepNext/>
+      <w:keepLines/>
+      <w:spacing w:after="240" w:before="240"/>
+      <w:jc w:val="center"/>
     </w:pPr>
     <w:rPr>
-      <w:rFonts w:cstheme="majorBidi" w:eastAsiaTheme="majorEastAsia"/>
-      <w:spacing w:val="15"/>
-      <w:sz w:val="28"/>
-      <w:szCs w:val="28"/>
-    </w:rPr>
-  </w:style>
-  <w:style w:customStyle="1" w:styleId="SubtitleChar" w:type="character">
-    <w:name w:val="Subtitle Char"/>
-    <w:basedOn w:val="DefaultParagraphFont"/>
-    <w:link w:val="Subtitle"/>
-    <w:uiPriority w:val="11"/>
-    <w:rsid w:val="00A10FD9"/>
-    <w:rPr>
-      <w:rFonts w:cstheme="majorBidi" w:eastAsiaTheme="majorEastAsia"/>
-      <w:color w:themeColor="text1" w:themeTint="A6" w:val="595959"/>
-      <w:spacing w:val="15"/>
-      <w:sz w:val="28"/>
-      <w:szCs w:val="28"/>
+      <w:sz w:val="30"/>
+      <w:szCs w:val="30"/>
     </w:rPr>
   </w:style>
   <w:style w:customStyle="1" w:styleId="Author" w:type="paragraph">
     <w:name w:val="Author"/>
-    <w:basedOn w:val="Title"/>
     <w:next w:val="BodyText"/>
     <w:qFormat/>
     <w:pPr>
       <w:keepNext/>
       <w:keepLines/>
+      <w:jc w:val="center"/>
     </w:pPr>
-    <w:rPr>
-      <w:sz w:val="24"/>
-      <w:szCs w:val="24"/>
-    </w:rPr>
   </w:style>
   <w:style w:styleId="Date" w:type="paragraph">
     <w:name w:val="Date"/>
-    <w:basedOn w:val="Title"/>
     <w:next w:val="BodyText"/>
     <w:qFormat/>
     <w:pPr>
       <w:keepNext/>
       <w:keepLines/>
+      <w:jc w:val="center"/>
     </w:pPr>
-    <w:rPr>
-      <w:sz w:val="24"/>
-      <w:szCs w:val="24"/>
-    </w:rPr>
   </w:style>
   <w:style w:customStyle="1" w:styleId="AbstractTitle" w:type="paragraph">
     <w:name w:val="Abstract Title"/>
@@ -8800,13 +8986,15 @@
     <w:pPr>
       <w:keepNext/>
       <w:keepLines/>
+      <w:jc w:val="center"/>
       <w:spacing w:after="0" w:before="300"/>
-      <w:jc w:val="center"/>
     </w:pPr>
     <w:rPr>
-      <w:b/>
       <w:sz w:val="20"/>
       <w:szCs w:val="20"/>
+      <w:b/>
+      <w:color w:val="345A8A"/>
+      &gt;
     </w:rPr>
   </w:style>
   <w:style w:customStyle="1" w:styleId="Abstract" w:type="paragraph">
@@ -8833,321 +9021,191 @@
     <w:rPr/>
   </w:style>
   <w:style w:styleId="Heading1" w:type="paragraph">
-    <w:name w:val="heading 1"/>
+    <w:name w:val="Heading 1"/>
     <w:basedOn w:val="Normal"/>
     <w:next w:val="BodyText"/>
-    <w:link w:val="Heading1Char"/>
     <w:uiPriority w:val="9"/>
     <w:qFormat/>
-    <w:rsid w:val="00A10FD9"/>
     <w:pPr>
       <w:keepNext/>
       <w:keepLines/>
-      <w:spacing w:after="80" w:before="360"/>
+      <w:spacing w:after="0" w:before="480"/>
       <w:outlineLvl w:val="0"/>
     </w:pPr>
     <w:rPr>
       <w:rFonts w:asciiTheme="majorHAnsi" w:cstheme="majorBidi" w:eastAsiaTheme="majorEastAsia" w:hAnsiTheme="majorHAnsi"/>
-      <w:color w:themeColor="accent1" w:themeShade="BF" w:val="0F4761"/>
-      <w:sz w:val="40"/>
-      <w:szCs w:val="40"/>
+      <w:b/>
+      <w:bCs/>
+      <w:color w:themeColor="accent1" w:val="4F81BD"/>
+      <w:sz w:val="32"/>
+      <w:szCs w:val="32"/>
     </w:rPr>
   </w:style>
   <w:style w:styleId="Heading2" w:type="paragraph">
-    <w:name w:val="heading 2"/>
+    <w:name w:val="Heading 2"/>
     <w:basedOn w:val="Normal"/>
     <w:next w:val="BodyText"/>
-    <w:link w:val="Heading2Char"/>
     <w:uiPriority w:val="9"/>
-    <w:semiHidden/>
     <w:unhideWhenUsed/>
     <w:qFormat/>
-    <w:rsid w:val="00A10FD9"/>
     <w:pPr>
       <w:keepNext/>
       <w:keepLines/>
-      <w:spacing w:after="80" w:before="160"/>
+      <w:spacing w:after="0" w:before="200"/>
       <w:outlineLvl w:val="1"/>
     </w:pPr>
     <w:rPr>
       <w:rFonts w:asciiTheme="majorHAnsi" w:cstheme="majorBidi" w:eastAsiaTheme="majorEastAsia" w:hAnsiTheme="majorHAnsi"/>
-      <w:color w:themeColor="accent1" w:themeShade="BF" w:val="0F4761"/>
-      <w:sz w:val="32"/>
-      <w:szCs w:val="32"/>
-    </w:rPr>
-  </w:style>
-  <w:style w:styleId="Heading3" w:type="paragraph">
-    <w:name w:val="heading 3"/>
-    <w:basedOn w:val="Normal"/>
-    <w:next w:val="BodyText"/>
-    <w:link w:val="Heading3Char"/>
-    <w:uiPriority w:val="9"/>
-    <w:semiHidden/>
-    <w:unhideWhenUsed/>
-    <w:qFormat/>
-    <w:rsid w:val="00A10FD9"/>
-    <w:pPr>
-      <w:keepNext/>
-      <w:keepLines/>
-      <w:spacing w:after="80" w:before="160"/>
-      <w:outlineLvl w:val="2"/>
-    </w:pPr>
-    <w:rPr>
-      <w:rFonts w:cstheme="majorBidi" w:eastAsiaTheme="majorEastAsia"/>
-      <w:color w:themeColor="accent1" w:themeShade="BF" w:val="0F4761"/>
+      <w:b/>
+      <w:bCs/>
+      <w:color w:themeColor="accent1" w:val="4F81BD"/>
       <w:sz w:val="28"/>
       <w:szCs w:val="28"/>
     </w:rPr>
   </w:style>
-  <w:style w:styleId="Heading4" w:type="paragraph">
-    <w:name w:val="heading 4"/>
+  <w:style w:styleId="Heading3" w:type="paragraph">
+    <w:name w:val="Heading 3"/>
     <w:basedOn w:val="Normal"/>
     <w:next w:val="BodyText"/>
-    <w:link w:val="Heading4Char"/>
     <w:uiPriority w:val="9"/>
-    <w:semiHidden/>
     <w:unhideWhenUsed/>
     <w:qFormat/>
-    <w:rsid w:val="00A10FD9"/>
     <w:pPr>
       <w:keepNext/>
       <w:keepLines/>
-      <w:spacing w:after="40" w:before="80"/>
+      <w:spacing w:after="0" w:before="200"/>
+      <w:outlineLvl w:val="2"/>
+    </w:pPr>
+    <w:rPr>
+      <w:rFonts w:asciiTheme="majorHAnsi" w:cstheme="majorBidi" w:eastAsiaTheme="majorEastAsia" w:hAnsiTheme="majorHAnsi"/>
+      <w:b/>
+      <w:bCs/>
+      <w:color w:themeColor="accent1" w:val="4F81BD"/>
+      <w:sz w:val="24"/>
+      <w:szCs w:val="24"/>
+    </w:rPr>
+  </w:style>
+  <w:style w:styleId="Heading4" w:type="paragraph">
+    <w:name w:val="Heading 4"/>
+    <w:basedOn w:val="Normal"/>
+    <w:next w:val="BodyText"/>
+    <w:uiPriority w:val="9"/>
+    <w:unhideWhenUsed/>
+    <w:qFormat/>
+    <w:pPr>
+      <w:keepNext/>
+      <w:keepLines/>
+      <w:spacing w:after="0" w:before="200"/>
       <w:outlineLvl w:val="3"/>
     </w:pPr>
     <w:rPr>
-      <w:rFonts w:cstheme="majorBidi" w:eastAsiaTheme="majorEastAsia"/>
+      <w:rFonts w:asciiTheme="majorHAnsi" w:cstheme="majorBidi" w:eastAsiaTheme="majorEastAsia" w:hAnsiTheme="majorHAnsi"/>
       <w:i/>
-      <w:iCs/>
-      <w:color w:themeColor="accent1" w:themeShade="BF" w:val="0F4761"/>
+      <w:bCs/>
+      <w:color w:themeColor="accent1" w:val="4F81BD"/>
+      <w:sz w:val="24"/>
+      <w:szCs w:val="24"/>
     </w:rPr>
   </w:style>
   <w:style w:styleId="Heading5" w:type="paragraph">
-    <w:name w:val="heading 5"/>
+    <w:name w:val="Heading 5"/>
     <w:basedOn w:val="Normal"/>
     <w:next w:val="BodyText"/>
-    <w:link w:val="Heading5Char"/>
     <w:uiPriority w:val="9"/>
-    <w:semiHidden/>
     <w:unhideWhenUsed/>
     <w:qFormat/>
-    <w:rsid w:val="00A10FD9"/>
     <w:pPr>
       <w:keepNext/>
       <w:keepLines/>
-      <w:spacing w:after="40" w:before="80"/>
+      <w:spacing w:after="0" w:before="200"/>
       <w:outlineLvl w:val="4"/>
     </w:pPr>
     <w:rPr>
-      <w:rFonts w:cstheme="majorBidi" w:eastAsiaTheme="majorEastAsia"/>
-      <w:color w:themeColor="accent1" w:themeShade="BF" w:val="0F4761"/>
+      <w:rFonts w:asciiTheme="majorHAnsi" w:cstheme="majorBidi" w:eastAsiaTheme="majorEastAsia" w:hAnsiTheme="majorHAnsi"/>
+      <w:iCs/>
+      <w:color w:themeColor="accent1" w:val="4F81BD"/>
+      <w:sz w:val="24"/>
+      <w:szCs w:val="24"/>
     </w:rPr>
   </w:style>
   <w:style w:styleId="Heading6" w:type="paragraph">
-    <w:name w:val="heading 6"/>
+    <w:name w:val="Heading 6"/>
     <w:basedOn w:val="Normal"/>
     <w:next w:val="BodyText"/>
-    <w:link w:val="Heading6Char"/>
     <w:uiPriority w:val="9"/>
-    <w:semiHidden/>
     <w:unhideWhenUsed/>
     <w:qFormat/>
-    <w:rsid w:val="00A10FD9"/>
     <w:pPr>
       <w:keepNext/>
       <w:keepLines/>
-      <w:spacing w:after="0" w:before="40"/>
+      <w:spacing w:after="0" w:before="200"/>
       <w:outlineLvl w:val="5"/>
     </w:pPr>
     <w:rPr>
-      <w:rFonts w:cstheme="majorBidi" w:eastAsiaTheme="majorEastAsia"/>
-      <w:i/>
-      <w:iCs/>
-      <w:color w:themeColor="text1" w:themeTint="A6" w:val="595959"/>
+      <w:rFonts w:asciiTheme="majorHAnsi" w:cstheme="majorBidi" w:eastAsiaTheme="majorEastAsia" w:hAnsiTheme="majorHAnsi"/>
+      <w:color w:themeColor="accent1" w:val="4F81BD"/>
+      <w:sz w:val="24"/>
+      <w:szCs w:val="24"/>
     </w:rPr>
   </w:style>
   <w:style w:styleId="Heading7" w:type="paragraph">
-    <w:name w:val="heading 7"/>
+    <w:name w:val="Heading 7"/>
     <w:basedOn w:val="Normal"/>
     <w:next w:val="BodyText"/>
-    <w:link w:val="Heading7Char"/>
     <w:uiPriority w:val="9"/>
-    <w:semiHidden/>
     <w:unhideWhenUsed/>
     <w:qFormat/>
-    <w:rsid w:val="00A10FD9"/>
     <w:pPr>
       <w:keepNext/>
       <w:keepLines/>
-      <w:spacing w:after="0" w:before="40"/>
+      <w:spacing w:after="0" w:before="200"/>
       <w:outlineLvl w:val="6"/>
     </w:pPr>
     <w:rPr>
-      <w:rFonts w:cstheme="majorBidi" w:eastAsiaTheme="majorEastAsia"/>
-      <w:color w:themeColor="text1" w:themeTint="A6" w:val="595959"/>
+      <w:rFonts w:asciiTheme="majorHAnsi" w:cstheme="majorBidi" w:eastAsiaTheme="majorEastAsia" w:hAnsiTheme="majorHAnsi"/>
+      <w:color w:themeColor="accent1" w:val="4F81BD"/>
+      <w:sz w:val="24"/>
+      <w:szCs w:val="24"/>
     </w:rPr>
   </w:style>
   <w:style w:styleId="Heading8" w:type="paragraph">
-    <w:name w:val="heading 8"/>
+    <w:name w:val="Heading 8"/>
     <w:basedOn w:val="Normal"/>
     <w:next w:val="BodyText"/>
-    <w:link w:val="Heading8Char"/>
     <w:uiPriority w:val="9"/>
-    <w:semiHidden/>
     <w:unhideWhenUsed/>
     <w:qFormat/>
-    <w:rsid w:val="00A10FD9"/>
     <w:pPr>
       <w:keepNext/>
       <w:keepLines/>
-      <w:spacing w:after="0"/>
+      <w:spacing w:after="0" w:before="200"/>
       <w:outlineLvl w:val="7"/>
     </w:pPr>
     <w:rPr>
-      <w:rFonts w:cstheme="majorBidi" w:eastAsiaTheme="majorEastAsia"/>
-      <w:i/>
-      <w:iCs/>
-      <w:color w:themeColor="text1" w:themeTint="D8" w:val="272727"/>
+      <w:rFonts w:asciiTheme="majorHAnsi" w:cstheme="majorBidi" w:eastAsiaTheme="majorEastAsia" w:hAnsiTheme="majorHAnsi"/>
+      <w:color w:themeColor="accent1" w:val="4F81BD"/>
+      <w:sz w:val="24"/>
+      <w:szCs w:val="24"/>
     </w:rPr>
   </w:style>
   <w:style w:styleId="Heading9" w:type="paragraph">
-    <w:name w:val="heading 9"/>
+    <w:name w:val="Heading 9"/>
     <w:basedOn w:val="Normal"/>
     <w:next w:val="BodyText"/>
-    <w:link w:val="Heading9Char"/>
     <w:uiPriority w:val="9"/>
-    <w:semiHidden/>
     <w:unhideWhenUsed/>
     <w:qFormat/>
-    <w:rsid w:val="00A10FD9"/>
     <w:pPr>
       <w:keepNext/>
       <w:keepLines/>
-      <w:spacing w:after="0"/>
+      <w:spacing w:after="0" w:before="200"/>
       <w:outlineLvl w:val="8"/>
     </w:pPr>
     <w:rPr>
-      <w:rFonts w:cstheme="majorBidi" w:eastAsiaTheme="majorEastAsia"/>
-      <w:color w:themeColor="text1" w:themeTint="D8" w:val="272727"/>
-    </w:rPr>
-  </w:style>
-  <w:style w:customStyle="1" w:styleId="Heading1Char" w:type="character">
-    <w:name w:val="Heading 1 Char"/>
-    <w:basedOn w:val="DefaultParagraphFont"/>
-    <w:link w:val="Heading1"/>
-    <w:uiPriority w:val="9"/>
-    <w:rsid w:val="00A10FD9"/>
-    <w:rPr>
       <w:rFonts w:asciiTheme="majorHAnsi" w:cstheme="majorBidi" w:eastAsiaTheme="majorEastAsia" w:hAnsiTheme="majorHAnsi"/>
-      <w:color w:themeColor="accent1" w:themeShade="BF" w:val="0F4761"/>
-      <w:sz w:val="40"/>
-      <w:szCs w:val="40"/>
-    </w:rPr>
-  </w:style>
-  <w:style w:customStyle="1" w:styleId="Heading2Char" w:type="character">
-    <w:name w:val="Heading 2 Char"/>
-    <w:basedOn w:val="DefaultParagraphFont"/>
-    <w:link w:val="Heading2"/>
-    <w:uiPriority w:val="9"/>
-    <w:semiHidden/>
-    <w:rsid w:val="00A10FD9"/>
-    <w:rPr>
-      <w:rFonts w:asciiTheme="majorHAnsi" w:cstheme="majorBidi" w:eastAsiaTheme="majorEastAsia" w:hAnsiTheme="majorHAnsi"/>
-      <w:color w:themeColor="accent1" w:themeShade="BF" w:val="0F4761"/>
-      <w:sz w:val="32"/>
-      <w:szCs w:val="32"/>
-    </w:rPr>
-  </w:style>
-  <w:style w:customStyle="1" w:styleId="Heading3Char" w:type="character">
-    <w:name w:val="Heading 3 Char"/>
-    <w:basedOn w:val="DefaultParagraphFont"/>
-    <w:link w:val="Heading3"/>
-    <w:uiPriority w:val="9"/>
-    <w:semiHidden/>
-    <w:rsid w:val="00A10FD9"/>
-    <w:rPr>
-      <w:rFonts w:cstheme="majorBidi" w:eastAsiaTheme="majorEastAsia"/>
-      <w:color w:themeColor="accent1" w:themeShade="BF" w:val="0F4761"/>
-      <w:sz w:val="28"/>
-      <w:szCs w:val="28"/>
-    </w:rPr>
-  </w:style>
-  <w:style w:customStyle="1" w:styleId="Heading4Char" w:type="character">
-    <w:name w:val="Heading 4 Char"/>
-    <w:basedOn w:val="DefaultParagraphFont"/>
-    <w:link w:val="Heading4"/>
-    <w:uiPriority w:val="9"/>
-    <w:semiHidden/>
-    <w:rsid w:val="00A10FD9"/>
-    <w:rPr>
-      <w:rFonts w:cstheme="majorBidi" w:eastAsiaTheme="majorEastAsia"/>
-      <w:i/>
-      <w:iCs/>
-      <w:color w:themeColor="accent1" w:themeShade="BF" w:val="0F4761"/>
-    </w:rPr>
-  </w:style>
-  <w:style w:customStyle="1" w:styleId="Heading5Char" w:type="character">
-    <w:name w:val="Heading 5 Char"/>
-    <w:basedOn w:val="DefaultParagraphFont"/>
-    <w:link w:val="Heading5"/>
-    <w:uiPriority w:val="9"/>
-    <w:semiHidden/>
-    <w:rsid w:val="00A10FD9"/>
-    <w:rPr>
-      <w:rFonts w:cstheme="majorBidi" w:eastAsiaTheme="majorEastAsia"/>
-      <w:color w:themeColor="accent1" w:themeShade="BF" w:val="0F4761"/>
-    </w:rPr>
-  </w:style>
-  <w:style w:customStyle="1" w:styleId="Heading6Char" w:type="character">
-    <w:name w:val="Heading 6 Char"/>
-    <w:basedOn w:val="DefaultParagraphFont"/>
-    <w:link w:val="Heading6"/>
-    <w:uiPriority w:val="9"/>
-    <w:semiHidden/>
-    <w:rsid w:val="00A10FD9"/>
-    <w:rPr>
-      <w:rFonts w:cstheme="majorBidi" w:eastAsiaTheme="majorEastAsia"/>
-      <w:i/>
-      <w:iCs/>
-      <w:color w:themeColor="text1" w:themeTint="A6" w:val="595959"/>
-    </w:rPr>
-  </w:style>
-  <w:style w:customStyle="1" w:styleId="Heading7Char" w:type="character">
-    <w:name w:val="Heading 7 Char"/>
-    <w:basedOn w:val="DefaultParagraphFont"/>
-    <w:link w:val="Heading7"/>
-    <w:uiPriority w:val="9"/>
-    <w:semiHidden/>
-    <w:rsid w:val="00A10FD9"/>
-    <w:rPr>
-      <w:rFonts w:cstheme="majorBidi" w:eastAsiaTheme="majorEastAsia"/>
-      <w:color w:themeColor="text1" w:themeTint="A6" w:val="595959"/>
-    </w:rPr>
-  </w:style>
-  <w:style w:customStyle="1" w:styleId="Heading8Char" w:type="character">
-    <w:name w:val="Heading 8 Char"/>
-    <w:basedOn w:val="DefaultParagraphFont"/>
-    <w:link w:val="Heading8"/>
-    <w:uiPriority w:val="9"/>
-    <w:semiHidden/>
-    <w:rsid w:val="00A10FD9"/>
-    <w:rPr>
-      <w:rFonts w:cstheme="majorBidi" w:eastAsiaTheme="majorEastAsia"/>
-      <w:i/>
-      <w:iCs/>
-      <w:color w:themeColor="text1" w:themeTint="D8" w:val="272727"/>
-    </w:rPr>
-  </w:style>
-  <w:style w:customStyle="1" w:styleId="Heading9Char" w:type="character">
-    <w:name w:val="Heading 9 Char"/>
-    <w:basedOn w:val="DefaultParagraphFont"/>
-    <w:link w:val="Heading9"/>
-    <w:uiPriority w:val="9"/>
-    <w:semiHidden/>
-    <w:rsid w:val="00A10FD9"/>
-    <w:rPr>
-      <w:rFonts w:cstheme="majorBidi" w:eastAsiaTheme="majorEastAsia"/>
-      <w:color w:themeColor="text1" w:themeTint="D8" w:val="272727"/>
+      <w:color w:themeColor="accent1" w:val="4F81BD"/>
+      <w:sz w:val="24"/>
+      <w:szCs w:val="24"/>
     </w:rPr>
   </w:style>
   <w:style w:styleId="BlockText" w:type="paragraph">
@@ -9170,18 +9228,6 @@
     <w:unhideWhenUsed/>
     <w:qFormat/>
   </w:style>
-  <w:style w:styleId="FootnoteBlockText" w:type="paragraph">
-    <w:name w:val="Footnote Block Text"/>
-    <w:basedOn w:val="FootnoteText"/>
-    <w:next w:val="FootnoteText"/>
-    <w:uiPriority w:val="9"/>
-    <w:unhideWhenUsed/>
-    <w:qFormat/>
-    <w:pPr>
-      <w:spacing w:after="100" w:before="100"/>
-      <w:ind w:firstLine="0" w:left="480" w:right="480"/>
-    </w:pPr>
-  </w:style>
   <w:style w:default="1" w:styleId="DefaultParagraphFont" w:type="character">
     <w:name w:val="Default Paragraph Font"/>
     <w:semiHidden/>
@@ -9203,11 +9249,18 @@
       </w:tblCellMar>
     </w:tblPr>
     <w:tblStylePr w:type="firstRow">
+      <w:tblPr>
+        <w:jc w:val="left"/>
+        <w:tblInd w:type="dxa" w:w="0"/>
+      </w:tblPr>
+      <w:trPr>
+        <w:jc w:val="left"/>
+      </w:trPr>
       <w:tcPr>
+        <w:vAlign w:val="bottom"/>
         <w:tcBorders>
           <w:bottom w:val="single"/>
         </w:tcBorders>
-        <w:vAlign w:val="bottom"/>
       </w:tcPr>
     </w:tblStylePr>
   </w:style>
@@ -9322,8 +9375,8 @@
     <w:name w:val="KeywordTok"/>
     <w:basedOn w:val="VerbatimChar"/>
     <w:rPr>
+      <w:color w:val="007020"/>
       <w:b/>
-      <w:color w:val="007020"/>
     </w:rPr>
   </w:style>
   <w:style w:type="character" w:customStyle="1" w:styleId="DataTypeTok">
@@ -9400,42 +9453,42 @@
     <w:name w:val="ImportTok"/>
     <w:basedOn w:val="VerbatimChar"/>
     <w:rPr>
+      <w:color w:val="008000"/>
       <w:b/>
-      <w:color w:val="008000"/>
     </w:rPr>
   </w:style>
   <w:style w:type="character" w:customStyle="1" w:styleId="CommentTok">
     <w:name w:val="CommentTok"/>
     <w:basedOn w:val="VerbatimChar"/>
     <w:rPr>
+      <w:color w:val="60a0b0"/>
       <w:i/>
-      <w:color w:val="60a0b0"/>
     </w:rPr>
   </w:style>
   <w:style w:type="character" w:customStyle="1" w:styleId="DocumentationTok">
     <w:name w:val="DocumentationTok"/>
     <w:basedOn w:val="VerbatimChar"/>
     <w:rPr>
+      <w:color w:val="ba2121"/>
       <w:i/>
-      <w:color w:val="ba2121"/>
     </w:rPr>
   </w:style>
   <w:style w:type="character" w:customStyle="1" w:styleId="AnnotationTok">
     <w:name w:val="AnnotationTok"/>
     <w:basedOn w:val="VerbatimChar"/>
     <w:rPr>
+      <w:color w:val="60a0b0"/>
       <w:b/>
       <w:i/>
-      <w:color w:val="60a0b0"/>
     </w:rPr>
   </w:style>
   <w:style w:type="character" w:customStyle="1" w:styleId="CommentVarTok">
     <w:name w:val="CommentVarTok"/>
     <w:basedOn w:val="VerbatimChar"/>
     <w:rPr>
+      <w:color w:val="60a0b0"/>
       <w:b/>
       <w:i/>
-      <w:color w:val="60a0b0"/>
     </w:rPr>
   </w:style>
   <w:style w:type="character" w:customStyle="1" w:styleId="OtherTok">
@@ -9463,8 +9516,8 @@
     <w:name w:val="ControlFlowTok"/>
     <w:basedOn w:val="VerbatimChar"/>
     <w:rPr>
+      <w:color w:val="007020"/>
       <w:b/>
-      <w:color w:val="007020"/>
     </w:rPr>
   </w:style>
   <w:style w:type="character" w:customStyle="1" w:styleId="OperatorTok">
@@ -9509,34 +9562,34 @@
     <w:name w:val="InformationTok"/>
     <w:basedOn w:val="VerbatimChar"/>
     <w:rPr>
+      <w:color w:val="60a0b0"/>
       <w:b/>
       <w:i/>
-      <w:color w:val="60a0b0"/>
     </w:rPr>
   </w:style>
   <w:style w:type="character" w:customStyle="1" w:styleId="WarningTok">
     <w:name w:val="WarningTok"/>
     <w:basedOn w:val="VerbatimChar"/>
     <w:rPr>
+      <w:color w:val="60a0b0"/>
       <w:b/>
       <w:i/>
-      <w:color w:val="60a0b0"/>
     </w:rPr>
   </w:style>
   <w:style w:type="character" w:customStyle="1" w:styleId="AlertTok">
     <w:name w:val="AlertTok"/>
     <w:basedOn w:val="VerbatimChar"/>
     <w:rPr>
+      <w:color w:val="ff0000"/>
       <w:b/>
-      <w:color w:val="ff0000"/>
     </w:rPr>
   </w:style>
   <w:style w:type="character" w:customStyle="1" w:styleId="ErrorTok">
     <w:name w:val="ErrorTok"/>
     <w:basedOn w:val="VerbatimChar"/>
     <w:rPr>
+      <w:color w:val="ff0000"/>
       <w:b/>
-      <w:color w:val="ff0000"/>
     </w:rPr>
   </w:style>
   <w:style w:type="character" w:customStyle="1" w:styleId="NormalTok">
@@ -9558,44 +9611,44 @@
         <a:sysClr val="window" lastClr="FFFFFF"/>
       </a:lt1>
       <a:dk2>
-        <a:srgbClr val="0E2841"/>
+        <a:srgbClr val="1F497D"/>
       </a:dk2>
       <a:lt2>
-        <a:srgbClr val="E8E8E8"/>
+        <a:srgbClr val="EEECE1"/>
       </a:lt2>
       <a:accent1>
-        <a:srgbClr val="156082"/>
+        <a:srgbClr val="4F81BD"/>
       </a:accent1>
       <a:accent2>
-        <a:srgbClr val="E97132"/>
+        <a:srgbClr val="C0504D"/>
       </a:accent2>
       <a:accent3>
-        <a:srgbClr val="196B24"/>
+        <a:srgbClr val="9BBB59"/>
       </a:accent3>
       <a:accent4>
-        <a:srgbClr val="0F9ED5"/>
+        <a:srgbClr val="8064A2"/>
       </a:accent4>
       <a:accent5>
-        <a:srgbClr val="A02B93"/>
+        <a:srgbClr val="4BACC6"/>
       </a:accent5>
       <a:accent6>
-        <a:srgbClr val="4EA72E"/>
+        <a:srgbClr val="F79646"/>
       </a:accent6>
       <a:hlink>
-        <a:srgbClr val="467886"/>
+        <a:srgbClr val="0000FF"/>
       </a:hlink>
       <a:folHlink>
-        <a:srgbClr val="96607D"/>
+        <a:srgbClr val="800080"/>
       </a:folHlink>
     </a:clrScheme>
     <a:fontScheme name="Office">
       <a:majorFont>
-        <a:latin typeface="Aptos Display" panose="02110004020202020204"/>
+        <a:latin typeface="Calibri"/>
         <a:ea typeface=""/>
         <a:cs typeface=""/>
-        <a:font script="Jpan" typeface="游ゴシック Light"/>
+        <a:font script="Jpan" typeface="ＭＳ ゴシック"/>
         <a:font script="Hang" typeface="맑은 고딕"/>
-        <a:font script="Hans" typeface="等线 Light"/>
+        <a:font script="Hans" typeface="宋体"/>
         <a:font script="Hant" typeface="新細明體"/>
         <a:font script="Arab" typeface="Times New Roman"/>
         <a:font script="Hebr" typeface="Times New Roman"/>
@@ -9622,32 +9675,14 @@
         <a:font script="Mong" typeface="Mongolian Baiti"/>
         <a:font script="Viet" typeface="Times New Roman"/>
         <a:font script="Uigh" typeface="Microsoft Uighur"/>
-        <a:font script="Geor" typeface="Sylfaen"/>
-        <a:font script="Armn" typeface="Arial"/>
-        <a:font script="Bugi" typeface="Leelawadee UI"/>
-        <a:font script="Bopo" typeface="Microsoft JhengHei"/>
-        <a:font script="Java" typeface="Javanese Text"/>
-        <a:font script="Lisu" typeface="Segoe UI"/>
-        <a:font script="Mymr" typeface="Myanmar Text"/>
-        <a:font script="Nkoo" typeface="Ebrima"/>
-        <a:font script="Olck" typeface="Nirmala UI"/>
-        <a:font script="Osma" typeface="Ebrima"/>
-        <a:font script="Phag" typeface="Phagspa"/>
-        <a:font script="Syrn" typeface="Estrangelo Edessa"/>
-        <a:font script="Syrj" typeface="Estrangelo Edessa"/>
-        <a:font script="Syre" typeface="Estrangelo Edessa"/>
-        <a:font script="Sora" typeface="Nirmala UI"/>
-        <a:font script="Tale" typeface="Microsoft Tai Le"/>
-        <a:font script="Talu" typeface="Microsoft New Tai Lue"/>
-        <a:font script="Tfng" typeface="Ebrima"/>
       </a:majorFont>
       <a:minorFont>
-        <a:latin typeface="Aptos" panose="02110004020202020204"/>
+        <a:latin typeface="Cambria"/>
         <a:ea typeface=""/>
         <a:cs typeface=""/>
-        <a:font script="Jpan" typeface="游明朝"/>
+        <a:font script="Jpan" typeface="ＭＳ 明朝"/>
         <a:font script="Hang" typeface="맑은 고딕"/>
-        <a:font script="Hans" typeface="等线"/>
+        <a:font script="Hans" typeface="宋体"/>
         <a:font script="Hant" typeface="新細明體"/>
         <a:font script="Arab" typeface="Arial"/>
         <a:font script="Hebr" typeface="Arial"/>
@@ -9674,24 +9709,6 @@
         <a:font script="Mong" typeface="Mongolian Baiti"/>
         <a:font script="Viet" typeface="Arial"/>
         <a:font script="Uigh" typeface="Microsoft Uighur"/>
-        <a:font script="Geor" typeface="Sylfaen"/>
-        <a:font script="Armn" typeface="Arial"/>
-        <a:font script="Bugi" typeface="Leelawadee UI"/>
-        <a:font script="Bopo" typeface="Microsoft JhengHei"/>
-        <a:font script="Java" typeface="Javanese Text"/>
-        <a:font script="Lisu" typeface="Segoe UI"/>
-        <a:font script="Mymr" typeface="Myanmar Text"/>
-        <a:font script="Nkoo" typeface="Ebrima"/>
-        <a:font script="Olck" typeface="Nirmala UI"/>
-        <a:font script="Osma" typeface="Ebrima"/>
-        <a:font script="Phag" typeface="Phagspa"/>
-        <a:font script="Syrn" typeface="Estrangelo Edessa"/>
-        <a:font script="Syrj" typeface="Estrangelo Edessa"/>
-        <a:font script="Syre" typeface="Estrangelo Edessa"/>
-        <a:font script="Sora" typeface="Nirmala UI"/>
-        <a:font script="Tale" typeface="Microsoft Tai Le"/>
-        <a:font script="Talu" typeface="Microsoft New Tai Lue"/>
-        <a:font script="Tfng" typeface="Ebrima"/>
       </a:minorFont>
     </a:fontScheme>
     <a:fmtScheme name="Office">
@@ -9703,141 +9720,200 @@
           <a:gsLst>
             <a:gs pos="0">
               <a:schemeClr val="phClr">
-                <a:lumMod val="110000"/>
-                <a:satMod val="105000"/>
-                <a:tint val="67000"/>
+                <a:tint val="50000"/>
+                <a:satMod val="300000"/>
               </a:schemeClr>
             </a:gs>
-            <a:gs pos="50000">
+            <a:gs pos="35000">
               <a:schemeClr val="phClr">
-                <a:lumMod val="105000"/>
-                <a:satMod val="103000"/>
-                <a:tint val="73000"/>
+                <a:tint val="37000"/>
+                <a:satMod val="300000"/>
               </a:schemeClr>
             </a:gs>
             <a:gs pos="100000">
               <a:schemeClr val="phClr">
-                <a:lumMod val="105000"/>
-                <a:satMod val="109000"/>
-                <a:tint val="81000"/>
+                <a:tint val="15000"/>
+                <a:satMod val="350000"/>
               </a:schemeClr>
             </a:gs>
           </a:gsLst>
-          <a:lin ang="5400000" scaled="0"/>
+          <a:lin ang="16200000" scaled="1"/>
         </a:gradFill>
         <a:gradFill rotWithShape="1">
           <a:gsLst>
             <a:gs pos="0">
               <a:schemeClr val="phClr">
-                <a:satMod val="103000"/>
-                <a:lumMod val="102000"/>
-                <a:tint val="94000"/>
-              </a:schemeClr>
-            </a:gs>
-            <a:gs pos="50000">
-              <a:schemeClr val="phClr">
-                <a:satMod val="110000"/>
-                <a:lumMod val="100000"/>
+                <a:tint val="100000"/>
                 <a:shade val="100000"/>
+                <a:satMod val="130000"/>
               </a:schemeClr>
             </a:gs>
             <a:gs pos="100000">
               <a:schemeClr val="phClr">
-                <a:lumMod val="99000"/>
-                <a:satMod val="120000"/>
-                <a:shade val="78000"/>
+                <a:tint val="50000"/>
+                <a:shade val="100000"/>
+                <a:satMod val="350000"/>
               </a:schemeClr>
             </a:gs>
           </a:gsLst>
-          <a:lin ang="5400000" scaled="0"/>
+          <a:lin ang="16200000" scaled="0"/>
         </a:gradFill>
       </a:fillStyleLst>
       <a:lnStyleLst>
-        <a:ln w="6350" cap="flat" cmpd="sng" algn="ctr">
+        <a:ln w="9525" cap="flat" cmpd="sng" algn="ctr">
+          <a:solidFill>
+            <a:schemeClr val="phClr">
+              <a:shade val="95000"/>
+              <a:satMod val="105000"/>
+            </a:schemeClr>
+          </a:solidFill>
+          <a:prstDash val="solid"/>
+        </a:ln>
+        <a:ln w="25400" cap="flat" cmpd="sng" algn="ctr">
           <a:solidFill>
             <a:schemeClr val="phClr"/>
           </a:solidFill>
           <a:prstDash val="solid"/>
-          <a:miter lim="800000"/>
         </a:ln>
-        <a:ln w="12700" cap="flat" cmpd="sng" algn="ctr">
+        <a:ln w="38100" cap="flat" cmpd="sng" algn="ctr">
           <a:solidFill>
             <a:schemeClr val="phClr"/>
           </a:solidFill>
           <a:prstDash val="solid"/>
-          <a:miter lim="800000"/>
-        </a:ln>
-        <a:ln w="19050" cap="flat" cmpd="sng" algn="ctr">
-          <a:solidFill>
-            <a:schemeClr val="phClr"/>
-          </a:solidFill>
-          <a:prstDash val="solid"/>
-          <a:miter lim="800000"/>
         </a:ln>
       </a:lnStyleLst>
       <a:effectStyleLst>
         <a:effectStyle>
-          <a:effectLst/>
-        </a:effectStyle>
-        <a:effectStyle>
-          <a:effectLst/>
+          <a:effectLst>
+            <a:outerShdw blurRad="40000" dist="20000" dir="5400000" rotWithShape="0">
+              <a:srgbClr val="000000">
+                <a:alpha val="38000"/>
+              </a:srgbClr>
+            </a:outerShdw>
+          </a:effectLst>
         </a:effectStyle>
         <a:effectStyle>
           <a:effectLst>
-            <a:outerShdw blurRad="57150" dist="19050" dir="5400000" algn="ctr" rotWithShape="0">
+            <a:outerShdw blurRad="40000" dist="23000" dir="5400000" rotWithShape="0">
               <a:srgbClr val="000000">
-                <a:alpha val="63000"/>
+                <a:alpha val="35000"/>
               </a:srgbClr>
             </a:outerShdw>
           </a:effectLst>
+        </a:effectStyle>
+        <a:effectStyle>
+          <a:effectLst>
+            <a:outerShdw blurRad="40000" dist="23000" dir="5400000" rotWithShape="0">
+              <a:srgbClr val="000000">
+                <a:alpha val="35000"/>
+              </a:srgbClr>
+            </a:outerShdw>
+          </a:effectLst>
+          <a:scene3d>
+            <a:camera prst="orthographicFront">
+              <a:rot lat="0" lon="0" rev="0"/>
+            </a:camera>
+            <a:lightRig rig="threePt" dir="t">
+              <a:rot lat="0" lon="0" rev="1200000"/>
+            </a:lightRig>
+          </a:scene3d>
+          <a:sp3d>
+            <a:bevelT w="63500" h="25400"/>
+          </a:sp3d>
         </a:effectStyle>
       </a:effectStyleLst>
       <a:bgFillStyleLst>
         <a:solidFill>
           <a:schemeClr val="phClr"/>
         </a:solidFill>
-        <a:solidFill>
-          <a:schemeClr val="phClr">
-            <a:tint val="95000"/>
-            <a:satMod val="170000"/>
-          </a:schemeClr>
-        </a:solidFill>
         <a:gradFill rotWithShape="1">
           <a:gsLst>
             <a:gs pos="0">
               <a:schemeClr val="phClr">
-                <a:tint val="93000"/>
-                <a:satMod val="150000"/>
-                <a:shade val="98000"/>
-                <a:lumMod val="102000"/>
+                <a:tint val="40000"/>
+                <a:satMod val="350000"/>
               </a:schemeClr>
             </a:gs>
-            <a:gs pos="50000">
+            <a:gs pos="40000">
               <a:schemeClr val="phClr">
-                <a:tint val="98000"/>
-                <a:satMod val="130000"/>
-                <a:shade val="90000"/>
-                <a:lumMod val="103000"/>
+                <a:tint val="45000"/>
+                <a:shade val="99000"/>
+                <a:satMod val="350000"/>
               </a:schemeClr>
             </a:gs>
             <a:gs pos="100000">
               <a:schemeClr val="phClr">
-                <a:shade val="63000"/>
-                <a:satMod val="120000"/>
+                <a:shade val="20000"/>
+                <a:satMod val="255000"/>
               </a:schemeClr>
             </a:gs>
           </a:gsLst>
-          <a:lin ang="5400000" scaled="0"/>
+          <a:path path="circle">
+            <a:fillToRect l="50000" t="-80000" r="50000" b="180000"/>
+          </a:path>
+        </a:gradFill>
+        <a:gradFill rotWithShape="1">
+          <a:gsLst>
+            <a:gs pos="0">
+              <a:schemeClr val="phClr">
+                <a:tint val="80000"/>
+                <a:satMod val="300000"/>
+              </a:schemeClr>
+            </a:gs>
+            <a:gs pos="100000">
+              <a:schemeClr val="phClr">
+                <a:shade val="30000"/>
+                <a:satMod val="200000"/>
+              </a:schemeClr>
+            </a:gs>
+          </a:gsLst>
+          <a:path path="circle">
+            <a:fillToRect l="50000" t="50000" r="50000" b="50000"/>
+          </a:path>
         </a:gradFill>
       </a:bgFillStyleLst>
     </a:fmtScheme>
   </a:themeElements>
-  <a:objectDefaults/>
+  <a:objectDefaults>
+    <a:spDef>
+      <a:spPr/>
+      <a:bodyPr/>
+      <a:lstStyle/>
+      <a:style>
+        <a:lnRef idx="1">
+          <a:schemeClr val="accent1"/>
+        </a:lnRef>
+        <a:fillRef idx="3">
+          <a:schemeClr val="accent1"/>
+        </a:fillRef>
+        <a:effectRef idx="2">
+          <a:schemeClr val="accent1"/>
+        </a:effectRef>
+        <a:fontRef idx="minor">
+          <a:schemeClr val="lt1"/>
+        </a:fontRef>
+      </a:style>
+    </a:spDef>
+    <a:lnDef>
+      <a:spPr/>
+      <a:bodyPr/>
+      <a:lstStyle/>
+      <a:style>
+        <a:lnRef idx="2">
+          <a:schemeClr val="accent1"/>
+        </a:lnRef>
+        <a:fillRef idx="0">
+          <a:schemeClr val="accent1"/>
+        </a:fillRef>
+        <a:effectRef idx="1">
+          <a:schemeClr val="accent1"/>
+        </a:effectRef>
+        <a:fontRef idx="minor">
+          <a:schemeClr val="tx1"/>
+        </a:fontRef>
+      </a:style>
+    </a:lnDef>
+  </a:objectDefaults>
   <a:extraClrSchemeLst/>
-  <a:extLst>
-    <a:ext uri="{05A4C25C-085E-4340-85A3-A5531E510DB2}">
-      <thm15:themeFamily xmlns:thm15="http://schemas.microsoft.com/office/thememl/2012/main" name="Office Theme" id="{2E142A2C-CD16-42D6-873A-C26D2A0506FA}" vid="{1BDDFF52-6CD6-40A5-AB3C-68EB2F1E4D0A}"/>
-    </a:ext>
-  </a:extLst>
 </a:theme>
 </file>
--- a/06-cloud-and-technology-risk/Cloud_Security_and_Compliance/Espanol/Cloud_Security_and_Cloud_Compliance_Practical_Manager_and_Junior_Analyst_Manual_Espanol_v1.0.docx
+++ b/06-cloud-and-technology-risk/Cloud_Security_and_Compliance/Espanol/Cloud_Security_and_Cloud_Compliance_Practical_Manager_and_Junior_Analyst_Manual_Espanol_v1.0.docx
@@ -2,40 +2,14 @@
 <file path=word/document.xml><?xml version="1.0" encoding="utf-8"?>
 <w:document xmlns:w="http://schemas.openxmlformats.org/wordprocessingml/2006/main" xmlns:m="http://schemas.openxmlformats.org/officeDocument/2006/math" xmlns:r="http://schemas.openxmlformats.org/officeDocument/2006/relationships" xmlns:o="urn:schemas-microsoft-com:office:office" xmlns:v="urn:schemas-microsoft-com:vml" xmlns:w10="urn:schemas-microsoft-com:office:word" xmlns:a="http://schemas.openxmlformats.org/drawingml/2006/main" xmlns:pic="http://schemas.openxmlformats.org/drawingml/2006/picture" xmlns:wp="http://schemas.openxmlformats.org/drawingml/2006/wordprocessingDrawing">
   <w:body>
-    <w:sdt>
-      <w:sdtPr>
-        <w:docPartObj>
-          <w:docPartGallery w:val="Table of Contents"/>
-          <w:docPartUnique/>
-        </w:docPartObj>
-      </w:sdtPr>
-      <w:sdtContent>
-        <w:p>
-          <w:pPr>
-            <w:pStyle w:val="TOCHeading"/>
-          </w:pPr>
-          <w:r>
-            <w:t xml:space="preserve">Table of Contents</w:t>
-          </w:r>
-        </w:p>
-        <w:p>
-          <w:r>
-            <w:fldChar w:fldCharType="begin" w:dirty="true"/>
-            <w:instrText xml:space="preserve">TOC \o "1-3" \h \z \u</w:instrText>
-            <w:fldChar w:fldCharType="separate"/>
-            <w:fldChar w:fldCharType="end"/>
-          </w:r>
-        </w:p>
-      </w:sdtContent>
-    </w:sdt>
     <w:p>
       <w:pPr>
         <w:pStyle w:val="BlockText"/>
       </w:pPr>
       <w:r>
         <w:rPr>
+          <w:b/>
           <w:bCs/>
-          <w:b/>
         </w:rPr>
         <w:t xml:space="preserve">Estado de revisión:</w:t>
       </w:r>
@@ -52,8 +26,8 @@
       </w:pPr>
       <w:r>
         <w:rPr>
+          <w:b/>
           <w:bCs/>
-          <w:b/>
         </w:rPr>
         <w:t xml:space="preserve">Seguridad de la seguridad</w:t>
       </w:r>
@@ -86,8 +60,8 @@
       </w:r>
       <w:r>
         <w:rPr>
+          <w:b/>
           <w:bCs/>
-          <w:b/>
         </w:rPr>
         <w:t xml:space="preserve">Lo que este manual hace:</w:t>
       </w:r>
@@ -110,8 +84,8 @@
       </w:pPr>
       <w:r>
         <w:rPr>
+          <w:b/>
           <w:bCs/>
-          <w:b/>
         </w:rPr>
         <w:t xml:space="preserve">Alberto (Al) Leiva</w:t>
       </w:r>
@@ -124,7 +98,7 @@
         <w:t xml:space="preserve">Primera edición • Julio 2026</w:t>
       </w:r>
     </w:p>
-    <w:bookmarkStart w:id="21" w:name="prefacio"/>
+    <w:bookmarkStart w:id="10" w:name="prefacio"/>
     <w:p>
       <w:pPr>
         <w:pStyle w:val="Heading1"/>
@@ -165,7 +139,7 @@
         <w:t xml:space="preserve">|. |</w:t>
       </w:r>
     </w:p>
-    <w:bookmarkStart w:id="20" w:name="cómo-usar-este-manual"/>
+    <w:bookmarkStart w:id="9" w:name="cómo-usar-este-manual"/>
     <w:p>
       <w:pPr>
         <w:pStyle w:val="Heading2"/>
@@ -229,9 +203,9 @@
         <w:t xml:space="preserve">Adapte cada control y prueba al proveedor seleccionado, servicio, región, arquitectura, datos y responsabilidad del cliente.</w:t>
       </w:r>
     </w:p>
-    <w:bookmarkEnd w:id="20"/>
-    <w:bookmarkEnd w:id="21"/>
-    <w:bookmarkStart w:id="22" w:name="tabla-de-contenidos"/>
+    <w:bookmarkEnd w:id="9"/>
+    <w:bookmarkEnd w:id="10"/>
+    <w:bookmarkStart w:id="11" w:name="tabla-de-contenidos"/>
     <w:p>
       <w:pPr>
         <w:pStyle w:val="Heading1"/>
@@ -972,7 +946,7 @@
           <w:rPr>
             <w:rStyle w:val="Hyperlink"/>
           </w:rPr>
-          <w:t xml:space="preserve">23. Cloud Assurance and Provider Evidence [30](#cloud-assurance-and-provider-evidence)</w:t>
+          <w:t xml:space="preserve">23. Aseguramiento de la nube y evidencia del proveedor [30](#cloud-assurance-and-provider-evidence)</w:t>
         </w:r>
       </w:hyperlink>
     </w:p>
@@ -985,7 +959,7 @@
           <w:rPr>
             <w:rStyle w:val="Hyperlink"/>
           </w:rPr>
-          <w:t xml:space="preserve">24. Assessment, Evidence Testing, and Metrics [31](#assessment-evidence-testing-and-metrics)</w:t>
+          <w:t xml:space="preserve">24. Evaluación, pruebas de evidencia y métricas [31](#assessment-evidence-testing-and-metrics)</w:t>
         </w:r>
       </w:hyperlink>
     </w:p>
@@ -1011,7 +985,7 @@
           <w:rPr>
             <w:rStyle w:val="Hyperlink"/>
           </w:rPr>
-          <w:t xml:space="preserve">25. AI Services and Emerging Cloud Risk [32](#ai-services-and-emerging-cloud-risk)</w:t>
+          <w:t xml:space="preserve">25. Servicios de IA y riesgos emergentes de la nube [32](#ai-services-and-emerging-cloud-risk)</w:t>
         </w:r>
       </w:hyperlink>
     </w:p>
@@ -1024,7 +998,7 @@
           <w:rPr>
             <w:rStyle w:val="Hyperlink"/>
           </w:rPr>
-          <w:t xml:space="preserve">25.1 Evaluación de la nube de AI [32](#ai-cloud-assessment)</w:t>
+          <w:t xml:space="preserve">25.1 Evaluación de la nube de IA [32](#ai-cloud-assessment)</w:t>
         </w:r>
       </w:hyperlink>
     </w:p>
@@ -1284,7 +1258,7 @@
           <w:rPr>
             <w:rStyle w:val="Hyperlink"/>
           </w:rPr>
-          <w:t xml:space="preserve">27. Libro de Juego de Seguridad en la Nube [38](#managers-cloud-security-playbook)</w:t>
+          <w:t xml:space="preserve">27. Manual de seguridad en la nube para gerentes [38](#managers-cloud-security-playbook)</w:t>
         </w:r>
       </w:hyperlink>
     </w:p>
@@ -1297,7 +1271,7 @@
           <w:rPr>
             <w:rStyle w:val="Hyperlink"/>
           </w:rPr>
-          <w:t xml:space="preserve">27.1 ritmo operativo [38](#operating-rhythm)</w:t>
+          <w:t xml:space="preserve">27.1 Ritmo operativo [38](#operating-rhythm)</w:t>
         </w:r>
       </w:hyperlink>
     </w:p>
@@ -1627,8 +1601,8 @@
       </w:pPr>
       <w:r>
         <w:rPr>
+          <w:b/>
           <w:bCs/>
-          <w:b/>
         </w:rPr>
         <w:t xml:space="preserve">Capítulo</w:t>
       </w:r>
@@ -1827,8 +1801,8 @@
         <w:t xml:space="preserve">| 30 TENIDOS Plantillas, Glosario, Índice y Referencias | 43 |</w:t>
       </w:r>
     </w:p>
-    <w:bookmarkEnd w:id="22"/>
-    <w:bookmarkStart w:id="24" w:name="cloud-security-foundations"/>
+    <w:bookmarkEnd w:id="11"/>
+    <w:bookmarkStart w:id="13" w:name="cloud-security-foundations"/>
     <w:p>
       <w:pPr>
         <w:pStyle w:val="Heading1"/>
@@ -1843,13 +1817,13 @@
       </w:pPr>
       <w:r>
         <w:rPr>
+          <w:i/>
           <w:iCs/>
-          <w:i/>
         </w:rPr>
         <w:t xml:space="preserve">La seguridad de la nube protege rápidamente el cambio de tecnología compartida, identidades, datos, aplicaciones y servicios.</w:t>
       </w:r>
     </w:p>
-    <w:bookmarkStart w:id="23" w:name="nist-características-esenciales"/>
+    <w:bookmarkStart w:id="12" w:name="nist-características-esenciales"/>
     <w:p>
       <w:pPr>
         <w:pStyle w:val="Heading2"/>
@@ -1919,8 +1893,8 @@
       </w:pPr>
       <w:r>
         <w:rPr>
+          <w:b/>
           <w:bCs/>
-          <w:b/>
         </w:rPr>
         <w:t xml:space="preserve">Implementación</w:t>
       </w:r>
@@ -1935,8 +1909,8 @@
       </w:r>
       <w:r>
         <w:rPr>
+          <w:b/>
           <w:bCs/>
-          <w:b/>
         </w:rPr>
         <w:t xml:space="preserve">Significado claro</w:t>
       </w:r>
@@ -1985,8 +1959,8 @@
       </w:r>
       <w:r>
         <w:rPr>
+          <w:b/>
           <w:bCs/>
-          <w:b/>
         </w:rPr>
         <w:t xml:space="preserve">Cloud no es igual de seguro por defecto:</w:t>
       </w:r>
@@ -2003,9 +1977,9 @@
         <w:t xml:space="preserve">|. |</w:t>
       </w:r>
     </w:p>
-    <w:bookmarkEnd w:id="23"/>
-    <w:bookmarkEnd w:id="24"/>
-    <w:bookmarkStart w:id="27" w:name="X4cfc046275579addc469536e2c6a693e31a2d60"/>
+    <w:bookmarkEnd w:id="12"/>
+    <w:bookmarkEnd w:id="13"/>
+    <w:bookmarkStart w:id="16" w:name="X4cfc046275579addc469536e2c6a693e31a2d60"/>
     <w:p>
       <w:pPr>
         <w:pStyle w:val="Heading1"/>
@@ -2020,8 +1994,8 @@
       </w:pPr>
       <w:r>
         <w:rPr>
+          <w:i/>
           <w:iCs/>
-          <w:i/>
         </w:rPr>
         <w:t xml:space="preserve">El proveedor y el cliente dividen la responsabilidad de manera diferente en IaaS, PaaS y SaaS.</w:t>
       </w:r>
@@ -2034,13 +2008,7 @@
         <w:t xml:space="preserve">יimg src=</w:t>
       </w:r>
       <w:r>
-        <w:t xml:space="preserve">“</w:t>
-      </w:r>
-      <w:r>
-        <w:t xml:space="preserve">media/image1.png</w:t>
-      </w:r>
-      <w:r>
-        <w:t xml:space="preserve">”</w:t>
+        <w:t xml:space="preserve">“media/image1.png”</w:t>
       </w:r>
       <w:r>
         <w:t xml:space="preserve"> </w:t>
@@ -2049,13 +2017,7 @@
         <w:t xml:space="preserve">style=</w:t>
       </w:r>
       <w:r>
-        <w:t xml:space="preserve">“</w:t>
-      </w:r>
-      <w:r>
-        <w:t xml:space="preserve">width:6.15in;height:3.39605in</w:t>
-      </w:r>
-      <w:r>
-        <w:t xml:space="preserve">”</w:t>
+        <w:t xml:space="preserve">“width:6.15in;height:3.39605in”</w:t>
       </w:r>
       <w:r>
         <w:t xml:space="preserve"> </w:t>
@@ -2064,13 +2026,7 @@
         <w:t xml:space="preserve">alt=</w:t>
       </w:r>
       <w:r>
-        <w:t xml:space="preserve">“</w:t>
-      </w:r>
-      <w:r>
-        <w:t xml:space="preserve">Siempre confirman la documentación y el contrato de servicio exactos; los diagramas son puntos de partida simplificados</w:t>
-      </w:r>
-      <w:r>
-        <w:t xml:space="preserve">”</w:t>
+        <w:t xml:space="preserve">“Siempre confirman la documentación y el contrato de servicio exactos; los diagramas son puntos de partida simplificados”</w:t>
       </w:r>
       <w:r>
         <w:t xml:space="preserve">.</w:t>
@@ -2090,8 +2046,8 @@
       </w:pPr>
       <w:r>
         <w:rPr>
+          <w:b/>
           <w:bCs/>
-          <w:b/>
         </w:rPr>
         <w:t xml:space="preserve">Modelo</w:t>
       </w:r>
@@ -2106,8 +2062,8 @@
       </w:r>
       <w:r>
         <w:rPr>
+          <w:b/>
           <w:bCs/>
-          <w:b/>
         </w:rPr>
         <w:t xml:space="preserve">El cliente generalmente opera</w:t>
       </w:r>
@@ -2144,7 +2100,7 @@
         <w:t xml:space="preserve">TEN FaaS/serverless ANTE Infraestructura y ejecución gestionada plazo de ejecución TEN Código, dependencias, permisos, eventos, secretos, datos, configuración, observabilidad</w:t>
       </w:r>
     </w:p>
-    <w:bookmarkStart w:id="25" w:name="matriz-de-responsabilidad"/>
+    <w:bookmarkStart w:id="14" w:name="matriz-de-responsabilidad"/>
     <w:p>
       <w:pPr>
         <w:pStyle w:val="Heading2"/>
@@ -2188,11 +2144,11 @@
     </w:p>
     <w:p>
       <w:pPr>
+        <w:pStyle w:val="Compact"/>
         <w:numPr>
           <w:ilvl w:val="0"/>
           <w:numId w:val="1004"/>
         </w:numPr>
-        <w:pStyle w:val="Compact"/>
       </w:pPr>
       <w:r>
         <w:t xml:space="preserve">Gobernanza de la nube, estrategia y competencia de riesgo</w:t>
@@ -2204,14 +2160,14 @@
       </w:pPr>
       <w:r>
         <w:rPr>
+          <w:i/>
           <w:iCs/>
-          <w:i/>
         </w:rPr>
         <w:t xml:space="preserve">Los conjuntos de glovernance permitieron el uso de la nube, propiedad, arquitectura, vigilancia, riesgo y escalada.</w:t>
       </w:r>
     </w:p>
-    <w:bookmarkEnd w:id="25"/>
-    <w:bookmarkStart w:id="26" w:name="elementos-del-programa"/>
+    <w:bookmarkEnd w:id="14"/>
+    <w:bookmarkStart w:id="15" w:name="elementos-del-programa"/>
     <w:p>
       <w:pPr>
         <w:pStyle w:val="Heading2"/>
@@ -2290,27 +2246,26 @@
       <w:tblPr>
         <w:tblStyle w:val="Table"/>
         <w:tblW w:type="pct" w:w="5000"/>
+        <w:tblLayout w:type="fixed"/>
         <w:tblLook w:firstRow="1" w:lastRow="0" w:firstColumn="0" w:lastColumn="0" w:noHBand="0" w:noVBand="0" w:val="0020"/>
-        <w:jc w:val="start"/>
       </w:tblPr>
       <w:tblGrid>
         <w:gridCol w:w="7920"/>
       </w:tblGrid>
       <w:tr>
         <w:trPr>
-          <w:tblHeader w:val="true"/>
+          <w:tblHeader w:val="on"/>
         </w:trPr>
         <w:tc>
           <w:tcPr/>
           <w:p>
             <w:pPr>
               <w:pStyle w:val="Compact"/>
-              <w:jc w:val="left"/>
             </w:pPr>
             <w:r>
               <w:rPr>
+                <w:b/>
                 <w:bCs/>
-                <w:b/>
               </w:rPr>
               <w:t xml:space="preserve">Rol</w:t>
             </w:r>
@@ -2323,7 +2278,6 @@
           <w:p>
             <w:pPr>
               <w:pStyle w:val="Compact"/>
-              <w:jc w:val="left"/>
             </w:pPr>
             <w:r>
               <w:t xml:space="preserve">← Patrocinador ejecutivo</w:t>
@@ -2376,9 +2330,9 @@
         <w:t xml:space="preserve">tención Auditoría interna / evaluador</w:t>
       </w:r>
     </w:p>
-    <w:bookmarkEnd w:id="26"/>
-    <w:bookmarkEnd w:id="27"/>
-    <w:bookmarkStart w:id="30" w:name="X034f6d519dd0ab2cb052f667b385c410e66607f"/>
+    <w:bookmarkEnd w:id="15"/>
+    <w:bookmarkEnd w:id="16"/>
+    <w:bookmarkStart w:id="19" w:name="X034f6d519dd0ab2cb052f667b385c410e66607f"/>
     <w:p>
       <w:pPr>
         <w:pStyle w:val="Heading1"/>
@@ -2393,13 +2347,13 @@
       </w:pPr>
       <w:r>
         <w:rPr>
+          <w:i/>
           <w:iCs/>
-          <w:i/>
         </w:rPr>
         <w:t xml:space="preserve">Los recursos de nube desconocidos no pueden ser gobernados, protegidos, supervisados o retirados.</w:t>
       </w:r>
     </w:p>
-    <w:bookmarkStart w:id="28" w:name="inventario"/>
+    <w:bookmarkStart w:id="17" w:name="inventario"/>
     <w:p>
       <w:pPr>
         <w:pStyle w:val="Heading2"/>
@@ -2463,8 +2417,8 @@
         <w:t xml:space="preserve">Etiquetas/etiquetas para propietario, aplicación, medio ambiente, clase de datos, costo, crítica, nivel de recuperación, vencimiento y alcance de cumplimiento.</w:t>
       </w:r>
     </w:p>
-    <w:bookmarkEnd w:id="28"/>
-    <w:bookmarkStart w:id="29" w:name="reconciliación"/>
+    <w:bookmarkEnd w:id="17"/>
+    <w:bookmarkStart w:id="18" w:name="reconciliación"/>
     <w:p>
       <w:pPr>
         <w:pStyle w:val="Heading2"/>
@@ -2506,9 +2460,9 @@
         <w:t xml:space="preserve">Automatizar el descubrimiento pero mantener la revisión responsable del propietario y pruebas de descomposición.</w:t>
       </w:r>
     </w:p>
-    <w:bookmarkEnd w:id="29"/>
-    <w:bookmarkEnd w:id="30"/>
-    <w:bookmarkStart w:id="34" w:name="X4713fcba79957ff624456befc4188b95944ada3"/>
+    <w:bookmarkEnd w:id="18"/>
+    <w:bookmarkEnd w:id="19"/>
+    <w:bookmarkStart w:id="23" w:name="X4713fcba79957ff624456befc4188b95944ada3"/>
     <w:p>
       <w:pPr>
         <w:pStyle w:val="Heading1"/>
@@ -2523,8 +2477,8 @@
       </w:pPr>
       <w:r>
         <w:rPr>
+          <w:i/>
           <w:iCs/>
-          <w:i/>
         </w:rPr>
         <w:t xml:space="preserve">Las zonas de aterrizaje proporcionan bases reutilizables seguras antes de que llegue la carga de trabajo</w:t>
       </w:r>
@@ -2540,13 +2494,7 @@
         <w:t xml:space="preserve">Altura:3.39605in” alt=</w:t>
       </w:r>
       <w:r>
-        <w:t xml:space="preserve">“</w:t>
-      </w:r>
-      <w:r>
-        <w:t xml:space="preserve">Hierarquía, identidad, redes, registros centralizados, políticas y separación de carga de trabajo crean correderas consistentes.</w:t>
-      </w:r>
-      <w:r>
-        <w:t xml:space="preserve">”</w:t>
+        <w:t xml:space="preserve">“Hierarquía, identidad, redes, registros centralizados, políticas y separación de carga de trabajo crean correderas consistentes.”</w:t>
       </w:r>
       <w:r>
         <w:t xml:space="preserve"> </w:t>
@@ -2560,10 +2508,10 @@
         <w:pStyle w:val="BodyText"/>
       </w:pPr>
       <w:r>
-        <w:t xml:space="preserve">Figure 2. Landing-zone foundation</w:t>
-      </w:r>
-    </w:p>
-    <w:bookmarkStart w:id="31" w:name="principios-de-arquitectura"/>
+        <w:t xml:space="preserve">Figura 2. Base de la zona de aterrizaje</w:t>
+      </w:r>
+    </w:p>
+    <w:bookmarkStart w:id="20" w:name="principios-de-arquitectura"/>
     <w:p>
       <w:pPr>
         <w:pStyle w:val="Heading2"/>
@@ -2652,8 +2600,8 @@
       </w:pPr>
       <w:r>
         <w:rPr>
+          <w:i/>
           <w:iCs/>
-          <w:i/>
         </w:rPr>
         <w:t xml:space="preserve">Los aviones de control de ruido hacen identidad, fichas, roles y directores de servicios activos críticos.</w:t>
       </w:r>
@@ -2666,13 +2614,7 @@
         <w:t xml:space="preserve">لimg src=</w:t>
       </w:r>
       <w:r>
-        <w:t xml:space="preserve">“</w:t>
-      </w:r>
-      <w:r>
-        <w:t xml:space="preserve">media/image3.png</w:t>
-      </w:r>
-      <w:r>
-        <w:t xml:space="preserve">”</w:t>
+        <w:t xml:space="preserve">“media/image3.png”</w:t>
       </w:r>
       <w:r>
         <w:t xml:space="preserve"> </w:t>
@@ -2681,13 +2623,7 @@
         <w:t xml:space="preserve">style=</w:t>
       </w:r>
       <w:r>
-        <w:t xml:space="preserve">“</w:t>
-      </w:r>
-      <w:r>
-        <w:t xml:space="preserve">width:6.15in;height:3.39605in</w:t>
-      </w:r>
-      <w:r>
-        <w:t xml:space="preserve">”</w:t>
+        <w:t xml:space="preserve">“width:6.15in;height:3.39605in”</w:t>
       </w:r>
       <w:r>
         <w:t xml:space="preserve"> </w:t>
@@ -2696,13 +2632,7 @@
         <w:t xml:space="preserve">alt=</w:t>
       </w:r>
       <w:r>
-        <w:t xml:space="preserve">“</w:t>
-      </w:r>
-      <w:r>
-        <w:t xml:space="preserve">Strong identity proofing, MFA, least privilegio, session control, review, and revocation reduce control-plane risk.</w:t>
-      </w:r>
-      <w:r>
-        <w:t xml:space="preserve">”</w:t>
+        <w:t xml:space="preserve">“Strong identity proofing, MFA, least privilegio, session control, review, and revocation reduce control-plane risk.”</w:t>
       </w:r>
       <w:r>
         <w:t xml:space="preserve"> </w:t>
@@ -2719,8 +2649,8 @@
         <w:t xml:space="preserve">Gráfico 3 Ciclo de vida de identidad en la nube</w:t>
       </w:r>
     </w:p>
-    <w:bookmarkEnd w:id="31"/>
-    <w:bookmarkStart w:id="32" w:name="human-identity"/>
+    <w:bookmarkEnd w:id="20"/>
+    <w:bookmarkStart w:id="21" w:name="human-identity"/>
     <w:p>
       <w:pPr>
         <w:pStyle w:val="Heading2"/>
@@ -2784,8 +2714,8 @@
         <w:t xml:space="preserve">Derechos de revisión, cuentas inactivas, combinaciones tóxicas, confianza de cuenta cruzada y uso real.</w:t>
       </w:r>
     </w:p>
-    <w:bookmarkEnd w:id="32"/>
-    <w:bookmarkStart w:id="33" w:name="workload-identity"/>
+    <w:bookmarkEnd w:id="21"/>
+    <w:bookmarkStart w:id="22" w:name="workload-identity"/>
     <w:p>
       <w:pPr>
         <w:pStyle w:val="Heading2"/>
@@ -2838,9 +2768,9 @@
         <w:t xml:space="preserve">Detectar nuevos privilegios, federación, creación clave, consentimiento, impersonación y uso de token inusual.</w:t>
       </w:r>
     </w:p>
-    <w:bookmarkEnd w:id="33"/>
-    <w:bookmarkEnd w:id="34"/>
-    <w:bookmarkStart w:id="35" w:name="seguridad-de-la-red-y-la-conectividad"/>
+    <w:bookmarkEnd w:id="22"/>
+    <w:bookmarkEnd w:id="23"/>
+    <w:bookmarkStart w:id="24" w:name="seguridad-de-la-red-y-la-conectividad"/>
     <w:p>
       <w:pPr>
         <w:pStyle w:val="Heading1"/>
@@ -2855,8 +2785,8 @@
       </w:pPr>
       <w:r>
         <w:rPr>
+          <w:i/>
           <w:iCs/>
-          <w:i/>
         </w:rPr>
         <w:t xml:space="preserve">Las redes de nube combinan constructos de proveedores, exposición a Internet, conectividad privada y controles de capas de aplicaciones.</w:t>
       </w:r>
@@ -2935,8 +2865,8 @@
         <w:t xml:space="preserve">Encontrar continuamente IPs públicas, reglas abiertas, grupos de seguridad permisivos, almacenamiento expuesto / bases de datos y túneles de sombra.</w:t>
       </w:r>
     </w:p>
-    <w:bookmarkEnd w:id="35"/>
-    <w:bookmarkStart w:id="37" w:name="seguridad-de-datos-y-privacidad"/>
+    <w:bookmarkEnd w:id="24"/>
+    <w:bookmarkStart w:id="26" w:name="seguridad-de-datos-y-privacidad"/>
     <w:p>
       <w:pPr>
         <w:pStyle w:val="Heading1"/>
@@ -2951,8 +2881,8 @@
       </w:pPr>
       <w:r>
         <w:rPr>
+          <w:i/>
           <w:iCs/>
-          <w:i/>
         </w:rPr>
         <w:t xml:space="preserve">La seguridad de los datos de voz comienza con propósito, ubicación, clasificación y minimización.</w:t>
       </w:r>
@@ -2965,13 +2895,7 @@
         <w:t xml:space="preserve">יimg src=</w:t>
       </w:r>
       <w:r>
-        <w:t xml:space="preserve">“</w:t>
-      </w:r>
-      <w:r>
-        <w:t xml:space="preserve">media/image4.png</w:t>
-      </w:r>
-      <w:r>
-        <w:t xml:space="preserve">”</w:t>
+        <w:t xml:space="preserve">“media/image4.png”</w:t>
       </w:r>
       <w:r>
         <w:t xml:space="preserve"> </w:t>
@@ -2980,13 +2904,7 @@
         <w:t xml:space="preserve">style=</w:t>
       </w:r>
       <w:r>
-        <w:t xml:space="preserve">“</w:t>
-      </w:r>
-      <w:r>
-        <w:t xml:space="preserve">width:6.15in;height:3.39605in</w:t>
-      </w:r>
-      <w:r>
-        <w:t xml:space="preserve">”</w:t>
+        <w:t xml:space="preserve">“width:6.15in;height:3.39605in”</w:t>
       </w:r>
       <w:r>
         <w:t xml:space="preserve"> </w:t>
@@ -2995,13 +2913,7 @@
         <w:t xml:space="preserve">alt=</w:t>
       </w:r>
       <w:r>
-        <w:t xml:space="preserve">“</w:t>
-      </w:r>
-      <w:r>
-        <w:t xml:space="preserve">Track data from discovery and purpose through controlled deletion, including replicas, logs, backups, and subprocessors.</w:t>
-      </w:r>
-      <w:r>
-        <w:t xml:space="preserve">”</w:t>
+        <w:t xml:space="preserve">“Track data from discovery and purpose through controlled deletion, including replicas, logs, backups, and subprocessors.”</w:t>
       </w:r>
       <w:r>
         <w:t xml:space="preserve"> </w:t>
@@ -3018,7 +2930,7 @@
         <w:t xml:space="preserve">Gráfico 4. Ciclo de vida de datos en la nube</w:t>
       </w:r>
     </w:p>
-    <w:bookmarkStart w:id="36" w:name="controles-de-datos"/>
+    <w:bookmarkStart w:id="25" w:name="controles-de-datos"/>
     <w:p>
       <w:pPr>
         <w:pStyle w:val="Heading2"/>
@@ -3105,8 +3017,8 @@
       </w:r>
       <w:r>
         <w:rPr>
+          <w:b/>
           <w:bCs/>
-          <w:b/>
         </w:rPr>
         <w:t xml:space="preserve">La residencia de datos es más que un selector de región:</w:t>
       </w:r>
@@ -3123,9 +3035,9 @@
         <w:t xml:space="preserve">|. |</w:t>
       </w:r>
     </w:p>
-    <w:bookmarkEnd w:id="36"/>
-    <w:bookmarkEnd w:id="37"/>
-    <w:bookmarkStart w:id="40" w:name="X16cecd832bb4b4218eb61ecf9f0643d77e38b62"/>
+    <w:bookmarkEnd w:id="25"/>
+    <w:bookmarkEnd w:id="26"/>
+    <w:bookmarkStart w:id="29" w:name="X16cecd832bb4b4218eb61ecf9f0643d77e38b62"/>
     <w:p>
       <w:pPr>
         <w:pStyle w:val="Heading1"/>
@@ -3140,13 +3052,13 @@
       </w:pPr>
       <w:r>
         <w:rPr>
+          <w:i/>
           <w:iCs/>
-          <w:i/>
         </w:rPr>
         <w:t xml:space="preserve">La Criptografía falla cuando las claves, secretos, certificados, algoritmos y permisos son mal gestionados.</w:t>
       </w:r>
     </w:p>
-    <w:bookmarkStart w:id="38" w:name="gestión-clave"/>
+    <w:bookmarkStart w:id="27" w:name="gestión-clave"/>
     <w:p>
       <w:pPr>
         <w:pStyle w:val="Heading2"/>
@@ -3210,8 +3122,8 @@
         <w:t xml:space="preserve">Pérdida del plan, compromiso, falla de la región, salida del proveedor y restauración de respaldo cifrado.</w:t>
       </w:r>
     </w:p>
-    <w:bookmarkEnd w:id="38"/>
-    <w:bookmarkStart w:id="39" w:name="secretos-y-certificados"/>
+    <w:bookmarkEnd w:id="27"/>
+    <w:bookmarkStart w:id="28" w:name="secretos-y-certificados"/>
     <w:p>
       <w:pPr>
         <w:pStyle w:val="Heading2"/>
@@ -3253,9 +3165,9 @@
         <w:t xml:space="preserve">Automatizar la expedición/renovación de certificados con confianza controlada, proteger las llaves privadas, detectar la expiación y la creación de certificados no autorizados.</w:t>
       </w:r>
     </w:p>
-    <w:bookmarkEnd w:id="39"/>
-    <w:bookmarkEnd w:id="40"/>
-    <w:bookmarkStart w:id="42" w:name="registro-monitoreo-y-detección"/>
+    <w:bookmarkEnd w:id="28"/>
+    <w:bookmarkEnd w:id="29"/>
+    <w:bookmarkStart w:id="31" w:name="registro-monitoreo-y-detección"/>
     <w:p>
       <w:pPr>
         <w:pStyle w:val="Heading1"/>
@@ -3270,8 +3182,8 @@
       </w:pPr>
       <w:r>
         <w:rPr>
+          <w:i/>
           <w:iCs/>
-          <w:i/>
         </w:rPr>
         <w:t xml:space="preserve">La evidencia en voz alta es útil cuando se permiten y revisan los eventos de control, plan de datos, volumen de trabajo, identidad y aplicación adecuados</w:t>
       </w:r>
@@ -3279,7 +3191,7 @@
         <w:t xml:space="preserve">.</w:t>
       </w:r>
     </w:p>
-    <w:bookmarkStart w:id="41" w:name="diseño-de-registro"/>
+    <w:bookmarkStart w:id="30" w:name="diseño-de-registro"/>
     <w:p>
       <w:pPr>
         <w:pStyle w:val="Heading2"/>
@@ -3384,9 +3296,9 @@
         <w:t xml:space="preserve">Validar que las alertas crean casos investigados y acciones correctivas, no sólo dashboards.</w:t>
       </w:r>
     </w:p>
-    <w:bookmarkEnd w:id="41"/>
-    <w:bookmarkEnd w:id="42"/>
-    <w:bookmarkStart w:id="44" w:name="Xa04d89d843bb0fb7413bb2e7a51ff9f7a8d788d"/>
+    <w:bookmarkEnd w:id="30"/>
+    <w:bookmarkEnd w:id="31"/>
+    <w:bookmarkStart w:id="33" w:name="Xa04d89d843bb0fb7413bb2e7a51ff9f7a8d788d"/>
     <w:p>
       <w:pPr>
         <w:pStyle w:val="Heading1"/>
@@ -3401,13 +3313,13 @@
       </w:pPr>
       <w:r>
         <w:rPr>
+          <w:i/>
           <w:iCs/>
-          <w:i/>
         </w:rPr>
         <w:t xml:space="preserve">La exposición al ruido cambia continuamente a través de configuración, código, imágenes, dependencias, identidades y servicios de proveedores.</w:t>
       </w:r>
     </w:p>
-    <w:bookmarkStart w:id="43" w:name="gestión-continua-de-la-exposición"/>
+    <w:bookmarkStart w:id="32" w:name="gestión-continua-de-la-exposición"/>
     <w:p>
       <w:pPr>
         <w:pStyle w:val="Heading2"/>
@@ -3482,9 +3394,9 @@
         <w:t xml:space="preserve">Reprueba la corrección y mide la cobertura de la población, el tiempo, las excepciones y la recurrencia.</w:t>
       </w:r>
     </w:p>
-    <w:bookmarkEnd w:id="43"/>
-    <w:bookmarkEnd w:id="44"/>
-    <w:bookmarkStart w:id="45" w:name="Xa4247c06de8a4b1ae097298856154dd29069a1d"/>
+    <w:bookmarkEnd w:id="32"/>
+    <w:bookmarkEnd w:id="33"/>
+    <w:bookmarkStart w:id="34" w:name="Xa4247c06de8a4b1ae097298856154dd29069a1d"/>
     <w:p>
       <w:pPr>
         <w:pStyle w:val="Heading1"/>
@@ -3499,8 +3411,8 @@
       </w:pPr>
       <w:r>
         <w:rPr>
+          <w:i/>
           <w:iCs/>
-          <w:i/>
         </w:rPr>
         <w:t xml:space="preserve">Cada servicio gestionado elimina algunos trabajos operativos pero crea responsabilidades de configuración e integración</w:t>
       </w:r>
@@ -3512,27 +3424,26 @@
       <w:tblPr>
         <w:tblStyle w:val="Table"/>
         <w:tblW w:type="pct" w:w="5000"/>
+        <w:tblLayout w:type="fixed"/>
         <w:tblLook w:firstRow="1" w:lastRow="0" w:firstColumn="0" w:lastColumn="0" w:noHBand="0" w:noVBand="0" w:val="0020"/>
-        <w:jc w:val="start"/>
       </w:tblPr>
       <w:tblGrid>
         <w:gridCol w:w="7920"/>
       </w:tblGrid>
       <w:tr>
         <w:trPr>
-          <w:tblHeader w:val="true"/>
+          <w:tblHeader w:val="on"/>
         </w:trPr>
         <w:tc>
           <w:tcPr/>
           <w:p>
             <w:pPr>
               <w:pStyle w:val="Compact"/>
-              <w:jc w:val="left"/>
             </w:pPr>
             <w:r>
               <w:rPr>
+                <w:b/>
                 <w:bCs/>
-                <w:b/>
               </w:rPr>
               <w:t xml:space="preserve">Recurso</w:t>
             </w:r>
@@ -3545,7 +3456,6 @@
           <w:p>
             <w:pPr>
               <w:pStyle w:val="Compact"/>
-              <w:jc w:val="left"/>
             </w:pPr>
             <w:r>
               <w:t xml:space="preserve">Ø Máquinas virtuales Ø Imágenes, parche, endurecimiento, EDR, discos, metadatos, ruta de administración ANTERI inventario, procedencia de imagen, config/scan, cobertura de agente</w:t>
@@ -3559,7 +3469,6 @@
           <w:p>
             <w:pPr>
               <w:pStyle w:val="Compact"/>
-              <w:jc w:val="left"/>
             </w:pPr>
             <w:r>
               <w:t xml:space="preserve">tención de objetos</w:t>
@@ -3573,7 +3482,6 @@
           <w:p>
             <w:pPr>
               <w:pStyle w:val="Compact"/>
-              <w:jc w:val="left"/>
             </w:pPr>
             <w:r>
               <w:t xml:space="preserve">tención Gestionada base de datos</w:t>
@@ -3587,7 +3495,6 @@
           <w:p>
             <w:pPr>
               <w:pStyle w:val="Compact"/>
-              <w:jc w:val="left"/>
             </w:pPr>
             <w:r>
               <w:t xml:space="preserve">TEN Bloqueo / archivo de almacenamiento</w:t>
@@ -3601,7 +3508,6 @@
           <w:p>
             <w:pPr>
               <w:pStyle w:val="Compact"/>
-              <w:jc w:val="left"/>
             </w:pPr>
             <w:r>
               <w:t xml:space="preserve">Managed escritorio/punto de finalización ANTERIED Identidad, postura de dispositivo, aplicaciones, datos, sesiones, registro de entradas, políticas, acceso, eventos, pruebas de limpieza/terminación</w:t>
@@ -3615,7 +3521,6 @@
           <w:p>
             <w:pPr>
               <w:pStyle w:val="Compact"/>
-              <w:jc w:val="left"/>
             </w:pPr>
             <w:r>
               <w:t xml:space="preserve">← Imagen/servicio en el mercado</w:t>
@@ -3624,8 +3529,8 @@
         </w:tc>
       </w:tr>
     </w:tbl>
-    <w:bookmarkEnd w:id="45"/>
-    <w:bookmarkStart w:id="47" w:name="seguridad-de-aplicaciones-y-devsecops"/>
+    <w:bookmarkEnd w:id="34"/>
+    <w:bookmarkStart w:id="36" w:name="seguridad-de-aplicaciones-y-devsecops"/>
     <w:p>
       <w:pPr>
         <w:pStyle w:val="Heading1"/>
@@ -3640,8 +3545,8 @@
       </w:pPr>
       <w:r>
         <w:rPr>
+          <w:i/>
           <w:iCs/>
-          <w:i/>
         </w:rPr>
         <w:t xml:space="preserve">Las aplicaciones de nube heredan el riesgo de diseño, código, dependencias, oleoductos, identidades, API y servicios gestionados.</w:t>
       </w:r>
@@ -3654,13 +3559,7 @@
         <w:t xml:space="preserve">■img src=</w:t>
       </w:r>
       <w:r>
-        <w:t xml:space="preserve">“</w:t>
-      </w:r>
-      <w:r>
-        <w:t xml:space="preserve">media/image5.png</w:t>
-      </w:r>
-      <w:r>
-        <w:t xml:space="preserve">”</w:t>
+        <w:t xml:space="preserve">“media/image5.png”</w:t>
       </w:r>
       <w:r>
         <w:t xml:space="preserve"> </w:t>
@@ -3669,13 +3568,7 @@
         <w:t xml:space="preserve">style=</w:t>
       </w:r>
       <w:r>
-        <w:t xml:space="preserve">“</w:t>
-      </w:r>
-      <w:r>
-        <w:t xml:space="preserve">width:6.15in;height:3.39605in</w:t>
-      </w:r>
-      <w:r>
-        <w:t xml:space="preserve">”</w:t>
+        <w:t xml:space="preserve">“width:6.15in;height:3.39605in”</w:t>
       </w:r>
       <w:r>
         <w:t xml:space="preserve"> </w:t>
@@ -3684,13 +3577,7 @@
         <w:t xml:space="preserve">alt=</w:t>
       </w:r>
       <w:r>
-        <w:t xml:space="preserve">“</w:t>
-      </w:r>
-      <w:r>
-        <w:t xml:space="preserve">La evidencia de seguridad debe seguir el código del diseño a través de la construcción, el despliegue y el tiempo de ejecución.</w:t>
-      </w:r>
-      <w:r>
-        <w:t xml:space="preserve">”</w:t>
+        <w:t xml:space="preserve">“La evidencia de seguridad debe seguir el código del diseño a través de la construcción, el despliegue y el tiempo de ejecución.”</w:t>
       </w:r>
     </w:p>
     <w:p>
@@ -3701,7 +3588,7 @@
         <w:t xml:space="preserve">Figura 5. Flujo de DevSecOps Cloud</w:t>
       </w:r>
     </w:p>
-    <w:bookmarkStart w:id="46" w:name="entrega-segura"/>
+    <w:bookmarkStart w:id="35" w:name="entrega-segura"/>
     <w:p>
       <w:pPr>
         <w:pStyle w:val="Heading2"/>
@@ -3776,9 +3663,9 @@
         <w:t xml:space="preserve">Rastrear vulnerabilidades y excepciones a la remediación verificada y la prueba.</w:t>
       </w:r>
     </w:p>
-    <w:bookmarkEnd w:id="46"/>
-    <w:bookmarkEnd w:id="47"/>
-    <w:bookmarkStart w:id="50" w:name="X08fec4231ab0c7e654d587d20f435c8faf871bb"/>
+    <w:bookmarkEnd w:id="35"/>
+    <w:bookmarkEnd w:id="36"/>
+    <w:bookmarkStart w:id="39" w:name="X08fec4231ab0c7e654d587d20f435c8faf871bb"/>
     <w:p>
       <w:pPr>
         <w:pStyle w:val="Heading1"/>
@@ -3793,13 +3680,13 @@
       </w:pPr>
       <w:r>
         <w:rPr>
+          <w:i/>
           <w:iCs/>
-          <w:i/>
         </w:rPr>
         <w:t xml:space="preserve">La infraestructura y la política como código hacen que las decisiones de la nube sean repetibles, revisables, testables y escalables.</w:t>
       </w:r>
     </w:p>
-    <w:bookmarkStart w:id="48" w:name="iac-controls"/>
+    <w:bookmarkStart w:id="37" w:name="iac-controls"/>
     <w:p>
       <w:pPr>
         <w:pStyle w:val="Heading2"/>
@@ -3863,8 +3750,8 @@
         <w:t xml:space="preserve">Retroceso de pruebas, protección de eliminación, importación, migración y comportamiento de fracaso.</w:t>
       </w:r>
     </w:p>
-    <w:bookmarkEnd w:id="48"/>
-    <w:bookmarkStart w:id="49" w:name="policy-as-code"/>
+    <w:bookmarkEnd w:id="37"/>
+    <w:bookmarkStart w:id="38" w:name="policy-as-code"/>
     <w:p>
       <w:pPr>
         <w:pStyle w:val="Heading2"/>
@@ -3917,9 +3804,9 @@
         <w:t xml:space="preserve">Nunca permita una remediación automatizada amplia sin revisión, aprobación, logging y recuperación de ondas secas.</w:t>
       </w:r>
     </w:p>
-    <w:bookmarkEnd w:id="49"/>
-    <w:bookmarkEnd w:id="50"/>
-    <w:bookmarkStart w:id="52" w:name="containers-and-kubernetes"/>
+    <w:bookmarkEnd w:id="38"/>
+    <w:bookmarkEnd w:id="39"/>
+    <w:bookmarkStart w:id="41" w:name="containers-and-kubernetes"/>
     <w:p>
       <w:pPr>
         <w:pStyle w:val="Heading1"/>
@@ -3934,8 +3821,8 @@
       </w:pPr>
       <w:r>
         <w:rPr>
+          <w:i/>
           <w:iCs/>
-          <w:i/>
         </w:rPr>
         <w:t xml:space="preserve">Kubernetes distribuye responsabilidad en el plano de control de proveedores, configuración de grupos, nodos, imágenes, cargas de trabajo, red e identidad.</w:t>
       </w:r>
@@ -3945,13 +3832,7 @@
         <w:pStyle w:val="BodyText"/>
       </w:pPr>
       <w:r>
-        <w:t xml:space="preserve">“</w:t>
-      </w:r>
-      <w:r>
-        <w:t xml:space="preserve">Managed Kubernetes todavía requiere el control de las cargas de trabajo, el acceso, las políticas, la red, los datos y la evidencia.</w:t>
-      </w:r>
-      <w:r>
-        <w:t xml:space="preserve">”</w:t>
+        <w:t xml:space="preserve">“Managed Kubernetes todavía requiere el control de las cargas de trabajo, el acceso, las políticas, la red, los datos y la evidencia.”</w:t>
       </w:r>
       <w:r>
         <w:t xml:space="preserve"> </w:t>
@@ -3968,7 +3849,7 @@
         <w:t xml:space="preserve">Figura 6. Capas de seguridad Kubernetes</w:t>
       </w:r>
     </w:p>
-    <w:bookmarkStart w:id="51" w:name="controles-de-racimo"/>
+    <w:bookmarkStart w:id="40" w:name="controles-de-racimo"/>
     <w:p>
       <w:pPr>
         <w:pStyle w:val="Heading2"/>
@@ -4032,9 +3913,9 @@
         <w:t xml:space="preserve">Patch soporta versiones de racimo/nodos y actualizaciones de pruebas, autoescalamiento, recuperación y compatibilidad de políticas.</w:t>
       </w:r>
     </w:p>
-    <w:bookmarkEnd w:id="51"/>
-    <w:bookmarkEnd w:id="52"/>
-    <w:bookmarkStart w:id="55" w:name="servidor-api-y-servicios-de-eventos"/>
+    <w:bookmarkEnd w:id="40"/>
+    <w:bookmarkEnd w:id="41"/>
+    <w:bookmarkStart w:id="44" w:name="servidor-api-y-servicios-de-eventos"/>
     <w:p>
       <w:pPr>
         <w:pStyle w:val="Heading1"/>
@@ -4049,13 +3930,13 @@
       </w:pPr>
       <w:r>
         <w:rPr>
+          <w:i/>
           <w:iCs/>
-          <w:i/>
         </w:rPr>
         <w:t xml:space="preserve">Los sistemas ininterrumpidos y basados en eventos reducen la gestión de hosts pero aumentan las preocupaciones de identidad, evento, dependencia y observabilidad.</w:t>
       </w:r>
     </w:p>
-    <w:bookmarkStart w:id="53" w:name="controles-sin-servidor"/>
+    <w:bookmarkStart w:id="42" w:name="controles-sin-servidor"/>
     <w:p>
       <w:pPr>
         <w:pStyle w:val="Heading2"/>
@@ -4119,8 +4000,8 @@
         <w:t xml:space="preserve">Iniciar sesión, identidad, metadatos de eventos, error, destino y cambios administrativos al minimizar el contenido sensible.</w:t>
       </w:r>
     </w:p>
-    <w:bookmarkEnd w:id="53"/>
-    <w:bookmarkStart w:id="54" w:name="api-security"/>
+    <w:bookmarkEnd w:id="42"/>
+    <w:bookmarkStart w:id="43" w:name="api-security"/>
     <w:p>
       <w:pPr>
         <w:pStyle w:val="Heading2"/>
@@ -4162,9 +4043,9 @@
         <w:t xml:space="preserve">Proteger las teclas API y las teclas web, rotar secretos, firmar eventos y validar la resistencia de repetición.</w:t>
       </w:r>
     </w:p>
-    <w:bookmarkEnd w:id="54"/>
-    <w:bookmarkEnd w:id="55"/>
-    <w:bookmarkStart w:id="57" w:name="saas-security-and-business-applications"/>
+    <w:bookmarkEnd w:id="43"/>
+    <w:bookmarkEnd w:id="44"/>
+    <w:bookmarkStart w:id="46" w:name="saas-security-and-business-applications"/>
     <w:p>
       <w:pPr>
         <w:pStyle w:val="Heading1"/>
@@ -4179,13 +4060,13 @@
       </w:pPr>
       <w:r>
         <w:rPr>
+          <w:i/>
           <w:iCs/>
-          <w:i/>
         </w:rPr>
         <w:t xml:space="preserve">La seguridad de SaaS depende en gran medida de la configuración, identidad, uso de datos, integraciones, puntos finales y evidencia de proveedores.</w:t>
       </w:r>
     </w:p>
-    <w:bookmarkStart w:id="56" w:name="revisión-de-saas"/>
+    <w:bookmarkStart w:id="45" w:name="revisión-de-saas"/>
     <w:p>
       <w:pPr>
         <w:pStyle w:val="Heading2"/>
@@ -4265,9 +4146,9 @@
         <w:t xml:space="preserve">|. |</w:t>
       </w:r>
     </w:p>
-    <w:bookmarkEnd w:id="56"/>
-    <w:bookmarkEnd w:id="57"/>
-    <w:bookmarkStart w:id="60" w:name="multi-cloud-hybrid-cloud-y-portability"/>
+    <w:bookmarkEnd w:id="45"/>
+    <w:bookmarkEnd w:id="46"/>
+    <w:bookmarkStart w:id="49" w:name="multi-cloud-hybrid-cloud-y-portability"/>
     <w:p>
       <w:pPr>
         <w:pStyle w:val="Heading1"/>
@@ -4282,13 +4163,13 @@
       </w:pPr>
       <w:r>
         <w:rPr>
+          <w:i/>
           <w:iCs/>
-          <w:i/>
         </w:rPr>
         <w:t xml:space="preserve">Multi-cloud y diseños híbridos pueden reducir o aumentar el riesgo dependiendo de la capacidad operacional real.</w:t>
       </w:r>
     </w:p>
-    <w:bookmarkStart w:id="58" w:name="desafíos-comunes"/>
+    <w:bookmarkStart w:id="47" w:name="desafíos-comunes"/>
     <w:p>
       <w:pPr>
         <w:pStyle w:val="Heading2"/>
@@ -4352,8 +4233,8 @@
         <w:t xml:space="preserve">Reclamaciones de portabilidad que fallan debido a servicios propietarios, volumen de datos, formatos, dependencias, habilidades, tiempo y coste.</w:t>
       </w:r>
     </w:p>
-    <w:bookmarkEnd w:id="58"/>
-    <w:bookmarkStart w:id="59" w:name="strategy"/>
+    <w:bookmarkEnd w:id="47"/>
+    <w:bookmarkStart w:id="48" w:name="strategy"/>
     <w:p>
       <w:pPr>
         <w:pStyle w:val="Heading2"/>
@@ -4406,9 +4287,9 @@
         <w:t xml:space="preserve">Usar la diversidad cuando reduce un fallo correlativo creíble y los equipos pueden operarlo con seguridad.</w:t>
       </w:r>
     </w:p>
-    <w:bookmarkEnd w:id="59"/>
-    <w:bookmarkEnd w:id="60"/>
-    <w:bookmarkStart w:id="62" w:name="X4ba2ede2fb3f481211224954289fae22df95631"/>
+    <w:bookmarkEnd w:id="48"/>
+    <w:bookmarkEnd w:id="49"/>
+    <w:bookmarkStart w:id="51" w:name="X4ba2ede2fb3f481211224954289fae22df95631"/>
     <w:p>
       <w:pPr>
         <w:pStyle w:val="Heading1"/>
@@ -4423,8 +4304,8 @@
       </w:pPr>
       <w:r>
         <w:rPr>
+          <w:i/>
           <w:iCs/>
-          <w:i/>
         </w:rPr>
         <w:t xml:space="preserve">La resiliencia en voz alta requiere objetivos empresariales, arquitectura, datos de recuperación protegidos y restauración final a extremo probada.</w:t>
       </w:r>
@@ -4437,13 +4318,7 @@
         <w:t xml:space="preserve">יimg src=</w:t>
       </w:r>
       <w:r>
-        <w:t xml:space="preserve">“</w:t>
-      </w:r>
-      <w:r>
-        <w:t xml:space="preserve">media/image7.png</w:t>
-      </w:r>
-      <w:r>
-        <w:t xml:space="preserve">”</w:t>
+        <w:t xml:space="preserve">“media/image7.png”</w:t>
       </w:r>
       <w:r>
         <w:t xml:space="preserve"> </w:t>
@@ -4452,13 +4327,7 @@
         <w:t xml:space="preserve">style=</w:t>
       </w:r>
       <w:r>
-        <w:t xml:space="preserve">“</w:t>
-      </w:r>
-      <w:r>
-        <w:t xml:space="preserve">width:6.15in;height:3.39605in</w:t>
-      </w:r>
-      <w:r>
-        <w:t xml:space="preserve">”</w:t>
+        <w:t xml:space="preserve">“width:6.15in;height:3.39605in”</w:t>
       </w:r>
       <w:r>
         <w:t xml:space="preserve"> </w:t>
@@ -4467,13 +4336,7 @@
         <w:t xml:space="preserve">alt=</w:t>
       </w:r>
       <w:r>
-        <w:t xml:space="preserve">“</w:t>
-      </w:r>
-      <w:r>
-        <w:t xml:space="preserve">Las características de disponibilidad de proveedores no prueban que el servicio completo del cliente puede reunirse con RTO y RPO.</w:t>
-      </w:r>
-      <w:r>
-        <w:t xml:space="preserve">”</w:t>
+        <w:t xml:space="preserve">“Las características de disponibilidad de proveedores no prueban que el servicio completo del cliente puede reunirse con RTO y RPO.”</w:t>
       </w:r>
       <w:r>
         <w:t xml:space="preserve"> </w:t>
@@ -4490,7 +4353,7 @@
         <w:t xml:space="preserve">Gráfico 7. Resiliencia y recuperación en la nube</w:t>
       </w:r>
     </w:p>
-    <w:bookmarkStart w:id="61" w:name="diseño-de-resiliencia"/>
+    <w:bookmarkStart w:id="50" w:name="diseño-de-resiliencia"/>
     <w:p>
       <w:pPr>
         <w:pStyle w:val="Heading2"/>
@@ -4554,9 +4417,9 @@
         <w:t xml:space="preserve">Realizar fallos realistas, corrupción, compromiso de identidad, ransomware, salida de proveedores y escenarios de dependencia de proveedores.</w:t>
       </w:r>
     </w:p>
-    <w:bookmarkEnd w:id="61"/>
-    <w:bookmarkEnd w:id="62"/>
-    <w:bookmarkStart w:id="65" w:name="Xebb275a4b46c2bf6046bc281cb0fc62348b0e58"/>
+    <w:bookmarkEnd w:id="50"/>
+    <w:bookmarkEnd w:id="51"/>
+    <w:bookmarkStart w:id="54" w:name="Xebb275a4b46c2bf6046bc281cb0fc62348b0e58"/>
     <w:p>
       <w:pPr>
         <w:pStyle w:val="Heading1"/>
@@ -4571,8 +4434,8 @@
       </w:pPr>
       <w:r>
         <w:rPr>
+          <w:i/>
           <w:iCs/>
-          <w:i/>
         </w:rPr>
         <w:t xml:space="preserve">La respuesta a incidentes de ruido depende de pruebas de proveedores, identidad de plan de control, automatización segura y derechos compartidos</w:t>
       </w:r>
@@ -4588,13 +4451,7 @@
         <w:t xml:space="preserve">■img src=</w:t>
       </w:r>
       <w:r>
-        <w:t xml:space="preserve">“</w:t>
-      </w:r>
-      <w:r>
-        <w:t xml:space="preserve">media/image8.png</w:t>
-      </w:r>
-      <w:r>
-        <w:t xml:space="preserve">”</w:t>
+        <w:t xml:space="preserve">“media/image8.png”</w:t>
       </w:r>
       <w:r>
         <w:t xml:space="preserve"> </w:t>
@@ -4603,13 +4460,7 @@
         <w:t xml:space="preserve">style=</w:t>
       </w:r>
       <w:r>
-        <w:t xml:space="preserve">“</w:t>
-      </w:r>
-      <w:r>
-        <w:t xml:space="preserve">width:6.15in;height:3.39605in</w:t>
-      </w:r>
-      <w:r>
-        <w:t xml:space="preserve">”</w:t>
+        <w:t xml:space="preserve">“width:6.15in;height:3.39605in”</w:t>
       </w:r>
       <w:r>
         <w:t xml:space="preserve"> </w:t>
@@ -4618,13 +4469,7 @@
         <w:t xml:space="preserve">alt=</w:t>
       </w:r>
       <w:r>
-        <w:t xml:space="preserve">“</w:t>
-      </w:r>
-      <w:r>
-        <w:t xml:space="preserve">Preserve provider logs and secure identity before evidence expires or changes spread.</w:t>
-      </w:r>
-      <w:r>
-        <w:t xml:space="preserve">”</w:t>
+        <w:t xml:space="preserve">“Preserve provider logs and secure identity before evidence expires or changes spread.”</w:t>
       </w:r>
       <w:r>
         <w:t xml:space="preserve"> </w:t>
@@ -4641,7 +4486,7 @@
         <w:t xml:space="preserve">Gráfico 8 Flujo de trabajo de incidentes en la nube</w:t>
       </w:r>
     </w:p>
-    <w:bookmarkStart w:id="63" w:name="prepare"/>
+    <w:bookmarkStart w:id="52" w:name="prepare"/>
     <w:p>
       <w:pPr>
         <w:pStyle w:val="Heading2"/>
@@ -4683,8 +4528,8 @@
         <w:t xml:space="preserve">Aislamiento aprobado, revocación de token, restricción de políticas, rotación clave, cuarentena de red, instantánea de carga de trabajo y acciones de cierre de cuentas.</w:t>
       </w:r>
     </w:p>
-    <w:bookmarkEnd w:id="63"/>
-    <w:bookmarkStart w:id="64" w:name="respuesta"/>
+    <w:bookmarkEnd w:id="52"/>
+    <w:bookmarkStart w:id="53" w:name="respuesta"/>
     <w:p>
       <w:pPr>
         <w:pStyle w:val="Heading2"/>
@@ -4748,9 +4593,9 @@
         <w:t xml:space="preserve">Coordinador, clientes, aseguradores, asesoría, autoridades y subprocesadores bajo obligaciones aprobadas.</w:t>
       </w:r>
     </w:p>
-    <w:bookmarkEnd w:id="64"/>
-    <w:bookmarkEnd w:id="65"/>
-    <w:bookmarkStart w:id="67" w:name="Xbe543e182697de6138525d543f8082d61f7c15e"/>
+    <w:bookmarkEnd w:id="53"/>
+    <w:bookmarkEnd w:id="54"/>
+    <w:bookmarkStart w:id="56" w:name="Xbe543e182697de6138525d543f8082d61f7c15e"/>
     <w:p>
       <w:pPr>
         <w:pStyle w:val="Heading1"/>
@@ -4765,13 +4610,13 @@
       </w:pPr>
       <w:r>
         <w:rPr>
+          <w:i/>
           <w:iCs/>
-          <w:i/>
         </w:rPr>
         <w:t xml:space="preserve">La privacidad y el cumplimiento en voz alta siguen los principios de procesamiento, responsabilidad, contrato, geografía y evidencia.</w:t>
       </w:r>
     </w:p>
-    <w:bookmarkStart w:id="66" w:name="privacidad-y-revisión-legal"/>
+    <w:bookmarkStart w:id="55" w:name="privacidad-y-revisión-legal"/>
     <w:p>
       <w:pPr>
         <w:pStyle w:val="Heading2"/>
@@ -4880,9 +4725,9 @@
         <w:t xml:space="preserve">TEN CSA CCM v4.1 | Objetivos de control específicos de la nube y la seguridad de CAIQ ← Mapping no es el cumplimiento automático</w:t>
       </w:r>
     </w:p>
-    <w:bookmarkEnd w:id="66"/>
-    <w:bookmarkEnd w:id="67"/>
-    <w:bookmarkStart w:id="69" w:name="csa-cloud-controls-matrix-v4.1-dominios"/>
+    <w:bookmarkEnd w:id="55"/>
+    <w:bookmarkEnd w:id="56"/>
+    <w:bookmarkStart w:id="58" w:name="csa-cloud-controls-matrix-v4.1-dominios"/>
     <w:p>
       <w:pPr>
         <w:pStyle w:val="Heading1"/>
@@ -4897,8 +4742,8 @@
       </w:pPr>
       <w:r>
         <w:rPr>
+          <w:i/>
           <w:iCs/>
-          <w:i/>
         </w:rPr>
         <w:t xml:space="preserve">CSA CCM v4.1 organiza 207 objetivos de control de nubes en 17 dominios.</w:t>
       </w:r>
@@ -4909,8 +4754,8 @@
       </w:pPr>
       <w:r>
         <w:rPr>
+          <w:b/>
           <w:bCs/>
-          <w:b/>
         </w:rPr>
         <w:t xml:space="preserve">Code / domain</w:t>
       </w:r>
@@ -4925,8 +4770,8 @@
       </w:r>
       <w:r>
         <w:rPr>
+          <w:b/>
           <w:bCs/>
-          <w:b/>
         </w:rPr>
         <w:t xml:space="preserve">Purpose</w:t>
       </w:r>
@@ -5041,7 +4886,7 @@
         <w:t xml:space="preserve">TEN UEM — Universal Endpoint Management | Gestión y protección de endpoints que acceden, administran o procesan servicios y datos en la nube. |</w:t>
       </w:r>
     </w:p>
-    <w:bookmarkStart w:id="68" w:name="cómo-utilizar-ccm-y-caiq"/>
+    <w:bookmarkStart w:id="57" w:name="cómo-utilizar-ccm-y-caiq"/>
     <w:p>
       <w:pPr>
         <w:pStyle w:val="Heading2"/>
@@ -5116,15 +4961,15 @@
         <w:t xml:space="preserve">No reclamar el nivel de CSA STAR o la certificación a menos que la entrada exacta del registro y el alcance lo apoyen.</w:t>
       </w:r>
     </w:p>
-    <w:bookmarkEnd w:id="68"/>
-    <w:bookmarkEnd w:id="69"/>
-    <w:bookmarkStart w:id="70" w:name="nube-assurance-and-provider-evidence"/>
+    <w:bookmarkEnd w:id="57"/>
+    <w:bookmarkEnd w:id="58"/>
+    <w:bookmarkStart w:id="59" w:name="X8cf5ba7ff9c2f9dab705e85c77428c0c78cbf2c"/>
     <w:p>
       <w:pPr>
         <w:pStyle w:val="Heading1"/>
       </w:pPr>
       <w:r>
-        <w:t xml:space="preserve">23. Nube Assurance and Provider Evidence</w:t>
+        <w:t xml:space="preserve">23. Aseguramiento de la nube y evidencia del proveedor</w:t>
       </w:r>
     </w:p>
     <w:p>
@@ -5133,8 +4978,8 @@
       </w:pPr>
       <w:r>
         <w:rPr>
+          <w:i/>
           <w:iCs/>
-          <w:i/>
         </w:rPr>
         <w:t xml:space="preserve">La garantía de la compañía reduce la incertidumbre sólo cuando el alcance y la responsabilidad del cliente coinciden con el uso real.</w:t>
       </w:r>
@@ -5145,8 +4990,8 @@
       </w:pPr>
       <w:r>
         <w:rPr>
+          <w:b/>
           <w:bCs/>
-          <w:b/>
         </w:rPr>
         <w:t xml:space="preserve">Artifact</w:t>
       </w:r>
@@ -5223,8 +5068,8 @@
       </w:r>
       <w:r>
         <w:rPr>
+          <w:b/>
           <w:bCs/>
-          <w:b/>
         </w:rPr>
         <w:t xml:space="preserve">Escalera de vídeo:</w:t>
       </w:r>
@@ -5241,14 +5086,14 @@
         <w:t xml:space="preserve">|. |</w:t>
       </w:r>
     </w:p>
-    <w:bookmarkEnd w:id="70"/>
-    <w:bookmarkStart w:id="72" w:name="assessment-evidence-testing-and-metrics"/>
+    <w:bookmarkEnd w:id="59"/>
+    <w:bookmarkStart w:id="61" w:name="X83a016be104cdbc71e7884e907d4d7efd3aa8d1"/>
     <w:p>
       <w:pPr>
         <w:pStyle w:val="Heading1"/>
       </w:pPr>
       <w:r>
-        <w:t xml:space="preserve">24. Assessment, Evidence Testing, and Metrics</w:t>
+        <w:t xml:space="preserve">24. Evaluación, pruebas de evidencia y métricas</w:t>
       </w:r>
     </w:p>
     <w:p>
@@ -5257,8 +5102,8 @@
       </w:pPr>
       <w:r>
         <w:rPr>
+          <w:i/>
           <w:iCs/>
-          <w:i/>
         </w:rPr>
         <w:t xml:space="preserve">La evaluación de voz se une a criterios exactos, poblaciones API completas, evidencia confiable, juicio humano y retesting.</w:t>
       </w:r>
@@ -5268,13 +5113,7 @@
         <w:pStyle w:val="BodyText"/>
       </w:pPr>
       <w:r>
-        <w:t xml:space="preserve">“</w:t>
-      </w:r>
-      <w:r>
-        <w:t xml:space="preserve">La prueba de configuración automatizada se convierte en garantía sólo después de que se evaluen el alcance, la confiabilidad, las excepciones y el riesgo</w:t>
-      </w:r>
-      <w:r>
-        <w:t xml:space="preserve">”</w:t>
+        <w:t xml:space="preserve">“La prueba de configuración automatizada se convierte en garantía sólo después de que se evaluen el alcance, la confiabilidad, las excepciones y el riesgo”</w:t>
       </w:r>
       <w:r>
         <w:t xml:space="preserve">.</w:t>
@@ -5288,7 +5127,7 @@
         <w:t xml:space="preserve">Figura 9. Cadena de prueba de pruebas en la nube</w:t>
       </w:r>
     </w:p>
-    <w:bookmarkStart w:id="71" w:name="método-de-prueba"/>
+    <w:bookmarkStart w:id="60" w:name="método-de-prueba"/>
     <w:p>
       <w:pPr>
         <w:pStyle w:val="Heading2"/>
@@ -5425,15 +5264,15 @@
         <w:t xml:space="preserve">← Recuperación de la vida útil Representante prueba reunión completo RTO y RPO</w:t>
       </w:r>
     </w:p>
-    <w:bookmarkEnd w:id="71"/>
-    <w:bookmarkEnd w:id="72"/>
-    <w:bookmarkStart w:id="74" w:name="ai-services-and-emerging-cloud-risk"/>
+    <w:bookmarkEnd w:id="60"/>
+    <w:bookmarkEnd w:id="61"/>
+    <w:bookmarkStart w:id="63" w:name="X106f2941758ac5307d76e4ac5d4a76619b68087"/>
     <w:p>
       <w:pPr>
         <w:pStyle w:val="Heading1"/>
       </w:pPr>
       <w:r>
-        <w:t xml:space="preserve">25. AI Services and Emerging Cloud Risk</w:t>
+        <w:t xml:space="preserve">25. Servicios de IA y riesgos emergentes de la nube</w:t>
       </w:r>
     </w:p>
     <w:p>
@@ -5442,19 +5281,19 @@
       </w:pPr>
       <w:r>
         <w:rPr>
+          <w:i/>
           <w:iCs/>
-          <w:i/>
         </w:rPr>
         <w:t xml:space="preserve">Los servicios de Cloud AI añaden un modelo, datos, agente, plugin, cadena de proveedores y un riesgo de cambios rápido.</w:t>
       </w:r>
     </w:p>
-    <w:bookmarkStart w:id="73" w:name="evaluación-de-la-nube-de-ai"/>
+    <w:bookmarkStart w:id="62" w:name="evaluación-de-la-nube-de-ia"/>
     <w:p>
       <w:pPr>
         <w:pStyle w:val="Heading2"/>
       </w:pPr>
       <w:r>
-        <w:t xml:space="preserve">25.1 Evaluación de la nube de AI</w:t>
+        <w:t xml:space="preserve">25.1 Evaluación de la nube de IA</w:t>
       </w:r>
     </w:p>
     <w:p>
@@ -5540,9 +5379,9 @@
         <w:t xml:space="preserve">Respuesta</w:t>
       </w:r>
     </w:p>
-    <w:bookmarkEnd w:id="73"/>
-    <w:bookmarkEnd w:id="74"/>
-    <w:bookmarkStart w:id="75" w:name="open-source-tools"/>
+    <w:bookmarkEnd w:id="62"/>
+    <w:bookmarkEnd w:id="63"/>
+    <w:bookmarkStart w:id="64" w:name="open-source-tools"/>
     <w:p>
       <w:pPr>
         <w:pStyle w:val="Heading1"/>
@@ -5553,18 +5392,18 @@
     </w:p>
     <w:p>
       <w:pPr>
+        <w:pStyle w:val="Compact"/>
         <w:numPr>
           <w:ilvl w:val="0"/>
           <w:numId w:val="1034"/>
         </w:numPr>
-        <w:pStyle w:val="Compact"/>
       </w:pPr>
       <w:r>
         <w:t xml:space="preserve">Herramientas de código abierto soportan inventario, postura, IaC, Kubernetes, tiempo de ejecución, secreto y encontrar evidencia.*</w:t>
       </w:r>
     </w:p>
-    <w:bookmarkEnd w:id="75"/>
-    <w:bookmarkStart w:id="108" w:name="tool-silencioso"/>
+    <w:bookmarkEnd w:id="64"/>
+    <w:bookmarkStart w:id="97" w:name="tool-silencioso"/>
     <w:p>
       <w:pPr>
         <w:pStyle w:val="Heading1"/>
@@ -5701,8 +5540,8 @@
       </w:r>
       <w:r>
         <w:rPr>
+          <w:b/>
           <w:bCs/>
-          <w:b/>
         </w:rPr>
         <w:t xml:space="preserve">Autorización y seguridad en costos:</w:t>
       </w:r>
@@ -5719,7 +5558,7 @@
         <w:t xml:space="preserve">|. |</w:t>
       </w:r>
     </w:p>
-    <w:bookmarkStart w:id="77" w:name="prowler"/>
+    <w:bookmarkStart w:id="66" w:name="prowler"/>
     <w:p>
       <w:pPr>
         <w:pStyle w:val="Heading2"/>
@@ -5738,7 +5577,7 @@
       <w:r>
         <w:t xml:space="preserve"> </w:t>
       </w:r>
-      <w:hyperlink r:id="rId76">
+      <w:hyperlink r:id="rId65">
         <w:r>
           <w:rPr>
             <w:rStyle w:val="Hyperlink"/>
@@ -5763,14 +5602,273 @@
         <w:t xml:space="preserve">Retain: authority, account/region/scope, role/permissions, tool/version, policy/query, source data, date, population, result, analista validation, limitation, finding, action, and retest. Eliminar las credenciales temporales y proteger la salida.</w:t>
       </w:r>
     </w:p>
+    <w:bookmarkEnd w:id="66"/>
+    <w:bookmarkStart w:id="68" w:name="scoutsuite"/>
+    <w:p>
+      <w:pPr>
+        <w:pStyle w:val="Heading2"/>
+      </w:pPr>
+      <w:r>
+        <w:t xml:space="preserve">26.2 ScoutSuite</w:t>
+      </w:r>
+    </w:p>
+    <w:p>
+      <w:pPr>
+        <w:pStyle w:val="FirstParagraph"/>
+      </w:pPr>
+      <w:r>
+        <w:t xml:space="preserve">Propósito: Revisión de configuración de seguridad multicloud. Proyecto oficial:</w:t>
+      </w:r>
+      <w:r>
+        <w:t xml:space="preserve"> </w:t>
+      </w:r>
+      <w:hyperlink r:id="rId67">
+        <w:r>
+          <w:rPr>
+            <w:rStyle w:val="Hyperlink"/>
+          </w:rPr>
+          <w:t xml:space="preserve">Seguido</w:t>
+        </w:r>
+      </w:hyperlink>
+    </w:p>
+    <w:p>
+      <w:pPr>
+        <w:pStyle w:val="BodyText"/>
+      </w:pPr>
+      <w:r>
+        <w:t xml:space="preserve">Comenzar rápido seguro: Crear credenciales de laboratorio de menos privilegios, escanear sólo cuentas aprobadas, proteger el informe local, validar hallazgos y eliminar credenciales.</w:t>
+      </w:r>
+    </w:p>
+    <w:p>
+      <w:pPr>
+        <w:pStyle w:val="BodyText"/>
+      </w:pPr>
+      <w:r>
+        <w:t xml:space="preserve">Retain: authority, account/region/scope, role/permissions, tool/version, policy/query, source data, date, population, result, analista validation, limitation, finding, action, and retest. Eliminar las credenciales temporales y proteger la salida.</w:t>
+      </w:r>
+    </w:p>
+    <w:bookmarkEnd w:id="68"/>
+    <w:bookmarkStart w:id="70" w:name="steampipe"/>
+    <w:p>
+      <w:pPr>
+        <w:pStyle w:val="Heading2"/>
+      </w:pPr>
+      <w:r>
+        <w:t xml:space="preserve">26.3 Steampipe</w:t>
+      </w:r>
+    </w:p>
+    <w:p>
+      <w:pPr>
+        <w:pStyle w:val="FirstParagraph"/>
+      </w:pPr>
+      <w:r>
+        <w:t xml:space="preserve">Propósito: SQL consultas y paneles a través de APIs de nube. Proyecto oficial:</w:t>
+      </w:r>
+      <w:r>
+        <w:t xml:space="preserve"> </w:t>
+      </w:r>
+      <w:hyperlink r:id="rId69">
+        <w:r>
+          <w:rPr>
+            <w:rStyle w:val="Hyperlink"/>
+          </w:rPr>
+          <w:t xml:space="preserve">Seguido</w:t>
+        </w:r>
+      </w:hyperlink>
+    </w:p>
+    <w:p>
+      <w:pPr>
+        <w:pStyle w:val="BodyText"/>
+      </w:pPr>
+      <w:r>
+        <w:t xml:space="preserve">Comenzar rápido seguro: Configurar un plugin de laboratorio con acceso sólo lectura, ejecutar una consulta de inventario estrecha, comparar resultados con la política, y guardar evidencia de búsqueda/versión.</w:t>
+      </w:r>
+    </w:p>
+    <w:p>
+      <w:pPr>
+        <w:pStyle w:val="BodyText"/>
+      </w:pPr>
+      <w:r>
+        <w:t xml:space="preserve">Retain: authority, account/region/scope, role/permissions, tool/version, policy/query, source data, date, population, result, analista validation, limitation, finding, action, and retest. Eliminar las credenciales temporales y proteger la salida.</w:t>
+      </w:r>
+    </w:p>
+    <w:bookmarkEnd w:id="70"/>
+    <w:bookmarkStart w:id="72" w:name="custodio-de-nube"/>
+    <w:p>
+      <w:pPr>
+        <w:pStyle w:val="Heading2"/>
+      </w:pPr>
+      <w:r>
+        <w:t xml:space="preserve">26.4 Custodio de Nube</w:t>
+      </w:r>
+    </w:p>
+    <w:p>
+      <w:pPr>
+        <w:pStyle w:val="FirstParagraph"/>
+      </w:pPr>
+      <w:r>
+        <w:t xml:space="preserve">Objetivo: Gobernanza de la nube y automatización de políticas. Proyecto oficial:</w:t>
+      </w:r>
+      <w:r>
+        <w:t xml:space="preserve"> </w:t>
+      </w:r>
+      <w:hyperlink r:id="rId71">
+        <w:r>
+          <w:rPr>
+            <w:rStyle w:val="Hyperlink"/>
+          </w:rPr>
+          <w:t xml:space="preserve">Seguido</w:t>
+        </w:r>
+      </w:hyperlink>
+    </w:p>
+    <w:p>
+      <w:pPr>
+        <w:pStyle w:val="BodyText"/>
+      </w:pPr>
+      <w:r>
+        <w:t xml:space="preserve">Comenzar rápido seguro: Escribir una política de laboratorio en modo de gestión seca o reporte, seleccionar pruebas cuidadosamente, revisar entre pares, añadir puertas de aprobación, y permitir acciones sólo después de la autorización.</w:t>
+      </w:r>
+    </w:p>
+    <w:p>
+      <w:pPr>
+        <w:pStyle w:val="BodyText"/>
+      </w:pPr>
+      <w:r>
+        <w:t xml:space="preserve">Retain: authority, account/region/scope, role/permissions, tool/version, policy/query, source data, date, population, result, analista validation, limitation, finding, action, and retest. Eliminar las credenciales temporales y proteger la salida.</w:t>
+      </w:r>
+    </w:p>
+    <w:bookmarkEnd w:id="72"/>
+    <w:bookmarkStart w:id="74" w:name="checkov"/>
+    <w:p>
+      <w:pPr>
+        <w:pStyle w:val="Heading2"/>
+      </w:pPr>
+      <w:r>
+        <w:t xml:space="preserve">26.5 Checkov</w:t>
+      </w:r>
+    </w:p>
+    <w:p>
+      <w:pPr>
+        <w:pStyle w:val="FirstParagraph"/>
+      </w:pPr>
+      <w:r>
+        <w:t xml:space="preserve">Propósito: Escaneo de configuración y código de infraestructura. Proyecto oficial:</w:t>
+      </w:r>
+      <w:r>
+        <w:t xml:space="preserve"> </w:t>
+      </w:r>
+      <w:hyperlink r:id="rId73">
+        <w:r>
+          <w:rPr>
+            <w:rStyle w:val="Hyperlink"/>
+          </w:rPr>
+          <w:t xml:space="preserve">Seguido</w:t>
+        </w:r>
+      </w:hyperlink>
+    </w:p>
+    <w:p>
+      <w:pPr>
+        <w:pStyle w:val="BodyText"/>
+      </w:pPr>
+      <w:r>
+        <w:t xml:space="preserve">Inicio rápido seguro: Escanear un repositorio de entrenamiento, revisar la política y el recurso exactos, validar falsos positivos, código correcto, excepciones de documentos, y rescan.</w:t>
+      </w:r>
+    </w:p>
+    <w:p>
+      <w:pPr>
+        <w:pStyle w:val="BodyText"/>
+      </w:pPr>
+      <w:r>
+        <w:t xml:space="preserve">Retain: authority, account/region/scope, role/permissions, tool/version, policy/query, source data, date, population, result, analista validation, limitation, finding, action, and retest. Eliminar las credenciales temporales y proteger la salida.</w:t>
+      </w:r>
+    </w:p>
+    <w:bookmarkEnd w:id="74"/>
+    <w:bookmarkStart w:id="76" w:name="trivy"/>
+    <w:p>
+      <w:pPr>
+        <w:pStyle w:val="Heading2"/>
+      </w:pPr>
+      <w:r>
+        <w:t xml:space="preserve">26.6 Trivy</w:t>
+      </w:r>
+    </w:p>
+    <w:p>
+      <w:pPr>
+        <w:pStyle w:val="FirstParagraph"/>
+      </w:pPr>
+      <w:r>
+        <w:t xml:space="preserve">Propósito: Imágenes, repositorios, dependencias, secretos, Kubernetes y cheques IaC. Proyecto oficial:</w:t>
+      </w:r>
+      <w:r>
+        <w:t xml:space="preserve"> </w:t>
+      </w:r>
+      <w:hyperlink r:id="rId75">
+        <w:r>
+          <w:rPr>
+            <w:rStyle w:val="Hyperlink"/>
+          </w:rPr>
+          <w:t xml:space="preserve">Seguido</w:t>
+        </w:r>
+      </w:hyperlink>
+    </w:p>
+    <w:p>
+      <w:pPr>
+        <w:pStyle w:val="BodyText"/>
+      </w:pPr>
+      <w:r>
+        <w:t xml:space="preserve">Inicio rápido seguro: Escanear un repositorio de entrenamiento autorizado o imagen, validar hallazgos, remediar o aprobar excepciones, y rescan en CI.</w:t>
+      </w:r>
+    </w:p>
+    <w:p>
+      <w:pPr>
+        <w:pStyle w:val="BodyText"/>
+      </w:pPr>
+      <w:r>
+        <w:t xml:space="preserve">Retain: authority, account/region/scope, role/permissions, tool/version, policy/query, source data, date, population, result, analista validation, limitation, finding, action, and retest. Eliminar las credenciales temporales y proteger la salida.</w:t>
+      </w:r>
+    </w:p>
+    <w:bookmarkEnd w:id="76"/>
+    <w:bookmarkStart w:id="77" w:name="tfsec"/>
+    <w:p>
+      <w:pPr>
+        <w:pStyle w:val="Heading2"/>
+      </w:pPr>
+      <w:r>
+        <w:t xml:space="preserve">26.7 tfsec</w:t>
+      </w:r>
+    </w:p>
+    <w:p>
+      <w:pPr>
+        <w:pStyle w:val="FirstParagraph"/>
+      </w:pPr>
+      <w:r>
+        <w:t xml:space="preserve">Propósito: Análisis de seguridad estática Terraform. Proyecto oficial: (https://github.com/aquasecurity/tfsec)</w:t>
+      </w:r>
+    </w:p>
+    <w:p>
+      <w:pPr>
+        <w:pStyle w:val="BodyText"/>
+      </w:pPr>
+      <w:r>
+        <w:t xml:space="preserve">Comenzar rápido seguro: Correr contra una carpeta Terraform de laboratorio, inspeccionar la lógica de reglas y el contexto, corregir los ajustes inseguros, suprimir sólo con la racionalidad aprobada, y repetir.</w:t>
+      </w:r>
+    </w:p>
+    <w:p>
+      <w:pPr>
+        <w:pStyle w:val="BodyText"/>
+      </w:pPr>
+      <w:r>
+        <w:t xml:space="preserve">Retain: authority, account/region/scope, role/permissions, tool/version, policy/query, source data, date, population, result, analista validation, limitation, finding, action, and retest. Eliminar las credenciales temporales y proteger la salida.</w:t>
+      </w:r>
+    </w:p>
     <w:bookmarkEnd w:id="77"/>
-    <w:bookmarkStart w:id="79" w:name="scoutsuite"/>
+    <w:bookmarkStart w:id="79" w:name="terrascan"/>
     <w:p>
       <w:pPr>
         <w:pStyle w:val="Heading2"/>
       </w:pPr>
       <w:r>
-        <w:t xml:space="preserve">26.2 ScoutSuite</w:t>
+        <w:t xml:space="preserve">26.8 Terrascan</w:t>
       </w:r>
     </w:p>
     <w:p>
@@ -5778,7 +5876,7 @@
         <w:pStyle w:val="FirstParagraph"/>
       </w:pPr>
       <w:r>
-        <w:t xml:space="preserve">Propósito: Revisión de configuración de seguridad multicloud. Proyecto oficial:</w:t>
+        <w:t xml:space="preserve">Objetivo: Análisis de IaC basado en políticas. Proyecto oficial:</w:t>
       </w:r>
       <w:r>
         <w:t xml:space="preserve"> </w:t>
@@ -5797,7 +5895,7 @@
         <w:pStyle w:val="BodyText"/>
       </w:pPr>
       <w:r>
-        <w:t xml:space="preserve">Comenzar rápido seguro: Crear credenciales de laboratorio de menos privilegios, escanear sólo cuentas aprobadas, proteger el informe local, validar hallazgos y eliminar credenciales.</w:t>
+        <w:t xml:space="preserve">Inicio rápido seguro: Escaneo aprobó ejemplos Terraform o Kubernetes, revisar políticas y severidad, corregir y retener los resultados antes y después.</w:t>
       </w:r>
     </w:p>
     <w:p>
@@ -5809,13 +5907,13 @@
       </w:r>
     </w:p>
     <w:bookmarkEnd w:id="79"/>
-    <w:bookmarkStart w:id="81" w:name="steampipe"/>
+    <w:bookmarkStart w:id="81" w:name="opentofu"/>
     <w:p>
       <w:pPr>
         <w:pStyle w:val="Heading2"/>
       </w:pPr>
       <w:r>
-        <w:t xml:space="preserve">26.3 Steampipe</w:t>
+        <w:t xml:space="preserve">26.9 OpenTofu</w:t>
       </w:r>
     </w:p>
     <w:p>
@@ -5823,7 +5921,7 @@
         <w:pStyle w:val="FirstParagraph"/>
       </w:pPr>
       <w:r>
-        <w:t xml:space="preserve">Propósito: SQL consultas y paneles a través de APIs de nube. Proyecto oficial:</w:t>
+        <w:t xml:space="preserve">Objetivo: Suministro de infraestructura de código abierto. Proyecto oficial:</w:t>
       </w:r>
       <w:r>
         <w:t xml:space="preserve"> </w:t>
@@ -5842,7 +5940,7 @@
         <w:pStyle w:val="BodyText"/>
       </w:pPr>
       <w:r>
-        <w:t xml:space="preserve">Comenzar rápido seguro: Configurar un plugin de laboratorio con acceso sólo lectura, ejecutar una consulta de inventario estrecha, comparar resultados con la política, y guardar evidencia de búsqueda/versión.</w:t>
+        <w:t xml:space="preserve">Inicio rápido seguro: Use una cuenta de sandbox, pin proveedores/modules, revise el plan, requiera aprobación antes de aplicar, proteja el estado y secretos, y destruya los recursos de laboratorio.</w:t>
       </w:r>
     </w:p>
     <w:p>
@@ -5854,13 +5952,13 @@
       </w:r>
     </w:p>
     <w:bookmarkEnd w:id="81"/>
-    <w:bookmarkStart w:id="83" w:name="custodio-de-nube"/>
+    <w:bookmarkStart w:id="83" w:name="agente-de-política-abierta"/>
     <w:p>
       <w:pPr>
         <w:pStyle w:val="Heading2"/>
       </w:pPr>
       <w:r>
-        <w:t xml:space="preserve">26.4 Custodio de Nube</w:t>
+        <w:t xml:space="preserve">26.10 Agente de política abierta</w:t>
       </w:r>
     </w:p>
     <w:p>
@@ -5868,7 +5966,7 @@
         <w:pStyle w:val="FirstParagraph"/>
       </w:pPr>
       <w:r>
-        <w:t xml:space="preserve">Objetivo: Gobernanza de la nube y automatización de políticas. Proyecto oficial:</w:t>
+        <w:t xml:space="preserve">Objetivo: Decisiones generales de política como código. Proyecto oficial:</w:t>
       </w:r>
       <w:r>
         <w:t xml:space="preserve"> </w:t>
@@ -5887,7 +5985,7 @@
         <w:pStyle w:val="BodyText"/>
       </w:pPr>
       <w:r>
-        <w:t xml:space="preserve">Comenzar rápido seguro: Escribir una política de laboratorio en modo de gestión seca o reporte, seleccionar pruebas cuidadosamente, revisar entre pares, añadir puertas de aprobación, y permitir acciones sólo después de la autorización.</w:t>
+        <w:t xml:space="preserve">Inicio rápido seguro: Escribir una pequeña política de laboratorio, probar casos de permiso y error, cambios de revisión por pares, decisiones de registro y preservar la autoridad de excepción humana.</w:t>
       </w:r>
     </w:p>
     <w:p>
@@ -5899,13 +5997,13 @@
       </w:r>
     </w:p>
     <w:bookmarkEnd w:id="83"/>
-    <w:bookmarkStart w:id="85" w:name="checkov"/>
+    <w:bookmarkStart w:id="85" w:name="kyverno"/>
     <w:p>
       <w:pPr>
         <w:pStyle w:val="Heading2"/>
       </w:pPr>
       <w:r>
-        <w:t xml:space="preserve">26.5 Checkov</w:t>
+        <w:t xml:space="preserve">26.11 Kyverno</w:t>
       </w:r>
     </w:p>
     <w:p>
@@ -5913,7 +6011,7 @@
         <w:pStyle w:val="FirstParagraph"/>
       </w:pPr>
       <w:r>
-        <w:t xml:space="preserve">Propósito: Escaneo de configuración y código de infraestructura. Proyecto oficial:</w:t>
+        <w:t xml:space="preserve">Objetivo: Gestión de políticas nativas de Kubernetes. Proyecto oficial:</w:t>
       </w:r>
       <w:r>
         <w:t xml:space="preserve"> </w:t>
@@ -5932,7 +6030,7 @@
         <w:pStyle w:val="BodyText"/>
       </w:pPr>
       <w:r>
-        <w:t xml:space="preserve">Inicio rápido seguro: Escanear un repositorio de entrenamiento, revisar la política y el recurso exactos, validar falsos positivos, código correcto, excepciones de documentos, y rescan.</w:t>
+        <w:t xml:space="preserve">Inicio rápido seguro: Aplicar una política de comprobación de cuentas en un grupo de laboratorio, revisar los recursos afectados, las excepciones de prueba, luego hacer cumplir sólo después de que la carga de trabajo esté lista.</w:t>
       </w:r>
     </w:p>
     <w:p>
@@ -5944,13 +6042,13 @@
       </w:r>
     </w:p>
     <w:bookmarkEnd w:id="85"/>
-    <w:bookmarkStart w:id="87" w:name="trivy"/>
+    <w:bookmarkStart w:id="86" w:name="kube-bench"/>
     <w:p>
       <w:pPr>
         <w:pStyle w:val="Heading2"/>
       </w:pPr>
       <w:r>
-        <w:t xml:space="preserve">26.6 Trivy</w:t>
+        <w:t xml:space="preserve">26.12 kube-bench</w:t>
       </w:r>
     </w:p>
     <w:p>
@@ -5958,12 +6056,114 @@
         <w:pStyle w:val="FirstParagraph"/>
       </w:pPr>
       <w:r>
-        <w:t xml:space="preserve">Propósito: Imágenes, repositorios, dependencias, secretos, Kubernetes y cheques IaC. Proyecto oficial:</w:t>
-      </w:r>
-      <w:r>
-        <w:t xml:space="preserve"> </w:t>
-      </w:r>
-      <w:hyperlink r:id="rId86">
+        <w:t xml:space="preserve">Propósito: Kubernetes CIS Comprobaciones de Benchmark. Proyecto oficial: [ejecutar] (https://github.com/aquasecurity/kube-bench)</w:t>
+      </w:r>
+    </w:p>
+    <w:p>
+      <w:pPr>
+        <w:pStyle w:val="BodyText"/>
+      </w:pPr>
+      <w:r>
+        <w:t xml:space="preserve">Inicio rápido seguro: Ejecutar en un grupo de laboratorio autorizado, confirmar referencia/versión y responsabilidad de servicio gestionado, validar resultados, corregir y repetir.</w:t>
+      </w:r>
+    </w:p>
+    <w:p>
+      <w:pPr>
+        <w:pStyle w:val="BodyText"/>
+      </w:pPr>
+      <w:r>
+        <w:t xml:space="preserve">Retain: authority, account/region/scope, role/permissions, tool/version, policy/query, source data, date, population, result, analista validation, limitation, finding, action, and retest. Eliminar las credenciales temporales y proteger la salida.</w:t>
+      </w:r>
+    </w:p>
+    <w:bookmarkEnd w:id="86"/>
+    <w:bookmarkStart w:id="87" w:name="kube-hunter"/>
+    <w:p>
+      <w:pPr>
+        <w:pStyle w:val="Heading2"/>
+      </w:pPr>
+      <w:r>
+        <w:t xml:space="preserve">26.13 kube-hunter</w:t>
+      </w:r>
+    </w:p>
+    <w:p>
+      <w:pPr>
+        <w:pStyle w:val="FirstParagraph"/>
+      </w:pPr>
+      <w:r>
+        <w:t xml:space="preserve">Propósito: descubrimiento de exposición de Kubernetes. Proyecto oficial: [ejecutar] (https://github.com/aquasecurity/kube-hunter)</w:t>
+      </w:r>
+    </w:p>
+    <w:p>
+      <w:pPr>
+        <w:pStyle w:val="BodyText"/>
+      </w:pPr>
+      <w:r>
+        <w:t xml:space="preserve">Comienzo rápido seguro: Use sólo un grupo de laboratorio aislado con autorización escrita, comience con descubrimiento pasivo, valide la exposición, correcto y retest.</w:t>
+      </w:r>
+    </w:p>
+    <w:p>
+      <w:pPr>
+        <w:pStyle w:val="BodyText"/>
+      </w:pPr>
+      <w:r>
+        <w:t xml:space="preserve">Retain: authority, account/region/scope, role/permissions, tool/version, policy/query, source data, date, population, result, analista validation, limitation, finding, action, and retest. Eliminar las credenciales temporales y proteger la salida.</w:t>
+      </w:r>
+    </w:p>
+    <w:bookmarkEnd w:id="87"/>
+    <w:bookmarkStart w:id="88" w:name="falco"/>
+    <w:p>
+      <w:pPr>
+        <w:pStyle w:val="Heading2"/>
+      </w:pPr>
+      <w:r>
+        <w:t xml:space="preserve">26.14 Falco</w:t>
+      </w:r>
+    </w:p>
+    <w:p>
+      <w:pPr>
+        <w:pStyle w:val="FirstParagraph"/>
+      </w:pPr>
+      <w:r>
+        <w:t xml:space="preserve">Propósito: Detección de seguridad de tiempo de ejecución nativa en la nube. Proyecto oficial: (https://falco.org/)</w:t>
+      </w:r>
+    </w:p>
+    <w:p>
+      <w:pPr>
+        <w:pStyle w:val="BodyText"/>
+      </w:pPr>
+      <w:r>
+        <w:t xml:space="preserve">Inicio rápido seguro: Despliegue en un laboratorio, genere un evento de prueba inofensivo, confirme telemetría y alerta, sintonice con control de versiones y límites de cobertura de documentos.</w:t>
+      </w:r>
+    </w:p>
+    <w:p>
+      <w:pPr>
+        <w:pStyle w:val="BodyText"/>
+      </w:pPr>
+      <w:r>
+        <w:t xml:space="preserve">Retain: authority, account/region/scope, role/permissions, tool/version, policy/query, source data, date, population, result, analista validation, limitation, finding, action, and retest. Eliminar las credenciales temporales y proteger la salida.</w:t>
+      </w:r>
+    </w:p>
+    <w:bookmarkEnd w:id="88"/>
+    <w:bookmarkStart w:id="90" w:name="gitleaks"/>
+    <w:p>
+      <w:pPr>
+        <w:pStyle w:val="Heading2"/>
+      </w:pPr>
+      <w:r>
+        <w:t xml:space="preserve">26.15 Gitleaks</w:t>
+      </w:r>
+    </w:p>
+    <w:p>
+      <w:pPr>
+        <w:pStyle w:val="FirstParagraph"/>
+      </w:pPr>
+      <w:r>
+        <w:t xml:space="preserve">Propósito: Detección secreta en fuente e historia. Proyecto oficial:</w:t>
+      </w:r>
+      <w:r>
+        <w:t xml:space="preserve"> </w:t>
+      </w:r>
+      <w:hyperlink r:id="rId89">
         <w:r>
           <w:rPr>
             <w:rStyle w:val="Hyperlink"/>
@@ -5977,7 +6177,7 @@
         <w:pStyle w:val="BodyText"/>
       </w:pPr>
       <w:r>
-        <w:t xml:space="preserve">Inicio rápido seguro: Escanear un repositorio de entrenamiento autorizado o imagen, validar hallazgos, remediar o aprobar excepciones, y rescan en CI.</w:t>
+        <w:t xml:space="preserve">Inicio rápido seguro: Escanear un repositorio de entrenamiento autorizado, verificar cada hallazgo, revocar secretos de prueba expuestos, eliminar con seguridad, añadir prevención y rescatar.</w:t>
       </w:r>
     </w:p>
     <w:p>
@@ -5988,14 +6188,14 @@
         <w:t xml:space="preserve">Retain: authority, account/region/scope, role/permissions, tool/version, policy/query, source data, date, population, result, analista validation, limitation, finding, action, and retest. Eliminar las credenciales temporales y proteger la salida.</w:t>
       </w:r>
     </w:p>
-    <w:bookmarkEnd w:id="87"/>
-    <w:bookmarkStart w:id="88" w:name="tfsec"/>
+    <w:bookmarkEnd w:id="90"/>
+    <w:bookmarkStart w:id="92" w:name="trufflehog"/>
     <w:p>
       <w:pPr>
         <w:pStyle w:val="Heading2"/>
       </w:pPr>
       <w:r>
-        <w:t xml:space="preserve">26.7 tfsec</w:t>
+        <w:t xml:space="preserve">26.16 TruffleHog</w:t>
       </w:r>
     </w:p>
     <w:p>
@@ -6003,15 +6203,26 @@
         <w:pStyle w:val="FirstParagraph"/>
       </w:pPr>
       <w:r>
-        <w:t xml:space="preserve">Propósito: Análisis de seguridad estática Terraform. Proyecto oficial: (https://github.com/aquasecurity/tfsec)</w:t>
-      </w:r>
-    </w:p>
-    <w:p>
-      <w:pPr>
-        <w:pStyle w:val="BodyText"/>
-      </w:pPr>
-      <w:r>
-        <w:t xml:space="preserve">Comenzar rápido seguro: Correr contra una carpeta Terraform de laboratorio, inspeccionar la lógica de reglas y el contexto, corregir los ajustes inseguros, suprimir sólo con la racionalidad aprobada, y repetir.</w:t>
+        <w:t xml:space="preserve">Propósito: descubrimiento secreto verificado a través de repositorios y almacenamiento. Proyecto oficial:</w:t>
+      </w:r>
+      <w:r>
+        <w:t xml:space="preserve"> </w:t>
+      </w:r>
+      <w:hyperlink r:id="rId91">
+        <w:r>
+          <w:rPr>
+            <w:rStyle w:val="Hyperlink"/>
+          </w:rPr>
+          <w:t xml:space="preserve">Seguido</w:t>
+        </w:r>
+      </w:hyperlink>
+    </w:p>
+    <w:p>
+      <w:pPr>
+        <w:pStyle w:val="BodyText"/>
+      </w:pPr>
+      <w:r>
+        <w:t xml:space="preserve">Inicio rápido seguro: Usar un repositorio de laboratorio sintético, proteger la salida, validar el comportamiento del detector, rotar las credenciales afectadas y limpiar documentos.</w:t>
       </w:r>
     </w:p>
     <w:p>
@@ -6022,14 +6233,14 @@
         <w:t xml:space="preserve">Retain: authority, account/region/scope, role/permissions, tool/version, policy/query, source data, date, population, result, analista validation, limitation, finding, action, and retest. Eliminar las credenciales temporales y proteger la salida.</w:t>
       </w:r>
     </w:p>
-    <w:bookmarkEnd w:id="88"/>
-    <w:bookmarkStart w:id="90" w:name="terrascan"/>
+    <w:bookmarkEnd w:id="92"/>
+    <w:bookmarkStart w:id="94" w:name="wazuh"/>
     <w:p>
       <w:pPr>
         <w:pStyle w:val="Heading2"/>
       </w:pPr>
       <w:r>
-        <w:t xml:space="preserve">26.8 Terrascan</w:t>
+        <w:t xml:space="preserve">26.17 Wazuh</w:t>
       </w:r>
     </w:p>
     <w:p>
@@ -6037,12 +6248,12 @@
         <w:pStyle w:val="FirstParagraph"/>
       </w:pPr>
       <w:r>
-        <w:t xml:space="preserve">Objetivo: Análisis de IaC basado en políticas. Proyecto oficial:</w:t>
-      </w:r>
-      <w:r>
-        <w:t xml:space="preserve"> </w:t>
-      </w:r>
-      <w:hyperlink r:id="rId89">
+        <w:t xml:space="preserve">Objetivo: Punto final, volumen de trabajo, integridad de archivos, registro y vigilancia de alerta. Proyecto oficial:</w:t>
+      </w:r>
+      <w:r>
+        <w:t xml:space="preserve"> </w:t>
+      </w:r>
+      <w:hyperlink r:id="rId93">
         <w:r>
           <w:rPr>
             <w:rStyle w:val="Hyperlink"/>
@@ -6056,7 +6267,7 @@
         <w:pStyle w:val="BodyText"/>
       </w:pPr>
       <w:r>
-        <w:t xml:space="preserve">Inicio rápido seguro: Escaneo aprobó ejemplos Terraform o Kubernetes, revisar políticas y severidad, corregir y retener los resultados antes y después.</w:t>
+        <w:t xml:space="preserve">Inicio rápido seguro: Inscribir un volumen de trabajo de laboratorio, desencadenar un evento inofensivo, verificar la recogida y respuesta, cobertura de documentos y proteger los resultados.</w:t>
       </w:r>
     </w:p>
     <w:p>
@@ -6067,14 +6278,14 @@
         <w:t xml:space="preserve">Retain: authority, account/region/scope, role/permissions, tool/version, policy/query, source data, date, population, result, analista validation, limitation, finding, action, and retest. Eliminar las credenciales temporales y proteger la salida.</w:t>
       </w:r>
     </w:p>
-    <w:bookmarkEnd w:id="90"/>
-    <w:bookmarkStart w:id="92" w:name="opentofu"/>
+    <w:bookmarkEnd w:id="94"/>
+    <w:bookmarkStart w:id="96" w:name="defectodojo"/>
     <w:p>
       <w:pPr>
         <w:pStyle w:val="Heading2"/>
       </w:pPr>
       <w:r>
-        <w:t xml:space="preserve">26.9 OpenTofu</w:t>
+        <w:t xml:space="preserve">26.18 DefectoDojo</w:t>
       </w:r>
     </w:p>
     <w:p>
@@ -6082,12 +6293,12 @@
         <w:pStyle w:val="FirstParagraph"/>
       </w:pPr>
       <w:r>
-        <w:t xml:space="preserve">Objetivo: Suministro de infraestructura de código abierto. Proyecto oficial:</w:t>
-      </w:r>
-      <w:r>
-        <w:t xml:space="preserve"> </w:t>
-      </w:r>
-      <w:hyperlink r:id="rId91">
+        <w:t xml:space="preserve">Propósito: Encontrar ingesta, deduplicación, remediación y retest. Proyecto oficial:</w:t>
+      </w:r>
+      <w:r>
+        <w:t xml:space="preserve"> </w:t>
+      </w:r>
+      <w:hyperlink r:id="rId95">
         <w:r>
           <w:rPr>
             <w:rStyle w:val="Hyperlink"/>
@@ -6101,7 +6312,7 @@
         <w:pStyle w:val="BodyText"/>
       </w:pPr>
       <w:r>
-        <w:t xml:space="preserve">Inicio rápido seguro: Use una cuenta de sandbox, pin proveedores/modules, revise el plan, requiera aprobación antes de aplicar, proteja el estado y secretos, y destruya los recursos de laboratorio.</w:t>
+        <w:t xml:space="preserve">Inicio rápido seguro: Importar resultados de laboratorio seguros, validar duplicados y severidad, asignar propietarios/fechas, adjuntar evidencia de corrección, y cerrar después de la prueba.</w:t>
       </w:r>
     </w:p>
     <w:p>
@@ -6112,14 +6323,15 @@
         <w:t xml:space="preserve">Retain: authority, account/region/scope, role/permissions, tool/version, policy/query, source data, date, population, result, analista validation, limitation, finding, action, and retest. Eliminar las credenciales temporales y proteger la salida.</w:t>
       </w:r>
     </w:p>
-    <w:bookmarkEnd w:id="92"/>
-    <w:bookmarkStart w:id="94" w:name="agente-de-política-abierta"/>
-    <w:p>
-      <w:pPr>
-        <w:pStyle w:val="Heading2"/>
-      </w:pPr>
-      <w:r>
-        <w:t xml:space="preserve">26.10 Agente de política abierta</w:t>
+    <w:bookmarkEnd w:id="96"/>
+    <w:bookmarkEnd w:id="97"/>
+    <w:bookmarkStart w:id="101" w:name="Xc54a2b2468fdcb67205c2dea00798afead25791"/>
+    <w:p>
+      <w:pPr>
+        <w:pStyle w:val="Heading1"/>
+      </w:pPr>
+      <w:r>
+        <w:t xml:space="preserve">27. Manual de seguridad en la nube para gerentes</w:t>
       </w:r>
     </w:p>
     <w:p>
@@ -6127,382 +6339,9 @@
         <w:pStyle w:val="FirstParagraph"/>
       </w:pPr>
       <w:r>
-        <w:t xml:space="preserve">Objetivo: Decisiones generales de política como código. Proyecto oficial:</w:t>
-      </w:r>
-      <w:r>
-        <w:t xml:space="preserve"> </w:t>
-      </w:r>
-      <w:hyperlink r:id="rId93">
-        <w:r>
-          <w:rPr>
-            <w:rStyle w:val="Hyperlink"/>
-          </w:rPr>
-          <w:t xml:space="preserve">Seguido</w:t>
-        </w:r>
-      </w:hyperlink>
-    </w:p>
-    <w:p>
-      <w:pPr>
-        <w:pStyle w:val="BodyText"/>
-      </w:pPr>
-      <w:r>
-        <w:t xml:space="preserve">Inicio rápido seguro: Escribir una pequeña política de laboratorio, probar casos de permiso y error, cambios de revisión por pares, decisiones de registro y preservar la autoridad de excepción humana.</w:t>
-      </w:r>
-    </w:p>
-    <w:p>
-      <w:pPr>
-        <w:pStyle w:val="BodyText"/>
-      </w:pPr>
-      <w:r>
-        <w:t xml:space="preserve">Retain: authority, account/region/scope, role/permissions, tool/version, policy/query, source data, date, population, result, analista validation, limitation, finding, action, and retest. Eliminar las credenciales temporales y proteger la salida.</w:t>
-      </w:r>
-    </w:p>
-    <w:bookmarkEnd w:id="94"/>
-    <w:bookmarkStart w:id="96" w:name="kyverno"/>
-    <w:p>
-      <w:pPr>
-        <w:pStyle w:val="Heading2"/>
-      </w:pPr>
-      <w:r>
-        <w:t xml:space="preserve">26.11 Kyverno</w:t>
-      </w:r>
-    </w:p>
-    <w:p>
-      <w:pPr>
-        <w:pStyle w:val="FirstParagraph"/>
-      </w:pPr>
-      <w:r>
-        <w:t xml:space="preserve">Objetivo: Gestión de políticas nativas de Kubernetes. Proyecto oficial:</w:t>
-      </w:r>
-      <w:r>
-        <w:t xml:space="preserve"> </w:t>
-      </w:r>
-      <w:hyperlink r:id="rId95">
-        <w:r>
-          <w:rPr>
-            <w:rStyle w:val="Hyperlink"/>
-          </w:rPr>
-          <w:t xml:space="preserve">Seguido</w:t>
-        </w:r>
-      </w:hyperlink>
-    </w:p>
-    <w:p>
-      <w:pPr>
-        <w:pStyle w:val="BodyText"/>
-      </w:pPr>
-      <w:r>
-        <w:t xml:space="preserve">Inicio rápido seguro: Aplicar una política de comprobación de cuentas en un grupo de laboratorio, revisar los recursos afectados, las excepciones de prueba, luego hacer cumplir sólo después de que la carga de trabajo esté lista.</w:t>
-      </w:r>
-    </w:p>
-    <w:p>
-      <w:pPr>
-        <w:pStyle w:val="BodyText"/>
-      </w:pPr>
-      <w:r>
-        <w:t xml:space="preserve">Retain: authority, account/region/scope, role/permissions, tool/version, policy/query, source data, date, population, result, analista validation, limitation, finding, action, and retest. Eliminar las credenciales temporales y proteger la salida.</w:t>
-      </w:r>
-    </w:p>
-    <w:bookmarkEnd w:id="96"/>
-    <w:bookmarkStart w:id="97" w:name="kube-bench"/>
-    <w:p>
-      <w:pPr>
-        <w:pStyle w:val="Heading2"/>
-      </w:pPr>
-      <w:r>
-        <w:t xml:space="preserve">26.12 kube-bench</w:t>
-      </w:r>
-    </w:p>
-    <w:p>
-      <w:pPr>
-        <w:pStyle w:val="FirstParagraph"/>
-      </w:pPr>
-      <w:r>
-        <w:t xml:space="preserve">Propósito: Kubernetes CIS Comprobaciones de Benchmark. Proyecto oficial: [ejecutar] (https://github.com/aquasecurity/kube-bench)</w:t>
-      </w:r>
-    </w:p>
-    <w:p>
-      <w:pPr>
-        <w:pStyle w:val="BodyText"/>
-      </w:pPr>
-      <w:r>
-        <w:t xml:space="preserve">Inicio rápido seguro: Ejecutar en un grupo de laboratorio autorizado, confirmar referencia/versión y responsabilidad de servicio gestionado, validar resultados, corregir y repetir.</w:t>
-      </w:r>
-    </w:p>
-    <w:p>
-      <w:pPr>
-        <w:pStyle w:val="BodyText"/>
-      </w:pPr>
-      <w:r>
-        <w:t xml:space="preserve">Retain: authority, account/region/scope, role/permissions, tool/version, policy/query, source data, date, population, result, analista validation, limitation, finding, action, and retest. Eliminar las credenciales temporales y proteger la salida.</w:t>
-      </w:r>
-    </w:p>
-    <w:bookmarkEnd w:id="97"/>
-    <w:bookmarkStart w:id="98" w:name="kube-hunter"/>
-    <w:p>
-      <w:pPr>
-        <w:pStyle w:val="Heading2"/>
-      </w:pPr>
-      <w:r>
-        <w:t xml:space="preserve">26.13 kube-hunter</w:t>
-      </w:r>
-    </w:p>
-    <w:p>
-      <w:pPr>
-        <w:pStyle w:val="FirstParagraph"/>
-      </w:pPr>
-      <w:r>
-        <w:t xml:space="preserve">Propósito: descubrimiento de exposición de Kubernetes. Proyecto oficial: [ejecutar] (https://github.com/aquasecurity/kube-hunter)</w:t>
-      </w:r>
-    </w:p>
-    <w:p>
-      <w:pPr>
-        <w:pStyle w:val="BodyText"/>
-      </w:pPr>
-      <w:r>
-        <w:t xml:space="preserve">Comienzo rápido seguro: Use sólo un grupo de laboratorio aislado con autorización escrita, comience con descubrimiento pasivo, valide la exposición, correcto y retest.</w:t>
-      </w:r>
-    </w:p>
-    <w:p>
-      <w:pPr>
-        <w:pStyle w:val="BodyText"/>
-      </w:pPr>
-      <w:r>
-        <w:t xml:space="preserve">Retain: authority, account/region/scope, role/permissions, tool/version, policy/query, source data, date, population, result, analista validation, limitation, finding, action, and retest. Eliminar las credenciales temporales y proteger la salida.</w:t>
-      </w:r>
-    </w:p>
-    <w:bookmarkEnd w:id="98"/>
-    <w:bookmarkStart w:id="99" w:name="falco"/>
-    <w:p>
-      <w:pPr>
-        <w:pStyle w:val="Heading2"/>
-      </w:pPr>
-      <w:r>
-        <w:t xml:space="preserve">26.14 Falco</w:t>
-      </w:r>
-    </w:p>
-    <w:p>
-      <w:pPr>
-        <w:pStyle w:val="FirstParagraph"/>
-      </w:pPr>
-      <w:r>
-        <w:t xml:space="preserve">Propósito: Detección de seguridad de tiempo de ejecución nativa en la nube. Proyecto oficial: (https://falco.org/)</w:t>
-      </w:r>
-    </w:p>
-    <w:p>
-      <w:pPr>
-        <w:pStyle w:val="BodyText"/>
-      </w:pPr>
-      <w:r>
-        <w:t xml:space="preserve">Inicio rápido seguro: Despliegue en un laboratorio, genere un evento de prueba inofensivo, confirme telemetría y alerta, sintonice con control de versiones y límites de cobertura de documentos.</w:t>
-      </w:r>
-    </w:p>
-    <w:p>
-      <w:pPr>
-        <w:pStyle w:val="BodyText"/>
-      </w:pPr>
-      <w:r>
-        <w:t xml:space="preserve">Retain: authority, account/region/scope, role/permissions, tool/version, policy/query, source data, date, population, result, analista validation, limitation, finding, action, and retest. Eliminar las credenciales temporales y proteger la salida.</w:t>
-      </w:r>
-    </w:p>
-    <w:bookmarkEnd w:id="99"/>
-    <w:bookmarkStart w:id="101" w:name="gitleaks"/>
-    <w:p>
-      <w:pPr>
-        <w:pStyle w:val="Heading2"/>
-      </w:pPr>
-      <w:r>
-        <w:t xml:space="preserve">26.15 Gitleaks</w:t>
-      </w:r>
-    </w:p>
-    <w:p>
-      <w:pPr>
-        <w:pStyle w:val="FirstParagraph"/>
-      </w:pPr>
-      <w:r>
-        <w:t xml:space="preserve">Propósito: Detección secreta en fuente e historia. Proyecto oficial:</w:t>
-      </w:r>
-      <w:r>
-        <w:t xml:space="preserve"> </w:t>
-      </w:r>
-      <w:hyperlink r:id="rId100">
-        <w:r>
-          <w:rPr>
-            <w:rStyle w:val="Hyperlink"/>
-          </w:rPr>
-          <w:t xml:space="preserve">Seguido</w:t>
-        </w:r>
-      </w:hyperlink>
-    </w:p>
-    <w:p>
-      <w:pPr>
-        <w:pStyle w:val="BodyText"/>
-      </w:pPr>
-      <w:r>
-        <w:t xml:space="preserve">Inicio rápido seguro: Escanear un repositorio de entrenamiento autorizado, verificar cada hallazgo, revocar secretos de prueba expuestos, eliminar con seguridad, añadir prevención y rescatar.</w:t>
-      </w:r>
-    </w:p>
-    <w:p>
-      <w:pPr>
-        <w:pStyle w:val="BodyText"/>
-      </w:pPr>
-      <w:r>
-        <w:t xml:space="preserve">Retain: authority, account/region/scope, role/permissions, tool/version, policy/query, source data, date, population, result, analista validation, limitation, finding, action, and retest. Eliminar las credenciales temporales y proteger la salida.</w:t>
-      </w:r>
-    </w:p>
-    <w:bookmarkEnd w:id="101"/>
-    <w:bookmarkStart w:id="103" w:name="trufflehog"/>
-    <w:p>
-      <w:pPr>
-        <w:pStyle w:val="Heading2"/>
-      </w:pPr>
-      <w:r>
-        <w:t xml:space="preserve">26.16 TruffleHog</w:t>
-      </w:r>
-    </w:p>
-    <w:p>
-      <w:pPr>
-        <w:pStyle w:val="FirstParagraph"/>
-      </w:pPr>
-      <w:r>
-        <w:t xml:space="preserve">Propósito: descubrimiento secreto verificado a través de repositorios y almacenamiento. Proyecto oficial:</w:t>
-      </w:r>
-      <w:r>
-        <w:t xml:space="preserve"> </w:t>
-      </w:r>
-      <w:hyperlink r:id="rId102">
-        <w:r>
-          <w:rPr>
-            <w:rStyle w:val="Hyperlink"/>
-          </w:rPr>
-          <w:t xml:space="preserve">Seguido</w:t>
-        </w:r>
-      </w:hyperlink>
-    </w:p>
-    <w:p>
-      <w:pPr>
-        <w:pStyle w:val="BodyText"/>
-      </w:pPr>
-      <w:r>
-        <w:t xml:space="preserve">Inicio rápido seguro: Usar un repositorio de laboratorio sintético, proteger la salida, validar el comportamiento del detector, rotar las credenciales afectadas y limpiar documentos.</w:t>
-      </w:r>
-    </w:p>
-    <w:p>
-      <w:pPr>
-        <w:pStyle w:val="BodyText"/>
-      </w:pPr>
-      <w:r>
-        <w:t xml:space="preserve">Retain: authority, account/region/scope, role/permissions, tool/version, policy/query, source data, date, population, result, analista validation, limitation, finding, action, and retest. Eliminar las credenciales temporales y proteger la salida.</w:t>
-      </w:r>
-    </w:p>
-    <w:bookmarkEnd w:id="103"/>
-    <w:bookmarkStart w:id="105" w:name="wazuh"/>
-    <w:p>
-      <w:pPr>
-        <w:pStyle w:val="Heading2"/>
-      </w:pPr>
-      <w:r>
-        <w:t xml:space="preserve">26.17 Wazuh</w:t>
-      </w:r>
-    </w:p>
-    <w:p>
-      <w:pPr>
-        <w:pStyle w:val="FirstParagraph"/>
-      </w:pPr>
-      <w:r>
-        <w:t xml:space="preserve">Objetivo: Punto final, volumen de trabajo, integridad de archivos, registro y vigilancia de alerta. Proyecto oficial:</w:t>
-      </w:r>
-      <w:r>
-        <w:t xml:space="preserve"> </w:t>
-      </w:r>
-      <w:hyperlink r:id="rId104">
-        <w:r>
-          <w:rPr>
-            <w:rStyle w:val="Hyperlink"/>
-          </w:rPr>
-          <w:t xml:space="preserve">Seguido</w:t>
-        </w:r>
-      </w:hyperlink>
-    </w:p>
-    <w:p>
-      <w:pPr>
-        <w:pStyle w:val="BodyText"/>
-      </w:pPr>
-      <w:r>
-        <w:t xml:space="preserve">Inicio rápido seguro: Inscribir un volumen de trabajo de laboratorio, desencadenar un evento inofensivo, verificar la recogida y respuesta, cobertura de documentos y proteger los resultados.</w:t>
-      </w:r>
-    </w:p>
-    <w:p>
-      <w:pPr>
-        <w:pStyle w:val="BodyText"/>
-      </w:pPr>
-      <w:r>
-        <w:t xml:space="preserve">Retain: authority, account/region/scope, role/permissions, tool/version, policy/query, source data, date, population, result, analista validation, limitation, finding, action, and retest. Eliminar las credenciales temporales y proteger la salida.</w:t>
-      </w:r>
-    </w:p>
-    <w:bookmarkEnd w:id="105"/>
-    <w:bookmarkStart w:id="107" w:name="defectodojo"/>
-    <w:p>
-      <w:pPr>
-        <w:pStyle w:val="Heading2"/>
-      </w:pPr>
-      <w:r>
-        <w:t xml:space="preserve">26.18 DefectoDojo</w:t>
-      </w:r>
-    </w:p>
-    <w:p>
-      <w:pPr>
-        <w:pStyle w:val="FirstParagraph"/>
-      </w:pPr>
-      <w:r>
-        <w:t xml:space="preserve">Propósito: Encontrar ingesta, deduplicación, remediación y retest. Proyecto oficial:</w:t>
-      </w:r>
-      <w:r>
-        <w:t xml:space="preserve"> </w:t>
-      </w:r>
-      <w:hyperlink r:id="rId106">
-        <w:r>
-          <w:rPr>
-            <w:rStyle w:val="Hyperlink"/>
-          </w:rPr>
-          <w:t xml:space="preserve">Seguido</w:t>
-        </w:r>
-      </w:hyperlink>
-    </w:p>
-    <w:p>
-      <w:pPr>
-        <w:pStyle w:val="BodyText"/>
-      </w:pPr>
-      <w:r>
-        <w:t xml:space="preserve">Inicio rápido seguro: Importar resultados de laboratorio seguros, validar duplicados y severidad, asignar propietarios/fechas, adjuntar evidencia de corrección, y cerrar después de la prueba.</w:t>
-      </w:r>
-    </w:p>
-    <w:p>
-      <w:pPr>
-        <w:pStyle w:val="BodyText"/>
-      </w:pPr>
-      <w:r>
-        <w:t xml:space="preserve">Retain: authority, account/region/scope, role/permissions, tool/version, policy/query, source data, date, population, result, analista validation, limitation, finding, action, and retest. Eliminar las credenciales temporales y proteger la salida.</w:t>
-      </w:r>
-    </w:p>
-    <w:bookmarkEnd w:id="107"/>
-    <w:bookmarkEnd w:id="108"/>
-    <w:bookmarkStart w:id="112" w:name="el-libro-de-seguridad-de-cloud-manager"/>
-    <w:p>
-      <w:pPr>
-        <w:pStyle w:val="Heading1"/>
-      </w:pPr>
-      <w:r>
-        <w:t xml:space="preserve">27. El libro de seguridad de Cloud Manager</w:t>
-      </w:r>
-    </w:p>
-    <w:p>
-      <w:pPr>
-        <w:pStyle w:val="FirstParagraph"/>
-      </w:pPr>
-      <w:r>
         <w:rPr>
+          <w:i/>
           <w:iCs/>
-          <w:i/>
         </w:rPr>
         <w:t xml:space="preserve">Los administradores mantienen la velocidad de la nube alineada con la propiedad, los obstáculos, la evidencia, la resiliencia y las decisiones de riesgo.</w:t>
       </w:r>
@@ -6513,8 +6352,8 @@
       </w:pPr>
       <w:r>
         <w:rPr>
+          <w:b/>
           <w:bCs/>
-          <w:b/>
         </w:rPr>
         <w:t xml:space="preserve">Area</w:t>
       </w:r>
@@ -6529,8 +6368,8 @@
       </w:r>
       <w:r>
         <w:rPr>
+          <w:b/>
           <w:bCs/>
-          <w:b/>
         </w:rPr>
         <w:t xml:space="preserve">Pregunta principal</w:t>
       </w:r>
@@ -6589,13 +6428,13 @@
         <w:t xml:space="preserve">¿Puede el servicio completo cumplir los escenarios probados de RTO/RPO y falta de proveedores? ← Respaldo existe pero restaurado no probado</w:t>
       </w:r>
     </w:p>
-    <w:bookmarkStart w:id="109" w:name="ritmo-operativo"/>
+    <w:bookmarkStart w:id="98" w:name="ritmo-operativo"/>
     <w:p>
       <w:pPr>
         <w:pStyle w:val="Heading2"/>
       </w:pPr>
       <w:r>
-        <w:t xml:space="preserve">27.1 ritmo operativo</w:t>
+        <w:t xml:space="preserve">27.1 Ritmo operativo</w:t>
       </w:r>
     </w:p>
     <w:p>
@@ -6644,11 +6483,11 @@
     </w:p>
     <w:p>
       <w:pPr>
+        <w:pStyle w:val="Compact"/>
         <w:numPr>
           <w:ilvl w:val="0"/>
           <w:numId w:val="1036"/>
         </w:numPr>
-        <w:pStyle w:val="Compact"/>
       </w:pPr>
       <w:r>
         <w:t xml:space="preserve">Guía de la carrera de analista junior</w:t>
@@ -6660,8 +6499,8 @@
       </w:pPr>
       <w:r>
         <w:rPr>
+          <w:i/>
           <w:iCs/>
-          <w:i/>
         </w:rPr>
         <w:t xml:space="preserve">Los analistas de seguridad de la nube Junior crean valor a través de inventarios precisos, revisión de posturas, evidencia, remediación y comunicación.</w:t>
       </w:r>
@@ -6671,25 +6510,13 @@
         <w:pStyle w:val="BodyText"/>
       </w:pPr>
       <w:r>
-        <w:t xml:space="preserve">“</w:t>
-      </w:r>
-      <w:r>
-        <w:t xml:space="preserve">Estilo medio/image10.png</w:t>
-      </w:r>
-      <w:r>
-        <w:t xml:space="preserve">”</w:t>
+        <w:t xml:space="preserve">“Estilo medio/image10.png”</w:t>
       </w:r>
       <w:r>
         <w:t xml:space="preserve">=</w:t>
       </w:r>
       <w:r>
-        <w:t xml:space="preserve">“</w:t>
-      </w:r>
-      <w:r>
-        <w:t xml:space="preserve">Ancho:6.15in; Altura:3.39605in</w:t>
-      </w:r>
-      <w:r>
-        <w:t xml:space="preserve">”</w:t>
+        <w:t xml:space="preserve">“Ancho:6.15in; Altura:3.39605in”</w:t>
       </w:r>
       <w:r>
         <w:t xml:space="preserve"> </w:t>
@@ -6698,13 +6525,7 @@
         <w:t xml:space="preserve">alt=</w:t>
       </w:r>
       <w:r>
-        <w:t xml:space="preserve">“</w:t>
-      </w:r>
-      <w:r>
-        <w:t xml:space="preserve">Los laboratorios de seguridad y la evidencia trazable convierten los conceptos de la nube en prueba de cartera</w:t>
-      </w:r>
-      <w:r>
-        <w:t xml:space="preserve">”</w:t>
+        <w:t xml:space="preserve">“Los laboratorios de seguridad y la evidencia trazable convierten los conceptos de la nube en prueba de cartera”</w:t>
       </w:r>
       <w:r>
         <w:t xml:space="preserve">.</w:t>
@@ -6718,8 +6539,8 @@
         <w:t xml:space="preserve">Gráfico 10 Camino analista de seguridad de la nube junior</w:t>
       </w:r>
     </w:p>
-    <w:bookmarkEnd w:id="109"/>
-    <w:bookmarkStart w:id="110" w:name="funciones-comunes"/>
+    <w:bookmarkEnd w:id="98"/>
+    <w:bookmarkStart w:id="99" w:name="funciones-comunes"/>
     <w:p>
       <w:pPr>
         <w:pStyle w:val="Heading2"/>
@@ -6816,8 +6637,8 @@
         <w:t xml:space="preserve">Análisis de la respuesta de incidentes en la nube</w:t>
       </w:r>
     </w:p>
-    <w:bookmarkEnd w:id="110"/>
-    <w:bookmarkStart w:id="111" w:name="típico-trabajo"/>
+    <w:bookmarkEnd w:id="99"/>
+    <w:bookmarkStart w:id="100" w:name="típico-trabajo"/>
     <w:p>
       <w:pPr>
         <w:pStyle w:val="Heading2"/>
@@ -6903,9 +6724,9 @@
         <w:t xml:space="preserve">Apoyar los plazos de incidentes en la nube, preservación de evidencias, contención y recuperación.</w:t>
       </w:r>
     </w:p>
-    <w:bookmarkEnd w:id="111"/>
-    <w:bookmarkEnd w:id="112"/>
-    <w:bookmarkStart w:id="125" w:name="X63f7ead03adb023a9ee2fdd52a700da050674b2"/>
+    <w:bookmarkEnd w:id="100"/>
+    <w:bookmarkEnd w:id="101"/>
+    <w:bookmarkStart w:id="114" w:name="X63f7ead03adb023a9ee2fdd52a700da050674b2"/>
     <w:p>
       <w:pPr>
         <w:pStyle w:val="Heading1"/>
@@ -6920,8 +6741,8 @@
       </w:pPr>
       <w:r>
         <w:rPr>
+          <w:i/>
           <w:iCs/>
-          <w:i/>
         </w:rPr>
         <w:t xml:space="preserve">Un ambiente de nube ficticia puede producir una cartera junior segura y creíble.</w:t>
       </w:r>
@@ -6940,7 +6761,7 @@
         <w:t xml:space="preserve">|. |</w:t>
       </w:r>
     </w:p>
-    <w:bookmarkStart w:id="113" w:name="portfolio-lab"/>
+    <w:bookmarkStart w:id="102" w:name="portfolio-lab"/>
     <w:p>
       <w:pPr>
         <w:pStyle w:val="Heading2"/>
@@ -7048,8 +6869,8 @@
         <w:t xml:space="preserve">Publicar sólo evidencias sanitarias y etiquetar el proyecto ficticio, educativo y no una certificación del proveedor.</w:t>
       </w:r>
     </w:p>
-    <w:bookmarkEnd w:id="113"/>
-    <w:bookmarkStart w:id="114" w:name="plan-de-30-días"/>
+    <w:bookmarkEnd w:id="102"/>
+    <w:bookmarkStart w:id="103" w:name="plan-de-30-días"/>
     <w:p>
       <w:pPr>
         <w:pStyle w:val="Heading2"/>
@@ -7062,27 +6883,26 @@
       <w:tblPr>
         <w:tblStyle w:val="Table"/>
         <w:tblW w:type="pct" w:w="5000"/>
+        <w:tblLayout w:type="fixed"/>
         <w:tblLook w:firstRow="1" w:lastRow="0" w:firstColumn="0" w:lastColumn="0" w:noHBand="0" w:noVBand="0" w:val="0020"/>
-        <w:jc w:val="start"/>
       </w:tblPr>
       <w:tblGrid>
         <w:gridCol w:w="7920"/>
       </w:tblGrid>
       <w:tr>
         <w:trPr>
-          <w:tblHeader w:val="true"/>
+          <w:tblHeader w:val="on"/>
         </w:trPr>
         <w:tc>
           <w:tcPr/>
           <w:p>
             <w:pPr>
               <w:pStyle w:val="Compact"/>
-              <w:jc w:val="left"/>
             </w:pPr>
             <w:r>
               <w:rPr>
+                <w:b/>
                 <w:bCs/>
-                <w:b/>
               </w:rPr>
               <w:t xml:space="preserve">Días</w:t>
             </w:r>
@@ -7095,7 +6915,6 @@
           <w:p>
             <w:pPr>
               <w:pStyle w:val="Compact"/>
-              <w:jc w:val="left"/>
             </w:pPr>
             <w:r>
               <w:t xml:space="preserve">TEN 1–3</w:t>
@@ -7109,7 +6928,6 @@
           <w:p>
             <w:pPr>
               <w:pStyle w:val="Compact"/>
-              <w:jc w:val="left"/>
             </w:pPr>
             <w:r>
               <w:t xml:space="preserve">4–6</w:t>
@@ -7123,7 +6941,6 @@
           <w:p>
             <w:pPr>
               <w:pStyle w:val="Compact"/>
-              <w:jc w:val="left"/>
             </w:pPr>
             <w:r>
               <w:t xml:space="preserve">7–9 Silencioso Identidad, red, datos, cripto tención Cuatro documentos de trabajo de control</w:t>
@@ -7137,7 +6954,6 @@
           <w:p>
             <w:pPr>
               <w:pStyle w:val="Compact"/>
-              <w:jc w:val="left"/>
             </w:pPr>
             <w:r>
               <w:t xml:space="preserve">TEN 10–12 ANTERIENTE ATENCIÓN, postura, vulnerabilidad</w:t>
@@ -7151,7 +6967,6 @@
           <w:p>
             <w:pPr>
               <w:pStyle w:val="Compact"/>
-              <w:jc w:val="left"/>
             </w:pPr>
             <w:r>
               <w:t xml:space="preserve">13–15</w:t>
@@ -7165,7 +6980,6 @@
           <w:p>
             <w:pPr>
               <w:pStyle w:val="Compact"/>
-              <w:jc w:val="left"/>
             </w:pPr>
             <w:r>
               <w:t xml:space="preserve">TEN 16–18</w:t>
@@ -7179,7 +6993,6 @@
           <w:p>
             <w:pPr>
               <w:pStyle w:val="Compact"/>
-              <w:jc w:val="left"/>
             </w:pPr>
             <w:r>
               <w:t xml:space="preserve">TEN 19–21</w:t>
@@ -7193,7 +7006,6 @@
           <w:p>
             <w:pPr>
               <w:pStyle w:val="Compact"/>
-              <w:jc w:val="left"/>
             </w:pPr>
             <w:r>
               <w:t xml:space="preserve">y respuesta a incidentes</w:t>
@@ -7207,7 +7019,6 @@
           <w:p>
             <w:pPr>
               <w:pStyle w:val="Compact"/>
-              <w:jc w:val="left"/>
             </w:pPr>
             <w:r>
               <w:t xml:space="preserve">TEN 25–27</w:t>
@@ -7221,7 +7032,6 @@
           <w:p>
             <w:pPr>
               <w:pStyle w:val="Compact"/>
-              <w:jc w:val="left"/>
             </w:pPr>
             <w:r>
               <w:t xml:space="preserve">28–30</w:t>
@@ -7230,14 +7040,216 @@
         </w:tc>
       </w:tr>
     </w:tbl>
+    <w:bookmarkEnd w:id="103"/>
+    <w:bookmarkStart w:id="104" w:name="qué-es-responsabilidad-compartida"/>
+    <w:p>
+      <w:pPr>
+        <w:pStyle w:val="Heading2"/>
+      </w:pPr>
+      <w:r>
+        <w:t xml:space="preserve">29.3 ¿Qué es responsabilidad compartida?</w:t>
+      </w:r>
+    </w:p>
+    <w:p>
+      <w:pPr>
+        <w:pStyle w:val="FirstParagraph"/>
+      </w:pPr>
+      <w:r>
+        <w:t xml:space="preserve">El proveedor y el cliente dividen tareas de seguridad por modelo de servicio, función, contrato y configuración. El límite exacto debe ser documentado y probado.</w:t>
+      </w:r>
+    </w:p>
+    <w:bookmarkEnd w:id="104"/>
+    <w:bookmarkStart w:id="105" w:name="iaas-versus-paas-versus-saas"/>
+    <w:p>
+      <w:pPr>
+        <w:pStyle w:val="Heading2"/>
+      </w:pPr>
+      <w:r>
+        <w:t xml:space="preserve">29.4 IaaS versus PaaS versus SaaS?</w:t>
+      </w:r>
+    </w:p>
+    <w:p>
+      <w:pPr>
+        <w:pStyle w:val="FirstParagraph"/>
+      </w:pPr>
+      <w:r>
+        <w:t xml:space="preserve">IaaS le da al cliente más responsabilidad de la carga de trabajo; PaaS gestiona más tiempo de ejecución; SaaS gestiona la plataforma de aplicación mientras que el cliente todavía controla a los usuarios, configuraciones de arrendatarios, datos, integraciones y puntos finales.</w:t>
+      </w:r>
+    </w:p>
+    <w:bookmarkEnd w:id="105"/>
+    <w:bookmarkStart w:id="106" w:name="Xcb262a87bbe29bbf2c0f094a35695c8af602b34"/>
+    <w:p>
+      <w:pPr>
+        <w:pStyle w:val="Heading2"/>
+      </w:pPr>
+      <w:r>
+        <w:t xml:space="preserve">29.5 ¿Por qué la identidad es crítica en la nube?</w:t>
+      </w:r>
+    </w:p>
+    <w:p>
+      <w:pPr>
+        <w:pStyle w:val="FirstParagraph"/>
+      </w:pPr>
+      <w:r>
+        <w:t xml:space="preserve">APIs y planos de control permiten que las identidades y fichas creen, cambien, accedan o eliminen recursos a escala.</w:t>
+      </w:r>
+    </w:p>
+    <w:bookmarkEnd w:id="106"/>
+    <w:bookmarkStart w:id="107" w:name="qué-es-una-zona-de-aterrizaje"/>
+    <w:p>
+      <w:pPr>
+        <w:pStyle w:val="Heading2"/>
+      </w:pPr>
+      <w:r>
+        <w:t xml:space="preserve">29.6 ¿Qué es una zona de aterrizaje?</w:t>
+      </w:r>
+    </w:p>
+    <w:p>
+      <w:pPr>
+        <w:pStyle w:val="FirstParagraph"/>
+      </w:pPr>
+      <w:r>
+        <w:t xml:space="preserve">Una base de nube reutilizable para la jerarquía, la identidad, la creación de redes, la tala de registros, la vigilancia, los servicios compartidos y la separación del volumen de trabajo.</w:t>
+      </w:r>
+    </w:p>
+    <w:bookmarkEnd w:id="107"/>
+    <w:bookmarkStart w:id="108" w:name="cspm-scan-versus-valoración"/>
+    <w:p>
+      <w:pPr>
+        <w:pStyle w:val="Heading2"/>
+      </w:pPr>
+      <w:r>
+        <w:t xml:space="preserve">29.7 CSPM Scan versus valoración?</w:t>
+      </w:r>
+    </w:p>
+    <w:p>
+      <w:pPr>
+        <w:pStyle w:val="FirstParagraph"/>
+      </w:pPr>
+      <w:r>
+        <w:t xml:space="preserve">Un análisis detecta las condiciones configuradas. Una evaluación valida criterios, alcance completo, responsabilidad, fiabilidad de pruebas, proceso operativo, excepciones, riesgo y retest.</w:t>
+      </w:r>
+    </w:p>
+    <w:bookmarkEnd w:id="108"/>
+    <w:bookmarkStart w:id="109" w:name="qué-es-la-infraestructura-como-código"/>
+    <w:p>
+      <w:pPr>
+        <w:pStyle w:val="Heading2"/>
+      </w:pPr>
+      <w:r>
+        <w:t xml:space="preserve">29.8 ¿Qué es la infraestructura como código?</w:t>
+      </w:r>
+    </w:p>
+    <w:p>
+      <w:pPr>
+        <w:pStyle w:val="FirstParagraph"/>
+      </w:pPr>
+      <w:r>
+        <w:t xml:space="preserve">Definiciones declarativas controladas por versiones de infraestructura que pueden ser revisadas, probadas, desplegadas y supervisadas para la deriva.</w:t>
+      </w:r>
+    </w:p>
+    <w:bookmarkEnd w:id="109"/>
+    <w:bookmarkStart w:id="110" w:name="cómo-aseguras-secretos"/>
+    <w:p>
+      <w:pPr>
+        <w:pStyle w:val="Heading2"/>
+      </w:pPr>
+      <w:r>
+        <w:t xml:space="preserve">29.9 ¿Cómo aseguras secretos?</w:t>
+      </w:r>
+    </w:p>
+    <w:p>
+      <w:pPr>
+        <w:pStyle w:val="FirstParagraph"/>
+      </w:pPr>
+      <w:r>
+        <w:t xml:space="preserve">Utilice una tienda secreta gestionada, credenciales de corta duración, permisos estrechos, rotación, monitoreo y prevención en código, registros, imágenes y estado.</w:t>
+      </w:r>
+    </w:p>
+    <w:bookmarkEnd w:id="110"/>
+    <w:bookmarkStart w:id="111" w:name="cómo-verifica-la-recuperación-de-la-nube"/>
+    <w:p>
+      <w:pPr>
+        <w:pStyle w:val="Heading2"/>
+      </w:pPr>
+      <w:r>
+        <w:t xml:space="preserve">29.10 ¿Cómo verifica la recuperación de la nube?</w:t>
+      </w:r>
+    </w:p>
+    <w:p>
+      <w:pPr>
+        <w:pStyle w:val="FirstParagraph"/>
+      </w:pPr>
+      <w:r>
+        <w:t xml:space="preserve">Restaurar el servicio completo de fuentes protegidas, medir la pérdida de tiempo/datos real, validar la seguridad, datos, interfaces, rendimiento y aceptación empresarial.</w:t>
+      </w:r>
+    </w:p>
+    <w:bookmarkEnd w:id="111"/>
+    <w:bookmarkStart w:id="112" w:name="qué-es-csa-ccm-v4.1"/>
+    <w:p>
+      <w:pPr>
+        <w:pStyle w:val="Heading2"/>
+      </w:pPr>
+      <w:r>
+        <w:t xml:space="preserve">29.11 ¿Qué es CSA CCM v4.1?</w:t>
+      </w:r>
+    </w:p>
+    <w:p>
+      <w:pPr>
+        <w:pStyle w:val="FirstParagraph"/>
+      </w:pPr>
+      <w:r>
+        <w:t xml:space="preserve">Un marco de control de la nube con 207 objetivos de control en 17 dominios, junto con CAIQ para asegurar el proveedor.</w:t>
+      </w:r>
+    </w:p>
+    <w:bookmarkEnd w:id="112"/>
+    <w:bookmarkStart w:id="113" w:name="qué-hace-un-buen-analista-junior"/>
+    <w:p>
+      <w:pPr>
+        <w:pStyle w:val="Heading2"/>
+      </w:pPr>
+      <w:r>
+        <w:t xml:space="preserve">29.12 ¿Qué hace un buen analista junior?</w:t>
+      </w:r>
+    </w:p>
+    <w:p>
+      <w:pPr>
+        <w:pStyle w:val="FirstParagraph"/>
+      </w:pPr>
+      <w:r>
+        <w:t xml:space="preserve">Alcance cuidadoso, sólo lectura de primeros pasos, evidencia confiable, validación, escritura clara, manejo seguro de credenciales, y limitaciones honestas.</w:t>
+      </w:r>
+    </w:p>
+    <w:bookmarkEnd w:id="113"/>
     <w:bookmarkEnd w:id="114"/>
-    <w:bookmarkStart w:id="115" w:name="qué-es-responsabilidad-compartida"/>
+    <w:bookmarkStart w:id="128" w:name="plantillas-glosario-índice-y-referencias"/>
+    <w:p>
+      <w:pPr>
+        <w:pStyle w:val="Heading1"/>
+      </w:pPr>
+      <w:r>
+        <w:t xml:space="preserve">30. Plantillas, Glosario, Índice y Referencias</w:t>
+      </w:r>
+    </w:p>
+    <w:p>
+      <w:pPr>
+        <w:pStyle w:val="Compact"/>
+        <w:numPr>
+          <w:ilvl w:val="0"/>
+          <w:numId w:val="1040"/>
+        </w:numPr>
+      </w:pPr>
+      <w:r>
+        <w:t xml:space="preserve">Estructuras de trabajo reutilizables, términos clave, índice de sujeto y puntos de partida autorizados*.</w:t>
+      </w:r>
+    </w:p>
+    <w:bookmarkStart w:id="115" w:name="X707c791c815b17b811c3e62d5abbdfd13af2be5"/>
     <w:p>
       <w:pPr>
         <w:pStyle w:val="Heading2"/>
       </w:pPr>
       <w:r>
-        <w:t xml:space="preserve">29.3 ¿Qué es responsabilidad compartida?</w:t>
+        <w:t xml:space="preserve">30.1 Registro de inventario y responsabilidad de la nube</w:t>
       </w:r>
     </w:p>
     <w:p>
@@ -7245,17 +7257,89 @@
         <w:pStyle w:val="FirstParagraph"/>
       </w:pPr>
       <w:r>
-        <w:t xml:space="preserve">El proveedor y el cliente dividen tareas de seguridad por modelo de servicio, función, contrato y configuración. El límite exacto debe ser documentado y probado.</w:t>
+        <w:t xml:space="preserve">|** |</w:t>
+      </w:r>
+      <w:r>
+        <w:t xml:space="preserve"> </w:t>
+      </w:r>
+      <w:r>
+        <w:t xml:space="preserve">|… |</w:t>
+      </w:r>
+      <w:r>
+        <w:t xml:space="preserve"> </w:t>
+      </w:r>
+      <w:r>
+        <w:t xml:space="preserve">- Proveedor de la vida / arrendatario / cuenta / región infligida                       </w:t>
+      </w:r>
+      <w:r>
+        <w:br/>
+      </w:r>
+      <w:r>
+        <w:t xml:space="preserve">, Servicio de Vida / recurso / propietario                               </w:t>
+      </w:r>
+      <w:r>
+        <w:br/>
+      </w:r>
+      <w:r>
+        <w:t xml:space="preserve">“Pripose”</w:t>
+      </w:r>
+      <w:r>
+        <w:t xml:space="preserve"> </w:t>
+      </w:r>
+      <w:r>
+        <w:t xml:space="preserve">/ environment / criticality ⋅                         </w:t>
+      </w:r>
+      <w:r>
+        <w:br/>
+      </w:r>
+      <w:r>
+        <w:t xml:space="preserve">TENIENDO Datos / residencia / retención |                             </w:t>
+      </w:r>
+      <w:r>
+        <w:br/>
+      </w:r>
+      <w:r>
+        <w:t xml:space="preserve">Identidad permanente / privilegios / integración</w:t>
+      </w:r>
+      <w:r>
+        <w:t xml:space="preserve"> </w:t>
+      </w:r>
+      <w:r>
+        <w:t xml:space="preserve">, la Red de Exhibiciones y la Exhibición |                           </w:t>
+      </w:r>
+      <w:r>
+        <w:br/>
+      </w:r>
+      <w:r>
+        <w:t xml:space="preserve">“La responsabilidad de los proveedores en la vida”</w:t>
+      </w:r>
+      <w:r>
+        <w:t xml:space="preserve"> </w:t>
+      </w:r>
+      <w:r>
+        <w:t xml:space="preserve">“La responsabilidad de los clientes en la vida”</w:t>
+      </w:r>
+      <w:r>
+        <w:t xml:space="preserve"> </w:t>
+      </w:r>
+      <w:r>
+        <w:t xml:space="preserve">Evidencia / evaluación de los resultados de la investigación</w:t>
+      </w:r>
+      <w:r>
+        <w:t xml:space="preserve"> </w:t>
+      </w:r>
+      <w:r>
+        <w:t xml:space="preserve">La recuperación de la vida / el incidente / la salida de la vida                             </w:t>
       </w:r>
     </w:p>
     <w:bookmarkEnd w:id="115"/>
-    <w:bookmarkStart w:id="116" w:name="iaas-versus-paas-versus-saas"/>
+    <w:bookmarkStart w:id="116" w:name="papel-de-control-de-la-nube"/>
     <w:p>
       <w:pPr>
         <w:pStyle w:val="Heading2"/>
       </w:pPr>
       <w:r>
-        <w:t xml:space="preserve">29.4 IaaS versus PaaS versus SaaS?</w:t>
+        <w:t xml:space="preserve">30.2 Papel de control de la nube</w:t>
       </w:r>
     </w:p>
     <w:p>
@@ -7263,17 +7347,83 @@
         <w:pStyle w:val="FirstParagraph"/>
       </w:pPr>
       <w:r>
-        <w:t xml:space="preserve">IaaS le da al cliente más responsabilidad de la carga de trabajo; PaaS gestiona más tiempo de ejecución; SaaS gestiona la plataforma de aplicación mientras que el cliente todavía controla a los usuarios, configuraciones de arrendatarios, datos, integraciones y puntos finales.</w:t>
+        <w:t xml:space="preserve">|** |</w:t>
+      </w:r>
+      <w:r>
+        <w:t xml:space="preserve"> </w:t>
+      </w:r>
+      <w:r>
+        <w:t xml:space="preserve">|… |</w:t>
+      </w:r>
+      <w:r>
+        <w:t xml:space="preserve"> </w:t>
+      </w:r>
+      <w:r>
+        <w:t xml:space="preserve">Requirement / framework / version Н                         </w:t>
+      </w:r>
+      <w:r>
+        <w:br/>
+      </w:r>
+      <w:r>
+        <w:t xml:space="preserve">“La vida escoge / la responsabilidad”</w:t>
+      </w:r>
+      <w:r>
+        <w:t xml:space="preserve"> </w:t>
+      </w:r>
+      <w:r>
+        <w:t xml:space="preserve">La arquitectura de la vida y la aplicación han sido incomprensibles.</w:t>
+      </w:r>
+      <w:r>
+        <w:t xml:space="preserve"> </w:t>
+      </w:r>
+      <w:r>
+        <w:t xml:space="preserve">IaC / policy / settings ⋅                          </w:t>
+      </w:r>
+      <w:r>
+        <w:br/>
+      </w:r>
+      <w:r>
+        <w:t xml:space="preserve">“Proceso permanente / propietario / frecuencia”</w:t>
+      </w:r>
+      <w:r>
+        <w:t xml:space="preserve"> </w:t>
+      </w:r>
+      <w:r>
+        <w:t xml:space="preserve">Evidencia de la vida fuente / consulta / fecha</w:t>
+      </w:r>
+      <w:r>
+        <w:t xml:space="preserve"> </w:t>
+      </w:r>
+      <w:r>
+        <w:t xml:space="preserve">Test / result / exceptions ⋅                                                                                                                             </w:t>
+      </w:r>
+      <w:r>
+        <w:t xml:space="preserve"> </w:t>
+      </w:r>
+      <w:r>
+        <w:t xml:space="preserve">El riesgo / la causa / la protección provisional</w:t>
+      </w:r>
+      <w:r>
+        <w:t xml:space="preserve"> </w:t>
+      </w:r>
+      <w:r>
+        <w:t xml:space="preserve">“Actuación permanente / propietario / fecha de vencimiento”</w:t>
+      </w:r>
+      <w:r>
+        <w:t xml:space="preserve"> </w:t>
+      </w:r>
+      <w:r>
+        <w:t xml:space="preserve">Retest/Cierre de la vida</w:t>
       </w:r>
     </w:p>
     <w:bookmarkEnd w:id="116"/>
-    <w:bookmarkStart w:id="117" w:name="Xcb262a87bbe29bbf2c0f094a35695c8af602b34"/>
+    <w:bookmarkStart w:id="117" w:name="X9e47ee6a1859eb57118f0c27b2e3cd0efc4679f"/>
     <w:p>
       <w:pPr>
         <w:pStyle w:val="Heading2"/>
       </w:pPr>
       <w:r>
-        <w:t xml:space="preserve">29.5 ¿Por qué la identidad es crítica en la nube?</w:t>
+        <w:t xml:space="preserve">30.3 Revisión de la garantía de los proveedores</w:t>
       </w:r>
     </w:p>
     <w:p>
@@ -7281,17 +7431,80 @@
         <w:pStyle w:val="FirstParagraph"/>
       </w:pPr>
       <w:r>
-        <w:t xml:space="preserve">APIs y planos de control permiten que las identidades y fichas creen, cambien, accedan o eliminen recursos a escala.</w:t>
+        <w:t xml:space="preserve">|** |</w:t>
+      </w:r>
+      <w:r>
+        <w:t xml:space="preserve"> </w:t>
+      </w:r>
+      <w:r>
+        <w:t xml:space="preserve">|… |</w:t>
+      </w:r>
+      <w:r>
+        <w:t xml:space="preserve"> </w:t>
+      </w:r>
+      <w:r>
+        <w:t xml:space="preserve">“Proveedor/servicio/entidad en la vida”</w:t>
+      </w:r>
+      <w:r>
+        <w:t xml:space="preserve"> </w:t>
+      </w:r>
+      <w:r>
+        <w:t xml:space="preserve">| Artifact/issuer/period |                            </w:t>
+      </w:r>
+      <w:r>
+        <w:br/>
+      </w:r>
+      <w:r>
+        <w:t xml:space="preserve">“Escopo/regiones/criterios”</w:t>
+      </w:r>
+      <w:r>
+        <w:t xml:space="preserve"> </w:t>
+      </w:r>
+      <w:r>
+        <w:t xml:space="preserve">“Opinión/certificate status |                           </w:t>
+      </w:r>
+      <w:r>
+        <w:br/>
+      </w:r>
+      <w:r>
+        <w:t xml:space="preserve">Tests/excepciones/finamientos de la vida</w:t>
+      </w:r>
+      <w:r>
+        <w:t xml:space="preserve"> </w:t>
+      </w:r>
+      <w:r>
+        <w:t xml:space="preserve">TENIDOS DE LAS CUESTIONES DEL cliente |                                                                                                                          ”</w:t>
+      </w:r>
+      <w:r>
+        <w:t xml:space="preserve">Las organizaciones de subservicio en la vida”</w:t>
+      </w:r>
+      <w:r>
+        <w:t xml:space="preserve"> </w:t>
+      </w:r>
+      <w:r>
+        <w:t xml:space="preserve">Subsequent events/changes ⋅                                                                                                                            </w:t>
+      </w:r>
+      <w:r>
+        <w:t xml:space="preserve"> </w:t>
+      </w:r>
+      <w:r>
+        <w:t xml:space="preserve">“Aplicabilidad/salidas de evidencia”</w:t>
+      </w:r>
+      <w:r>
+        <w:t xml:space="preserve"> </w:t>
+      </w:r>
+      <w:r>
+        <w:t xml:space="preserve">“Actuación/decisión de riesgo”</w:t>
       </w:r>
     </w:p>
     <w:bookmarkEnd w:id="117"/>
-    <w:bookmarkStart w:id="118" w:name="qué-es-una-zona-de-aterrizaje"/>
+    <w:bookmarkStart w:id="118" w:name="registro-de-incidentes-y-recuperación"/>
     <w:p>
       <w:pPr>
         <w:pStyle w:val="Heading2"/>
       </w:pPr>
       <w:r>
-        <w:t xml:space="preserve">29.6 ¿Qué es una zona de aterrizaje?</w:t>
+        <w:t xml:space="preserve">30.4 Registro de incidentes y recuperación</w:t>
       </w:r>
     </w:p>
     <w:p>
@@ -7299,17 +7512,89 @@
         <w:pStyle w:val="FirstParagraph"/>
       </w:pPr>
       <w:r>
-        <w:t xml:space="preserve">Una base de nube reutilizable para la jerarquía, la identidad, la creación de redes, la tala de registros, la vigilancia, los servicios compartidos y la separación del volumen de trabajo.</w:t>
+        <w:t xml:space="preserve">|** |</w:t>
+      </w:r>
+      <w:r>
+        <w:t xml:space="preserve"> </w:t>
+      </w:r>
+      <w:r>
+        <w:t xml:space="preserve">|… |</w:t>
+      </w:r>
+      <w:r>
+        <w:t xml:space="preserve"> </w:t>
+      </w:r>
+      <w:r>
+        <w:t xml:space="preserve">“Principio/comandante/severidad”</w:t>
+      </w:r>
+      <w:r>
+        <w:t xml:space="preserve"> </w:t>
+      </w:r>
+      <w:r>
+        <w:t xml:space="preserve">Tenant/accounts/resources continuously                                                                                                                           </w:t>
+      </w:r>
+      <w:r>
+        <w:t xml:space="preserve"> </w:t>
+      </w:r>
+      <w:r>
+        <w:t xml:space="preserve">Identidad/tokens / keys |                                                                                                                           </w:t>
+      </w:r>
+      <w:r>
+        <w:br/>
+      </w:r>
+      <w:r>
+        <w:t xml:space="preserve">“Datos/regiones/providentes”</w:t>
+      </w:r>
+      <w:r>
+        <w:t xml:space="preserve"> </w:t>
+      </w:r>
+      <w:r>
+        <w:t xml:space="preserve">sobre la vida                       </w:t>
+      </w:r>
+      <w:r>
+        <w:br/>
+      </w:r>
+      <w:r>
+        <w:t xml:space="preserve">TENIENDO Timeline/logs/preservation |                                                                                                                          </w:t>
+      </w:r>
+      <w:r>
+        <w:t xml:space="preserve"> </w:t>
+      </w:r>
+      <w:r>
+        <w:t xml:space="preserve">“Contenimiento/aprobaciones infligidas”</w:t>
+      </w:r>
+      <w:r>
+        <w:t xml:space="preserve"> </w:t>
+      </w:r>
+      <w:r>
+        <w:t xml:space="preserve">Erradicación de la vida / fuente de confianza</w:t>
+      </w:r>
+      <w:r>
+        <w:t xml:space="preserve"> </w:t>
+      </w:r>
+      <w:r>
+        <w:t xml:space="preserve">Restore / RTO / RPO |                          </w:t>
+      </w:r>
+      <w:r>
+        <w:br/>
+      </w:r>
+      <w:r>
+        <w:t xml:space="preserve">“Vidación/acceptancia de la vida”</w:t>
+      </w:r>
+      <w:r>
+        <w:t xml:space="preserve"> </w:t>
+      </w:r>
+      <w:r>
+        <w:t xml:space="preserve">Lecciones/acción/retestigos sobre la vida</w:t>
       </w:r>
     </w:p>
     <w:bookmarkEnd w:id="118"/>
-    <w:bookmarkStart w:id="119" w:name="cspm-scan-versus-valoración"/>
+    <w:bookmarkStart w:id="119" w:name="glosario"/>
     <w:p>
       <w:pPr>
         <w:pStyle w:val="Heading2"/>
       </w:pPr>
       <w:r>
-        <w:t xml:space="preserve">29.7 CSPM Scan versus valoración?</w:t>
+        <w:t xml:space="preserve">30.5 Glosario</w:t>
       </w:r>
     </w:p>
     <w:p>
@@ -7317,17 +7602,119 @@
         <w:pStyle w:val="FirstParagraph"/>
       </w:pPr>
       <w:r>
-        <w:t xml:space="preserve">Un análisis detecta las condiciones configuradas. Una evaluación valida criterios, alcance completo, responsabilidad, fiabilidad de pruebas, proceso operativo, excepciones, riesgo y retest.</w:t>
+        <w:t xml:space="preserve">|** |</w:t>
+      </w:r>
+      <w:r>
+        <w:t xml:space="preserve"> </w:t>
+      </w:r>
+      <w:r>
+        <w:t xml:space="preserve">|… |</w:t>
+      </w:r>
+      <w:r>
+        <w:t xml:space="preserve"> </w:t>
+      </w:r>
+      <w:r>
+        <w:t xml:space="preserve">← Iniciativa de Evaluación de Consensos en la India</w:t>
+      </w:r>
+      <w:r>
+        <w:t xml:space="preserve"> </w:t>
+      </w:r>
+      <w:r>
+        <w:t xml:space="preserve">| CCM Silencioso Cloud Controls Matrix. |</w:t>
+      </w:r>
+      <w:r>
+        <w:t xml:space="preserve"> </w:t>
+      </w:r>
+      <w:r>
+        <w:t xml:space="preserve">TEN Cloud control plano TEN APIs y servicios utilizados para administrar recursos en la nube. |</w:t>
+      </w:r>
+      <w:r>
+        <w:t xml:space="preserve"> </w:t>
+      </w:r>
+      <w:r>
+        <w:t xml:space="preserve">| CSPM Silencioso Manejo de posturas de seguridad en la nube. |</w:t>
+      </w:r>
+      <w:r>
+        <w:t xml:space="preserve"> </w:t>
+      </w:r>
+      <w:r>
+        <w:t xml:space="preserve">tención Guardrail | Regla preventiva o detective que limita el uso de la nube.</w:t>
+      </w:r>
+      <w:r>
+        <w:t xml:space="preserve"> </w:t>
+      </w:r>
+      <w:r>
+        <w:t xml:space="preserve">tención IaaAS Silencioso infraestructura como servicio.</w:t>
+      </w:r>
+      <w:r>
+        <w:t xml:space="preserve"> </w:t>
+      </w:r>
+      <w:r>
+        <w:t xml:space="preserve">TENCIÓN IaC | Infraestructura como código.</w:t>
+      </w:r>
+      <w:r>
+        <w:t xml:space="preserve"> </w:t>
+      </w:r>
+      <w:r>
+        <w:t xml:space="preserve">| Zona de aterrizaje | Fundamentos de nube estándar para la gobernanza y la carga de trabajo.</w:t>
+      </w:r>
+      <w:r>
+        <w:t xml:space="preserve"> </w:t>
+      </w:r>
+      <w:r>
+        <w:t xml:space="preserve">| PaaS Silencioso Plataforma como servicio. |</w:t>
+      </w:r>
+      <w:r>
+        <w:t xml:space="preserve"> </w:t>
+      </w:r>
+      <w:r>
+        <w:t xml:space="preserve">tención Política como código | Reglas de política evaluadas a máquina almacenadas y gobernadas como código.</w:t>
+      </w:r>
+      <w:r>
+        <w:t xml:space="preserve"> </w:t>
+      </w:r>
+      <w:r>
+        <w:t xml:space="preserve">| RPO | Pérdida máxima tolerable de datos medida en el tiempo.</w:t>
+      </w:r>
+      <w:r>
+        <w:t xml:space="preserve"> </w:t>
+      </w:r>
+      <w:r>
+        <w:t xml:space="preserve">| RTO | Tiempo de restauración.</w:t>
+      </w:r>
+      <w:r>
+        <w:t xml:space="preserve"> </w:t>
+      </w:r>
+      <w:r>
+        <w:t xml:space="preserve">← SaaS Silencioso Software como un Servicio.</w:t>
+      </w:r>
+      <w:r>
+        <w:t xml:space="preserve"> </w:t>
+      </w:r>
+      <w:r>
+        <w:t xml:space="preserve">tención Servicio principal / carga de trabajo identidad | Identidad no humana utilizada por software o automatización. |</w:t>
+      </w:r>
+      <w:r>
+        <w:t xml:space="preserve"> </w:t>
+      </w:r>
+      <w:r>
+        <w:t xml:space="preserve">| Responsabilidad compartida | Asignación de responsabilidades de proveedor y de seguridad de los clientes.</w:t>
+      </w:r>
+      <w:r>
+        <w:t xml:space="preserve"> </w:t>
+      </w:r>
+      <w:r>
+        <w:t xml:space="preserve">TEN STAR | CSA Security, Trust, Assurance and Risk program/registry.</w:t>
       </w:r>
     </w:p>
     <w:bookmarkEnd w:id="119"/>
-    <w:bookmarkStart w:id="120" w:name="qué-es-la-infraestructura-como-código"/>
+    <w:bookmarkStart w:id="120" w:name="subject-index"/>
     <w:p>
       <w:pPr>
         <w:pStyle w:val="Heading2"/>
       </w:pPr>
       <w:r>
-        <w:t xml:space="preserve">29.8 ¿Qué es la infraestructura como código?</w:t>
+        <w:t xml:space="preserve">30.6 Subject index</w:t>
       </w:r>
     </w:p>
     <w:p>
@@ -7335,993 +7722,326 @@
         <w:pStyle w:val="FirstParagraph"/>
       </w:pPr>
       <w:r>
-        <w:t xml:space="preserve">Definiciones declarativas controladas por versiones de infraestructura que pueden ser revisadas, probadas, desplegadas y supervisadas para la deriva.</w:t>
+        <w:t xml:space="preserve">Subjeto**</w:t>
+      </w:r>
+      <w:r>
+        <w:t xml:space="preserve"> </w:t>
+      </w:r>
+      <w:r>
+        <w:t xml:space="preserve">|… |</w:t>
+      </w:r>
+      <w:r>
+        <w:t xml:space="preserve"> </w:t>
+      </w:r>
+      <w:r>
+        <w:t xml:space="preserve">← Servicios de inteligencia artificial</w:t>
+      </w:r>
+      <w:r>
+        <w:t xml:space="preserve"> </w:t>
+      </w:r>
+      <w:r>
+        <w:t xml:space="preserve">Silencioso Aplicaciones / DevSecOps | 13</w:t>
+      </w:r>
+      <w:r>
+        <w:t xml:space="preserve"> </w:t>
+      </w:r>
+      <w:r>
+        <w:t xml:space="preserve">Evaluación/evidencia en la vida cotidiana</w:t>
+      </w:r>
+      <w:r>
+        <w:t xml:space="preserve"> </w:t>
+      </w:r>
+      <w:r>
+        <w:t xml:space="preserve">| CCM v4.1 |</w:t>
+      </w:r>
+      <w:r>
+        <w:t xml:space="preserve"> </w:t>
+      </w:r>
+      <w:r>
+        <w:t xml:space="preserve">TENIDA Datos/privacy TENED 8, 21</w:t>
+      </w:r>
+      <w:r>
+        <w:t xml:space="preserve"> </w:t>
+      </w:r>
+      <w:r>
+        <w:t xml:space="preserve">tención Encryption/keys/secrets tención 9</w:t>
+      </w:r>
+      <w:r>
+        <w:t xml:space="preserve"> </w:t>
+      </w:r>
+      <w:r>
+        <w:t xml:space="preserve">Identidad permanente</w:t>
+      </w:r>
+      <w:r>
+        <w:t xml:space="preserve"> </w:t>
+      </w:r>
+      <w:r>
+        <w:t xml:space="preserve">| IaC / policy | 14</w:t>
+      </w:r>
+      <w:r>
+        <w:t xml:space="preserve"> </w:t>
+      </w:r>
+      <w:r>
+        <w:t xml:space="preserve">| Respuesta del incidente |</w:t>
+      </w:r>
+      <w:r>
+        <w:t xml:space="preserve"> </w:t>
+      </w:r>
+      <w:r>
+        <w:t xml:space="preserve">| Inventario/zonas de aterrizaje |</w:t>
+      </w:r>
+      <w:r>
+        <w:t xml:space="preserve"> </w:t>
+      </w:r>
+      <w:r>
+        <w:t xml:space="preserve">Silencioso Kubernetes</w:t>
+      </w:r>
+      <w:r>
+        <w:t xml:space="preserve"> </w:t>
+      </w:r>
+      <w:r>
+        <w:t xml:space="preserve">Silenciosos en la vida</w:t>
+      </w:r>
+      <w:r>
+        <w:t xml:space="preserve"> </w:t>
+      </w:r>
+      <w:r>
+        <w:t xml:space="preserve">Silencioso Silencioso</w:t>
+      </w:r>
+      <w:r>
+        <w:t xml:space="preserve"> </w:t>
+      </w:r>
+      <w:r>
+        <w:t xml:space="preserve">| | | .</w:t>
+      </w:r>
+      <w:r>
+        <w:t xml:space="preserve"> </w:t>
+      </w:r>
+      <w:r>
+        <w:t xml:space="preserve">← Resiliencia/recuperación</w:t>
+      </w:r>
+      <w:r>
+        <w:t xml:space="preserve"> </w:t>
+      </w:r>
+      <w:r>
+        <w:t xml:space="preserve">| | |</w:t>
+      </w:r>
+      <w:r>
+        <w:t xml:space="preserve"> </w:t>
+      </w:r>
+      <w:r>
+        <w:t xml:space="preserve">tención Serverless / APIs TEN 16 |</w:t>
+      </w:r>
+      <w:r>
+        <w:t xml:space="preserve"> </w:t>
+      </w:r>
+      <w:r>
+        <w:t xml:space="preserve">| Responsabilidad compartida |</w:t>
+      </w:r>
+      <w:r>
+        <w:t xml:space="preserve"> </w:t>
+      </w:r>
+      <w:r>
+        <w:t xml:space="preserve">Ø Herramientas para prevenir la muerte</w:t>
+      </w:r>
+      <w:r>
+        <w:t xml:space="preserve"> </w:t>
+      </w:r>
+      <w:r>
+        <w:t xml:space="preserve">| Vulnerability | 11</w:t>
       </w:r>
     </w:p>
     <w:bookmarkEnd w:id="120"/>
-    <w:bookmarkStart w:id="121" w:name="cómo-aseguras-secretos"/>
+    <w:bookmarkStart w:id="127" w:name="referencias-oficiales"/>
     <w:p>
       <w:pPr>
         <w:pStyle w:val="Heading2"/>
       </w:pPr>
       <w:r>
-        <w:t xml:space="preserve">29.9 ¿Cómo aseguras secretos?</w:t>
-      </w:r>
+        <w:t xml:space="preserve">30.7 Referencias oficiales</w:t>
+      </w:r>
+    </w:p>
+    <w:p>
+      <w:pPr>
+        <w:numPr>
+          <w:ilvl w:val="0"/>
+          <w:numId w:val="1041"/>
+        </w:numPr>
+      </w:pPr>
+      <w:hyperlink r:id="rId121">
+        <w:r>
+          <w:rPr>
+            <w:rStyle w:val="Hyperlink"/>
+          </w:rPr>
+          <w:t xml:space="preserve">Se indica que Controles de Nube Matrix v4.1</w:t>
+        </w:r>
+      </w:hyperlink>
+    </w:p>
+    <w:p>
+      <w:pPr>
+        <w:numPr>
+          <w:ilvl w:val="0"/>
+          <w:numId w:val="1041"/>
+        </w:numPr>
+      </w:pPr>
+      <w:r>
+        <w:t xml:space="preserve">(https://cloudsecurityalliance.org/research/cloud-controls-matrix)</w:t>
+      </w:r>
+    </w:p>
+    <w:p>
+      <w:pPr>
+        <w:numPr>
+          <w:ilvl w:val="0"/>
+          <w:numId w:val="1041"/>
+        </w:numPr>
+      </w:pPr>
+      <w:r>
+        <w:t xml:space="preserve">☐ [ ]](https://cloudsecurityalliance.org/star/resources)</w:t>
+      </w:r>
+    </w:p>
+    <w:p>
+      <w:pPr>
+        <w:numPr>
+          <w:ilvl w:val="0"/>
+          <w:numId w:val="1041"/>
+        </w:numPr>
+      </w:pPr>
+      <w:hyperlink r:id="rId122">
+        <w:r>
+          <w:rPr>
+            <w:rStyle w:val="Hyperlink"/>
+          </w:rPr>
+          <w:t xml:space="preserve">Tecnologia de nube</w:t>
+        </w:r>
+      </w:hyperlink>
+    </w:p>
+    <w:p>
+      <w:pPr>
+        <w:numPr>
+          <w:ilvl w:val="0"/>
+          <w:numId w:val="1041"/>
+        </w:numPr>
+      </w:pPr>
+      <w:hyperlink r:id="rId123">
+        <w:r>
+          <w:rPr>
+            <w:rStyle w:val="Hyperlink"/>
+          </w:rPr>
+          <w:t xml:space="preserve">Seguridad y privacidad de la nube pública</w:t>
+        </w:r>
+      </w:hyperlink>
+    </w:p>
+    <w:p>
+      <w:pPr>
+        <w:numPr>
+          <w:ilvl w:val="0"/>
+          <w:numId w:val="1041"/>
+        </w:numPr>
+      </w:pPr>
+      <w:hyperlink r:id="rId124">
+        <w:r>
+          <w:rPr>
+            <w:rStyle w:val="Hyperlink"/>
+          </w:rPr>
+          <w:t xml:space="preserve">Normativa de nube y recomendaciones</w:t>
+        </w:r>
+      </w:hyperlink>
+    </w:p>
+    <w:p>
+      <w:pPr>
+        <w:numPr>
+          <w:ilvl w:val="0"/>
+          <w:numId w:val="1041"/>
+        </w:numPr>
+      </w:pPr>
+      <w:r>
+        <w:t xml:space="preserve">[ indicau]NIST SP 800-210 — Control de acceso a la nube correspondiente](https://csrc.nist.gov/pubs/sp/800/210/final)</w:t>
+      </w:r>
+    </w:p>
+    <w:p>
+      <w:pPr>
+        <w:numPr>
+          <w:ilvl w:val="0"/>
+          <w:numId w:val="1041"/>
+        </w:numPr>
+      </w:pPr>
+      <w:r>
+        <w:t xml:space="preserve">[ ]](https://csrc.nist.gov/projects/cloud-computing/publications)</w:t>
+      </w:r>
+    </w:p>
+    <w:p>
+      <w:pPr>
+        <w:numPr>
+          <w:ilvl w:val="0"/>
+          <w:numId w:val="1041"/>
+        </w:numPr>
+      </w:pPr>
+      <w:r>
+        <w:t xml:space="preserve">(https://www.cisa.gov/resources-tools/services/secure-cloud-business-applications-scuba-project)</w:t>
+      </w:r>
+    </w:p>
+    <w:p>
+      <w:pPr>
+        <w:numPr>
+          <w:ilvl w:val="0"/>
+          <w:numId w:val="1041"/>
+        </w:numPr>
+      </w:pPr>
+      <w:r>
+        <w:t xml:space="preserve">[ indicau]CISA Cloud Security Technical Reference Architecture won/u contacto](https://www.cisa.gov/resources-tools/resources/cloud-security-technical-reference-architecture)</w:t>
+      </w:r>
+    </w:p>
+    <w:p>
+      <w:pPr>
+        <w:numPr>
+          <w:ilvl w:val="0"/>
+          <w:numId w:val="1041"/>
+        </w:numPr>
+      </w:pPr>
+      <w:hyperlink r:id="rId125">
+        <w:r>
+          <w:rPr>
+            <w:rStyle w:val="Hyperlink"/>
+          </w:rPr>
+          <w:t xml:space="preserve">Se indica</w:t>
+        </w:r>
+      </w:hyperlink>
+    </w:p>
+    <w:p>
+      <w:pPr>
+        <w:numPr>
+          <w:ilvl w:val="0"/>
+          <w:numId w:val="1041"/>
+        </w:numPr>
+      </w:pPr>
+      <w:r>
+        <w:t xml:space="preserve">[Se indica] (https://www.cisa.gov/resources-tools/resources/zero-trust-maturity-model)</w:t>
+      </w:r>
+    </w:p>
+    <w:p>
+      <w:pPr>
+        <w:numPr>
+          <w:ilvl w:val="0"/>
+          <w:numId w:val="1041"/>
+        </w:numPr>
+      </w:pPr>
+      <w:hyperlink r:id="rId126">
+        <w:r>
+          <w:rPr>
+            <w:rStyle w:val="Hyperlink"/>
+          </w:rPr>
+          <w:t xml:space="preserve">Seguridad de aplicaciones nativas en la nube de XOWASP Top 10 seleccionado/u fiel</w:t>
+        </w:r>
+      </w:hyperlink>
     </w:p>
     <w:p>
       <w:pPr>
         <w:pStyle w:val="FirstParagraph"/>
       </w:pPr>
       <w:r>
-        <w:t xml:space="preserve">Utilice una tienda secreta gestionada, credenciales de corta duración, permisos estrechos, rotación, monitoreo y prevención en código, registros, imágenes y estado.</w:t>
-      </w:r>
-    </w:p>
-    <w:bookmarkEnd w:id="121"/>
-    <w:bookmarkStart w:id="122" w:name="cómo-verifica-la-recuperación-de-la-nube"/>
-    <w:p>
-      <w:pPr>
-        <w:pStyle w:val="Heading2"/>
-      </w:pPr>
-      <w:r>
-        <w:t xml:space="preserve">29.10 ¿Cómo verifica la recuperación de la nube?</w:t>
-      </w:r>
-    </w:p>
-    <w:p>
-      <w:pPr>
-        <w:pStyle w:val="FirstParagraph"/>
-      </w:pPr>
-      <w:r>
-        <w:t xml:space="preserve">Restaurar el servicio completo de fuentes protegidas, medir la pérdida de tiempo/datos real, validar la seguridad, datos, interfaces, rendimiento y aceptación empresarial.</w:t>
-      </w:r>
-    </w:p>
-    <w:bookmarkEnd w:id="122"/>
-    <w:bookmarkStart w:id="123" w:name="qué-es-csa-ccm-v4.1"/>
-    <w:p>
-      <w:pPr>
-        <w:pStyle w:val="Heading2"/>
-      </w:pPr>
-      <w:r>
-        <w:t xml:space="preserve">29.11 ¿Qué es CSA CCM v4.1?</w:t>
-      </w:r>
-    </w:p>
-    <w:p>
-      <w:pPr>
-        <w:pStyle w:val="FirstParagraph"/>
-      </w:pPr>
-      <w:r>
-        <w:t xml:space="preserve">Un marco de control de la nube con 207 objetivos de control en 17 dominios, junto con CAIQ para asegurar el proveedor.</w:t>
-      </w:r>
-    </w:p>
-    <w:bookmarkEnd w:id="123"/>
-    <w:bookmarkStart w:id="124" w:name="qué-hace-un-buen-analista-junior"/>
-    <w:p>
-      <w:pPr>
-        <w:pStyle w:val="Heading2"/>
-      </w:pPr>
-      <w:r>
-        <w:t xml:space="preserve">29.12 ¿Qué hace un buen analista junior?</w:t>
-      </w:r>
-    </w:p>
-    <w:p>
-      <w:pPr>
-        <w:pStyle w:val="FirstParagraph"/>
-      </w:pPr>
-      <w:r>
-        <w:t xml:space="preserve">Alcance cuidadoso, sólo lectura de primeros pasos, evidencia confiable, validación, escritura clara, manejo seguro de credenciales, y limitaciones honestas.</w:t>
-      </w:r>
-    </w:p>
-    <w:bookmarkEnd w:id="124"/>
-    <w:bookmarkEnd w:id="125"/>
-    <w:bookmarkStart w:id="139" w:name="plantillas-glosario-índice-y-referencias"/>
-    <w:p>
-      <w:pPr>
-        <w:pStyle w:val="Heading1"/>
-      </w:pPr>
-      <w:r>
-        <w:t xml:space="preserve">30. Plantillas, Glosario, Índice y Referencias</w:t>
-      </w:r>
-    </w:p>
-    <w:p>
-      <w:pPr>
-        <w:numPr>
-          <w:ilvl w:val="0"/>
-          <w:numId w:val="1040"/>
-        </w:numPr>
-        <w:pStyle w:val="Compact"/>
-      </w:pPr>
-      <w:r>
-        <w:t xml:space="preserve">Estructuras de trabajo reutilizables, términos clave, índice de sujeto y puntos de partida autorizados*.</w:t>
-      </w:r>
-    </w:p>
-    <w:bookmarkStart w:id="126" w:name="X707c791c815b17b811c3e62d5abbdfd13af2be5"/>
-    <w:p>
-      <w:pPr>
-        <w:pStyle w:val="Heading2"/>
-      </w:pPr>
-      <w:r>
-        <w:t xml:space="preserve">30.1 Registro de inventario y responsabilidad de la nube</w:t>
-      </w:r>
-    </w:p>
-    <w:p>
-      <w:pPr>
-        <w:pStyle w:val="FirstParagraph"/>
-      </w:pPr>
-      <w:r>
-        <w:t xml:space="preserve">|** |</w:t>
-      </w:r>
-      <w:r>
-        <w:t xml:space="preserve"> </w:t>
-      </w:r>
-      <w:r>
-        <w:t xml:space="preserve">|… |</w:t>
-      </w:r>
-      <w:r>
-        <w:t xml:space="preserve"> </w:t>
-      </w:r>
-      <w:r>
-        <w:t xml:space="preserve">- Proveedor de la vida / arrendatario / cuenta / región infligida                       </w:t>
-      </w:r>
-      <w:r>
-        <w:br/>
-      </w:r>
-      <w:r>
-        <w:t xml:space="preserve">, Servicio de Vida / recurso / propietario                               </w:t>
-      </w:r>
-      <w:r>
-        <w:br/>
-      </w:r>
-      <w:r>
-        <w:t xml:space="preserve">“</w:t>
-      </w:r>
-      <w:r>
-        <w:t xml:space="preserve">Pripose</w:t>
-      </w:r>
-      <w:r>
-        <w:t xml:space="preserve">”</w:t>
-      </w:r>
-      <w:r>
-        <w:t xml:space="preserve"> </w:t>
-      </w:r>
-      <w:r>
-        <w:t xml:space="preserve">/ environment / criticality ⋅                         </w:t>
-      </w:r>
-      <w:r>
-        <w:br/>
-      </w:r>
-      <w:r>
-        <w:t xml:space="preserve">TENIENDO Datos / residencia / retención |                             </w:t>
-      </w:r>
-      <w:r>
-        <w:br/>
-      </w:r>
-      <w:r>
-        <w:t xml:space="preserve">Identidad permanente / privilegios / integración</w:t>
-      </w:r>
-      <w:r>
-        <w:t xml:space="preserve"> </w:t>
-      </w:r>
-      <w:r>
-        <w:t xml:space="preserve">, la Red de Exhibiciones y la Exhibición |                           </w:t>
-      </w:r>
-      <w:r>
-        <w:br/>
-      </w:r>
-      <w:r>
-        <w:t xml:space="preserve">“</w:t>
-      </w:r>
-      <w:r>
-        <w:t xml:space="preserve">La responsabilidad de los proveedores en la vida</w:t>
-      </w:r>
-      <w:r>
-        <w:t xml:space="preserve">”</w:t>
-      </w:r>
-      <w:r>
-        <w:t xml:space="preserve"> </w:t>
-      </w:r>
-      <w:r>
-        <w:t xml:space="preserve">“</w:t>
-      </w:r>
-      <w:r>
-        <w:t xml:space="preserve">La responsabilidad de los clientes en la vida</w:t>
-      </w:r>
-      <w:r>
-        <w:t xml:space="preserve">”</w:t>
-      </w:r>
-      <w:r>
-        <w:t xml:space="preserve"> </w:t>
-      </w:r>
-      <w:r>
-        <w:t xml:space="preserve">Evidencia / evaluación de los resultados de la investigación</w:t>
-      </w:r>
-      <w:r>
-        <w:t xml:space="preserve"> </w:t>
-      </w:r>
-      <w:r>
-        <w:t xml:space="preserve">La recuperación de la vida / el incidente / la salida de la vida                             </w:t>
-      </w:r>
-    </w:p>
-    <w:bookmarkEnd w:id="126"/>
-    <w:bookmarkStart w:id="127" w:name="papel-de-control-de-la-nube"/>
-    <w:p>
-      <w:pPr>
-        <w:pStyle w:val="Heading2"/>
-      </w:pPr>
-      <w:r>
-        <w:t xml:space="preserve">30.2 Papel de control de la nube</w:t>
-      </w:r>
-    </w:p>
-    <w:p>
-      <w:pPr>
-        <w:pStyle w:val="FirstParagraph"/>
-      </w:pPr>
-      <w:r>
-        <w:t xml:space="preserve">|** |</w:t>
-      </w:r>
-      <w:r>
-        <w:t xml:space="preserve"> </w:t>
-      </w:r>
-      <w:r>
-        <w:t xml:space="preserve">|… |</w:t>
-      </w:r>
-      <w:r>
-        <w:t xml:space="preserve"> </w:t>
-      </w:r>
-      <w:r>
-        <w:t xml:space="preserve">Requirement / framework / version Н                         </w:t>
-      </w:r>
-      <w:r>
-        <w:br/>
-      </w:r>
-      <w:r>
-        <w:t xml:space="preserve">“</w:t>
-      </w:r>
-      <w:r>
-        <w:t xml:space="preserve">La vida escoge / la responsabilidad</w:t>
-      </w:r>
-      <w:r>
-        <w:t xml:space="preserve">”</w:t>
-      </w:r>
-      <w:r>
-        <w:t xml:space="preserve"> </w:t>
-      </w:r>
-      <w:r>
-        <w:t xml:space="preserve">La arquitectura de la vida y la aplicación han sido incomprensibles.</w:t>
-      </w:r>
-      <w:r>
-        <w:t xml:space="preserve"> </w:t>
-      </w:r>
-      <w:r>
-        <w:t xml:space="preserve">IaC / policy / settings ⋅                          </w:t>
-      </w:r>
-      <w:r>
-        <w:br/>
-      </w:r>
-      <w:r>
-        <w:t xml:space="preserve">“</w:t>
-      </w:r>
-      <w:r>
-        <w:t xml:space="preserve">Proceso permanente / propietario / frecuencia</w:t>
-      </w:r>
-      <w:r>
-        <w:t xml:space="preserve">”</w:t>
-      </w:r>
-      <w:r>
-        <w:t xml:space="preserve"> </w:t>
-      </w:r>
-      <w:r>
-        <w:t xml:space="preserve">Evidencia de la vida fuente / consulta / fecha</w:t>
-      </w:r>
-      <w:r>
-        <w:t xml:space="preserve"> </w:t>
-      </w:r>
-      <w:r>
-        <w:t xml:space="preserve">Test / result / exceptions ⋅                                                                                                                             </w:t>
-      </w:r>
-      <w:r>
-        <w:t xml:space="preserve"> </w:t>
-      </w:r>
-      <w:r>
-        <w:t xml:space="preserve">El riesgo / la causa / la protección provisional</w:t>
-      </w:r>
-      <w:r>
-        <w:t xml:space="preserve"> </w:t>
-      </w:r>
-      <w:r>
-        <w:t xml:space="preserve">“</w:t>
-      </w:r>
-      <w:r>
-        <w:t xml:space="preserve">Actuación permanente / propietario / fecha de vencimiento</w:t>
-      </w:r>
-      <w:r>
-        <w:t xml:space="preserve">”</w:t>
-      </w:r>
-      <w:r>
-        <w:t xml:space="preserve"> </w:t>
-      </w:r>
-      <w:r>
-        <w:t xml:space="preserve">Retest/Cierre de la vida</w:t>
-      </w:r>
-    </w:p>
-    <w:bookmarkEnd w:id="127"/>
-    <w:bookmarkStart w:id="128" w:name="X9e47ee6a1859eb57118f0c27b2e3cd0efc4679f"/>
-    <w:p>
-      <w:pPr>
-        <w:pStyle w:val="Heading2"/>
-      </w:pPr>
-      <w:r>
-        <w:t xml:space="preserve">30.3 Revisión de la garantía de los proveedores</w:t>
-      </w:r>
-    </w:p>
-    <w:p>
-      <w:pPr>
-        <w:pStyle w:val="FirstParagraph"/>
-      </w:pPr>
-      <w:r>
-        <w:t xml:space="preserve">|** |</w:t>
-      </w:r>
-      <w:r>
-        <w:t xml:space="preserve"> </w:t>
-      </w:r>
-      <w:r>
-        <w:t xml:space="preserve">|… |</w:t>
-      </w:r>
-      <w:r>
-        <w:t xml:space="preserve"> </w:t>
-      </w:r>
-      <w:r>
-        <w:t xml:space="preserve">“</w:t>
-      </w:r>
-      <w:r>
-        <w:t xml:space="preserve">Proveedor/servicio/entidad en la vida</w:t>
-      </w:r>
-      <w:r>
-        <w:t xml:space="preserve">”</w:t>
-      </w:r>
-      <w:r>
-        <w:t xml:space="preserve"> </w:t>
-      </w:r>
-      <w:r>
-        <w:t xml:space="preserve">| Artifact/issuer/period |                            </w:t>
-      </w:r>
-      <w:r>
-        <w:br/>
-      </w:r>
-      <w:r>
-        <w:t xml:space="preserve">“</w:t>
-      </w:r>
-      <w:r>
-        <w:t xml:space="preserve">Escopo/regiones/criterios</w:t>
-      </w:r>
-      <w:r>
-        <w:t xml:space="preserve">”</w:t>
-      </w:r>
-      <w:r>
-        <w:t xml:space="preserve"> </w:t>
-      </w:r>
-      <w:r>
-        <w:t xml:space="preserve">“</w:t>
-      </w:r>
-      <w:r>
-        <w:t xml:space="preserve">Opinión/certificate status |                           </w:t>
-      </w:r>
-      <w:r>
-        <w:br/>
-      </w:r>
-      <w:r>
-        <w:t xml:space="preserve">Tests/excepciones/finamientos de la vida</w:t>
-      </w:r>
-      <w:r>
-        <w:t xml:space="preserve"> </w:t>
-      </w:r>
-      <w:r>
-        <w:t xml:space="preserve">TENIDOS DE LAS CUESTIONES DEL cliente |                                                                                                                          </w:t>
-      </w:r>
-      <w:r>
-        <w:t xml:space="preserve">”</w:t>
-      </w:r>
-      <w:r>
-        <w:t xml:space="preserve">Las organizaciones de subservicio en la vida”</w:t>
-      </w:r>
-      <w:r>
-        <w:t xml:space="preserve"> </w:t>
-      </w:r>
-      <w:r>
-        <w:t xml:space="preserve">Subsequent events/changes ⋅                                                                                                                            </w:t>
-      </w:r>
-      <w:r>
-        <w:t xml:space="preserve"> </w:t>
-      </w:r>
-      <w:r>
-        <w:t xml:space="preserve">“</w:t>
-      </w:r>
-      <w:r>
-        <w:t xml:space="preserve">Aplicabilidad/salidas de evidencia</w:t>
-      </w:r>
-      <w:r>
-        <w:t xml:space="preserve">”</w:t>
-      </w:r>
-      <w:r>
-        <w:t xml:space="preserve"> </w:t>
-      </w:r>
-      <w:r>
-        <w:t xml:space="preserve">“</w:t>
-      </w:r>
-      <w:r>
-        <w:t xml:space="preserve">Actuación/decisión de riesgo</w:t>
-      </w:r>
-      <w:r>
-        <w:t xml:space="preserve">”</w:t>
-      </w:r>
-    </w:p>
-    <w:bookmarkEnd w:id="128"/>
-    <w:bookmarkStart w:id="129" w:name="registro-de-incidentes-y-recuperación"/>
-    <w:p>
-      <w:pPr>
-        <w:pStyle w:val="Heading2"/>
-      </w:pPr>
-      <w:r>
-        <w:t xml:space="preserve">30.4 Registro de incidentes y recuperación</w:t>
-      </w:r>
-    </w:p>
-    <w:p>
-      <w:pPr>
-        <w:pStyle w:val="FirstParagraph"/>
-      </w:pPr>
-      <w:r>
-        <w:t xml:space="preserve">|** |</w:t>
-      </w:r>
-      <w:r>
-        <w:t xml:space="preserve"> </w:t>
-      </w:r>
-      <w:r>
-        <w:t xml:space="preserve">|… |</w:t>
-      </w:r>
-      <w:r>
-        <w:t xml:space="preserve"> </w:t>
-      </w:r>
-      <w:r>
-        <w:t xml:space="preserve">“</w:t>
-      </w:r>
-      <w:r>
-        <w:t xml:space="preserve">Principio/comandante/severidad</w:t>
-      </w:r>
-      <w:r>
-        <w:t xml:space="preserve">”</w:t>
-      </w:r>
-      <w:r>
-        <w:t xml:space="preserve"> </w:t>
-      </w:r>
-      <w:r>
-        <w:t xml:space="preserve">Tenant/accounts/resources continuously                                                                                                                           </w:t>
-      </w:r>
-      <w:r>
-        <w:t xml:space="preserve"> </w:t>
-      </w:r>
-      <w:r>
-        <w:t xml:space="preserve">Identidad/tokens / keys |                                                                                                                           </w:t>
-      </w:r>
-      <w:r>
-        <w:br/>
-      </w:r>
-      <w:r>
-        <w:t xml:space="preserve">“</w:t>
-      </w:r>
-      <w:r>
-        <w:t xml:space="preserve">Datos/regiones/providentes</w:t>
-      </w:r>
-      <w:r>
-        <w:t xml:space="preserve">”</w:t>
-      </w:r>
-      <w:r>
-        <w:t xml:space="preserve"> </w:t>
-      </w:r>
-      <w:r>
-        <w:t xml:space="preserve">sobre la vida                       </w:t>
-      </w:r>
-      <w:r>
-        <w:br/>
-      </w:r>
-      <w:r>
-        <w:t xml:space="preserve">TENIENDO Timeline/logs/preservation |                                                                                                                          </w:t>
-      </w:r>
-      <w:r>
-        <w:t xml:space="preserve"> </w:t>
-      </w:r>
-      <w:r>
-        <w:t xml:space="preserve">“</w:t>
-      </w:r>
-      <w:r>
-        <w:t xml:space="preserve">Contenimiento/aprobaciones infligidas</w:t>
-      </w:r>
-      <w:r>
-        <w:t xml:space="preserve">”</w:t>
-      </w:r>
-      <w:r>
-        <w:t xml:space="preserve"> </w:t>
-      </w:r>
-      <w:r>
-        <w:t xml:space="preserve">Erradicación de la vida / fuente de confianza</w:t>
-      </w:r>
-      <w:r>
-        <w:t xml:space="preserve"> </w:t>
-      </w:r>
-      <w:r>
-        <w:t xml:space="preserve">Restore / RTO / RPO |                          </w:t>
-      </w:r>
-      <w:r>
-        <w:br/>
-      </w:r>
-      <w:r>
-        <w:t xml:space="preserve">“</w:t>
-      </w:r>
-      <w:r>
-        <w:t xml:space="preserve">Vidación/acceptancia de la vida</w:t>
-      </w:r>
-      <w:r>
-        <w:t xml:space="preserve">”</w:t>
-      </w:r>
-      <w:r>
-        <w:t xml:space="preserve"> </w:t>
-      </w:r>
-      <w:r>
-        <w:t xml:space="preserve">Lecciones/acción/retestigos sobre la vida</w:t>
-      </w:r>
-    </w:p>
-    <w:bookmarkEnd w:id="129"/>
-    <w:bookmarkStart w:id="130" w:name="glosario"/>
-    <w:p>
-      <w:pPr>
-        <w:pStyle w:val="Heading2"/>
-      </w:pPr>
-      <w:r>
-        <w:t xml:space="preserve">30.5 Glosario</w:t>
-      </w:r>
-    </w:p>
-    <w:p>
-      <w:pPr>
-        <w:pStyle w:val="FirstParagraph"/>
-      </w:pPr>
-      <w:r>
-        <w:t xml:space="preserve">|** |</w:t>
-      </w:r>
-      <w:r>
-        <w:t xml:space="preserve"> </w:t>
-      </w:r>
-      <w:r>
-        <w:t xml:space="preserve">|… |</w:t>
-      </w:r>
-      <w:r>
-        <w:t xml:space="preserve"> </w:t>
-      </w:r>
-      <w:r>
-        <w:t xml:space="preserve">← Iniciativa de Evaluación de Consensos en la India</w:t>
-      </w:r>
-      <w:r>
-        <w:t xml:space="preserve"> </w:t>
-      </w:r>
-      <w:r>
-        <w:t xml:space="preserve">| CCM Silencioso Cloud Controls Matrix. |</w:t>
-      </w:r>
-      <w:r>
-        <w:t xml:space="preserve"> </w:t>
-      </w:r>
-      <w:r>
-        <w:t xml:space="preserve">TEN Cloud control plano TEN APIs y servicios utilizados para administrar recursos en la nube. |</w:t>
-      </w:r>
-      <w:r>
-        <w:t xml:space="preserve"> </w:t>
-      </w:r>
-      <w:r>
-        <w:t xml:space="preserve">| CSPM Silencioso Manejo de posturas de seguridad en la nube. |</w:t>
-      </w:r>
-      <w:r>
-        <w:t xml:space="preserve"> </w:t>
-      </w:r>
-      <w:r>
-        <w:t xml:space="preserve">tención Guardrail | Regla preventiva o detective que limita el uso de la nube.</w:t>
-      </w:r>
-      <w:r>
-        <w:t xml:space="preserve"> </w:t>
-      </w:r>
-      <w:r>
-        <w:t xml:space="preserve">tención IaaAS Silencioso infraestructura como servicio.</w:t>
-      </w:r>
-      <w:r>
-        <w:t xml:space="preserve"> </w:t>
-      </w:r>
-      <w:r>
-        <w:t xml:space="preserve">TENCIÓN IaC | Infraestructura como código.</w:t>
-      </w:r>
-      <w:r>
-        <w:t xml:space="preserve"> </w:t>
-      </w:r>
-      <w:r>
-        <w:t xml:space="preserve">| Zona de aterrizaje | Fundamentos de nube estándar para la gobernanza y la carga de trabajo.</w:t>
-      </w:r>
-      <w:r>
-        <w:t xml:space="preserve"> </w:t>
-      </w:r>
-      <w:r>
-        <w:t xml:space="preserve">| PaaS Silencioso Plataforma como servicio. |</w:t>
-      </w:r>
-      <w:r>
-        <w:t xml:space="preserve"> </w:t>
-      </w:r>
-      <w:r>
-        <w:t xml:space="preserve">tención Política como código | Reglas de política evaluadas a máquina almacenadas y gobernadas como código.</w:t>
-      </w:r>
-      <w:r>
-        <w:t xml:space="preserve"> </w:t>
-      </w:r>
-      <w:r>
-        <w:t xml:space="preserve">| RPO | Pérdida máxima tolerable de datos medida en el tiempo.</w:t>
-      </w:r>
-      <w:r>
-        <w:t xml:space="preserve"> </w:t>
-      </w:r>
-      <w:r>
-        <w:t xml:space="preserve">| RTO | Tiempo de restauración.</w:t>
-      </w:r>
-      <w:r>
-        <w:t xml:space="preserve"> </w:t>
-      </w:r>
-      <w:r>
-        <w:t xml:space="preserve">← SaaS Silencioso Software como un Servicio.</w:t>
-      </w:r>
-      <w:r>
-        <w:t xml:space="preserve"> </w:t>
-      </w:r>
-      <w:r>
-        <w:t xml:space="preserve">tención Servicio principal / carga de trabajo identidad | Identidad no humana utilizada por software o automatización. |</w:t>
-      </w:r>
-      <w:r>
-        <w:t xml:space="preserve"> </w:t>
-      </w:r>
-      <w:r>
-        <w:t xml:space="preserve">| Responsabilidad compartida | Asignación de responsabilidades de proveedor y de seguridad de los clientes.</w:t>
-      </w:r>
-      <w:r>
-        <w:t xml:space="preserve"> </w:t>
-      </w:r>
-      <w:r>
-        <w:t xml:space="preserve">TEN STAR | CSA Security, Trust, Assurance and Risk program/registry.</w:t>
-      </w:r>
-    </w:p>
-    <w:bookmarkEnd w:id="130"/>
-    <w:bookmarkStart w:id="131" w:name="subject-index"/>
-    <w:p>
-      <w:pPr>
-        <w:pStyle w:val="Heading2"/>
-      </w:pPr>
-      <w:r>
-        <w:t xml:space="preserve">30.6 Subject index</w:t>
-      </w:r>
-    </w:p>
-    <w:p>
-      <w:pPr>
-        <w:pStyle w:val="FirstParagraph"/>
-      </w:pPr>
-      <w:r>
-        <w:t xml:space="preserve">Subjeto**</w:t>
-      </w:r>
-      <w:r>
-        <w:t xml:space="preserve"> </w:t>
-      </w:r>
-      <w:r>
-        <w:t xml:space="preserve">|… |</w:t>
-      </w:r>
-      <w:r>
-        <w:t xml:space="preserve"> </w:t>
-      </w:r>
-      <w:r>
-        <w:t xml:space="preserve">← Servicios de inteligencia artificial</w:t>
-      </w:r>
-      <w:r>
-        <w:t xml:space="preserve"> </w:t>
-      </w:r>
-      <w:r>
-        <w:t xml:space="preserve">Silencioso Aplicaciones / DevSecOps | 13</w:t>
-      </w:r>
-      <w:r>
-        <w:t xml:space="preserve"> </w:t>
-      </w:r>
-      <w:r>
-        <w:t xml:space="preserve">Evaluación/evidencia en la vida cotidiana</w:t>
-      </w:r>
-      <w:r>
-        <w:t xml:space="preserve"> </w:t>
-      </w:r>
-      <w:r>
-        <w:t xml:space="preserve">| CCM v4.1 |</w:t>
-      </w:r>
-      <w:r>
-        <w:t xml:space="preserve"> </w:t>
-      </w:r>
-      <w:r>
-        <w:t xml:space="preserve">TENIDA Datos/privacy TENED 8, 21</w:t>
-      </w:r>
-      <w:r>
-        <w:t xml:space="preserve"> </w:t>
-      </w:r>
-      <w:r>
-        <w:t xml:space="preserve">tención Encryption/keys/secrets tención 9</w:t>
-      </w:r>
-      <w:r>
-        <w:t xml:space="preserve"> </w:t>
-      </w:r>
-      <w:r>
-        <w:t xml:space="preserve">Identidad permanente</w:t>
-      </w:r>
-      <w:r>
-        <w:t xml:space="preserve"> </w:t>
-      </w:r>
-      <w:r>
-        <w:t xml:space="preserve">| IaC / policy | 14</w:t>
-      </w:r>
-      <w:r>
-        <w:t xml:space="preserve"> </w:t>
-      </w:r>
-      <w:r>
-        <w:t xml:space="preserve">| Respuesta del incidente |</w:t>
-      </w:r>
-      <w:r>
-        <w:t xml:space="preserve"> </w:t>
-      </w:r>
-      <w:r>
-        <w:t xml:space="preserve">| Inventario/zonas de aterrizaje |</w:t>
-      </w:r>
-      <w:r>
-        <w:t xml:space="preserve"> </w:t>
-      </w:r>
-      <w:r>
-        <w:t xml:space="preserve">Silencioso Kubernetes</w:t>
-      </w:r>
-      <w:r>
-        <w:t xml:space="preserve"> </w:t>
-      </w:r>
-      <w:r>
-        <w:t xml:space="preserve">Silenciosos en la vida</w:t>
-      </w:r>
-      <w:r>
-        <w:t xml:space="preserve"> </w:t>
-      </w:r>
-      <w:r>
-        <w:t xml:space="preserve">Silencioso Silencioso</w:t>
-      </w:r>
-      <w:r>
-        <w:t xml:space="preserve"> </w:t>
-      </w:r>
-      <w:r>
-        <w:t xml:space="preserve">| | | .</w:t>
-      </w:r>
-      <w:r>
-        <w:t xml:space="preserve"> </w:t>
-      </w:r>
-      <w:r>
-        <w:t xml:space="preserve">← Resiliencia/recuperación</w:t>
-      </w:r>
-      <w:r>
-        <w:t xml:space="preserve"> </w:t>
-      </w:r>
-      <w:r>
-        <w:t xml:space="preserve">| | |</w:t>
-      </w:r>
-      <w:r>
-        <w:t xml:space="preserve"> </w:t>
-      </w:r>
-      <w:r>
-        <w:t xml:space="preserve">tención Serverless / APIs TEN 16 |</w:t>
-      </w:r>
-      <w:r>
-        <w:t xml:space="preserve"> </w:t>
-      </w:r>
-      <w:r>
-        <w:t xml:space="preserve">| Responsabilidad compartida |</w:t>
-      </w:r>
-      <w:r>
-        <w:t xml:space="preserve"> </w:t>
-      </w:r>
-      <w:r>
-        <w:t xml:space="preserve">Ø Herramientas para prevenir la muerte</w:t>
-      </w:r>
-      <w:r>
-        <w:t xml:space="preserve"> </w:t>
-      </w:r>
-      <w:r>
-        <w:t xml:space="preserve">| Vulnerability | 11</w:t>
-      </w:r>
-    </w:p>
-    <w:bookmarkEnd w:id="131"/>
-    <w:bookmarkStart w:id="138" w:name="referencias-oficiales"/>
-    <w:p>
-      <w:pPr>
-        <w:pStyle w:val="Heading2"/>
-      </w:pPr>
-      <w:r>
-        <w:t xml:space="preserve">30.7 Referencias oficiales</w:t>
-      </w:r>
-    </w:p>
-    <w:p>
-      <w:pPr>
-        <w:numPr>
-          <w:ilvl w:val="0"/>
-          <w:numId w:val="1041"/>
-        </w:numPr>
-      </w:pPr>
-      <w:hyperlink r:id="rId132">
-        <w:r>
-          <w:rPr>
-            <w:rStyle w:val="Hyperlink"/>
-          </w:rPr>
-          <w:t xml:space="preserve">Se indica que Controles de Nube Matrix v4.1</w:t>
-        </w:r>
-      </w:hyperlink>
-    </w:p>
-    <w:p>
-      <w:pPr>
-        <w:numPr>
-          <w:ilvl w:val="0"/>
-          <w:numId w:val="1041"/>
-        </w:numPr>
-      </w:pPr>
-      <w:r>
-        <w:t xml:space="preserve">(https://cloudsecurityalliance.org/research/cloud-controls-matrix)</w:t>
-      </w:r>
-    </w:p>
-    <w:p>
-      <w:pPr>
-        <w:numPr>
-          <w:ilvl w:val="0"/>
-          <w:numId w:val="1041"/>
-        </w:numPr>
-      </w:pPr>
-      <w:r>
-        <w:t xml:space="preserve">☐ [ ]](https://cloudsecurityalliance.org/star/resources)</w:t>
-      </w:r>
-    </w:p>
-    <w:p>
-      <w:pPr>
-        <w:numPr>
-          <w:ilvl w:val="0"/>
-          <w:numId w:val="1041"/>
-        </w:numPr>
-      </w:pPr>
-      <w:hyperlink r:id="rId133">
-        <w:r>
-          <w:rPr>
-            <w:rStyle w:val="Hyperlink"/>
-          </w:rPr>
-          <w:t xml:space="preserve">Tecnologia de nube</w:t>
-        </w:r>
-      </w:hyperlink>
-    </w:p>
-    <w:p>
-      <w:pPr>
-        <w:numPr>
-          <w:ilvl w:val="0"/>
-          <w:numId w:val="1041"/>
-        </w:numPr>
-      </w:pPr>
-      <w:hyperlink r:id="rId134">
-        <w:r>
-          <w:rPr>
-            <w:rStyle w:val="Hyperlink"/>
-          </w:rPr>
-          <w:t xml:space="preserve">Seguridad y privacidad de la nube pública</w:t>
-        </w:r>
-      </w:hyperlink>
-    </w:p>
-    <w:p>
-      <w:pPr>
-        <w:numPr>
-          <w:ilvl w:val="0"/>
-          <w:numId w:val="1041"/>
-        </w:numPr>
-      </w:pPr>
-      <w:hyperlink r:id="rId135">
-        <w:r>
-          <w:rPr>
-            <w:rStyle w:val="Hyperlink"/>
-          </w:rPr>
-          <w:t xml:space="preserve">Normativa de nube y recomendaciones</w:t>
-        </w:r>
-      </w:hyperlink>
-    </w:p>
-    <w:p>
-      <w:pPr>
-        <w:numPr>
-          <w:ilvl w:val="0"/>
-          <w:numId w:val="1041"/>
-        </w:numPr>
-      </w:pPr>
-      <w:r>
-        <w:t xml:space="preserve">[ indicau]NIST SP 800-210 — Control de acceso a la nube correspondiente](https://csrc.nist.gov/pubs/sp/800/210/final)</w:t>
-      </w:r>
-    </w:p>
-    <w:p>
-      <w:pPr>
-        <w:numPr>
-          <w:ilvl w:val="0"/>
-          <w:numId w:val="1041"/>
-        </w:numPr>
-      </w:pPr>
-      <w:r>
-        <w:t xml:space="preserve">[ ]](https://csrc.nist.gov/projects/cloud-computing/publications)</w:t>
-      </w:r>
-    </w:p>
-    <w:p>
-      <w:pPr>
-        <w:numPr>
-          <w:ilvl w:val="0"/>
-          <w:numId w:val="1041"/>
-        </w:numPr>
-      </w:pPr>
-      <w:r>
-        <w:t xml:space="preserve">(https://www.cisa.gov/resources-tools/services/secure-cloud-business-applications-scuba-project)</w:t>
-      </w:r>
-    </w:p>
-    <w:p>
-      <w:pPr>
-        <w:numPr>
-          <w:ilvl w:val="0"/>
-          <w:numId w:val="1041"/>
-        </w:numPr>
-      </w:pPr>
-      <w:r>
-        <w:t xml:space="preserve">[ indicau]CISA Cloud Security Technical Reference Architecture won/u contacto](https://www.cisa.gov/resources-tools/resources/cloud-security-technical-reference-architecture)</w:t>
-      </w:r>
-    </w:p>
-    <w:p>
-      <w:pPr>
-        <w:numPr>
-          <w:ilvl w:val="0"/>
-          <w:numId w:val="1041"/>
-        </w:numPr>
-      </w:pPr>
-      <w:hyperlink r:id="rId136">
-        <w:r>
-          <w:rPr>
-            <w:rStyle w:val="Hyperlink"/>
-          </w:rPr>
-          <w:t xml:space="preserve">Se indica</w:t>
-        </w:r>
-      </w:hyperlink>
-    </w:p>
-    <w:p>
-      <w:pPr>
-        <w:numPr>
-          <w:ilvl w:val="0"/>
-          <w:numId w:val="1041"/>
-        </w:numPr>
-      </w:pPr>
-      <w:r>
-        <w:t xml:space="preserve">[Se indica] (https://www.cisa.gov/resources-tools/resources/zero-trust-maturity-model)</w:t>
-      </w:r>
-    </w:p>
-    <w:p>
-      <w:pPr>
-        <w:numPr>
-          <w:ilvl w:val="0"/>
-          <w:numId w:val="1041"/>
-        </w:numPr>
-      </w:pPr>
-      <w:hyperlink r:id="rId137">
-        <w:r>
-          <w:rPr>
-            <w:rStyle w:val="Hyperlink"/>
-          </w:rPr>
-          <w:t xml:space="preserve">Seguridad de aplicaciones nativas en la nube de XOWASP Top 10 seleccionado/u fiel</w:t>
-        </w:r>
-      </w:hyperlink>
-    </w:p>
-    <w:p>
-      <w:pPr>
-        <w:pStyle w:val="FirstParagraph"/>
-      </w:pPr>
-      <w:r>
         <w:rPr>
+          <w:b/>
           <w:bCs/>
-          <w:b/>
         </w:rPr>
         <w:t xml:space="preserve">Recordaje final:</w:t>
       </w:r>
@@ -8340,9 +8060,13 @@
         <w:t xml:space="preserve">|. |</w:t>
       </w:r>
     </w:p>
-    <w:bookmarkEnd w:id="138"/>
-    <w:bookmarkEnd w:id="139"/>
-    <w:sectPr/>
+    <w:bookmarkEnd w:id="127"/>
+    <w:bookmarkEnd w:id="128"/>
+    <w:sectPr>
+      <w:footnotePr>
+        <w:numRestart w:val="eachSect"/>
+      </w:footnotePr>
+    </w:sectPr>
   </w:body>
 </w:document>
 </file>
@@ -8373,14 +8097,14 @@
 <file path=word/numbering.xml><?xml version="1.0" encoding="utf-8"?>
 <w:numbering xmlns:w="http://schemas.openxmlformats.org/wordprocessingml/2006/main">
   <w:abstractNum w:abstractNumId="990">
-    <w:nsid w:val="A990"/>
+    <w:nsid w:val="0000A990"/>
     <w:multiLevelType w:val="multilevel"/>
     <w:lvl w:ilvl="0">
       <w:numFmt w:val="bullet"/>
       <w:lvlText w:val=" "/>
       <w:lvlJc w:val="left"/>
       <w:pPr>
-        <w:ind w:left="720" w:hanging="480"/>
+        <w:ind w:left="720" w:hanging="360"/>
       </w:pPr>
     </w:lvl>
     <w:lvl w:ilvl="1">
@@ -8388,7 +8112,7 @@
       <w:lvlText w:val=" "/>
       <w:lvlJc w:val="left"/>
       <w:pPr>
-        <w:ind w:left="1440" w:hanging="480"/>
+        <w:ind w:left="1440" w:hanging="360"/>
       </w:pPr>
     </w:lvl>
     <w:lvl w:ilvl="2">
@@ -8396,7 +8120,7 @@
       <w:lvlText w:val=" "/>
       <w:lvlJc w:val="left"/>
       <w:pPr>
-        <w:ind w:left="2160" w:hanging="480"/>
+        <w:ind w:left="2160" w:hanging="360"/>
       </w:pPr>
     </w:lvl>
     <w:lvl w:ilvl="3">
@@ -8404,7 +8128,7 @@
       <w:lvlText w:val=" "/>
       <w:lvlJc w:val="left"/>
       <w:pPr>
-        <w:ind w:left="2880" w:hanging="480"/>
+        <w:ind w:left="2880" w:hanging="360"/>
       </w:pPr>
     </w:lvl>
     <w:lvl w:ilvl="4">
@@ -8412,7 +8136,7 @@
       <w:lvlText w:val=" "/>
       <w:lvlJc w:val="left"/>
       <w:pPr>
-        <w:ind w:left="3600" w:hanging="480"/>
+        <w:ind w:left="3600" w:hanging="360"/>
       </w:pPr>
     </w:lvl>
     <w:lvl w:ilvl="5">
@@ -8420,7 +8144,7 @@
       <w:lvlText w:val=" "/>
       <w:lvlJc w:val="left"/>
       <w:pPr>
-        <w:ind w:left="4320" w:hanging="480"/>
+        <w:ind w:left="4320" w:hanging="360"/>
       </w:pPr>
     </w:lvl>
     <w:lvl w:ilvl="6">
@@ -8428,7 +8152,7 @@
       <w:lvlText w:val=" "/>
       <w:lvlJc w:val="left"/>
       <w:pPr>
-        <w:ind w:left="5040" w:hanging="480"/>
+        <w:ind w:left="5040" w:hanging="360"/>
       </w:pPr>
     </w:lvl>
     <w:lvl w:ilvl="7">
@@ -8436,7 +8160,7 @@
       <w:lvlText w:val=" "/>
       <w:lvlJc w:val="left"/>
       <w:pPr>
-        <w:ind w:left="5760" w:hanging="480"/>
+        <w:ind w:left="5760" w:hanging="360"/>
       </w:pPr>
     </w:lvl>
     <w:lvl w:ilvl="8">
@@ -8444,88 +8168,115 @@
       <w:lvlText w:val=" "/>
       <w:lvlJc w:val="left"/>
       <w:pPr>
-        <w:ind w:left="6480" w:hanging="480"/>
+        <w:ind w:left="6480" w:hanging="360"/>
       </w:pPr>
     </w:lvl>
   </w:abstractNum>
   <w:abstractNum w:abstractNumId="991">
-    <w:nsid w:val="A991"/>
+    <w:nsid w:val="0000A991"/>
     <w:multiLevelType w:val="multilevel"/>
     <w:lvl w:ilvl="0">
       <w:numFmt w:val="bullet"/>
-      <w:lvlText w:val="•"/>
+      <w:lvlText w:val=""/>
       <w:lvlJc w:val="left"/>
       <w:pPr>
-        <w:ind w:left="720" w:hanging="480"/>
-      </w:pPr>
+        <w:ind w:left="720" w:hanging="360"/>
+      </w:pPr>
+      <w:rPr>
+        <w:rFonts w:ascii="Symbol" w:hAnsi="Symbol" w:cs="Symbol" w:hint="default"/>
+      </w:rPr>
     </w:lvl>
     <w:lvl w:ilvl="1">
       <w:numFmt w:val="bullet"/>
-      <w:lvlText w:val="–"/>
+      <w:lvlText w:val="o"/>
       <w:lvlJc w:val="left"/>
       <w:pPr>
-        <w:ind w:left="1440" w:hanging="480"/>
-      </w:pPr>
+        <w:ind w:left="1440" w:hanging="360"/>
+      </w:pPr>
+      <w:rPr>
+        <w:rFonts w:ascii="Courier New" w:hAnsi="Courier New" w:cs="Courier New" w:hint="default"/>
+      </w:rPr>
     </w:lvl>
     <w:lvl w:ilvl="2">
       <w:numFmt w:val="bullet"/>
-      <w:lvlText w:val="•"/>
+      <w:lvlText w:val=""/>
       <w:lvlJc w:val="left"/>
       <w:pPr>
-        <w:ind w:left="2160" w:hanging="480"/>
-      </w:pPr>
+        <w:ind w:left="2160" w:hanging="360"/>
+      </w:pPr>
+      <w:rPr>
+        <w:rFonts w:ascii="Wingdings" w:hAnsi="Wingdings" w:cs="Wingdings" w:hint="default"/>
+      </w:rPr>
     </w:lvl>
     <w:lvl w:ilvl="3">
       <w:numFmt w:val="bullet"/>
-      <w:lvlText w:val="–"/>
+      <w:lvlText w:val=""/>
       <w:lvlJc w:val="left"/>
       <w:pPr>
-        <w:ind w:left="2880" w:hanging="480"/>
-      </w:pPr>
+        <w:ind w:left="2880" w:hanging="360"/>
+      </w:pPr>
+      <w:rPr>
+        <w:rFonts w:ascii="Symbol" w:hAnsi="Symbol" w:cs="Symbol" w:hint="default"/>
+      </w:rPr>
     </w:lvl>
     <w:lvl w:ilvl="4">
       <w:numFmt w:val="bullet"/>
-      <w:lvlText w:val="•"/>
+      <w:lvlText w:val="o"/>
       <w:lvlJc w:val="left"/>
       <w:pPr>
-        <w:ind w:left="3600" w:hanging="480"/>
-      </w:pPr>
+        <w:ind w:left="3600" w:hanging="360"/>
+      </w:pPr>
+      <w:rPr>
+        <w:rFonts w:ascii="Courier New" w:hAnsi="Courier New" w:cs="Courier New" w:hint="default"/>
+      </w:rPr>
     </w:lvl>
     <w:lvl w:ilvl="5">
       <w:numFmt w:val="bullet"/>
-      <w:lvlText w:val="–"/>
+      <w:lvlText w:val=""/>
       <w:lvlJc w:val="left"/>
       <w:pPr>
-        <w:ind w:left="4320" w:hanging="480"/>
-      </w:pPr>
+        <w:ind w:left="4320" w:hanging="360"/>
+      </w:pPr>
+      <w:rPr>
+        <w:rFonts w:ascii="Wingdings" w:hAnsi="Wingdings" w:cs="Wingdings" w:hint="default"/>
+      </w:rPr>
     </w:lvl>
     <w:lvl w:ilvl="6">
       <w:numFmt w:val="bullet"/>
-      <w:lvlText w:val="•"/>
+      <w:lvlText w:val=""/>
       <w:lvlJc w:val="left"/>
       <w:pPr>
-        <w:ind w:left="5040" w:hanging="480"/>
-      </w:pPr>
+        <w:ind w:left="5040" w:hanging="360"/>
+      </w:pPr>
+      <w:rPr>
+        <w:rFonts w:ascii="Symbol" w:hAnsi="Symbol" w:cs="Symbol" w:hint="default"/>
+      </w:rPr>
     </w:lvl>
     <w:lvl w:ilvl="7">
       <w:numFmt w:val="bullet"/>
-      <w:lvlText w:val="–"/>
+      <w:lvlText w:val="o"/>
       <w:lvlJc w:val="left"/>
       <w:pPr>
-        <w:ind w:left="5760" w:hanging="480"/>
-      </w:pPr>
+        <w:ind w:left="5760" w:hanging="360"/>
+      </w:pPr>
+      <w:rPr>
+        <w:rFonts w:ascii="Courier New" w:hAnsi="Courier New" w:cs="Courier New" w:hint="default"/>
+      </w:rPr>
     </w:lvl>
     <w:lvl w:ilvl="8">
       <w:numFmt w:val="bullet"/>
-      <w:lvlText w:val="•"/>
+      <w:lvlText w:val=""/>
       <w:lvlJc w:val="left"/>
       <w:pPr>
-        <w:ind w:left="6480" w:hanging="480"/>
-      </w:pPr>
+        <w:ind w:left="6480" w:hanging="360"/>
+      </w:pPr>
+      <w:rPr>
+        <w:rFonts w:ascii="Wingdings" w:hAnsi="Wingdings" w:cs="Wingdings" w:hint="default"/>
+      </w:rPr>
     </w:lvl>
   </w:abstractNum>
   <w:abstractNum w:abstractNumId="99413">
-    <w:nsid w:val="A99413"/>
+    <w:nsid w:val="00A99413"/>
     <w:multiLevelType w:val="multilevel"/>
     <w:lvl w:ilvl="0">
       <w:start w:val="3"/>
@@ -8533,7 +8284,7 @@
       <w:lvlText w:val="%1."/>
       <w:lvlJc w:val="left"/>
       <w:pPr>
-        <w:ind w:left="720" w:hanging="480"/>
+        <w:ind w:left="720" w:hanging="360"/>
       </w:pPr>
     </w:lvl>
     <w:lvl w:ilvl="1">
@@ -8542,7 +8293,7 @@
       <w:lvlText w:val="%2."/>
       <w:lvlJc w:val="left"/>
       <w:pPr>
-        <w:ind w:left="1440" w:hanging="480"/>
+        <w:ind w:left="1440" w:hanging="360"/>
       </w:pPr>
     </w:lvl>
     <w:lvl w:ilvl="2">
@@ -8551,7 +8302,7 @@
       <w:lvlText w:val="%3."/>
       <w:lvlJc w:val="left"/>
       <w:pPr>
-        <w:ind w:left="2160" w:hanging="480"/>
+        <w:ind w:left="2160" w:hanging="360"/>
       </w:pPr>
     </w:lvl>
     <w:lvl w:ilvl="3">
@@ -8560,7 +8311,7 @@
       <w:lvlText w:val="%4."/>
       <w:lvlJc w:val="left"/>
       <w:pPr>
-        <w:ind w:left="2880" w:hanging="480"/>
+        <w:ind w:left="2880" w:hanging="360"/>
       </w:pPr>
     </w:lvl>
     <w:lvl w:ilvl="4">
@@ -8569,7 +8320,7 @@
       <w:lvlText w:val="%5."/>
       <w:lvlJc w:val="left"/>
       <w:pPr>
-        <w:ind w:left="3600" w:hanging="480"/>
+        <w:ind w:left="3600" w:hanging="360"/>
       </w:pPr>
     </w:lvl>
     <w:lvl w:ilvl="5">
@@ -8578,7 +8329,7 @@
       <w:lvlText w:val="%6."/>
       <w:lvlJc w:val="left"/>
       <w:pPr>
-        <w:ind w:left="4320" w:hanging="480"/>
+        <w:ind w:left="4320" w:hanging="360"/>
       </w:pPr>
     </w:lvl>
     <w:lvl w:ilvl="6">
@@ -8587,7 +8338,7 @@
       <w:lvlText w:val="%7."/>
       <w:lvlJc w:val="left"/>
       <w:pPr>
-        <w:ind w:left="5040" w:hanging="480"/>
+        <w:ind w:left="5040" w:hanging="360"/>
       </w:pPr>
     </w:lvl>
     <w:lvl w:ilvl="7">
@@ -8596,7 +8347,7 @@
       <w:lvlText w:val="%8."/>
       <w:lvlJc w:val="left"/>
       <w:pPr>
-        <w:ind w:left="5760" w:hanging="480"/>
+        <w:ind w:left="5760" w:hanging="360"/>
       </w:pPr>
     </w:lvl>
     <w:lvl w:ilvl="8">
@@ -8605,12 +8356,12 @@
       <w:lvlText w:val="%9."/>
       <w:lvlJc w:val="left"/>
       <w:pPr>
-        <w:ind w:left="6480" w:hanging="480"/>
+        <w:ind w:left="6480" w:hanging="360"/>
       </w:pPr>
     </w:lvl>
   </w:abstractNum>
   <w:abstractNum w:abstractNumId="994128">
-    <w:nsid w:val="A994128"/>
+    <w:nsid w:val="0A994128"/>
     <w:multiLevelType w:val="multilevel"/>
     <w:lvl w:ilvl="0">
       <w:start w:val="28"/>
@@ -8618,7 +8369,7 @@
       <w:lvlText w:val="%1."/>
       <w:lvlJc w:val="left"/>
       <w:pPr>
-        <w:ind w:left="720" w:hanging="480"/>
+        <w:ind w:left="720" w:hanging="360"/>
       </w:pPr>
     </w:lvl>
     <w:lvl w:ilvl="1">
@@ -8627,7 +8378,7 @@
       <w:lvlText w:val="%2."/>
       <w:lvlJc w:val="left"/>
       <w:pPr>
-        <w:ind w:left="1440" w:hanging="480"/>
+        <w:ind w:left="1440" w:hanging="360"/>
       </w:pPr>
     </w:lvl>
     <w:lvl w:ilvl="2">
@@ -8636,7 +8387,7 @@
       <w:lvlText w:val="%3."/>
       <w:lvlJc w:val="left"/>
       <w:pPr>
-        <w:ind w:left="2160" w:hanging="480"/>
+        <w:ind w:left="2160" w:hanging="360"/>
       </w:pPr>
     </w:lvl>
     <w:lvl w:ilvl="3">
@@ -8645,7 +8396,7 @@
       <w:lvlText w:val="%4."/>
       <w:lvlJc w:val="left"/>
       <w:pPr>
-        <w:ind w:left="2880" w:hanging="480"/>
+        <w:ind w:left="2880" w:hanging="360"/>
       </w:pPr>
     </w:lvl>
     <w:lvl w:ilvl="4">
@@ -8654,7 +8405,7 @@
       <w:lvlText w:val="%5."/>
       <w:lvlJc w:val="left"/>
       <w:pPr>
-        <w:ind w:left="3600" w:hanging="480"/>
+        <w:ind w:left="3600" w:hanging="360"/>
       </w:pPr>
     </w:lvl>
     <w:lvl w:ilvl="5">
@@ -8663,7 +8414,7 @@
       <w:lvlText w:val="%6."/>
       <w:lvlJc w:val="left"/>
       <w:pPr>
-        <w:ind w:left="4320" w:hanging="480"/>
+        <w:ind w:left="4320" w:hanging="360"/>
       </w:pPr>
     </w:lvl>
     <w:lvl w:ilvl="6">
@@ -8672,7 +8423,7 @@
       <w:lvlText w:val="%7."/>
       <w:lvlJc w:val="left"/>
       <w:pPr>
-        <w:ind w:left="5040" w:hanging="480"/>
+        <w:ind w:left="5040" w:hanging="360"/>
       </w:pPr>
     </w:lvl>
     <w:lvl w:ilvl="7">
@@ -8681,7 +8432,7 @@
       <w:lvlText w:val="%8."/>
       <w:lvlJc w:val="left"/>
       <w:pPr>
-        <w:ind w:left="5760" w:hanging="480"/>
+        <w:ind w:left="5760" w:hanging="360"/>
       </w:pPr>
     </w:lvl>
     <w:lvl w:ilvl="8">
@@ -8690,7 +8441,7 @@
       <w:lvlText w:val="%9."/>
       <w:lvlJc w:val="left"/>
       <w:pPr>
-        <w:ind w:left="6480" w:hanging="480"/>
+        <w:ind w:left="6480" w:hanging="360"/>
       </w:pPr>
     </w:lvl>
   </w:abstractNum>
@@ -8882,10 +8633,10 @@
   <w:docDefaults>
     <w:rPrDefault>
       <w:rPr>
-        <w:rFonts w:asciiTheme="minorHAnsi" w:cstheme="minorBidi" w:eastAsiaTheme="minorHAnsi" w:hAnsiTheme="minorHAnsi"/>
+        <w:rFonts w:asciiTheme="minorHAnsi" w:cstheme="minorBidi" w:eastAsiaTheme="minorEastAsia" w:hAnsiTheme="minorHAnsi"/>
         <w:sz w:val="24"/>
         <w:szCs w:val="24"/>
-        <w:lang w:bidi="ar-SA" w:eastAsia="en-US" w:val="en-US"/>
+        <w:lang w:bidi="ar-SA" w:eastAsia="zh-CN" w:val="en-US"/>
       </w:rPr>
     </w:rPrDefault>
     <w:pPrDefault>
@@ -8903,10 +8654,10 @@
     <w:name w:val="Body Text"/>
     <w:basedOn w:val="Normal"/>
     <w:link w:val="BodyTextChar"/>
+    <w:qFormat/>
     <w:pPr>
       <w:spacing w:after="180" w:before="180"/>
     </w:pPr>
-    <w:qFormat/>
   </w:style>
   <w:style w:customStyle="1" w:styleId="FirstParagraph" w:type="paragraph">
     <w:name w:val="First Paragraph"/>
@@ -8926,57 +8677,94 @@
     <w:name w:val="Title"/>
     <w:basedOn w:val="Normal"/>
     <w:next w:val="BodyText"/>
+    <w:link w:val="TitleChar"/>
+    <w:uiPriority w:val="10"/>
     <w:qFormat/>
+    <w:rsid w:val="00A10FD9"/>
     <w:pPr>
-      <w:keepNext/>
-      <w:keepLines/>
-      <w:spacing w:after="240" w:before="480"/>
+      <w:spacing w:after="80" w:line="240" w:lineRule="auto"/>
+      <w:contextualSpacing/>
       <w:jc w:val="center"/>
     </w:pPr>
     <w:rPr>
       <w:rFonts w:asciiTheme="majorHAnsi" w:cstheme="majorBidi" w:eastAsiaTheme="majorEastAsia" w:hAnsiTheme="majorHAnsi"/>
-      <w:b/>
-      <w:bCs/>
-      <w:color w:themeColor="accent1" w:themeShade="B5" w:val="345A8A"/>
-      <w:sz w:val="36"/>
-      <w:szCs w:val="36"/>
+      <w:sz w:val="56"/>
+      <w:szCs w:val="56"/>
+    </w:rPr>
+  </w:style>
+  <w:style w:customStyle="1" w:styleId="TitleChar" w:type="character">
+    <w:name w:val="Title Char"/>
+    <w:basedOn w:val="DefaultParagraphFont"/>
+    <w:link w:val="Title"/>
+    <w:uiPriority w:val="10"/>
+    <w:rsid w:val="00A10FD9"/>
+    <w:rPr>
+      <w:rFonts w:asciiTheme="majorHAnsi" w:cstheme="majorBidi" w:eastAsiaTheme="majorEastAsia" w:hAnsiTheme="majorHAnsi"/>
+      <w:sz w:val="56"/>
+      <w:szCs w:val="56"/>
     </w:rPr>
   </w:style>
   <w:style w:styleId="Subtitle" w:type="paragraph">
     <w:name w:val="Subtitle"/>
     <w:basedOn w:val="Title"/>
     <w:next w:val="BodyText"/>
+    <w:link w:val="SubtitleChar"/>
+    <w:uiPriority w:val="11"/>
     <w:qFormat/>
+    <w:rsid w:val="00A10FD9"/>
     <w:pPr>
-      <w:keepNext/>
-      <w:keepLines/>
-      <w:spacing w:after="240" w:before="240"/>
-      <w:jc w:val="center"/>
+      <w:numPr>
+        <w:ilvl w:val="1"/>
+      </w:numPr>
     </w:pPr>
     <w:rPr>
-      <w:sz w:val="30"/>
-      <w:szCs w:val="30"/>
+      <w:rFonts w:cstheme="majorBidi" w:eastAsiaTheme="majorEastAsia"/>
+      <w:spacing w:val="15"/>
+      <w:sz w:val="28"/>
+      <w:szCs w:val="28"/>
+    </w:rPr>
+  </w:style>
+  <w:style w:customStyle="1" w:styleId="SubtitleChar" w:type="character">
+    <w:name w:val="Subtitle Char"/>
+    <w:basedOn w:val="DefaultParagraphFont"/>
+    <w:link w:val="Subtitle"/>
+    <w:uiPriority w:val="11"/>
+    <w:rsid w:val="00A10FD9"/>
+    <w:rPr>
+      <w:rFonts w:cstheme="majorBidi" w:eastAsiaTheme="majorEastAsia"/>
+      <w:color w:themeColor="text1" w:themeTint="A6" w:val="595959"/>
+      <w:spacing w:val="15"/>
+      <w:sz w:val="28"/>
+      <w:szCs w:val="28"/>
     </w:rPr>
   </w:style>
   <w:style w:customStyle="1" w:styleId="Author" w:type="paragraph">
     <w:name w:val="Author"/>
+    <w:basedOn w:val="Title"/>
     <w:next w:val="BodyText"/>
     <w:qFormat/>
     <w:pPr>
       <w:keepNext/>
       <w:keepLines/>
-      <w:jc w:val="center"/>
     </w:pPr>
+    <w:rPr>
+      <w:sz w:val="24"/>
+      <w:szCs w:val="24"/>
+    </w:rPr>
   </w:style>
   <w:style w:styleId="Date" w:type="paragraph">
     <w:name w:val="Date"/>
+    <w:basedOn w:val="Title"/>
     <w:next w:val="BodyText"/>
     <w:qFormat/>
     <w:pPr>
       <w:keepNext/>
       <w:keepLines/>
-      <w:jc w:val="center"/>
     </w:pPr>
+    <w:rPr>
+      <w:sz w:val="24"/>
+      <w:szCs w:val="24"/>
+    </w:rPr>
   </w:style>
   <w:style w:customStyle="1" w:styleId="AbstractTitle" w:type="paragraph">
     <w:name w:val="Abstract Title"/>
@@ -8986,15 +8774,13 @@
     <w:pPr>
       <w:keepNext/>
       <w:keepLines/>
+      <w:spacing w:after="0" w:before="300"/>
       <w:jc w:val="center"/>
-      <w:spacing w:after="0" w:before="300"/>
     </w:pPr>
     <w:rPr>
+      <w:b/>
       <w:sz w:val="20"/>
       <w:szCs w:val="20"/>
-      <w:b/>
-      <w:color w:val="345A8A"/>
-      &gt;
     </w:rPr>
   </w:style>
   <w:style w:customStyle="1" w:styleId="Abstract" w:type="paragraph">
@@ -9021,191 +8807,321 @@
     <w:rPr/>
   </w:style>
   <w:style w:styleId="Heading1" w:type="paragraph">
-    <w:name w:val="Heading 1"/>
+    <w:name w:val="heading 1"/>
     <w:basedOn w:val="Normal"/>
     <w:next w:val="BodyText"/>
+    <w:link w:val="Heading1Char"/>
     <w:uiPriority w:val="9"/>
     <w:qFormat/>
+    <w:rsid w:val="00A10FD9"/>
     <w:pPr>
       <w:keepNext/>
       <w:keepLines/>
-      <w:spacing w:after="0" w:before="480"/>
+      <w:spacing w:after="80" w:before="360"/>
       <w:outlineLvl w:val="0"/>
     </w:pPr>
     <w:rPr>
       <w:rFonts w:asciiTheme="majorHAnsi" w:cstheme="majorBidi" w:eastAsiaTheme="majorEastAsia" w:hAnsiTheme="majorHAnsi"/>
-      <w:b/>
-      <w:bCs/>
-      <w:color w:themeColor="accent1" w:val="4F81BD"/>
+      <w:color w:themeColor="accent1" w:themeShade="BF" w:val="0F4761"/>
+      <w:sz w:val="40"/>
+      <w:szCs w:val="40"/>
+    </w:rPr>
+  </w:style>
+  <w:style w:styleId="Heading2" w:type="paragraph">
+    <w:name w:val="heading 2"/>
+    <w:basedOn w:val="Normal"/>
+    <w:next w:val="BodyText"/>
+    <w:link w:val="Heading2Char"/>
+    <w:uiPriority w:val="9"/>
+    <w:semiHidden/>
+    <w:unhideWhenUsed/>
+    <w:qFormat/>
+    <w:rsid w:val="00A10FD9"/>
+    <w:pPr>
+      <w:keepNext/>
+      <w:keepLines/>
+      <w:spacing w:after="80" w:before="160"/>
+      <w:outlineLvl w:val="1"/>
+    </w:pPr>
+    <w:rPr>
+      <w:rFonts w:asciiTheme="majorHAnsi" w:cstheme="majorBidi" w:eastAsiaTheme="majorEastAsia" w:hAnsiTheme="majorHAnsi"/>
+      <w:color w:themeColor="accent1" w:themeShade="BF" w:val="0F4761"/>
       <w:sz w:val="32"/>
       <w:szCs w:val="32"/>
     </w:rPr>
   </w:style>
-  <w:style w:styleId="Heading2" w:type="paragraph">
-    <w:name w:val="Heading 2"/>
+  <w:style w:styleId="Heading3" w:type="paragraph">
+    <w:name w:val="heading 3"/>
     <w:basedOn w:val="Normal"/>
     <w:next w:val="BodyText"/>
+    <w:link w:val="Heading3Char"/>
     <w:uiPriority w:val="9"/>
+    <w:semiHidden/>
     <w:unhideWhenUsed/>
     <w:qFormat/>
+    <w:rsid w:val="00A10FD9"/>
     <w:pPr>
       <w:keepNext/>
       <w:keepLines/>
-      <w:spacing w:after="0" w:before="200"/>
-      <w:outlineLvl w:val="1"/>
+      <w:spacing w:after="80" w:before="160"/>
+      <w:outlineLvl w:val="2"/>
     </w:pPr>
     <w:rPr>
-      <w:rFonts w:asciiTheme="majorHAnsi" w:cstheme="majorBidi" w:eastAsiaTheme="majorEastAsia" w:hAnsiTheme="majorHAnsi"/>
-      <w:b/>
-      <w:bCs/>
-      <w:color w:themeColor="accent1" w:val="4F81BD"/>
+      <w:rFonts w:cstheme="majorBidi" w:eastAsiaTheme="majorEastAsia"/>
+      <w:color w:themeColor="accent1" w:themeShade="BF" w:val="0F4761"/>
       <w:sz w:val="28"/>
       <w:szCs w:val="28"/>
     </w:rPr>
   </w:style>
-  <w:style w:styleId="Heading3" w:type="paragraph">
-    <w:name w:val="Heading 3"/>
+  <w:style w:styleId="Heading4" w:type="paragraph">
+    <w:name w:val="heading 4"/>
     <w:basedOn w:val="Normal"/>
     <w:next w:val="BodyText"/>
+    <w:link w:val="Heading4Char"/>
     <w:uiPriority w:val="9"/>
+    <w:semiHidden/>
     <w:unhideWhenUsed/>
     <w:qFormat/>
+    <w:rsid w:val="00A10FD9"/>
     <w:pPr>
       <w:keepNext/>
       <w:keepLines/>
-      <w:spacing w:after="0" w:before="200"/>
-      <w:outlineLvl w:val="2"/>
+      <w:spacing w:after="40" w:before="80"/>
+      <w:outlineLvl w:val="3"/>
     </w:pPr>
     <w:rPr>
-      <w:rFonts w:asciiTheme="majorHAnsi" w:cstheme="majorBidi" w:eastAsiaTheme="majorEastAsia" w:hAnsiTheme="majorHAnsi"/>
-      <w:b/>
-      <w:bCs/>
-      <w:color w:themeColor="accent1" w:val="4F81BD"/>
-      <w:sz w:val="24"/>
-      <w:szCs w:val="24"/>
+      <w:rFonts w:cstheme="majorBidi" w:eastAsiaTheme="majorEastAsia"/>
+      <w:i/>
+      <w:iCs/>
+      <w:color w:themeColor="accent1" w:themeShade="BF" w:val="0F4761"/>
     </w:rPr>
   </w:style>
-  <w:style w:styleId="Heading4" w:type="paragraph">
-    <w:name w:val="Heading 4"/>
+  <w:style w:styleId="Heading5" w:type="paragraph">
+    <w:name w:val="heading 5"/>
     <w:basedOn w:val="Normal"/>
     <w:next w:val="BodyText"/>
+    <w:link w:val="Heading5Char"/>
     <w:uiPriority w:val="9"/>
+    <w:semiHidden/>
     <w:unhideWhenUsed/>
     <w:qFormat/>
+    <w:rsid w:val="00A10FD9"/>
     <w:pPr>
       <w:keepNext/>
       <w:keepLines/>
-      <w:spacing w:after="0" w:before="200"/>
-      <w:outlineLvl w:val="3"/>
+      <w:spacing w:after="40" w:before="80"/>
+      <w:outlineLvl w:val="4"/>
     </w:pPr>
     <w:rPr>
-      <w:rFonts w:asciiTheme="majorHAnsi" w:cstheme="majorBidi" w:eastAsiaTheme="majorEastAsia" w:hAnsiTheme="majorHAnsi"/>
-      <w:i/>
-      <w:bCs/>
-      <w:color w:themeColor="accent1" w:val="4F81BD"/>
-      <w:sz w:val="24"/>
-      <w:szCs w:val="24"/>
+      <w:rFonts w:cstheme="majorBidi" w:eastAsiaTheme="majorEastAsia"/>
+      <w:color w:themeColor="accent1" w:themeShade="BF" w:val="0F4761"/>
     </w:rPr>
   </w:style>
-  <w:style w:styleId="Heading5" w:type="paragraph">
-    <w:name w:val="Heading 5"/>
+  <w:style w:styleId="Heading6" w:type="paragraph">
+    <w:name w:val="heading 6"/>
     <w:basedOn w:val="Normal"/>
     <w:next w:val="BodyText"/>
+    <w:link w:val="Heading6Char"/>
     <w:uiPriority w:val="9"/>
+    <w:semiHidden/>
     <w:unhideWhenUsed/>
     <w:qFormat/>
+    <w:rsid w:val="00A10FD9"/>
     <w:pPr>
       <w:keepNext/>
       <w:keepLines/>
-      <w:spacing w:after="0" w:before="200"/>
-      <w:outlineLvl w:val="4"/>
+      <w:spacing w:after="0" w:before="40"/>
+      <w:outlineLvl w:val="5"/>
     </w:pPr>
     <w:rPr>
-      <w:rFonts w:asciiTheme="majorHAnsi" w:cstheme="majorBidi" w:eastAsiaTheme="majorEastAsia" w:hAnsiTheme="majorHAnsi"/>
+      <w:rFonts w:cstheme="majorBidi" w:eastAsiaTheme="majorEastAsia"/>
+      <w:i/>
       <w:iCs/>
-      <w:color w:themeColor="accent1" w:val="4F81BD"/>
-      <w:sz w:val="24"/>
-      <w:szCs w:val="24"/>
+      <w:color w:themeColor="text1" w:themeTint="A6" w:val="595959"/>
     </w:rPr>
   </w:style>
-  <w:style w:styleId="Heading6" w:type="paragraph">
-    <w:name w:val="Heading 6"/>
+  <w:style w:styleId="Heading7" w:type="paragraph">
+    <w:name w:val="heading 7"/>
     <w:basedOn w:val="Normal"/>
     <w:next w:val="BodyText"/>
+    <w:link w:val="Heading7Char"/>
     <w:uiPriority w:val="9"/>
+    <w:semiHidden/>
     <w:unhideWhenUsed/>
     <w:qFormat/>
+    <w:rsid w:val="00A10FD9"/>
     <w:pPr>
       <w:keepNext/>
       <w:keepLines/>
-      <w:spacing w:after="0" w:before="200"/>
-      <w:outlineLvl w:val="5"/>
+      <w:spacing w:after="0" w:before="40"/>
+      <w:outlineLvl w:val="6"/>
     </w:pPr>
     <w:rPr>
-      <w:rFonts w:asciiTheme="majorHAnsi" w:cstheme="majorBidi" w:eastAsiaTheme="majorEastAsia" w:hAnsiTheme="majorHAnsi"/>
-      <w:color w:themeColor="accent1" w:val="4F81BD"/>
-      <w:sz w:val="24"/>
-      <w:szCs w:val="24"/>
+      <w:rFonts w:cstheme="majorBidi" w:eastAsiaTheme="majorEastAsia"/>
+      <w:color w:themeColor="text1" w:themeTint="A6" w:val="595959"/>
     </w:rPr>
   </w:style>
-  <w:style w:styleId="Heading7" w:type="paragraph">
-    <w:name w:val="Heading 7"/>
+  <w:style w:styleId="Heading8" w:type="paragraph">
+    <w:name w:val="heading 8"/>
     <w:basedOn w:val="Normal"/>
     <w:next w:val="BodyText"/>
+    <w:link w:val="Heading8Char"/>
     <w:uiPriority w:val="9"/>
+    <w:semiHidden/>
     <w:unhideWhenUsed/>
     <w:qFormat/>
+    <w:rsid w:val="00A10FD9"/>
     <w:pPr>
       <w:keepNext/>
       <w:keepLines/>
-      <w:spacing w:after="0" w:before="200"/>
-      <w:outlineLvl w:val="6"/>
+      <w:spacing w:after="0"/>
+      <w:outlineLvl w:val="7"/>
     </w:pPr>
     <w:rPr>
-      <w:rFonts w:asciiTheme="majorHAnsi" w:cstheme="majorBidi" w:eastAsiaTheme="majorEastAsia" w:hAnsiTheme="majorHAnsi"/>
-      <w:color w:themeColor="accent1" w:val="4F81BD"/>
-      <w:sz w:val="24"/>
-      <w:szCs w:val="24"/>
+      <w:rFonts w:cstheme="majorBidi" w:eastAsiaTheme="majorEastAsia"/>
+      <w:i/>
+      <w:iCs/>
+      <w:color w:themeColor="text1" w:themeTint="D8" w:val="272727"/>
     </w:rPr>
   </w:style>
-  <w:style w:styleId="Heading8" w:type="paragraph">
-    <w:name w:val="Heading 8"/>
+  <w:style w:styleId="Heading9" w:type="paragraph">
+    <w:name w:val="heading 9"/>
     <w:basedOn w:val="Normal"/>
     <w:next w:val="BodyText"/>
+    <w:link w:val="Heading9Char"/>
     <w:uiPriority w:val="9"/>
+    <w:semiHidden/>
     <w:unhideWhenUsed/>
     <w:qFormat/>
+    <w:rsid w:val="00A10FD9"/>
     <w:pPr>
       <w:keepNext/>
       <w:keepLines/>
-      <w:spacing w:after="0" w:before="200"/>
-      <w:outlineLvl w:val="7"/>
-    </w:pPr>
-    <w:rPr>
-      <w:rFonts w:asciiTheme="majorHAnsi" w:cstheme="majorBidi" w:eastAsiaTheme="majorEastAsia" w:hAnsiTheme="majorHAnsi"/>
-      <w:color w:themeColor="accent1" w:val="4F81BD"/>
-      <w:sz w:val="24"/>
-      <w:szCs w:val="24"/>
-    </w:rPr>
-  </w:style>
-  <w:style w:styleId="Heading9" w:type="paragraph">
-    <w:name w:val="Heading 9"/>
-    <w:basedOn w:val="Normal"/>
-    <w:next w:val="BodyText"/>
-    <w:uiPriority w:val="9"/>
-    <w:unhideWhenUsed/>
-    <w:qFormat/>
-    <w:pPr>
-      <w:keepNext/>
-      <w:keepLines/>
-      <w:spacing w:after="0" w:before="200"/>
+      <w:spacing w:after="0"/>
       <w:outlineLvl w:val="8"/>
     </w:pPr>
     <w:rPr>
+      <w:rFonts w:cstheme="majorBidi" w:eastAsiaTheme="majorEastAsia"/>
+      <w:color w:themeColor="text1" w:themeTint="D8" w:val="272727"/>
+    </w:rPr>
+  </w:style>
+  <w:style w:customStyle="1" w:styleId="Heading1Char" w:type="character">
+    <w:name w:val="Heading 1 Char"/>
+    <w:basedOn w:val="DefaultParagraphFont"/>
+    <w:link w:val="Heading1"/>
+    <w:uiPriority w:val="9"/>
+    <w:rsid w:val="00A10FD9"/>
+    <w:rPr>
       <w:rFonts w:asciiTheme="majorHAnsi" w:cstheme="majorBidi" w:eastAsiaTheme="majorEastAsia" w:hAnsiTheme="majorHAnsi"/>
-      <w:color w:themeColor="accent1" w:val="4F81BD"/>
-      <w:sz w:val="24"/>
-      <w:szCs w:val="24"/>
+      <w:color w:themeColor="accent1" w:themeShade="BF" w:val="0F4761"/>
+      <w:sz w:val="40"/>
+      <w:szCs w:val="40"/>
+    </w:rPr>
+  </w:style>
+  <w:style w:customStyle="1" w:styleId="Heading2Char" w:type="character">
+    <w:name w:val="Heading 2 Char"/>
+    <w:basedOn w:val="DefaultParagraphFont"/>
+    <w:link w:val="Heading2"/>
+    <w:uiPriority w:val="9"/>
+    <w:semiHidden/>
+    <w:rsid w:val="00A10FD9"/>
+    <w:rPr>
+      <w:rFonts w:asciiTheme="majorHAnsi" w:cstheme="majorBidi" w:eastAsiaTheme="majorEastAsia" w:hAnsiTheme="majorHAnsi"/>
+      <w:color w:themeColor="accent1" w:themeShade="BF" w:val="0F4761"/>
+      <w:sz w:val="32"/>
+      <w:szCs w:val="32"/>
+    </w:rPr>
+  </w:style>
+  <w:style w:customStyle="1" w:styleId="Heading3Char" w:type="character">
+    <w:name w:val="Heading 3 Char"/>
+    <w:basedOn w:val="DefaultParagraphFont"/>
+    <w:link w:val="Heading3"/>
+    <w:uiPriority w:val="9"/>
+    <w:semiHidden/>
+    <w:rsid w:val="00A10FD9"/>
+    <w:rPr>
+      <w:rFonts w:cstheme="majorBidi" w:eastAsiaTheme="majorEastAsia"/>
+      <w:color w:themeColor="accent1" w:themeShade="BF" w:val="0F4761"/>
+      <w:sz w:val="28"/>
+      <w:szCs w:val="28"/>
+    </w:rPr>
+  </w:style>
+  <w:style w:customStyle="1" w:styleId="Heading4Char" w:type="character">
+    <w:name w:val="Heading 4 Char"/>
+    <w:basedOn w:val="DefaultParagraphFont"/>
+    <w:link w:val="Heading4"/>
+    <w:uiPriority w:val="9"/>
+    <w:semiHidden/>
+    <w:rsid w:val="00A10FD9"/>
+    <w:rPr>
+      <w:rFonts w:cstheme="majorBidi" w:eastAsiaTheme="majorEastAsia"/>
+      <w:i/>
+      <w:iCs/>
+      <w:color w:themeColor="accent1" w:themeShade="BF" w:val="0F4761"/>
+    </w:rPr>
+  </w:style>
+  <w:style w:customStyle="1" w:styleId="Heading5Char" w:type="character">
+    <w:name w:val="Heading 5 Char"/>
+    <w:basedOn w:val="DefaultParagraphFont"/>
+    <w:link w:val="Heading5"/>
+    <w:uiPriority w:val="9"/>
+    <w:semiHidden/>
+    <w:rsid w:val="00A10FD9"/>
+    <w:rPr>
+      <w:rFonts w:cstheme="majorBidi" w:eastAsiaTheme="majorEastAsia"/>
+      <w:color w:themeColor="accent1" w:themeShade="BF" w:val="0F4761"/>
+    </w:rPr>
+  </w:style>
+  <w:style w:customStyle="1" w:styleId="Heading6Char" w:type="character">
+    <w:name w:val="Heading 6 Char"/>
+    <w:basedOn w:val="DefaultParagraphFont"/>
+    <w:link w:val="Heading6"/>
+    <w:uiPriority w:val="9"/>
+    <w:semiHidden/>
+    <w:rsid w:val="00A10FD9"/>
+    <w:rPr>
+      <w:rFonts w:cstheme="majorBidi" w:eastAsiaTheme="majorEastAsia"/>
+      <w:i/>
+      <w:iCs/>
+      <w:color w:themeColor="text1" w:themeTint="A6" w:val="595959"/>
+    </w:rPr>
+  </w:style>
+  <w:style w:customStyle="1" w:styleId="Heading7Char" w:type="character">
+    <w:name w:val="Heading 7 Char"/>
+    <w:basedOn w:val="DefaultParagraphFont"/>
+    <w:link w:val="Heading7"/>
+    <w:uiPriority w:val="9"/>
+    <w:semiHidden/>
+    <w:rsid w:val="00A10FD9"/>
+    <w:rPr>
+      <w:rFonts w:cstheme="majorBidi" w:eastAsiaTheme="majorEastAsia"/>
+      <w:color w:themeColor="text1" w:themeTint="A6" w:val="595959"/>
+    </w:rPr>
+  </w:style>
+  <w:style w:customStyle="1" w:styleId="Heading8Char" w:type="character">
+    <w:name w:val="Heading 8 Char"/>
+    <w:basedOn w:val="DefaultParagraphFont"/>
+    <w:link w:val="Heading8"/>
+    <w:uiPriority w:val="9"/>
+    <w:semiHidden/>
+    <w:rsid w:val="00A10FD9"/>
+    <w:rPr>
+      <w:rFonts w:cstheme="majorBidi" w:eastAsiaTheme="majorEastAsia"/>
+      <w:i/>
+      <w:iCs/>
+      <w:color w:themeColor="text1" w:themeTint="D8" w:val="272727"/>
+    </w:rPr>
+  </w:style>
+  <w:style w:customStyle="1" w:styleId="Heading9Char" w:type="character">
+    <w:name w:val="Heading 9 Char"/>
+    <w:basedOn w:val="DefaultParagraphFont"/>
+    <w:link w:val="Heading9"/>
+    <w:uiPriority w:val="9"/>
+    <w:semiHidden/>
+    <w:rsid w:val="00A10FD9"/>
+    <w:rPr>
+      <w:rFonts w:cstheme="majorBidi" w:eastAsiaTheme="majorEastAsia"/>
+      <w:color w:themeColor="text1" w:themeTint="D8" w:val="272727"/>
     </w:rPr>
   </w:style>
   <w:style w:styleId="BlockText" w:type="paragraph">
@@ -9228,6 +9144,18 @@
     <w:unhideWhenUsed/>
     <w:qFormat/>
   </w:style>
+  <w:style w:styleId="FootnoteBlockText" w:type="paragraph">
+    <w:name w:val="Footnote Block Text"/>
+    <w:basedOn w:val="FootnoteText"/>
+    <w:next w:val="FootnoteText"/>
+    <w:uiPriority w:val="9"/>
+    <w:unhideWhenUsed/>
+    <w:qFormat/>
+    <w:pPr>
+      <w:spacing w:after="100" w:before="100"/>
+      <w:ind w:firstLine="0" w:left="480" w:right="480"/>
+    </w:pPr>
+  </w:style>
   <w:style w:default="1" w:styleId="DefaultParagraphFont" w:type="character">
     <w:name w:val="Default Paragraph Font"/>
     <w:semiHidden/>
@@ -9249,18 +9177,11 @@
       </w:tblCellMar>
     </w:tblPr>
     <w:tblStylePr w:type="firstRow">
-      <w:tblPr>
-        <w:jc w:val="left"/>
-        <w:tblInd w:type="dxa" w:w="0"/>
-      </w:tblPr>
-      <w:trPr>
-        <w:jc w:val="left"/>
-      </w:trPr>
       <w:tcPr>
-        <w:vAlign w:val="bottom"/>
         <w:tcBorders>
           <w:bottom w:val="single"/>
         </w:tcBorders>
+        <w:vAlign w:val="bottom"/>
       </w:tcPr>
     </w:tblStylePr>
   </w:style>
@@ -9375,8 +9296,8 @@
     <w:name w:val="KeywordTok"/>
     <w:basedOn w:val="VerbatimChar"/>
     <w:rPr>
+      <w:b/>
       <w:color w:val="007020"/>
-      <w:b/>
     </w:rPr>
   </w:style>
   <w:style w:type="character" w:customStyle="1" w:styleId="DataTypeTok">
@@ -9453,42 +9374,42 @@
     <w:name w:val="ImportTok"/>
     <w:basedOn w:val="VerbatimChar"/>
     <w:rPr>
+      <w:b/>
       <w:color w:val="008000"/>
-      <w:b/>
     </w:rPr>
   </w:style>
   <w:style w:type="character" w:customStyle="1" w:styleId="CommentTok">
     <w:name w:val="CommentTok"/>
     <w:basedOn w:val="VerbatimChar"/>
     <w:rPr>
+      <w:i/>
       <w:color w:val="60a0b0"/>
-      <w:i/>
     </w:rPr>
   </w:style>
   <w:style w:type="character" w:customStyle="1" w:styleId="DocumentationTok">
     <w:name w:val="DocumentationTok"/>
     <w:basedOn w:val="VerbatimChar"/>
     <w:rPr>
+      <w:i/>
       <w:color w:val="ba2121"/>
-      <w:i/>
     </w:rPr>
   </w:style>
   <w:style w:type="character" w:customStyle="1" w:styleId="AnnotationTok">
     <w:name w:val="AnnotationTok"/>
     <w:basedOn w:val="VerbatimChar"/>
     <w:rPr>
-      <w:color w:val="60a0b0"/>
       <w:b/>
       <w:i/>
+      <w:color w:val="60a0b0"/>
     </w:rPr>
   </w:style>
   <w:style w:type="character" w:customStyle="1" w:styleId="CommentVarTok">
     <w:name w:val="CommentVarTok"/>
     <w:basedOn w:val="VerbatimChar"/>
     <w:rPr>
-      <w:color w:val="60a0b0"/>
       <w:b/>
       <w:i/>
+      <w:color w:val="60a0b0"/>
     </w:rPr>
   </w:style>
   <w:style w:type="character" w:customStyle="1" w:styleId="OtherTok">
@@ -9516,8 +9437,8 @@
     <w:name w:val="ControlFlowTok"/>
     <w:basedOn w:val="VerbatimChar"/>
     <w:rPr>
+      <w:b/>
       <w:color w:val="007020"/>
-      <w:b/>
     </w:rPr>
   </w:style>
   <w:style w:type="character" w:customStyle="1" w:styleId="OperatorTok">
@@ -9562,34 +9483,34 @@
     <w:name w:val="InformationTok"/>
     <w:basedOn w:val="VerbatimChar"/>
     <w:rPr>
-      <w:color w:val="60a0b0"/>
       <w:b/>
       <w:i/>
+      <w:color w:val="60a0b0"/>
     </w:rPr>
   </w:style>
   <w:style w:type="character" w:customStyle="1" w:styleId="WarningTok">
     <w:name w:val="WarningTok"/>
     <w:basedOn w:val="VerbatimChar"/>
     <w:rPr>
-      <w:color w:val="60a0b0"/>
       <w:b/>
       <w:i/>
+      <w:color w:val="60a0b0"/>
     </w:rPr>
   </w:style>
   <w:style w:type="character" w:customStyle="1" w:styleId="AlertTok">
     <w:name w:val="AlertTok"/>
     <w:basedOn w:val="VerbatimChar"/>
     <w:rPr>
+      <w:b/>
       <w:color w:val="ff0000"/>
-      <w:b/>
     </w:rPr>
   </w:style>
   <w:style w:type="character" w:customStyle="1" w:styleId="ErrorTok">
     <w:name w:val="ErrorTok"/>
     <w:basedOn w:val="VerbatimChar"/>
     <w:rPr>
+      <w:b/>
       <w:color w:val="ff0000"/>
-      <w:b/>
     </w:rPr>
   </w:style>
   <w:style w:type="character" w:customStyle="1" w:styleId="NormalTok">
@@ -9611,44 +9532,44 @@
         <a:sysClr val="window" lastClr="FFFFFF"/>
       </a:lt1>
       <a:dk2>
-        <a:srgbClr val="1F497D"/>
+        <a:srgbClr val="0E2841"/>
       </a:dk2>
       <a:lt2>
-        <a:srgbClr val="EEECE1"/>
+        <a:srgbClr val="E8E8E8"/>
       </a:lt2>
       <a:accent1>
-        <a:srgbClr val="4F81BD"/>
+        <a:srgbClr val="156082"/>
       </a:accent1>
       <a:accent2>
-        <a:srgbClr val="C0504D"/>
+        <a:srgbClr val="E97132"/>
       </a:accent2>
       <a:accent3>
-        <a:srgbClr val="9BBB59"/>
+        <a:srgbClr val="196B24"/>
       </a:accent3>
       <a:accent4>
-        <a:srgbClr val="8064A2"/>
+        <a:srgbClr val="0F9ED5"/>
       </a:accent4>
       <a:accent5>
-        <a:srgbClr val="4BACC6"/>
+        <a:srgbClr val="A02B93"/>
       </a:accent5>
       <a:accent6>
-        <a:srgbClr val="F79646"/>
+        <a:srgbClr val="4EA72E"/>
       </a:accent6>
       <a:hlink>
-        <a:srgbClr val="0000FF"/>
+        <a:srgbClr val="467886"/>
       </a:hlink>
       <a:folHlink>
-        <a:srgbClr val="800080"/>
+        <a:srgbClr val="96607D"/>
       </a:folHlink>
     </a:clrScheme>
     <a:fontScheme name="Office">
       <a:majorFont>
-        <a:latin typeface="Calibri"/>
+        <a:latin typeface="Aptos Display" panose="02110004020202020204"/>
         <a:ea typeface=""/>
         <a:cs typeface=""/>
-        <a:font script="Jpan" typeface="ＭＳ ゴシック"/>
+        <a:font script="Jpan" typeface="游ゴシック Light"/>
         <a:font script="Hang" typeface="맑은 고딕"/>
-        <a:font script="Hans" typeface="宋体"/>
+        <a:font script="Hans" typeface="等线 Light"/>
         <a:font script="Hant" typeface="新細明體"/>
         <a:font script="Arab" typeface="Times New Roman"/>
         <a:font script="Hebr" typeface="Times New Roman"/>
@@ -9675,14 +9596,32 @@
         <a:font script="Mong" typeface="Mongolian Baiti"/>
         <a:font script="Viet" typeface="Times New Roman"/>
         <a:font script="Uigh" typeface="Microsoft Uighur"/>
+        <a:font script="Geor" typeface="Sylfaen"/>
+        <a:font script="Armn" typeface="Arial"/>
+        <a:font script="Bugi" typeface="Leelawadee UI"/>
+        <a:font script="Bopo" typeface="Microsoft JhengHei"/>
+        <a:font script="Java" typeface="Javanese Text"/>
+        <a:font script="Lisu" typeface="Segoe UI"/>
+        <a:font script="Mymr" typeface="Myanmar Text"/>
+        <a:font script="Nkoo" typeface="Ebrima"/>
+        <a:font script="Olck" typeface="Nirmala UI"/>
+        <a:font script="Osma" typeface="Ebrima"/>
+        <a:font script="Phag" typeface="Phagspa"/>
+        <a:font script="Syrn" typeface="Estrangelo Edessa"/>
+        <a:font script="Syrj" typeface="Estrangelo Edessa"/>
+        <a:font script="Syre" typeface="Estrangelo Edessa"/>
+        <a:font script="Sora" typeface="Nirmala UI"/>
+        <a:font script="Tale" typeface="Microsoft Tai Le"/>
+        <a:font script="Talu" typeface="Microsoft New Tai Lue"/>
+        <a:font script="Tfng" typeface="Ebrima"/>
       </a:majorFont>
       <a:minorFont>
-        <a:latin typeface="Cambria"/>
+        <a:latin typeface="Aptos" panose="02110004020202020204"/>
         <a:ea typeface=""/>
         <a:cs typeface=""/>
-        <a:font script="Jpan" typeface="ＭＳ 明朝"/>
+        <a:font script="Jpan" typeface="游明朝"/>
         <a:font script="Hang" typeface="맑은 고딕"/>
-        <a:font script="Hans" typeface="宋体"/>
+        <a:font script="Hans" typeface="等线"/>
         <a:font script="Hant" typeface="新細明體"/>
         <a:font script="Arab" typeface="Arial"/>
         <a:font script="Hebr" typeface="Arial"/>
@@ -9709,6 +9648,24 @@
         <a:font script="Mong" typeface="Mongolian Baiti"/>
         <a:font script="Viet" typeface="Arial"/>
         <a:font script="Uigh" typeface="Microsoft Uighur"/>
+        <a:font script="Geor" typeface="Sylfaen"/>
+        <a:font script="Armn" typeface="Arial"/>
+        <a:font script="Bugi" typeface="Leelawadee UI"/>
+        <a:font script="Bopo" typeface="Microsoft JhengHei"/>
+        <a:font script="Java" typeface="Javanese Text"/>
+        <a:font script="Lisu" typeface="Segoe UI"/>
+        <a:font script="Mymr" typeface="Myanmar Text"/>
+        <a:font script="Nkoo" typeface="Ebrima"/>
+        <a:font script="Olck" typeface="Nirmala UI"/>
+        <a:font script="Osma" typeface="Ebrima"/>
+        <a:font script="Phag" typeface="Phagspa"/>
+        <a:font script="Syrn" typeface="Estrangelo Edessa"/>
+        <a:font script="Syrj" typeface="Estrangelo Edessa"/>
+        <a:font script="Syre" typeface="Estrangelo Edessa"/>
+        <a:font script="Sora" typeface="Nirmala UI"/>
+        <a:font script="Tale" typeface="Microsoft Tai Le"/>
+        <a:font script="Talu" typeface="Microsoft New Tai Lue"/>
+        <a:font script="Tfng" typeface="Ebrima"/>
       </a:minorFont>
     </a:fontScheme>
     <a:fmtScheme name="Office">
@@ -9720,200 +9677,141 @@
           <a:gsLst>
             <a:gs pos="0">
               <a:schemeClr val="phClr">
-                <a:tint val="50000"/>
-                <a:satMod val="300000"/>
+                <a:lumMod val="110000"/>
+                <a:satMod val="105000"/>
+                <a:tint val="67000"/>
               </a:schemeClr>
             </a:gs>
-            <a:gs pos="35000">
+            <a:gs pos="50000">
               <a:schemeClr val="phClr">
-                <a:tint val="37000"/>
-                <a:satMod val="300000"/>
+                <a:lumMod val="105000"/>
+                <a:satMod val="103000"/>
+                <a:tint val="73000"/>
               </a:schemeClr>
             </a:gs>
             <a:gs pos="100000">
               <a:schemeClr val="phClr">
-                <a:tint val="15000"/>
-                <a:satMod val="350000"/>
+                <a:lumMod val="105000"/>
+                <a:satMod val="109000"/>
+                <a:tint val="81000"/>
               </a:schemeClr>
             </a:gs>
           </a:gsLst>
-          <a:lin ang="16200000" scaled="1"/>
+          <a:lin ang="5400000" scaled="0"/>
         </a:gradFill>
         <a:gradFill rotWithShape="1">
           <a:gsLst>
             <a:gs pos="0">
               <a:schemeClr val="phClr">
-                <a:tint val="100000"/>
+                <a:satMod val="103000"/>
+                <a:lumMod val="102000"/>
+                <a:tint val="94000"/>
+              </a:schemeClr>
+            </a:gs>
+            <a:gs pos="50000">
+              <a:schemeClr val="phClr">
+                <a:satMod val="110000"/>
+                <a:lumMod val="100000"/>
                 <a:shade val="100000"/>
-                <a:satMod val="130000"/>
               </a:schemeClr>
             </a:gs>
             <a:gs pos="100000">
               <a:schemeClr val="phClr">
-                <a:tint val="50000"/>
-                <a:shade val="100000"/>
-                <a:satMod val="350000"/>
+                <a:lumMod val="99000"/>
+                <a:satMod val="120000"/>
+                <a:shade val="78000"/>
               </a:schemeClr>
             </a:gs>
           </a:gsLst>
-          <a:lin ang="16200000" scaled="0"/>
+          <a:lin ang="5400000" scaled="0"/>
         </a:gradFill>
       </a:fillStyleLst>
       <a:lnStyleLst>
-        <a:ln w="9525" cap="flat" cmpd="sng" algn="ctr">
-          <a:solidFill>
-            <a:schemeClr val="phClr">
-              <a:shade val="95000"/>
-              <a:satMod val="105000"/>
-            </a:schemeClr>
-          </a:solidFill>
-          <a:prstDash val="solid"/>
-        </a:ln>
-        <a:ln w="25400" cap="flat" cmpd="sng" algn="ctr">
+        <a:ln w="6350" cap="flat" cmpd="sng" algn="ctr">
           <a:solidFill>
             <a:schemeClr val="phClr"/>
           </a:solidFill>
           <a:prstDash val="solid"/>
+          <a:miter lim="800000"/>
         </a:ln>
-        <a:ln w="38100" cap="flat" cmpd="sng" algn="ctr">
+        <a:ln w="12700" cap="flat" cmpd="sng" algn="ctr">
           <a:solidFill>
             <a:schemeClr val="phClr"/>
           </a:solidFill>
           <a:prstDash val="solid"/>
+          <a:miter lim="800000"/>
+        </a:ln>
+        <a:ln w="19050" cap="flat" cmpd="sng" algn="ctr">
+          <a:solidFill>
+            <a:schemeClr val="phClr"/>
+          </a:solidFill>
+          <a:prstDash val="solid"/>
+          <a:miter lim="800000"/>
         </a:ln>
       </a:lnStyleLst>
       <a:effectStyleLst>
         <a:effectStyle>
+          <a:effectLst/>
+        </a:effectStyle>
+        <a:effectStyle>
+          <a:effectLst/>
+        </a:effectStyle>
+        <a:effectStyle>
           <a:effectLst>
-            <a:outerShdw blurRad="40000" dist="20000" dir="5400000" rotWithShape="0">
+            <a:outerShdw blurRad="57150" dist="19050" dir="5400000" algn="ctr" rotWithShape="0">
               <a:srgbClr val="000000">
-                <a:alpha val="38000"/>
+                <a:alpha val="63000"/>
               </a:srgbClr>
             </a:outerShdw>
           </a:effectLst>
-        </a:effectStyle>
-        <a:effectStyle>
-          <a:effectLst>
-            <a:outerShdw blurRad="40000" dist="23000" dir="5400000" rotWithShape="0">
-              <a:srgbClr val="000000">
-                <a:alpha val="35000"/>
-              </a:srgbClr>
-            </a:outerShdw>
-          </a:effectLst>
-        </a:effectStyle>
-        <a:effectStyle>
-          <a:effectLst>
-            <a:outerShdw blurRad="40000" dist="23000" dir="5400000" rotWithShape="0">
-              <a:srgbClr val="000000">
-                <a:alpha val="35000"/>
-              </a:srgbClr>
-            </a:outerShdw>
-          </a:effectLst>
-          <a:scene3d>
-            <a:camera prst="orthographicFront">
-              <a:rot lat="0" lon="0" rev="0"/>
-            </a:camera>
-            <a:lightRig rig="threePt" dir="t">
-              <a:rot lat="0" lon="0" rev="1200000"/>
-            </a:lightRig>
-          </a:scene3d>
-          <a:sp3d>
-            <a:bevelT w="63500" h="25400"/>
-          </a:sp3d>
         </a:effectStyle>
       </a:effectStyleLst>
       <a:bgFillStyleLst>
         <a:solidFill>
           <a:schemeClr val="phClr"/>
         </a:solidFill>
+        <a:solidFill>
+          <a:schemeClr val="phClr">
+            <a:tint val="95000"/>
+            <a:satMod val="170000"/>
+          </a:schemeClr>
+        </a:solidFill>
         <a:gradFill rotWithShape="1">
           <a:gsLst>
             <a:gs pos="0">
               <a:schemeClr val="phClr">
-                <a:tint val="40000"/>
-                <a:satMod val="350000"/>
+                <a:tint val="93000"/>
+                <a:satMod val="150000"/>
+                <a:shade val="98000"/>
+                <a:lumMod val="102000"/>
               </a:schemeClr>
             </a:gs>
-            <a:gs pos="40000">
+            <a:gs pos="50000">
               <a:schemeClr val="phClr">
-                <a:tint val="45000"/>
-                <a:shade val="99000"/>
-                <a:satMod val="350000"/>
+                <a:tint val="98000"/>
+                <a:satMod val="130000"/>
+                <a:shade val="90000"/>
+                <a:lumMod val="103000"/>
               </a:schemeClr>
             </a:gs>
             <a:gs pos="100000">
               <a:schemeClr val="phClr">
-                <a:shade val="20000"/>
-                <a:satMod val="255000"/>
+                <a:shade val="63000"/>
+                <a:satMod val="120000"/>
               </a:schemeClr>
             </a:gs>
           </a:gsLst>
-          <a:path path="circle">
-            <a:fillToRect l="50000" t="-80000" r="50000" b="180000"/>
-          </a:path>
-        </a:gradFill>
-        <a:gradFill rotWithShape="1">
-          <a:gsLst>
-            <a:gs pos="0">
-              <a:schemeClr val="phClr">
-                <a:tint val="80000"/>
-                <a:satMod val="300000"/>
-              </a:schemeClr>
-            </a:gs>
-            <a:gs pos="100000">
-              <a:schemeClr val="phClr">
-                <a:shade val="30000"/>
-                <a:satMod val="200000"/>
-              </a:schemeClr>
-            </a:gs>
-          </a:gsLst>
-          <a:path path="circle">
-            <a:fillToRect l="50000" t="50000" r="50000" b="50000"/>
-          </a:path>
+          <a:lin ang="5400000" scaled="0"/>
         </a:gradFill>
       </a:bgFillStyleLst>
     </a:fmtScheme>
   </a:themeElements>
-  <a:objectDefaults>
-    <a:spDef>
-      <a:spPr/>
-      <a:bodyPr/>
-      <a:lstStyle/>
-      <a:style>
-        <a:lnRef idx="1">
-          <a:schemeClr val="accent1"/>
-        </a:lnRef>
-        <a:fillRef idx="3">
-          <a:schemeClr val="accent1"/>
-        </a:fillRef>
-        <a:effectRef idx="2">
-          <a:schemeClr val="accent1"/>
-        </a:effectRef>
-        <a:fontRef idx="minor">
-          <a:schemeClr val="lt1"/>
-        </a:fontRef>
-      </a:style>
-    </a:spDef>
-    <a:lnDef>
-      <a:spPr/>
-      <a:bodyPr/>
-      <a:lstStyle/>
-      <a:style>
-        <a:lnRef idx="2">
-          <a:schemeClr val="accent1"/>
-        </a:lnRef>
-        <a:fillRef idx="0">
-          <a:schemeClr val="accent1"/>
-        </a:fillRef>
-        <a:effectRef idx="1">
-          <a:schemeClr val="accent1"/>
-        </a:effectRef>
-        <a:fontRef idx="minor">
-          <a:schemeClr val="tx1"/>
-        </a:fontRef>
-      </a:style>
-    </a:lnDef>
-  </a:objectDefaults>
+  <a:objectDefaults/>
   <a:extraClrSchemeLst/>
+  <a:extLst>
+    <a:ext uri="{05A4C25C-085E-4340-85A3-A5531E510DB2}">
+      <thm15:themeFamily xmlns:thm15="http://schemas.microsoft.com/office/thememl/2012/main" name="Office Theme" id="{2E142A2C-CD16-42D6-873A-C26D2A0506FA}" vid="{1BDDFF52-6CD6-40A5-AB3C-68EB2F1E4D0A}"/>
+    </a:ext>
+  </a:extLst>
 </a:theme>
 </file>
--- a/06-cloud-and-technology-risk/Cloud_Security_and_Compliance/Espanol/Cloud_Security_and_Cloud_Compliance_Practical_Manager_and_Junior_Analyst_Manual_Espanol_v1.0.docx
+++ b/06-cloud-and-technology-risk/Cloud_Security_and_Compliance/Espanol/Cloud_Security_and_Cloud_Compliance_Practical_Manager_and_Junior_Analyst_Manual_Espanol_v1.0.docx
@@ -8,8 +8,8 @@
       </w:pPr>
       <w:r>
         <w:rPr>
+          <w:bCs/>
           <w:b/>
-          <w:bCs/>
         </w:rPr>
         <w:t xml:space="preserve">Estado de revisión:</w:t>
       </w:r>
@@ -26,8 +26,8 @@
       </w:pPr>
       <w:r>
         <w:rPr>
+          <w:bCs/>
           <w:b/>
-          <w:bCs/>
         </w:rPr>
         <w:t xml:space="preserve">Seguridad de la seguridad</w:t>
       </w:r>
@@ -60,8 +60,8 @@
       </w:r>
       <w:r>
         <w:rPr>
+          <w:bCs/>
           <w:b/>
-          <w:bCs/>
         </w:rPr>
         <w:t xml:space="preserve">Lo que este manual hace:</w:t>
       </w:r>
@@ -84,8 +84,8 @@
       </w:pPr>
       <w:r>
         <w:rPr>
+          <w:bCs/>
           <w:b/>
-          <w:bCs/>
         </w:rPr>
         <w:t xml:space="preserve">Alberto (Al) Leiva</w:t>
       </w:r>
@@ -98,7 +98,7 @@
         <w:t xml:space="preserve">Primera edición • Julio 2026</w:t>
       </w:r>
     </w:p>
-    <w:bookmarkStart w:id="10" w:name="prefacio"/>
+    <w:bookmarkStart w:id="21" w:name="prefacio"/>
     <w:p>
       <w:pPr>
         <w:pStyle w:val="Heading1"/>
@@ -139,7 +139,7 @@
         <w:t xml:space="preserve">|. |</w:t>
       </w:r>
     </w:p>
-    <w:bookmarkStart w:id="9" w:name="cómo-usar-este-manual"/>
+    <w:bookmarkStart w:id="20" w:name="cómo-usar-este-manual"/>
     <w:p>
       <w:pPr>
         <w:pStyle w:val="Heading2"/>
@@ -203,9 +203,9 @@
         <w:t xml:space="preserve">Adapte cada control y prueba al proveedor seleccionado, servicio, región, arquitectura, datos y responsabilidad del cliente.</w:t>
       </w:r>
     </w:p>
-    <w:bookmarkEnd w:id="9"/>
-    <w:bookmarkEnd w:id="10"/>
-    <w:bookmarkStart w:id="11" w:name="tabla-de-contenidos"/>
+    <w:bookmarkEnd w:id="20"/>
+    <w:bookmarkEnd w:id="21"/>
+    <w:bookmarkStart w:id="22" w:name="tabla-de-contenidos"/>
     <w:p>
       <w:pPr>
         <w:pStyle w:val="Heading1"/>
@@ -1601,8 +1601,8 @@
       </w:pPr>
       <w:r>
         <w:rPr>
+          <w:bCs/>
           <w:b/>
-          <w:bCs/>
         </w:rPr>
         <w:t xml:space="preserve">Capítulo</w:t>
       </w:r>
@@ -1801,8 +1801,8 @@
         <w:t xml:space="preserve">| 30 TENIDOS Plantillas, Glosario, Índice y Referencias | 43 |</w:t>
       </w:r>
     </w:p>
-    <w:bookmarkEnd w:id="11"/>
-    <w:bookmarkStart w:id="13" w:name="cloud-security-foundations"/>
+    <w:bookmarkEnd w:id="22"/>
+    <w:bookmarkStart w:id="24" w:name="cloud-security-foundations"/>
     <w:p>
       <w:pPr>
         <w:pStyle w:val="Heading1"/>
@@ -1817,13 +1817,13 @@
       </w:pPr>
       <w:r>
         <w:rPr>
+          <w:iCs/>
           <w:i/>
-          <w:iCs/>
         </w:rPr>
         <w:t xml:space="preserve">La seguridad de la nube protege rápidamente el cambio de tecnología compartida, identidades, datos, aplicaciones y servicios.</w:t>
       </w:r>
     </w:p>
-    <w:bookmarkStart w:id="12" w:name="nist-características-esenciales"/>
+    <w:bookmarkStart w:id="23" w:name="nist-características-esenciales"/>
     <w:p>
       <w:pPr>
         <w:pStyle w:val="Heading2"/>
@@ -1893,8 +1893,8 @@
       </w:pPr>
       <w:r>
         <w:rPr>
+          <w:bCs/>
           <w:b/>
-          <w:bCs/>
         </w:rPr>
         <w:t xml:space="preserve">Implementación</w:t>
       </w:r>
@@ -1909,8 +1909,8 @@
       </w:r>
       <w:r>
         <w:rPr>
+          <w:bCs/>
           <w:b/>
-          <w:bCs/>
         </w:rPr>
         <w:t xml:space="preserve">Significado claro</w:t>
       </w:r>
@@ -1959,8 +1959,8 @@
       </w:r>
       <w:r>
         <w:rPr>
+          <w:bCs/>
           <w:b/>
-          <w:bCs/>
         </w:rPr>
         <w:t xml:space="preserve">Cloud no es igual de seguro por defecto:</w:t>
       </w:r>
@@ -1977,9 +1977,9 @@
         <w:t xml:space="preserve">|. |</w:t>
       </w:r>
     </w:p>
-    <w:bookmarkEnd w:id="12"/>
-    <w:bookmarkEnd w:id="13"/>
-    <w:bookmarkStart w:id="16" w:name="X4cfc046275579addc469536e2c6a693e31a2d60"/>
+    <w:bookmarkEnd w:id="23"/>
+    <w:bookmarkEnd w:id="24"/>
+    <w:bookmarkStart w:id="27" w:name="X4cfc046275579addc469536e2c6a693e31a2d60"/>
     <w:p>
       <w:pPr>
         <w:pStyle w:val="Heading1"/>
@@ -1994,8 +1994,8 @@
       </w:pPr>
       <w:r>
         <w:rPr>
+          <w:iCs/>
           <w:i/>
-          <w:iCs/>
         </w:rPr>
         <w:t xml:space="preserve">El proveedor y el cliente dividen la responsabilidad de manera diferente en IaaS, PaaS y SaaS.</w:t>
       </w:r>
@@ -2008,7 +2008,13 @@
         <w:t xml:space="preserve">יimg src=</w:t>
       </w:r>
       <w:r>
-        <w:t xml:space="preserve">“media/image1.png”</w:t>
+        <w:t xml:space="preserve">“</w:t>
+      </w:r>
+      <w:r>
+        <w:t xml:space="preserve">media/image1.png</w:t>
+      </w:r>
+      <w:r>
+        <w:t xml:space="preserve">”</w:t>
       </w:r>
       <w:r>
         <w:t xml:space="preserve"> </w:t>
@@ -2017,7 +2023,13 @@
         <w:t xml:space="preserve">style=</w:t>
       </w:r>
       <w:r>
-        <w:t xml:space="preserve">“width:6.15in;height:3.39605in”</w:t>
+        <w:t xml:space="preserve">“</w:t>
+      </w:r>
+      <w:r>
+        <w:t xml:space="preserve">width:6.15in;height:3.39605in</w:t>
+      </w:r>
+      <w:r>
+        <w:t xml:space="preserve">”</w:t>
       </w:r>
       <w:r>
         <w:t xml:space="preserve"> </w:t>
@@ -2026,7 +2038,13 @@
         <w:t xml:space="preserve">alt=</w:t>
       </w:r>
       <w:r>
-        <w:t xml:space="preserve">“Siempre confirman la documentación y el contrato de servicio exactos; los diagramas son puntos de partida simplificados”</w:t>
+        <w:t xml:space="preserve">“</w:t>
+      </w:r>
+      <w:r>
+        <w:t xml:space="preserve">Siempre confirman la documentación y el contrato de servicio exactos; los diagramas son puntos de partida simplificados</w:t>
+      </w:r>
+      <w:r>
+        <w:t xml:space="preserve">”</w:t>
       </w:r>
       <w:r>
         <w:t xml:space="preserve">.</w:t>
@@ -2046,8 +2064,8 @@
       </w:pPr>
       <w:r>
         <w:rPr>
+          <w:bCs/>
           <w:b/>
-          <w:bCs/>
         </w:rPr>
         <w:t xml:space="preserve">Modelo</w:t>
       </w:r>
@@ -2062,8 +2080,8 @@
       </w:r>
       <w:r>
         <w:rPr>
+          <w:bCs/>
           <w:b/>
-          <w:bCs/>
         </w:rPr>
         <w:t xml:space="preserve">El cliente generalmente opera</w:t>
       </w:r>
@@ -2100,7 +2118,7 @@
         <w:t xml:space="preserve">TEN FaaS/serverless ANTE Infraestructura y ejecución gestionada plazo de ejecución TEN Código, dependencias, permisos, eventos, secretos, datos, configuración, observabilidad</w:t>
       </w:r>
     </w:p>
-    <w:bookmarkStart w:id="14" w:name="matriz-de-responsabilidad"/>
+    <w:bookmarkStart w:id="25" w:name="matriz-de-responsabilidad"/>
     <w:p>
       <w:pPr>
         <w:pStyle w:val="Heading2"/>
@@ -2144,11 +2162,11 @@
     </w:p>
     <w:p>
       <w:pPr>
+        <w:numPr>
+          <w:ilvl w:val="0"/>
+          <w:numId w:val="1004"/>
+        </w:numPr>
         <w:pStyle w:val="Compact"/>
-        <w:numPr>
-          <w:ilvl w:val="0"/>
-          <w:numId w:val="1004"/>
-        </w:numPr>
       </w:pPr>
       <w:r>
         <w:t xml:space="preserve">Gobernanza de la nube, estrategia y competencia de riesgo</w:t>
@@ -2160,14 +2178,14 @@
       </w:pPr>
       <w:r>
         <w:rPr>
+          <w:iCs/>
           <w:i/>
-          <w:iCs/>
         </w:rPr>
         <w:t xml:space="preserve">Los conjuntos de glovernance permitieron el uso de la nube, propiedad, arquitectura, vigilancia, riesgo y escalada.</w:t>
       </w:r>
     </w:p>
-    <w:bookmarkEnd w:id="14"/>
-    <w:bookmarkStart w:id="15" w:name="elementos-del-programa"/>
+    <w:bookmarkEnd w:id="25"/>
+    <w:bookmarkStart w:id="26" w:name="elementos-del-programa"/>
     <w:p>
       <w:pPr>
         <w:pStyle w:val="Heading2"/>
@@ -2246,26 +2264,27 @@
       <w:tblPr>
         <w:tblStyle w:val="Table"/>
         <w:tblW w:type="pct" w:w="5000"/>
-        <w:tblLayout w:type="fixed"/>
         <w:tblLook w:firstRow="1" w:lastRow="0" w:firstColumn="0" w:lastColumn="0" w:noHBand="0" w:noVBand="0" w:val="0020"/>
+        <w:jc w:val="start"/>
       </w:tblPr>
       <w:tblGrid>
         <w:gridCol w:w="7920"/>
       </w:tblGrid>
       <w:tr>
         <w:trPr>
-          <w:tblHeader w:val="on"/>
+          <w:tblHeader w:val="true"/>
         </w:trPr>
         <w:tc>
           <w:tcPr/>
           <w:p>
             <w:pPr>
               <w:pStyle w:val="Compact"/>
+              <w:jc w:val="left"/>
             </w:pPr>
             <w:r>
               <w:rPr>
+                <w:bCs/>
                 <w:b/>
-                <w:bCs/>
               </w:rPr>
               <w:t xml:space="preserve">Rol</w:t>
             </w:r>
@@ -2278,6 +2297,7 @@
           <w:p>
             <w:pPr>
               <w:pStyle w:val="Compact"/>
+              <w:jc w:val="left"/>
             </w:pPr>
             <w:r>
               <w:t xml:space="preserve">← Patrocinador ejecutivo</w:t>
@@ -2330,9 +2350,9 @@
         <w:t xml:space="preserve">tención Auditoría interna / evaluador</w:t>
       </w:r>
     </w:p>
-    <w:bookmarkEnd w:id="15"/>
-    <w:bookmarkEnd w:id="16"/>
-    <w:bookmarkStart w:id="19" w:name="X034f6d519dd0ab2cb052f667b385c410e66607f"/>
+    <w:bookmarkEnd w:id="26"/>
+    <w:bookmarkEnd w:id="27"/>
+    <w:bookmarkStart w:id="30" w:name="X034f6d519dd0ab2cb052f667b385c410e66607f"/>
     <w:p>
       <w:pPr>
         <w:pStyle w:val="Heading1"/>
@@ -2347,13 +2367,13 @@
       </w:pPr>
       <w:r>
         <w:rPr>
+          <w:iCs/>
           <w:i/>
-          <w:iCs/>
         </w:rPr>
         <w:t xml:space="preserve">Los recursos de nube desconocidos no pueden ser gobernados, protegidos, supervisados o retirados.</w:t>
       </w:r>
     </w:p>
-    <w:bookmarkStart w:id="17" w:name="inventario"/>
+    <w:bookmarkStart w:id="28" w:name="inventario"/>
     <w:p>
       <w:pPr>
         <w:pStyle w:val="Heading2"/>
@@ -2417,8 +2437,8 @@
         <w:t xml:space="preserve">Etiquetas/etiquetas para propietario, aplicación, medio ambiente, clase de datos, costo, crítica, nivel de recuperación, vencimiento y alcance de cumplimiento.</w:t>
       </w:r>
     </w:p>
-    <w:bookmarkEnd w:id="17"/>
-    <w:bookmarkStart w:id="18" w:name="reconciliación"/>
+    <w:bookmarkEnd w:id="28"/>
+    <w:bookmarkStart w:id="29" w:name="reconciliación"/>
     <w:p>
       <w:pPr>
         <w:pStyle w:val="Heading2"/>
@@ -2460,9 +2480,9 @@
         <w:t xml:space="preserve">Automatizar el descubrimiento pero mantener la revisión responsable del propietario y pruebas de descomposición.</w:t>
       </w:r>
     </w:p>
-    <w:bookmarkEnd w:id="18"/>
-    <w:bookmarkEnd w:id="19"/>
-    <w:bookmarkStart w:id="23" w:name="X4713fcba79957ff624456befc4188b95944ada3"/>
+    <w:bookmarkEnd w:id="29"/>
+    <w:bookmarkEnd w:id="30"/>
+    <w:bookmarkStart w:id="34" w:name="X4713fcba79957ff624456befc4188b95944ada3"/>
     <w:p>
       <w:pPr>
         <w:pStyle w:val="Heading1"/>
@@ -2477,8 +2497,8 @@
       </w:pPr>
       <w:r>
         <w:rPr>
+          <w:iCs/>
           <w:i/>
-          <w:iCs/>
         </w:rPr>
         <w:t xml:space="preserve">Las zonas de aterrizaje proporcionan bases reutilizables seguras antes de que llegue la carga de trabajo</w:t>
       </w:r>
@@ -2494,7 +2514,13 @@
         <w:t xml:space="preserve">Altura:3.39605in” alt=</w:t>
       </w:r>
       <w:r>
-        <w:t xml:space="preserve">“Hierarquía, identidad, redes, registros centralizados, políticas y separación de carga de trabajo crean correderas consistentes.”</w:t>
+        <w:t xml:space="preserve">“</w:t>
+      </w:r>
+      <w:r>
+        <w:t xml:space="preserve">Hierarquía, identidad, redes, registros centralizados, políticas y separación de carga de trabajo crean correderas consistentes.</w:t>
+      </w:r>
+      <w:r>
+        <w:t xml:space="preserve">”</w:t>
       </w:r>
       <w:r>
         <w:t xml:space="preserve"> </w:t>
@@ -2511,7 +2537,7 @@
         <w:t xml:space="preserve">Figura 2. Base de la zona de aterrizaje</w:t>
       </w:r>
     </w:p>
-    <w:bookmarkStart w:id="20" w:name="principios-de-arquitectura"/>
+    <w:bookmarkStart w:id="31" w:name="principios-de-arquitectura"/>
     <w:p>
       <w:pPr>
         <w:pStyle w:val="Heading2"/>
@@ -2600,8 +2626,8 @@
       </w:pPr>
       <w:r>
         <w:rPr>
+          <w:iCs/>
           <w:i/>
-          <w:iCs/>
         </w:rPr>
         <w:t xml:space="preserve">Los aviones de control de ruido hacen identidad, fichas, roles y directores de servicios activos críticos.</w:t>
       </w:r>
@@ -2614,7 +2640,13 @@
         <w:t xml:space="preserve">لimg src=</w:t>
       </w:r>
       <w:r>
-        <w:t xml:space="preserve">“media/image3.png”</w:t>
+        <w:t xml:space="preserve">“</w:t>
+      </w:r>
+      <w:r>
+        <w:t xml:space="preserve">media/image3.png</w:t>
+      </w:r>
+      <w:r>
+        <w:t xml:space="preserve">”</w:t>
       </w:r>
       <w:r>
         <w:t xml:space="preserve"> </w:t>
@@ -2623,7 +2655,13 @@
         <w:t xml:space="preserve">style=</w:t>
       </w:r>
       <w:r>
-        <w:t xml:space="preserve">“width:6.15in;height:3.39605in”</w:t>
+        <w:t xml:space="preserve">“</w:t>
+      </w:r>
+      <w:r>
+        <w:t xml:space="preserve">width:6.15in;height:3.39605in</w:t>
+      </w:r>
+      <w:r>
+        <w:t xml:space="preserve">”</w:t>
       </w:r>
       <w:r>
         <w:t xml:space="preserve"> </w:t>
@@ -2632,7 +2670,13 @@
         <w:t xml:space="preserve">alt=</w:t>
       </w:r>
       <w:r>
-        <w:t xml:space="preserve">“Strong identity proofing, MFA, least privilegio, session control, review, and revocation reduce control-plane risk.”</w:t>
+        <w:t xml:space="preserve">“</w:t>
+      </w:r>
+      <w:r>
+        <w:t xml:space="preserve">Strong identity proofing, MFA, least privilegio, session control, review, and revocation reduce control-plane risk.</w:t>
+      </w:r>
+      <w:r>
+        <w:t xml:space="preserve">”</w:t>
       </w:r>
       <w:r>
         <w:t xml:space="preserve"> </w:t>
@@ -2649,8 +2693,8 @@
         <w:t xml:space="preserve">Gráfico 3 Ciclo de vida de identidad en la nube</w:t>
       </w:r>
     </w:p>
-    <w:bookmarkEnd w:id="20"/>
-    <w:bookmarkStart w:id="21" w:name="human-identity"/>
+    <w:bookmarkEnd w:id="31"/>
+    <w:bookmarkStart w:id="32" w:name="human-identity"/>
     <w:p>
       <w:pPr>
         <w:pStyle w:val="Heading2"/>
@@ -2714,8 +2758,8 @@
         <w:t xml:space="preserve">Derechos de revisión, cuentas inactivas, combinaciones tóxicas, confianza de cuenta cruzada y uso real.</w:t>
       </w:r>
     </w:p>
-    <w:bookmarkEnd w:id="21"/>
-    <w:bookmarkStart w:id="22" w:name="workload-identity"/>
+    <w:bookmarkEnd w:id="32"/>
+    <w:bookmarkStart w:id="33" w:name="workload-identity"/>
     <w:p>
       <w:pPr>
         <w:pStyle w:val="Heading2"/>
@@ -2768,9 +2812,9 @@
         <w:t xml:space="preserve">Detectar nuevos privilegios, federación, creación clave, consentimiento, impersonación y uso de token inusual.</w:t>
       </w:r>
     </w:p>
-    <w:bookmarkEnd w:id="22"/>
-    <w:bookmarkEnd w:id="23"/>
-    <w:bookmarkStart w:id="24" w:name="seguridad-de-la-red-y-la-conectividad"/>
+    <w:bookmarkEnd w:id="33"/>
+    <w:bookmarkEnd w:id="34"/>
+    <w:bookmarkStart w:id="35" w:name="seguridad-de-la-red-y-la-conectividad"/>
     <w:p>
       <w:pPr>
         <w:pStyle w:val="Heading1"/>
@@ -2785,8 +2829,8 @@
       </w:pPr>
       <w:r>
         <w:rPr>
+          <w:iCs/>
           <w:i/>
-          <w:iCs/>
         </w:rPr>
         <w:t xml:space="preserve">Las redes de nube combinan constructos de proveedores, exposición a Internet, conectividad privada y controles de capas de aplicaciones.</w:t>
       </w:r>
@@ -2865,8 +2909,8 @@
         <w:t xml:space="preserve">Encontrar continuamente IPs públicas, reglas abiertas, grupos de seguridad permisivos, almacenamiento expuesto / bases de datos y túneles de sombra.</w:t>
       </w:r>
     </w:p>
-    <w:bookmarkEnd w:id="24"/>
-    <w:bookmarkStart w:id="26" w:name="seguridad-de-datos-y-privacidad"/>
+    <w:bookmarkEnd w:id="35"/>
+    <w:bookmarkStart w:id="37" w:name="seguridad-de-datos-y-privacidad"/>
     <w:p>
       <w:pPr>
         <w:pStyle w:val="Heading1"/>
@@ -2881,8 +2925,8 @@
       </w:pPr>
       <w:r>
         <w:rPr>
+          <w:iCs/>
           <w:i/>
-          <w:iCs/>
         </w:rPr>
         <w:t xml:space="preserve">La seguridad de los datos de voz comienza con propósito, ubicación, clasificación y minimización.</w:t>
       </w:r>
@@ -2895,7 +2939,13 @@
         <w:t xml:space="preserve">יimg src=</w:t>
       </w:r>
       <w:r>
-        <w:t xml:space="preserve">“media/image4.png”</w:t>
+        <w:t xml:space="preserve">“</w:t>
+      </w:r>
+      <w:r>
+        <w:t xml:space="preserve">media/image4.png</w:t>
+      </w:r>
+      <w:r>
+        <w:t xml:space="preserve">”</w:t>
       </w:r>
       <w:r>
         <w:t xml:space="preserve"> </w:t>
@@ -2904,7 +2954,13 @@
         <w:t xml:space="preserve">style=</w:t>
       </w:r>
       <w:r>
-        <w:t xml:space="preserve">“width:6.15in;height:3.39605in”</w:t>
+        <w:t xml:space="preserve">“</w:t>
+      </w:r>
+      <w:r>
+        <w:t xml:space="preserve">width:6.15in;height:3.39605in</w:t>
+      </w:r>
+      <w:r>
+        <w:t xml:space="preserve">”</w:t>
       </w:r>
       <w:r>
         <w:t xml:space="preserve"> </w:t>
@@ -2913,7 +2969,13 @@
         <w:t xml:space="preserve">alt=</w:t>
       </w:r>
       <w:r>
-        <w:t xml:space="preserve">“Track data from discovery and purpose through controlled deletion, including replicas, logs, backups, and subprocessors.”</w:t>
+        <w:t xml:space="preserve">“</w:t>
+      </w:r>
+      <w:r>
+        <w:t xml:space="preserve">Track data from discovery and purpose through controlled deletion, including replicas, logs, backups, and subprocessors.</w:t>
+      </w:r>
+      <w:r>
+        <w:t xml:space="preserve">”</w:t>
       </w:r>
       <w:r>
         <w:t xml:space="preserve"> </w:t>
@@ -2930,7 +2992,7 @@
         <w:t xml:space="preserve">Gráfico 4. Ciclo de vida de datos en la nube</w:t>
       </w:r>
     </w:p>
-    <w:bookmarkStart w:id="25" w:name="controles-de-datos"/>
+    <w:bookmarkStart w:id="36" w:name="controles-de-datos"/>
     <w:p>
       <w:pPr>
         <w:pStyle w:val="Heading2"/>
@@ -3017,8 +3079,8 @@
       </w:r>
       <w:r>
         <w:rPr>
+          <w:bCs/>
           <w:b/>
-          <w:bCs/>
         </w:rPr>
         <w:t xml:space="preserve">La residencia de datos es más que un selector de región:</w:t>
       </w:r>
@@ -3035,9 +3097,9 @@
         <w:t xml:space="preserve">|. |</w:t>
       </w:r>
     </w:p>
-    <w:bookmarkEnd w:id="25"/>
-    <w:bookmarkEnd w:id="26"/>
-    <w:bookmarkStart w:id="29" w:name="X16cecd832bb4b4218eb61ecf9f0643d77e38b62"/>
+    <w:bookmarkEnd w:id="36"/>
+    <w:bookmarkEnd w:id="37"/>
+    <w:bookmarkStart w:id="40" w:name="X16cecd832bb4b4218eb61ecf9f0643d77e38b62"/>
     <w:p>
       <w:pPr>
         <w:pStyle w:val="Heading1"/>
@@ -3052,13 +3114,13 @@
       </w:pPr>
       <w:r>
         <w:rPr>
+          <w:iCs/>
           <w:i/>
-          <w:iCs/>
         </w:rPr>
         <w:t xml:space="preserve">La Criptografía falla cuando las claves, secretos, certificados, algoritmos y permisos son mal gestionados.</w:t>
       </w:r>
     </w:p>
-    <w:bookmarkStart w:id="27" w:name="gestión-clave"/>
+    <w:bookmarkStart w:id="38" w:name="gestión-clave"/>
     <w:p>
       <w:pPr>
         <w:pStyle w:val="Heading2"/>
@@ -3122,8 +3184,8 @@
         <w:t xml:space="preserve">Pérdida del plan, compromiso, falla de la región, salida del proveedor y restauración de respaldo cifrado.</w:t>
       </w:r>
     </w:p>
-    <w:bookmarkEnd w:id="27"/>
-    <w:bookmarkStart w:id="28" w:name="secretos-y-certificados"/>
+    <w:bookmarkEnd w:id="38"/>
+    <w:bookmarkStart w:id="39" w:name="secretos-y-certificados"/>
     <w:p>
       <w:pPr>
         <w:pStyle w:val="Heading2"/>
@@ -3165,9 +3227,9 @@
         <w:t xml:space="preserve">Automatizar la expedición/renovación de certificados con confianza controlada, proteger las llaves privadas, detectar la expiación y la creación de certificados no autorizados.</w:t>
       </w:r>
     </w:p>
-    <w:bookmarkEnd w:id="28"/>
-    <w:bookmarkEnd w:id="29"/>
-    <w:bookmarkStart w:id="31" w:name="registro-monitoreo-y-detección"/>
+    <w:bookmarkEnd w:id="39"/>
+    <w:bookmarkEnd w:id="40"/>
+    <w:bookmarkStart w:id="42" w:name="registro-monitoreo-y-detección"/>
     <w:p>
       <w:pPr>
         <w:pStyle w:val="Heading1"/>
@@ -3182,8 +3244,8 @@
       </w:pPr>
       <w:r>
         <w:rPr>
+          <w:iCs/>
           <w:i/>
-          <w:iCs/>
         </w:rPr>
         <w:t xml:space="preserve">La evidencia en voz alta es útil cuando se permiten y revisan los eventos de control, plan de datos, volumen de trabajo, identidad y aplicación adecuados</w:t>
       </w:r>
@@ -3191,7 +3253,7 @@
         <w:t xml:space="preserve">.</w:t>
       </w:r>
     </w:p>
-    <w:bookmarkStart w:id="30" w:name="diseño-de-registro"/>
+    <w:bookmarkStart w:id="41" w:name="diseño-de-registro"/>
     <w:p>
       <w:pPr>
         <w:pStyle w:val="Heading2"/>
@@ -3296,9 +3358,9 @@
         <w:t xml:space="preserve">Validar que las alertas crean casos investigados y acciones correctivas, no sólo dashboards.</w:t>
       </w:r>
     </w:p>
-    <w:bookmarkEnd w:id="30"/>
-    <w:bookmarkEnd w:id="31"/>
-    <w:bookmarkStart w:id="33" w:name="Xa04d89d843bb0fb7413bb2e7a51ff9f7a8d788d"/>
+    <w:bookmarkEnd w:id="41"/>
+    <w:bookmarkEnd w:id="42"/>
+    <w:bookmarkStart w:id="44" w:name="Xa04d89d843bb0fb7413bb2e7a51ff9f7a8d788d"/>
     <w:p>
       <w:pPr>
         <w:pStyle w:val="Heading1"/>
@@ -3313,13 +3375,13 @@
       </w:pPr>
       <w:r>
         <w:rPr>
+          <w:iCs/>
           <w:i/>
-          <w:iCs/>
         </w:rPr>
         <w:t xml:space="preserve">La exposición al ruido cambia continuamente a través de configuración, código, imágenes, dependencias, identidades y servicios de proveedores.</w:t>
       </w:r>
     </w:p>
-    <w:bookmarkStart w:id="32" w:name="gestión-continua-de-la-exposición"/>
+    <w:bookmarkStart w:id="43" w:name="gestión-continua-de-la-exposición"/>
     <w:p>
       <w:pPr>
         <w:pStyle w:val="Heading2"/>
@@ -3394,9 +3456,9 @@
         <w:t xml:space="preserve">Reprueba la corrección y mide la cobertura de la población, el tiempo, las excepciones y la recurrencia.</w:t>
       </w:r>
     </w:p>
-    <w:bookmarkEnd w:id="32"/>
-    <w:bookmarkEnd w:id="33"/>
-    <w:bookmarkStart w:id="34" w:name="Xa4247c06de8a4b1ae097298856154dd29069a1d"/>
+    <w:bookmarkEnd w:id="43"/>
+    <w:bookmarkEnd w:id="44"/>
+    <w:bookmarkStart w:id="45" w:name="Xa4247c06de8a4b1ae097298856154dd29069a1d"/>
     <w:p>
       <w:pPr>
         <w:pStyle w:val="Heading1"/>
@@ -3411,8 +3473,8 @@
       </w:pPr>
       <w:r>
         <w:rPr>
+          <w:iCs/>
           <w:i/>
-          <w:iCs/>
         </w:rPr>
         <w:t xml:space="preserve">Cada servicio gestionado elimina algunos trabajos operativos pero crea responsabilidades de configuración e integración</w:t>
       </w:r>
@@ -3424,26 +3486,27 @@
       <w:tblPr>
         <w:tblStyle w:val="Table"/>
         <w:tblW w:type="pct" w:w="5000"/>
-        <w:tblLayout w:type="fixed"/>
         <w:tblLook w:firstRow="1" w:lastRow="0" w:firstColumn="0" w:lastColumn="0" w:noHBand="0" w:noVBand="0" w:val="0020"/>
+        <w:jc w:val="start"/>
       </w:tblPr>
       <w:tblGrid>
         <w:gridCol w:w="7920"/>
       </w:tblGrid>
       <w:tr>
         <w:trPr>
-          <w:tblHeader w:val="on"/>
+          <w:tblHeader w:val="true"/>
         </w:trPr>
         <w:tc>
           <w:tcPr/>
           <w:p>
             <w:pPr>
               <w:pStyle w:val="Compact"/>
+              <w:jc w:val="left"/>
             </w:pPr>
             <w:r>
               <w:rPr>
+                <w:bCs/>
                 <w:b/>
-                <w:bCs/>
               </w:rPr>
               <w:t xml:space="preserve">Recurso</w:t>
             </w:r>
@@ -3456,6 +3519,7 @@
           <w:p>
             <w:pPr>
               <w:pStyle w:val="Compact"/>
+              <w:jc w:val="left"/>
             </w:pPr>
             <w:r>
               <w:t xml:space="preserve">Ø Máquinas virtuales Ø Imágenes, parche, endurecimiento, EDR, discos, metadatos, ruta de administración ANTERI inventario, procedencia de imagen, config/scan, cobertura de agente</w:t>
@@ -3469,6 +3533,7 @@
           <w:p>
             <w:pPr>
               <w:pStyle w:val="Compact"/>
+              <w:jc w:val="left"/>
             </w:pPr>
             <w:r>
               <w:t xml:space="preserve">tención de objetos</w:t>
@@ -3482,6 +3547,7 @@
           <w:p>
             <w:pPr>
               <w:pStyle w:val="Compact"/>
+              <w:jc w:val="left"/>
             </w:pPr>
             <w:r>
               <w:t xml:space="preserve">tención Gestionada base de datos</w:t>
@@ -3495,6 +3561,7 @@
           <w:p>
             <w:pPr>
               <w:pStyle w:val="Compact"/>
+              <w:jc w:val="left"/>
             </w:pPr>
             <w:r>
               <w:t xml:space="preserve">TEN Bloqueo / archivo de almacenamiento</w:t>
@@ -3508,6 +3575,7 @@
           <w:p>
             <w:pPr>
               <w:pStyle w:val="Compact"/>
+              <w:jc w:val="left"/>
             </w:pPr>
             <w:r>
               <w:t xml:space="preserve">Managed escritorio/punto de finalización ANTERIED Identidad, postura de dispositivo, aplicaciones, datos, sesiones, registro de entradas, políticas, acceso, eventos, pruebas de limpieza/terminación</w:t>
@@ -3521,6 +3589,7 @@
           <w:p>
             <w:pPr>
               <w:pStyle w:val="Compact"/>
+              <w:jc w:val="left"/>
             </w:pPr>
             <w:r>
               <w:t xml:space="preserve">← Imagen/servicio en el mercado</w:t>
@@ -3529,8 +3598,8 @@
         </w:tc>
       </w:tr>
     </w:tbl>
-    <w:bookmarkEnd w:id="34"/>
-    <w:bookmarkStart w:id="36" w:name="seguridad-de-aplicaciones-y-devsecops"/>
+    <w:bookmarkEnd w:id="45"/>
+    <w:bookmarkStart w:id="47" w:name="seguridad-de-aplicaciones-y-devsecops"/>
     <w:p>
       <w:pPr>
         <w:pStyle w:val="Heading1"/>
@@ -3545,8 +3614,8 @@
       </w:pPr>
       <w:r>
         <w:rPr>
+          <w:iCs/>
           <w:i/>
-          <w:iCs/>
         </w:rPr>
         <w:t xml:space="preserve">Las aplicaciones de nube heredan el riesgo de diseño, código, dependencias, oleoductos, identidades, API y servicios gestionados.</w:t>
       </w:r>
@@ -3559,7 +3628,13 @@
         <w:t xml:space="preserve">■img src=</w:t>
       </w:r>
       <w:r>
-        <w:t xml:space="preserve">“media/image5.png”</w:t>
+        <w:t xml:space="preserve">“</w:t>
+      </w:r>
+      <w:r>
+        <w:t xml:space="preserve">media/image5.png</w:t>
+      </w:r>
+      <w:r>
+        <w:t xml:space="preserve">”</w:t>
       </w:r>
       <w:r>
         <w:t xml:space="preserve"> </w:t>
@@ -3568,7 +3643,13 @@
         <w:t xml:space="preserve">style=</w:t>
       </w:r>
       <w:r>
-        <w:t xml:space="preserve">“width:6.15in;height:3.39605in”</w:t>
+        <w:t xml:space="preserve">“</w:t>
+      </w:r>
+      <w:r>
+        <w:t xml:space="preserve">width:6.15in;height:3.39605in</w:t>
+      </w:r>
+      <w:r>
+        <w:t xml:space="preserve">”</w:t>
       </w:r>
       <w:r>
         <w:t xml:space="preserve"> </w:t>
@@ -3577,7 +3658,13 @@
         <w:t xml:space="preserve">alt=</w:t>
       </w:r>
       <w:r>
-        <w:t xml:space="preserve">“La evidencia de seguridad debe seguir el código del diseño a través de la construcción, el despliegue y el tiempo de ejecución.”</w:t>
+        <w:t xml:space="preserve">“</w:t>
+      </w:r>
+      <w:r>
+        <w:t xml:space="preserve">La evidencia de seguridad debe seguir el código del diseño a través de la construcción, el despliegue y el tiempo de ejecución.</w:t>
+      </w:r>
+      <w:r>
+        <w:t xml:space="preserve">”</w:t>
       </w:r>
     </w:p>
     <w:p>
@@ -3588,7 +3675,7 @@
         <w:t xml:space="preserve">Figura 5. Flujo de DevSecOps Cloud</w:t>
       </w:r>
     </w:p>
-    <w:bookmarkStart w:id="35" w:name="entrega-segura"/>
+    <w:bookmarkStart w:id="46" w:name="entrega-segura"/>
     <w:p>
       <w:pPr>
         <w:pStyle w:val="Heading2"/>
@@ -3663,9 +3750,9 @@
         <w:t xml:space="preserve">Rastrear vulnerabilidades y excepciones a la remediación verificada y la prueba.</w:t>
       </w:r>
     </w:p>
-    <w:bookmarkEnd w:id="35"/>
-    <w:bookmarkEnd w:id="36"/>
-    <w:bookmarkStart w:id="39" w:name="X08fec4231ab0c7e654d587d20f435c8faf871bb"/>
+    <w:bookmarkEnd w:id="46"/>
+    <w:bookmarkEnd w:id="47"/>
+    <w:bookmarkStart w:id="50" w:name="X08fec4231ab0c7e654d587d20f435c8faf871bb"/>
     <w:p>
       <w:pPr>
         <w:pStyle w:val="Heading1"/>
@@ -3680,13 +3767,13 @@
       </w:pPr>
       <w:r>
         <w:rPr>
+          <w:iCs/>
           <w:i/>
-          <w:iCs/>
         </w:rPr>
         <w:t xml:space="preserve">La infraestructura y la política como código hacen que las decisiones de la nube sean repetibles, revisables, testables y escalables.</w:t>
       </w:r>
     </w:p>
-    <w:bookmarkStart w:id="37" w:name="iac-controls"/>
+    <w:bookmarkStart w:id="48" w:name="iac-controls"/>
     <w:p>
       <w:pPr>
         <w:pStyle w:val="Heading2"/>
@@ -3750,8 +3837,8 @@
         <w:t xml:space="preserve">Retroceso de pruebas, protección de eliminación, importación, migración y comportamiento de fracaso.</w:t>
       </w:r>
     </w:p>
-    <w:bookmarkEnd w:id="37"/>
-    <w:bookmarkStart w:id="38" w:name="policy-as-code"/>
+    <w:bookmarkEnd w:id="48"/>
+    <w:bookmarkStart w:id="49" w:name="policy-as-code"/>
     <w:p>
       <w:pPr>
         <w:pStyle w:val="Heading2"/>
@@ -3804,9 +3891,9 @@
         <w:t xml:space="preserve">Nunca permita una remediación automatizada amplia sin revisión, aprobación, logging y recuperación de ondas secas.</w:t>
       </w:r>
     </w:p>
-    <w:bookmarkEnd w:id="38"/>
-    <w:bookmarkEnd w:id="39"/>
-    <w:bookmarkStart w:id="41" w:name="containers-and-kubernetes"/>
+    <w:bookmarkEnd w:id="49"/>
+    <w:bookmarkEnd w:id="50"/>
+    <w:bookmarkStart w:id="52" w:name="containers-and-kubernetes"/>
     <w:p>
       <w:pPr>
         <w:pStyle w:val="Heading1"/>
@@ -3821,8 +3908,8 @@
       </w:pPr>
       <w:r>
         <w:rPr>
+          <w:iCs/>
           <w:i/>
-          <w:iCs/>
         </w:rPr>
         <w:t xml:space="preserve">Kubernetes distribuye responsabilidad en el plano de control de proveedores, configuración de grupos, nodos, imágenes, cargas de trabajo, red e identidad.</w:t>
       </w:r>
@@ -3832,7 +3919,13 @@
         <w:pStyle w:val="BodyText"/>
       </w:pPr>
       <w:r>
-        <w:t xml:space="preserve">“Managed Kubernetes todavía requiere el control de las cargas de trabajo, el acceso, las políticas, la red, los datos y la evidencia.”</w:t>
+        <w:t xml:space="preserve">“</w:t>
+      </w:r>
+      <w:r>
+        <w:t xml:space="preserve">Managed Kubernetes todavía requiere el control de las cargas de trabajo, el acceso, las políticas, la red, los datos y la evidencia.</w:t>
+      </w:r>
+      <w:r>
+        <w:t xml:space="preserve">”</w:t>
       </w:r>
       <w:r>
         <w:t xml:space="preserve"> </w:t>
@@ -3849,7 +3942,7 @@
         <w:t xml:space="preserve">Figura 6. Capas de seguridad Kubernetes</w:t>
       </w:r>
     </w:p>
-    <w:bookmarkStart w:id="40" w:name="controles-de-racimo"/>
+    <w:bookmarkStart w:id="51" w:name="controles-de-racimo"/>
     <w:p>
       <w:pPr>
         <w:pStyle w:val="Heading2"/>
@@ -3913,9 +4006,9 @@
         <w:t xml:space="preserve">Patch soporta versiones de racimo/nodos y actualizaciones de pruebas, autoescalamiento, recuperación y compatibilidad de políticas.</w:t>
       </w:r>
     </w:p>
-    <w:bookmarkEnd w:id="40"/>
-    <w:bookmarkEnd w:id="41"/>
-    <w:bookmarkStart w:id="44" w:name="servidor-api-y-servicios-de-eventos"/>
+    <w:bookmarkEnd w:id="51"/>
+    <w:bookmarkEnd w:id="52"/>
+    <w:bookmarkStart w:id="55" w:name="servidor-api-y-servicios-de-eventos"/>
     <w:p>
       <w:pPr>
         <w:pStyle w:val="Heading1"/>
@@ -3930,13 +4023,13 @@
       </w:pPr>
       <w:r>
         <w:rPr>
+          <w:iCs/>
           <w:i/>
-          <w:iCs/>
         </w:rPr>
         <w:t xml:space="preserve">Los sistemas ininterrumpidos y basados en eventos reducen la gestión de hosts pero aumentan las preocupaciones de identidad, evento, dependencia y observabilidad.</w:t>
       </w:r>
     </w:p>
-    <w:bookmarkStart w:id="42" w:name="controles-sin-servidor"/>
+    <w:bookmarkStart w:id="53" w:name="controles-sin-servidor"/>
     <w:p>
       <w:pPr>
         <w:pStyle w:val="Heading2"/>
@@ -4000,8 +4093,8 @@
         <w:t xml:space="preserve">Iniciar sesión, identidad, metadatos de eventos, error, destino y cambios administrativos al minimizar el contenido sensible.</w:t>
       </w:r>
     </w:p>
-    <w:bookmarkEnd w:id="42"/>
-    <w:bookmarkStart w:id="43" w:name="api-security"/>
+    <w:bookmarkEnd w:id="53"/>
+    <w:bookmarkStart w:id="54" w:name="api-security"/>
     <w:p>
       <w:pPr>
         <w:pStyle w:val="Heading2"/>
@@ -4043,9 +4136,9 @@
         <w:t xml:space="preserve">Proteger las teclas API y las teclas web, rotar secretos, firmar eventos y validar la resistencia de repetición.</w:t>
       </w:r>
     </w:p>
-    <w:bookmarkEnd w:id="43"/>
-    <w:bookmarkEnd w:id="44"/>
-    <w:bookmarkStart w:id="46" w:name="saas-security-and-business-applications"/>
+    <w:bookmarkEnd w:id="54"/>
+    <w:bookmarkEnd w:id="55"/>
+    <w:bookmarkStart w:id="57" w:name="saas-security-and-business-applications"/>
     <w:p>
       <w:pPr>
         <w:pStyle w:val="Heading1"/>
@@ -4060,13 +4153,13 @@
       </w:pPr>
       <w:r>
         <w:rPr>
+          <w:iCs/>
           <w:i/>
-          <w:iCs/>
         </w:rPr>
         <w:t xml:space="preserve">La seguridad de SaaS depende en gran medida de la configuración, identidad, uso de datos, integraciones, puntos finales y evidencia de proveedores.</w:t>
       </w:r>
     </w:p>
-    <w:bookmarkStart w:id="45" w:name="revisión-de-saas"/>
+    <w:bookmarkStart w:id="56" w:name="revisión-de-saas"/>
     <w:p>
       <w:pPr>
         <w:pStyle w:val="Heading2"/>
@@ -4146,9 +4239,9 @@
         <w:t xml:space="preserve">|. |</w:t>
       </w:r>
     </w:p>
-    <w:bookmarkEnd w:id="45"/>
-    <w:bookmarkEnd w:id="46"/>
-    <w:bookmarkStart w:id="49" w:name="multi-cloud-hybrid-cloud-y-portability"/>
+    <w:bookmarkEnd w:id="56"/>
+    <w:bookmarkEnd w:id="57"/>
+    <w:bookmarkStart w:id="60" w:name="multi-cloud-hybrid-cloud-y-portability"/>
     <w:p>
       <w:pPr>
         <w:pStyle w:val="Heading1"/>
@@ -4163,13 +4256,13 @@
       </w:pPr>
       <w:r>
         <w:rPr>
+          <w:iCs/>
           <w:i/>
-          <w:iCs/>
         </w:rPr>
         <w:t xml:space="preserve">Multi-cloud y diseños híbridos pueden reducir o aumentar el riesgo dependiendo de la capacidad operacional real.</w:t>
       </w:r>
     </w:p>
-    <w:bookmarkStart w:id="47" w:name="desafíos-comunes"/>
+    <w:bookmarkStart w:id="58" w:name="desafíos-comunes"/>
     <w:p>
       <w:pPr>
         <w:pStyle w:val="Heading2"/>
@@ -4233,8 +4326,8 @@
         <w:t xml:space="preserve">Reclamaciones de portabilidad que fallan debido a servicios propietarios, volumen de datos, formatos, dependencias, habilidades, tiempo y coste.</w:t>
       </w:r>
     </w:p>
-    <w:bookmarkEnd w:id="47"/>
-    <w:bookmarkStart w:id="48" w:name="strategy"/>
+    <w:bookmarkEnd w:id="58"/>
+    <w:bookmarkStart w:id="59" w:name="strategy"/>
     <w:p>
       <w:pPr>
         <w:pStyle w:val="Heading2"/>
@@ -4287,9 +4380,9 @@
         <w:t xml:space="preserve">Usar la diversidad cuando reduce un fallo correlativo creíble y los equipos pueden operarlo con seguridad.</w:t>
       </w:r>
     </w:p>
-    <w:bookmarkEnd w:id="48"/>
-    <w:bookmarkEnd w:id="49"/>
-    <w:bookmarkStart w:id="51" w:name="X4ba2ede2fb3f481211224954289fae22df95631"/>
+    <w:bookmarkEnd w:id="59"/>
+    <w:bookmarkEnd w:id="60"/>
+    <w:bookmarkStart w:id="62" w:name="X4ba2ede2fb3f481211224954289fae22df95631"/>
     <w:p>
       <w:pPr>
         <w:pStyle w:val="Heading1"/>
@@ -4304,8 +4397,8 @@
       </w:pPr>
       <w:r>
         <w:rPr>
+          <w:iCs/>
           <w:i/>
-          <w:iCs/>
         </w:rPr>
         <w:t xml:space="preserve">La resiliencia en voz alta requiere objetivos empresariales, arquitectura, datos de recuperación protegidos y restauración final a extremo probada.</w:t>
       </w:r>
@@ -4318,7 +4411,13 @@
         <w:t xml:space="preserve">יimg src=</w:t>
       </w:r>
       <w:r>
-        <w:t xml:space="preserve">“media/image7.png”</w:t>
+        <w:t xml:space="preserve">“</w:t>
+      </w:r>
+      <w:r>
+        <w:t xml:space="preserve">media/image7.png</w:t>
+      </w:r>
+      <w:r>
+        <w:t xml:space="preserve">”</w:t>
       </w:r>
       <w:r>
         <w:t xml:space="preserve"> </w:t>
@@ -4327,7 +4426,13 @@
         <w:t xml:space="preserve">style=</w:t>
       </w:r>
       <w:r>
-        <w:t xml:space="preserve">“width:6.15in;height:3.39605in”</w:t>
+        <w:t xml:space="preserve">“</w:t>
+      </w:r>
+      <w:r>
+        <w:t xml:space="preserve">width:6.15in;height:3.39605in</w:t>
+      </w:r>
+      <w:r>
+        <w:t xml:space="preserve">”</w:t>
       </w:r>
       <w:r>
         <w:t xml:space="preserve"> </w:t>
@@ -4336,7 +4441,13 @@
         <w:t xml:space="preserve">alt=</w:t>
       </w:r>
       <w:r>
-        <w:t xml:space="preserve">“Las características de disponibilidad de proveedores no prueban que el servicio completo del cliente puede reunirse con RTO y RPO.”</w:t>
+        <w:t xml:space="preserve">“</w:t>
+      </w:r>
+      <w:r>
+        <w:t xml:space="preserve">Las características de disponibilidad de proveedores no prueban que el servicio completo del cliente puede reunirse con RTO y RPO.</w:t>
+      </w:r>
+      <w:r>
+        <w:t xml:space="preserve">”</w:t>
       </w:r>
       <w:r>
         <w:t xml:space="preserve"> </w:t>
@@ -4353,7 +4464,7 @@
         <w:t xml:space="preserve">Gráfico 7. Resiliencia y recuperación en la nube</w:t>
       </w:r>
     </w:p>
-    <w:bookmarkStart w:id="50" w:name="diseño-de-resiliencia"/>
+    <w:bookmarkStart w:id="61" w:name="diseño-de-resiliencia"/>
     <w:p>
       <w:pPr>
         <w:pStyle w:val="Heading2"/>
@@ -4417,9 +4528,9 @@
         <w:t xml:space="preserve">Realizar fallos realistas, corrupción, compromiso de identidad, ransomware, salida de proveedores y escenarios de dependencia de proveedores.</w:t>
       </w:r>
     </w:p>
-    <w:bookmarkEnd w:id="50"/>
-    <w:bookmarkEnd w:id="51"/>
-    <w:bookmarkStart w:id="54" w:name="Xebb275a4b46c2bf6046bc281cb0fc62348b0e58"/>
+    <w:bookmarkEnd w:id="61"/>
+    <w:bookmarkEnd w:id="62"/>
+    <w:bookmarkStart w:id="65" w:name="Xebb275a4b46c2bf6046bc281cb0fc62348b0e58"/>
     <w:p>
       <w:pPr>
         <w:pStyle w:val="Heading1"/>
@@ -4434,8 +4545,8 @@
       </w:pPr>
       <w:r>
         <w:rPr>
+          <w:iCs/>
           <w:i/>
-          <w:iCs/>
         </w:rPr>
         <w:t xml:space="preserve">La respuesta a incidentes de ruido depende de pruebas de proveedores, identidad de plan de control, automatización segura y derechos compartidos</w:t>
       </w:r>
@@ -4451,7 +4562,13 @@
         <w:t xml:space="preserve">■img src=</w:t>
       </w:r>
       <w:r>
-        <w:t xml:space="preserve">“media/image8.png”</w:t>
+        <w:t xml:space="preserve">“</w:t>
+      </w:r>
+      <w:r>
+        <w:t xml:space="preserve">media/image8.png</w:t>
+      </w:r>
+      <w:r>
+        <w:t xml:space="preserve">”</w:t>
       </w:r>
       <w:r>
         <w:t xml:space="preserve"> </w:t>
@@ -4460,7 +4577,13 @@
         <w:t xml:space="preserve">style=</w:t>
       </w:r>
       <w:r>
-        <w:t xml:space="preserve">“width:6.15in;height:3.39605in”</w:t>
+        <w:t xml:space="preserve">“</w:t>
+      </w:r>
+      <w:r>
+        <w:t xml:space="preserve">width:6.15in;height:3.39605in</w:t>
+      </w:r>
+      <w:r>
+        <w:t xml:space="preserve">”</w:t>
       </w:r>
       <w:r>
         <w:t xml:space="preserve"> </w:t>
@@ -4469,7 +4592,13 @@
         <w:t xml:space="preserve">alt=</w:t>
       </w:r>
       <w:r>
-        <w:t xml:space="preserve">“Preserve provider logs and secure identity before evidence expires or changes spread.”</w:t>
+        <w:t xml:space="preserve">“</w:t>
+      </w:r>
+      <w:r>
+        <w:t xml:space="preserve">Preserve provider logs and secure identity before evidence expires or changes spread.</w:t>
+      </w:r>
+      <w:r>
+        <w:t xml:space="preserve">”</w:t>
       </w:r>
       <w:r>
         <w:t xml:space="preserve"> </w:t>
@@ -4486,7 +4615,7 @@
         <w:t xml:space="preserve">Gráfico 8 Flujo de trabajo de incidentes en la nube</w:t>
       </w:r>
     </w:p>
-    <w:bookmarkStart w:id="52" w:name="prepare"/>
+    <w:bookmarkStart w:id="63" w:name="prepare"/>
     <w:p>
       <w:pPr>
         <w:pStyle w:val="Heading2"/>
@@ -4528,8 +4657,8 @@
         <w:t xml:space="preserve">Aislamiento aprobado, revocación de token, restricción de políticas, rotación clave, cuarentena de red, instantánea de carga de trabajo y acciones de cierre de cuentas.</w:t>
       </w:r>
     </w:p>
-    <w:bookmarkEnd w:id="52"/>
-    <w:bookmarkStart w:id="53" w:name="respuesta"/>
+    <w:bookmarkEnd w:id="63"/>
+    <w:bookmarkStart w:id="64" w:name="respuesta"/>
     <w:p>
       <w:pPr>
         <w:pStyle w:val="Heading2"/>
@@ -4593,9 +4722,9 @@
         <w:t xml:space="preserve">Coordinador, clientes, aseguradores, asesoría, autoridades y subprocesadores bajo obligaciones aprobadas.</w:t>
       </w:r>
     </w:p>
-    <w:bookmarkEnd w:id="53"/>
-    <w:bookmarkEnd w:id="54"/>
-    <w:bookmarkStart w:id="56" w:name="Xbe543e182697de6138525d543f8082d61f7c15e"/>
+    <w:bookmarkEnd w:id="64"/>
+    <w:bookmarkEnd w:id="65"/>
+    <w:bookmarkStart w:id="67" w:name="Xbe543e182697de6138525d543f8082d61f7c15e"/>
     <w:p>
       <w:pPr>
         <w:pStyle w:val="Heading1"/>
@@ -4610,13 +4739,13 @@
       </w:pPr>
       <w:r>
         <w:rPr>
+          <w:iCs/>
           <w:i/>
-          <w:iCs/>
         </w:rPr>
         <w:t xml:space="preserve">La privacidad y el cumplimiento en voz alta siguen los principios de procesamiento, responsabilidad, contrato, geografía y evidencia.</w:t>
       </w:r>
     </w:p>
-    <w:bookmarkStart w:id="55" w:name="privacidad-y-revisión-legal"/>
+    <w:bookmarkStart w:id="66" w:name="privacidad-y-revisión-legal"/>
     <w:p>
       <w:pPr>
         <w:pStyle w:val="Heading2"/>
@@ -4725,9 +4854,9 @@
         <w:t xml:space="preserve">TEN CSA CCM v4.1 | Objetivos de control específicos de la nube y la seguridad de CAIQ ← Mapping no es el cumplimiento automático</w:t>
       </w:r>
     </w:p>
-    <w:bookmarkEnd w:id="55"/>
-    <w:bookmarkEnd w:id="56"/>
-    <w:bookmarkStart w:id="58" w:name="csa-cloud-controls-matrix-v4.1-dominios"/>
+    <w:bookmarkEnd w:id="66"/>
+    <w:bookmarkEnd w:id="67"/>
+    <w:bookmarkStart w:id="69" w:name="csa-cloud-controls-matrix-v4.1-dominios"/>
     <w:p>
       <w:pPr>
         <w:pStyle w:val="Heading1"/>
@@ -4742,8 +4871,8 @@
       </w:pPr>
       <w:r>
         <w:rPr>
+          <w:iCs/>
           <w:i/>
-          <w:iCs/>
         </w:rPr>
         <w:t xml:space="preserve">CSA CCM v4.1 organiza 207 objetivos de control de nubes en 17 dominios.</w:t>
       </w:r>
@@ -4754,8 +4883,8 @@
       </w:pPr>
       <w:r>
         <w:rPr>
+          <w:bCs/>
           <w:b/>
-          <w:bCs/>
         </w:rPr>
         <w:t xml:space="preserve">Code / domain</w:t>
       </w:r>
@@ -4770,8 +4899,8 @@
       </w:r>
       <w:r>
         <w:rPr>
+          <w:bCs/>
           <w:b/>
-          <w:bCs/>
         </w:rPr>
         <w:t xml:space="preserve">Purpose</w:t>
       </w:r>
@@ -4886,7 +5015,7 @@
         <w:t xml:space="preserve">TEN UEM — Universal Endpoint Management | Gestión y protección de endpoints que acceden, administran o procesan servicios y datos en la nube. |</w:t>
       </w:r>
     </w:p>
-    <w:bookmarkStart w:id="57" w:name="cómo-utilizar-ccm-y-caiq"/>
+    <w:bookmarkStart w:id="68" w:name="cómo-utilizar-ccm-y-caiq"/>
     <w:p>
       <w:pPr>
         <w:pStyle w:val="Heading2"/>
@@ -4961,9 +5090,9 @@
         <w:t xml:space="preserve">No reclamar el nivel de CSA STAR o la certificación a menos que la entrada exacta del registro y el alcance lo apoyen.</w:t>
       </w:r>
     </w:p>
-    <w:bookmarkEnd w:id="57"/>
-    <w:bookmarkEnd w:id="58"/>
-    <w:bookmarkStart w:id="59" w:name="X8cf5ba7ff9c2f9dab705e85c77428c0c78cbf2c"/>
+    <w:bookmarkEnd w:id="68"/>
+    <w:bookmarkEnd w:id="69"/>
+    <w:bookmarkStart w:id="70" w:name="X8cf5ba7ff9c2f9dab705e85c77428c0c78cbf2c"/>
     <w:p>
       <w:pPr>
         <w:pStyle w:val="Heading1"/>
@@ -4978,8 +5107,8 @@
       </w:pPr>
       <w:r>
         <w:rPr>
+          <w:iCs/>
           <w:i/>
-          <w:iCs/>
         </w:rPr>
         <w:t xml:space="preserve">La garantía de la compañía reduce la incertidumbre sólo cuando el alcance y la responsabilidad del cliente coinciden con el uso real.</w:t>
       </w:r>
@@ -4990,8 +5119,8 @@
       </w:pPr>
       <w:r>
         <w:rPr>
+          <w:bCs/>
           <w:b/>
-          <w:bCs/>
         </w:rPr>
         <w:t xml:space="preserve">Artifact</w:t>
       </w:r>
@@ -5068,8 +5197,8 @@
       </w:r>
       <w:r>
         <w:rPr>
+          <w:bCs/>
           <w:b/>
-          <w:bCs/>
         </w:rPr>
         <w:t xml:space="preserve">Escalera de vídeo:</w:t>
       </w:r>
@@ -5086,8 +5215,8 @@
         <w:t xml:space="preserve">|. |</w:t>
       </w:r>
     </w:p>
-    <w:bookmarkEnd w:id="59"/>
-    <w:bookmarkStart w:id="61" w:name="X83a016be104cdbc71e7884e907d4d7efd3aa8d1"/>
+    <w:bookmarkEnd w:id="70"/>
+    <w:bookmarkStart w:id="72" w:name="X83a016be104cdbc71e7884e907d4d7efd3aa8d1"/>
     <w:p>
       <w:pPr>
         <w:pStyle w:val="Heading1"/>
@@ -5102,8 +5231,8 @@
       </w:pPr>
       <w:r>
         <w:rPr>
+          <w:iCs/>
           <w:i/>
-          <w:iCs/>
         </w:rPr>
         <w:t xml:space="preserve">La evaluación de voz se une a criterios exactos, poblaciones API completas, evidencia confiable, juicio humano y retesting.</w:t>
       </w:r>
@@ -5113,7 +5242,13 @@
         <w:pStyle w:val="BodyText"/>
       </w:pPr>
       <w:r>
-        <w:t xml:space="preserve">“La prueba de configuración automatizada se convierte en garantía sólo después de que se evaluen el alcance, la confiabilidad, las excepciones y el riesgo”</w:t>
+        <w:t xml:space="preserve">“</w:t>
+      </w:r>
+      <w:r>
+        <w:t xml:space="preserve">La prueba de configuración automatizada se convierte en garantía sólo después de que se evaluen el alcance, la confiabilidad, las excepciones y el riesgo</w:t>
+      </w:r>
+      <w:r>
+        <w:t xml:space="preserve">”</w:t>
       </w:r>
       <w:r>
         <w:t xml:space="preserve">.</w:t>
@@ -5127,7 +5262,7 @@
         <w:t xml:space="preserve">Figura 9. Cadena de prueba de pruebas en la nube</w:t>
       </w:r>
     </w:p>
-    <w:bookmarkStart w:id="60" w:name="método-de-prueba"/>
+    <w:bookmarkStart w:id="71" w:name="método-de-prueba"/>
     <w:p>
       <w:pPr>
         <w:pStyle w:val="Heading2"/>
@@ -5264,9 +5399,9 @@
         <w:t xml:space="preserve">← Recuperación de la vida útil Representante prueba reunión completo RTO y RPO</w:t>
       </w:r>
     </w:p>
-    <w:bookmarkEnd w:id="60"/>
-    <w:bookmarkEnd w:id="61"/>
-    <w:bookmarkStart w:id="63" w:name="X106f2941758ac5307d76e4ac5d4a76619b68087"/>
+    <w:bookmarkEnd w:id="71"/>
+    <w:bookmarkEnd w:id="72"/>
+    <w:bookmarkStart w:id="74" w:name="X106f2941758ac5307d76e4ac5d4a76619b68087"/>
     <w:p>
       <w:pPr>
         <w:pStyle w:val="Heading1"/>
@@ -5281,13 +5416,13 @@
       </w:pPr>
       <w:r>
         <w:rPr>
+          <w:iCs/>
           <w:i/>
-          <w:iCs/>
         </w:rPr>
         <w:t xml:space="preserve">Los servicios de Cloud AI añaden un modelo, datos, agente, plugin, cadena de proveedores y un riesgo de cambios rápido.</w:t>
       </w:r>
     </w:p>
-    <w:bookmarkStart w:id="62" w:name="evaluación-de-la-nube-de-ia"/>
+    <w:bookmarkStart w:id="73" w:name="evaluación-de-la-nube-de-ia"/>
     <w:p>
       <w:pPr>
         <w:pStyle w:val="Heading2"/>
@@ -5379,9 +5514,9 @@
         <w:t xml:space="preserve">Respuesta</w:t>
       </w:r>
     </w:p>
-    <w:bookmarkEnd w:id="62"/>
-    <w:bookmarkEnd w:id="63"/>
-    <w:bookmarkStart w:id="64" w:name="open-source-tools"/>
+    <w:bookmarkEnd w:id="73"/>
+    <w:bookmarkEnd w:id="74"/>
+    <w:bookmarkStart w:id="75" w:name="open-source-tools"/>
     <w:p>
       <w:pPr>
         <w:pStyle w:val="Heading1"/>
@@ -5392,18 +5527,18 @@
     </w:p>
     <w:p>
       <w:pPr>
+        <w:numPr>
+          <w:ilvl w:val="0"/>
+          <w:numId w:val="1034"/>
+        </w:numPr>
         <w:pStyle w:val="Compact"/>
-        <w:numPr>
-          <w:ilvl w:val="0"/>
-          <w:numId w:val="1034"/>
-        </w:numPr>
       </w:pPr>
       <w:r>
         <w:t xml:space="preserve">Herramientas de código abierto soportan inventario, postura, IaC, Kubernetes, tiempo de ejecución, secreto y encontrar evidencia.*</w:t>
       </w:r>
     </w:p>
-    <w:bookmarkEnd w:id="64"/>
-    <w:bookmarkStart w:id="97" w:name="tool-silencioso"/>
+    <w:bookmarkEnd w:id="75"/>
+    <w:bookmarkStart w:id="108" w:name="tool-silencioso"/>
     <w:p>
       <w:pPr>
         <w:pStyle w:val="Heading1"/>
@@ -5540,8 +5675,8 @@
       </w:r>
       <w:r>
         <w:rPr>
+          <w:bCs/>
           <w:b/>
-          <w:bCs/>
         </w:rPr>
         <w:t xml:space="preserve">Autorización y seguridad en costos:</w:t>
       </w:r>
@@ -5558,7 +5693,7 @@
         <w:t xml:space="preserve">|. |</w:t>
       </w:r>
     </w:p>
-    <w:bookmarkStart w:id="66" w:name="prowler"/>
+    <w:bookmarkStart w:id="77" w:name="prowler"/>
     <w:p>
       <w:pPr>
         <w:pStyle w:val="Heading2"/>
@@ -5577,7 +5712,7 @@
       <w:r>
         <w:t xml:space="preserve"> </w:t>
       </w:r>
-      <w:hyperlink r:id="rId65">
+      <w:hyperlink r:id="rId76">
         <w:r>
           <w:rPr>
             <w:rStyle w:val="Hyperlink"/>
@@ -5602,8 +5737,8 @@
         <w:t xml:space="preserve">Retain: authority, account/region/scope, role/permissions, tool/version, policy/query, source data, date, population, result, analista validation, limitation, finding, action, and retest. Eliminar las credenciales temporales y proteger la salida.</w:t>
       </w:r>
     </w:p>
-    <w:bookmarkEnd w:id="66"/>
-    <w:bookmarkStart w:id="68" w:name="scoutsuite"/>
+    <w:bookmarkEnd w:id="77"/>
+    <w:bookmarkStart w:id="79" w:name="scoutsuite"/>
     <w:p>
       <w:pPr>
         <w:pStyle w:val="Heading2"/>
@@ -5622,7 +5757,7 @@
       <w:r>
         <w:t xml:space="preserve"> </w:t>
       </w:r>
-      <w:hyperlink r:id="rId67">
+      <w:hyperlink r:id="rId78">
         <w:r>
           <w:rPr>
             <w:rStyle w:val="Hyperlink"/>
@@ -5647,8 +5782,8 @@
         <w:t xml:space="preserve">Retain: authority, account/region/scope, role/permissions, tool/version, policy/query, source data, date, population, result, analista validation, limitation, finding, action, and retest. Eliminar las credenciales temporales y proteger la salida.</w:t>
       </w:r>
     </w:p>
-    <w:bookmarkEnd w:id="68"/>
-    <w:bookmarkStart w:id="70" w:name="steampipe"/>
+    <w:bookmarkEnd w:id="79"/>
+    <w:bookmarkStart w:id="81" w:name="steampipe"/>
     <w:p>
       <w:pPr>
         <w:pStyle w:val="Heading2"/>
@@ -5667,7 +5802,7 @@
       <w:r>
         <w:t xml:space="preserve"> </w:t>
       </w:r>
-      <w:hyperlink r:id="rId69">
+      <w:hyperlink r:id="rId80">
         <w:r>
           <w:rPr>
             <w:rStyle w:val="Hyperlink"/>
@@ -5692,8 +5827,8 @@
         <w:t xml:space="preserve">Retain: authority, account/region/scope, role/permissions, tool/version, policy/query, source data, date, population, result, analista validation, limitation, finding, action, and retest. Eliminar las credenciales temporales y proteger la salida.</w:t>
       </w:r>
     </w:p>
-    <w:bookmarkEnd w:id="70"/>
-    <w:bookmarkStart w:id="72" w:name="custodio-de-nube"/>
+    <w:bookmarkEnd w:id="81"/>
+    <w:bookmarkStart w:id="83" w:name="custodio-de-nube"/>
     <w:p>
       <w:pPr>
         <w:pStyle w:val="Heading2"/>
@@ -5712,7 +5847,7 @@
       <w:r>
         <w:t xml:space="preserve"> </w:t>
       </w:r>
-      <w:hyperlink r:id="rId71">
+      <w:hyperlink r:id="rId82">
         <w:r>
           <w:rPr>
             <w:rStyle w:val="Hyperlink"/>
@@ -5737,8 +5872,8 @@
         <w:t xml:space="preserve">Retain: authority, account/region/scope, role/permissions, tool/version, policy/query, source data, date, population, result, analista validation, limitation, finding, action, and retest. Eliminar las credenciales temporales y proteger la salida.</w:t>
       </w:r>
     </w:p>
-    <w:bookmarkEnd w:id="72"/>
-    <w:bookmarkStart w:id="74" w:name="checkov"/>
+    <w:bookmarkEnd w:id="83"/>
+    <w:bookmarkStart w:id="85" w:name="checkov"/>
     <w:p>
       <w:pPr>
         <w:pStyle w:val="Heading2"/>
@@ -5757,7 +5892,7 @@
       <w:r>
         <w:t xml:space="preserve"> </w:t>
       </w:r>
-      <w:hyperlink r:id="rId73">
+      <w:hyperlink r:id="rId84">
         <w:r>
           <w:rPr>
             <w:rStyle w:val="Hyperlink"/>
@@ -5782,8 +5917,8 @@
         <w:t xml:space="preserve">Retain: authority, account/region/scope, role/permissions, tool/version, policy/query, source data, date, population, result, analista validation, limitation, finding, action, and retest. Eliminar las credenciales temporales y proteger la salida.</w:t>
       </w:r>
     </w:p>
-    <w:bookmarkEnd w:id="74"/>
-    <w:bookmarkStart w:id="76" w:name="trivy"/>
+    <w:bookmarkEnd w:id="85"/>
+    <w:bookmarkStart w:id="87" w:name="trivy"/>
     <w:p>
       <w:pPr>
         <w:pStyle w:val="Heading2"/>
@@ -5802,7 +5937,7 @@
       <w:r>
         <w:t xml:space="preserve"> </w:t>
       </w:r>
-      <w:hyperlink r:id="rId75">
+      <w:hyperlink r:id="rId86">
         <w:r>
           <w:rPr>
             <w:rStyle w:val="Hyperlink"/>
@@ -5827,8 +5962,8 @@
         <w:t xml:space="preserve">Retain: authority, account/region/scope, role/permissions, tool/version, policy/query, source data, date, population, result, analista validation, limitation, finding, action, and retest. Eliminar las credenciales temporales y proteger la salida.</w:t>
       </w:r>
     </w:p>
-    <w:bookmarkEnd w:id="76"/>
-    <w:bookmarkStart w:id="77" w:name="tfsec"/>
+    <w:bookmarkEnd w:id="87"/>
+    <w:bookmarkStart w:id="88" w:name="tfsec"/>
     <w:p>
       <w:pPr>
         <w:pStyle w:val="Heading2"/>
@@ -5861,8 +5996,8 @@
         <w:t xml:space="preserve">Retain: authority, account/region/scope, role/permissions, tool/version, policy/query, source data, date, population, result, analista validation, limitation, finding, action, and retest. Eliminar las credenciales temporales y proteger la salida.</w:t>
       </w:r>
     </w:p>
-    <w:bookmarkEnd w:id="77"/>
-    <w:bookmarkStart w:id="79" w:name="terrascan"/>
+    <w:bookmarkEnd w:id="88"/>
+    <w:bookmarkStart w:id="90" w:name="terrascan"/>
     <w:p>
       <w:pPr>
         <w:pStyle w:val="Heading2"/>
@@ -5881,7 +6016,7 @@
       <w:r>
         <w:t xml:space="preserve"> </w:t>
       </w:r>
-      <w:hyperlink r:id="rId78">
+      <w:hyperlink r:id="rId89">
         <w:r>
           <w:rPr>
             <w:rStyle w:val="Hyperlink"/>
@@ -5906,8 +6041,8 @@
         <w:t xml:space="preserve">Retain: authority, account/region/scope, role/permissions, tool/version, policy/query, source data, date, population, result, analista validation, limitation, finding, action, and retest. Eliminar las credenciales temporales y proteger la salida.</w:t>
       </w:r>
     </w:p>
-    <w:bookmarkEnd w:id="79"/>
-    <w:bookmarkStart w:id="81" w:name="opentofu"/>
+    <w:bookmarkEnd w:id="90"/>
+    <w:bookmarkStart w:id="92" w:name="opentofu"/>
     <w:p>
       <w:pPr>
         <w:pStyle w:val="Heading2"/>
@@ -5926,7 +6061,7 @@
       <w:r>
         <w:t xml:space="preserve"> </w:t>
       </w:r>
-      <w:hyperlink r:id="rId80">
+      <w:hyperlink r:id="rId91">
         <w:r>
           <w:rPr>
             <w:rStyle w:val="Hyperlink"/>
@@ -5951,8 +6086,8 @@
         <w:t xml:space="preserve">Retain: authority, account/region/scope, role/permissions, tool/version, policy/query, source data, date, population, result, analista validation, limitation, finding, action, and retest. Eliminar las credenciales temporales y proteger la salida.</w:t>
       </w:r>
     </w:p>
-    <w:bookmarkEnd w:id="81"/>
-    <w:bookmarkStart w:id="83" w:name="agente-de-política-abierta"/>
+    <w:bookmarkEnd w:id="92"/>
+    <w:bookmarkStart w:id="94" w:name="agente-de-política-abierta"/>
     <w:p>
       <w:pPr>
         <w:pStyle w:val="Heading2"/>
@@ -5971,7 +6106,7 @@
       <w:r>
         <w:t xml:space="preserve"> </w:t>
       </w:r>
-      <w:hyperlink r:id="rId82">
+      <w:hyperlink r:id="rId93">
         <w:r>
           <w:rPr>
             <w:rStyle w:val="Hyperlink"/>
@@ -5996,8 +6131,8 @@
         <w:t xml:space="preserve">Retain: authority, account/region/scope, role/permissions, tool/version, policy/query, source data, date, population, result, analista validation, limitation, finding, action, and retest. Eliminar las credenciales temporales y proteger la salida.</w:t>
       </w:r>
     </w:p>
-    <w:bookmarkEnd w:id="83"/>
-    <w:bookmarkStart w:id="85" w:name="kyverno"/>
+    <w:bookmarkEnd w:id="94"/>
+    <w:bookmarkStart w:id="96" w:name="kyverno"/>
     <w:p>
       <w:pPr>
         <w:pStyle w:val="Heading2"/>
@@ -6016,7 +6151,7 @@
       <w:r>
         <w:t xml:space="preserve"> </w:t>
       </w:r>
-      <w:hyperlink r:id="rId84">
+      <w:hyperlink r:id="rId95">
         <w:r>
           <w:rPr>
             <w:rStyle w:val="Hyperlink"/>
@@ -6041,8 +6176,8 @@
         <w:t xml:space="preserve">Retain: authority, account/region/scope, role/permissions, tool/version, policy/query, source data, date, population, result, analista validation, limitation, finding, action, and retest. Eliminar las credenciales temporales y proteger la salida.</w:t>
       </w:r>
     </w:p>
-    <w:bookmarkEnd w:id="85"/>
-    <w:bookmarkStart w:id="86" w:name="kube-bench"/>
+    <w:bookmarkEnd w:id="96"/>
+    <w:bookmarkStart w:id="97" w:name="kube-bench"/>
     <w:p>
       <w:pPr>
         <w:pStyle w:val="Heading2"/>
@@ -6075,8 +6210,8 @@
         <w:t xml:space="preserve">Retain: authority, account/region/scope, role/permissions, tool/version, policy/query, source data, date, population, result, analista validation, limitation, finding, action, and retest. Eliminar las credenciales temporales y proteger la salida.</w:t>
       </w:r>
     </w:p>
-    <w:bookmarkEnd w:id="86"/>
-    <w:bookmarkStart w:id="87" w:name="kube-hunter"/>
+    <w:bookmarkEnd w:id="97"/>
+    <w:bookmarkStart w:id="98" w:name="kube-hunter"/>
     <w:p>
       <w:pPr>
         <w:pStyle w:val="Heading2"/>
@@ -6109,8 +6244,8 @@
         <w:t xml:space="preserve">Retain: authority, account/region/scope, role/permissions, tool/version, policy/query, source data, date, population, result, analista validation, limitation, finding, action, and retest. Eliminar las credenciales temporales y proteger la salida.</w:t>
       </w:r>
     </w:p>
-    <w:bookmarkEnd w:id="87"/>
-    <w:bookmarkStart w:id="88" w:name="falco"/>
+    <w:bookmarkEnd w:id="98"/>
+    <w:bookmarkStart w:id="99" w:name="falco"/>
     <w:p>
       <w:pPr>
         <w:pStyle w:val="Heading2"/>
@@ -6143,8 +6278,8 @@
         <w:t xml:space="preserve">Retain: authority, account/region/scope, role/permissions, tool/version, policy/query, source data, date, population, result, analista validation, limitation, finding, action, and retest. Eliminar las credenciales temporales y proteger la salida.</w:t>
       </w:r>
     </w:p>
-    <w:bookmarkEnd w:id="88"/>
-    <w:bookmarkStart w:id="90" w:name="gitleaks"/>
+    <w:bookmarkEnd w:id="99"/>
+    <w:bookmarkStart w:id="101" w:name="gitleaks"/>
     <w:p>
       <w:pPr>
         <w:pStyle w:val="Heading2"/>
@@ -6163,7 +6298,7 @@
       <w:r>
         <w:t xml:space="preserve"> </w:t>
       </w:r>
-      <w:hyperlink r:id="rId89">
+      <w:hyperlink r:id="rId100">
         <w:r>
           <w:rPr>
             <w:rStyle w:val="Hyperlink"/>
@@ -6188,8 +6323,8 @@
         <w:t xml:space="preserve">Retain: authority, account/region/scope, role/permissions, tool/version, policy/query, source data, date, population, result, analista validation, limitation, finding, action, and retest. Eliminar las credenciales temporales y proteger la salida.</w:t>
       </w:r>
     </w:p>
-    <w:bookmarkEnd w:id="90"/>
-    <w:bookmarkStart w:id="92" w:name="trufflehog"/>
+    <w:bookmarkEnd w:id="101"/>
+    <w:bookmarkStart w:id="103" w:name="trufflehog"/>
     <w:p>
       <w:pPr>
         <w:pStyle w:val="Heading2"/>
@@ -6208,7 +6343,7 @@
       <w:r>
         <w:t xml:space="preserve"> </w:t>
       </w:r>
-      <w:hyperlink r:id="rId91">
+      <w:hyperlink r:id="rId102">
         <w:r>
           <w:rPr>
             <w:rStyle w:val="Hyperlink"/>
@@ -6233,8 +6368,8 @@
         <w:t xml:space="preserve">Retain: authority, account/region/scope, role/permissions, tool/version, policy/query, source data, date, population, result, analista validation, limitation, finding, action, and retest. Eliminar las credenciales temporales y proteger la salida.</w:t>
       </w:r>
     </w:p>
-    <w:bookmarkEnd w:id="92"/>
-    <w:bookmarkStart w:id="94" w:name="wazuh"/>
+    <w:bookmarkEnd w:id="103"/>
+    <w:bookmarkStart w:id="105" w:name="wazuh"/>
     <w:p>
       <w:pPr>
         <w:pStyle w:val="Heading2"/>
@@ -6253,7 +6388,7 @@
       <w:r>
         <w:t xml:space="preserve"> </w:t>
       </w:r>
-      <w:hyperlink r:id="rId93">
+      <w:hyperlink r:id="rId104">
         <w:r>
           <w:rPr>
             <w:rStyle w:val="Hyperlink"/>
@@ -6278,8 +6413,8 @@
         <w:t xml:space="preserve">Retain: authority, account/region/scope, role/permissions, tool/version, policy/query, source data, date, population, result, analista validation, limitation, finding, action, and retest. Eliminar las credenciales temporales y proteger la salida.</w:t>
       </w:r>
     </w:p>
-    <w:bookmarkEnd w:id="94"/>
-    <w:bookmarkStart w:id="96" w:name="defectodojo"/>
+    <w:bookmarkEnd w:id="105"/>
+    <w:bookmarkStart w:id="107" w:name="defectodojo"/>
     <w:p>
       <w:pPr>
         <w:pStyle w:val="Heading2"/>
@@ -6298,7 +6433,7 @@
       <w:r>
         <w:t xml:space="preserve"> </w:t>
       </w:r>
-      <w:hyperlink r:id="rId95">
+      <w:hyperlink r:id="rId106">
         <w:r>
           <w:rPr>
             <w:rStyle w:val="Hyperlink"/>
@@ -6323,9 +6458,9 @@
         <w:t xml:space="preserve">Retain: authority, account/region/scope, role/permissions, tool/version, policy/query, source data, date, population, result, analista validation, limitation, finding, action, and retest. Eliminar las credenciales temporales y proteger la salida.</w:t>
       </w:r>
     </w:p>
-    <w:bookmarkEnd w:id="96"/>
-    <w:bookmarkEnd w:id="97"/>
-    <w:bookmarkStart w:id="101" w:name="Xc54a2b2468fdcb67205c2dea00798afead25791"/>
+    <w:bookmarkEnd w:id="107"/>
+    <w:bookmarkEnd w:id="108"/>
+    <w:bookmarkStart w:id="112" w:name="Xc54a2b2468fdcb67205c2dea00798afead25791"/>
     <w:p>
       <w:pPr>
         <w:pStyle w:val="Heading1"/>
@@ -6340,8 +6475,8 @@
       </w:pPr>
       <w:r>
         <w:rPr>
+          <w:iCs/>
           <w:i/>
-          <w:iCs/>
         </w:rPr>
         <w:t xml:space="preserve">Los administradores mantienen la velocidad de la nube alineada con la propiedad, los obstáculos, la evidencia, la resiliencia y las decisiones de riesgo.</w:t>
       </w:r>
@@ -6352,8 +6487,8 @@
       </w:pPr>
       <w:r>
         <w:rPr>
+          <w:bCs/>
           <w:b/>
-          <w:bCs/>
         </w:rPr>
         <w:t xml:space="preserve">Area</w:t>
       </w:r>
@@ -6368,8 +6503,8 @@
       </w:r>
       <w:r>
         <w:rPr>
+          <w:bCs/>
           <w:b/>
-          <w:bCs/>
         </w:rPr>
         <w:t xml:space="preserve">Pregunta principal</w:t>
       </w:r>
@@ -6428,7 +6563,7 @@
         <w:t xml:space="preserve">¿Puede el servicio completo cumplir los escenarios probados de RTO/RPO y falta de proveedores? ← Respaldo existe pero restaurado no probado</w:t>
       </w:r>
     </w:p>
-    <w:bookmarkStart w:id="98" w:name="ritmo-operativo"/>
+    <w:bookmarkStart w:id="109" w:name="ritmo-operativo"/>
     <w:p>
       <w:pPr>
         <w:pStyle w:val="Heading2"/>
@@ -6483,11 +6618,11 @@
     </w:p>
     <w:p>
       <w:pPr>
+        <w:numPr>
+          <w:ilvl w:val="0"/>
+          <w:numId w:val="1036"/>
+        </w:numPr>
         <w:pStyle w:val="Compact"/>
-        <w:numPr>
-          <w:ilvl w:val="0"/>
-          <w:numId w:val="1036"/>
-        </w:numPr>
       </w:pPr>
       <w:r>
         <w:t xml:space="preserve">Guía de la carrera de analista junior</w:t>
@@ -6499,8 +6634,8 @@
       </w:pPr>
       <w:r>
         <w:rPr>
+          <w:iCs/>
           <w:i/>
-          <w:iCs/>
         </w:rPr>
         <w:t xml:space="preserve">Los analistas de seguridad de la nube Junior crean valor a través de inventarios precisos, revisión de posturas, evidencia, remediación y comunicación.</w:t>
       </w:r>
@@ -6510,13 +6645,25 @@
         <w:pStyle w:val="BodyText"/>
       </w:pPr>
       <w:r>
-        <w:t xml:space="preserve">“Estilo medio/image10.png”</w:t>
+        <w:t xml:space="preserve">“</w:t>
+      </w:r>
+      <w:r>
+        <w:t xml:space="preserve">Estilo medio/image10.png</w:t>
+      </w:r>
+      <w:r>
+        <w:t xml:space="preserve">”</w:t>
       </w:r>
       <w:r>
         <w:t xml:space="preserve">=</w:t>
       </w:r>
       <w:r>
-        <w:t xml:space="preserve">“Ancho:6.15in; Altura:3.39605in”</w:t>
+        <w:t xml:space="preserve">“</w:t>
+      </w:r>
+      <w:r>
+        <w:t xml:space="preserve">Ancho:6.15in; Altura:3.39605in</w:t>
+      </w:r>
+      <w:r>
+        <w:t xml:space="preserve">”</w:t>
       </w:r>
       <w:r>
         <w:t xml:space="preserve"> </w:t>
@@ -6525,7 +6672,13 @@
         <w:t xml:space="preserve">alt=</w:t>
       </w:r>
       <w:r>
-        <w:t xml:space="preserve">“Los laboratorios de seguridad y la evidencia trazable convierten los conceptos de la nube en prueba de cartera”</w:t>
+        <w:t xml:space="preserve">“</w:t>
+      </w:r>
+      <w:r>
+        <w:t xml:space="preserve">Los laboratorios de seguridad y la evidencia trazable convierten los conceptos de la nube en prueba de cartera</w:t>
+      </w:r>
+      <w:r>
+        <w:t xml:space="preserve">”</w:t>
       </w:r>
       <w:r>
         <w:t xml:space="preserve">.</w:t>
@@ -6539,8 +6692,8 @@
         <w:t xml:space="preserve">Gráfico 10 Camino analista de seguridad de la nube junior</w:t>
       </w:r>
     </w:p>
-    <w:bookmarkEnd w:id="98"/>
-    <w:bookmarkStart w:id="99" w:name="funciones-comunes"/>
+    <w:bookmarkEnd w:id="109"/>
+    <w:bookmarkStart w:id="110" w:name="funciones-comunes"/>
     <w:p>
       <w:pPr>
         <w:pStyle w:val="Heading2"/>
@@ -6637,8 +6790,8 @@
         <w:t xml:space="preserve">Análisis de la respuesta de incidentes en la nube</w:t>
       </w:r>
     </w:p>
-    <w:bookmarkEnd w:id="99"/>
-    <w:bookmarkStart w:id="100" w:name="típico-trabajo"/>
+    <w:bookmarkEnd w:id="110"/>
+    <w:bookmarkStart w:id="111" w:name="típico-trabajo"/>
     <w:p>
       <w:pPr>
         <w:pStyle w:val="Heading2"/>
@@ -6724,9 +6877,9 @@
         <w:t xml:space="preserve">Apoyar los plazos de incidentes en la nube, preservación de evidencias, contención y recuperación.</w:t>
       </w:r>
     </w:p>
-    <w:bookmarkEnd w:id="100"/>
-    <w:bookmarkEnd w:id="101"/>
-    <w:bookmarkStart w:id="114" w:name="X63f7ead03adb023a9ee2fdd52a700da050674b2"/>
+    <w:bookmarkEnd w:id="111"/>
+    <w:bookmarkEnd w:id="112"/>
+    <w:bookmarkStart w:id="125" w:name="X63f7ead03adb023a9ee2fdd52a700da050674b2"/>
     <w:p>
       <w:pPr>
         <w:pStyle w:val="Heading1"/>
@@ -6741,8 +6894,8 @@
       </w:pPr>
       <w:r>
         <w:rPr>
+          <w:iCs/>
           <w:i/>
-          <w:iCs/>
         </w:rPr>
         <w:t xml:space="preserve">Un ambiente de nube ficticia puede producir una cartera junior segura y creíble.</w:t>
       </w:r>
@@ -6761,7 +6914,7 @@
         <w:t xml:space="preserve">|. |</w:t>
       </w:r>
     </w:p>
-    <w:bookmarkStart w:id="102" w:name="portfolio-lab"/>
+    <w:bookmarkStart w:id="113" w:name="portfolio-lab"/>
     <w:p>
       <w:pPr>
         <w:pStyle w:val="Heading2"/>
@@ -6869,8 +7022,8 @@
         <w:t xml:space="preserve">Publicar sólo evidencias sanitarias y etiquetar el proyecto ficticio, educativo y no una certificación del proveedor.</w:t>
       </w:r>
     </w:p>
-    <w:bookmarkEnd w:id="102"/>
-    <w:bookmarkStart w:id="103" w:name="plan-de-30-días"/>
+    <w:bookmarkEnd w:id="113"/>
+    <w:bookmarkStart w:id="114" w:name="plan-de-30-días"/>
     <w:p>
       <w:pPr>
         <w:pStyle w:val="Heading2"/>
@@ -6883,26 +7036,27 @@
       <w:tblPr>
         <w:tblStyle w:val="Table"/>
         <w:tblW w:type="pct" w:w="5000"/>
-        <w:tblLayout w:type="fixed"/>
         <w:tblLook w:firstRow="1" w:lastRow="0" w:firstColumn="0" w:lastColumn="0" w:noHBand="0" w:noVBand="0" w:val="0020"/>
+        <w:jc w:val="start"/>
       </w:tblPr>
       <w:tblGrid>
         <w:gridCol w:w="7920"/>
       </w:tblGrid>
       <w:tr>
         <w:trPr>
-          <w:tblHeader w:val="on"/>
+          <w:tblHeader w:val="true"/>
         </w:trPr>
         <w:tc>
           <w:tcPr/>
           <w:p>
             <w:pPr>
               <w:pStyle w:val="Compact"/>
+              <w:jc w:val="left"/>
             </w:pPr>
             <w:r>
               <w:rPr>
+                <w:bCs/>
                 <w:b/>
-                <w:bCs/>
               </w:rPr>
               <w:t xml:space="preserve">Días</w:t>
             </w:r>
@@ -6915,6 +7069,7 @@
           <w:p>
             <w:pPr>
               <w:pStyle w:val="Compact"/>
+              <w:jc w:val="left"/>
             </w:pPr>
             <w:r>
               <w:t xml:space="preserve">TEN 1–3</w:t>
@@ -6928,6 +7083,7 @@
           <w:p>
             <w:pPr>
               <w:pStyle w:val="Compact"/>
+              <w:jc w:val="left"/>
             </w:pPr>
             <w:r>
               <w:t xml:space="preserve">4–6</w:t>
@@ -6941,6 +7097,7 @@
           <w:p>
             <w:pPr>
               <w:pStyle w:val="Compact"/>
+              <w:jc w:val="left"/>
             </w:pPr>
             <w:r>
               <w:t xml:space="preserve">7–9 Silencioso Identidad, red, datos, cripto tención Cuatro documentos de trabajo de control</w:t>
@@ -6954,6 +7111,7 @@
           <w:p>
             <w:pPr>
               <w:pStyle w:val="Compact"/>
+              <w:jc w:val="left"/>
             </w:pPr>
             <w:r>
               <w:t xml:space="preserve">TEN 10–12 ANTERIENTE ATENCIÓN, postura, vulnerabilidad</w:t>
@@ -6967,6 +7125,7 @@
           <w:p>
             <w:pPr>
               <w:pStyle w:val="Compact"/>
+              <w:jc w:val="left"/>
             </w:pPr>
             <w:r>
               <w:t xml:space="preserve">13–15</w:t>
@@ -6980,6 +7139,7 @@
           <w:p>
             <w:pPr>
               <w:pStyle w:val="Compact"/>
+              <w:jc w:val="left"/>
             </w:pPr>
             <w:r>
               <w:t xml:space="preserve">TEN 16–18</w:t>
@@ -6993,6 +7153,7 @@
           <w:p>
             <w:pPr>
               <w:pStyle w:val="Compact"/>
+              <w:jc w:val="left"/>
             </w:pPr>
             <w:r>
               <w:t xml:space="preserve">TEN 19–21</w:t>
@@ -7006,6 +7167,7 @@
           <w:p>
             <w:pPr>
               <w:pStyle w:val="Compact"/>
+              <w:jc w:val="left"/>
             </w:pPr>
             <w:r>
               <w:t xml:space="preserve">y respuesta a incidentes</w:t>
@@ -7019,6 +7181,7 @@
           <w:p>
             <w:pPr>
               <w:pStyle w:val="Compact"/>
+              <w:jc w:val="left"/>
             </w:pPr>
             <w:r>
               <w:t xml:space="preserve">TEN 25–27</w:t>
@@ -7032,6 +7195,7 @@
           <w:p>
             <w:pPr>
               <w:pStyle w:val="Compact"/>
+              <w:jc w:val="left"/>
             </w:pPr>
             <w:r>
               <w:t xml:space="preserve">28–30</w:t>
@@ -7040,8 +7204,8 @@
         </w:tc>
       </w:tr>
     </w:tbl>
-    <w:bookmarkEnd w:id="103"/>
-    <w:bookmarkStart w:id="104" w:name="qué-es-responsabilidad-compartida"/>
+    <w:bookmarkEnd w:id="114"/>
+    <w:bookmarkStart w:id="115" w:name="qué-es-responsabilidad-compartida"/>
     <w:p>
       <w:pPr>
         <w:pStyle w:val="Heading2"/>
@@ -7058,8 +7222,8 @@
         <w:t xml:space="preserve">El proveedor y el cliente dividen tareas de seguridad por modelo de servicio, función, contrato y configuración. El límite exacto debe ser documentado y probado.</w:t>
       </w:r>
     </w:p>
-    <w:bookmarkEnd w:id="104"/>
-    <w:bookmarkStart w:id="105" w:name="iaas-versus-paas-versus-saas"/>
+    <w:bookmarkEnd w:id="115"/>
+    <w:bookmarkStart w:id="116" w:name="iaas-versus-paas-versus-saas"/>
     <w:p>
       <w:pPr>
         <w:pStyle w:val="Heading2"/>
@@ -7076,8 +7240,8 @@
         <w:t xml:space="preserve">IaaS le da al cliente más responsabilidad de la carga de trabajo; PaaS gestiona más tiempo de ejecución; SaaS gestiona la plataforma de aplicación mientras que el cliente todavía controla a los usuarios, configuraciones de arrendatarios, datos, integraciones y puntos finales.</w:t>
       </w:r>
     </w:p>
-    <w:bookmarkEnd w:id="105"/>
-    <w:bookmarkStart w:id="106" w:name="Xcb262a87bbe29bbf2c0f094a35695c8af602b34"/>
+    <w:bookmarkEnd w:id="116"/>
+    <w:bookmarkStart w:id="117" w:name="Xcb262a87bbe29bbf2c0f094a35695c8af602b34"/>
     <w:p>
       <w:pPr>
         <w:pStyle w:val="Heading2"/>
@@ -7094,8 +7258,8 @@
         <w:t xml:space="preserve">APIs y planos de control permiten que las identidades y fichas creen, cambien, accedan o eliminen recursos a escala.</w:t>
       </w:r>
     </w:p>
-    <w:bookmarkEnd w:id="106"/>
-    <w:bookmarkStart w:id="107" w:name="qué-es-una-zona-de-aterrizaje"/>
+    <w:bookmarkEnd w:id="117"/>
+    <w:bookmarkStart w:id="118" w:name="qué-es-una-zona-de-aterrizaje"/>
     <w:p>
       <w:pPr>
         <w:pStyle w:val="Heading2"/>
@@ -7112,8 +7276,8 @@
         <w:t xml:space="preserve">Una base de nube reutilizable para la jerarquía, la identidad, la creación de redes, la tala de registros, la vigilancia, los servicios compartidos y la separación del volumen de trabajo.</w:t>
       </w:r>
     </w:p>
-    <w:bookmarkEnd w:id="107"/>
-    <w:bookmarkStart w:id="108" w:name="cspm-scan-versus-valoración"/>
+    <w:bookmarkEnd w:id="118"/>
+    <w:bookmarkStart w:id="119" w:name="cspm-scan-versus-valoración"/>
     <w:p>
       <w:pPr>
         <w:pStyle w:val="Heading2"/>
@@ -7130,8 +7294,8 @@
         <w:t xml:space="preserve">Un análisis detecta las condiciones configuradas. Una evaluación valida criterios, alcance completo, responsabilidad, fiabilidad de pruebas, proceso operativo, excepciones, riesgo y retest.</w:t>
       </w:r>
     </w:p>
-    <w:bookmarkEnd w:id="108"/>
-    <w:bookmarkStart w:id="109" w:name="qué-es-la-infraestructura-como-código"/>
+    <w:bookmarkEnd w:id="119"/>
+    <w:bookmarkStart w:id="120" w:name="qué-es-la-infraestructura-como-código"/>
     <w:p>
       <w:pPr>
         <w:pStyle w:val="Heading2"/>
@@ -7148,8 +7312,8 @@
         <w:t xml:space="preserve">Definiciones declarativas controladas por versiones de infraestructura que pueden ser revisadas, probadas, desplegadas y supervisadas para la deriva.</w:t>
       </w:r>
     </w:p>
-    <w:bookmarkEnd w:id="109"/>
-    <w:bookmarkStart w:id="110" w:name="cómo-aseguras-secretos"/>
+    <w:bookmarkEnd w:id="120"/>
+    <w:bookmarkStart w:id="121" w:name="cómo-aseguras-secretos"/>
     <w:p>
       <w:pPr>
         <w:pStyle w:val="Heading2"/>
@@ -7166,8 +7330,8 @@
         <w:t xml:space="preserve">Utilice una tienda secreta gestionada, credenciales de corta duración, permisos estrechos, rotación, monitoreo y prevención en código, registros, imágenes y estado.</w:t>
       </w:r>
     </w:p>
-    <w:bookmarkEnd w:id="110"/>
-    <w:bookmarkStart w:id="111" w:name="cómo-verifica-la-recuperación-de-la-nube"/>
+    <w:bookmarkEnd w:id="121"/>
+    <w:bookmarkStart w:id="122" w:name="cómo-verifica-la-recuperación-de-la-nube"/>
     <w:p>
       <w:pPr>
         <w:pStyle w:val="Heading2"/>
@@ -7184,8 +7348,8 @@
         <w:t xml:space="preserve">Restaurar el servicio completo de fuentes protegidas, medir la pérdida de tiempo/datos real, validar la seguridad, datos, interfaces, rendimiento y aceptación empresarial.</w:t>
       </w:r>
     </w:p>
-    <w:bookmarkEnd w:id="111"/>
-    <w:bookmarkStart w:id="112" w:name="qué-es-csa-ccm-v4.1"/>
+    <w:bookmarkEnd w:id="122"/>
+    <w:bookmarkStart w:id="123" w:name="qué-es-csa-ccm-v4.1"/>
     <w:p>
       <w:pPr>
         <w:pStyle w:val="Heading2"/>
@@ -7202,8 +7366,8 @@
         <w:t xml:space="preserve">Un marco de control de la nube con 207 objetivos de control en 17 dominios, junto con CAIQ para asegurar el proveedor.</w:t>
       </w:r>
     </w:p>
-    <w:bookmarkEnd w:id="112"/>
-    <w:bookmarkStart w:id="113" w:name="qué-hace-un-buen-analista-junior"/>
+    <w:bookmarkEnd w:id="123"/>
+    <w:bookmarkStart w:id="124" w:name="qué-hace-un-buen-analista-junior"/>
     <w:p>
       <w:pPr>
         <w:pStyle w:val="Heading2"/>
@@ -7220,9 +7384,9 @@
         <w:t xml:space="preserve">Alcance cuidadoso, sólo lectura de primeros pasos, evidencia confiable, validación, escritura clara, manejo seguro de credenciales, y limitaciones honestas.</w:t>
       </w:r>
     </w:p>
-    <w:bookmarkEnd w:id="113"/>
-    <w:bookmarkEnd w:id="114"/>
-    <w:bookmarkStart w:id="128" w:name="plantillas-glosario-índice-y-referencias"/>
+    <w:bookmarkEnd w:id="124"/>
+    <w:bookmarkEnd w:id="125"/>
+    <w:bookmarkStart w:id="139" w:name="plantillas-glosario-índice-y-referencias"/>
     <w:p>
       <w:pPr>
         <w:pStyle w:val="Heading1"/>
@@ -7233,17 +7397,17 @@
     </w:p>
     <w:p>
       <w:pPr>
+        <w:numPr>
+          <w:ilvl w:val="0"/>
+          <w:numId w:val="1040"/>
+        </w:numPr>
         <w:pStyle w:val="Compact"/>
-        <w:numPr>
-          <w:ilvl w:val="0"/>
-          <w:numId w:val="1040"/>
-        </w:numPr>
       </w:pPr>
       <w:r>
         <w:t xml:space="preserve">Estructuras de trabajo reutilizables, términos clave, índice de sujeto y puntos de partida autorizados*.</w:t>
       </w:r>
     </w:p>
-    <w:bookmarkStart w:id="115" w:name="X707c791c815b17b811c3e62d5abbdfd13af2be5"/>
+    <w:bookmarkStart w:id="126" w:name="X707c791c815b17b811c3e62d5abbdfd13af2be5"/>
     <w:p>
       <w:pPr>
         <w:pStyle w:val="Heading2"/>
@@ -7281,7 +7445,13 @@
         <w:br/>
       </w:r>
       <w:r>
-        <w:t xml:space="preserve">“Pripose”</w:t>
+        <w:t xml:space="preserve">“</w:t>
+      </w:r>
+      <w:r>
+        <w:t xml:space="preserve">Pripose</w:t>
+      </w:r>
+      <w:r>
+        <w:t xml:space="preserve">”</w:t>
       </w:r>
       <w:r>
         <w:t xml:space="preserve"> </w:t>
@@ -7311,13 +7481,25 @@
         <w:br/>
       </w:r>
       <w:r>
-        <w:t xml:space="preserve">“La responsabilidad de los proveedores en la vida”</w:t>
-      </w:r>
-      <w:r>
-        <w:t xml:space="preserve"> </w:t>
-      </w:r>
-      <w:r>
-        <w:t xml:space="preserve">“La responsabilidad de los clientes en la vida”</w:t>
+        <w:t xml:space="preserve">“</w:t>
+      </w:r>
+      <w:r>
+        <w:t xml:space="preserve">La responsabilidad de los proveedores en la vida</w:t>
+      </w:r>
+      <w:r>
+        <w:t xml:space="preserve">”</w:t>
+      </w:r>
+      <w:r>
+        <w:t xml:space="preserve"> </w:t>
+      </w:r>
+      <w:r>
+        <w:t xml:space="preserve">“</w:t>
+      </w:r>
+      <w:r>
+        <w:t xml:space="preserve">La responsabilidad de los clientes en la vida</w:t>
+      </w:r>
+      <w:r>
+        <w:t xml:space="preserve">”</w:t>
       </w:r>
       <w:r>
         <w:t xml:space="preserve"> </w:t>
@@ -7332,8 +7514,8 @@
         <w:t xml:space="preserve">La recuperación de la vida / el incidente / la salida de la vida                             </w:t>
       </w:r>
     </w:p>
-    <w:bookmarkEnd w:id="115"/>
-    <w:bookmarkStart w:id="116" w:name="papel-de-control-de-la-nube"/>
+    <w:bookmarkEnd w:id="126"/>
+    <w:bookmarkStart w:id="127" w:name="papel-de-control-de-la-nube"/>
     <w:p>
       <w:pPr>
         <w:pStyle w:val="Heading2"/>
@@ -7365,7 +7547,13 @@
         <w:br/>
       </w:r>
       <w:r>
-        <w:t xml:space="preserve">“La vida escoge / la responsabilidad”</w:t>
+        <w:t xml:space="preserve">“</w:t>
+      </w:r>
+      <w:r>
+        <w:t xml:space="preserve">La vida escoge / la responsabilidad</w:t>
+      </w:r>
+      <w:r>
+        <w:t xml:space="preserve">”</w:t>
       </w:r>
       <w:r>
         <w:t xml:space="preserve"> </w:t>
@@ -7383,7 +7571,13 @@
         <w:br/>
       </w:r>
       <w:r>
-        <w:t xml:space="preserve">“Proceso permanente / propietario / frecuencia”</w:t>
+        <w:t xml:space="preserve">“</w:t>
+      </w:r>
+      <w:r>
+        <w:t xml:space="preserve">Proceso permanente / propietario / frecuencia</w:t>
+      </w:r>
+      <w:r>
+        <w:t xml:space="preserve">”</w:t>
       </w:r>
       <w:r>
         <w:t xml:space="preserve"> </w:t>
@@ -7407,7 +7601,13 @@
         <w:t xml:space="preserve"> </w:t>
       </w:r>
       <w:r>
-        <w:t xml:space="preserve">“Actuación permanente / propietario / fecha de vencimiento”</w:t>
+        <w:t xml:space="preserve">“</w:t>
+      </w:r>
+      <w:r>
+        <w:t xml:space="preserve">Actuación permanente / propietario / fecha de vencimiento</w:t>
+      </w:r>
+      <w:r>
+        <w:t xml:space="preserve">”</w:t>
       </w:r>
       <w:r>
         <w:t xml:space="preserve"> </w:t>
@@ -7416,8 +7616,8 @@
         <w:t xml:space="preserve">Retest/Cierre de la vida</w:t>
       </w:r>
     </w:p>
-    <w:bookmarkEnd w:id="116"/>
-    <w:bookmarkStart w:id="117" w:name="X9e47ee6a1859eb57118f0c27b2e3cd0efc4679f"/>
+    <w:bookmarkEnd w:id="127"/>
+    <w:bookmarkStart w:id="128" w:name="X9e47ee6a1859eb57118f0c27b2e3cd0efc4679f"/>
     <w:p>
       <w:pPr>
         <w:pStyle w:val="Heading2"/>
@@ -7443,7 +7643,13 @@
         <w:t xml:space="preserve"> </w:t>
       </w:r>
       <w:r>
-        <w:t xml:space="preserve">“Proveedor/servicio/entidad en la vida”</w:t>
+        <w:t xml:space="preserve">“</w:t>
+      </w:r>
+      <w:r>
+        <w:t xml:space="preserve">Proveedor/servicio/entidad en la vida</w:t>
+      </w:r>
+      <w:r>
+        <w:t xml:space="preserve">”</w:t>
       </w:r>
       <w:r>
         <w:t xml:space="preserve"> </w:t>
@@ -7455,13 +7661,22 @@
         <w:br/>
       </w:r>
       <w:r>
-        <w:t xml:space="preserve">“Escopo/regiones/criterios”</w:t>
-      </w:r>
-      <w:r>
-        <w:t xml:space="preserve"> </w:t>
-      </w:r>
-      <w:r>
-        <w:t xml:space="preserve">“Opinión/certificate status |                           </w:t>
+        <w:t xml:space="preserve">“</w:t>
+      </w:r>
+      <w:r>
+        <w:t xml:space="preserve">Escopo/regiones/criterios</w:t>
+      </w:r>
+      <w:r>
+        <w:t xml:space="preserve">”</w:t>
+      </w:r>
+      <w:r>
+        <w:t xml:space="preserve"> </w:t>
+      </w:r>
+      <w:r>
+        <w:t xml:space="preserve">“</w:t>
+      </w:r>
+      <w:r>
+        <w:t xml:space="preserve">Opinión/certificate status |                           </w:t>
       </w:r>
       <w:r>
         <w:br/>
@@ -7473,7 +7688,10 @@
         <w:t xml:space="preserve"> </w:t>
       </w:r>
       <w:r>
-        <w:t xml:space="preserve">TENIDOS DE LAS CUESTIONES DEL cliente |                                                                                                                          ”</w:t>
+        <w:t xml:space="preserve">TENIDOS DE LAS CUESTIONES DEL cliente |                                                                                                                          </w:t>
+      </w:r>
+      <w:r>
+        <w:t xml:space="preserve">”</w:t>
       </w:r>
       <w:r>
         <w:t xml:space="preserve">Las organizaciones de subservicio en la vida”</w:t>
@@ -7488,17 +7706,29 @@
         <w:t xml:space="preserve"> </w:t>
       </w:r>
       <w:r>
-        <w:t xml:space="preserve">“Aplicabilidad/salidas de evidencia”</w:t>
-      </w:r>
-      <w:r>
-        <w:t xml:space="preserve"> </w:t>
-      </w:r>
-      <w:r>
-        <w:t xml:space="preserve">“Actuación/decisión de riesgo”</w:t>
-      </w:r>
-    </w:p>
-    <w:bookmarkEnd w:id="117"/>
-    <w:bookmarkStart w:id="118" w:name="registro-de-incidentes-y-recuperación"/>
+        <w:t xml:space="preserve">“</w:t>
+      </w:r>
+      <w:r>
+        <w:t xml:space="preserve">Aplicabilidad/salidas de evidencia</w:t>
+      </w:r>
+      <w:r>
+        <w:t xml:space="preserve">”</w:t>
+      </w:r>
+      <w:r>
+        <w:t xml:space="preserve"> </w:t>
+      </w:r>
+      <w:r>
+        <w:t xml:space="preserve">“</w:t>
+      </w:r>
+      <w:r>
+        <w:t xml:space="preserve">Actuación/decisión de riesgo</w:t>
+      </w:r>
+      <w:r>
+        <w:t xml:space="preserve">”</w:t>
+      </w:r>
+    </w:p>
+    <w:bookmarkEnd w:id="128"/>
+    <w:bookmarkStart w:id="129" w:name="registro-de-incidentes-y-recuperación"/>
     <w:p>
       <w:pPr>
         <w:pStyle w:val="Heading2"/>
@@ -7524,7 +7754,13 @@
         <w:t xml:space="preserve"> </w:t>
       </w:r>
       <w:r>
-        <w:t xml:space="preserve">“Principio/comandante/severidad”</w:t>
+        <w:t xml:space="preserve">“</w:t>
+      </w:r>
+      <w:r>
+        <w:t xml:space="preserve">Principio/comandante/severidad</w:t>
+      </w:r>
+      <w:r>
+        <w:t xml:space="preserve">”</w:t>
       </w:r>
       <w:r>
         <w:t xml:space="preserve"> </w:t>
@@ -7542,7 +7778,13 @@
         <w:br/>
       </w:r>
       <w:r>
-        <w:t xml:space="preserve">“Datos/regiones/providentes”</w:t>
+        <w:t xml:space="preserve">“</w:t>
+      </w:r>
+      <w:r>
+        <w:t xml:space="preserve">Datos/regiones/providentes</w:t>
+      </w:r>
+      <w:r>
+        <w:t xml:space="preserve">”</w:t>
       </w:r>
       <w:r>
         <w:t xml:space="preserve"> </w:t>
@@ -7560,7 +7802,13 @@
         <w:t xml:space="preserve"> </w:t>
       </w:r>
       <w:r>
-        <w:t xml:space="preserve">“Contenimiento/aprobaciones infligidas”</w:t>
+        <w:t xml:space="preserve">“</w:t>
+      </w:r>
+      <w:r>
+        <w:t xml:space="preserve">Contenimiento/aprobaciones infligidas</w:t>
+      </w:r>
+      <w:r>
+        <w:t xml:space="preserve">”</w:t>
       </w:r>
       <w:r>
         <w:t xml:space="preserve"> </w:t>
@@ -7578,7 +7826,13 @@
         <w:br/>
       </w:r>
       <w:r>
-        <w:t xml:space="preserve">“Vidación/acceptancia de la vida”</w:t>
+        <w:t xml:space="preserve">“</w:t>
+      </w:r>
+      <w:r>
+        <w:t xml:space="preserve">Vidación/acceptancia de la vida</w:t>
+      </w:r>
+      <w:r>
+        <w:t xml:space="preserve">”</w:t>
       </w:r>
       <w:r>
         <w:t xml:space="preserve"> </w:t>
@@ -7587,8 +7841,8 @@
         <w:t xml:space="preserve">Lecciones/acción/retestigos sobre la vida</w:t>
       </w:r>
     </w:p>
-    <w:bookmarkEnd w:id="118"/>
-    <w:bookmarkStart w:id="119" w:name="glosario"/>
+    <w:bookmarkEnd w:id="129"/>
+    <w:bookmarkStart w:id="130" w:name="glosario"/>
     <w:p>
       <w:pPr>
         <w:pStyle w:val="Heading2"/>
@@ -7707,8 +7961,8 @@
         <w:t xml:space="preserve">TEN STAR | CSA Security, Trust, Assurance and Risk program/registry.</w:t>
       </w:r>
     </w:p>
-    <w:bookmarkEnd w:id="119"/>
-    <w:bookmarkStart w:id="120" w:name="subject-index"/>
+    <w:bookmarkEnd w:id="130"/>
+    <w:bookmarkStart w:id="131" w:name="subject-index"/>
     <w:p>
       <w:pPr>
         <w:pStyle w:val="Heading2"/>
@@ -7851,8 +8105,8 @@
         <w:t xml:space="preserve">| Vulnerability | 11</w:t>
       </w:r>
     </w:p>
-    <w:bookmarkEnd w:id="120"/>
-    <w:bookmarkStart w:id="127" w:name="referencias-oficiales"/>
+    <w:bookmarkEnd w:id="131"/>
+    <w:bookmarkStart w:id="138" w:name="referencias-oficiales"/>
     <w:p>
       <w:pPr>
         <w:pStyle w:val="Heading2"/>
@@ -7868,7 +8122,7 @@
           <w:numId w:val="1041"/>
         </w:numPr>
       </w:pPr>
-      <w:hyperlink r:id="rId121">
+      <w:hyperlink r:id="rId132">
         <w:r>
           <w:rPr>
             <w:rStyle w:val="Hyperlink"/>
@@ -7906,7 +8160,7 @@
           <w:numId w:val="1041"/>
         </w:numPr>
       </w:pPr>
-      <w:hyperlink r:id="rId122">
+      <w:hyperlink r:id="rId133">
         <w:r>
           <w:rPr>
             <w:rStyle w:val="Hyperlink"/>
@@ -7922,7 +8176,7 @@
           <w:numId w:val="1041"/>
         </w:numPr>
       </w:pPr>
-      <w:hyperlink r:id="rId123">
+      <w:hyperlink r:id="rId134">
         <w:r>
           <w:rPr>
             <w:rStyle w:val="Hyperlink"/>
@@ -7938,7 +8192,7 @@
           <w:numId w:val="1041"/>
         </w:numPr>
       </w:pPr>
-      <w:hyperlink r:id="rId124">
+      <w:hyperlink r:id="rId135">
         <w:r>
           <w:rPr>
             <w:rStyle w:val="Hyperlink"/>
@@ -7998,7 +8252,7 @@
           <w:numId w:val="1041"/>
         </w:numPr>
       </w:pPr>
-      <w:hyperlink r:id="rId125">
+      <w:hyperlink r:id="rId136">
         <w:r>
           <w:rPr>
             <w:rStyle w:val="Hyperlink"/>
@@ -8025,7 +8279,7 @@
           <w:numId w:val="1041"/>
         </w:numPr>
       </w:pPr>
-      <w:hyperlink r:id="rId126">
+      <w:hyperlink r:id="rId137">
         <w:r>
           <w:rPr>
             <w:rStyle w:val="Hyperlink"/>
@@ -8040,8 +8294,8 @@
       </w:pPr>
       <w:r>
         <w:rPr>
+          <w:bCs/>
           <w:b/>
-          <w:bCs/>
         </w:rPr>
         <w:t xml:space="preserve">Recordaje final:</w:t>
       </w:r>
@@ -8060,13 +8314,9 @@
         <w:t xml:space="preserve">|. |</w:t>
       </w:r>
     </w:p>
-    <w:bookmarkEnd w:id="127"/>
-    <w:bookmarkEnd w:id="128"/>
-    <w:sectPr>
-      <w:footnotePr>
-        <w:numRestart w:val="eachSect"/>
-      </w:footnotePr>
-    </w:sectPr>
+    <w:bookmarkEnd w:id="138"/>
+    <w:bookmarkEnd w:id="139"/>
+    <w:sectPr/>
   </w:body>
 </w:document>
 </file>
@@ -8097,14 +8347,14 @@
 <file path=word/numbering.xml><?xml version="1.0" encoding="utf-8"?>
 <w:numbering xmlns:w="http://schemas.openxmlformats.org/wordprocessingml/2006/main">
   <w:abstractNum w:abstractNumId="990">
-    <w:nsid w:val="0000A990"/>
+    <w:nsid w:val="A990"/>
     <w:multiLevelType w:val="multilevel"/>
     <w:lvl w:ilvl="0">
       <w:numFmt w:val="bullet"/>
       <w:lvlText w:val=" "/>
       <w:lvlJc w:val="left"/>
       <w:pPr>
-        <w:ind w:left="720" w:hanging="360"/>
+        <w:ind w:left="720" w:hanging="480"/>
       </w:pPr>
     </w:lvl>
     <w:lvl w:ilvl="1">
@@ -8112,7 +8362,7 @@
       <w:lvlText w:val=" "/>
       <w:lvlJc w:val="left"/>
       <w:pPr>
-        <w:ind w:left="1440" w:hanging="360"/>
+        <w:ind w:left="1440" w:hanging="480"/>
       </w:pPr>
     </w:lvl>
     <w:lvl w:ilvl="2">
@@ -8120,7 +8370,7 @@
       <w:lvlText w:val=" "/>
       <w:lvlJc w:val="left"/>
       <w:pPr>
-        <w:ind w:left="2160" w:hanging="360"/>
+        <w:ind w:left="2160" w:hanging="480"/>
       </w:pPr>
     </w:lvl>
     <w:lvl w:ilvl="3">
@@ -8128,7 +8378,7 @@
       <w:lvlText w:val=" "/>
       <w:lvlJc w:val="left"/>
       <w:pPr>
-        <w:ind w:left="2880" w:hanging="360"/>
+        <w:ind w:left="2880" w:hanging="480"/>
       </w:pPr>
     </w:lvl>
     <w:lvl w:ilvl="4">
@@ -8136,7 +8386,7 @@
       <w:lvlText w:val=" "/>
       <w:lvlJc w:val="left"/>
       <w:pPr>
-        <w:ind w:left="3600" w:hanging="360"/>
+        <w:ind w:left="3600" w:hanging="480"/>
       </w:pPr>
     </w:lvl>
     <w:lvl w:ilvl="5">
@@ -8144,7 +8394,7 @@
       <w:lvlText w:val=" "/>
       <w:lvlJc w:val="left"/>
       <w:pPr>
-        <w:ind w:left="4320" w:hanging="360"/>
+        <w:ind w:left="4320" w:hanging="480"/>
       </w:pPr>
     </w:lvl>
     <w:lvl w:ilvl="6">
@@ -8152,7 +8402,7 @@
       <w:lvlText w:val=" "/>
       <w:lvlJc w:val="left"/>
       <w:pPr>
-        <w:ind w:left="5040" w:hanging="360"/>
+        <w:ind w:left="5040" w:hanging="480"/>
       </w:pPr>
     </w:lvl>
     <w:lvl w:ilvl="7">
@@ -8160,7 +8410,7 @@
       <w:lvlText w:val=" "/>
       <w:lvlJc w:val="left"/>
       <w:pPr>
-        <w:ind w:left="5760" w:hanging="360"/>
+        <w:ind w:left="5760" w:hanging="480"/>
       </w:pPr>
     </w:lvl>
     <w:lvl w:ilvl="8">
@@ -8168,115 +8418,88 @@
       <w:lvlText w:val=" "/>
       <w:lvlJc w:val="left"/>
       <w:pPr>
-        <w:ind w:left="6480" w:hanging="360"/>
+        <w:ind w:left="6480" w:hanging="480"/>
       </w:pPr>
     </w:lvl>
   </w:abstractNum>
   <w:abstractNum w:abstractNumId="991">
-    <w:nsid w:val="0000A991"/>
+    <w:nsid w:val="A991"/>
     <w:multiLevelType w:val="multilevel"/>
     <w:lvl w:ilvl="0">
       <w:numFmt w:val="bullet"/>
-      <w:lvlText w:val=""/>
+      <w:lvlText w:val="•"/>
       <w:lvlJc w:val="left"/>
       <w:pPr>
-        <w:ind w:left="720" w:hanging="360"/>
-      </w:pPr>
-      <w:rPr>
-        <w:rFonts w:ascii="Symbol" w:hAnsi="Symbol" w:cs="Symbol" w:hint="default"/>
-      </w:rPr>
+        <w:ind w:left="720" w:hanging="480"/>
+      </w:pPr>
     </w:lvl>
     <w:lvl w:ilvl="1">
       <w:numFmt w:val="bullet"/>
-      <w:lvlText w:val="o"/>
+      <w:lvlText w:val="–"/>
       <w:lvlJc w:val="left"/>
       <w:pPr>
-        <w:ind w:left="1440" w:hanging="360"/>
-      </w:pPr>
-      <w:rPr>
-        <w:rFonts w:ascii="Courier New" w:hAnsi="Courier New" w:cs="Courier New" w:hint="default"/>
-      </w:rPr>
+        <w:ind w:left="1440" w:hanging="480"/>
+      </w:pPr>
     </w:lvl>
     <w:lvl w:ilvl="2">
       <w:numFmt w:val="bullet"/>
-      <w:lvlText w:val=""/>
+      <w:lvlText w:val="•"/>
       <w:lvlJc w:val="left"/>
       <w:pPr>
-        <w:ind w:left="2160" w:hanging="360"/>
-      </w:pPr>
-      <w:rPr>
-        <w:rFonts w:ascii="Wingdings" w:hAnsi="Wingdings" w:cs="Wingdings" w:hint="default"/>
-      </w:rPr>
+        <w:ind w:left="2160" w:hanging="480"/>
+      </w:pPr>
     </w:lvl>
     <w:lvl w:ilvl="3">
       <w:numFmt w:val="bullet"/>
-      <w:lvlText w:val=""/>
+      <w:lvlText w:val="–"/>
       <w:lvlJc w:val="left"/>
       <w:pPr>
-        <w:ind w:left="2880" w:hanging="360"/>
-      </w:pPr>
-      <w:rPr>
-        <w:rFonts w:ascii="Symbol" w:hAnsi="Symbol" w:cs="Symbol" w:hint="default"/>
-      </w:rPr>
+        <w:ind w:left="2880" w:hanging="480"/>
+      </w:pPr>
     </w:lvl>
     <w:lvl w:ilvl="4">
       <w:numFmt w:val="bullet"/>
-      <w:lvlText w:val="o"/>
+      <w:lvlText w:val="•"/>
       <w:lvlJc w:val="left"/>
       <w:pPr>
-        <w:ind w:left="3600" w:hanging="360"/>
-      </w:pPr>
-      <w:rPr>
-        <w:rFonts w:ascii="Courier New" w:hAnsi="Courier New" w:cs="Courier New" w:hint="default"/>
-      </w:rPr>
+        <w:ind w:left="3600" w:hanging="480"/>
+      </w:pPr>
     </w:lvl>
     <w:lvl w:ilvl="5">
       <w:numFmt w:val="bullet"/>
-      <w:lvlText w:val=""/>
+      <w:lvlText w:val="–"/>
       <w:lvlJc w:val="left"/>
       <w:pPr>
-        <w:ind w:left="4320" w:hanging="360"/>
-      </w:pPr>
-      <w:rPr>
-        <w:rFonts w:ascii="Wingdings" w:hAnsi="Wingdings" w:cs="Wingdings" w:hint="default"/>
-      </w:rPr>
+        <w:ind w:left="4320" w:hanging="480"/>
+      </w:pPr>
     </w:lvl>
     <w:lvl w:ilvl="6">
       <w:numFmt w:val="bullet"/>
-      <w:lvlText w:val=""/>
+      <w:lvlText w:val="•"/>
       <w:lvlJc w:val="left"/>
       <w:pPr>
-        <w:ind w:left="5040" w:hanging="360"/>
-      </w:pPr>
-      <w:rPr>
-        <w:rFonts w:ascii="Symbol" w:hAnsi="Symbol" w:cs="Symbol" w:hint="default"/>
-      </w:rPr>
+        <w:ind w:left="5040" w:hanging="480"/>
+      </w:pPr>
     </w:lvl>
     <w:lvl w:ilvl="7">
       <w:numFmt w:val="bullet"/>
-      <w:lvlText w:val="o"/>
+      <w:lvlText w:val="–"/>
       <w:lvlJc w:val="left"/>
       <w:pPr>
-        <w:ind w:left="5760" w:hanging="360"/>
-      </w:pPr>
-      <w:rPr>
-        <w:rFonts w:ascii="Courier New" w:hAnsi="Courier New" w:cs="Courier New" w:hint="default"/>
-      </w:rPr>
+        <w:ind w:left="5760" w:hanging="480"/>
+      </w:pPr>
     </w:lvl>
     <w:lvl w:ilvl="8">
       <w:numFmt w:val="bullet"/>
-      <w:lvlText w:val=""/>
+      <w:lvlText w:val="•"/>
       <w:lvlJc w:val="left"/>
       <w:pPr>
-        <w:ind w:left="6480" w:hanging="360"/>
-      </w:pPr>
-      <w:rPr>
-        <w:rFonts w:ascii="Wingdings" w:hAnsi="Wingdings" w:cs="Wingdings" w:hint="default"/>
-      </w:rPr>
+        <w:ind w:left="6480" w:hanging="480"/>
+      </w:pPr>
     </w:lvl>
   </w:abstractNum>
   <w:abstractNum w:abstractNumId="99413">
-    <w:nsid w:val="00A99413"/>
+    <w:nsid w:val="A99413"/>
     <w:multiLevelType w:val="multilevel"/>
     <w:lvl w:ilvl="0">
       <w:start w:val="3"/>
@@ -8284,7 +8507,7 @@
       <w:lvlText w:val="%1."/>
       <w:lvlJc w:val="left"/>
       <w:pPr>
-        <w:ind w:left="720" w:hanging="360"/>
+        <w:ind w:left="720" w:hanging="480"/>
       </w:pPr>
     </w:lvl>
     <w:lvl w:ilvl="1">
@@ -8293,7 +8516,7 @@
       <w:lvlText w:val="%2."/>
       <w:lvlJc w:val="left"/>
       <w:pPr>
-        <w:ind w:left="1440" w:hanging="360"/>
+        <w:ind w:left="1440" w:hanging="480"/>
       </w:pPr>
     </w:lvl>
     <w:lvl w:ilvl="2">
@@ -8302,7 +8525,7 @@
       <w:lvlText w:val="%3."/>
       <w:lvlJc w:val="left"/>
       <w:pPr>
-        <w:ind w:left="2160" w:hanging="360"/>
+        <w:ind w:left="2160" w:hanging="480"/>
       </w:pPr>
     </w:lvl>
     <w:lvl w:ilvl="3">
@@ -8311,7 +8534,7 @@
       <w:lvlText w:val="%4."/>
       <w:lvlJc w:val="left"/>
       <w:pPr>
-        <w:ind w:left="2880" w:hanging="360"/>
+        <w:ind w:left="2880" w:hanging="480"/>
       </w:pPr>
     </w:lvl>
     <w:lvl w:ilvl="4">
@@ -8320,7 +8543,7 @@
       <w:lvlText w:val="%5."/>
       <w:lvlJc w:val="left"/>
       <w:pPr>
-        <w:ind w:left="3600" w:hanging="360"/>
+        <w:ind w:left="3600" w:hanging="480"/>
       </w:pPr>
     </w:lvl>
     <w:lvl w:ilvl="5">
@@ -8329,7 +8552,7 @@
       <w:lvlText w:val="%6."/>
       <w:lvlJc w:val="left"/>
       <w:pPr>
-        <w:ind w:left="4320" w:hanging="360"/>
+        <w:ind w:left="4320" w:hanging="480"/>
       </w:pPr>
     </w:lvl>
     <w:lvl w:ilvl="6">
@@ -8338,7 +8561,7 @@
       <w:lvlText w:val="%7."/>
       <w:lvlJc w:val="left"/>
       <w:pPr>
-        <w:ind w:left="5040" w:hanging="360"/>
+        <w:ind w:left="5040" w:hanging="480"/>
       </w:pPr>
     </w:lvl>
     <w:lvl w:ilvl="7">
@@ -8347,7 +8570,7 @@
       <w:lvlText w:val="%8."/>
       <w:lvlJc w:val="left"/>
       <w:pPr>
-        <w:ind w:left="5760" w:hanging="360"/>
+        <w:ind w:left="5760" w:hanging="480"/>
       </w:pPr>
     </w:lvl>
     <w:lvl w:ilvl="8">
@@ -8356,12 +8579,12 @@
       <w:lvlText w:val="%9."/>
       <w:lvlJc w:val="left"/>
       <w:pPr>
-        <w:ind w:left="6480" w:hanging="360"/>
+        <w:ind w:left="6480" w:hanging="480"/>
       </w:pPr>
     </w:lvl>
   </w:abstractNum>
   <w:abstractNum w:abstractNumId="994128">
-    <w:nsid w:val="0A994128"/>
+    <w:nsid w:val="A994128"/>
     <w:multiLevelType w:val="multilevel"/>
     <w:lvl w:ilvl="0">
       <w:start w:val="28"/>
@@ -8369,7 +8592,7 @@
       <w:lvlText w:val="%1."/>
       <w:lvlJc w:val="left"/>
       <w:pPr>
-        <w:ind w:left="720" w:hanging="360"/>
+        <w:ind w:left="720" w:hanging="480"/>
       </w:pPr>
     </w:lvl>
     <w:lvl w:ilvl="1">
@@ -8378,7 +8601,7 @@
       <w:lvlText w:val="%2."/>
       <w:lvlJc w:val="left"/>
       <w:pPr>
-        <w:ind w:left="1440" w:hanging="360"/>
+        <w:ind w:left="1440" w:hanging="480"/>
       </w:pPr>
     </w:lvl>
     <w:lvl w:ilvl="2">
@@ -8387,7 +8610,7 @@
       <w:lvlText w:val="%3."/>
       <w:lvlJc w:val="left"/>
       <w:pPr>
-        <w:ind w:left="2160" w:hanging="360"/>
+        <w:ind w:left="2160" w:hanging="480"/>
       </w:pPr>
     </w:lvl>
     <w:lvl w:ilvl="3">
@@ -8396,7 +8619,7 @@
       <w:lvlText w:val="%4."/>
       <w:lvlJc w:val="left"/>
       <w:pPr>
-        <w:ind w:left="2880" w:hanging="360"/>
+        <w:ind w:left="2880" w:hanging="480"/>
       </w:pPr>
     </w:lvl>
     <w:lvl w:ilvl="4">
@@ -8405,7 +8628,7 @@
       <w:lvlText w:val="%5."/>
       <w:lvlJc w:val="left"/>
       <w:pPr>
-        <w:ind w:left="3600" w:hanging="360"/>
+        <w:ind w:left="3600" w:hanging="480"/>
       </w:pPr>
     </w:lvl>
     <w:lvl w:ilvl="5">
@@ -8414,7 +8637,7 @@
       <w:lvlText w:val="%6."/>
       <w:lvlJc w:val="left"/>
       <w:pPr>
-        <w:ind w:left="4320" w:hanging="360"/>
+        <w:ind w:left="4320" w:hanging="480"/>
       </w:pPr>
     </w:lvl>
     <w:lvl w:ilvl="6">
@@ -8423,7 +8646,7 @@
       <w:lvlText w:val="%7."/>
       <w:lvlJc w:val="left"/>
       <w:pPr>
-        <w:ind w:left="5040" w:hanging="360"/>
+        <w:ind w:left="5040" w:hanging="480"/>
       </w:pPr>
     </w:lvl>
     <w:lvl w:ilvl="7">
@@ -8432,7 +8655,7 @@
       <w:lvlText w:val="%8."/>
       <w:lvlJc w:val="left"/>
       <w:pPr>
-        <w:ind w:left="5760" w:hanging="360"/>
+        <w:ind w:left="5760" w:hanging="480"/>
       </w:pPr>
     </w:lvl>
     <w:lvl w:ilvl="8">
@@ -8441,7 +8664,7 @@
       <w:lvlText w:val="%9."/>
       <w:lvlJc w:val="left"/>
       <w:pPr>
-        <w:ind w:left="6480" w:hanging="360"/>
+        <w:ind w:left="6480" w:hanging="480"/>
       </w:pPr>
     </w:lvl>
   </w:abstractNum>
@@ -8633,10 +8856,10 @@
   <w:docDefaults>
     <w:rPrDefault>
       <w:rPr>
-        <w:rFonts w:asciiTheme="minorHAnsi" w:cstheme="minorBidi" w:eastAsiaTheme="minorEastAsia" w:hAnsiTheme="minorHAnsi"/>
+        <w:rFonts w:asciiTheme="minorHAnsi" w:cstheme="minorBidi" w:eastAsiaTheme="minorHAnsi" w:hAnsiTheme="minorHAnsi"/>
         <w:sz w:val="24"/>
         <w:szCs w:val="24"/>
-        <w:lang w:bidi="ar-SA" w:eastAsia="zh-CN" w:val="en-US"/>
+        <w:lang w:bidi="ar-SA" w:eastAsia="en-US" w:val="en-US"/>
       </w:rPr>
     </w:rPrDefault>
     <w:pPrDefault>
@@ -8654,10 +8877,10 @@
     <w:name w:val="Body Text"/>
     <w:basedOn w:val="Normal"/>
     <w:link w:val="BodyTextChar"/>
-    <w:qFormat/>
     <w:pPr>
       <w:spacing w:after="180" w:before="180"/>
     </w:pPr>
+    <w:qFormat/>
   </w:style>
   <w:style w:customStyle="1" w:styleId="FirstParagraph" w:type="paragraph">
     <w:name w:val="First Paragraph"/>
@@ -8677,94 +8900,57 @@
     <w:name w:val="Title"/>
     <w:basedOn w:val="Normal"/>
     <w:next w:val="BodyText"/>
-    <w:link w:val="TitleChar"/>
-    <w:uiPriority w:val="10"/>
     <w:qFormat/>
-    <w:rsid w:val="00A10FD9"/>
     <w:pPr>
-      <w:spacing w:after="80" w:line="240" w:lineRule="auto"/>
-      <w:contextualSpacing/>
+      <w:keepNext/>
+      <w:keepLines/>
+      <w:spacing w:after="240" w:before="480"/>
       <w:jc w:val="center"/>
     </w:pPr>
     <w:rPr>
       <w:rFonts w:asciiTheme="majorHAnsi" w:cstheme="majorBidi" w:eastAsiaTheme="majorEastAsia" w:hAnsiTheme="majorHAnsi"/>
-      <w:sz w:val="56"/>
-      <w:szCs w:val="56"/>
-    </w:rPr>
-  </w:style>
-  <w:style w:customStyle="1" w:styleId="TitleChar" w:type="character">
-    <w:name w:val="Title Char"/>
-    <w:basedOn w:val="DefaultParagraphFont"/>
-    <w:link w:val="Title"/>
-    <w:uiPriority w:val="10"/>
-    <w:rsid w:val="00A10FD9"/>
-    <w:rPr>
-      <w:rFonts w:asciiTheme="majorHAnsi" w:cstheme="majorBidi" w:eastAsiaTheme="majorEastAsia" w:hAnsiTheme="majorHAnsi"/>
-      <w:sz w:val="56"/>
-      <w:szCs w:val="56"/>
+      <w:b/>
+      <w:bCs/>
+      <w:color w:themeColor="accent1" w:themeShade="B5" w:val="345A8A"/>
+      <w:sz w:val="36"/>
+      <w:szCs w:val="36"/>
     </w:rPr>
   </w:style>
   <w:style w:styleId="Subtitle" w:type="paragraph">
     <w:name w:val="Subtitle"/>
     <w:basedOn w:val="Title"/>
     <w:next w:val="BodyText"/>
-    <w:link w:val="SubtitleChar"/>
-    <w:uiPriority w:val="11"/>
     <w:qFormat/>
-    <w:rsid w:val="00A10FD9"/>
     <w:pPr>
-      <w:numPr>
-        <w:ilvl w:val="1"/>
-      </w:numPr>
+      <w:keepNext/>
+      <w:keepLines/>
+      <w:spacing w:after="240" w:before="240"/>
+      <w:jc w:val="center"/>
     </w:pPr>
     <w:rPr>
-      <w:rFonts w:cstheme="majorBidi" w:eastAsiaTheme="majorEastAsia"/>
-      <w:spacing w:val="15"/>
-      <w:sz w:val="28"/>
-      <w:szCs w:val="28"/>
-    </w:rPr>
-  </w:style>
-  <w:style w:customStyle="1" w:styleId="SubtitleChar" w:type="character">
-    <w:name w:val="Subtitle Char"/>
-    <w:basedOn w:val="DefaultParagraphFont"/>
-    <w:link w:val="Subtitle"/>
-    <w:uiPriority w:val="11"/>
-    <w:rsid w:val="00A10FD9"/>
-    <w:rPr>
-      <w:rFonts w:cstheme="majorBidi" w:eastAsiaTheme="majorEastAsia"/>
-      <w:color w:themeColor="text1" w:themeTint="A6" w:val="595959"/>
-      <w:spacing w:val="15"/>
-      <w:sz w:val="28"/>
-      <w:szCs w:val="28"/>
+      <w:sz w:val="30"/>
+      <w:szCs w:val="30"/>
     </w:rPr>
   </w:style>
   <w:style w:customStyle="1" w:styleId="Author" w:type="paragraph">
     <w:name w:val="Author"/>
-    <w:basedOn w:val="Title"/>
     <w:next w:val="BodyText"/>
     <w:qFormat/>
     <w:pPr>
       <w:keepNext/>
       <w:keepLines/>
+      <w:jc w:val="center"/>
     </w:pPr>
-    <w:rPr>
-      <w:sz w:val="24"/>
-      <w:szCs w:val="24"/>
-    </w:rPr>
   </w:style>
   <w:style w:styleId="Date" w:type="paragraph">
     <w:name w:val="Date"/>
-    <w:basedOn w:val="Title"/>
     <w:next w:val="BodyText"/>
     <w:qFormat/>
     <w:pPr>
       <w:keepNext/>
       <w:keepLines/>
+      <w:jc w:val="center"/>
     </w:pPr>
-    <w:rPr>
-      <w:sz w:val="24"/>
-      <w:szCs w:val="24"/>
-    </w:rPr>
   </w:style>
   <w:style w:customStyle="1" w:styleId="AbstractTitle" w:type="paragraph">
     <w:name w:val="Abstract Title"/>
@@ -8774,13 +8960,15 @@
     <w:pPr>
       <w:keepNext/>
       <w:keepLines/>
+      <w:jc w:val="center"/>
       <w:spacing w:after="0" w:before="300"/>
-      <w:jc w:val="center"/>
     </w:pPr>
     <w:rPr>
-      <w:b/>
       <w:sz w:val="20"/>
       <w:szCs w:val="20"/>
+      <w:b/>
+      <w:color w:val="345A8A"/>
+      &gt;
     </w:rPr>
   </w:style>
   <w:style w:customStyle="1" w:styleId="Abstract" w:type="paragraph">
@@ -8807,321 +8995,191 @@
     <w:rPr/>
   </w:style>
   <w:style w:styleId="Heading1" w:type="paragraph">
-    <w:name w:val="heading 1"/>
+    <w:name w:val="Heading 1"/>
     <w:basedOn w:val="Normal"/>
     <w:next w:val="BodyText"/>
-    <w:link w:val="Heading1Char"/>
     <w:uiPriority w:val="9"/>
     <w:qFormat/>
-    <w:rsid w:val="00A10FD9"/>
     <w:pPr>
       <w:keepNext/>
       <w:keepLines/>
-      <w:spacing w:after="80" w:before="360"/>
+      <w:spacing w:after="0" w:before="480"/>
       <w:outlineLvl w:val="0"/>
     </w:pPr>
     <w:rPr>
       <w:rFonts w:asciiTheme="majorHAnsi" w:cstheme="majorBidi" w:eastAsiaTheme="majorEastAsia" w:hAnsiTheme="majorHAnsi"/>
-      <w:color w:themeColor="accent1" w:themeShade="BF" w:val="0F4761"/>
-      <w:sz w:val="40"/>
-      <w:szCs w:val="40"/>
+      <w:b/>
+      <w:bCs/>
+      <w:color w:themeColor="accent1" w:val="4F81BD"/>
+      <w:sz w:val="32"/>
+      <w:szCs w:val="32"/>
     </w:rPr>
   </w:style>
   <w:style w:styleId="Heading2" w:type="paragraph">
-    <w:name w:val="heading 2"/>
+    <w:name w:val="Heading 2"/>
     <w:basedOn w:val="Normal"/>
     <w:next w:val="BodyText"/>
-    <w:link w:val="Heading2Char"/>
     <w:uiPriority w:val="9"/>
-    <w:semiHidden/>
     <w:unhideWhenUsed/>
     <w:qFormat/>
-    <w:rsid w:val="00A10FD9"/>
     <w:pPr>
       <w:keepNext/>
       <w:keepLines/>
-      <w:spacing w:after="80" w:before="160"/>
+      <w:spacing w:after="0" w:before="200"/>
       <w:outlineLvl w:val="1"/>
     </w:pPr>
     <w:rPr>
       <w:rFonts w:asciiTheme="majorHAnsi" w:cstheme="majorBidi" w:eastAsiaTheme="majorEastAsia" w:hAnsiTheme="majorHAnsi"/>
-      <w:color w:themeColor="accent1" w:themeShade="BF" w:val="0F4761"/>
-      <w:sz w:val="32"/>
-      <w:szCs w:val="32"/>
-    </w:rPr>
-  </w:style>
-  <w:style w:styleId="Heading3" w:type="paragraph">
-    <w:name w:val="heading 3"/>
-    <w:basedOn w:val="Normal"/>
-    <w:next w:val="BodyText"/>
-    <w:link w:val="Heading3Char"/>
-    <w:uiPriority w:val="9"/>
-    <w:semiHidden/>
-    <w:unhideWhenUsed/>
-    <w:qFormat/>
-    <w:rsid w:val="00A10FD9"/>
-    <w:pPr>
-      <w:keepNext/>
-      <w:keepLines/>
-      <w:spacing w:after="80" w:before="160"/>
-      <w:outlineLvl w:val="2"/>
-    </w:pPr>
-    <w:rPr>
-      <w:rFonts w:cstheme="majorBidi" w:eastAsiaTheme="majorEastAsia"/>
-      <w:color w:themeColor="accent1" w:themeShade="BF" w:val="0F4761"/>
+      <w:b/>
+      <w:bCs/>
+      <w:color w:themeColor="accent1" w:val="4F81BD"/>
       <w:sz w:val="28"/>
       <w:szCs w:val="28"/>
     </w:rPr>
   </w:style>
-  <w:style w:styleId="Heading4" w:type="paragraph">
-    <w:name w:val="heading 4"/>
+  <w:style w:styleId="Heading3" w:type="paragraph">
+    <w:name w:val="Heading 3"/>
     <w:basedOn w:val="Normal"/>
     <w:next w:val="BodyText"/>
-    <w:link w:val="Heading4Char"/>
     <w:uiPriority w:val="9"/>
-    <w:semiHidden/>
     <w:unhideWhenUsed/>
     <w:qFormat/>
-    <w:rsid w:val="00A10FD9"/>
     <w:pPr>
       <w:keepNext/>
       <w:keepLines/>
-      <w:spacing w:after="40" w:before="80"/>
+      <w:spacing w:after="0" w:before="200"/>
+      <w:outlineLvl w:val="2"/>
+    </w:pPr>
+    <w:rPr>
+      <w:rFonts w:asciiTheme="majorHAnsi" w:cstheme="majorBidi" w:eastAsiaTheme="majorEastAsia" w:hAnsiTheme="majorHAnsi"/>
+      <w:b/>
+      <w:bCs/>
+      <w:color w:themeColor="accent1" w:val="4F81BD"/>
+      <w:sz w:val="24"/>
+      <w:szCs w:val="24"/>
+    </w:rPr>
+  </w:style>
+  <w:style w:styleId="Heading4" w:type="paragraph">
+    <w:name w:val="Heading 4"/>
+    <w:basedOn w:val="Normal"/>
+    <w:next w:val="BodyText"/>
+    <w:uiPriority w:val="9"/>
+    <w:unhideWhenUsed/>
+    <w:qFormat/>
+    <w:pPr>
+      <w:keepNext/>
+      <w:keepLines/>
+      <w:spacing w:after="0" w:before="200"/>
       <w:outlineLvl w:val="3"/>
     </w:pPr>
     <w:rPr>
-      <w:rFonts w:cstheme="majorBidi" w:eastAsiaTheme="majorEastAsia"/>
+      <w:rFonts w:asciiTheme="majorHAnsi" w:cstheme="majorBidi" w:eastAsiaTheme="majorEastAsia" w:hAnsiTheme="majorHAnsi"/>
       <w:i/>
-      <w:iCs/>
-      <w:color w:themeColor="accent1" w:themeShade="BF" w:val="0F4761"/>
+      <w:bCs/>
+      <w:color w:themeColor="accent1" w:val="4F81BD"/>
+      <w:sz w:val="24"/>
+      <w:szCs w:val="24"/>
     </w:rPr>
   </w:style>
   <w:style w:styleId="Heading5" w:type="paragraph">
-    <w:name w:val="heading 5"/>
+    <w:name w:val="Heading 5"/>
     <w:basedOn w:val="Normal"/>
     <w:next w:val="BodyText"/>
-    <w:link w:val="Heading5Char"/>
     <w:uiPriority w:val="9"/>
-    <w:semiHidden/>
     <w:unhideWhenUsed/>
     <w:qFormat/>
-    <w:rsid w:val="00A10FD9"/>
     <w:pPr>
       <w:keepNext/>
       <w:keepLines/>
-      <w:spacing w:after="40" w:before="80"/>
+      <w:spacing w:after="0" w:before="200"/>
       <w:outlineLvl w:val="4"/>
     </w:pPr>
     <w:rPr>
-      <w:rFonts w:cstheme="majorBidi" w:eastAsiaTheme="majorEastAsia"/>
-      <w:color w:themeColor="accent1" w:themeShade="BF" w:val="0F4761"/>
+      <w:rFonts w:asciiTheme="majorHAnsi" w:cstheme="majorBidi" w:eastAsiaTheme="majorEastAsia" w:hAnsiTheme="majorHAnsi"/>
+      <w:iCs/>
+      <w:color w:themeColor="accent1" w:val="4F81BD"/>
+      <w:sz w:val="24"/>
+      <w:szCs w:val="24"/>
     </w:rPr>
   </w:style>
   <w:style w:styleId="Heading6" w:type="paragraph">
-    <w:name w:val="heading 6"/>
+    <w:name w:val="Heading 6"/>
     <w:basedOn w:val="Normal"/>
     <w:next w:val="BodyText"/>
-    <w:link w:val="Heading6Char"/>
     <w:uiPriority w:val="9"/>
-    <w:semiHidden/>
     <w:unhideWhenUsed/>
     <w:qFormat/>
-    <w:rsid w:val="00A10FD9"/>
     <w:pPr>
       <w:keepNext/>
       <w:keepLines/>
-      <w:spacing w:after="0" w:before="40"/>
+      <w:spacing w:after="0" w:before="200"/>
       <w:outlineLvl w:val="5"/>
     </w:pPr>
     <w:rPr>
-      <w:rFonts w:cstheme="majorBidi" w:eastAsiaTheme="majorEastAsia"/>
-      <w:i/>
-      <w:iCs/>
-      <w:color w:themeColor="text1" w:themeTint="A6" w:val="595959"/>
+      <w:rFonts w:asciiTheme="majorHAnsi" w:cstheme="majorBidi" w:eastAsiaTheme="majorEastAsia" w:hAnsiTheme="majorHAnsi"/>
+      <w:color w:themeColor="accent1" w:val="4F81BD"/>
+      <w:sz w:val="24"/>
+      <w:szCs w:val="24"/>
     </w:rPr>
   </w:style>
   <w:style w:styleId="Heading7" w:type="paragraph">
-    <w:name w:val="heading 7"/>
+    <w:name w:val="Heading 7"/>
     <w:basedOn w:val="Normal"/>
     <w:next w:val="BodyText"/>
-    <w:link w:val="Heading7Char"/>
     <w:uiPriority w:val="9"/>
-    <w:semiHidden/>
     <w:unhideWhenUsed/>
     <w:qFormat/>
-    <w:rsid w:val="00A10FD9"/>
     <w:pPr>
       <w:keepNext/>
       <w:keepLines/>
-      <w:spacing w:after="0" w:before="40"/>
+      <w:spacing w:after="0" w:before="200"/>
       <w:outlineLvl w:val="6"/>
     </w:pPr>
     <w:rPr>
-      <w:rFonts w:cstheme="majorBidi" w:eastAsiaTheme="majorEastAsia"/>
-      <w:color w:themeColor="text1" w:themeTint="A6" w:val="595959"/>
+      <w:rFonts w:asciiTheme="majorHAnsi" w:cstheme="majorBidi" w:eastAsiaTheme="majorEastAsia" w:hAnsiTheme="majorHAnsi"/>
+      <w:color w:themeColor="accent1" w:val="4F81BD"/>
+      <w:sz w:val="24"/>
+      <w:szCs w:val="24"/>
     </w:rPr>
   </w:style>
   <w:style w:styleId="Heading8" w:type="paragraph">
-    <w:name w:val="heading 8"/>
+    <w:name w:val="Heading 8"/>
     <w:basedOn w:val="Normal"/>
     <w:next w:val="BodyText"/>
-    <w:link w:val="Heading8Char"/>
     <w:uiPriority w:val="9"/>
-    <w:semiHidden/>
     <w:unhideWhenUsed/>
     <w:qFormat/>
-    <w:rsid w:val="00A10FD9"/>
     <w:pPr>
       <w:keepNext/>
       <w:keepLines/>
-      <w:spacing w:after="0"/>
+      <w:spacing w:after="0" w:before="200"/>
       <w:outlineLvl w:val="7"/>
     </w:pPr>
     <w:rPr>
-      <w:rFonts w:cstheme="majorBidi" w:eastAsiaTheme="majorEastAsia"/>
-      <w:i/>
-      <w:iCs/>
-      <w:color w:themeColor="text1" w:themeTint="D8" w:val="272727"/>
+      <w:rFonts w:asciiTheme="majorHAnsi" w:cstheme="majorBidi" w:eastAsiaTheme="majorEastAsia" w:hAnsiTheme="majorHAnsi"/>
+      <w:color w:themeColor="accent1" w:val="4F81BD"/>
+      <w:sz w:val="24"/>
+      <w:szCs w:val="24"/>
     </w:rPr>
   </w:style>
   <w:style w:styleId="Heading9" w:type="paragraph">
-    <w:name w:val="heading 9"/>
+    <w:name w:val="Heading 9"/>
     <w:basedOn w:val="Normal"/>
     <w:next w:val="BodyText"/>
-    <w:link w:val="Heading9Char"/>
     <w:uiPriority w:val="9"/>
-    <w:semiHidden/>
     <w:unhideWhenUsed/>
     <w:qFormat/>
-    <w:rsid w:val="00A10FD9"/>
     <w:pPr>
       <w:keepNext/>
       <w:keepLines/>
-      <w:spacing w:after="0"/>
+      <w:spacing w:after="0" w:before="200"/>
       <w:outlineLvl w:val="8"/>
     </w:pPr>
     <w:rPr>
-      <w:rFonts w:cstheme="majorBidi" w:eastAsiaTheme="majorEastAsia"/>
-      <w:color w:themeColor="text1" w:themeTint="D8" w:val="272727"/>
-    </w:rPr>
-  </w:style>
-  <w:style w:customStyle="1" w:styleId="Heading1Char" w:type="character">
-    <w:name w:val="Heading 1 Char"/>
-    <w:basedOn w:val="DefaultParagraphFont"/>
-    <w:link w:val="Heading1"/>
-    <w:uiPriority w:val="9"/>
-    <w:rsid w:val="00A10FD9"/>
-    <w:rPr>
       <w:rFonts w:asciiTheme="majorHAnsi" w:cstheme="majorBidi" w:eastAsiaTheme="majorEastAsia" w:hAnsiTheme="majorHAnsi"/>
-      <w:color w:themeColor="accent1" w:themeShade="BF" w:val="0F4761"/>
-      <w:sz w:val="40"/>
-      <w:szCs w:val="40"/>
-    </w:rPr>
-  </w:style>
-  <w:style w:customStyle="1" w:styleId="Heading2Char" w:type="character">
-    <w:name w:val="Heading 2 Char"/>
-    <w:basedOn w:val="DefaultParagraphFont"/>
-    <w:link w:val="Heading2"/>
-    <w:uiPriority w:val="9"/>
-    <w:semiHidden/>
-    <w:rsid w:val="00A10FD9"/>
-    <w:rPr>
-      <w:rFonts w:asciiTheme="majorHAnsi" w:cstheme="majorBidi" w:eastAsiaTheme="majorEastAsia" w:hAnsiTheme="majorHAnsi"/>
-      <w:color w:themeColor="accent1" w:themeShade="BF" w:val="0F4761"/>
-      <w:sz w:val="32"/>
-      <w:szCs w:val="32"/>
-    </w:rPr>
-  </w:style>
-  <w:style w:customStyle="1" w:styleId="Heading3Char" w:type="character">
-    <w:name w:val="Heading 3 Char"/>
-    <w:basedOn w:val="DefaultParagraphFont"/>
-    <w:link w:val="Heading3"/>
-    <w:uiPriority w:val="9"/>
-    <w:semiHidden/>
-    <w:rsid w:val="00A10FD9"/>
-    <w:rPr>
-      <w:rFonts w:cstheme="majorBidi" w:eastAsiaTheme="majorEastAsia"/>
-      <w:color w:themeColor="accent1" w:themeShade="BF" w:val="0F4761"/>
-      <w:sz w:val="28"/>
-      <w:szCs w:val="28"/>
-    </w:rPr>
-  </w:style>
-  <w:style w:customStyle="1" w:styleId="Heading4Char" w:type="character">
-    <w:name w:val="Heading 4 Char"/>
-    <w:basedOn w:val="DefaultParagraphFont"/>
-    <w:link w:val="Heading4"/>
-    <w:uiPriority w:val="9"/>
-    <w:semiHidden/>
-    <w:rsid w:val="00A10FD9"/>
-    <w:rPr>
-      <w:rFonts w:cstheme="majorBidi" w:eastAsiaTheme="majorEastAsia"/>
-      <w:i/>
-      <w:iCs/>
-      <w:color w:themeColor="accent1" w:themeShade="BF" w:val="0F4761"/>
-    </w:rPr>
-  </w:style>
-  <w:style w:customStyle="1" w:styleId="Heading5Char" w:type="character">
-    <w:name w:val="Heading 5 Char"/>
-    <w:basedOn w:val="DefaultParagraphFont"/>
-    <w:link w:val="Heading5"/>
-    <w:uiPriority w:val="9"/>
-    <w:semiHidden/>
-    <w:rsid w:val="00A10FD9"/>
-    <w:rPr>
-      <w:rFonts w:cstheme="majorBidi" w:eastAsiaTheme="majorEastAsia"/>
-      <w:color w:themeColor="accent1" w:themeShade="BF" w:val="0F4761"/>
-    </w:rPr>
-  </w:style>
-  <w:style w:customStyle="1" w:styleId="Heading6Char" w:type="character">
-    <w:name w:val="Heading 6 Char"/>
-    <w:basedOn w:val="DefaultParagraphFont"/>
-    <w:link w:val="Heading6"/>
-    <w:uiPriority w:val="9"/>
-    <w:semiHidden/>
-    <w:rsid w:val="00A10FD9"/>
-    <w:rPr>
-      <w:rFonts w:cstheme="majorBidi" w:eastAsiaTheme="majorEastAsia"/>
-      <w:i/>
-      <w:iCs/>
-      <w:color w:themeColor="text1" w:themeTint="A6" w:val="595959"/>
-    </w:rPr>
-  </w:style>
-  <w:style w:customStyle="1" w:styleId="Heading7Char" w:type="character">
-    <w:name w:val="Heading 7 Char"/>
-    <w:basedOn w:val="DefaultParagraphFont"/>
-    <w:link w:val="Heading7"/>
-    <w:uiPriority w:val="9"/>
-    <w:semiHidden/>
-    <w:rsid w:val="00A10FD9"/>
-    <w:rPr>
-      <w:rFonts w:cstheme="majorBidi" w:eastAsiaTheme="majorEastAsia"/>
-      <w:color w:themeColor="text1" w:themeTint="A6" w:val="595959"/>
-    </w:rPr>
-  </w:style>
-  <w:style w:customStyle="1" w:styleId="Heading8Char" w:type="character">
-    <w:name w:val="Heading 8 Char"/>
-    <w:basedOn w:val="DefaultParagraphFont"/>
-    <w:link w:val="Heading8"/>
-    <w:uiPriority w:val="9"/>
-    <w:semiHidden/>
-    <w:rsid w:val="00A10FD9"/>
-    <w:rPr>
-      <w:rFonts w:cstheme="majorBidi" w:eastAsiaTheme="majorEastAsia"/>
-      <w:i/>
-      <w:iCs/>
-      <w:color w:themeColor="text1" w:themeTint="D8" w:val="272727"/>
-    </w:rPr>
-  </w:style>
-  <w:style w:customStyle="1" w:styleId="Heading9Char" w:type="character">
-    <w:name w:val="Heading 9 Char"/>
-    <w:basedOn w:val="DefaultParagraphFont"/>
-    <w:link w:val="Heading9"/>
-    <w:uiPriority w:val="9"/>
-    <w:semiHidden/>
-    <w:rsid w:val="00A10FD9"/>
-    <w:rPr>
-      <w:rFonts w:cstheme="majorBidi" w:eastAsiaTheme="majorEastAsia"/>
-      <w:color w:themeColor="text1" w:themeTint="D8" w:val="272727"/>
+      <w:color w:themeColor="accent1" w:val="4F81BD"/>
+      <w:sz w:val="24"/>
+      <w:szCs w:val="24"/>
     </w:rPr>
   </w:style>
   <w:style w:styleId="BlockText" w:type="paragraph">
@@ -9144,18 +9202,6 @@
     <w:unhideWhenUsed/>
     <w:qFormat/>
   </w:style>
-  <w:style w:styleId="FootnoteBlockText" w:type="paragraph">
-    <w:name w:val="Footnote Block Text"/>
-    <w:basedOn w:val="FootnoteText"/>
-    <w:next w:val="FootnoteText"/>
-    <w:uiPriority w:val="9"/>
-    <w:unhideWhenUsed/>
-    <w:qFormat/>
-    <w:pPr>
-      <w:spacing w:after="100" w:before="100"/>
-      <w:ind w:firstLine="0" w:left="480" w:right="480"/>
-    </w:pPr>
-  </w:style>
   <w:style w:default="1" w:styleId="DefaultParagraphFont" w:type="character">
     <w:name w:val="Default Paragraph Font"/>
     <w:semiHidden/>
@@ -9177,11 +9223,18 @@
       </w:tblCellMar>
     </w:tblPr>
     <w:tblStylePr w:type="firstRow">
+      <w:tblPr>
+        <w:jc w:val="left"/>
+        <w:tblInd w:type="dxa" w:w="0"/>
+      </w:tblPr>
+      <w:trPr>
+        <w:jc w:val="left"/>
+      </w:trPr>
       <w:tcPr>
+        <w:vAlign w:val="bottom"/>
         <w:tcBorders>
           <w:bottom w:val="single"/>
         </w:tcBorders>
-        <w:vAlign w:val="bottom"/>
       </w:tcPr>
     </w:tblStylePr>
   </w:style>
@@ -9296,8 +9349,8 @@
     <w:name w:val="KeywordTok"/>
     <w:basedOn w:val="VerbatimChar"/>
     <w:rPr>
+      <w:color w:val="007020"/>
       <w:b/>
-      <w:color w:val="007020"/>
     </w:rPr>
   </w:style>
   <w:style w:type="character" w:customStyle="1" w:styleId="DataTypeTok">
@@ -9374,42 +9427,42 @@
     <w:name w:val="ImportTok"/>
     <w:basedOn w:val="VerbatimChar"/>
     <w:rPr>
+      <w:color w:val="008000"/>
       <w:b/>
-      <w:color w:val="008000"/>
     </w:rPr>
   </w:style>
   <w:style w:type="character" w:customStyle="1" w:styleId="CommentTok">
     <w:name w:val="CommentTok"/>
     <w:basedOn w:val="VerbatimChar"/>
     <w:rPr>
+      <w:color w:val="60a0b0"/>
       <w:i/>
-      <w:color w:val="60a0b0"/>
     </w:rPr>
   </w:style>
   <w:style w:type="character" w:customStyle="1" w:styleId="DocumentationTok">
     <w:name w:val="DocumentationTok"/>
     <w:basedOn w:val="VerbatimChar"/>
     <w:rPr>
+      <w:color w:val="ba2121"/>
       <w:i/>
-      <w:color w:val="ba2121"/>
     </w:rPr>
   </w:style>
   <w:style w:type="character" w:customStyle="1" w:styleId="AnnotationTok">
     <w:name w:val="AnnotationTok"/>
     <w:basedOn w:val="VerbatimChar"/>
     <w:rPr>
+      <w:color w:val="60a0b0"/>
       <w:b/>
       <w:i/>
-      <w:color w:val="60a0b0"/>
     </w:rPr>
   </w:style>
   <w:style w:type="character" w:customStyle="1" w:styleId="CommentVarTok">
     <w:name w:val="CommentVarTok"/>
     <w:basedOn w:val="VerbatimChar"/>
     <w:rPr>
+      <w:color w:val="60a0b0"/>
       <w:b/>
       <w:i/>
-      <w:color w:val="60a0b0"/>
     </w:rPr>
   </w:style>
   <w:style w:type="character" w:customStyle="1" w:styleId="OtherTok">
@@ -9437,8 +9490,8 @@
     <w:name w:val="ControlFlowTok"/>
     <w:basedOn w:val="VerbatimChar"/>
     <w:rPr>
+      <w:color w:val="007020"/>
       <w:b/>
-      <w:color w:val="007020"/>
     </w:rPr>
   </w:style>
   <w:style w:type="character" w:customStyle="1" w:styleId="OperatorTok">
@@ -9483,34 +9536,34 @@
     <w:name w:val="InformationTok"/>
     <w:basedOn w:val="VerbatimChar"/>
     <w:rPr>
+      <w:color w:val="60a0b0"/>
       <w:b/>
       <w:i/>
-      <w:color w:val="60a0b0"/>
     </w:rPr>
   </w:style>
   <w:style w:type="character" w:customStyle="1" w:styleId="WarningTok">
     <w:name w:val="WarningTok"/>
     <w:basedOn w:val="VerbatimChar"/>
     <w:rPr>
+      <w:color w:val="60a0b0"/>
       <w:b/>
       <w:i/>
-      <w:color w:val="60a0b0"/>
     </w:rPr>
   </w:style>
   <w:style w:type="character" w:customStyle="1" w:styleId="AlertTok">
     <w:name w:val="AlertTok"/>
     <w:basedOn w:val="VerbatimChar"/>
     <w:rPr>
+      <w:color w:val="ff0000"/>
       <w:b/>
-      <w:color w:val="ff0000"/>
     </w:rPr>
   </w:style>
   <w:style w:type="character" w:customStyle="1" w:styleId="ErrorTok">
     <w:name w:val="ErrorTok"/>
     <w:basedOn w:val="VerbatimChar"/>
     <w:rPr>
+      <w:color w:val="ff0000"/>
       <w:b/>
-      <w:color w:val="ff0000"/>
     </w:rPr>
   </w:style>
   <w:style w:type="character" w:customStyle="1" w:styleId="NormalTok">
@@ -9532,44 +9585,44 @@
         <a:sysClr val="window" lastClr="FFFFFF"/>
       </a:lt1>
       <a:dk2>
-        <a:srgbClr val="0E2841"/>
+        <a:srgbClr val="1F497D"/>
       </a:dk2>
       <a:lt2>
-        <a:srgbClr val="E8E8E8"/>
+        <a:srgbClr val="EEECE1"/>
       </a:lt2>
       <a:accent1>
-        <a:srgbClr val="156082"/>
+        <a:srgbClr val="4F81BD"/>
       </a:accent1>
       <a:accent2>
-        <a:srgbClr val="E97132"/>
+        <a:srgbClr val="C0504D"/>
       </a:accent2>
       <a:accent3>
-        <a:srgbClr val="196B24"/>
+        <a:srgbClr val="9BBB59"/>
       </a:accent3>
       <a:accent4>
-        <a:srgbClr val="0F9ED5"/>
+        <a:srgbClr val="8064A2"/>
       </a:accent4>
       <a:accent5>
-        <a:srgbClr val="A02B93"/>
+        <a:srgbClr val="4BACC6"/>
       </a:accent5>
       <a:accent6>
-        <a:srgbClr val="4EA72E"/>
+        <a:srgbClr val="F79646"/>
       </a:accent6>
       <a:hlink>
-        <a:srgbClr val="467886"/>
+        <a:srgbClr val="0000FF"/>
       </a:hlink>
       <a:folHlink>
-        <a:srgbClr val="96607D"/>
+        <a:srgbClr val="800080"/>
       </a:folHlink>
     </a:clrScheme>
     <a:fontScheme name="Office">
       <a:majorFont>
-        <a:latin typeface="Aptos Display" panose="02110004020202020204"/>
+        <a:latin typeface="Calibri"/>
         <a:ea typeface=""/>
         <a:cs typeface=""/>
-        <a:font script="Jpan" typeface="游ゴシック Light"/>
+        <a:font script="Jpan" typeface="ＭＳ ゴシック"/>
         <a:font script="Hang" typeface="맑은 고딕"/>
-        <a:font script="Hans" typeface="等线 Light"/>
+        <a:font script="Hans" typeface="宋体"/>
         <a:font script="Hant" typeface="新細明體"/>
         <a:font script="Arab" typeface="Times New Roman"/>
         <a:font script="Hebr" typeface="Times New Roman"/>
@@ -9596,32 +9649,14 @@
         <a:font script="Mong" typeface="Mongolian Baiti"/>
         <a:font script="Viet" typeface="Times New Roman"/>
         <a:font script="Uigh" typeface="Microsoft Uighur"/>
-        <a:font script="Geor" typeface="Sylfaen"/>
-        <a:font script="Armn" typeface="Arial"/>
-        <a:font script="Bugi" typeface="Leelawadee UI"/>
-        <a:font script="Bopo" typeface="Microsoft JhengHei"/>
-        <a:font script="Java" typeface="Javanese Text"/>
-        <a:font script="Lisu" typeface="Segoe UI"/>
-        <a:font script="Mymr" typeface="Myanmar Text"/>
-        <a:font script="Nkoo" typeface="Ebrima"/>
-        <a:font script="Olck" typeface="Nirmala UI"/>
-        <a:font script="Osma" typeface="Ebrima"/>
-        <a:font script="Phag" typeface="Phagspa"/>
-        <a:font script="Syrn" typeface="Estrangelo Edessa"/>
-        <a:font script="Syrj" typeface="Estrangelo Edessa"/>
-        <a:font script="Syre" typeface="Estrangelo Edessa"/>
-        <a:font script="Sora" typeface="Nirmala UI"/>
-        <a:font script="Tale" typeface="Microsoft Tai Le"/>
-        <a:font script="Talu" typeface="Microsoft New Tai Lue"/>
-        <a:font script="Tfng" typeface="Ebrima"/>
       </a:majorFont>
       <a:minorFont>
-        <a:latin typeface="Aptos" panose="02110004020202020204"/>
+        <a:latin typeface="Cambria"/>
         <a:ea typeface=""/>
         <a:cs typeface=""/>
-        <a:font script="Jpan" typeface="游明朝"/>
+        <a:font script="Jpan" typeface="ＭＳ 明朝"/>
         <a:font script="Hang" typeface="맑은 고딕"/>
-        <a:font script="Hans" typeface="等线"/>
+        <a:font script="Hans" typeface="宋体"/>
         <a:font script="Hant" typeface="新細明體"/>
         <a:font script="Arab" typeface="Arial"/>
         <a:font script="Hebr" typeface="Arial"/>
@@ -9648,24 +9683,6 @@
         <a:font script="Mong" typeface="Mongolian Baiti"/>
         <a:font script="Viet" typeface="Arial"/>
         <a:font script="Uigh" typeface="Microsoft Uighur"/>
-        <a:font script="Geor" typeface="Sylfaen"/>
-        <a:font script="Armn" typeface="Arial"/>
-        <a:font script="Bugi" typeface="Leelawadee UI"/>
-        <a:font script="Bopo" typeface="Microsoft JhengHei"/>
-        <a:font script="Java" typeface="Javanese Text"/>
-        <a:font script="Lisu" typeface="Segoe UI"/>
-        <a:font script="Mymr" typeface="Myanmar Text"/>
-        <a:font script="Nkoo" typeface="Ebrima"/>
-        <a:font script="Olck" typeface="Nirmala UI"/>
-        <a:font script="Osma" typeface="Ebrima"/>
-        <a:font script="Phag" typeface="Phagspa"/>
-        <a:font script="Syrn" typeface="Estrangelo Edessa"/>
-        <a:font script="Syrj" typeface="Estrangelo Edessa"/>
-        <a:font script="Syre" typeface="Estrangelo Edessa"/>
-        <a:font script="Sora" typeface="Nirmala UI"/>
-        <a:font script="Tale" typeface="Microsoft Tai Le"/>
-        <a:font script="Talu" typeface="Microsoft New Tai Lue"/>
-        <a:font script="Tfng" typeface="Ebrima"/>
       </a:minorFont>
     </a:fontScheme>
     <a:fmtScheme name="Office">
@@ -9677,141 +9694,200 @@
           <a:gsLst>
             <a:gs pos="0">
               <a:schemeClr val="phClr">
-                <a:lumMod val="110000"/>
-                <a:satMod val="105000"/>
-                <a:tint val="67000"/>
+                <a:tint val="50000"/>
+                <a:satMod val="300000"/>
               </a:schemeClr>
             </a:gs>
-            <a:gs pos="50000">
+            <a:gs pos="35000">
               <a:schemeClr val="phClr">
-                <a:lumMod val="105000"/>
-                <a:satMod val="103000"/>
-                <a:tint val="73000"/>
+                <a:tint val="37000"/>
+                <a:satMod val="300000"/>
               </a:schemeClr>
             </a:gs>
             <a:gs pos="100000">
               <a:schemeClr val="phClr">
-                <a:lumMod val="105000"/>
-                <a:satMod val="109000"/>
-                <a:tint val="81000"/>
+                <a:tint val="15000"/>
+                <a:satMod val="350000"/>
               </a:schemeClr>
             </a:gs>
           </a:gsLst>
-          <a:lin ang="5400000" scaled="0"/>
+          <a:lin ang="16200000" scaled="1"/>
         </a:gradFill>
         <a:gradFill rotWithShape="1">
           <a:gsLst>
             <a:gs pos="0">
               <a:schemeClr val="phClr">
-                <a:satMod val="103000"/>
-                <a:lumMod val="102000"/>
-                <a:tint val="94000"/>
-              </a:schemeClr>
-            </a:gs>
-            <a:gs pos="50000">
-              <a:schemeClr val="phClr">
-                <a:satMod val="110000"/>
-                <a:lumMod val="100000"/>
+                <a:tint val="100000"/>
                 <a:shade val="100000"/>
+                <a:satMod val="130000"/>
               </a:schemeClr>
             </a:gs>
             <a:gs pos="100000">
               <a:schemeClr val="phClr">
-                <a:lumMod val="99000"/>
-                <a:satMod val="120000"/>
-                <a:shade val="78000"/>
+                <a:tint val="50000"/>
+                <a:shade val="100000"/>
+                <a:satMod val="350000"/>
               </a:schemeClr>
             </a:gs>
           </a:gsLst>
-          <a:lin ang="5400000" scaled="0"/>
+          <a:lin ang="16200000" scaled="0"/>
         </a:gradFill>
       </a:fillStyleLst>
       <a:lnStyleLst>
-        <a:ln w="6350" cap="flat" cmpd="sng" algn="ctr">
+        <a:ln w="9525" cap="flat" cmpd="sng" algn="ctr">
+          <a:solidFill>
+            <a:schemeClr val="phClr">
+              <a:shade val="95000"/>
+              <a:satMod val="105000"/>
+            </a:schemeClr>
+          </a:solidFill>
+          <a:prstDash val="solid"/>
+        </a:ln>
+        <a:ln w="25400" cap="flat" cmpd="sng" algn="ctr">
           <a:solidFill>
             <a:schemeClr val="phClr"/>
           </a:solidFill>
           <a:prstDash val="solid"/>
-          <a:miter lim="800000"/>
         </a:ln>
-        <a:ln w="12700" cap="flat" cmpd="sng" algn="ctr">
+        <a:ln w="38100" cap="flat" cmpd="sng" algn="ctr">
           <a:solidFill>
             <a:schemeClr val="phClr"/>
           </a:solidFill>
           <a:prstDash val="solid"/>
-          <a:miter lim="800000"/>
-        </a:ln>
-        <a:ln w="19050" cap="flat" cmpd="sng" algn="ctr">
-          <a:solidFill>
-            <a:schemeClr val="phClr"/>
-          </a:solidFill>
-          <a:prstDash val="solid"/>
-          <a:miter lim="800000"/>
         </a:ln>
       </a:lnStyleLst>
       <a:effectStyleLst>
         <a:effectStyle>
-          <a:effectLst/>
-        </a:effectStyle>
-        <a:effectStyle>
-          <a:effectLst/>
+          <a:effectLst>
+            <a:outerShdw blurRad="40000" dist="20000" dir="5400000" rotWithShape="0">
+              <a:srgbClr val="000000">
+                <a:alpha val="38000"/>
+              </a:srgbClr>
+            </a:outerShdw>
+          </a:effectLst>
         </a:effectStyle>
         <a:effectStyle>
           <a:effectLst>
-            <a:outerShdw blurRad="57150" dist="19050" dir="5400000" algn="ctr" rotWithShape="0">
+            <a:outerShdw blurRad="40000" dist="23000" dir="5400000" rotWithShape="0">
               <a:srgbClr val="000000">
-                <a:alpha val="63000"/>
+                <a:alpha val="35000"/>
               </a:srgbClr>
             </a:outerShdw>
           </a:effectLst>
+        </a:effectStyle>
+        <a:effectStyle>
+          <a:effectLst>
+            <a:outerShdw blurRad="40000" dist="23000" dir="5400000" rotWithShape="0">
+              <a:srgbClr val="000000">
+                <a:alpha val="35000"/>
+              </a:srgbClr>
+            </a:outerShdw>
+          </a:effectLst>
+          <a:scene3d>
+            <a:camera prst="orthographicFront">
+              <a:rot lat="0" lon="0" rev="0"/>
+            </a:camera>
+            <a:lightRig rig="threePt" dir="t">
+              <a:rot lat="0" lon="0" rev="1200000"/>
+            </a:lightRig>
+          </a:scene3d>
+          <a:sp3d>
+            <a:bevelT w="63500" h="25400"/>
+          </a:sp3d>
         </a:effectStyle>
       </a:effectStyleLst>
       <a:bgFillStyleLst>
         <a:solidFill>
           <a:schemeClr val="phClr"/>
         </a:solidFill>
-        <a:solidFill>
-          <a:schemeClr val="phClr">
-            <a:tint val="95000"/>
-            <a:satMod val="170000"/>
-          </a:schemeClr>
-        </a:solidFill>
         <a:gradFill rotWithShape="1">
           <a:gsLst>
             <a:gs pos="0">
               <a:schemeClr val="phClr">
-                <a:tint val="93000"/>
-                <a:satMod val="150000"/>
-                <a:shade val="98000"/>
-                <a:lumMod val="102000"/>
+                <a:tint val="40000"/>
+                <a:satMod val="350000"/>
               </a:schemeClr>
             </a:gs>
-            <a:gs pos="50000">
+            <a:gs pos="40000">
               <a:schemeClr val="phClr">
-                <a:tint val="98000"/>
-                <a:satMod val="130000"/>
-                <a:shade val="90000"/>
-                <a:lumMod val="103000"/>
+                <a:tint val="45000"/>
+                <a:shade val="99000"/>
+                <a:satMod val="350000"/>
               </a:schemeClr>
             </a:gs>
             <a:gs pos="100000">
               <a:schemeClr val="phClr">
-                <a:shade val="63000"/>
-                <a:satMod val="120000"/>
+                <a:shade val="20000"/>
+                <a:satMod val="255000"/>
               </a:schemeClr>
             </a:gs>
           </a:gsLst>
-          <a:lin ang="5400000" scaled="0"/>
+          <a:path path="circle">
+            <a:fillToRect l="50000" t="-80000" r="50000" b="180000"/>
+          </a:path>
+        </a:gradFill>
+        <a:gradFill rotWithShape="1">
+          <a:gsLst>
+            <a:gs pos="0">
+              <a:schemeClr val="phClr">
+                <a:tint val="80000"/>
+                <a:satMod val="300000"/>
+              </a:schemeClr>
+            </a:gs>
+            <a:gs pos="100000">
+              <a:schemeClr val="phClr">
+                <a:shade val="30000"/>
+                <a:satMod val="200000"/>
+              </a:schemeClr>
+            </a:gs>
+          </a:gsLst>
+          <a:path path="circle">
+            <a:fillToRect l="50000" t="50000" r="50000" b="50000"/>
+          </a:path>
         </a:gradFill>
       </a:bgFillStyleLst>
     </a:fmtScheme>
   </a:themeElements>
-  <a:objectDefaults/>
+  <a:objectDefaults>
+    <a:spDef>
+      <a:spPr/>
+      <a:bodyPr/>
+      <a:lstStyle/>
+      <a:style>
+        <a:lnRef idx="1">
+          <a:schemeClr val="accent1"/>
+        </a:lnRef>
+        <a:fillRef idx="3">
+          <a:schemeClr val="accent1"/>
+        </a:fillRef>
+        <a:effectRef idx="2">
+          <a:schemeClr val="accent1"/>
+        </a:effectRef>
+        <a:fontRef idx="minor">
+          <a:schemeClr val="lt1"/>
+        </a:fontRef>
+      </a:style>
+    </a:spDef>
+    <a:lnDef>
+      <a:spPr/>
+      <a:bodyPr/>
+      <a:lstStyle/>
+      <a:style>
+        <a:lnRef idx="2">
+          <a:schemeClr val="accent1"/>
+        </a:lnRef>
+        <a:fillRef idx="0">
+          <a:schemeClr val="accent1"/>
+        </a:fillRef>
+        <a:effectRef idx="1">
+          <a:schemeClr val="accent1"/>
+        </a:effectRef>
+        <a:fontRef idx="minor">
+          <a:schemeClr val="tx1"/>
+        </a:fontRef>
+      </a:style>
+    </a:lnDef>
+  </a:objectDefaults>
   <a:extraClrSchemeLst/>
-  <a:extLst>
-    <a:ext uri="{05A4C25C-085E-4340-85A3-A5531E510DB2}">
-      <thm15:themeFamily xmlns:thm15="http://schemas.microsoft.com/office/thememl/2012/main" name="Office Theme" id="{2E142A2C-CD16-42D6-873A-C26D2A0506FA}" vid="{1BDDFF52-6CD6-40A5-AB3C-68EB2F1E4D0A}"/>
-    </a:ext>
-  </a:extLst>
 </a:theme>
 </file>
--- a/06-cloud-and-technology-risk/Cloud_Security_and_Compliance/Espanol/Cloud_Security_and_Cloud_Compliance_Practical_Manager_and_Junior_Analyst_Manual_Espanol_v1.0.docx
+++ b/06-cloud-and-technology-risk/Cloud_Security_and_Compliance/Espanol/Cloud_Security_and_Cloud_Compliance_Practical_Manager_and_Junior_Analyst_Manual_Espanol_v1.0.docx
@@ -8885,7 +8885,7 @@
         <w:rFonts w:asciiTheme="minorHAnsi" w:cstheme="minorBidi" w:eastAsiaTheme="minorHAnsi" w:hAnsiTheme="minorHAnsi"/>
         <w:sz w:val="24"/>
         <w:szCs w:val="24"/>
-        <w:lang w:bidi="ar-SA" w:eastAsia="en-US" w:val="en-US"/>
+        <w:lang w:bidi="ar-SA" w:eastAsia="es-419" w:val="es-419"/>
       </w:rPr>
     </w:rPrDefault>
     <w:pPrDefault>
